--- a/산출물/성능 및 부하 테스트 계획 및 결과 보고서_31기_1팀.docx
+++ b/산출물/성능 및 부하 테스트 계획 및 결과 보고서_31기_1팀.docx
@@ -143,7 +143,7 @@
               <w:pStyle w:val="TableText"/>
             </w:pPr>
             <w:r>
-              <w:t xml:space="preserve">v0.8 · 20명 5분 조회 3회 반복 결과 반영</w:t>
+              <w:t xml:space="preserve">v0.9 · 데이터 규모 확장 및 쿼리 분석 반영</w:t>
             </w:r>
           </w:p>
         </w:tc>
@@ -205,7 +205,7 @@
               <w:pStyle w:val="TableText"/>
             </w:pPr>
             <w:r>
-              <w:t xml:space="preserve">단일 사용자, 단계 부하, 20명 5분 조회 3회 완료. AI·쓰기·장시간 지속 부하 미수행</w:t>
+              <w:t xml:space="preserve">기존 반복 검증 및 프로젝트 50개·업무 2,000개 확장 측정 완료. 확장 후 응답시간 잠정 기준 미달</w:t>
             </w:r>
           </w:p>
         </w:tc>
@@ -288,7 +288,7 @@
     </w:p>
     <w:p>
       <w:r>
-        <w:t xml:space="preserve">본 문서는 테스트 계획과 단계별 수행 기록이다. 2장은 최초 사전 점검 이력이며, 7장은 현재 수행 상태를 요약한다. 실제 로컬 측정 조건·결과는 11~14장에 기록했고, 최신 3회 반복 결과는 14장에 통합했다. 과거 배포 문서의 기록과 이번 실측을 구분한다. 합격 기준은 잠정 제안이며 측정 조건 내 충족 여부만 판단한다. 이번 개정은 완료된 3회 실행의 원시 결과를 대조해 반영한 것으로 새 부하 실행이나 AI 모델 변경은 수행하지 않았다.</w:t>
+        <w:t xml:space="preserve">본 문서는 테스트 계획과 단계별 수행 기록이다. 2장은 최초 사전 점검 이력이며, 7장은 현재 수행 상태를 요약한다. 실제 로컬 측정 조건·결과는 11~15장에 기록했다. 14장은 소규모 반복 결과, 15장은 최신 데이터 확장 결과다. 과거 배포 문서의 기록과 이번 실측을 구분한다. 합격 기준은 잠정 제안이며 측정 조건 내 충족 여부만 판단한다. 이번 개정은 완료된 데이터 확장 측정의 원시 결과를 반영했다. 보고서 갱신 중 추가 부하 실행은 하지 않았다.</w:t>
       </w:r>
     </w:p>
     <w:p>
@@ -2342,7 +2342,7 @@
     </w:p>
     <w:p>
       <w:r>
-        <w:t xml:space="preserve">아래 경로는 /api/ 기준이다. 단일 사용자 사전 측정은 11장, 5·10·20명 단기 탐색은 12장, 20명·5분 최초 실행은 13장, 같은 조건의 총 3회 비교는 14장에 기록한다. 다른 규모·쓰기·AI 시나리오 및 1~2시간 장시간 실행은 미수행이다.</w:t>
+        <w:t xml:space="preserve">아래 경로는 /api/ 기준이다. 단일 사용자 사전 측정은 11장, 5·10·20명 단기 탐색은 12장, 20명·5분 최초 실행은 13장, 같은 조건의 총 3회 비교는 14장에 기록한다. 확장 규모 조회 결과는 15장에 기록한다. 쓰기·AI 및 1~2시간 장시간 실행은 미수행이다.</w:t>
       </w:r>
     </w:p>
     <w:tbl>
@@ -4323,6 +4323,50 @@
               <w:pStyle w:val="TableText"/>
             </w:pPr>
             <w:r>
+              <w:t xml:space="preserve">데이터 확장·쿼리 분석</w:t>
+            </w:r>
+          </w:p>
+        </w:tc>
+        <w:tc>
+          <w:tcPr>
+            <w:tcW w:w="5200" w:type="dxa"/>
+          </w:tcPr>
+          <w:p>
+            <w:pPr>
+              <w:pStyle w:val="TableText"/>
+            </w:pPr>
+            <w:r>
+              <w:t xml:space="preserve">수행</w:t>
+            </w:r>
+          </w:p>
+        </w:tc>
+        <w:tc>
+          <w:tcPr>
+            <w:tcW w:w="2350" w:type="dxa"/>
+          </w:tcPr>
+          <w:p>
+            <w:pPr>
+              <w:pStyle w:val="TableText"/>
+            </w:pPr>
+            <w:r>
+              <w:t xml:space="preserve">프로젝트 50개·업무 2,000개. 20명·60초 271건·오류 0건, 전체 p95 3,341.249ms. 상세 15장</w:t>
+            </w:r>
+          </w:p>
+        </w:tc>
+      </w:tr>
+      <w:tr>
+        <w:trPr>
+          <w:cantSplit/>
+        </w:trPr>
+        <w:tc>
+          <w:tcPr>
+            <w:tcW w:w="2050" w:type="dxa"/>
+          </w:tcPr>
+          <w:p>
+            <w:pPr>
+              <w:pStyle w:val="TableText"/>
+            </w:pPr>
+            <w:r>
               <w:t xml:space="preserve">AI·쓰기·혼합·급증·복구</w:t>
             </w:r>
           </w:p>
@@ -4349,7 +4393,7 @@
               <w:pStyle w:val="TableText"/>
             </w:pPr>
             <w:r>
-              <w:t xml:space="preserve">계획만 작성. 1~2시간 지속 및 다른 데이터 규모 검증도 미수행</w:t>
+              <w:t xml:space="preserve">계획만 작성. 확장 규모 반복 및 1~2시간 지속 미수행</w:t>
             </w:r>
           </w:p>
         </w:tc>
@@ -4566,7 +4610,7 @@
               <w:pStyle w:val="TableText"/>
             </w:pPr>
             <w:r>
-              <w:t xml:space="preserve">일부 목록 API 측정. 상세·직원 목록·대규모 데이터·프록시 비교 미수행</w:t>
+              <w:t xml:space="preserve">일부 목록 API 및 업무 2,000건 확장 측정. 응답시간 잠정 기준 미달. 상세·직원 목록·프록시 비교 미수행</w:t>
             </w:r>
           </w:p>
         </w:tc>
@@ -5151,7 +5195,7 @@
               <w:pStyle w:val="TableText"/>
             </w:pPr>
             <w:r>
-              <w:t xml:space="preserve">20261001T032653Z, 20261001T033916Z, 20261001T034716Z / 각각 20명·300초</w:t>
+              <w:t xml:space="preserve">20261001T051929Z / 20명·60초 단회</w:t>
             </w:r>
           </w:p>
         </w:tc>
@@ -5182,7 +5226,7 @@
               <w:pStyle w:val="TableText"/>
             </w:pPr>
             <w:r>
-              <w:t xml:space="preserve">Gunicorn 워커 1개·스레드 2개, DEBUG=False, MySQL 8.4.11</w:t>
+              <w:t xml:space="preserve">Gunicorn 워커 1개·스레드 2개, DEBUG=False, 로컬 MySQL 8.4.11</w:t>
             </w:r>
           </w:p>
         </w:tc>
@@ -5200,6 +5244,37 @@
               <w:pStyle w:val="TableText"/>
             </w:pPr>
             <w:r>
+              <w:t xml:space="preserve">데이터</w:t>
+            </w:r>
+          </w:p>
+        </w:tc>
+        <w:tc>
+          <w:tcPr>
+            <w:tcW w:w="7300" w:type="dxa"/>
+          </w:tcPr>
+          <w:p>
+            <w:pPr>
+              <w:pStyle w:val="TableText"/>
+            </w:pPr>
+            <w:r>
+              <w:t xml:space="preserve">사용자 123명(테스트 20명), 프로젝트 50개, 업무·요구사항 항목 각 2,000개</w:t>
+            </w:r>
+          </w:p>
+        </w:tc>
+      </w:tr>
+      <w:tr>
+        <w:trPr>
+          <w:cantSplit/>
+        </w:trPr>
+        <w:tc>
+          <w:tcPr>
+            <w:tcW w:w="2300" w:type="dxa"/>
+          </w:tcPr>
+          <w:p>
+            <w:pPr>
+              <w:pStyle w:val="TableText"/>
+            </w:pPr>
+            <w:r>
               <w:t xml:space="preserve">처리량·지연</w:t>
             </w:r>
           </w:p>
@@ -5213,7 +5288,7 @@
               <w:pStyle w:val="TableText"/>
             </w:pPr>
             <w:r>
-              <w:t xml:space="preserve">총 5,073건, 오류 0건. 실행별 약 5.64 RPS, p95 범위 111.5~129.4ms</w:t>
+              <w:t xml:space="preserve">271건·오류 0건, 4.49 RPS, 전체 p95 3,341.249ms</w:t>
             </w:r>
           </w:p>
         </w:tc>
@@ -5244,7 +5319,7 @@
               <w:pStyle w:val="TableText"/>
             </w:pPr>
             <w:r>
-              <w:t xml:space="preserve">PM 업무 목록 p95 278.8 / 308.3 / 332.8ms(회당 69건). 각 회차의 측정 경로 모두 잠정 p95 1초 이내</w:t>
+              <w:t xml:space="preserve">PM 업무 목록 16건, p95 5,346.372ms(nearest-rank). 잠정 1초 기준 미달</w:t>
             </w:r>
           </w:p>
         </w:tc>
@@ -5275,7 +5350,7 @@
               <w:pStyle w:val="TableText"/>
             </w:pPr>
             <w:r>
-              <w:t xml:space="preserve">서버 CPU·RSS 기록. DB 연결·쿼리 시간, AI 완료시간·비용, 동시 쓰기 정합성은 미측정</w:t>
+              <w:t xml:space="preserve">서버 CPU·RSS 및 별도 APIClient SQL 수·기록 시간. DB 컨테이너 자원·잠금·연결은 미측정</w:t>
             </w:r>
           </w:p>
         </w:tc>
@@ -5306,7 +5381,7 @@
               <w:pStyle w:val="TableText"/>
             </w:pPr>
             <w:r>
-              <w:t xml:space="preserve">현재 로컬 조회 조건에서 잠정 기준 충족. 전체 시나리오 및 운영 SLA 최종 판정 보류</w:t>
+              <w:t xml:space="preserve">확장 규모에서 응답시간 잠정 기준 미달, 오류율 기준 충족. 최적화·재시험 필요. 운영 SLA 판정 보류</w:t>
             </w:r>
           </w:p>
         </w:tc>
@@ -5476,7 +5551,7 @@
               <w:pStyle w:val="TableText"/>
             </w:pPr>
             <w:r>
-              <w:t xml:space="preserve">로컬 MySQL 복제, 테스트 계정 20명·프로젝트 10개·업무 200개 생성 및 연결 확인</w:t>
+              <w:t xml:space="preserve">로컬 MySQL 복제·계정 20명 준비, 프로젝트 50개·업무 2,000개로 확장 완료</w:t>
             </w:r>
           </w:p>
         </w:tc>
@@ -5678,7 +5753,7 @@
     </w:p>
     <w:p>
       <w:r>
-        <w:t xml:space="preserve">동일 조건 20명·5분 조회의 3회 반복을 완료했다. 다음 검증은 데이터 규모 확대·PM 업무 목록 쿼리 계측, 쓰기 및 AI 모의 부하 순으로 진행한다. 실제 AI 호출은 별도 모델·예산·관찰 상한을 확정한 뒤 수행한다. 이번 조회 측정만으로 성능 결함이나 운영 최대 용량을 확정하지 않는다.</w:t>
+        <w:t xml:space="preserve">소규모 3회 반복과 데이터 확장·쿼리 계측을 완료했다. 다음 조치는 PM 업무 목록의 건수 비례 조회 원인 확인 및 N+1 제거, 페이지네이션 적용 범위·프론트 호환성 검토다. 개선 후 같은 데이터로 쿼리 수·응답 크기·권한별 응답 내용과 20명 부하를 재검증하고 5분 3회 반복으로 확대한다. 최적화와 재시험은 아직 미수행이다. 이후 쓰기·AI 모의 부하를 진행하며 실제 AI는 모델·예산·관찰 상한 확정 후 수행한다.</w:t>
       </w:r>
     </w:p>
     <w:p>
@@ -10074,7 +10149,7 @@
     </w:p>
     <w:p>
       <w:r>
-        <w:t xml:space="preserve">AWS·Vercel·nginx 경로, 쓰기·AI·폴링·토큰 갱신·급증·장애 복구, 데이터 증가 및 1~2시간 지속 테스트는 미수행이다. DB 컨테이너 자원·연결·슬로 쿼리·잠금은 계측하지 않았다. 이번 결과로 운영 최대 사용자 수나 AI 처리 용량을 주장하지 않는다.</w:t>
+        <w:t xml:space="preserve">v0.8 작성 당시 AWS·Vercel·nginx 경로, 쓰기·AI·폴링·토큰 갱신·급증·장애 복구, 데이터 증가 및 1~2시간 지속 테스트는 미수행이었다. 이후 데이터 증가 측정은 15장에 반영했다. DB 컨테이너 자원·연결·슬로 쿼리·잠금은 계측하지 않았다. 이번 결과로 운영 최대 사용자 수나 AI 처리 용량을 주장하지 않는다.</w:t>
       </w:r>
     </w:p>
     <w:p>
@@ -10216,6 +10291,1374 @@
         <w:t xml:space="preserve"/>
       </w:r>
     </w:p>
+    <w:p>
+      <w:r>
+        <w:br w:type="page"/>
+      </w:r>
+    </w:p>
+    <w:p>
+      <w:pPr>
+        <w:pStyle w:val="Heading1"/>
+      </w:pPr>
+      <w:r>
+        <w:t xml:space="preserve">15. 데이터 확장 및 병목 분석 (v0.9)</w:t>
+      </w:r>
+    </w:p>
+    <w:p>
+      <w:pPr>
+        <w:pStyle w:val="Heading2"/>
+      </w:pPr>
+      <w:r>
+        <w:t xml:space="preserve">15.1 조건과 비교 한계</w:t>
+      </w:r>
+    </w:p>
+    <w:p>
+      <w:r>
+        <w:t xml:space="preserve">로컬 heyzzabi_test에 합성 프로젝트 40개, 업무·요구사항 항목 각 1,800개를 추가했다. 총 프로젝트 50개, 업무·요구사항 항목 각 2,000개이며 사용자 총 123명과 테스트 계정 20명은 유지했다. 업무는 10배, 프로젝트는 5배 증가했으므로 모든 데이터가 10배 증가한 것은 아니다. 3.1의 직원 100명 기준 규모와도 구분한다.</w:t>
+      </w:r>
+    </w:p>
+    <w:p>
+      <w:r>
+        <w:t xml:space="preserve">비교 대상은 stages-20261001T031718Z의 20명·60초 구간과 stages-20261001T051929Z의 20명·60초 단회다. Gunicorn 1 worker/gthread 2 threads, DEBUG=False, 직접 HTTPS, PM 20%·일반 80%, 대기 2~5초 및 요청 비중은 같다. 이전 실행은 5·10명 단계를 거친 후 20명을 측정했고 최신 실행은 20명만 실행했으므로 캐시·예열 이력이 다르다. manifest 커밋도 9cd6ef7에서 8d53256으로 다르며 소스 동일성을 완전히 통제한 실험으로 해석하지 않는다.</w:t>
+      </w:r>
+    </w:p>
+    <w:p>
+      <w:pPr>
+        <w:pStyle w:val="Heading2"/>
+      </w:pPr>
+      <w:r>
+        <w:t xml:space="preserve">15.2 전체 조회 결과</w:t>
+      </w:r>
+    </w:p>
+    <w:tbl>
+      <w:tblPr>
+        <w:tblW w:w="9600" w:type="dxa"/>
+        <w:tblBorders>
+          <w:top w:val="single" w:sz="4" w:color="D6DEE8"/>
+          <w:left w:val="single" w:sz="4" w:color="D6DEE8"/>
+          <w:bottom w:val="single" w:sz="4" w:color="D6DEE8"/>
+          <w:right w:val="single" w:sz="4" w:color="D6DEE8"/>
+          <w:insideH w:val="single" w:sz="4" w:color="D6DEE8"/>
+          <w:insideV w:val="single" w:sz="4" w:color="D6DEE8"/>
+        </w:tblBorders>
+        <w:tblCellMar>
+          <w:top w:w="90" w:type="dxa"/>
+          <w:left w:w="100" w:type="dxa"/>
+          <w:bottom w:w="90" w:type="dxa"/>
+          <w:right w:w="100" w:type="dxa"/>
+        </w:tblCellMar>
+      </w:tblPr>
+      <w:tblGrid>
+        <w:gridCol w:w="2050"/>
+        <w:gridCol w:w="5200"/>
+        <w:gridCol w:w="2350"/>
+      </w:tblGrid>
+      <w:tr>
+        <w:trPr>
+          <w:cantSplit/>
+          <w:tblHeader/>
+        </w:trPr>
+        <w:tc>
+          <w:tcPr>
+            <w:tcW w:w="2050" w:type="dxa"/>
+            <w:shd w:fill="E3ECF6"/>
+          </w:tcPr>
+          <w:p>
+            <w:pPr>
+              <w:pStyle w:val="TableText"/>
+            </w:pPr>
+            <w:r>
+              <w:t xml:space="preserve">지표</w:t>
+            </w:r>
+          </w:p>
+        </w:tc>
+        <w:tc>
+          <w:tcPr>
+            <w:tcW w:w="5200" w:type="dxa"/>
+            <w:shd w:fill="E3ECF6"/>
+          </w:tcPr>
+          <w:p>
+            <w:pPr>
+              <w:pStyle w:val="TableText"/>
+            </w:pPr>
+            <w:r>
+              <w:t xml:space="preserve">확장 전</w:t>
+            </w:r>
+          </w:p>
+        </w:tc>
+        <w:tc>
+          <w:tcPr>
+            <w:tcW w:w="2350" w:type="dxa"/>
+            <w:shd w:fill="E3ECF6"/>
+          </w:tcPr>
+          <w:p>
+            <w:pPr>
+              <w:pStyle w:val="TableText"/>
+            </w:pPr>
+            <w:r>
+              <w:t xml:space="preserve">확장 후</w:t>
+            </w:r>
+          </w:p>
+        </w:tc>
+      </w:tr>
+      <w:tr>
+        <w:trPr>
+          <w:cantSplit/>
+        </w:trPr>
+        <w:tc>
+          <w:tcPr>
+            <w:tcW w:w="2050" w:type="dxa"/>
+          </w:tcPr>
+          <w:p>
+            <w:pPr>
+              <w:pStyle w:val="TableText"/>
+            </w:pPr>
+            <w:r>
+              <w:t xml:space="preserve">요청 / 오류</w:t>
+            </w:r>
+          </w:p>
+        </w:tc>
+        <w:tc>
+          <w:tcPr>
+            <w:tcW w:w="5200" w:type="dxa"/>
+          </w:tcPr>
+          <w:p>
+            <w:pPr>
+              <w:pStyle w:val="TableText"/>
+            </w:pPr>
+            <w:r>
+              <w:t xml:space="preserve">336 / 0</w:t>
+            </w:r>
+          </w:p>
+        </w:tc>
+        <w:tc>
+          <w:tcPr>
+            <w:tcW w:w="2350" w:type="dxa"/>
+          </w:tcPr>
+          <w:p>
+            <w:pPr>
+              <w:pStyle w:val="TableText"/>
+            </w:pPr>
+            <w:r>
+              <w:t xml:space="preserve">271 / 0</w:t>
+            </w:r>
+          </w:p>
+        </w:tc>
+      </w:tr>
+      <w:tr>
+        <w:trPr>
+          <w:cantSplit/>
+        </w:trPr>
+        <w:tc>
+          <w:tcPr>
+            <w:tcW w:w="2050" w:type="dxa"/>
+          </w:tcPr>
+          <w:p>
+            <w:pPr>
+              <w:pStyle w:val="TableText"/>
+            </w:pPr>
+            <w:r>
+              <w:t xml:space="preserve">RPS</w:t>
+            </w:r>
+          </w:p>
+        </w:tc>
+        <w:tc>
+          <w:tcPr>
+            <w:tcW w:w="5200" w:type="dxa"/>
+          </w:tcPr>
+          <w:p>
+            <w:pPr>
+              <w:pStyle w:val="TableText"/>
+            </w:pPr>
+            <w:r>
+              <w:t xml:space="preserve">5.60</w:t>
+            </w:r>
+          </w:p>
+        </w:tc>
+        <w:tc>
+          <w:tcPr>
+            <w:tcW w:w="2350" w:type="dxa"/>
+          </w:tcPr>
+          <w:p>
+            <w:pPr>
+              <w:pStyle w:val="TableText"/>
+            </w:pPr>
+            <w:r>
+              <w:t xml:space="preserve">4.49</w:t>
+            </w:r>
+          </w:p>
+        </w:tc>
+      </w:tr>
+      <w:tr>
+        <w:trPr>
+          <w:cantSplit/>
+        </w:trPr>
+        <w:tc>
+          <w:tcPr>
+            <w:tcW w:w="2050" w:type="dxa"/>
+          </w:tcPr>
+          <w:p>
+            <w:pPr>
+              <w:pStyle w:val="TableText"/>
+            </w:pPr>
+            <w:r>
+              <w:t xml:space="preserve">평균(ms)</w:t>
+            </w:r>
+          </w:p>
+        </w:tc>
+        <w:tc>
+          <w:tcPr>
+            <w:tcW w:w="5200" w:type="dxa"/>
+          </w:tcPr>
+          <w:p>
+            <w:pPr>
+              <w:pStyle w:val="TableText"/>
+            </w:pPr>
+            <w:r>
+              <w:t xml:space="preserve">49.421</w:t>
+            </w:r>
+          </w:p>
+        </w:tc>
+        <w:tc>
+          <w:tcPr>
+            <w:tcW w:w="2350" w:type="dxa"/>
+          </w:tcPr>
+          <w:p>
+            <w:pPr>
+              <w:pStyle w:val="TableText"/>
+            </w:pPr>
+            <w:r>
+              <w:t xml:space="preserve">949.616</w:t>
+            </w:r>
+          </w:p>
+        </w:tc>
+      </w:tr>
+      <w:tr>
+        <w:trPr>
+          <w:cantSplit/>
+        </w:trPr>
+        <w:tc>
+          <w:tcPr>
+            <w:tcW w:w="2050" w:type="dxa"/>
+          </w:tcPr>
+          <w:p>
+            <w:pPr>
+              <w:pStyle w:val="TableText"/>
+            </w:pPr>
+            <w:r>
+              <w:t xml:space="preserve">p95(ms)</w:t>
+            </w:r>
+          </w:p>
+        </w:tc>
+        <w:tc>
+          <w:tcPr>
+            <w:tcW w:w="5200" w:type="dxa"/>
+          </w:tcPr>
+          <w:p>
+            <w:pPr>
+              <w:pStyle w:val="TableText"/>
+            </w:pPr>
+            <w:r>
+              <w:t xml:space="preserve">184.560</w:t>
+            </w:r>
+          </w:p>
+        </w:tc>
+        <w:tc>
+          <w:tcPr>
+            <w:tcW w:w="2350" w:type="dxa"/>
+          </w:tcPr>
+          <w:p>
+            <w:pPr>
+              <w:pStyle w:val="TableText"/>
+            </w:pPr>
+            <w:r>
+              <w:t xml:space="preserve">3341.249</w:t>
+            </w:r>
+          </w:p>
+        </w:tc>
+      </w:tr>
+      <w:tr>
+        <w:trPr>
+          <w:cantSplit/>
+        </w:trPr>
+        <w:tc>
+          <w:tcPr>
+            <w:tcW w:w="2050" w:type="dxa"/>
+          </w:tcPr>
+          <w:p>
+            <w:pPr>
+              <w:pStyle w:val="TableText"/>
+            </w:pPr>
+            <w:r>
+              <w:t xml:space="preserve">p99(ms)</w:t>
+            </w:r>
+          </w:p>
+        </w:tc>
+        <w:tc>
+          <w:tcPr>
+            <w:tcW w:w="5200" w:type="dxa"/>
+          </w:tcPr>
+          <w:p>
+            <w:pPr>
+              <w:pStyle w:val="TableText"/>
+            </w:pPr>
+            <w:r>
+              <w:t xml:space="preserve">232.231</w:t>
+            </w:r>
+          </w:p>
+        </w:tc>
+        <w:tc>
+          <w:tcPr>
+            <w:tcW w:w="2350" w:type="dxa"/>
+          </w:tcPr>
+          <w:p>
+            <w:pPr>
+              <w:pStyle w:val="TableText"/>
+            </w:pPr>
+            <w:r>
+              <w:t xml:space="preserve">3760.780</w:t>
+            </w:r>
+          </w:p>
+        </w:tc>
+      </w:tr>
+      <w:tr>
+        <w:trPr>
+          <w:cantSplit/>
+        </w:trPr>
+        <w:tc>
+          <w:tcPr>
+            <w:tcW w:w="2050" w:type="dxa"/>
+          </w:tcPr>
+          <w:p>
+            <w:pPr>
+              <w:pStyle w:val="TableText"/>
+            </w:pPr>
+            <w:r>
+              <w:t xml:space="preserve">최대(ms)</w:t>
+            </w:r>
+          </w:p>
+        </w:tc>
+        <w:tc>
+          <w:tcPr>
+            <w:tcW w:w="5200" w:type="dxa"/>
+          </w:tcPr>
+          <w:p>
+            <w:pPr>
+              <w:pStyle w:val="TableText"/>
+            </w:pPr>
+            <w:r>
+              <w:t xml:space="preserve">315.205</w:t>
+            </w:r>
+          </w:p>
+        </w:tc>
+        <w:tc>
+          <w:tcPr>
+            <w:tcW w:w="2350" w:type="dxa"/>
+          </w:tcPr>
+          <w:p>
+            <w:pPr>
+              <w:pStyle w:val="TableText"/>
+            </w:pPr>
+            <w:r>
+              <w:t xml:space="preserve">5346.372</w:t>
+            </w:r>
+          </w:p>
+        </w:tc>
+      </w:tr>
+      <w:tr>
+        <w:trPr>
+          <w:cantSplit/>
+        </w:trPr>
+        <w:tc>
+          <w:tcPr>
+            <w:tcW w:w="2050" w:type="dxa"/>
+          </w:tcPr>
+          <w:p>
+            <w:pPr>
+              <w:pStyle w:val="TableText"/>
+            </w:pPr>
+            <w:r>
+              <w:t xml:space="preserve">최대 진행 중 요청</w:t>
+            </w:r>
+          </w:p>
+        </w:tc>
+        <w:tc>
+          <w:tcPr>
+            <w:tcW w:w="5200" w:type="dxa"/>
+          </w:tcPr>
+          <w:p>
+            <w:pPr>
+              <w:pStyle w:val="TableText"/>
+            </w:pPr>
+            <w:r>
+              <w:t xml:space="preserve">3</w:t>
+            </w:r>
+          </w:p>
+        </w:tc>
+        <w:tc>
+          <w:tcPr>
+            <w:tcW w:w="2350" w:type="dxa"/>
+          </w:tcPr>
+          <w:p>
+            <w:pPr>
+              <w:pStyle w:val="TableText"/>
+            </w:pPr>
+            <w:r>
+              <w:t xml:space="preserve">16</w:t>
+            </w:r>
+          </w:p>
+        </w:tc>
+      </w:tr>
+    </w:tbl>
+    <w:p>
+      <w:r>
+        <w:t xml:space="preserve"/>
+      </w:r>
+    </w:p>
+    <w:p>
+      <w:r>
+        <w:t xml:space="preserve">확장 후 실제 경과시간은 마지막 요청 완료 대기를 포함해 60.306초다. 전체 p95는 약 18.1배 증가했고 처리량은 약 19.8% 감소했다. 폐쇄형 사용자 모델에서는 지연 증가가 요청 발생 감소로 이어지므로 RPS를 서버 최대 처리 용량으로 해석하지 않는다. 진행 중 요청 16건은 클라이언트 관측값이며 서버가 16건을 동시에 실행했다는 의미가 아니다. 서버 CPU는 단일 코어 기준 84.1%, 프로세스 RSS 합산 최대 361.0MiB이며 MySQL 컨테이너는 제외했다.</w:t>
+      </w:r>
+    </w:p>
+    <w:p>
+      <w:pPr>
+        <w:pStyle w:val="Heading2"/>
+      </w:pPr>
+      <w:r>
+        <w:t xml:space="preserve">15.3 역할·경로별 백분위</w:t>
+      </w:r>
+    </w:p>
+    <w:tbl>
+      <w:tblPr>
+        <w:tblW w:w="9600" w:type="dxa"/>
+        <w:tblBorders>
+          <w:top w:val="single" w:sz="4" w:color="D6DEE8"/>
+          <w:left w:val="single" w:sz="4" w:color="D6DEE8"/>
+          <w:bottom w:val="single" w:sz="4" w:color="D6DEE8"/>
+          <w:right w:val="single" w:sz="4" w:color="D6DEE8"/>
+          <w:insideH w:val="single" w:sz="4" w:color="D6DEE8"/>
+          <w:insideV w:val="single" w:sz="4" w:color="D6DEE8"/>
+        </w:tblBorders>
+        <w:tblCellMar>
+          <w:top w:w="90" w:type="dxa"/>
+          <w:left w:w="100" w:type="dxa"/>
+          <w:bottom w:w="90" w:type="dxa"/>
+          <w:right w:w="100" w:type="dxa"/>
+        </w:tblCellMar>
+      </w:tblPr>
+      <w:tblGrid>
+        <w:gridCol w:w="2400"/>
+        <w:gridCol w:w="2400"/>
+        <w:gridCol w:w="2400"/>
+        <w:gridCol w:w="2400"/>
+      </w:tblGrid>
+      <w:tr>
+        <w:trPr>
+          <w:cantSplit/>
+          <w:tblHeader/>
+        </w:trPr>
+        <w:tc>
+          <w:tcPr>
+            <w:tcW w:w="2400" w:type="dxa"/>
+            <w:shd w:fill="E3ECF6"/>
+          </w:tcPr>
+          <w:p>
+            <w:pPr>
+              <w:pStyle w:val="TableText"/>
+            </w:pPr>
+            <w:r>
+              <w:t xml:space="preserve">역할·경로</w:t>
+            </w:r>
+          </w:p>
+        </w:tc>
+        <w:tc>
+          <w:tcPr>
+            <w:tcW w:w="2400" w:type="dxa"/>
+            <w:shd w:fill="E3ECF6"/>
+          </w:tcPr>
+          <w:p>
+            <w:pPr>
+              <w:pStyle w:val="TableText"/>
+            </w:pPr>
+            <w:r>
+              <w:t xml:space="preserve">표본 전/후</w:t>
+            </w:r>
+          </w:p>
+        </w:tc>
+        <w:tc>
+          <w:tcPr>
+            <w:tcW w:w="2400" w:type="dxa"/>
+            <w:shd w:fill="E3ECF6"/>
+          </w:tcPr>
+          <w:p>
+            <w:pPr>
+              <w:pStyle w:val="TableText"/>
+            </w:pPr>
+            <w:r>
+              <w:t xml:space="preserve">전 p95(ms)</w:t>
+            </w:r>
+          </w:p>
+        </w:tc>
+        <w:tc>
+          <w:tcPr>
+            <w:tcW w:w="2400" w:type="dxa"/>
+            <w:shd w:fill="E3ECF6"/>
+          </w:tcPr>
+          <w:p>
+            <w:pPr>
+              <w:pStyle w:val="TableText"/>
+            </w:pPr>
+            <w:r>
+              <w:t xml:space="preserve">후 p95(ms)</w:t>
+            </w:r>
+          </w:p>
+        </w:tc>
+      </w:tr>
+      <w:tr>
+        <w:trPr>
+          <w:cantSplit/>
+        </w:trPr>
+        <w:tc>
+          <w:tcPr>
+            <w:tcW w:w="2400" w:type="dxa"/>
+          </w:tcPr>
+          <w:p>
+            <w:pPr>
+              <w:pStyle w:val="TableText"/>
+            </w:pPr>
+            <w:r>
+              <w:t xml:space="preserve">pm /api/tasks/assignments/</w:t>
+            </w:r>
+          </w:p>
+        </w:tc>
+        <w:tc>
+          <w:tcPr>
+            <w:tcW w:w="2400" w:type="dxa"/>
+          </w:tcPr>
+          <w:p>
+            <w:pPr>
+              <w:pStyle w:val="TableText"/>
+            </w:pPr>
+            <w:r>
+              <w:t xml:space="preserve">18 / 16</w:t>
+            </w:r>
+          </w:p>
+        </w:tc>
+        <w:tc>
+          <w:tcPr>
+            <w:tcW w:w="2400" w:type="dxa"/>
+          </w:tcPr>
+          <w:p>
+            <w:pPr>
+              <w:pStyle w:val="TableText"/>
+            </w:pPr>
+            <w:r>
+              <w:t xml:space="preserve">315.205</w:t>
+            </w:r>
+          </w:p>
+        </w:tc>
+        <w:tc>
+          <w:tcPr>
+            <w:tcW w:w="2400" w:type="dxa"/>
+          </w:tcPr>
+          <w:p>
+            <w:pPr>
+              <w:pStyle w:val="TableText"/>
+            </w:pPr>
+            <w:r>
+              <w:t xml:space="preserve">5346.372</w:t>
+            </w:r>
+          </w:p>
+        </w:tc>
+      </w:tr>
+      <w:tr>
+        <w:trPr>
+          <w:cantSplit/>
+        </w:trPr>
+        <w:tc>
+          <w:tcPr>
+            <w:tcW w:w="2400" w:type="dxa"/>
+          </w:tcPr>
+          <w:p>
+            <w:pPr>
+              <w:pStyle w:val="TableText"/>
+            </w:pPr>
+            <w:r>
+              <w:t xml:space="preserve">member /api/tasks/assignments/</w:t>
+            </w:r>
+          </w:p>
+        </w:tc>
+        <w:tc>
+          <w:tcPr>
+            <w:tcW w:w="2400" w:type="dxa"/>
+          </w:tcPr>
+          <w:p>
+            <w:pPr>
+              <w:pStyle w:val="TableText"/>
+            </w:pPr>
+            <w:r>
+              <w:t xml:space="preserve">44 / 37</w:t>
+            </w:r>
+          </w:p>
+        </w:tc>
+        <w:tc>
+          <w:tcPr>
+            <w:tcW w:w="2400" w:type="dxa"/>
+          </w:tcPr>
+          <w:p>
+            <w:pPr>
+              <w:pStyle w:val="TableText"/>
+            </w:pPr>
+            <w:r>
+              <w:t xml:space="preserve">55.621</w:t>
+            </w:r>
+          </w:p>
+        </w:tc>
+        <w:tc>
+          <w:tcPr>
+            <w:tcW w:w="2400" w:type="dxa"/>
+          </w:tcPr>
+          <w:p>
+            <w:pPr>
+              <w:pStyle w:val="TableText"/>
+            </w:pPr>
+            <w:r>
+              <w:t xml:space="preserve">3341.249</w:t>
+            </w:r>
+          </w:p>
+        </w:tc>
+      </w:tr>
+      <w:tr>
+        <w:trPr>
+          <w:cantSplit/>
+        </w:trPr>
+        <w:tc>
+          <w:tcPr>
+            <w:tcW w:w="2400" w:type="dxa"/>
+          </w:tcPr>
+          <w:p>
+            <w:pPr>
+              <w:pStyle w:val="TableText"/>
+            </w:pPr>
+            <w:r>
+              <w:t xml:space="preserve">member /api/requirements/</w:t>
+            </w:r>
+          </w:p>
+        </w:tc>
+        <w:tc>
+          <w:tcPr>
+            <w:tcW w:w="2400" w:type="dxa"/>
+          </w:tcPr>
+          <w:p>
+            <w:pPr>
+              <w:pStyle w:val="TableText"/>
+            </w:pPr>
+            <w:r>
+              <w:t xml:space="preserve">35 / 28</w:t>
+            </w:r>
+          </w:p>
+        </w:tc>
+        <w:tc>
+          <w:tcPr>
+            <w:tcW w:w="2400" w:type="dxa"/>
+          </w:tcPr>
+          <w:p>
+            <w:pPr>
+              <w:pStyle w:val="TableText"/>
+            </w:pPr>
+            <w:r>
+              <w:t xml:space="preserve">104.379</w:t>
+            </w:r>
+          </w:p>
+        </w:tc>
+        <w:tc>
+          <w:tcPr>
+            <w:tcW w:w="2400" w:type="dxa"/>
+          </w:tcPr>
+          <w:p>
+            <w:pPr>
+              <w:pStyle w:val="TableText"/>
+            </w:pPr>
+            <w:r>
+              <w:t xml:space="preserve">3674.897</w:t>
+            </w:r>
+          </w:p>
+        </w:tc>
+      </w:tr>
+      <w:tr>
+        <w:trPr>
+          <w:cantSplit/>
+        </w:trPr>
+        <w:tc>
+          <w:tcPr>
+            <w:tcW w:w="2400" w:type="dxa"/>
+          </w:tcPr>
+          <w:p>
+            <w:pPr>
+              <w:pStyle w:val="TableText"/>
+            </w:pPr>
+            <w:r>
+              <w:t xml:space="preserve">member /api/projects/</w:t>
+            </w:r>
+          </w:p>
+        </w:tc>
+        <w:tc>
+          <w:tcPr>
+            <w:tcW w:w="2400" w:type="dxa"/>
+          </w:tcPr>
+          <w:p>
+            <w:pPr>
+              <w:pStyle w:val="TableText"/>
+            </w:pPr>
+            <w:r>
+              <w:t xml:space="preserve">57 / 46</w:t>
+            </w:r>
+          </w:p>
+        </w:tc>
+        <w:tc>
+          <w:tcPr>
+            <w:tcW w:w="2400" w:type="dxa"/>
+          </w:tcPr>
+          <w:p>
+            <w:pPr>
+              <w:pStyle w:val="TableText"/>
+            </w:pPr>
+            <w:r>
+              <w:t xml:space="preserve">50.956</w:t>
+            </w:r>
+          </w:p>
+        </w:tc>
+        <w:tc>
+          <w:tcPr>
+            <w:tcW w:w="2400" w:type="dxa"/>
+          </w:tcPr>
+          <w:p>
+            <w:pPr>
+              <w:pStyle w:val="TableText"/>
+            </w:pPr>
+            <w:r>
+              <w:t xml:space="preserve">3181.646</w:t>
+            </w:r>
+          </w:p>
+        </w:tc>
+      </w:tr>
+      <w:tr>
+        <w:trPr>
+          <w:cantSplit/>
+        </w:trPr>
+        <w:tc>
+          <w:tcPr>
+            <w:tcW w:w="2400" w:type="dxa"/>
+          </w:tcPr>
+          <w:p>
+            <w:pPr>
+              <w:pStyle w:val="TableText"/>
+            </w:pPr>
+            <w:r>
+              <w:t xml:space="preserve">member /api/dashboard/overview/</w:t>
+            </w:r>
+          </w:p>
+        </w:tc>
+        <w:tc>
+          <w:tcPr>
+            <w:tcW w:w="2400" w:type="dxa"/>
+          </w:tcPr>
+          <w:p>
+            <w:pPr>
+              <w:pStyle w:val="TableText"/>
+            </w:pPr>
+            <w:r>
+              <w:t xml:space="preserve">56 / 45</w:t>
+            </w:r>
+          </w:p>
+        </w:tc>
+        <w:tc>
+          <w:tcPr>
+            <w:tcW w:w="2400" w:type="dxa"/>
+          </w:tcPr>
+          <w:p>
+            <w:pPr>
+              <w:pStyle w:val="TableText"/>
+            </w:pPr>
+            <w:r>
+              <w:t xml:space="preserve">70.328</w:t>
+            </w:r>
+          </w:p>
+        </w:tc>
+        <w:tc>
+          <w:tcPr>
+            <w:tcW w:w="2400" w:type="dxa"/>
+          </w:tcPr>
+          <w:p>
+            <w:pPr>
+              <w:pStyle w:val="TableText"/>
+            </w:pPr>
+            <w:r>
+              <w:t xml:space="preserve">3266.101</w:t>
+            </w:r>
+          </w:p>
+        </w:tc>
+      </w:tr>
+    </w:tbl>
+    <w:p>
+      <w:r>
+        <w:t xml:space="preserve"/>
+      </w:r>
+    </w:p>
+    <w:p>
+      <w:r>
+        <w:t xml:space="preserve">전체·경로별 백분위는 원시 CSV에서 nearest-rank로 재계산했다. 이전 비교 메모의 경로별 값은 선형 보간 방식이었으며 이번 개정에서 통일했다. PM 업무 목록의 16개 표본에서는 nearest-rank p95가 최대값 5,346.372ms와 같다. 앞서 안내한 4,169.5ms는 선형 보간값으로, 원시 요청 변경 없이 계산 정의를 정정한 것이다. 적은 경로별 표본은 안정적 p95 추정에 충분하지 않다.</w:t>
+      </w:r>
+    </w:p>
+    <w:p>
+      <w:pPr>
+        <w:pStyle w:val="Heading2"/>
+      </w:pPr>
+      <w:r>
+        <w:t xml:space="preserve">15.4 SQL 프로파일 및 해석</w:t>
+      </w:r>
+    </w:p>
+    <w:p>
+      <w:r>
+        <w:t xml:space="preserve">PM 계정으로 Django APIClient와 CaptureQueriesContext를 사용했다. 경로별 예열 1회를 제외하고 5회 측정했다. 이는 HTTP 부하 측정과 별개이며 HTTPS·Gunicorn 지연을 포함하지 않는다. 기록 SQL 시간은 계측 해상도와 Python 직렬화 비용 등으로 전체 API 시간을 설명하지 못한다.</w:t>
+      </w:r>
+    </w:p>
+    <w:tbl>
+      <w:tblPr>
+        <w:tblW w:w="9600" w:type="dxa"/>
+        <w:tblBorders>
+          <w:top w:val="single" w:sz="4" w:color="D6DEE8"/>
+          <w:left w:val="single" w:sz="4" w:color="D6DEE8"/>
+          <w:bottom w:val="single" w:sz="4" w:color="D6DEE8"/>
+          <w:right w:val="single" w:sz="4" w:color="D6DEE8"/>
+          <w:insideH w:val="single" w:sz="4" w:color="D6DEE8"/>
+          <w:insideV w:val="single" w:sz="4" w:color="D6DEE8"/>
+        </w:tblBorders>
+        <w:tblCellMar>
+          <w:top w:w="90" w:type="dxa"/>
+          <w:left w:w="100" w:type="dxa"/>
+          <w:bottom w:w="90" w:type="dxa"/>
+          <w:right w:w="100" w:type="dxa"/>
+        </w:tblCellMar>
+      </w:tblPr>
+      <w:tblGrid>
+        <w:gridCol w:w="2400"/>
+        <w:gridCol w:w="2400"/>
+        <w:gridCol w:w="2400"/>
+        <w:gridCol w:w="2400"/>
+      </w:tblGrid>
+      <w:tr>
+        <w:trPr>
+          <w:cantSplit/>
+          <w:tblHeader/>
+        </w:trPr>
+        <w:tc>
+          <w:tcPr>
+            <w:tcW w:w="2400" w:type="dxa"/>
+            <w:shd w:fill="E3ECF6"/>
+          </w:tcPr>
+          <w:p>
+            <w:pPr>
+              <w:pStyle w:val="TableText"/>
+            </w:pPr>
+            <w:r>
+              <w:t xml:space="preserve">PM 경로</w:t>
+            </w:r>
+          </w:p>
+        </w:tc>
+        <w:tc>
+          <w:tcPr>
+            <w:tcW w:w="2400" w:type="dxa"/>
+            <w:shd w:fill="E3ECF6"/>
+          </w:tcPr>
+          <w:p>
+            <w:pPr>
+              <w:pStyle w:val="TableText"/>
+            </w:pPr>
+            <w:r>
+              <w:t xml:space="preserve">SQL 수 전→후</w:t>
+            </w:r>
+          </w:p>
+        </w:tc>
+        <w:tc>
+          <w:tcPr>
+            <w:tcW w:w="2400" w:type="dxa"/>
+            <w:shd w:fill="E3ECF6"/>
+          </w:tcPr>
+          <w:p>
+            <w:pPr>
+              <w:pStyle w:val="TableText"/>
+            </w:pPr>
+            <w:r>
+              <w:t xml:space="preserve">내부 평균 ms 전→후</w:t>
+            </w:r>
+          </w:p>
+        </w:tc>
+        <w:tc>
+          <w:tcPr>
+            <w:tcW w:w="2400" w:type="dxa"/>
+            <w:shd w:fill="E3ECF6"/>
+          </w:tcPr>
+          <w:p>
+            <w:pPr>
+              <w:pStyle w:val="TableText"/>
+            </w:pPr>
+            <w:r>
+              <w:t xml:space="preserve">응답 bytes 전→후</w:t>
+            </w:r>
+          </w:p>
+        </w:tc>
+      </w:tr>
+      <w:tr>
+        <w:trPr>
+          <w:cantSplit/>
+        </w:trPr>
+        <w:tc>
+          <w:tcPr>
+            <w:tcW w:w="2400" w:type="dxa"/>
+          </w:tcPr>
+          <w:p>
+            <w:pPr>
+              <w:pStyle w:val="TableText"/>
+            </w:pPr>
+            <w:r>
+              <w:t xml:space="preserve">/api/tasks/assignments/</w:t>
+            </w:r>
+          </w:p>
+        </w:tc>
+        <w:tc>
+          <w:tcPr>
+            <w:tcW w:w="2400" w:type="dxa"/>
+          </w:tcPr>
+          <w:p>
+            <w:pPr>
+              <w:pStyle w:val="TableText"/>
+            </w:pPr>
+            <w:r>
+              <w:t xml:space="preserve">202 → 2002</w:t>
+            </w:r>
+          </w:p>
+        </w:tc>
+        <w:tc>
+          <w:tcPr>
+            <w:tcW w:w="2400" w:type="dxa"/>
+          </w:tcPr>
+          <w:p>
+            <w:pPr>
+              <w:pStyle w:val="TableText"/>
+            </w:pPr>
+            <w:r>
+              <w:t xml:space="preserve">178.091 → 1671.498</w:t>
+            </w:r>
+          </w:p>
+        </w:tc>
+        <w:tc>
+          <w:tcPr>
+            <w:tcW w:w="2400" w:type="dxa"/>
+          </w:tcPr>
+          <w:p>
+            <w:pPr>
+              <w:pStyle w:val="TableText"/>
+            </w:pPr>
+            <w:r>
+              <w:t xml:space="preserve">200,721 → 2,061,681</w:t>
+            </w:r>
+          </w:p>
+        </w:tc>
+      </w:tr>
+      <w:tr>
+        <w:trPr>
+          <w:cantSplit/>
+        </w:trPr>
+        <w:tc>
+          <w:tcPr>
+            <w:tcW w:w="2400" w:type="dxa"/>
+          </w:tcPr>
+          <w:p>
+            <w:pPr>
+              <w:pStyle w:val="TableText"/>
+            </w:pPr>
+            <w:r>
+              <w:t xml:space="preserve">/api/requirements/</w:t>
+            </w:r>
+          </w:p>
+        </w:tc>
+        <w:tc>
+          <w:tcPr>
+            <w:tcW w:w="2400" w:type="dxa"/>
+          </w:tcPr>
+          <w:p>
+            <w:pPr>
+              <w:pStyle w:val="TableText"/>
+            </w:pPr>
+            <w:r>
+              <w:t xml:space="preserve">52 → 252</w:t>
+            </w:r>
+          </w:p>
+        </w:tc>
+        <w:tc>
+          <w:tcPr>
+            <w:tcW w:w="2400" w:type="dxa"/>
+          </w:tcPr>
+          <w:p>
+            <w:pPr>
+              <w:pStyle w:val="TableText"/>
+            </w:pPr>
+            <w:r>
+              <w:t xml:space="preserve">55.32 → 264.149</w:t>
+            </w:r>
+          </w:p>
+        </w:tc>
+        <w:tc>
+          <w:tcPr>
+            <w:tcW w:w="2400" w:type="dxa"/>
+          </w:tcPr>
+          <w:p>
+            <w:pPr>
+              <w:pStyle w:val="TableText"/>
+            </w:pPr>
+            <w:r>
+              <w:t xml:space="preserve">90,238 → 923,558</w:t>
+            </w:r>
+          </w:p>
+        </w:tc>
+      </w:tr>
+      <w:tr>
+        <w:trPr>
+          <w:cantSplit/>
+        </w:trPr>
+        <w:tc>
+          <w:tcPr>
+            <w:tcW w:w="2400" w:type="dxa"/>
+          </w:tcPr>
+          <w:p>
+            <w:pPr>
+              <w:pStyle w:val="TableText"/>
+            </w:pPr>
+            <w:r>
+              <w:t xml:space="preserve">/api/dashboard/overview/</w:t>
+            </w:r>
+          </w:p>
+        </w:tc>
+        <w:tc>
+          <w:tcPr>
+            <w:tcW w:w="2400" w:type="dxa"/>
+          </w:tcPr>
+          <w:p>
+            <w:pPr>
+              <w:pStyle w:val="TableText"/>
+            </w:pPr>
+            <w:r>
+              <w:t xml:space="preserve">29 → 109</w:t>
+            </w:r>
+          </w:p>
+        </w:tc>
+        <w:tc>
+          <w:tcPr>
+            <w:tcW w:w="2400" w:type="dxa"/>
+          </w:tcPr>
+          <w:p>
+            <w:pPr>
+              <w:pStyle w:val="TableText"/>
+            </w:pPr>
+            <w:r>
+              <w:t xml:space="preserve">24.494 → 84.448</w:t>
+            </w:r>
+          </w:p>
+        </w:tc>
+        <w:tc>
+          <w:tcPr>
+            <w:tcW w:w="2400" w:type="dxa"/>
+          </w:tcPr>
+          <w:p>
+            <w:pPr>
+              <w:pStyle w:val="TableText"/>
+            </w:pPr>
+            <w:r>
+              <w:t xml:space="preserve">3,732 → 7,683</w:t>
+            </w:r>
+          </w:p>
+        </w:tc>
+      </w:tr>
+      <w:tr>
+        <w:trPr>
+          <w:cantSplit/>
+        </w:trPr>
+        <w:tc>
+          <w:tcPr>
+            <w:tcW w:w="2400" w:type="dxa"/>
+          </w:tcPr>
+          <w:p>
+            <w:pPr>
+              <w:pStyle w:val="TableText"/>
+            </w:pPr>
+            <w:r>
+              <w:t xml:space="preserve">/api/dashboard/analytics/</w:t>
+            </w:r>
+          </w:p>
+        </w:tc>
+        <w:tc>
+          <w:tcPr>
+            <w:tcW w:w="2400" w:type="dxa"/>
+          </w:tcPr>
+          <w:p>
+            <w:pPr>
+              <w:pStyle w:val="TableText"/>
+            </w:pPr>
+            <w:r>
+              <w:t xml:space="preserve">25 → 65</w:t>
+            </w:r>
+          </w:p>
+        </w:tc>
+        <w:tc>
+          <w:tcPr>
+            <w:tcW w:w="2400" w:type="dxa"/>
+          </w:tcPr>
+          <w:p>
+            <w:pPr>
+              <w:pStyle w:val="TableText"/>
+            </w:pPr>
+            <w:r>
+              <w:t xml:space="preserve">23.239 → 60.638</w:t>
+            </w:r>
+          </w:p>
+        </w:tc>
+        <w:tc>
+          <w:tcPr>
+            <w:tcW w:w="2400" w:type="dxa"/>
+          </w:tcPr>
+          <w:p>
+            <w:pPr>
+              <w:pStyle w:val="TableText"/>
+            </w:pPr>
+            <w:r>
+              <w:t xml:space="preserve">1,410 → 3,891</w:t>
+            </w:r>
+          </w:p>
+        </w:tc>
+      </w:tr>
+      <w:tr>
+        <w:trPr>
+          <w:cantSplit/>
+        </w:trPr>
+        <w:tc>
+          <w:tcPr>
+            <w:tcW w:w="2400" w:type="dxa"/>
+          </w:tcPr>
+          <w:p>
+            <w:pPr>
+              <w:pStyle w:val="TableText"/>
+            </w:pPr>
+            <w:r>
+              <w:t xml:space="preserve">/api/projects/</w:t>
+            </w:r>
+          </w:p>
+        </w:tc>
+        <w:tc>
+          <w:tcPr>
+            <w:tcW w:w="2400" w:type="dxa"/>
+          </w:tcPr>
+          <w:p>
+            <w:pPr>
+              <w:pStyle w:val="TableText"/>
+            </w:pPr>
+            <w:r>
+              <w:t xml:space="preserve">12 → 52</w:t>
+            </w:r>
+          </w:p>
+        </w:tc>
+        <w:tc>
+          <w:tcPr>
+            <w:tcW w:w="2400" w:type="dxa"/>
+          </w:tcPr>
+          <w:p>
+            <w:pPr>
+              <w:pStyle w:val="TableText"/>
+            </w:pPr>
+            <w:r>
+              <w:t xml:space="preserve">12.015 → 46.528</w:t>
+            </w:r>
+          </w:p>
+        </w:tc>
+        <w:tc>
+          <w:tcPr>
+            <w:tcW w:w="2400" w:type="dxa"/>
+          </w:tcPr>
+          <w:p>
+            <w:pPr>
+              <w:pStyle w:val="TableText"/>
+            </w:pPr>
+            <w:r>
+              <w:t xml:space="preserve">3,392 → 16,192</w:t>
+            </w:r>
+          </w:p>
+        </w:tc>
+      </w:tr>
+    </w:tbl>
+    <w:p>
+      <w:r>
+        <w:t xml:space="preserve"/>
+      </w:r>
+    </w:p>
+    <w:p>
+      <w:r>
+        <w:t xml:space="preserve">업무 목록의 SQL 수가 202개에서 2,002개로 증가했고 응답 본문은 2,061,681bytes가 됐다. 데이터 건수에 비례하는 조회 증가와 전체 목록 응답 비용이 병목 후보로 뒷받침된다. N+1 발생 위치와 원인별 기여도는 코드 및 SQL 상세 분석·개선 재시험으로 확인해야 한다. 단일 HTTPS 측정에서도 PM 업무 목록 p95는 212.806ms에서 1,775.866ms로 증가했다.</w:t>
+      </w:r>
+    </w:p>
+    <w:p>
+      <w:r>
+        <w:t xml:space="preserve">초기 after-scale 프로파일은 Django 쿼리 로그 한도 영향으로 폐기 표시했다. 샘플마다 reset_queries()를 적용해 다시 측정한 after-scale-v2만 유효 자료로 사용했다.</w:t>
+      </w:r>
+    </w:p>
+    <w:p>
+      <w:pPr>
+        <w:pStyle w:val="Heading2"/>
+      </w:pPr>
+      <w:r>
+        <w:t xml:space="preserve">15.5 판정·후속 조치·증적</w:t>
+      </w:r>
+    </w:p>
+    <w:p>
+      <w:r>
+        <w:t xml:space="preserve">확장 규모에서 예상 밖 오류율은 0%로 잠정 기준을 충족했지만 여러 조회 경로의 p95가 1초를 초과했다. 따라서 확장 후 일반 조회 응답시간은 잠정 기준 미달로 판정한다. 소규모 조건의 기존 통과 결과는 해당 조건에 한정한다. 60초 단회, 같은 장비의 서버·발생기, 배포 경로 제외 조건이므로 운영 SLA나 최대 사용자 수를 확정하지 않는다.</w:t>
+      </w:r>
+    </w:p>
+    <w:p>
+      <w:r>
+        <w:t xml:space="preserve">최적화와 재시험은 미수행이다. N+1 조회 개선과 페이지네이션 검토 후 동일 데이터·권한·응답 의미를 검증하고 같은 부하 조건으로 재측정한다. 이후 확장 규모 5분 3회 반복 및 쓰기·AI 모의·장시간 검증을 진행한다.</w:t>
+      </w:r>
+    </w:p>
+    <w:p>
+      <w:r>
+        <w:t xml:space="preserve">증적: artifacts/load-test/query-profile/before-scale/profile.json, query-profile/after-scale-v2/profile.json, baseline-20261001T051632Z/, stages-20261001T051929Z/, scale-comparison-20261001/README.md. 데이터 생성: backend/common/management/commands/seed_loadtest_scale.py. 계측: artifacts/load-test/query_profile.py. 확장 시드는 중복 생성 방지가 있으므로 기존 확장 데이터에 재실행하지 않는다.</w:t>
+      </w:r>
+    </w:p>
+    <w:p>
+      <w:r>
+        <w:t xml:space="preserve">부하 재현: LOADTEST_STAGES=20 LOADTEST_STAGE_SECONDS=60 /home/playdata/my-project/.venv/bin/python artifacts/load-test/http_baseline.py --staged. 보고서 개정 시 원시 CSV·측정값은 보존하고 증적 README의 데이터 건수·재현 명령 및 백분위 설명을 정정했다.</w:t>
+      </w:r>
+    </w:p>
+    <w:tbl>
+      <w:tblPr>
+        <w:tblW w:w="9600" w:type="dxa"/>
+        <w:tblBorders>
+          <w:top w:val="single" w:sz="4" w:color="D6DEE8"/>
+          <w:left w:val="single" w:sz="4" w:color="D6DEE8"/>
+          <w:bottom w:val="single" w:sz="4" w:color="D6DEE8"/>
+          <w:right w:val="single" w:sz="4" w:color="D6DEE8"/>
+          <w:insideH w:val="single" w:sz="4" w:color="D6DEE8"/>
+          <w:insideV w:val="single" w:sz="4" w:color="D6DEE8"/>
+        </w:tblBorders>
+        <w:tblCellMar>
+          <w:top w:w="90" w:type="dxa"/>
+          <w:left w:w="100" w:type="dxa"/>
+          <w:bottom w:w="90" w:type="dxa"/>
+          <w:right w:w="100" w:type="dxa"/>
+        </w:tblCellMar>
+      </w:tblPr>
+      <w:tblGrid>
+        <w:gridCol w:w="2050"/>
+        <w:gridCol w:w="5200"/>
+        <w:gridCol w:w="2350"/>
+      </w:tblGrid>
+      <w:tr>
+        <w:trPr>
+          <w:cantSplit/>
+          <w:tblHeader/>
+        </w:trPr>
+        <w:tc>
+          <w:tcPr>
+            <w:tcW w:w="2050" w:type="dxa"/>
+            <w:shd w:fill="E3ECF6"/>
+          </w:tcPr>
+          <w:p>
+            <w:pPr>
+              <w:pStyle w:val="TableText"/>
+            </w:pPr>
+            <w:r>
+              <w:t xml:space="preserve">버전</w:t>
+            </w:r>
+          </w:p>
+        </w:tc>
+        <w:tc>
+          <w:tcPr>
+            <w:tcW w:w="5200" w:type="dxa"/>
+            <w:shd w:fill="E3ECF6"/>
+          </w:tcPr>
+          <w:p>
+            <w:pPr>
+              <w:pStyle w:val="TableText"/>
+            </w:pPr>
+            <w:r>
+              <w:t xml:space="preserve">일자</w:t>
+            </w:r>
+          </w:p>
+        </w:tc>
+        <w:tc>
+          <w:tcPr>
+            <w:tcW w:w="2350" w:type="dxa"/>
+            <w:shd w:fill="E3ECF6"/>
+          </w:tcPr>
+          <w:p>
+            <w:pPr>
+              <w:pStyle w:val="TableText"/>
+            </w:pPr>
+            <w:r>
+              <w:t xml:space="preserve">변경 내용</w:t>
+            </w:r>
+          </w:p>
+        </w:tc>
+      </w:tr>
+      <w:tr>
+        <w:trPr>
+          <w:cantSplit/>
+        </w:trPr>
+        <w:tc>
+          <w:tcPr>
+            <w:tcW w:w="2050" w:type="dxa"/>
+          </w:tcPr>
+          <w:p>
+            <w:pPr>
+              <w:pStyle w:val="TableText"/>
+            </w:pPr>
+            <w:r>
+              <w:t xml:space="preserve">v0.9</w:t>
+            </w:r>
+          </w:p>
+        </w:tc>
+        <w:tc>
+          <w:tcPr>
+            <w:tcW w:w="5200" w:type="dxa"/>
+          </w:tcPr>
+          <w:p>
+            <w:pPr>
+              <w:pStyle w:val="TableText"/>
+            </w:pPr>
+            <w:r>
+              <w:t xml:space="preserve">2026-10-01</w:t>
+            </w:r>
+          </w:p>
+        </w:tc>
+        <w:tc>
+          <w:tcPr>
+            <w:tcW w:w="2350" w:type="dxa"/>
+          </w:tcPr>
+          <w:p>
+            <w:pPr>
+              <w:pStyle w:val="TableText"/>
+            </w:pPr>
+            <w:r>
+              <w:t xml:space="preserve">데이터 확장·SQL 프로파일·20명 60초 결과 반영. 응답시간 잠정 기준 미달 및 비교 한계 기록. 경로별 백분위 정의 통일. 최적화·재시험 미수행</w:t>
+            </w:r>
+          </w:p>
+        </w:tc>
+      </w:tr>
+    </w:tbl>
+    <w:p>
+      <w:r>
+        <w:t xml:space="preserve"/>
+      </w:r>
+    </w:p>
     <w:sectPr>
       <w:footerReference w:type="default" r:id="rId2"/>
       <w:pgSz w:w="11906" w:h="16838"/>
@@ -10232,7 +11675,7 @@
       <w:jc w:val="center"/>
     </w:pPr>
     <w:r>
-      <w:t xml:space="preserve">헤이,짜비 · 성능 및 부하 테스트 · v0.8 / </w:t>
+      <w:t xml:space="preserve">헤이,짜비 · 성능 및 부하 테스트 · v0.9 / </w:t>
     </w:r>
     <w:fldSimple w:instr="PAGE"/>
   </w:p>

--- a/산출물/성능 및 부하 테스트 계획 및 결과 보고서_31기_1팀.docx
+++ b/산출물/성능 및 부하 테스트 계획 및 결과 보고서_31기_1팀.docx
@@ -1,6 +1,6 @@
 
 <file path=word/document.xml><?xml version="1.0" encoding="utf-8"?>
-<w:document xmlns:w="http://schemas.openxmlformats.org/wordprocessingml/2006/main" xmlns:r="http://schemas.openxmlformats.org/officeDocument/2006/relationships">
+<w:document xmlns:r="http://schemas.openxmlformats.org/officeDocument/2006/relationships" xmlns:w="http://schemas.openxmlformats.org/wordprocessingml/2006/main">
   <w:body>
     <w:p>
       <w:pPr>
@@ -9,23 +9,18 @@
       <w:r>
         <w:t xml:space="preserve">성능 및 부하 테스트</w:t>
       </w:r>
-      <w:r>
-        <w:br/>
-      </w:r>
+    </w:p>
+    <w:p>
       <w:r>
         <w:t xml:space="preserve">계획 및 결과 보고서</w:t>
       </w:r>
     </w:p>
     <w:p>
-      <w:pPr>
-        <w:pStyle w:val="Subtitle"/>
-      </w:pPr>
       <w:r>
         <w:t xml:space="preserve">SK네트웍스 Family AI 31기 · 1팀</w:t>
       </w:r>
-      <w:r>
-        <w:br/>
-      </w:r>
+    </w:p>
+    <w:p>
       <w:r>
         <w:t xml:space="preserve">헤이,짜비 (Hey Zzabi)</w:t>
       </w:r>
@@ -41,16 +36,10 @@
           <w:insideH w:val="single" w:sz="4" w:color="D6DEE8"/>
           <w:insideV w:val="single" w:sz="4" w:color="D6DEE8"/>
         </w:tblBorders>
-        <w:tblCellMar>
-          <w:top w:w="90" w:type="dxa"/>
-          <w:left w:w="100" w:type="dxa"/>
-          <w:bottom w:w="90" w:type="dxa"/>
-          <w:right w:w="100" w:type="dxa"/>
-        </w:tblCellMar>
       </w:tblPr>
       <w:tblGrid>
-        <w:gridCol w:w="2300"/>
-        <w:gridCol w:w="7300"/>
+        <w:gridCol w:w="4800"/>
+        <w:gridCol w:w="4800"/>
       </w:tblGrid>
       <w:tr>
         <w:trPr>
@@ -59,7 +48,7 @@
         </w:trPr>
         <w:tc>
           <w:tcPr>
-            <w:tcW w:w="2300" w:type="dxa"/>
+            <w:tcW w:w="4800" w:type="dxa"/>
             <w:shd w:fill="E3ECF6"/>
           </w:tcPr>
           <w:p>
@@ -73,7 +62,7 @@
         </w:tc>
         <w:tc>
           <w:tcPr>
-            <w:tcW w:w="7300" w:type="dxa"/>
+            <w:tcW w:w="4800" w:type="dxa"/>
             <w:shd w:fill="E3ECF6"/>
           </w:tcPr>
           <w:p>
@@ -92,7 +81,7 @@
         </w:trPr>
         <w:tc>
           <w:tcPr>
-            <w:tcW w:w="2300" w:type="dxa"/>
+            <w:tcW w:w="4800" w:type="dxa"/>
           </w:tcPr>
           <w:p>
             <w:pPr>
@@ -105,7 +94,7 @@
         </w:tc>
         <w:tc>
           <w:tcPr>
-            <w:tcW w:w="7300" w:type="dxa"/>
+            <w:tcW w:w="4800" w:type="dxa"/>
           </w:tcPr>
           <w:p>
             <w:pPr>
@@ -123,7 +112,7 @@
         </w:trPr>
         <w:tc>
           <w:tcPr>
-            <w:tcW w:w="2300" w:type="dxa"/>
+            <w:tcW w:w="4800" w:type="dxa"/>
           </w:tcPr>
           <w:p>
             <w:pPr>
@@ -136,25 +125,25 @@
         </w:tc>
         <w:tc>
           <w:tcPr>
-            <w:tcW w:w="7300" w:type="dxa"/>
-          </w:tcPr>
-          <w:p>
-            <w:pPr>
-              <w:pStyle w:val="TableText"/>
-            </w:pPr>
-            <w:r>
-              <w:t xml:space="preserve">v0.9 · 데이터 규모 확장 및 쿼리 분석 반영</w:t>
-            </w:r>
-          </w:p>
-        </w:tc>
-      </w:tr>
-      <w:tr>
-        <w:trPr>
-          <w:cantSplit/>
-        </w:trPr>
-        <w:tc>
-          <w:tcPr>
-            <w:tcW w:w="2300" w:type="dxa"/>
+            <w:tcW w:w="4800" w:type="dxa"/>
+          </w:tcPr>
+          <w:p>
+            <w:pPr>
+              <w:pStyle w:val="TableText"/>
+            </w:pPr>
+            <w:r>
+              <w:t xml:space="preserve">v1.2 · 담당자 재배정·완료 부수 효과 검사 반영</w:t>
+            </w:r>
+          </w:p>
+        </w:tc>
+      </w:tr>
+      <w:tr>
+        <w:trPr>
+          <w:cantSplit/>
+        </w:trPr>
+        <w:tc>
+          <w:tcPr>
+            <w:tcW w:w="4800" w:type="dxa"/>
           </w:tcPr>
           <w:p>
             <w:pPr>
@@ -167,25 +156,25 @@
         </w:tc>
         <w:tc>
           <w:tcPr>
-            <w:tcW w:w="7300" w:type="dxa"/>
-          </w:tcPr>
-          <w:p>
-            <w:pPr>
-              <w:pStyle w:val="TableText"/>
-            </w:pPr>
-            <w:r>
-              <w:t xml:space="preserve">2026-10-01</w:t>
-            </w:r>
-          </w:p>
-        </w:tc>
-      </w:tr>
-      <w:tr>
-        <w:trPr>
-          <w:cantSplit/>
-        </w:trPr>
-        <w:tc>
-          <w:tcPr>
-            <w:tcW w:w="2300" w:type="dxa"/>
+            <w:tcW w:w="4800" w:type="dxa"/>
+          </w:tcPr>
+          <w:p>
+            <w:pPr>
+              <w:pStyle w:val="TableText"/>
+            </w:pPr>
+            <w:r>
+              <w:t xml:space="preserve">2026-10-02</w:t>
+            </w:r>
+          </w:p>
+        </w:tc>
+      </w:tr>
+      <w:tr>
+        <w:trPr>
+          <w:cantSplit/>
+        </w:trPr>
+        <w:tc>
+          <w:tcPr>
+            <w:tcW w:w="4800" w:type="dxa"/>
           </w:tcPr>
           <w:p>
             <w:pPr>
@@ -198,25 +187,25 @@
         </w:tc>
         <w:tc>
           <w:tcPr>
-            <w:tcW w:w="7300" w:type="dxa"/>
-          </w:tcPr>
-          <w:p>
-            <w:pPr>
-              <w:pStyle w:val="TableText"/>
-            </w:pPr>
-            <w:r>
-              <w:t xml:space="preserve">기존 반복 검증 및 프로젝트 50개·업무 2,000개 확장 측정 완료. 확장 후 응답시간 잠정 기준 미달</w:t>
-            </w:r>
-          </w:p>
-        </w:tc>
-      </w:tr>
-      <w:tr>
-        <w:trPr>
-          <w:cantSplit/>
-        </w:trPr>
-        <w:tc>
-          <w:tcPr>
-            <w:tcW w:w="2300" w:type="dxa"/>
+            <w:tcW w:w="4800" w:type="dxa"/>
+          </w:tcPr>
+          <w:p>
+            <w:pPr>
+              <w:pStyle w:val="TableText"/>
+            </w:pPr>
+            <w:r>
+              <w:t xml:space="preserve">조회 반복 잠정 기준 충족. 과제 수정·상태 교차 경합 및 재배정·완료 부수 효과 검사 완료. 전체 계획은 부분 수행</w:t>
+            </w:r>
+          </w:p>
+        </w:tc>
+      </w:tr>
+      <w:tr>
+        <w:trPr>
+          <w:cantSplit/>
+        </w:trPr>
+        <w:tc>
+          <w:tcPr>
+            <w:tcW w:w="4800" w:type="dxa"/>
           </w:tcPr>
           <w:p>
             <w:pPr>
@@ -229,7 +218,7 @@
         </w:tc>
         <w:tc>
           <w:tcPr>
-            <w:tcW w:w="7300" w:type="dxa"/>
+            <w:tcW w:w="4800" w:type="dxa"/>
           </w:tcPr>
           <w:p>
             <w:pPr>
@@ -247,7 +236,7 @@
         </w:trPr>
         <w:tc>
           <w:tcPr>
-            <w:tcW w:w="2300" w:type="dxa"/>
+            <w:tcW w:w="4800" w:type="dxa"/>
           </w:tcPr>
           <w:p>
             <w:pPr>
@@ -260,7 +249,7 @@
         </w:tc>
         <w:tc>
           <w:tcPr>
-            <w:tcW w:w="7300" w:type="dxa"/>
+            <w:tcW w:w="4800" w:type="dxa"/>
           </w:tcPr>
           <w:p>
             <w:pPr>
@@ -273,11 +262,6 @@
         </w:tc>
       </w:tr>
     </w:tbl>
-    <w:p>
-      <w:r>
-        <w:t xml:space="preserve"/>
-      </w:r>
-    </w:p>
     <w:p>
       <w:pPr>
         <w:pStyle w:val="Heading2"/>
@@ -288,7 +272,7 @@
     </w:p>
     <w:p>
       <w:r>
-        <w:t xml:space="preserve">본 문서는 테스트 계획과 단계별 수행 기록이다. 2장은 최초 사전 점검 이력이며, 7장은 현재 수행 상태를 요약한다. 실제 로컬 측정 조건·결과는 11~15장에 기록했다. 14장은 소규모 반복 결과, 15장은 최신 데이터 확장 결과다. 과거 배포 문서의 기록과 이번 실측을 구분한다. 합격 기준은 잠정 제안이며 측정 조건 내 충족 여부만 판단한다. 이번 개정은 완료된 데이터 확장 측정의 원시 결과를 반영했다. 보고서 갱신 중 추가 부하 실행은 하지 않았다.</w:t>
+        <w:t xml:space="preserve">본 문서는 테스트 계획과 단계별 수행 기록이다. 2장은 최초 사전 점검 이력이며, 7장은 현재 수행 상태를 요약한다. 실제 로컬 측정 조건·결과는 11~17장에 기록했다. 14~15장은 이전 측정 이력이며 최신 조회 개선·반복 결과는 16장, 동시 수정 결과는 17장이다. 과거 배포 문서의 기록과 이번 실측을 구분한다. 합격 기준은 잠정 제안이며 측정 조건 내 충족 여부만 판단한다. 이번 개정은 2026-10-02 조회 최적화와 동시 수정 결함의 개선·재시험 결과를 반영했다. 보고서 갱신 중 추가 부하 실행은 하지 않았다.</w:t>
       </w:r>
     </w:p>
     <w:p>
@@ -349,16 +333,10 @@
           <w:insideH w:val="single" w:sz="4" w:color="D6DEE8"/>
           <w:insideV w:val="single" w:sz="4" w:color="D6DEE8"/>
         </w:tblBorders>
-        <w:tblCellMar>
-          <w:top w:w="90" w:type="dxa"/>
-          <w:left w:w="100" w:type="dxa"/>
-          <w:bottom w:w="90" w:type="dxa"/>
-          <w:right w:w="100" w:type="dxa"/>
-        </w:tblCellMar>
       </w:tblPr>
       <w:tblGrid>
-        <w:gridCol w:w="2300"/>
-        <w:gridCol w:w="7300"/>
+        <w:gridCol w:w="4800"/>
+        <w:gridCol w:w="4800"/>
       </w:tblGrid>
       <w:tr>
         <w:trPr>
@@ -367,7 +345,7 @@
         </w:trPr>
         <w:tc>
           <w:tcPr>
-            <w:tcW w:w="2300" w:type="dxa"/>
+            <w:tcW w:w="4800" w:type="dxa"/>
             <w:shd w:fill="E3ECF6"/>
           </w:tcPr>
           <w:p>
@@ -381,7 +359,7 @@
         </w:tc>
         <w:tc>
           <w:tcPr>
-            <w:tcW w:w="7300" w:type="dxa"/>
+            <w:tcW w:w="4800" w:type="dxa"/>
             <w:shd w:fill="E3ECF6"/>
           </w:tcPr>
           <w:p>
@@ -400,7 +378,7 @@
         </w:trPr>
         <w:tc>
           <w:tcPr>
-            <w:tcW w:w="2300" w:type="dxa"/>
+            <w:tcW w:w="4800" w:type="dxa"/>
           </w:tcPr>
           <w:p>
             <w:pPr>
@@ -413,7 +391,7 @@
         </w:tc>
         <w:tc>
           <w:tcPr>
-            <w:tcW w:w="7300" w:type="dxa"/>
+            <w:tcW w:w="4800" w:type="dxa"/>
           </w:tcPr>
           <w:p>
             <w:pPr>
@@ -431,7 +409,7 @@
         </w:trPr>
         <w:tc>
           <w:tcPr>
-            <w:tcW w:w="2300" w:type="dxa"/>
+            <w:tcW w:w="4800" w:type="dxa"/>
           </w:tcPr>
           <w:p>
             <w:pPr>
@@ -444,7 +422,7 @@
         </w:tc>
         <w:tc>
           <w:tcPr>
-            <w:tcW w:w="7300" w:type="dxa"/>
+            <w:tcW w:w="4800" w:type="dxa"/>
           </w:tcPr>
           <w:p>
             <w:pPr>
@@ -462,7 +440,7 @@
         </w:trPr>
         <w:tc>
           <w:tcPr>
-            <w:tcW w:w="2300" w:type="dxa"/>
+            <w:tcW w:w="4800" w:type="dxa"/>
           </w:tcPr>
           <w:p>
             <w:pPr>
@@ -475,7 +453,7 @@
         </w:tc>
         <w:tc>
           <w:tcPr>
-            <w:tcW w:w="7300" w:type="dxa"/>
+            <w:tcW w:w="4800" w:type="dxa"/>
           </w:tcPr>
           <w:p>
             <w:pPr>
@@ -488,11 +466,6 @@
         </w:tc>
       </w:tr>
     </w:tbl>
-    <w:p>
-      <w:r>
-        <w:t xml:space="preserve"/>
-      </w:r>
-    </w:p>
     <w:p>
       <w:pPr>
         <w:pStyle w:val="Heading2"/>
@@ -517,16 +490,10 @@
           <w:insideH w:val="single" w:sz="4" w:color="D6DEE8"/>
           <w:insideV w:val="single" w:sz="4" w:color="D6DEE8"/>
         </w:tblBorders>
-        <w:tblCellMar>
-          <w:top w:w="90" w:type="dxa"/>
-          <w:left w:w="100" w:type="dxa"/>
-          <w:bottom w:w="90" w:type="dxa"/>
-          <w:right w:w="100" w:type="dxa"/>
-        </w:tblCellMar>
       </w:tblPr>
       <w:tblGrid>
-        <w:gridCol w:w="2300"/>
-        <w:gridCol w:w="7300"/>
+        <w:gridCol w:w="4800"/>
+        <w:gridCol w:w="4800"/>
       </w:tblGrid>
       <w:tr>
         <w:trPr>
@@ -535,7 +502,7 @@
         </w:trPr>
         <w:tc>
           <w:tcPr>
-            <w:tcW w:w="2300" w:type="dxa"/>
+            <w:tcW w:w="4800" w:type="dxa"/>
             <w:shd w:fill="E3ECF6"/>
           </w:tcPr>
           <w:p>
@@ -549,7 +516,7 @@
         </w:tc>
         <w:tc>
           <w:tcPr>
-            <w:tcW w:w="7300" w:type="dxa"/>
+            <w:tcW w:w="4800" w:type="dxa"/>
             <w:shd w:fill="E3ECF6"/>
           </w:tcPr>
           <w:p>
@@ -568,7 +535,7 @@
         </w:trPr>
         <w:tc>
           <w:tcPr>
-            <w:tcW w:w="2300" w:type="dxa"/>
+            <w:tcW w:w="4800" w:type="dxa"/>
           </w:tcPr>
           <w:p>
             <w:pPr>
@@ -581,7 +548,7 @@
         </w:tc>
         <w:tc>
           <w:tcPr>
-            <w:tcW w:w="7300" w:type="dxa"/>
+            <w:tcW w:w="4800" w:type="dxa"/>
           </w:tcPr>
           <w:p>
             <w:pPr>
@@ -599,7 +566,7 @@
         </w:trPr>
         <w:tc>
           <w:tcPr>
-            <w:tcW w:w="2300" w:type="dxa"/>
+            <w:tcW w:w="4800" w:type="dxa"/>
           </w:tcPr>
           <w:p>
             <w:pPr>
@@ -612,7 +579,7 @@
         </w:tc>
         <w:tc>
           <w:tcPr>
-            <w:tcW w:w="7300" w:type="dxa"/>
+            <w:tcW w:w="4800" w:type="dxa"/>
           </w:tcPr>
           <w:p>
             <w:pPr>
@@ -630,7 +597,7 @@
         </w:trPr>
         <w:tc>
           <w:tcPr>
-            <w:tcW w:w="2300" w:type="dxa"/>
+            <w:tcW w:w="4800" w:type="dxa"/>
           </w:tcPr>
           <w:p>
             <w:pPr>
@@ -643,7 +610,7 @@
         </w:tc>
         <w:tc>
           <w:tcPr>
-            <w:tcW w:w="7300" w:type="dxa"/>
+            <w:tcW w:w="4800" w:type="dxa"/>
           </w:tcPr>
           <w:p>
             <w:pPr>
@@ -661,7 +628,7 @@
         </w:trPr>
         <w:tc>
           <w:tcPr>
-            <w:tcW w:w="2300" w:type="dxa"/>
+            <w:tcW w:w="4800" w:type="dxa"/>
           </w:tcPr>
           <w:p>
             <w:pPr>
@@ -674,7 +641,7 @@
         </w:tc>
         <w:tc>
           <w:tcPr>
-            <w:tcW w:w="7300" w:type="dxa"/>
+            <w:tcW w:w="4800" w:type="dxa"/>
           </w:tcPr>
           <w:p>
             <w:pPr>
@@ -692,7 +659,7 @@
         </w:trPr>
         <w:tc>
           <w:tcPr>
-            <w:tcW w:w="2300" w:type="dxa"/>
+            <w:tcW w:w="4800" w:type="dxa"/>
           </w:tcPr>
           <w:p>
             <w:pPr>
@@ -705,7 +672,7 @@
         </w:tc>
         <w:tc>
           <w:tcPr>
-            <w:tcW w:w="7300" w:type="dxa"/>
+            <w:tcW w:w="4800" w:type="dxa"/>
           </w:tcPr>
           <w:p>
             <w:pPr>
@@ -723,7 +690,7 @@
         </w:trPr>
         <w:tc>
           <w:tcPr>
-            <w:tcW w:w="2300" w:type="dxa"/>
+            <w:tcW w:w="4800" w:type="dxa"/>
           </w:tcPr>
           <w:p>
             <w:pPr>
@@ -736,7 +703,7 @@
         </w:tc>
         <w:tc>
           <w:tcPr>
-            <w:tcW w:w="7300" w:type="dxa"/>
+            <w:tcW w:w="4800" w:type="dxa"/>
           </w:tcPr>
           <w:p>
             <w:pPr>
@@ -749,11 +716,6 @@
         </w:tc>
       </w:tr>
     </w:tbl>
-    <w:p>
-      <w:r>
-        <w:t xml:space="preserve"/>
-      </w:r>
-    </w:p>
     <w:p>
       <w:r>
         <w:t xml:space="preserve">위 내용은 코드에 근거한 검증 가설이며, 부하로 재현된 결함이나 측정 결과가 아니다.</w:t>
@@ -796,17 +758,11 @@
           <w:insideH w:val="single" w:sz="4" w:color="D6DEE8"/>
           <w:insideV w:val="single" w:sz="4" w:color="D6DEE8"/>
         </w:tblBorders>
-        <w:tblCellMar>
-          <w:top w:w="90" w:type="dxa"/>
-          <w:left w:w="100" w:type="dxa"/>
-          <w:bottom w:w="90" w:type="dxa"/>
-          <w:right w:w="100" w:type="dxa"/>
-        </w:tblCellMar>
       </w:tblPr>
       <w:tblGrid>
-        <w:gridCol w:w="2050"/>
-        <w:gridCol w:w="5200"/>
-        <w:gridCol w:w="2350"/>
+        <w:gridCol w:w="3200"/>
+        <w:gridCol w:w="3200"/>
+        <w:gridCol w:w="3200"/>
       </w:tblGrid>
       <w:tr>
         <w:trPr>
@@ -815,7 +771,7 @@
         </w:trPr>
         <w:tc>
           <w:tcPr>
-            <w:tcW w:w="2050" w:type="dxa"/>
+            <w:tcW w:w="3200" w:type="dxa"/>
             <w:shd w:fill="E3ECF6"/>
           </w:tcPr>
           <w:p>
@@ -829,7 +785,7 @@
         </w:tc>
         <w:tc>
           <w:tcPr>
-            <w:tcW w:w="5200" w:type="dxa"/>
+            <w:tcW w:w="3200" w:type="dxa"/>
             <w:shd w:fill="E3ECF6"/>
           </w:tcPr>
           <w:p>
@@ -843,7 +799,7 @@
         </w:tc>
         <w:tc>
           <w:tcPr>
-            <w:tcW w:w="2350" w:type="dxa"/>
+            <w:tcW w:w="3200" w:type="dxa"/>
             <w:shd w:fill="E3ECF6"/>
           </w:tcPr>
           <w:p>
@@ -862,7 +818,7 @@
         </w:trPr>
         <w:tc>
           <w:tcPr>
-            <w:tcW w:w="2050" w:type="dxa"/>
+            <w:tcW w:w="3200" w:type="dxa"/>
           </w:tcPr>
           <w:p>
             <w:pPr>
@@ -875,7 +831,7 @@
         </w:tc>
         <w:tc>
           <w:tcPr>
-            <w:tcW w:w="5200" w:type="dxa"/>
+            <w:tcW w:w="3200" w:type="dxa"/>
           </w:tcPr>
           <w:p>
             <w:pPr>
@@ -888,7 +844,7 @@
         </w:tc>
         <w:tc>
           <w:tcPr>
-            <w:tcW w:w="2350" w:type="dxa"/>
+            <w:tcW w:w="3200" w:type="dxa"/>
           </w:tcPr>
           <w:p>
             <w:pPr>
@@ -906,7 +862,7 @@
         </w:trPr>
         <w:tc>
           <w:tcPr>
-            <w:tcW w:w="2050" w:type="dxa"/>
+            <w:tcW w:w="3200" w:type="dxa"/>
           </w:tcPr>
           <w:p>
             <w:pPr>
@@ -919,7 +875,7 @@
         </w:tc>
         <w:tc>
           <w:tcPr>
-            <w:tcW w:w="5200" w:type="dxa"/>
+            <w:tcW w:w="3200" w:type="dxa"/>
           </w:tcPr>
           <w:p>
             <w:pPr>
@@ -932,7 +888,7 @@
         </w:tc>
         <w:tc>
           <w:tcPr>
-            <w:tcW w:w="2350" w:type="dxa"/>
+            <w:tcW w:w="3200" w:type="dxa"/>
           </w:tcPr>
           <w:p>
             <w:pPr>
@@ -950,7 +906,7 @@
         </w:trPr>
         <w:tc>
           <w:tcPr>
-            <w:tcW w:w="2050" w:type="dxa"/>
+            <w:tcW w:w="3200" w:type="dxa"/>
           </w:tcPr>
           <w:p>
             <w:pPr>
@@ -963,7 +919,7 @@
         </w:tc>
         <w:tc>
           <w:tcPr>
-            <w:tcW w:w="5200" w:type="dxa"/>
+            <w:tcW w:w="3200" w:type="dxa"/>
           </w:tcPr>
           <w:p>
             <w:pPr>
@@ -976,7 +932,7 @@
         </w:tc>
         <w:tc>
           <w:tcPr>
-            <w:tcW w:w="2350" w:type="dxa"/>
+            <w:tcW w:w="3200" w:type="dxa"/>
           </w:tcPr>
           <w:p>
             <w:pPr>
@@ -994,7 +950,7 @@
         </w:trPr>
         <w:tc>
           <w:tcPr>
-            <w:tcW w:w="2050" w:type="dxa"/>
+            <w:tcW w:w="3200" w:type="dxa"/>
           </w:tcPr>
           <w:p>
             <w:pPr>
@@ -1007,7 +963,7 @@
         </w:tc>
         <w:tc>
           <w:tcPr>
-            <w:tcW w:w="5200" w:type="dxa"/>
+            <w:tcW w:w="3200" w:type="dxa"/>
           </w:tcPr>
           <w:p>
             <w:pPr>
@@ -1020,7 +976,7 @@
         </w:tc>
         <w:tc>
           <w:tcPr>
-            <w:tcW w:w="2350" w:type="dxa"/>
+            <w:tcW w:w="3200" w:type="dxa"/>
           </w:tcPr>
           <w:p>
             <w:pPr>
@@ -1038,7 +994,7 @@
         </w:trPr>
         <w:tc>
           <w:tcPr>
-            <w:tcW w:w="2050" w:type="dxa"/>
+            <w:tcW w:w="3200" w:type="dxa"/>
           </w:tcPr>
           <w:p>
             <w:pPr>
@@ -1051,7 +1007,7 @@
         </w:tc>
         <w:tc>
           <w:tcPr>
-            <w:tcW w:w="5200" w:type="dxa"/>
+            <w:tcW w:w="3200" w:type="dxa"/>
           </w:tcPr>
           <w:p>
             <w:pPr>
@@ -1064,7 +1020,7 @@
         </w:tc>
         <w:tc>
           <w:tcPr>
-            <w:tcW w:w="2350" w:type="dxa"/>
+            <w:tcW w:w="3200" w:type="dxa"/>
           </w:tcPr>
           <w:p>
             <w:pPr>
@@ -1082,7 +1038,7 @@
         </w:trPr>
         <w:tc>
           <w:tcPr>
-            <w:tcW w:w="2050" w:type="dxa"/>
+            <w:tcW w:w="3200" w:type="dxa"/>
           </w:tcPr>
           <w:p>
             <w:pPr>
@@ -1095,7 +1051,7 @@
         </w:tc>
         <w:tc>
           <w:tcPr>
-            <w:tcW w:w="5200" w:type="dxa"/>
+            <w:tcW w:w="3200" w:type="dxa"/>
           </w:tcPr>
           <w:p>
             <w:pPr>
@@ -1108,7 +1064,7 @@
         </w:tc>
         <w:tc>
           <w:tcPr>
-            <w:tcW w:w="2350" w:type="dxa"/>
+            <w:tcW w:w="3200" w:type="dxa"/>
           </w:tcPr>
           <w:p>
             <w:pPr>
@@ -1126,7 +1082,7 @@
         </w:trPr>
         <w:tc>
           <w:tcPr>
-            <w:tcW w:w="2050" w:type="dxa"/>
+            <w:tcW w:w="3200" w:type="dxa"/>
           </w:tcPr>
           <w:p>
             <w:pPr>
@@ -1139,7 +1095,7 @@
         </w:tc>
         <w:tc>
           <w:tcPr>
-            <w:tcW w:w="5200" w:type="dxa"/>
+            <w:tcW w:w="3200" w:type="dxa"/>
           </w:tcPr>
           <w:p>
             <w:pPr>
@@ -1152,7 +1108,7 @@
         </w:tc>
         <w:tc>
           <w:tcPr>
-            <w:tcW w:w="2350" w:type="dxa"/>
+            <w:tcW w:w="3200" w:type="dxa"/>
           </w:tcPr>
           <w:p>
             <w:pPr>
@@ -1170,7 +1126,7 @@
         </w:trPr>
         <w:tc>
           <w:tcPr>
-            <w:tcW w:w="2050" w:type="dxa"/>
+            <w:tcW w:w="3200" w:type="dxa"/>
           </w:tcPr>
           <w:p>
             <w:pPr>
@@ -1183,7 +1139,7 @@
         </w:tc>
         <w:tc>
           <w:tcPr>
-            <w:tcW w:w="5200" w:type="dxa"/>
+            <w:tcW w:w="3200" w:type="dxa"/>
           </w:tcPr>
           <w:p>
             <w:pPr>
@@ -1196,7 +1152,7 @@
         </w:tc>
         <w:tc>
           <w:tcPr>
-            <w:tcW w:w="2350" w:type="dxa"/>
+            <w:tcW w:w="3200" w:type="dxa"/>
           </w:tcPr>
           <w:p>
             <w:pPr>
@@ -1214,7 +1170,7 @@
         </w:trPr>
         <w:tc>
           <w:tcPr>
-            <w:tcW w:w="2050" w:type="dxa"/>
+            <w:tcW w:w="3200" w:type="dxa"/>
           </w:tcPr>
           <w:p>
             <w:pPr>
@@ -1227,7 +1183,7 @@
         </w:tc>
         <w:tc>
           <w:tcPr>
-            <w:tcW w:w="5200" w:type="dxa"/>
+            <w:tcW w:w="3200" w:type="dxa"/>
           </w:tcPr>
           <w:p>
             <w:pPr>
@@ -1240,7 +1196,7 @@
         </w:tc>
         <w:tc>
           <w:tcPr>
-            <w:tcW w:w="2350" w:type="dxa"/>
+            <w:tcW w:w="3200" w:type="dxa"/>
           </w:tcPr>
           <w:p>
             <w:pPr>
@@ -1253,11 +1209,6 @@
         </w:tc>
       </w:tr>
     </w:tbl>
-    <w:p>
-      <w:r>
-        <w:t xml:space="preserve"/>
-      </w:r>
-    </w:p>
     <w:p>
       <w:r>
         <w:t xml:space="preserve">환경변수는 설정 유무만 확인하였다. 비밀값은 보고서에 기록하지 않으며 DB 연결, AI 실호출, 부하 발생은 수행하지 않았다. 설정 존재는 연결 성공의 증거가 아니다.</w:t>
@@ -1282,16 +1233,10 @@
           <w:insideH w:val="single" w:sz="4" w:color="D6DEE8"/>
           <w:insideV w:val="single" w:sz="4" w:color="D6DEE8"/>
         </w:tblBorders>
-        <w:tblCellMar>
-          <w:top w:w="90" w:type="dxa"/>
-          <w:left w:w="100" w:type="dxa"/>
-          <w:bottom w:w="90" w:type="dxa"/>
-          <w:right w:w="100" w:type="dxa"/>
-        </w:tblCellMar>
       </w:tblPr>
       <w:tblGrid>
-        <w:gridCol w:w="2300"/>
-        <w:gridCol w:w="7300"/>
+        <w:gridCol w:w="4800"/>
+        <w:gridCol w:w="4800"/>
       </w:tblGrid>
       <w:tr>
         <w:trPr>
@@ -1300,7 +1245,7 @@
         </w:trPr>
         <w:tc>
           <w:tcPr>
-            <w:tcW w:w="2300" w:type="dxa"/>
+            <w:tcW w:w="4800" w:type="dxa"/>
             <w:shd w:fill="E3ECF6"/>
           </w:tcPr>
           <w:p>
@@ -1314,7 +1259,7 @@
         </w:tc>
         <w:tc>
           <w:tcPr>
-            <w:tcW w:w="7300" w:type="dxa"/>
+            <w:tcW w:w="4800" w:type="dxa"/>
             <w:shd w:fill="E3ECF6"/>
           </w:tcPr>
           <w:p>
@@ -1333,7 +1278,7 @@
         </w:trPr>
         <w:tc>
           <w:tcPr>
-            <w:tcW w:w="2300" w:type="dxa"/>
+            <w:tcW w:w="4800" w:type="dxa"/>
           </w:tcPr>
           <w:p>
             <w:pPr>
@@ -1346,7 +1291,7 @@
         </w:tc>
         <w:tc>
           <w:tcPr>
-            <w:tcW w:w="7300" w:type="dxa"/>
+            <w:tcW w:w="4800" w:type="dxa"/>
           </w:tcPr>
           <w:p>
             <w:pPr>
@@ -1364,7 +1309,7 @@
         </w:trPr>
         <w:tc>
           <w:tcPr>
-            <w:tcW w:w="2300" w:type="dxa"/>
+            <w:tcW w:w="4800" w:type="dxa"/>
           </w:tcPr>
           <w:p>
             <w:pPr>
@@ -1377,7 +1322,7 @@
         </w:tc>
         <w:tc>
           <w:tcPr>
-            <w:tcW w:w="7300" w:type="dxa"/>
+            <w:tcW w:w="4800" w:type="dxa"/>
           </w:tcPr>
           <w:p>
             <w:pPr>
@@ -1395,7 +1340,7 @@
         </w:trPr>
         <w:tc>
           <w:tcPr>
-            <w:tcW w:w="2300" w:type="dxa"/>
+            <w:tcW w:w="4800" w:type="dxa"/>
           </w:tcPr>
           <w:p>
             <w:pPr>
@@ -1408,7 +1353,7 @@
         </w:tc>
         <w:tc>
           <w:tcPr>
-            <w:tcW w:w="7300" w:type="dxa"/>
+            <w:tcW w:w="4800" w:type="dxa"/>
           </w:tcPr>
           <w:p>
             <w:pPr>
@@ -1421,11 +1366,6 @@
         </w:tc>
       </w:tr>
     </w:tbl>
-    <w:p>
-      <w:r>
-        <w:t xml:space="preserve"/>
-      </w:r>
-    </w:p>
     <w:p>
       <w:pPr>
         <w:pStyle w:val="Heading2"/>
@@ -1476,12 +1416,6 @@
           <w:insideH w:val="single" w:sz="4" w:color="D6DEE8"/>
           <w:insideV w:val="single" w:sz="4" w:color="D6DEE8"/>
         </w:tblBorders>
-        <w:tblCellMar>
-          <w:top w:w="90" w:type="dxa"/>
-          <w:left w:w="100" w:type="dxa"/>
-          <w:bottom w:w="90" w:type="dxa"/>
-          <w:right w:w="100" w:type="dxa"/>
-        </w:tblCellMar>
       </w:tblPr>
       <w:tblGrid>
         <w:gridCol w:w="2400"/>
@@ -1780,11 +1714,6 @@
         </w:tc>
       </w:tr>
     </w:tbl>
-    <w:p>
-      <w:r>
-        <w:t xml:space="preserve"/>
-      </w:r>
-    </w:p>
     <w:p>
       <w:r>
         <w:t xml:space="preserve">위 값은 운영 분포를 확보하기 전 탐색용 데이터다. 음성 길이와 용량은 독립적으로 기록하고 유효한 파일을 사용한다. 문서 파싱은 10MB 이하의 정상 파일과 크기 경계 초과 파일을 구분한다. 생성 데이터는 난수 시드와 생성 스크립트 버전을 기록한다.</w:t>
@@ -1814,17 +1743,11 @@
           <w:insideH w:val="single" w:sz="4" w:color="D6DEE8"/>
           <w:insideV w:val="single" w:sz="4" w:color="D6DEE8"/>
         </w:tblBorders>
-        <w:tblCellMar>
-          <w:top w:w="90" w:type="dxa"/>
-          <w:left w:w="100" w:type="dxa"/>
-          <w:bottom w:w="90" w:type="dxa"/>
-          <w:right w:w="100" w:type="dxa"/>
-        </w:tblCellMar>
       </w:tblPr>
       <w:tblGrid>
-        <w:gridCol w:w="2050"/>
-        <w:gridCol w:w="5200"/>
-        <w:gridCol w:w="2350"/>
+        <w:gridCol w:w="3200"/>
+        <w:gridCol w:w="3200"/>
+        <w:gridCol w:w="3200"/>
       </w:tblGrid>
       <w:tr>
         <w:trPr>
@@ -1833,7 +1756,7 @@
         </w:trPr>
         <w:tc>
           <w:tcPr>
-            <w:tcW w:w="2050" w:type="dxa"/>
+            <w:tcW w:w="3200" w:type="dxa"/>
             <w:shd w:fill="E3ECF6"/>
           </w:tcPr>
           <w:p>
@@ -1847,7 +1770,7 @@
         </w:tc>
         <w:tc>
           <w:tcPr>
-            <w:tcW w:w="5200" w:type="dxa"/>
+            <w:tcW w:w="3200" w:type="dxa"/>
             <w:shd w:fill="E3ECF6"/>
           </w:tcPr>
           <w:p>
@@ -1861,7 +1784,7 @@
         </w:tc>
         <w:tc>
           <w:tcPr>
-            <w:tcW w:w="2350" w:type="dxa"/>
+            <w:tcW w:w="3200" w:type="dxa"/>
             <w:shd w:fill="E3ECF6"/>
           </w:tcPr>
           <w:p>
@@ -1880,7 +1803,7 @@
         </w:trPr>
         <w:tc>
           <w:tcPr>
-            <w:tcW w:w="2050" w:type="dxa"/>
+            <w:tcW w:w="3200" w:type="dxa"/>
           </w:tcPr>
           <w:p>
             <w:pPr>
@@ -1893,7 +1816,7 @@
         </w:tc>
         <w:tc>
           <w:tcPr>
-            <w:tcW w:w="5200" w:type="dxa"/>
+            <w:tcW w:w="3200" w:type="dxa"/>
           </w:tcPr>
           <w:p>
             <w:pPr>
@@ -1906,7 +1829,7 @@
         </w:tc>
         <w:tc>
           <w:tcPr>
-            <w:tcW w:w="2350" w:type="dxa"/>
+            <w:tcW w:w="3200" w:type="dxa"/>
           </w:tcPr>
           <w:p>
             <w:pPr>
@@ -1924,7 +1847,7 @@
         </w:trPr>
         <w:tc>
           <w:tcPr>
-            <w:tcW w:w="2050" w:type="dxa"/>
+            <w:tcW w:w="3200" w:type="dxa"/>
           </w:tcPr>
           <w:p>
             <w:pPr>
@@ -1937,7 +1860,7 @@
         </w:tc>
         <w:tc>
           <w:tcPr>
-            <w:tcW w:w="5200" w:type="dxa"/>
+            <w:tcW w:w="3200" w:type="dxa"/>
           </w:tcPr>
           <w:p>
             <w:pPr>
@@ -1950,7 +1873,7 @@
         </w:tc>
         <w:tc>
           <w:tcPr>
-            <w:tcW w:w="2350" w:type="dxa"/>
+            <w:tcW w:w="3200" w:type="dxa"/>
           </w:tcPr>
           <w:p>
             <w:pPr>
@@ -1968,7 +1891,7 @@
         </w:trPr>
         <w:tc>
           <w:tcPr>
-            <w:tcW w:w="2050" w:type="dxa"/>
+            <w:tcW w:w="3200" w:type="dxa"/>
           </w:tcPr>
           <w:p>
             <w:pPr>
@@ -1981,7 +1904,7 @@
         </w:tc>
         <w:tc>
           <w:tcPr>
-            <w:tcW w:w="5200" w:type="dxa"/>
+            <w:tcW w:w="3200" w:type="dxa"/>
           </w:tcPr>
           <w:p>
             <w:pPr>
@@ -1994,7 +1917,7 @@
         </w:tc>
         <w:tc>
           <w:tcPr>
-            <w:tcW w:w="2350" w:type="dxa"/>
+            <w:tcW w:w="3200" w:type="dxa"/>
           </w:tcPr>
           <w:p>
             <w:pPr>
@@ -2012,7 +1935,7 @@
         </w:trPr>
         <w:tc>
           <w:tcPr>
-            <w:tcW w:w="2050" w:type="dxa"/>
+            <w:tcW w:w="3200" w:type="dxa"/>
           </w:tcPr>
           <w:p>
             <w:pPr>
@@ -2025,7 +1948,7 @@
         </w:tc>
         <w:tc>
           <w:tcPr>
-            <w:tcW w:w="5200" w:type="dxa"/>
+            <w:tcW w:w="3200" w:type="dxa"/>
           </w:tcPr>
           <w:p>
             <w:pPr>
@@ -2038,7 +1961,7 @@
         </w:tc>
         <w:tc>
           <w:tcPr>
-            <w:tcW w:w="2350" w:type="dxa"/>
+            <w:tcW w:w="3200" w:type="dxa"/>
           </w:tcPr>
           <w:p>
             <w:pPr>
@@ -2051,11 +1974,6 @@
         </w:tc>
       </w:tr>
     </w:tbl>
-    <w:p>
-      <w:r>
-        <w:t xml:space="preserve"/>
-      </w:r>
-    </w:p>
     <w:p>
       <w:r>
         <w:t xml:space="preserve">로그인은 사용자 세션 시작 시 수행하고 이후 쿠키를 유지한다. 일반 사용자 80%, PM 20%, 행동 간 대기 2~5초를 시작안으로 사용한다. 로그인 급증과 토큰 만료·갱신은 별도 시나리오로 분리한다. AI 생성·폴링은 위 비율과 독립된 부하로 추가한다.</w:t>
@@ -2080,16 +1998,10 @@
           <w:insideH w:val="single" w:sz="4" w:color="D6DEE8"/>
           <w:insideV w:val="single" w:sz="4" w:color="D6DEE8"/>
         </w:tblBorders>
-        <w:tblCellMar>
-          <w:top w:w="90" w:type="dxa"/>
-          <w:left w:w="100" w:type="dxa"/>
-          <w:bottom w:w="90" w:type="dxa"/>
-          <w:right w:w="100" w:type="dxa"/>
-        </w:tblCellMar>
       </w:tblPr>
       <w:tblGrid>
-        <w:gridCol w:w="2300"/>
-        <w:gridCol w:w="7300"/>
+        <w:gridCol w:w="4800"/>
+        <w:gridCol w:w="4800"/>
       </w:tblGrid>
       <w:tr>
         <w:trPr>
@@ -2098,7 +2010,7 @@
         </w:trPr>
         <w:tc>
           <w:tcPr>
-            <w:tcW w:w="2300" w:type="dxa"/>
+            <w:tcW w:w="4800" w:type="dxa"/>
             <w:shd w:fill="E3ECF6"/>
           </w:tcPr>
           <w:p>
@@ -2112,7 +2024,7 @@
         </w:tc>
         <w:tc>
           <w:tcPr>
-            <w:tcW w:w="7300" w:type="dxa"/>
+            <w:tcW w:w="4800" w:type="dxa"/>
             <w:shd w:fill="E3ECF6"/>
           </w:tcPr>
           <w:p>
@@ -2131,7 +2043,7 @@
         </w:trPr>
         <w:tc>
           <w:tcPr>
-            <w:tcW w:w="2300" w:type="dxa"/>
+            <w:tcW w:w="4800" w:type="dxa"/>
           </w:tcPr>
           <w:p>
             <w:pPr>
@@ -2144,7 +2056,7 @@
         </w:tc>
         <w:tc>
           <w:tcPr>
-            <w:tcW w:w="7300" w:type="dxa"/>
+            <w:tcW w:w="4800" w:type="dxa"/>
           </w:tcPr>
           <w:p>
             <w:pPr>
@@ -2162,7 +2074,7 @@
         </w:trPr>
         <w:tc>
           <w:tcPr>
-            <w:tcW w:w="2300" w:type="dxa"/>
+            <w:tcW w:w="4800" w:type="dxa"/>
           </w:tcPr>
           <w:p>
             <w:pPr>
@@ -2175,7 +2087,7 @@
         </w:tc>
         <w:tc>
           <w:tcPr>
-            <w:tcW w:w="7300" w:type="dxa"/>
+            <w:tcW w:w="4800" w:type="dxa"/>
           </w:tcPr>
           <w:p>
             <w:pPr>
@@ -2193,7 +2105,7 @@
         </w:trPr>
         <w:tc>
           <w:tcPr>
-            <w:tcW w:w="2300" w:type="dxa"/>
+            <w:tcW w:w="4800" w:type="dxa"/>
           </w:tcPr>
           <w:p>
             <w:pPr>
@@ -2206,7 +2118,7 @@
         </w:tc>
         <w:tc>
           <w:tcPr>
-            <w:tcW w:w="7300" w:type="dxa"/>
+            <w:tcW w:w="4800" w:type="dxa"/>
           </w:tcPr>
           <w:p>
             <w:pPr>
@@ -2224,7 +2136,7 @@
         </w:trPr>
         <w:tc>
           <w:tcPr>
-            <w:tcW w:w="2300" w:type="dxa"/>
+            <w:tcW w:w="4800" w:type="dxa"/>
           </w:tcPr>
           <w:p>
             <w:pPr>
@@ -2237,7 +2149,7 @@
         </w:tc>
         <w:tc>
           <w:tcPr>
-            <w:tcW w:w="7300" w:type="dxa"/>
+            <w:tcW w:w="4800" w:type="dxa"/>
           </w:tcPr>
           <w:p>
             <w:pPr>
@@ -2255,7 +2167,7 @@
         </w:trPr>
         <w:tc>
           <w:tcPr>
-            <w:tcW w:w="2300" w:type="dxa"/>
+            <w:tcW w:w="4800" w:type="dxa"/>
           </w:tcPr>
           <w:p>
             <w:pPr>
@@ -2268,7 +2180,7 @@
         </w:tc>
         <w:tc>
           <w:tcPr>
-            <w:tcW w:w="7300" w:type="dxa"/>
+            <w:tcW w:w="4800" w:type="dxa"/>
           </w:tcPr>
           <w:p>
             <w:pPr>
@@ -2286,7 +2198,7 @@
         </w:trPr>
         <w:tc>
           <w:tcPr>
-            <w:tcW w:w="2300" w:type="dxa"/>
+            <w:tcW w:w="4800" w:type="dxa"/>
           </w:tcPr>
           <w:p>
             <w:pPr>
@@ -2299,7 +2211,7 @@
         </w:tc>
         <w:tc>
           <w:tcPr>
-            <w:tcW w:w="7300" w:type="dxa"/>
+            <w:tcW w:w="4800" w:type="dxa"/>
           </w:tcPr>
           <w:p>
             <w:pPr>
@@ -2312,11 +2224,6 @@
         </w:tc>
       </w:tr>
     </w:tbl>
-    <w:p>
-      <w:r>
-        <w:t xml:space="preserve"/>
-      </w:r>
-    </w:p>
     <w:p>
       <w:r>
         <w:t xml:space="preserve">일반 API 주요 조건은 최소 3회 반복하고 실행 순서·워밍업 조건을 동일하게 유지한다. AI 소표본은 개별 시간·최솟값·중앙값·최댓값·표본 수를 보고하며 p95를 안정적인 용량 근거로 해석하지 않는다. 실제 AI 반복 수는 예산 확정 후 결정한다.</w:t>
@@ -2356,17 +2263,11 @@
           <w:insideH w:val="single" w:sz="4" w:color="D6DEE8"/>
           <w:insideV w:val="single" w:sz="4" w:color="D6DEE8"/>
         </w:tblBorders>
-        <w:tblCellMar>
-          <w:top w:w="90" w:type="dxa"/>
-          <w:left w:w="100" w:type="dxa"/>
-          <w:bottom w:w="90" w:type="dxa"/>
-          <w:right w:w="100" w:type="dxa"/>
-        </w:tblCellMar>
       </w:tblPr>
       <w:tblGrid>
-        <w:gridCol w:w="2050"/>
-        <w:gridCol w:w="5200"/>
-        <w:gridCol w:w="2350"/>
+        <w:gridCol w:w="3200"/>
+        <w:gridCol w:w="3200"/>
+        <w:gridCol w:w="3200"/>
       </w:tblGrid>
       <w:tr>
         <w:trPr>
@@ -2375,7 +2276,7 @@
         </w:trPr>
         <w:tc>
           <w:tcPr>
-            <w:tcW w:w="2050" w:type="dxa"/>
+            <w:tcW w:w="3200" w:type="dxa"/>
             <w:shd w:fill="E3ECF6"/>
           </w:tcPr>
           <w:p>
@@ -2389,7 +2290,7 @@
         </w:tc>
         <w:tc>
           <w:tcPr>
-            <w:tcW w:w="5200" w:type="dxa"/>
+            <w:tcW w:w="3200" w:type="dxa"/>
             <w:shd w:fill="E3ECF6"/>
           </w:tcPr>
           <w:p>
@@ -2403,7 +2304,7 @@
         </w:tc>
         <w:tc>
           <w:tcPr>
-            <w:tcW w:w="2350" w:type="dxa"/>
+            <w:tcW w:w="3200" w:type="dxa"/>
             <w:shd w:fill="E3ECF6"/>
           </w:tcPr>
           <w:p>
@@ -2422,7 +2323,7 @@
         </w:trPr>
         <w:tc>
           <w:tcPr>
-            <w:tcW w:w="2050" w:type="dxa"/>
+            <w:tcW w:w="3200" w:type="dxa"/>
           </w:tcPr>
           <w:p>
             <w:pPr>
@@ -2435,7 +2336,7 @@
         </w:tc>
         <w:tc>
           <w:tcPr>
-            <w:tcW w:w="5200" w:type="dxa"/>
+            <w:tcW w:w="3200" w:type="dxa"/>
           </w:tcPr>
           <w:p>
             <w:pPr>
@@ -2448,7 +2349,7 @@
         </w:tc>
         <w:tc>
           <w:tcPr>
-            <w:tcW w:w="2350" w:type="dxa"/>
+            <w:tcW w:w="3200" w:type="dxa"/>
           </w:tcPr>
           <w:p>
             <w:pPr>
@@ -2466,7 +2367,7 @@
         </w:trPr>
         <w:tc>
           <w:tcPr>
-            <w:tcW w:w="2050" w:type="dxa"/>
+            <w:tcW w:w="3200" w:type="dxa"/>
           </w:tcPr>
           <w:p>
             <w:pPr>
@@ -2479,7 +2380,7 @@
         </w:tc>
         <w:tc>
           <w:tcPr>
-            <w:tcW w:w="5200" w:type="dxa"/>
+            <w:tcW w:w="3200" w:type="dxa"/>
           </w:tcPr>
           <w:p>
             <w:pPr>
@@ -2492,7 +2393,7 @@
         </w:tc>
         <w:tc>
           <w:tcPr>
-            <w:tcW w:w="2350" w:type="dxa"/>
+            <w:tcW w:w="3200" w:type="dxa"/>
           </w:tcPr>
           <w:p>
             <w:pPr>
@@ -2510,7 +2411,7 @@
         </w:trPr>
         <w:tc>
           <w:tcPr>
-            <w:tcW w:w="2050" w:type="dxa"/>
+            <w:tcW w:w="3200" w:type="dxa"/>
           </w:tcPr>
           <w:p>
             <w:pPr>
@@ -2523,7 +2424,7 @@
         </w:tc>
         <w:tc>
           <w:tcPr>
-            <w:tcW w:w="5200" w:type="dxa"/>
+            <w:tcW w:w="3200" w:type="dxa"/>
           </w:tcPr>
           <w:p>
             <w:pPr>
@@ -2536,7 +2437,7 @@
         </w:tc>
         <w:tc>
           <w:tcPr>
-            <w:tcW w:w="2350" w:type="dxa"/>
+            <w:tcW w:w="3200" w:type="dxa"/>
           </w:tcPr>
           <w:p>
             <w:pPr>
@@ -2554,7 +2455,7 @@
         </w:trPr>
         <w:tc>
           <w:tcPr>
-            <w:tcW w:w="2050" w:type="dxa"/>
+            <w:tcW w:w="3200" w:type="dxa"/>
           </w:tcPr>
           <w:p>
             <w:pPr>
@@ -2567,7 +2468,7 @@
         </w:tc>
         <w:tc>
           <w:tcPr>
-            <w:tcW w:w="5200" w:type="dxa"/>
+            <w:tcW w:w="3200" w:type="dxa"/>
           </w:tcPr>
           <w:p>
             <w:pPr>
@@ -2580,7 +2481,7 @@
         </w:tc>
         <w:tc>
           <w:tcPr>
-            <w:tcW w:w="2350" w:type="dxa"/>
+            <w:tcW w:w="3200" w:type="dxa"/>
           </w:tcPr>
           <w:p>
             <w:pPr>
@@ -2598,7 +2499,7 @@
         </w:trPr>
         <w:tc>
           <w:tcPr>
-            <w:tcW w:w="2050" w:type="dxa"/>
+            <w:tcW w:w="3200" w:type="dxa"/>
           </w:tcPr>
           <w:p>
             <w:pPr>
@@ -2611,7 +2512,7 @@
         </w:tc>
         <w:tc>
           <w:tcPr>
-            <w:tcW w:w="5200" w:type="dxa"/>
+            <w:tcW w:w="3200" w:type="dxa"/>
           </w:tcPr>
           <w:p>
             <w:pPr>
@@ -2624,7 +2525,7 @@
         </w:tc>
         <w:tc>
           <w:tcPr>
-            <w:tcW w:w="2350" w:type="dxa"/>
+            <w:tcW w:w="3200" w:type="dxa"/>
           </w:tcPr>
           <w:p>
             <w:pPr>
@@ -2642,7 +2543,7 @@
         </w:trPr>
         <w:tc>
           <w:tcPr>
-            <w:tcW w:w="2050" w:type="dxa"/>
+            <w:tcW w:w="3200" w:type="dxa"/>
           </w:tcPr>
           <w:p>
             <w:pPr>
@@ -2655,7 +2556,7 @@
         </w:tc>
         <w:tc>
           <w:tcPr>
-            <w:tcW w:w="5200" w:type="dxa"/>
+            <w:tcW w:w="3200" w:type="dxa"/>
           </w:tcPr>
           <w:p>
             <w:pPr>
@@ -2668,7 +2569,7 @@
         </w:tc>
         <w:tc>
           <w:tcPr>
-            <w:tcW w:w="2350" w:type="dxa"/>
+            <w:tcW w:w="3200" w:type="dxa"/>
           </w:tcPr>
           <w:p>
             <w:pPr>
@@ -2686,7 +2587,7 @@
         </w:trPr>
         <w:tc>
           <w:tcPr>
-            <w:tcW w:w="2050" w:type="dxa"/>
+            <w:tcW w:w="3200" w:type="dxa"/>
           </w:tcPr>
           <w:p>
             <w:pPr>
@@ -2699,7 +2600,7 @@
         </w:tc>
         <w:tc>
           <w:tcPr>
-            <w:tcW w:w="5200" w:type="dxa"/>
+            <w:tcW w:w="3200" w:type="dxa"/>
           </w:tcPr>
           <w:p>
             <w:pPr>
@@ -2712,7 +2613,7 @@
         </w:tc>
         <w:tc>
           <w:tcPr>
-            <w:tcW w:w="2350" w:type="dxa"/>
+            <w:tcW w:w="3200" w:type="dxa"/>
           </w:tcPr>
           <w:p>
             <w:pPr>
@@ -2730,7 +2631,7 @@
         </w:trPr>
         <w:tc>
           <w:tcPr>
-            <w:tcW w:w="2050" w:type="dxa"/>
+            <w:tcW w:w="3200" w:type="dxa"/>
           </w:tcPr>
           <w:p>
             <w:pPr>
@@ -2743,7 +2644,7 @@
         </w:tc>
         <w:tc>
           <w:tcPr>
-            <w:tcW w:w="5200" w:type="dxa"/>
+            <w:tcW w:w="3200" w:type="dxa"/>
           </w:tcPr>
           <w:p>
             <w:pPr>
@@ -2756,7 +2657,7 @@
         </w:tc>
         <w:tc>
           <w:tcPr>
-            <w:tcW w:w="2350" w:type="dxa"/>
+            <w:tcW w:w="3200" w:type="dxa"/>
           </w:tcPr>
           <w:p>
             <w:pPr>
@@ -2774,7 +2675,7 @@
         </w:trPr>
         <w:tc>
           <w:tcPr>
-            <w:tcW w:w="2050" w:type="dxa"/>
+            <w:tcW w:w="3200" w:type="dxa"/>
           </w:tcPr>
           <w:p>
             <w:pPr>
@@ -2787,7 +2688,7 @@
         </w:tc>
         <w:tc>
           <w:tcPr>
-            <w:tcW w:w="5200" w:type="dxa"/>
+            <w:tcW w:w="3200" w:type="dxa"/>
           </w:tcPr>
           <w:p>
             <w:pPr>
@@ -2800,7 +2701,7 @@
         </w:tc>
         <w:tc>
           <w:tcPr>
-            <w:tcW w:w="2350" w:type="dxa"/>
+            <w:tcW w:w="3200" w:type="dxa"/>
           </w:tcPr>
           <w:p>
             <w:pPr>
@@ -2818,7 +2719,7 @@
         </w:trPr>
         <w:tc>
           <w:tcPr>
-            <w:tcW w:w="2050" w:type="dxa"/>
+            <w:tcW w:w="3200" w:type="dxa"/>
           </w:tcPr>
           <w:p>
             <w:pPr>
@@ -2831,7 +2732,7 @@
         </w:tc>
         <w:tc>
           <w:tcPr>
-            <w:tcW w:w="5200" w:type="dxa"/>
+            <w:tcW w:w="3200" w:type="dxa"/>
           </w:tcPr>
           <w:p>
             <w:pPr>
@@ -2844,7 +2745,7 @@
         </w:tc>
         <w:tc>
           <w:tcPr>
-            <w:tcW w:w="2350" w:type="dxa"/>
+            <w:tcW w:w="3200" w:type="dxa"/>
           </w:tcPr>
           <w:p>
             <w:pPr>
@@ -2862,7 +2763,7 @@
         </w:trPr>
         <w:tc>
           <w:tcPr>
-            <w:tcW w:w="2050" w:type="dxa"/>
+            <w:tcW w:w="3200" w:type="dxa"/>
           </w:tcPr>
           <w:p>
             <w:pPr>
@@ -2875,7 +2776,7 @@
         </w:tc>
         <w:tc>
           <w:tcPr>
-            <w:tcW w:w="5200" w:type="dxa"/>
+            <w:tcW w:w="3200" w:type="dxa"/>
           </w:tcPr>
           <w:p>
             <w:pPr>
@@ -2888,7 +2789,7 @@
         </w:tc>
         <w:tc>
           <w:tcPr>
-            <w:tcW w:w="2350" w:type="dxa"/>
+            <w:tcW w:w="3200" w:type="dxa"/>
           </w:tcPr>
           <w:p>
             <w:pPr>
@@ -2906,7 +2807,7 @@
         </w:trPr>
         <w:tc>
           <w:tcPr>
-            <w:tcW w:w="2050" w:type="dxa"/>
+            <w:tcW w:w="3200" w:type="dxa"/>
           </w:tcPr>
           <w:p>
             <w:pPr>
@@ -2919,7 +2820,7 @@
         </w:tc>
         <w:tc>
           <w:tcPr>
-            <w:tcW w:w="5200" w:type="dxa"/>
+            <w:tcW w:w="3200" w:type="dxa"/>
           </w:tcPr>
           <w:p>
             <w:pPr>
@@ -2932,7 +2833,7 @@
         </w:tc>
         <w:tc>
           <w:tcPr>
-            <w:tcW w:w="2350" w:type="dxa"/>
+            <w:tcW w:w="3200" w:type="dxa"/>
           </w:tcPr>
           <w:p>
             <w:pPr>
@@ -2950,7 +2851,7 @@
         </w:trPr>
         <w:tc>
           <w:tcPr>
-            <w:tcW w:w="2050" w:type="dxa"/>
+            <w:tcW w:w="3200" w:type="dxa"/>
           </w:tcPr>
           <w:p>
             <w:pPr>
@@ -2963,7 +2864,7 @@
         </w:tc>
         <w:tc>
           <w:tcPr>
-            <w:tcW w:w="5200" w:type="dxa"/>
+            <w:tcW w:w="3200" w:type="dxa"/>
           </w:tcPr>
           <w:p>
             <w:pPr>
@@ -2976,7 +2877,7 @@
         </w:tc>
         <w:tc>
           <w:tcPr>
-            <w:tcW w:w="2350" w:type="dxa"/>
+            <w:tcW w:w="3200" w:type="dxa"/>
           </w:tcPr>
           <w:p>
             <w:pPr>
@@ -2994,7 +2895,7 @@
         </w:trPr>
         <w:tc>
           <w:tcPr>
-            <w:tcW w:w="2050" w:type="dxa"/>
+            <w:tcW w:w="3200" w:type="dxa"/>
           </w:tcPr>
           <w:p>
             <w:pPr>
@@ -3007,7 +2908,7 @@
         </w:tc>
         <w:tc>
           <w:tcPr>
-            <w:tcW w:w="5200" w:type="dxa"/>
+            <w:tcW w:w="3200" w:type="dxa"/>
           </w:tcPr>
           <w:p>
             <w:pPr>
@@ -3020,7 +2921,7 @@
         </w:tc>
         <w:tc>
           <w:tcPr>
-            <w:tcW w:w="2350" w:type="dxa"/>
+            <w:tcW w:w="3200" w:type="dxa"/>
           </w:tcPr>
           <w:p>
             <w:pPr>
@@ -3033,11 +2934,6 @@
         </w:tc>
       </w:tr>
     </w:tbl>
-    <w:p>
-      <w:r>
-        <w:t xml:space="preserve"/>
-      </w:r>
-    </w:p>
     <w:p>
       <w:r>
         <w:t xml:space="preserve">PERF-11의 동시 수정 충돌 처리 방식과 PERF-14의 복구 방식·허용시간은 실행 전에 정의한다. 미구현 복구 동작을 존재한다고 가정하지 않으며, 관찰 결과와 개선 필요 사항을 기록한다.</w:t>
@@ -3075,16 +2971,10 @@
           <w:insideH w:val="single" w:sz="4" w:color="D6DEE8"/>
           <w:insideV w:val="single" w:sz="4" w:color="D6DEE8"/>
         </w:tblBorders>
-        <w:tblCellMar>
-          <w:top w:w="90" w:type="dxa"/>
-          <w:left w:w="100" w:type="dxa"/>
-          <w:bottom w:w="90" w:type="dxa"/>
-          <w:right w:w="100" w:type="dxa"/>
-        </w:tblCellMar>
       </w:tblPr>
       <w:tblGrid>
-        <w:gridCol w:w="2300"/>
-        <w:gridCol w:w="7300"/>
+        <w:gridCol w:w="4800"/>
+        <w:gridCol w:w="4800"/>
       </w:tblGrid>
       <w:tr>
         <w:trPr>
@@ -3093,7 +2983,7 @@
         </w:trPr>
         <w:tc>
           <w:tcPr>
-            <w:tcW w:w="2300" w:type="dxa"/>
+            <w:tcW w:w="4800" w:type="dxa"/>
             <w:shd w:fill="E3ECF6"/>
           </w:tcPr>
           <w:p>
@@ -3107,7 +2997,7 @@
         </w:tc>
         <w:tc>
           <w:tcPr>
-            <w:tcW w:w="7300" w:type="dxa"/>
+            <w:tcW w:w="4800" w:type="dxa"/>
             <w:shd w:fill="E3ECF6"/>
           </w:tcPr>
           <w:p>
@@ -3126,7 +3016,7 @@
         </w:trPr>
         <w:tc>
           <w:tcPr>
-            <w:tcW w:w="2300" w:type="dxa"/>
+            <w:tcW w:w="4800" w:type="dxa"/>
           </w:tcPr>
           <w:p>
             <w:pPr>
@@ -3139,7 +3029,7 @@
         </w:tc>
         <w:tc>
           <w:tcPr>
-            <w:tcW w:w="7300" w:type="dxa"/>
+            <w:tcW w:w="4800" w:type="dxa"/>
           </w:tcPr>
           <w:p>
             <w:pPr>
@@ -3157,7 +3047,7 @@
         </w:trPr>
         <w:tc>
           <w:tcPr>
-            <w:tcW w:w="2300" w:type="dxa"/>
+            <w:tcW w:w="4800" w:type="dxa"/>
           </w:tcPr>
           <w:p>
             <w:pPr>
@@ -3170,7 +3060,7 @@
         </w:tc>
         <w:tc>
           <w:tcPr>
-            <w:tcW w:w="7300" w:type="dxa"/>
+            <w:tcW w:w="4800" w:type="dxa"/>
           </w:tcPr>
           <w:p>
             <w:pPr>
@@ -3188,7 +3078,7 @@
         </w:trPr>
         <w:tc>
           <w:tcPr>
-            <w:tcW w:w="2300" w:type="dxa"/>
+            <w:tcW w:w="4800" w:type="dxa"/>
           </w:tcPr>
           <w:p>
             <w:pPr>
@@ -3201,7 +3091,7 @@
         </w:tc>
         <w:tc>
           <w:tcPr>
-            <w:tcW w:w="7300" w:type="dxa"/>
+            <w:tcW w:w="4800" w:type="dxa"/>
           </w:tcPr>
           <w:p>
             <w:pPr>
@@ -3219,7 +3109,7 @@
         </w:trPr>
         <w:tc>
           <w:tcPr>
-            <w:tcW w:w="2300" w:type="dxa"/>
+            <w:tcW w:w="4800" w:type="dxa"/>
           </w:tcPr>
           <w:p>
             <w:pPr>
@@ -3232,7 +3122,7 @@
         </w:tc>
         <w:tc>
           <w:tcPr>
-            <w:tcW w:w="7300" w:type="dxa"/>
+            <w:tcW w:w="4800" w:type="dxa"/>
           </w:tcPr>
           <w:p>
             <w:pPr>
@@ -3250,7 +3140,7 @@
         </w:trPr>
         <w:tc>
           <w:tcPr>
-            <w:tcW w:w="2300" w:type="dxa"/>
+            <w:tcW w:w="4800" w:type="dxa"/>
           </w:tcPr>
           <w:p>
             <w:pPr>
@@ -3263,7 +3153,7 @@
         </w:tc>
         <w:tc>
           <w:tcPr>
-            <w:tcW w:w="7300" w:type="dxa"/>
+            <w:tcW w:w="4800" w:type="dxa"/>
           </w:tcPr>
           <w:p>
             <w:pPr>
@@ -3281,7 +3171,7 @@
         </w:trPr>
         <w:tc>
           <w:tcPr>
-            <w:tcW w:w="2300" w:type="dxa"/>
+            <w:tcW w:w="4800" w:type="dxa"/>
           </w:tcPr>
           <w:p>
             <w:pPr>
@@ -3294,7 +3184,7 @@
         </w:tc>
         <w:tc>
           <w:tcPr>
-            <w:tcW w:w="7300" w:type="dxa"/>
+            <w:tcW w:w="4800" w:type="dxa"/>
           </w:tcPr>
           <w:p>
             <w:pPr>
@@ -3312,7 +3202,7 @@
         </w:trPr>
         <w:tc>
           <w:tcPr>
-            <w:tcW w:w="2300" w:type="dxa"/>
+            <w:tcW w:w="4800" w:type="dxa"/>
           </w:tcPr>
           <w:p>
             <w:pPr>
@@ -3325,7 +3215,7 @@
         </w:tc>
         <w:tc>
           <w:tcPr>
-            <w:tcW w:w="7300" w:type="dxa"/>
+            <w:tcW w:w="4800" w:type="dxa"/>
           </w:tcPr>
           <w:p>
             <w:pPr>
@@ -3343,7 +3233,7 @@
         </w:trPr>
         <w:tc>
           <w:tcPr>
-            <w:tcW w:w="2300" w:type="dxa"/>
+            <w:tcW w:w="4800" w:type="dxa"/>
           </w:tcPr>
           <w:p>
             <w:pPr>
@@ -3356,7 +3246,7 @@
         </w:tc>
         <w:tc>
           <w:tcPr>
-            <w:tcW w:w="7300" w:type="dxa"/>
+            <w:tcW w:w="4800" w:type="dxa"/>
           </w:tcPr>
           <w:p>
             <w:pPr>
@@ -3369,11 +3259,6 @@
         </w:tc>
       </w:tr>
     </w:tbl>
-    <w:p>
-      <w:r>
-        <w:t xml:space="preserve"/>
-      </w:r>
-    </w:p>
     <w:p>
       <w:r>
         <w:t xml:space="preserve">실행 ID·시나리오 ID·job_id를 연계한다. 서버 시간은 동기화하고 클라이언트 구간 시간은 단조 시계로 측정한다. 상태 변경 시각을 충분히 기록하지 않으면 정확한 대기시간을 산출할 수 없으므로 계측을 추가하거나 미측정으로 표기한다.</w:t>
@@ -3398,16 +3283,10 @@
           <w:insideH w:val="single" w:sz="4" w:color="D6DEE8"/>
           <w:insideV w:val="single" w:sz="4" w:color="D6DEE8"/>
         </w:tblBorders>
-        <w:tblCellMar>
-          <w:top w:w="90" w:type="dxa"/>
-          <w:left w:w="100" w:type="dxa"/>
-          <w:bottom w:w="90" w:type="dxa"/>
-          <w:right w:w="100" w:type="dxa"/>
-        </w:tblCellMar>
       </w:tblPr>
       <w:tblGrid>
-        <w:gridCol w:w="2300"/>
-        <w:gridCol w:w="7300"/>
+        <w:gridCol w:w="4800"/>
+        <w:gridCol w:w="4800"/>
       </w:tblGrid>
       <w:tr>
         <w:trPr>
@@ -3416,7 +3295,7 @@
         </w:trPr>
         <w:tc>
           <w:tcPr>
-            <w:tcW w:w="2300" w:type="dxa"/>
+            <w:tcW w:w="4800" w:type="dxa"/>
             <w:shd w:fill="E3ECF6"/>
           </w:tcPr>
           <w:p>
@@ -3430,7 +3309,7 @@
         </w:tc>
         <w:tc>
           <w:tcPr>
-            <w:tcW w:w="7300" w:type="dxa"/>
+            <w:tcW w:w="4800" w:type="dxa"/>
             <w:shd w:fill="E3ECF6"/>
           </w:tcPr>
           <w:p>
@@ -3449,7 +3328,7 @@
         </w:trPr>
         <w:tc>
           <w:tcPr>
-            <w:tcW w:w="2300" w:type="dxa"/>
+            <w:tcW w:w="4800" w:type="dxa"/>
           </w:tcPr>
           <w:p>
             <w:pPr>
@@ -3462,7 +3341,7 @@
         </w:tc>
         <w:tc>
           <w:tcPr>
-            <w:tcW w:w="7300" w:type="dxa"/>
+            <w:tcW w:w="4800" w:type="dxa"/>
           </w:tcPr>
           <w:p>
             <w:pPr>
@@ -3480,7 +3359,7 @@
         </w:trPr>
         <w:tc>
           <w:tcPr>
-            <w:tcW w:w="2300" w:type="dxa"/>
+            <w:tcW w:w="4800" w:type="dxa"/>
           </w:tcPr>
           <w:p>
             <w:pPr>
@@ -3493,7 +3372,7 @@
         </w:tc>
         <w:tc>
           <w:tcPr>
-            <w:tcW w:w="7300" w:type="dxa"/>
+            <w:tcW w:w="4800" w:type="dxa"/>
           </w:tcPr>
           <w:p>
             <w:pPr>
@@ -3511,7 +3390,7 @@
         </w:trPr>
         <w:tc>
           <w:tcPr>
-            <w:tcW w:w="2300" w:type="dxa"/>
+            <w:tcW w:w="4800" w:type="dxa"/>
           </w:tcPr>
           <w:p>
             <w:pPr>
@@ -3524,7 +3403,7 @@
         </w:tc>
         <w:tc>
           <w:tcPr>
-            <w:tcW w:w="7300" w:type="dxa"/>
+            <w:tcW w:w="4800" w:type="dxa"/>
           </w:tcPr>
           <w:p>
             <w:pPr>
@@ -3542,7 +3421,7 @@
         </w:trPr>
         <w:tc>
           <w:tcPr>
-            <w:tcW w:w="2300" w:type="dxa"/>
+            <w:tcW w:w="4800" w:type="dxa"/>
           </w:tcPr>
           <w:p>
             <w:pPr>
@@ -3555,7 +3434,7 @@
         </w:tc>
         <w:tc>
           <w:tcPr>
-            <w:tcW w:w="7300" w:type="dxa"/>
+            <w:tcW w:w="4800" w:type="dxa"/>
           </w:tcPr>
           <w:p>
             <w:pPr>
@@ -3573,7 +3452,7 @@
         </w:trPr>
         <w:tc>
           <w:tcPr>
-            <w:tcW w:w="2300" w:type="dxa"/>
+            <w:tcW w:w="4800" w:type="dxa"/>
           </w:tcPr>
           <w:p>
             <w:pPr>
@@ -3586,7 +3465,7 @@
         </w:tc>
         <w:tc>
           <w:tcPr>
-            <w:tcW w:w="7300" w:type="dxa"/>
+            <w:tcW w:w="4800" w:type="dxa"/>
           </w:tcPr>
           <w:p>
             <w:pPr>
@@ -3604,7 +3483,7 @@
         </w:trPr>
         <w:tc>
           <w:tcPr>
-            <w:tcW w:w="2300" w:type="dxa"/>
+            <w:tcW w:w="4800" w:type="dxa"/>
           </w:tcPr>
           <w:p>
             <w:pPr>
@@ -3617,7 +3496,7 @@
         </w:tc>
         <w:tc>
           <w:tcPr>
-            <w:tcW w:w="7300" w:type="dxa"/>
+            <w:tcW w:w="4800" w:type="dxa"/>
           </w:tcPr>
           <w:p>
             <w:pPr>
@@ -3635,7 +3514,7 @@
         </w:trPr>
         <w:tc>
           <w:tcPr>
-            <w:tcW w:w="2300" w:type="dxa"/>
+            <w:tcW w:w="4800" w:type="dxa"/>
           </w:tcPr>
           <w:p>
             <w:pPr>
@@ -3648,7 +3527,7 @@
         </w:tc>
         <w:tc>
           <w:tcPr>
-            <w:tcW w:w="7300" w:type="dxa"/>
+            <w:tcW w:w="4800" w:type="dxa"/>
           </w:tcPr>
           <w:p>
             <w:pPr>
@@ -3666,7 +3545,7 @@
         </w:trPr>
         <w:tc>
           <w:tcPr>
-            <w:tcW w:w="2300" w:type="dxa"/>
+            <w:tcW w:w="4800" w:type="dxa"/>
           </w:tcPr>
           <w:p>
             <w:pPr>
@@ -3679,7 +3558,7 @@
         </w:tc>
         <w:tc>
           <w:tcPr>
-            <w:tcW w:w="7300" w:type="dxa"/>
+            <w:tcW w:w="4800" w:type="dxa"/>
           </w:tcPr>
           <w:p>
             <w:pPr>
@@ -3692,11 +3571,6 @@
         </w:tc>
       </w:tr>
     </w:tbl>
-    <w:p>
-      <w:r>
-        <w:t xml:space="preserve"/>
-      </w:r>
-    </w:p>
     <w:p>
       <w:r>
         <w:t xml:space="preserve">정상 오류와 의도적 오류 주입은 별도 집계한다. HTTP 200이라도 Job 상태가 ERROR이거나 결과가 유효하지 않으면 AI 성공으로 집계하지 않는다. CPU 등 자원 수치는 병목 해석에 사용하며 임의의 단일 임계값만으로 합격을 결정하지 않는다.</w:t>
@@ -3787,16 +3661,10 @@
           <w:insideH w:val="single" w:sz="4" w:color="D6DEE8"/>
           <w:insideV w:val="single" w:sz="4" w:color="D6DEE8"/>
         </w:tblBorders>
-        <w:tblCellMar>
-          <w:top w:w="90" w:type="dxa"/>
-          <w:left w:w="100" w:type="dxa"/>
-          <w:bottom w:w="90" w:type="dxa"/>
-          <w:right w:w="100" w:type="dxa"/>
-        </w:tblCellMar>
       </w:tblPr>
       <w:tblGrid>
-        <w:gridCol w:w="2300"/>
-        <w:gridCol w:w="7300"/>
+        <w:gridCol w:w="4800"/>
+        <w:gridCol w:w="4800"/>
       </w:tblGrid>
       <w:tr>
         <w:trPr>
@@ -3805,7 +3673,7 @@
         </w:trPr>
         <w:tc>
           <w:tcPr>
-            <w:tcW w:w="2300" w:type="dxa"/>
+            <w:tcW w:w="4800" w:type="dxa"/>
             <w:shd w:fill="E3ECF6"/>
           </w:tcPr>
           <w:p>
@@ -3819,7 +3687,7 @@
         </w:tc>
         <w:tc>
           <w:tcPr>
-            <w:tcW w:w="7300" w:type="dxa"/>
+            <w:tcW w:w="4800" w:type="dxa"/>
             <w:shd w:fill="E3ECF6"/>
           </w:tcPr>
           <w:p>
@@ -3838,7 +3706,7 @@
         </w:trPr>
         <w:tc>
           <w:tcPr>
-            <w:tcW w:w="2300" w:type="dxa"/>
+            <w:tcW w:w="4800" w:type="dxa"/>
           </w:tcPr>
           <w:p>
             <w:pPr>
@@ -3851,7 +3719,7 @@
         </w:tc>
         <w:tc>
           <w:tcPr>
-            <w:tcW w:w="7300" w:type="dxa"/>
+            <w:tcW w:w="4800" w:type="dxa"/>
           </w:tcPr>
           <w:p>
             <w:pPr>
@@ -3869,7 +3737,7 @@
         </w:trPr>
         <w:tc>
           <w:tcPr>
-            <w:tcW w:w="2300" w:type="dxa"/>
+            <w:tcW w:w="4800" w:type="dxa"/>
           </w:tcPr>
           <w:p>
             <w:pPr>
@@ -3882,7 +3750,7 @@
         </w:tc>
         <w:tc>
           <w:tcPr>
-            <w:tcW w:w="7300" w:type="dxa"/>
+            <w:tcW w:w="4800" w:type="dxa"/>
           </w:tcPr>
           <w:p>
             <w:pPr>
@@ -3900,7 +3768,7 @@
         </w:trPr>
         <w:tc>
           <w:tcPr>
-            <w:tcW w:w="2300" w:type="dxa"/>
+            <w:tcW w:w="4800" w:type="dxa"/>
           </w:tcPr>
           <w:p>
             <w:pPr>
@@ -3913,7 +3781,7 @@
         </w:tc>
         <w:tc>
           <w:tcPr>
-            <w:tcW w:w="7300" w:type="dxa"/>
+            <w:tcW w:w="4800" w:type="dxa"/>
           </w:tcPr>
           <w:p>
             <w:pPr>
@@ -3931,7 +3799,7 @@
         </w:trPr>
         <w:tc>
           <w:tcPr>
-            <w:tcW w:w="2300" w:type="dxa"/>
+            <w:tcW w:w="4800" w:type="dxa"/>
           </w:tcPr>
           <w:p>
             <w:pPr>
@@ -3944,7 +3812,7 @@
         </w:tc>
         <w:tc>
           <w:tcPr>
-            <w:tcW w:w="7300" w:type="dxa"/>
+            <w:tcW w:w="4800" w:type="dxa"/>
           </w:tcPr>
           <w:p>
             <w:pPr>
@@ -3962,7 +3830,7 @@
         </w:trPr>
         <w:tc>
           <w:tcPr>
-            <w:tcW w:w="2300" w:type="dxa"/>
+            <w:tcW w:w="4800" w:type="dxa"/>
           </w:tcPr>
           <w:p>
             <w:pPr>
@@ -3975,7 +3843,7 @@
         </w:tc>
         <w:tc>
           <w:tcPr>
-            <w:tcW w:w="7300" w:type="dxa"/>
+            <w:tcW w:w="4800" w:type="dxa"/>
           </w:tcPr>
           <w:p>
             <w:pPr>
@@ -3988,11 +3856,6 @@
         </w:tc>
       </w:tr>
     </w:tbl>
-    <w:p>
-      <w:r>
-        <w:t xml:space="preserve"/>
-      </w:r>
-    </w:p>
     <w:p>
       <w:r>
         <w:t xml:space="preserve">HTTP 원시 요청·로그인·자원·요약·메타데이터는 11~13장 증적 경로에 저장했다. jobs.csv와 db-summary.json 등 AI·DB 상세 증적은 아직 생성하지 않았다. 요청 본문·쿠키·API 키는 측정 CSV에 저장하지 않는다.</w:t>
@@ -4030,17 +3893,11 @@
           <w:insideH w:val="single" w:sz="4" w:color="D6DEE8"/>
           <w:insideV w:val="single" w:sz="4" w:color="D6DEE8"/>
         </w:tblBorders>
-        <w:tblCellMar>
-          <w:top w:w="90" w:type="dxa"/>
-          <w:left w:w="100" w:type="dxa"/>
-          <w:bottom w:w="90" w:type="dxa"/>
-          <w:right w:w="100" w:type="dxa"/>
-        </w:tblCellMar>
       </w:tblPr>
       <w:tblGrid>
-        <w:gridCol w:w="2050"/>
-        <w:gridCol w:w="5200"/>
-        <w:gridCol w:w="2350"/>
+        <w:gridCol w:w="3200"/>
+        <w:gridCol w:w="3200"/>
+        <w:gridCol w:w="3200"/>
       </w:tblGrid>
       <w:tr>
         <w:trPr>
@@ -4049,7 +3906,7 @@
         </w:trPr>
         <w:tc>
           <w:tcPr>
-            <w:tcW w:w="2050" w:type="dxa"/>
+            <w:tcW w:w="3200" w:type="dxa"/>
             <w:shd w:fill="E3ECF6"/>
           </w:tcPr>
           <w:p>
@@ -4063,7 +3920,7 @@
         </w:tc>
         <w:tc>
           <w:tcPr>
-            <w:tcW w:w="5200" w:type="dxa"/>
+            <w:tcW w:w="3200" w:type="dxa"/>
             <w:shd w:fill="E3ECF6"/>
           </w:tcPr>
           <w:p>
@@ -4077,7 +3934,7 @@
         </w:tc>
         <w:tc>
           <w:tcPr>
-            <w:tcW w:w="2350" w:type="dxa"/>
+            <w:tcW w:w="3200" w:type="dxa"/>
             <w:shd w:fill="E3ECF6"/>
           </w:tcPr>
           <w:p>
@@ -4096,7 +3953,7 @@
         </w:trPr>
         <w:tc>
           <w:tcPr>
-            <w:tcW w:w="2050" w:type="dxa"/>
+            <w:tcW w:w="3200" w:type="dxa"/>
           </w:tcPr>
           <w:p>
             <w:pPr>
@@ -4109,7 +3966,7 @@
         </w:tc>
         <w:tc>
           <w:tcPr>
-            <w:tcW w:w="5200" w:type="dxa"/>
+            <w:tcW w:w="3200" w:type="dxa"/>
           </w:tcPr>
           <w:p>
             <w:pPr>
@@ -4122,7 +3979,7 @@
         </w:tc>
         <w:tc>
           <w:tcPr>
-            <w:tcW w:w="2350" w:type="dxa"/>
+            <w:tcW w:w="3200" w:type="dxa"/>
           </w:tcPr>
           <w:p>
             <w:pPr>
@@ -4140,7 +3997,7 @@
         </w:trPr>
         <w:tc>
           <w:tcPr>
-            <w:tcW w:w="2050" w:type="dxa"/>
+            <w:tcW w:w="3200" w:type="dxa"/>
           </w:tcPr>
           <w:p>
             <w:pPr>
@@ -4153,7 +4010,7 @@
         </w:tc>
         <w:tc>
           <w:tcPr>
-            <w:tcW w:w="5200" w:type="dxa"/>
+            <w:tcW w:w="3200" w:type="dxa"/>
           </w:tcPr>
           <w:p>
             <w:pPr>
@@ -4166,7 +4023,7 @@
         </w:tc>
         <w:tc>
           <w:tcPr>
-            <w:tcW w:w="2350" w:type="dxa"/>
+            <w:tcW w:w="3200" w:type="dxa"/>
           </w:tcPr>
           <w:p>
             <w:pPr>
@@ -4184,7 +4041,7 @@
         </w:trPr>
         <w:tc>
           <w:tcPr>
-            <w:tcW w:w="2050" w:type="dxa"/>
+            <w:tcW w:w="3200" w:type="dxa"/>
           </w:tcPr>
           <w:p>
             <w:pPr>
@@ -4197,7 +4054,7 @@
         </w:tc>
         <w:tc>
           <w:tcPr>
-            <w:tcW w:w="5200" w:type="dxa"/>
+            <w:tcW w:w="3200" w:type="dxa"/>
           </w:tcPr>
           <w:p>
             <w:pPr>
@@ -4210,7 +4067,7 @@
         </w:tc>
         <w:tc>
           <w:tcPr>
-            <w:tcW w:w="2350" w:type="dxa"/>
+            <w:tcW w:w="3200" w:type="dxa"/>
           </w:tcPr>
           <w:p>
             <w:pPr>
@@ -4228,7 +4085,7 @@
         </w:trPr>
         <w:tc>
           <w:tcPr>
-            <w:tcW w:w="2050" w:type="dxa"/>
+            <w:tcW w:w="3200" w:type="dxa"/>
           </w:tcPr>
           <w:p>
             <w:pPr>
@@ -4241,7 +4098,7 @@
         </w:tc>
         <w:tc>
           <w:tcPr>
-            <w:tcW w:w="5200" w:type="dxa"/>
+            <w:tcW w:w="3200" w:type="dxa"/>
           </w:tcPr>
           <w:p>
             <w:pPr>
@@ -4254,7 +4111,7 @@
         </w:tc>
         <w:tc>
           <w:tcPr>
-            <w:tcW w:w="2350" w:type="dxa"/>
+            <w:tcW w:w="3200" w:type="dxa"/>
           </w:tcPr>
           <w:p>
             <w:pPr>
@@ -4272,7 +4129,7 @@
         </w:trPr>
         <w:tc>
           <w:tcPr>
-            <w:tcW w:w="2050" w:type="dxa"/>
+            <w:tcW w:w="3200" w:type="dxa"/>
           </w:tcPr>
           <w:p>
             <w:pPr>
@@ -4285,7 +4142,7 @@
         </w:tc>
         <w:tc>
           <w:tcPr>
-            <w:tcW w:w="5200" w:type="dxa"/>
+            <w:tcW w:w="3200" w:type="dxa"/>
           </w:tcPr>
           <w:p>
             <w:pPr>
@@ -4298,7 +4155,7 @@
         </w:tc>
         <w:tc>
           <w:tcPr>
-            <w:tcW w:w="2350" w:type="dxa"/>
+            <w:tcW w:w="3200" w:type="dxa"/>
           </w:tcPr>
           <w:p>
             <w:pPr>
@@ -4316,7 +4173,7 @@
         </w:trPr>
         <w:tc>
           <w:tcPr>
-            <w:tcW w:w="2050" w:type="dxa"/>
+            <w:tcW w:w="3200" w:type="dxa"/>
           </w:tcPr>
           <w:p>
             <w:pPr>
@@ -4329,7 +4186,7 @@
         </w:tc>
         <w:tc>
           <w:tcPr>
-            <w:tcW w:w="5200" w:type="dxa"/>
+            <w:tcW w:w="3200" w:type="dxa"/>
           </w:tcPr>
           <w:p>
             <w:pPr>
@@ -4342,7 +4199,7 @@
         </w:tc>
         <w:tc>
           <w:tcPr>
-            <w:tcW w:w="2350" w:type="dxa"/>
+            <w:tcW w:w="3200" w:type="dxa"/>
           </w:tcPr>
           <w:p>
             <w:pPr>
@@ -4360,20 +4217,108 @@
         </w:trPr>
         <w:tc>
           <w:tcPr>
-            <w:tcW w:w="2050" w:type="dxa"/>
-          </w:tcPr>
-          <w:p>
-            <w:pPr>
-              <w:pStyle w:val="TableText"/>
-            </w:pPr>
-            <w:r>
-              <w:t xml:space="preserve">AI·쓰기·혼합·급증·복구</w:t>
-            </w:r>
-          </w:p>
-        </w:tc>
-        <w:tc>
-          <w:tcPr>
-            <w:tcW w:w="5200" w:type="dxa"/>
+            <w:tcW w:w="3200" w:type="dxa"/>
+          </w:tcPr>
+          <w:p>
+            <w:pPr>
+              <w:pStyle w:val="TableText"/>
+            </w:pPr>
+            <w:r>
+              <w:t xml:space="preserve">조회 최적화·확장 규모 반복</w:t>
+            </w:r>
+          </w:p>
+        </w:tc>
+        <w:tc>
+          <w:tcPr>
+            <w:tcW w:w="3200" w:type="dxa"/>
+          </w:tcPr>
+          <w:p>
+            <w:pPr>
+              <w:pStyle w:val="TableText"/>
+            </w:pPr>
+            <w:r>
+              <w:t xml:space="preserve">수행</w:t>
+            </w:r>
+          </w:p>
+        </w:tc>
+        <w:tc>
+          <w:tcPr>
+            <w:tcW w:w="3200" w:type="dxa"/>
+          </w:tcPr>
+          <w:p>
+            <w:pPr>
+              <w:pStyle w:val="TableText"/>
+            </w:pPr>
+            <w:r>
+              <w:t xml:space="preserve">4,909건·오류 2건(0.041%). 모든 측정 경로 p95 1초 이내. 상세 16장</w:t>
+            </w:r>
+          </w:p>
+        </w:tc>
+      </w:tr>
+      <w:tr>
+        <w:trPr>
+          <w:cantSplit/>
+        </w:trPr>
+        <w:tc>
+          <w:tcPr>
+            <w:tcW w:w="3200" w:type="dxa"/>
+          </w:tcPr>
+          <w:p>
+            <w:pPr>
+              <w:pStyle w:val="TableText"/>
+            </w:pPr>
+            <w:r>
+              <w:t xml:space="preserve">과제 수정·경합 재시험</w:t>
+            </w:r>
+          </w:p>
+        </w:tc>
+        <w:tc>
+          <w:tcPr>
+            <w:tcW w:w="3200" w:type="dxa"/>
+          </w:tcPr>
+          <w:p>
+            <w:pPr>
+              <w:pStyle w:val="TableText"/>
+            </w:pPr>
+            <w:r>
+              <w:t xml:space="preserve">부분 수행</w:t>
+            </w:r>
+          </w:p>
+        </w:tc>
+        <w:tc>
+          <w:tcPr>
+            <w:tcW w:w="3200" w:type="dxa"/>
+          </w:tcPr>
+          <w:p>
+            <w:pPr>
+              <w:pStyle w:val="TableText"/>
+            </w:pPr>
+            <w:r>
+              <w:t xml:space="preserve">변경 유실과 상태 교차 경합·중복 알림 개선 후 재시험 통과. 재배정·완료 부수 효과 조건 검증. 상세 17~19장</w:t>
+            </w:r>
+          </w:p>
+        </w:tc>
+      </w:tr>
+      <w:tr>
+        <w:trPr>
+          <w:cantSplit/>
+        </w:trPr>
+        <w:tc>
+          <w:tcPr>
+            <w:tcW w:w="3200" w:type="dxa"/>
+          </w:tcPr>
+          <w:p>
+            <w:pPr>
+              <w:pStyle w:val="TableText"/>
+            </w:pPr>
+            <w:r>
+              <w:t xml:space="preserve">AI·혼합·급증·복구</w:t>
+            </w:r>
+          </w:p>
+        </w:tc>
+        <w:tc>
+          <w:tcPr>
+            <w:tcW w:w="3200" w:type="dxa"/>
           </w:tcPr>
           <w:p>
             <w:pPr>
@@ -4386,24 +4331,19 @@
         </w:tc>
         <w:tc>
           <w:tcPr>
-            <w:tcW w:w="2350" w:type="dxa"/>
-          </w:tcPr>
-          <w:p>
-            <w:pPr>
-              <w:pStyle w:val="TableText"/>
-            </w:pPr>
-            <w:r>
-              <w:t xml:space="preserve">계획만 작성. 확장 규모 반복 및 1~2시간 지속 미수행</w:t>
+            <w:tcW w:w="3200" w:type="dxa"/>
+          </w:tcPr>
+          <w:p>
+            <w:pPr>
+              <w:pStyle w:val="TableText"/>
+            </w:pPr>
+            <w:r>
+              <w:t xml:space="preserve">계획만 작성. 확장 규모 반복은 16장에 완료 기록. 1~2시간 지속 미수행</w:t>
             </w:r>
           </w:p>
         </w:tc>
       </w:tr>
     </w:tbl>
-    <w:p>
-      <w:r>
-        <w:t xml:space="preserve"/>
-      </w:r>
-    </w:p>
     <w:p>
       <w:pPr>
         <w:pStyle w:val="Heading2"/>
@@ -4423,17 +4363,11 @@
           <w:insideH w:val="single" w:sz="4" w:color="D6DEE8"/>
           <w:insideV w:val="single" w:sz="4" w:color="D6DEE8"/>
         </w:tblBorders>
-        <w:tblCellMar>
-          <w:top w:w="90" w:type="dxa"/>
-          <w:left w:w="100" w:type="dxa"/>
-          <w:bottom w:w="90" w:type="dxa"/>
-          <w:right w:w="100" w:type="dxa"/>
-        </w:tblCellMar>
       </w:tblPr>
       <w:tblGrid>
-        <w:gridCol w:w="2050"/>
-        <w:gridCol w:w="5200"/>
-        <w:gridCol w:w="2350"/>
+        <w:gridCol w:w="3200"/>
+        <w:gridCol w:w="3200"/>
+        <w:gridCol w:w="3200"/>
       </w:tblGrid>
       <w:tr>
         <w:trPr>
@@ -4442,7 +4376,7 @@
         </w:trPr>
         <w:tc>
           <w:tcPr>
-            <w:tcW w:w="2050" w:type="dxa"/>
+            <w:tcW w:w="3200" w:type="dxa"/>
             <w:shd w:fill="E3ECF6"/>
           </w:tcPr>
           <w:p>
@@ -4456,7 +4390,7 @@
         </w:tc>
         <w:tc>
           <w:tcPr>
-            <w:tcW w:w="5200" w:type="dxa"/>
+            <w:tcW w:w="3200" w:type="dxa"/>
             <w:shd w:fill="E3ECF6"/>
           </w:tcPr>
           <w:p>
@@ -4470,7 +4404,7 @@
         </w:tc>
         <w:tc>
           <w:tcPr>
-            <w:tcW w:w="2350" w:type="dxa"/>
+            <w:tcW w:w="3200" w:type="dxa"/>
             <w:shd w:fill="E3ECF6"/>
           </w:tcPr>
           <w:p>
@@ -4489,7 +4423,7 @@
         </w:trPr>
         <w:tc>
           <w:tcPr>
-            <w:tcW w:w="2050" w:type="dxa"/>
+            <w:tcW w:w="3200" w:type="dxa"/>
           </w:tcPr>
           <w:p>
             <w:pPr>
@@ -4502,7 +4436,7 @@
         </w:tc>
         <w:tc>
           <w:tcPr>
-            <w:tcW w:w="5200" w:type="dxa"/>
+            <w:tcW w:w="3200" w:type="dxa"/>
           </w:tcPr>
           <w:p>
             <w:pPr>
@@ -4515,7 +4449,7 @@
         </w:tc>
         <w:tc>
           <w:tcPr>
-            <w:tcW w:w="2350" w:type="dxa"/>
+            <w:tcW w:w="3200" w:type="dxa"/>
           </w:tcPr>
           <w:p>
             <w:pPr>
@@ -4533,7 +4467,7 @@
         </w:trPr>
         <w:tc>
           <w:tcPr>
-            <w:tcW w:w="2050" w:type="dxa"/>
+            <w:tcW w:w="3200" w:type="dxa"/>
           </w:tcPr>
           <w:p>
             <w:pPr>
@@ -4546,7 +4480,7 @@
         </w:tc>
         <w:tc>
           <w:tcPr>
-            <w:tcW w:w="5200" w:type="dxa"/>
+            <w:tcW w:w="3200" w:type="dxa"/>
           </w:tcPr>
           <w:p>
             <w:pPr>
@@ -4559,7 +4493,7 @@
         </w:tc>
         <w:tc>
           <w:tcPr>
-            <w:tcW w:w="2350" w:type="dxa"/>
+            <w:tcW w:w="3200" w:type="dxa"/>
           </w:tcPr>
           <w:p>
             <w:pPr>
@@ -4577,7 +4511,7 @@
         </w:trPr>
         <w:tc>
           <w:tcPr>
-            <w:tcW w:w="2050" w:type="dxa"/>
+            <w:tcW w:w="3200" w:type="dxa"/>
           </w:tcPr>
           <w:p>
             <w:pPr>
@@ -4590,7 +4524,7 @@
         </w:tc>
         <w:tc>
           <w:tcPr>
-            <w:tcW w:w="5200" w:type="dxa"/>
+            <w:tcW w:w="3200" w:type="dxa"/>
           </w:tcPr>
           <w:p>
             <w:pPr>
@@ -4603,25 +4537,25 @@
         </w:tc>
         <w:tc>
           <w:tcPr>
-            <w:tcW w:w="2350" w:type="dxa"/>
-          </w:tcPr>
-          <w:p>
-            <w:pPr>
-              <w:pStyle w:val="TableText"/>
-            </w:pPr>
-            <w:r>
-              <w:t xml:space="preserve">일부 목록 API 및 업무 2,000건 확장 측정. 응답시간 잠정 기준 미달. 상세·직원 목록·프록시 비교 미수행</w:t>
-            </w:r>
-          </w:p>
-        </w:tc>
-      </w:tr>
-      <w:tr>
-        <w:trPr>
-          <w:cantSplit/>
-        </w:trPr>
-        <w:tc>
-          <w:tcPr>
-            <w:tcW w:w="2050" w:type="dxa"/>
+            <w:tcW w:w="3200" w:type="dxa"/>
+          </w:tcPr>
+          <w:p>
+            <w:pPr>
+              <w:pStyle w:val="TableText"/>
+            </w:pPr>
+            <w:r>
+              <w:t xml:space="preserve">업무 2,000건 조회 개선 후 5분 3회 잠정 기준 충족. 상세 권한 표본 확인. 직원 목록·프록시 비교 미수행</w:t>
+            </w:r>
+          </w:p>
+        </w:tc>
+      </w:tr>
+      <w:tr>
+        <w:trPr>
+          <w:cantSplit/>
+        </w:trPr>
+        <w:tc>
+          <w:tcPr>
+            <w:tcW w:w="3200" w:type="dxa"/>
           </w:tcPr>
           <w:p>
             <w:pPr>
@@ -4634,7 +4568,51 @@
         </w:tc>
         <w:tc>
           <w:tcPr>
-            <w:tcW w:w="5200" w:type="dxa"/>
+            <w:tcW w:w="3200" w:type="dxa"/>
+          </w:tcPr>
+          <w:p>
+            <w:pPr>
+              <w:pStyle w:val="TableText"/>
+            </w:pPr>
+            <w:r>
+              <w:t xml:space="preserve">부분 수행</w:t>
+            </w:r>
+          </w:p>
+        </w:tc>
+        <w:tc>
+          <w:tcPr>
+            <w:tcW w:w="3200" w:type="dxa"/>
+          </w:tcPr>
+          <w:p>
+            <w:pPr>
+              <w:pStyle w:val="TableText"/>
+            </w:pPr>
+            <w:r>
+              <w:t xml:space="preserve">과제 수정·상태 교차 경합·권한·재배정·완료 부수 효과 일부 검증. 문서 승인·확정 미수행</w:t>
+            </w:r>
+          </w:p>
+        </w:tc>
+      </w:tr>
+      <w:tr>
+        <w:trPr>
+          <w:cantSplit/>
+        </w:trPr>
+        <w:tc>
+          <w:tcPr>
+            <w:tcW w:w="3200" w:type="dxa"/>
+          </w:tcPr>
+          <w:p>
+            <w:pPr>
+              <w:pStyle w:val="TableText"/>
+            </w:pPr>
+            <w:r>
+              <w:t xml:space="preserve">PERF-05</w:t>
+            </w:r>
+          </w:p>
+        </w:tc>
+        <w:tc>
+          <w:tcPr>
+            <w:tcW w:w="3200" w:type="dxa"/>
           </w:tcPr>
           <w:p>
             <w:pPr>
@@ -4647,7 +4625,7 @@
         </w:tc>
         <w:tc>
           <w:tcPr>
-            <w:tcW w:w="2350" w:type="dxa"/>
+            <w:tcW w:w="3200" w:type="dxa"/>
           </w:tcPr>
           <w:p>
             <w:pPr>
@@ -4665,20 +4643,20 @@
         </w:trPr>
         <w:tc>
           <w:tcPr>
-            <w:tcW w:w="2050" w:type="dxa"/>
-          </w:tcPr>
-          <w:p>
-            <w:pPr>
-              <w:pStyle w:val="TableText"/>
-            </w:pPr>
-            <w:r>
-              <w:t xml:space="preserve">PERF-05</w:t>
-            </w:r>
-          </w:p>
-        </w:tc>
-        <w:tc>
-          <w:tcPr>
-            <w:tcW w:w="5200" w:type="dxa"/>
+            <w:tcW w:w="3200" w:type="dxa"/>
+          </w:tcPr>
+          <w:p>
+            <w:pPr>
+              <w:pStyle w:val="TableText"/>
+            </w:pPr>
+            <w:r>
+              <w:t xml:space="preserve">PERF-06</w:t>
+            </w:r>
+          </w:p>
+        </w:tc>
+        <w:tc>
+          <w:tcPr>
+            <w:tcW w:w="3200" w:type="dxa"/>
           </w:tcPr>
           <w:p>
             <w:pPr>
@@ -4691,7 +4669,7 @@
         </w:tc>
         <w:tc>
           <w:tcPr>
-            <w:tcW w:w="2350" w:type="dxa"/>
+            <w:tcW w:w="3200" w:type="dxa"/>
           </w:tcPr>
           <w:p>
             <w:pPr>
@@ -4709,20 +4687,20 @@
         </w:trPr>
         <w:tc>
           <w:tcPr>
-            <w:tcW w:w="2050" w:type="dxa"/>
-          </w:tcPr>
-          <w:p>
-            <w:pPr>
-              <w:pStyle w:val="TableText"/>
-            </w:pPr>
-            <w:r>
-              <w:t xml:space="preserve">PERF-06</w:t>
-            </w:r>
-          </w:p>
-        </w:tc>
-        <w:tc>
-          <w:tcPr>
-            <w:tcW w:w="5200" w:type="dxa"/>
+            <w:tcW w:w="3200" w:type="dxa"/>
+          </w:tcPr>
+          <w:p>
+            <w:pPr>
+              <w:pStyle w:val="TableText"/>
+            </w:pPr>
+            <w:r>
+              <w:t xml:space="preserve">PERF-07</w:t>
+            </w:r>
+          </w:p>
+        </w:tc>
+        <w:tc>
+          <w:tcPr>
+            <w:tcW w:w="3200" w:type="dxa"/>
           </w:tcPr>
           <w:p>
             <w:pPr>
@@ -4735,7 +4713,7 @@
         </w:tc>
         <w:tc>
           <w:tcPr>
-            <w:tcW w:w="2350" w:type="dxa"/>
+            <w:tcW w:w="3200" w:type="dxa"/>
           </w:tcPr>
           <w:p>
             <w:pPr>
@@ -4753,20 +4731,20 @@
         </w:trPr>
         <w:tc>
           <w:tcPr>
-            <w:tcW w:w="2050" w:type="dxa"/>
-          </w:tcPr>
-          <w:p>
-            <w:pPr>
-              <w:pStyle w:val="TableText"/>
-            </w:pPr>
-            <w:r>
-              <w:t xml:space="preserve">PERF-07</w:t>
-            </w:r>
-          </w:p>
-        </w:tc>
-        <w:tc>
-          <w:tcPr>
-            <w:tcW w:w="5200" w:type="dxa"/>
+            <w:tcW w:w="3200" w:type="dxa"/>
+          </w:tcPr>
+          <w:p>
+            <w:pPr>
+              <w:pStyle w:val="TableText"/>
+            </w:pPr>
+            <w:r>
+              <w:t xml:space="preserve">PERF-08</w:t>
+            </w:r>
+          </w:p>
+        </w:tc>
+        <w:tc>
+          <w:tcPr>
+            <w:tcW w:w="3200" w:type="dxa"/>
           </w:tcPr>
           <w:p>
             <w:pPr>
@@ -4779,7 +4757,7 @@
         </w:tc>
         <w:tc>
           <w:tcPr>
-            <w:tcW w:w="2350" w:type="dxa"/>
+            <w:tcW w:w="3200" w:type="dxa"/>
           </w:tcPr>
           <w:p>
             <w:pPr>
@@ -4797,20 +4775,20 @@
         </w:trPr>
         <w:tc>
           <w:tcPr>
-            <w:tcW w:w="2050" w:type="dxa"/>
-          </w:tcPr>
-          <w:p>
-            <w:pPr>
-              <w:pStyle w:val="TableText"/>
-            </w:pPr>
-            <w:r>
-              <w:t xml:space="preserve">PERF-08</w:t>
-            </w:r>
-          </w:p>
-        </w:tc>
-        <w:tc>
-          <w:tcPr>
-            <w:tcW w:w="5200" w:type="dxa"/>
+            <w:tcW w:w="3200" w:type="dxa"/>
+          </w:tcPr>
+          <w:p>
+            <w:pPr>
+              <w:pStyle w:val="TableText"/>
+            </w:pPr>
+            <w:r>
+              <w:t xml:space="preserve">PERF-09</w:t>
+            </w:r>
+          </w:p>
+        </w:tc>
+        <w:tc>
+          <w:tcPr>
+            <w:tcW w:w="3200" w:type="dxa"/>
           </w:tcPr>
           <w:p>
             <w:pPr>
@@ -4823,7 +4801,7 @@
         </w:tc>
         <w:tc>
           <w:tcPr>
-            <w:tcW w:w="2350" w:type="dxa"/>
+            <w:tcW w:w="3200" w:type="dxa"/>
           </w:tcPr>
           <w:p>
             <w:pPr>
@@ -4841,20 +4819,20 @@
         </w:trPr>
         <w:tc>
           <w:tcPr>
-            <w:tcW w:w="2050" w:type="dxa"/>
-          </w:tcPr>
-          <w:p>
-            <w:pPr>
-              <w:pStyle w:val="TableText"/>
-            </w:pPr>
-            <w:r>
-              <w:t xml:space="preserve">PERF-09</w:t>
-            </w:r>
-          </w:p>
-        </w:tc>
-        <w:tc>
-          <w:tcPr>
-            <w:tcW w:w="5200" w:type="dxa"/>
+            <w:tcW w:w="3200" w:type="dxa"/>
+          </w:tcPr>
+          <w:p>
+            <w:pPr>
+              <w:pStyle w:val="TableText"/>
+            </w:pPr>
+            <w:r>
+              <w:t xml:space="preserve">PERF-10</w:t>
+            </w:r>
+          </w:p>
+        </w:tc>
+        <w:tc>
+          <w:tcPr>
+            <w:tcW w:w="3200" w:type="dxa"/>
           </w:tcPr>
           <w:p>
             <w:pPr>
@@ -4867,7 +4845,7 @@
         </w:tc>
         <w:tc>
           <w:tcPr>
-            <w:tcW w:w="2350" w:type="dxa"/>
+            <w:tcW w:w="3200" w:type="dxa"/>
           </w:tcPr>
           <w:p>
             <w:pPr>
@@ -4885,20 +4863,108 @@
         </w:trPr>
         <w:tc>
           <w:tcPr>
-            <w:tcW w:w="2050" w:type="dxa"/>
-          </w:tcPr>
-          <w:p>
-            <w:pPr>
-              <w:pStyle w:val="TableText"/>
-            </w:pPr>
-            <w:r>
-              <w:t xml:space="preserve">PERF-10</w:t>
-            </w:r>
-          </w:p>
-        </w:tc>
-        <w:tc>
-          <w:tcPr>
-            <w:tcW w:w="5200" w:type="dxa"/>
+            <w:tcW w:w="3200" w:type="dxa"/>
+          </w:tcPr>
+          <w:p>
+            <w:pPr>
+              <w:pStyle w:val="TableText"/>
+            </w:pPr>
+            <w:r>
+              <w:t xml:space="preserve">PERF-11</w:t>
+            </w:r>
+          </w:p>
+        </w:tc>
+        <w:tc>
+          <w:tcPr>
+            <w:tcW w:w="3200" w:type="dxa"/>
+          </w:tcPr>
+          <w:p>
+            <w:pPr>
+              <w:pStyle w:val="TableText"/>
+            </w:pPr>
+            <w:r>
+              <w:t xml:space="preserve">부분 수행</w:t>
+            </w:r>
+          </w:p>
+        </w:tc>
+        <w:tc>
+          <w:tcPr>
+            <w:tcW w:w="3200" w:type="dxa"/>
+          </w:tcPr>
+          <w:p>
+            <w:pPr>
+              <w:pStyle w:val="TableText"/>
+            </w:pPr>
+            <w:r>
+              <w:t xml:space="preserve">동일 과제 두 필드 및 상태 API 교차 경합 개선 후 불일치 0회. 생성·확정 경합 미수행</w:t>
+            </w:r>
+          </w:p>
+        </w:tc>
+      </w:tr>
+      <w:tr>
+        <w:trPr>
+          <w:cantSplit/>
+        </w:trPr>
+        <w:tc>
+          <w:tcPr>
+            <w:tcW w:w="3200" w:type="dxa"/>
+          </w:tcPr>
+          <w:p>
+            <w:pPr>
+              <w:pStyle w:val="TableText"/>
+            </w:pPr>
+            <w:r>
+              <w:t xml:space="preserve">PERF-12</w:t>
+            </w:r>
+          </w:p>
+        </w:tc>
+        <w:tc>
+          <w:tcPr>
+            <w:tcW w:w="3200" w:type="dxa"/>
+          </w:tcPr>
+          <w:p>
+            <w:pPr>
+              <w:pStyle w:val="TableText"/>
+            </w:pPr>
+            <w:r>
+              <w:t xml:space="preserve">부분 수행</w:t>
+            </w:r>
+          </w:p>
+        </w:tc>
+        <w:tc>
+          <w:tcPr>
+            <w:tcW w:w="3200" w:type="dxa"/>
+          </w:tcPr>
+          <w:p>
+            <w:pPr>
+              <w:pStyle w:val="TableText"/>
+            </w:pPr>
+            <w:r>
+              <w:t xml:space="preserve">20명 5분 조회를 3회 완료. 급증·1~2시간 지속 검증은 미수행</w:t>
+            </w:r>
+          </w:p>
+        </w:tc>
+      </w:tr>
+      <w:tr>
+        <w:trPr>
+          <w:cantSplit/>
+        </w:trPr>
+        <w:tc>
+          <w:tcPr>
+            <w:tcW w:w="3200" w:type="dxa"/>
+          </w:tcPr>
+          <w:p>
+            <w:pPr>
+              <w:pStyle w:val="TableText"/>
+            </w:pPr>
+            <w:r>
+              <w:t xml:space="preserve">PERF-13</w:t>
+            </w:r>
+          </w:p>
+        </w:tc>
+        <w:tc>
+          <w:tcPr>
+            <w:tcW w:w="3200" w:type="dxa"/>
           </w:tcPr>
           <w:p>
             <w:pPr>
@@ -4911,7 +4977,7 @@
         </w:tc>
         <w:tc>
           <w:tcPr>
-            <w:tcW w:w="2350" w:type="dxa"/>
+            <w:tcW w:w="3200" w:type="dxa"/>
           </w:tcPr>
           <w:p>
             <w:pPr>
@@ -4929,20 +4995,20 @@
         </w:trPr>
         <w:tc>
           <w:tcPr>
-            <w:tcW w:w="2050" w:type="dxa"/>
-          </w:tcPr>
-          <w:p>
-            <w:pPr>
-              <w:pStyle w:val="TableText"/>
-            </w:pPr>
-            <w:r>
-              <w:t xml:space="preserve">PERF-11</w:t>
-            </w:r>
-          </w:p>
-        </w:tc>
-        <w:tc>
-          <w:tcPr>
-            <w:tcW w:w="5200" w:type="dxa"/>
+            <w:tcW w:w="3200" w:type="dxa"/>
+          </w:tcPr>
+          <w:p>
+            <w:pPr>
+              <w:pStyle w:val="TableText"/>
+            </w:pPr>
+            <w:r>
+              <w:t xml:space="preserve">PERF-14</w:t>
+            </w:r>
+          </w:p>
+        </w:tc>
+        <w:tc>
+          <w:tcPr>
+            <w:tcW w:w="3200" w:type="dxa"/>
           </w:tcPr>
           <w:p>
             <w:pPr>
@@ -4955,7 +5021,7 @@
         </w:tc>
         <w:tc>
           <w:tcPr>
-            <w:tcW w:w="2350" w:type="dxa"/>
+            <w:tcW w:w="3200" w:type="dxa"/>
           </w:tcPr>
           <w:p>
             <w:pPr>
@@ -4967,144 +5033,7 @@
           </w:p>
         </w:tc>
       </w:tr>
-      <w:tr>
-        <w:trPr>
-          <w:cantSplit/>
-        </w:trPr>
-        <w:tc>
-          <w:tcPr>
-            <w:tcW w:w="2050" w:type="dxa"/>
-          </w:tcPr>
-          <w:p>
-            <w:pPr>
-              <w:pStyle w:val="TableText"/>
-            </w:pPr>
-            <w:r>
-              <w:t xml:space="preserve">PERF-12</w:t>
-            </w:r>
-          </w:p>
-        </w:tc>
-        <w:tc>
-          <w:tcPr>
-            <w:tcW w:w="5200" w:type="dxa"/>
-          </w:tcPr>
-          <w:p>
-            <w:pPr>
-              <w:pStyle w:val="TableText"/>
-            </w:pPr>
-            <w:r>
-              <w:t xml:space="preserve">부분 수행</w:t>
-            </w:r>
-          </w:p>
-        </w:tc>
-        <w:tc>
-          <w:tcPr>
-            <w:tcW w:w="2350" w:type="dxa"/>
-          </w:tcPr>
-          <w:p>
-            <w:pPr>
-              <w:pStyle w:val="TableText"/>
-            </w:pPr>
-            <w:r>
-              <w:t xml:space="preserve">20명 5분 조회를 3회 완료. 급증·1~2시간 지속 검증은 미수행</w:t>
-            </w:r>
-          </w:p>
-        </w:tc>
-      </w:tr>
-      <w:tr>
-        <w:trPr>
-          <w:cantSplit/>
-        </w:trPr>
-        <w:tc>
-          <w:tcPr>
-            <w:tcW w:w="2050" w:type="dxa"/>
-          </w:tcPr>
-          <w:p>
-            <w:pPr>
-              <w:pStyle w:val="TableText"/>
-            </w:pPr>
-            <w:r>
-              <w:t xml:space="preserve">PERF-13</w:t>
-            </w:r>
-          </w:p>
-        </w:tc>
-        <w:tc>
-          <w:tcPr>
-            <w:tcW w:w="5200" w:type="dxa"/>
-          </w:tcPr>
-          <w:p>
-            <w:pPr>
-              <w:pStyle w:val="TableText"/>
-            </w:pPr>
-            <w:r>
-              <w:t xml:space="preserve">미수행</w:t>
-            </w:r>
-          </w:p>
-        </w:tc>
-        <w:tc>
-          <w:tcPr>
-            <w:tcW w:w="2350" w:type="dxa"/>
-          </w:tcPr>
-          <w:p>
-            <w:pPr>
-              <w:pStyle w:val="TableText"/>
-            </w:pPr>
-            <w:r>
-              <w:t xml:space="preserve">판정 불가</w:t>
-            </w:r>
-          </w:p>
-        </w:tc>
-      </w:tr>
-      <w:tr>
-        <w:trPr>
-          <w:cantSplit/>
-        </w:trPr>
-        <w:tc>
-          <w:tcPr>
-            <w:tcW w:w="2050" w:type="dxa"/>
-          </w:tcPr>
-          <w:p>
-            <w:pPr>
-              <w:pStyle w:val="TableText"/>
-            </w:pPr>
-            <w:r>
-              <w:t xml:space="preserve">PERF-14</w:t>
-            </w:r>
-          </w:p>
-        </w:tc>
-        <w:tc>
-          <w:tcPr>
-            <w:tcW w:w="5200" w:type="dxa"/>
-          </w:tcPr>
-          <w:p>
-            <w:pPr>
-              <w:pStyle w:val="TableText"/>
-            </w:pPr>
-            <w:r>
-              <w:t xml:space="preserve">미수행</w:t>
-            </w:r>
-          </w:p>
-        </w:tc>
-        <w:tc>
-          <w:tcPr>
-            <w:tcW w:w="2350" w:type="dxa"/>
-          </w:tcPr>
-          <w:p>
-            <w:pPr>
-              <w:pStyle w:val="TableText"/>
-            </w:pPr>
-            <w:r>
-              <w:t xml:space="preserve">판정 불가</w:t>
-            </w:r>
-          </w:p>
-        </w:tc>
-      </w:tr>
     </w:tbl>
-    <w:p>
-      <w:r>
-        <w:t xml:space="preserve"/>
-      </w:r>
-    </w:p>
     <w:p>
       <w:pPr>
         <w:pStyle w:val="Heading2"/>
@@ -5124,16 +5053,10 @@
           <w:insideH w:val="single" w:sz="4" w:color="D6DEE8"/>
           <w:insideV w:val="single" w:sz="4" w:color="D6DEE8"/>
         </w:tblBorders>
-        <w:tblCellMar>
-          <w:top w:w="90" w:type="dxa"/>
-          <w:left w:w="100" w:type="dxa"/>
-          <w:bottom w:w="90" w:type="dxa"/>
-          <w:right w:w="100" w:type="dxa"/>
-        </w:tblCellMar>
       </w:tblPr>
       <w:tblGrid>
-        <w:gridCol w:w="2300"/>
-        <w:gridCol w:w="7300"/>
+        <w:gridCol w:w="4800"/>
+        <w:gridCol w:w="4800"/>
       </w:tblGrid>
       <w:tr>
         <w:trPr>
@@ -5142,7 +5065,7 @@
         </w:trPr>
         <w:tc>
           <w:tcPr>
-            <w:tcW w:w="2300" w:type="dxa"/>
+            <w:tcW w:w="4800" w:type="dxa"/>
             <w:shd w:fill="E3ECF6"/>
           </w:tcPr>
           <w:p>
@@ -5156,7 +5079,7 @@
         </w:tc>
         <w:tc>
           <w:tcPr>
-            <w:tcW w:w="7300" w:type="dxa"/>
+            <w:tcW w:w="4800" w:type="dxa"/>
             <w:shd w:fill="E3ECF6"/>
           </w:tcPr>
           <w:p>
@@ -5175,7 +5098,7 @@
         </w:trPr>
         <w:tc>
           <w:tcPr>
-            <w:tcW w:w="2300" w:type="dxa"/>
+            <w:tcW w:w="4800" w:type="dxa"/>
           </w:tcPr>
           <w:p>
             <w:pPr>
@@ -5188,25 +5111,25 @@
         </w:tc>
         <w:tc>
           <w:tcPr>
-            <w:tcW w:w="7300" w:type="dxa"/>
-          </w:tcPr>
-          <w:p>
-            <w:pPr>
-              <w:pStyle w:val="TableText"/>
-            </w:pPr>
-            <w:r>
-              <w:t xml:space="preserve">20261001T051929Z / 20명·60초 단회</w:t>
-            </w:r>
-          </w:p>
-        </w:tc>
-      </w:tr>
-      <w:tr>
-        <w:trPr>
-          <w:cantSplit/>
-        </w:trPr>
-        <w:tc>
-          <w:tcPr>
-            <w:tcW w:w="2300" w:type="dxa"/>
+            <w:tcW w:w="4800" w:type="dxa"/>
+          </w:tcPr>
+          <w:p>
+            <w:pPr>
+              <w:pStyle w:val="TableText"/>
+            </w:pPr>
+            <w:r>
+              <w:t xml:space="preserve">20261002T052748Z / 053414Z / 053933Z: 조회 20명·300초 3회. 수정 재시험 055426Z</w:t>
+            </w:r>
+          </w:p>
+        </w:tc>
+      </w:tr>
+      <w:tr>
+        <w:trPr>
+          <w:cantSplit/>
+        </w:trPr>
+        <w:tc>
+          <w:tcPr>
+            <w:tcW w:w="4800" w:type="dxa"/>
           </w:tcPr>
           <w:p>
             <w:pPr>
@@ -5219,7 +5142,7 @@
         </w:tc>
         <w:tc>
           <w:tcPr>
-            <w:tcW w:w="7300" w:type="dxa"/>
+            <w:tcW w:w="4800" w:type="dxa"/>
           </w:tcPr>
           <w:p>
             <w:pPr>
@@ -5237,7 +5160,7 @@
         </w:trPr>
         <w:tc>
           <w:tcPr>
-            <w:tcW w:w="2300" w:type="dxa"/>
+            <w:tcW w:w="4800" w:type="dxa"/>
           </w:tcPr>
           <w:p>
             <w:pPr>
@@ -5250,7 +5173,7 @@
         </w:tc>
         <w:tc>
           <w:tcPr>
-            <w:tcW w:w="7300" w:type="dxa"/>
+            <w:tcW w:w="4800" w:type="dxa"/>
           </w:tcPr>
           <w:p>
             <w:pPr>
@@ -5268,7 +5191,7 @@
         </w:trPr>
         <w:tc>
           <w:tcPr>
-            <w:tcW w:w="2300" w:type="dxa"/>
+            <w:tcW w:w="4800" w:type="dxa"/>
           </w:tcPr>
           <w:p>
             <w:pPr>
@@ -5281,25 +5204,25 @@
         </w:tc>
         <w:tc>
           <w:tcPr>
-            <w:tcW w:w="7300" w:type="dxa"/>
-          </w:tcPr>
-          <w:p>
-            <w:pPr>
-              <w:pStyle w:val="TableText"/>
-            </w:pPr>
-            <w:r>
-              <w:t xml:space="preserve">271건·오류 0건, 4.49 RPS, 전체 p95 3,341.249ms</w:t>
-            </w:r>
-          </w:p>
-        </w:tc>
-      </w:tr>
-      <w:tr>
-        <w:trPr>
-          <w:cantSplit/>
-        </w:trPr>
-        <w:tc>
-          <w:tcPr>
-            <w:tcW w:w="2300" w:type="dxa"/>
+            <w:tcW w:w="4800" w:type="dxa"/>
+          </w:tcPr>
+          <w:p>
+            <w:pPr>
+              <w:pStyle w:val="TableText"/>
+            </w:pPr>
+            <w:r>
+              <w:t xml:space="preserve">조회 4,909건·오류 2건(0.041%), 평균 5.453 RPS, 실행별 p95 484.695~509.518ms</w:t>
+            </w:r>
+          </w:p>
+        </w:tc>
+      </w:tr>
+      <w:tr>
+        <w:trPr>
+          <w:cantSplit/>
+        </w:trPr>
+        <w:tc>
+          <w:tcPr>
+            <w:tcW w:w="4800" w:type="dxa"/>
           </w:tcPr>
           <w:p>
             <w:pPr>
@@ -5312,25 +5235,25 @@
         </w:tc>
         <w:tc>
           <w:tcPr>
-            <w:tcW w:w="7300" w:type="dxa"/>
-          </w:tcPr>
-          <w:p>
-            <w:pPr>
-              <w:pStyle w:val="TableText"/>
-            </w:pPr>
-            <w:r>
-              <w:t xml:space="preserve">PM 업무 목록 16건, p95 5,346.372ms(nearest-rank). 잠정 1초 기준 미달</w:t>
-            </w:r>
-          </w:p>
-        </w:tc>
-      </w:tr>
-      <w:tr>
-        <w:trPr>
-          <w:cantSplit/>
-        </w:trPr>
-        <w:tc>
-          <w:tcPr>
-            <w:tcW w:w="2300" w:type="dxa"/>
+            <w:tcW w:w="4800" w:type="dxa"/>
+          </w:tcPr>
+          <w:p>
+            <w:pPr>
+              <w:pStyle w:val="TableText"/>
+            </w:pPr>
+            <w:r>
+              <w:t xml:space="preserve">조회 세 회차 모든 측정 경로 p95 1초 이내. 최악은 2회 PM 요구사항 953.310ms</w:t>
+            </w:r>
+          </w:p>
+        </w:tc>
+      </w:tr>
+      <w:tr>
+        <w:trPr>
+          <w:cantSplit/>
+        </w:trPr>
+        <w:tc>
+          <w:tcPr>
+            <w:tcW w:w="4800" w:type="dxa"/>
           </w:tcPr>
           <w:p>
             <w:pPr>
@@ -5343,7 +5266,7 @@
         </w:tc>
         <w:tc>
           <w:tcPr>
-            <w:tcW w:w="7300" w:type="dxa"/>
+            <w:tcW w:w="4800" w:type="dxa"/>
           </w:tcPr>
           <w:p>
             <w:pPr>
@@ -5361,7 +5284,7 @@
         </w:trPr>
         <w:tc>
           <w:tcPr>
-            <w:tcW w:w="2300" w:type="dxa"/>
+            <w:tcW w:w="4800" w:type="dxa"/>
           </w:tcPr>
           <w:p>
             <w:pPr>
@@ -5374,24 +5297,19 @@
         </w:tc>
         <w:tc>
           <w:tcPr>
-            <w:tcW w:w="7300" w:type="dxa"/>
-          </w:tcPr>
-          <w:p>
-            <w:pPr>
-              <w:pStyle w:val="TableText"/>
-            </w:pPr>
-            <w:r>
-              <w:t xml:space="preserve">확장 규모에서 응답시간 잠정 기준 미달, 오류율 기준 충족. 최적화·재시험 필요. 운영 SLA 판정 보류</w:t>
+            <w:tcW w:w="4800" w:type="dxa"/>
+          </w:tcPr>
+          <w:p>
+            <w:pPr>
+              <w:pStyle w:val="TableText"/>
+            </w:pPr>
+            <w:r>
+              <w:t xml:space="preserve">조회 반복 잠정 기준 충족. 과제 수정 경합과 재배정·완료 부수 효과의 수행 조건에서 정합성 검사 통과. 운영 SLA 판정 보류</w:t>
             </w:r>
           </w:p>
         </w:tc>
       </w:tr>
     </w:tbl>
-    <w:p>
-      <w:r>
-        <w:t xml:space="preserve"/>
-      </w:r>
-    </w:p>
     <w:p>
       <w:r>
         <w:t xml:space="preserve">판정 규칙: PASS는 확정된 기준을 모두 충족한 경우, FAIL은 수행 결과 기준 미달인 경우, BLOCKED는 실행 시도 중 선행 조건으로 진행 불가한 경우, 미수행은 아직 실행하지 않은 경우이다. 초기 backend/.venv의 점검 실패는 사용 환경 선택 문제였다. 상위 가상환경의 시스템 점검 통과는 HTTP 서비스·DB 연결·부하 성능 통과를 의미하지 않는다.</w:t>
@@ -5421,17 +5339,11 @@
           <w:insideH w:val="single" w:sz="4" w:color="D6DEE8"/>
           <w:insideV w:val="single" w:sz="4" w:color="D6DEE8"/>
         </w:tblBorders>
-        <w:tblCellMar>
-          <w:top w:w="90" w:type="dxa"/>
-          <w:left w:w="100" w:type="dxa"/>
-          <w:bottom w:w="90" w:type="dxa"/>
-          <w:right w:w="100" w:type="dxa"/>
-        </w:tblCellMar>
       </w:tblPr>
       <w:tblGrid>
-        <w:gridCol w:w="2050"/>
-        <w:gridCol w:w="5200"/>
-        <w:gridCol w:w="2350"/>
+        <w:gridCol w:w="3200"/>
+        <w:gridCol w:w="3200"/>
+        <w:gridCol w:w="3200"/>
       </w:tblGrid>
       <w:tr>
         <w:trPr>
@@ -5440,7 +5352,7 @@
         </w:trPr>
         <w:tc>
           <w:tcPr>
-            <w:tcW w:w="2050" w:type="dxa"/>
+            <w:tcW w:w="3200" w:type="dxa"/>
             <w:shd w:fill="E3ECF6"/>
           </w:tcPr>
           <w:p>
@@ -5454,7 +5366,7 @@
         </w:tc>
         <w:tc>
           <w:tcPr>
-            <w:tcW w:w="5200" w:type="dxa"/>
+            <w:tcW w:w="3200" w:type="dxa"/>
             <w:shd w:fill="E3ECF6"/>
           </w:tcPr>
           <w:p>
@@ -5468,7 +5380,7 @@
         </w:tc>
         <w:tc>
           <w:tcPr>
-            <w:tcW w:w="2350" w:type="dxa"/>
+            <w:tcW w:w="3200" w:type="dxa"/>
             <w:shd w:fill="E3ECF6"/>
           </w:tcPr>
           <w:p>
@@ -5487,7 +5399,7 @@
         </w:trPr>
         <w:tc>
           <w:tcPr>
-            <w:tcW w:w="2050" w:type="dxa"/>
+            <w:tcW w:w="3200" w:type="dxa"/>
           </w:tcPr>
           <w:p>
             <w:pPr>
@@ -5500,7 +5412,7 @@
         </w:tc>
         <w:tc>
           <w:tcPr>
-            <w:tcW w:w="5200" w:type="dxa"/>
+            <w:tcW w:w="3200" w:type="dxa"/>
           </w:tcPr>
           <w:p>
             <w:pPr>
@@ -5513,7 +5425,7 @@
         </w:tc>
         <w:tc>
           <w:tcPr>
-            <w:tcW w:w="2350" w:type="dxa"/>
+            <w:tcW w:w="3200" w:type="dxa"/>
           </w:tcPr>
           <w:p>
             <w:pPr>
@@ -5531,7 +5443,7 @@
         </w:trPr>
         <w:tc>
           <w:tcPr>
-            <w:tcW w:w="2050" w:type="dxa"/>
+            <w:tcW w:w="3200" w:type="dxa"/>
           </w:tcPr>
           <w:p>
             <w:pPr>
@@ -5544,7 +5456,7 @@
         </w:tc>
         <w:tc>
           <w:tcPr>
-            <w:tcW w:w="5200" w:type="dxa"/>
+            <w:tcW w:w="3200" w:type="dxa"/>
           </w:tcPr>
           <w:p>
             <w:pPr>
@@ -5557,7 +5469,7 @@
         </w:tc>
         <w:tc>
           <w:tcPr>
-            <w:tcW w:w="2350" w:type="dxa"/>
+            <w:tcW w:w="3200" w:type="dxa"/>
           </w:tcPr>
           <w:p>
             <w:pPr>
@@ -5575,7 +5487,7 @@
         </w:trPr>
         <w:tc>
           <w:tcPr>
-            <w:tcW w:w="2050" w:type="dxa"/>
+            <w:tcW w:w="3200" w:type="dxa"/>
           </w:tcPr>
           <w:p>
             <w:pPr>
@@ -5588,7 +5500,7 @@
         </w:tc>
         <w:tc>
           <w:tcPr>
-            <w:tcW w:w="5200" w:type="dxa"/>
+            <w:tcW w:w="3200" w:type="dxa"/>
           </w:tcPr>
           <w:p>
             <w:pPr>
@@ -5601,7 +5513,7 @@
         </w:tc>
         <w:tc>
           <w:tcPr>
-            <w:tcW w:w="2350" w:type="dxa"/>
+            <w:tcW w:w="3200" w:type="dxa"/>
           </w:tcPr>
           <w:p>
             <w:pPr>
@@ -5619,7 +5531,7 @@
         </w:trPr>
         <w:tc>
           <w:tcPr>
-            <w:tcW w:w="2050" w:type="dxa"/>
+            <w:tcW w:w="3200" w:type="dxa"/>
           </w:tcPr>
           <w:p>
             <w:pPr>
@@ -5632,7 +5544,7 @@
         </w:tc>
         <w:tc>
           <w:tcPr>
-            <w:tcW w:w="5200" w:type="dxa"/>
+            <w:tcW w:w="3200" w:type="dxa"/>
           </w:tcPr>
           <w:p>
             <w:pPr>
@@ -5645,7 +5557,7 @@
         </w:tc>
         <w:tc>
           <w:tcPr>
-            <w:tcW w:w="2350" w:type="dxa"/>
+            <w:tcW w:w="3200" w:type="dxa"/>
           </w:tcPr>
           <w:p>
             <w:pPr>
@@ -5663,7 +5575,7 @@
         </w:trPr>
         <w:tc>
           <w:tcPr>
-            <w:tcW w:w="2050" w:type="dxa"/>
+            <w:tcW w:w="3200" w:type="dxa"/>
           </w:tcPr>
           <w:p>
             <w:pPr>
@@ -5676,7 +5588,7 @@
         </w:tc>
         <w:tc>
           <w:tcPr>
-            <w:tcW w:w="5200" w:type="dxa"/>
+            <w:tcW w:w="3200" w:type="dxa"/>
           </w:tcPr>
           <w:p>
             <w:pPr>
@@ -5689,7 +5601,7 @@
         </w:tc>
         <w:tc>
           <w:tcPr>
-            <w:tcW w:w="2350" w:type="dxa"/>
+            <w:tcW w:w="3200" w:type="dxa"/>
           </w:tcPr>
           <w:p>
             <w:pPr>
@@ -5707,7 +5619,7 @@
         </w:trPr>
         <w:tc>
           <w:tcPr>
-            <w:tcW w:w="2050" w:type="dxa"/>
+            <w:tcW w:w="3200" w:type="dxa"/>
           </w:tcPr>
           <w:p>
             <w:pPr>
@@ -5720,7 +5632,7 @@
         </w:tc>
         <w:tc>
           <w:tcPr>
-            <w:tcW w:w="5200" w:type="dxa"/>
+            <w:tcW w:w="3200" w:type="dxa"/>
           </w:tcPr>
           <w:p>
             <w:pPr>
@@ -5733,7 +5645,7 @@
         </w:tc>
         <w:tc>
           <w:tcPr>
-            <w:tcW w:w="2350" w:type="dxa"/>
+            <w:tcW w:w="3200" w:type="dxa"/>
           </w:tcPr>
           <w:p>
             <w:pPr>
@@ -5748,12 +5660,12 @@
     </w:tbl>
     <w:p>
       <w:r>
-        <w:t xml:space="preserve"/>
-      </w:r>
-    </w:p>
-    <w:p>
-      <w:r>
-        <w:t xml:space="preserve">소규모 3회 반복과 데이터 확장·쿼리 계측을 완료했다. 다음 조치는 PM 업무 목록의 건수 비례 조회 원인 확인 및 N+1 제거, 페이지네이션 적용 범위·프론트 호환성 검토다. 개선 후 같은 데이터로 쿼리 수·응답 크기·권한별 응답 내용과 20명 부하를 재검증하고 5분 3회 반복으로 확대한다. 최적화와 재시험은 아직 미수행이다. 이후 쓰기·AI 모의 부하를 진행하며 실제 AI는 모델·예산·관찰 상한 확정 후 수행한다.</w:t>
+        <w:t xml:space="preserve">과제 조회 N+1 개선·확장 데이터 반복 시험·동시 수정 변경 유실 개선을 완료했다. 다음 과제는 ReadError 2건 원인 조사, 상태 변경 API 및 상세 수정과의 교차 경합, 문서 승인·확정 정합성, 지속 쓰기 부하다. 요구사항 조회 최적화와 페이지네이션·프론트 호환성 검토도 남아 있다. AI·혼합·급증·복구·1~2시간 지속·배포 경로 검증은 미수행이며 실제 AI는 예산·모델·관찰 상한 확정 후 수행한다.</w:t>
+      </w:r>
+    </w:p>
+    <w:p>
+      <w:r>
+        <w:br w:type="page"/>
       </w:r>
     </w:p>
     <w:p>
@@ -5775,16 +5687,10 @@
           <w:insideH w:val="single" w:sz="4" w:color="D6DEE8"/>
           <w:insideV w:val="single" w:sz="4" w:color="D6DEE8"/>
         </w:tblBorders>
-        <w:tblCellMar>
-          <w:top w:w="90" w:type="dxa"/>
-          <w:left w:w="100" w:type="dxa"/>
-          <w:bottom w:w="90" w:type="dxa"/>
-          <w:right w:w="100" w:type="dxa"/>
-        </w:tblCellMar>
       </w:tblPr>
       <w:tblGrid>
-        <w:gridCol w:w="2300"/>
-        <w:gridCol w:w="7300"/>
+        <w:gridCol w:w="4800"/>
+        <w:gridCol w:w="4800"/>
       </w:tblGrid>
       <w:tr>
         <w:trPr>
@@ -5793,7 +5699,7 @@
         </w:trPr>
         <w:tc>
           <w:tcPr>
-            <w:tcW w:w="2300" w:type="dxa"/>
+            <w:tcW w:w="4800" w:type="dxa"/>
             <w:shd w:fill="E3ECF6"/>
           </w:tcPr>
           <w:p>
@@ -5807,7 +5713,7 @@
         </w:tc>
         <w:tc>
           <w:tcPr>
-            <w:tcW w:w="7300" w:type="dxa"/>
+            <w:tcW w:w="4800" w:type="dxa"/>
             <w:shd w:fill="E3ECF6"/>
           </w:tcPr>
           <w:p>
@@ -5826,7 +5732,7 @@
         </w:trPr>
         <w:tc>
           <w:tcPr>
-            <w:tcW w:w="2300" w:type="dxa"/>
+            <w:tcW w:w="4800" w:type="dxa"/>
           </w:tcPr>
           <w:p>
             <w:pPr>
@@ -5839,7 +5745,7 @@
         </w:tc>
         <w:tc>
           <w:tcPr>
-            <w:tcW w:w="7300" w:type="dxa"/>
+            <w:tcW w:w="4800" w:type="dxa"/>
           </w:tcPr>
           <w:p>
             <w:pPr>
@@ -5857,7 +5763,7 @@
         </w:trPr>
         <w:tc>
           <w:tcPr>
-            <w:tcW w:w="2300" w:type="dxa"/>
+            <w:tcW w:w="4800" w:type="dxa"/>
           </w:tcPr>
           <w:p>
             <w:pPr>
@@ -5870,7 +5776,7 @@
         </w:tc>
         <w:tc>
           <w:tcPr>
-            <w:tcW w:w="7300" w:type="dxa"/>
+            <w:tcW w:w="4800" w:type="dxa"/>
           </w:tcPr>
           <w:p>
             <w:pPr>
@@ -5888,7 +5794,7 @@
         </w:trPr>
         <w:tc>
           <w:tcPr>
-            <w:tcW w:w="2300" w:type="dxa"/>
+            <w:tcW w:w="4800" w:type="dxa"/>
           </w:tcPr>
           <w:p>
             <w:pPr>
@@ -5901,7 +5807,7 @@
         </w:tc>
         <w:tc>
           <w:tcPr>
-            <w:tcW w:w="7300" w:type="dxa"/>
+            <w:tcW w:w="4800" w:type="dxa"/>
           </w:tcPr>
           <w:p>
             <w:pPr>
@@ -5919,7 +5825,7 @@
         </w:trPr>
         <w:tc>
           <w:tcPr>
-            <w:tcW w:w="2300" w:type="dxa"/>
+            <w:tcW w:w="4800" w:type="dxa"/>
           </w:tcPr>
           <w:p>
             <w:pPr>
@@ -5932,7 +5838,7 @@
         </w:tc>
         <w:tc>
           <w:tcPr>
-            <w:tcW w:w="7300" w:type="dxa"/>
+            <w:tcW w:w="4800" w:type="dxa"/>
           </w:tcPr>
           <w:p>
             <w:pPr>
@@ -5950,7 +5856,7 @@
         </w:trPr>
         <w:tc>
           <w:tcPr>
-            <w:tcW w:w="2300" w:type="dxa"/>
+            <w:tcW w:w="4800" w:type="dxa"/>
           </w:tcPr>
           <w:p>
             <w:pPr>
@@ -5963,7 +5869,7 @@
         </w:tc>
         <w:tc>
           <w:tcPr>
-            <w:tcW w:w="7300" w:type="dxa"/>
+            <w:tcW w:w="4800" w:type="dxa"/>
           </w:tcPr>
           <w:p>
             <w:pPr>
@@ -5981,7 +5887,7 @@
         </w:trPr>
         <w:tc>
           <w:tcPr>
-            <w:tcW w:w="2300" w:type="dxa"/>
+            <w:tcW w:w="4800" w:type="dxa"/>
           </w:tcPr>
           <w:p>
             <w:pPr>
@@ -5994,7 +5900,7 @@
         </w:tc>
         <w:tc>
           <w:tcPr>
-            <w:tcW w:w="7300" w:type="dxa"/>
+            <w:tcW w:w="4800" w:type="dxa"/>
           </w:tcPr>
           <w:p>
             <w:pPr>
@@ -6012,7 +5918,7 @@
         </w:trPr>
         <w:tc>
           <w:tcPr>
-            <w:tcW w:w="2300" w:type="dxa"/>
+            <w:tcW w:w="4800" w:type="dxa"/>
           </w:tcPr>
           <w:p>
             <w:pPr>
@@ -6025,7 +5931,7 @@
         </w:tc>
         <w:tc>
           <w:tcPr>
-            <w:tcW w:w="7300" w:type="dxa"/>
+            <w:tcW w:w="4800" w:type="dxa"/>
           </w:tcPr>
           <w:p>
             <w:pPr>
@@ -6043,7 +5949,7 @@
         </w:trPr>
         <w:tc>
           <w:tcPr>
-            <w:tcW w:w="2300" w:type="dxa"/>
+            <w:tcW w:w="4800" w:type="dxa"/>
           </w:tcPr>
           <w:p>
             <w:pPr>
@@ -6056,7 +5962,7 @@
         </w:tc>
         <w:tc>
           <w:tcPr>
-            <w:tcW w:w="7300" w:type="dxa"/>
+            <w:tcW w:w="4800" w:type="dxa"/>
           </w:tcPr>
           <w:p>
             <w:pPr>
@@ -6069,11 +5975,6 @@
         </w:tc>
       </w:tr>
     </w:tbl>
-    <w:p>
-      <w:r>
-        <w:t xml:space="preserve"/>
-      </w:r>
-    </w:p>
     <w:tbl>
       <w:tblPr>
         <w:tblW w:w="9600" w:type="dxa"/>
@@ -6085,17 +5986,11 @@
           <w:insideH w:val="single" w:sz="4" w:color="D6DEE8"/>
           <w:insideV w:val="single" w:sz="4" w:color="D6DEE8"/>
         </w:tblBorders>
-        <w:tblCellMar>
-          <w:top w:w="90" w:type="dxa"/>
-          <w:left w:w="100" w:type="dxa"/>
-          <w:bottom w:w="90" w:type="dxa"/>
-          <w:right w:w="100" w:type="dxa"/>
-        </w:tblCellMar>
       </w:tblPr>
       <w:tblGrid>
-        <w:gridCol w:w="2050"/>
-        <w:gridCol w:w="5200"/>
-        <w:gridCol w:w="2350"/>
+        <w:gridCol w:w="3200"/>
+        <w:gridCol w:w="3200"/>
+        <w:gridCol w:w="3200"/>
       </w:tblGrid>
       <w:tr>
         <w:trPr>
@@ -6104,7 +5999,7 @@
         </w:trPr>
         <w:tc>
           <w:tcPr>
-            <w:tcW w:w="2050" w:type="dxa"/>
+            <w:tcW w:w="3200" w:type="dxa"/>
             <w:shd w:fill="E3ECF6"/>
           </w:tcPr>
           <w:p>
@@ -6118,7 +6013,7 @@
         </w:tc>
         <w:tc>
           <w:tcPr>
-            <w:tcW w:w="5200" w:type="dxa"/>
+            <w:tcW w:w="3200" w:type="dxa"/>
             <w:shd w:fill="E3ECF6"/>
           </w:tcPr>
           <w:p>
@@ -6132,7 +6027,7 @@
         </w:tc>
         <w:tc>
           <w:tcPr>
-            <w:tcW w:w="2350" w:type="dxa"/>
+            <w:tcW w:w="3200" w:type="dxa"/>
             <w:shd w:fill="E3ECF6"/>
           </w:tcPr>
           <w:p>
@@ -6151,7 +6046,7 @@
         </w:trPr>
         <w:tc>
           <w:tcPr>
-            <w:tcW w:w="2050" w:type="dxa"/>
+            <w:tcW w:w="3200" w:type="dxa"/>
           </w:tcPr>
           <w:p>
             <w:pPr>
@@ -6164,7 +6059,7 @@
         </w:tc>
         <w:tc>
           <w:tcPr>
-            <w:tcW w:w="5200" w:type="dxa"/>
+            <w:tcW w:w="3200" w:type="dxa"/>
           </w:tcPr>
           <w:p>
             <w:pPr>
@@ -6177,7 +6072,7 @@
         </w:tc>
         <w:tc>
           <w:tcPr>
-            <w:tcW w:w="2350" w:type="dxa"/>
+            <w:tcW w:w="3200" w:type="dxa"/>
           </w:tcPr>
           <w:p>
             <w:pPr>
@@ -6195,7 +6090,7 @@
         </w:trPr>
         <w:tc>
           <w:tcPr>
-            <w:tcW w:w="2050" w:type="dxa"/>
+            <w:tcW w:w="3200" w:type="dxa"/>
           </w:tcPr>
           <w:p>
             <w:pPr>
@@ -6208,7 +6103,7 @@
         </w:tc>
         <w:tc>
           <w:tcPr>
-            <w:tcW w:w="5200" w:type="dxa"/>
+            <w:tcW w:w="3200" w:type="dxa"/>
           </w:tcPr>
           <w:p>
             <w:pPr>
@@ -6221,7 +6116,7 @@
         </w:tc>
         <w:tc>
           <w:tcPr>
-            <w:tcW w:w="2350" w:type="dxa"/>
+            <w:tcW w:w="3200" w:type="dxa"/>
           </w:tcPr>
           <w:p>
             <w:pPr>
@@ -6234,11 +6129,6 @@
         </w:tc>
       </w:tr>
     </w:tbl>
-    <w:p>
-      <w:r>
-        <w:t xml:space="preserve"/>
-      </w:r>
-    </w:p>
     <w:p>
       <w:r>
         <w:br w:type="page"/>
@@ -6276,17 +6166,11 @@
           <w:insideH w:val="single" w:sz="4" w:color="D6DEE8"/>
           <w:insideV w:val="single" w:sz="4" w:color="D6DEE8"/>
         </w:tblBorders>
-        <w:tblCellMar>
-          <w:top w:w="90" w:type="dxa"/>
-          <w:left w:w="100" w:type="dxa"/>
-          <w:bottom w:w="90" w:type="dxa"/>
-          <w:right w:w="100" w:type="dxa"/>
-        </w:tblCellMar>
       </w:tblPr>
       <w:tblGrid>
-        <w:gridCol w:w="2050"/>
-        <w:gridCol w:w="5200"/>
-        <w:gridCol w:w="2350"/>
+        <w:gridCol w:w="3200"/>
+        <w:gridCol w:w="3200"/>
+        <w:gridCol w:w="3200"/>
       </w:tblGrid>
       <w:tr>
         <w:trPr>
@@ -6295,7 +6179,7 @@
         </w:trPr>
         <w:tc>
           <w:tcPr>
-            <w:tcW w:w="2050" w:type="dxa"/>
+            <w:tcW w:w="3200" w:type="dxa"/>
             <w:shd w:fill="E3ECF6"/>
           </w:tcPr>
           <w:p>
@@ -6309,7 +6193,7 @@
         </w:tc>
         <w:tc>
           <w:tcPr>
-            <w:tcW w:w="5200" w:type="dxa"/>
+            <w:tcW w:w="3200" w:type="dxa"/>
             <w:shd w:fill="E3ECF6"/>
           </w:tcPr>
           <w:p>
@@ -6323,7 +6207,7 @@
         </w:tc>
         <w:tc>
           <w:tcPr>
-            <w:tcW w:w="2350" w:type="dxa"/>
+            <w:tcW w:w="3200" w:type="dxa"/>
             <w:shd w:fill="E3ECF6"/>
           </w:tcPr>
           <w:p>
@@ -6342,7 +6226,7 @@
         </w:trPr>
         <w:tc>
           <w:tcPr>
-            <w:tcW w:w="2050" w:type="dxa"/>
+            <w:tcW w:w="3200" w:type="dxa"/>
           </w:tcPr>
           <w:p>
             <w:pPr>
@@ -6355,7 +6239,7 @@
         </w:tc>
         <w:tc>
           <w:tcPr>
-            <w:tcW w:w="5200" w:type="dxa"/>
+            <w:tcW w:w="3200" w:type="dxa"/>
           </w:tcPr>
           <w:p>
             <w:pPr>
@@ -6368,7 +6252,7 @@
         </w:tc>
         <w:tc>
           <w:tcPr>
-            <w:tcW w:w="2350" w:type="dxa"/>
+            <w:tcW w:w="3200" w:type="dxa"/>
           </w:tcPr>
           <w:p>
             <w:pPr>
@@ -6386,7 +6270,7 @@
         </w:trPr>
         <w:tc>
           <w:tcPr>
-            <w:tcW w:w="2050" w:type="dxa"/>
+            <w:tcW w:w="3200" w:type="dxa"/>
           </w:tcPr>
           <w:p>
             <w:pPr>
@@ -6399,7 +6283,7 @@
         </w:tc>
         <w:tc>
           <w:tcPr>
-            <w:tcW w:w="5200" w:type="dxa"/>
+            <w:tcW w:w="3200" w:type="dxa"/>
           </w:tcPr>
           <w:p>
             <w:pPr>
@@ -6412,7 +6296,7 @@
         </w:tc>
         <w:tc>
           <w:tcPr>
-            <w:tcW w:w="2350" w:type="dxa"/>
+            <w:tcW w:w="3200" w:type="dxa"/>
           </w:tcPr>
           <w:p>
             <w:pPr>
@@ -6430,7 +6314,7 @@
         </w:trPr>
         <w:tc>
           <w:tcPr>
-            <w:tcW w:w="2050" w:type="dxa"/>
+            <w:tcW w:w="3200" w:type="dxa"/>
           </w:tcPr>
           <w:p>
             <w:pPr>
@@ -6443,7 +6327,7 @@
         </w:tc>
         <w:tc>
           <w:tcPr>
-            <w:tcW w:w="5200" w:type="dxa"/>
+            <w:tcW w:w="3200" w:type="dxa"/>
           </w:tcPr>
           <w:p>
             <w:pPr>
@@ -6456,7 +6340,7 @@
         </w:tc>
         <w:tc>
           <w:tcPr>
-            <w:tcW w:w="2350" w:type="dxa"/>
+            <w:tcW w:w="3200" w:type="dxa"/>
           </w:tcPr>
           <w:p>
             <w:pPr>
@@ -6474,7 +6358,7 @@
         </w:trPr>
         <w:tc>
           <w:tcPr>
-            <w:tcW w:w="2050" w:type="dxa"/>
+            <w:tcW w:w="3200" w:type="dxa"/>
           </w:tcPr>
           <w:p>
             <w:pPr>
@@ -6487,7 +6371,7 @@
         </w:tc>
         <w:tc>
           <w:tcPr>
-            <w:tcW w:w="5200" w:type="dxa"/>
+            <w:tcW w:w="3200" w:type="dxa"/>
           </w:tcPr>
           <w:p>
             <w:pPr>
@@ -6500,7 +6384,7 @@
         </w:tc>
         <w:tc>
           <w:tcPr>
-            <w:tcW w:w="2350" w:type="dxa"/>
+            <w:tcW w:w="3200" w:type="dxa"/>
           </w:tcPr>
           <w:p>
             <w:pPr>
@@ -6518,7 +6402,7 @@
         </w:trPr>
         <w:tc>
           <w:tcPr>
-            <w:tcW w:w="2050" w:type="dxa"/>
+            <w:tcW w:w="3200" w:type="dxa"/>
           </w:tcPr>
           <w:p>
             <w:pPr>
@@ -6531,7 +6415,7 @@
         </w:tc>
         <w:tc>
           <w:tcPr>
-            <w:tcW w:w="5200" w:type="dxa"/>
+            <w:tcW w:w="3200" w:type="dxa"/>
           </w:tcPr>
           <w:p>
             <w:pPr>
@@ -6544,7 +6428,7 @@
         </w:tc>
         <w:tc>
           <w:tcPr>
-            <w:tcW w:w="2350" w:type="dxa"/>
+            <w:tcW w:w="3200" w:type="dxa"/>
           </w:tcPr>
           <w:p>
             <w:pPr>
@@ -6562,7 +6446,7 @@
         </w:trPr>
         <w:tc>
           <w:tcPr>
-            <w:tcW w:w="2050" w:type="dxa"/>
+            <w:tcW w:w="3200" w:type="dxa"/>
           </w:tcPr>
           <w:p>
             <w:pPr>
@@ -6575,7 +6459,7 @@
         </w:tc>
         <w:tc>
           <w:tcPr>
-            <w:tcW w:w="5200" w:type="dxa"/>
+            <w:tcW w:w="3200" w:type="dxa"/>
           </w:tcPr>
           <w:p>
             <w:pPr>
@@ -6588,7 +6472,7 @@
         </w:tc>
         <w:tc>
           <w:tcPr>
-            <w:tcW w:w="2350" w:type="dxa"/>
+            <w:tcW w:w="3200" w:type="dxa"/>
           </w:tcPr>
           <w:p>
             <w:pPr>
@@ -6606,7 +6490,7 @@
         </w:trPr>
         <w:tc>
           <w:tcPr>
-            <w:tcW w:w="2050" w:type="dxa"/>
+            <w:tcW w:w="3200" w:type="dxa"/>
           </w:tcPr>
           <w:p>
             <w:pPr>
@@ -6619,7 +6503,7 @@
         </w:tc>
         <w:tc>
           <w:tcPr>
-            <w:tcW w:w="5200" w:type="dxa"/>
+            <w:tcW w:w="3200" w:type="dxa"/>
           </w:tcPr>
           <w:p>
             <w:pPr>
@@ -6632,7 +6516,7 @@
         </w:tc>
         <w:tc>
           <w:tcPr>
-            <w:tcW w:w="2350" w:type="dxa"/>
+            <w:tcW w:w="3200" w:type="dxa"/>
           </w:tcPr>
           <w:p>
             <w:pPr>
@@ -6645,11 +6529,6 @@
         </w:tc>
       </w:tr>
     </w:tbl>
-    <w:p>
-      <w:r>
-        <w:t xml:space="preserve"/>
-      </w:r>
-    </w:p>
     <w:p>
       <w:pPr>
         <w:pStyle w:val="Heading2"/>
@@ -6720,17 +6599,11 @@
           <w:insideH w:val="single" w:sz="4" w:color="D6DEE8"/>
           <w:insideV w:val="single" w:sz="4" w:color="D6DEE8"/>
         </w:tblBorders>
-        <w:tblCellMar>
-          <w:top w:w="90" w:type="dxa"/>
-          <w:left w:w="100" w:type="dxa"/>
-          <w:bottom w:w="90" w:type="dxa"/>
-          <w:right w:w="100" w:type="dxa"/>
-        </w:tblCellMar>
       </w:tblPr>
       <w:tblGrid>
-        <w:gridCol w:w="2050"/>
-        <w:gridCol w:w="5200"/>
-        <w:gridCol w:w="2350"/>
+        <w:gridCol w:w="3200"/>
+        <w:gridCol w:w="3200"/>
+        <w:gridCol w:w="3200"/>
       </w:tblGrid>
       <w:tr>
         <w:trPr>
@@ -6739,7 +6612,7 @@
         </w:trPr>
         <w:tc>
           <w:tcPr>
-            <w:tcW w:w="2050" w:type="dxa"/>
+            <w:tcW w:w="3200" w:type="dxa"/>
             <w:shd w:fill="E3ECF6"/>
           </w:tcPr>
           <w:p>
@@ -6753,7 +6626,7 @@
         </w:tc>
         <w:tc>
           <w:tcPr>
-            <w:tcW w:w="5200" w:type="dxa"/>
+            <w:tcW w:w="3200" w:type="dxa"/>
             <w:shd w:fill="E3ECF6"/>
           </w:tcPr>
           <w:p>
@@ -6767,7 +6640,7 @@
         </w:tc>
         <w:tc>
           <w:tcPr>
-            <w:tcW w:w="2350" w:type="dxa"/>
+            <w:tcW w:w="3200" w:type="dxa"/>
             <w:shd w:fill="E3ECF6"/>
           </w:tcPr>
           <w:p>
@@ -6786,7 +6659,7 @@
         </w:trPr>
         <w:tc>
           <w:tcPr>
-            <w:tcW w:w="2050" w:type="dxa"/>
+            <w:tcW w:w="3200" w:type="dxa"/>
           </w:tcPr>
           <w:p>
             <w:pPr>
@@ -6799,7 +6672,7 @@
         </w:tc>
         <w:tc>
           <w:tcPr>
-            <w:tcW w:w="5200" w:type="dxa"/>
+            <w:tcW w:w="3200" w:type="dxa"/>
           </w:tcPr>
           <w:p>
             <w:pPr>
@@ -6812,7 +6685,7 @@
         </w:tc>
         <w:tc>
           <w:tcPr>
-            <w:tcW w:w="2350" w:type="dxa"/>
+            <w:tcW w:w="3200" w:type="dxa"/>
           </w:tcPr>
           <w:p>
             <w:pPr>
@@ -6825,11 +6698,6 @@
         </w:tc>
       </w:tr>
     </w:tbl>
-    <w:p>
-      <w:r>
-        <w:t xml:space="preserve"/>
-      </w:r>
-    </w:p>
     <w:p>
       <w:r>
         <w:br w:type="page"/>
@@ -6859,16 +6727,10 @@
           <w:insideH w:val="single" w:sz="4" w:color="D6DEE8"/>
           <w:insideV w:val="single" w:sz="4" w:color="D6DEE8"/>
         </w:tblBorders>
-        <w:tblCellMar>
-          <w:top w:w="90" w:type="dxa"/>
-          <w:left w:w="100" w:type="dxa"/>
-          <w:bottom w:w="90" w:type="dxa"/>
-          <w:right w:w="100" w:type="dxa"/>
-        </w:tblCellMar>
       </w:tblPr>
       <w:tblGrid>
-        <w:gridCol w:w="2300"/>
-        <w:gridCol w:w="7300"/>
+        <w:gridCol w:w="4800"/>
+        <w:gridCol w:w="4800"/>
       </w:tblGrid>
       <w:tr>
         <w:trPr>
@@ -6877,7 +6739,7 @@
         </w:trPr>
         <w:tc>
           <w:tcPr>
-            <w:tcW w:w="2300" w:type="dxa"/>
+            <w:tcW w:w="4800" w:type="dxa"/>
             <w:shd w:fill="E3ECF6"/>
           </w:tcPr>
           <w:p>
@@ -6891,7 +6753,7 @@
         </w:tc>
         <w:tc>
           <w:tcPr>
-            <w:tcW w:w="7300" w:type="dxa"/>
+            <w:tcW w:w="4800" w:type="dxa"/>
             <w:shd w:fill="E3ECF6"/>
           </w:tcPr>
           <w:p>
@@ -6910,7 +6772,7 @@
         </w:trPr>
         <w:tc>
           <w:tcPr>
-            <w:tcW w:w="2300" w:type="dxa"/>
+            <w:tcW w:w="4800" w:type="dxa"/>
           </w:tcPr>
           <w:p>
             <w:pPr>
@@ -6923,7 +6785,7 @@
         </w:tc>
         <w:tc>
           <w:tcPr>
-            <w:tcW w:w="7300" w:type="dxa"/>
+            <w:tcW w:w="4800" w:type="dxa"/>
           </w:tcPr>
           <w:p>
             <w:pPr>
@@ -6941,7 +6803,7 @@
         </w:trPr>
         <w:tc>
           <w:tcPr>
-            <w:tcW w:w="2300" w:type="dxa"/>
+            <w:tcW w:w="4800" w:type="dxa"/>
           </w:tcPr>
           <w:p>
             <w:pPr>
@@ -6954,7 +6816,7 @@
         </w:tc>
         <w:tc>
           <w:tcPr>
-            <w:tcW w:w="7300" w:type="dxa"/>
+            <w:tcW w:w="4800" w:type="dxa"/>
           </w:tcPr>
           <w:p>
             <w:pPr>
@@ -6972,7 +6834,7 @@
         </w:trPr>
         <w:tc>
           <w:tcPr>
-            <w:tcW w:w="2300" w:type="dxa"/>
+            <w:tcW w:w="4800" w:type="dxa"/>
           </w:tcPr>
           <w:p>
             <w:pPr>
@@ -6985,7 +6847,7 @@
         </w:tc>
         <w:tc>
           <w:tcPr>
-            <w:tcW w:w="7300" w:type="dxa"/>
+            <w:tcW w:w="4800" w:type="dxa"/>
           </w:tcPr>
           <w:p>
             <w:pPr>
@@ -7003,7 +6865,7 @@
         </w:trPr>
         <w:tc>
           <w:tcPr>
-            <w:tcW w:w="2300" w:type="dxa"/>
+            <w:tcW w:w="4800" w:type="dxa"/>
           </w:tcPr>
           <w:p>
             <w:pPr>
@@ -7016,7 +6878,7 @@
         </w:tc>
         <w:tc>
           <w:tcPr>
-            <w:tcW w:w="7300" w:type="dxa"/>
+            <w:tcW w:w="4800" w:type="dxa"/>
           </w:tcPr>
           <w:p>
             <w:pPr>
@@ -7034,7 +6896,7 @@
         </w:trPr>
         <w:tc>
           <w:tcPr>
-            <w:tcW w:w="2300" w:type="dxa"/>
+            <w:tcW w:w="4800" w:type="dxa"/>
           </w:tcPr>
           <w:p>
             <w:pPr>
@@ -7047,7 +6909,7 @@
         </w:tc>
         <w:tc>
           <w:tcPr>
-            <w:tcW w:w="7300" w:type="dxa"/>
+            <w:tcW w:w="4800" w:type="dxa"/>
           </w:tcPr>
           <w:p>
             <w:pPr>
@@ -7065,7 +6927,7 @@
         </w:trPr>
         <w:tc>
           <w:tcPr>
-            <w:tcW w:w="2300" w:type="dxa"/>
+            <w:tcW w:w="4800" w:type="dxa"/>
           </w:tcPr>
           <w:p>
             <w:pPr>
@@ -7078,7 +6940,7 @@
         </w:tc>
         <w:tc>
           <w:tcPr>
-            <w:tcW w:w="7300" w:type="dxa"/>
+            <w:tcW w:w="4800" w:type="dxa"/>
           </w:tcPr>
           <w:p>
             <w:pPr>
@@ -7091,11 +6953,6 @@
         </w:tc>
       </w:tr>
     </w:tbl>
-    <w:p>
-      <w:r>
-        <w:t xml:space="preserve"/>
-      </w:r>
-    </w:p>
     <w:tbl>
       <w:tblPr>
         <w:tblW w:w="9600" w:type="dxa"/>
@@ -7107,12 +6964,6 @@
           <w:insideH w:val="single" w:sz="4" w:color="D6DEE8"/>
           <w:insideV w:val="single" w:sz="4" w:color="D6DEE8"/>
         </w:tblBorders>
-        <w:tblCellMar>
-          <w:top w:w="90" w:type="dxa"/>
-          <w:left w:w="100" w:type="dxa"/>
-          <w:bottom w:w="90" w:type="dxa"/>
-          <w:right w:w="100" w:type="dxa"/>
-        </w:tblCellMar>
       </w:tblPr>
       <w:tblGrid>
         <w:gridCol w:w="2400"/>
@@ -8152,11 +8003,6 @@
         </w:tc>
       </w:tr>
     </w:tbl>
-    <w:p>
-      <w:r>
-        <w:t xml:space="preserve"/>
-      </w:r>
-    </w:p>
     <w:p>
       <w:r>
         <w:t xml:space="preserve">로그인 단일 표본은 PM 166.8ms, 일반 사용자 161.8ms였다. 로그인 백분위는 산출하지 않았다. 서버 마스터·워커 RSS 합산 최대 약 230.6MiB이며 공유 메모리가 중복될 수 있다. DB 컨테이너 자원은 측정하지 않았다.</w:t>
@@ -8188,17 +8034,11 @@
           <w:insideH w:val="single" w:sz="4" w:color="D6DEE8"/>
           <w:insideV w:val="single" w:sz="4" w:color="D6DEE8"/>
         </w:tblBorders>
-        <w:tblCellMar>
-          <w:top w:w="90" w:type="dxa"/>
-          <w:left w:w="100" w:type="dxa"/>
-          <w:bottom w:w="90" w:type="dxa"/>
-          <w:right w:w="100" w:type="dxa"/>
-        </w:tblCellMar>
       </w:tblPr>
       <w:tblGrid>
-        <w:gridCol w:w="2050"/>
-        <w:gridCol w:w="5200"/>
-        <w:gridCol w:w="2350"/>
+        <w:gridCol w:w="3200"/>
+        <w:gridCol w:w="3200"/>
+        <w:gridCol w:w="3200"/>
       </w:tblGrid>
       <w:tr>
         <w:trPr>
@@ -8207,7 +8047,7 @@
         </w:trPr>
         <w:tc>
           <w:tcPr>
-            <w:tcW w:w="2050" w:type="dxa"/>
+            <w:tcW w:w="3200" w:type="dxa"/>
             <w:shd w:fill="E3ECF6"/>
           </w:tcPr>
           <w:p>
@@ -8221,7 +8061,7 @@
         </w:tc>
         <w:tc>
           <w:tcPr>
-            <w:tcW w:w="5200" w:type="dxa"/>
+            <w:tcW w:w="3200" w:type="dxa"/>
             <w:shd w:fill="E3ECF6"/>
           </w:tcPr>
           <w:p>
@@ -8235,7 +8075,7 @@
         </w:tc>
         <w:tc>
           <w:tcPr>
-            <w:tcW w:w="2350" w:type="dxa"/>
+            <w:tcW w:w="3200" w:type="dxa"/>
             <w:shd w:fill="E3ECF6"/>
           </w:tcPr>
           <w:p>
@@ -8254,7 +8094,7 @@
         </w:trPr>
         <w:tc>
           <w:tcPr>
-            <w:tcW w:w="2050" w:type="dxa"/>
+            <w:tcW w:w="3200" w:type="dxa"/>
           </w:tcPr>
           <w:p>
             <w:pPr>
@@ -8267,7 +8107,7 @@
         </w:tc>
         <w:tc>
           <w:tcPr>
-            <w:tcW w:w="5200" w:type="dxa"/>
+            <w:tcW w:w="3200" w:type="dxa"/>
           </w:tcPr>
           <w:p>
             <w:pPr>
@@ -8280,7 +8120,7 @@
         </w:tc>
         <w:tc>
           <w:tcPr>
-            <w:tcW w:w="2350" w:type="dxa"/>
+            <w:tcW w:w="3200" w:type="dxa"/>
           </w:tcPr>
           <w:p>
             <w:pPr>
@@ -8293,11 +8133,6 @@
         </w:tc>
       </w:tr>
     </w:tbl>
-    <w:p>
-      <w:r>
-        <w:t xml:space="preserve"/>
-      </w:r>
-    </w:p>
     <w:p>
       <w:r>
         <w:br w:type="page"/>
@@ -8337,12 +8172,6 @@
           <w:insideH w:val="single" w:sz="4" w:color="D6DEE8"/>
           <w:insideV w:val="single" w:sz="4" w:color="D6DEE8"/>
         </w:tblBorders>
-        <w:tblCellMar>
-          <w:top w:w="90" w:type="dxa"/>
-          <w:left w:w="100" w:type="dxa"/>
-          <w:bottom w:w="90" w:type="dxa"/>
-          <w:right w:w="100" w:type="dxa"/>
-        </w:tblCellMar>
       </w:tblPr>
       <w:tblGrid>
         <w:gridCol w:w="2400"/>
@@ -8584,11 +8413,6 @@
         </w:tc>
       </w:tr>
     </w:tbl>
-    <w:p>
-      <w:r>
-        <w:t xml:space="preserve"/>
-      </w:r>
-    </w:p>
     <w:p>
       <w:r>
         <w:t xml:space="preserve">측정 조회 총 590건, 예상 밖 오류 0건. HTTP 200 및 JSON 객체/배열 여부를 검증했다. 단계별 상세 평균·p99·최대값·실제 최대 진행 중 요청 수는 원시 결과와 함께 저장했다.</w:t>
@@ -8630,17 +8454,11 @@
           <w:insideH w:val="single" w:sz="4" w:color="D6DEE8"/>
           <w:insideV w:val="single" w:sz="4" w:color="D6DEE8"/>
         </w:tblBorders>
-        <w:tblCellMar>
-          <w:top w:w="90" w:type="dxa"/>
-          <w:left w:w="100" w:type="dxa"/>
-          <w:bottom w:w="90" w:type="dxa"/>
-          <w:right w:w="100" w:type="dxa"/>
-        </w:tblCellMar>
       </w:tblPr>
       <w:tblGrid>
-        <w:gridCol w:w="2050"/>
-        <w:gridCol w:w="5200"/>
-        <w:gridCol w:w="2350"/>
+        <w:gridCol w:w="3200"/>
+        <w:gridCol w:w="3200"/>
+        <w:gridCol w:w="3200"/>
       </w:tblGrid>
       <w:tr>
         <w:trPr>
@@ -8649,7 +8467,7 @@
         </w:trPr>
         <w:tc>
           <w:tcPr>
-            <w:tcW w:w="2050" w:type="dxa"/>
+            <w:tcW w:w="3200" w:type="dxa"/>
             <w:shd w:fill="E3ECF6"/>
           </w:tcPr>
           <w:p>
@@ -8663,7 +8481,7 @@
         </w:tc>
         <w:tc>
           <w:tcPr>
-            <w:tcW w:w="5200" w:type="dxa"/>
+            <w:tcW w:w="3200" w:type="dxa"/>
             <w:shd w:fill="E3ECF6"/>
           </w:tcPr>
           <w:p>
@@ -8677,7 +8495,7 @@
         </w:tc>
         <w:tc>
           <w:tcPr>
-            <w:tcW w:w="2350" w:type="dxa"/>
+            <w:tcW w:w="3200" w:type="dxa"/>
             <w:shd w:fill="E3ECF6"/>
           </w:tcPr>
           <w:p>
@@ -8696,7 +8514,7 @@
         </w:trPr>
         <w:tc>
           <w:tcPr>
-            <w:tcW w:w="2050" w:type="dxa"/>
+            <w:tcW w:w="3200" w:type="dxa"/>
           </w:tcPr>
           <w:p>
             <w:pPr>
@@ -8709,7 +8527,7 @@
         </w:tc>
         <w:tc>
           <w:tcPr>
-            <w:tcW w:w="5200" w:type="dxa"/>
+            <w:tcW w:w="3200" w:type="dxa"/>
           </w:tcPr>
           <w:p>
             <w:pPr>
@@ -8722,7 +8540,7 @@
         </w:tc>
         <w:tc>
           <w:tcPr>
-            <w:tcW w:w="2350" w:type="dxa"/>
+            <w:tcW w:w="3200" w:type="dxa"/>
           </w:tcPr>
           <w:p>
             <w:pPr>
@@ -8735,11 +8553,6 @@
         </w:tc>
       </w:tr>
     </w:tbl>
-    <w:p>
-      <w:r>
-        <w:t xml:space="preserve"/>
-      </w:r>
-    </w:p>
     <w:p>
       <w:r>
         <w:br w:type="page"/>
@@ -8769,16 +8582,10 @@
           <w:insideH w:val="single" w:sz="4" w:color="D6DEE8"/>
           <w:insideV w:val="single" w:sz="4" w:color="D6DEE8"/>
         </w:tblBorders>
-        <w:tblCellMar>
-          <w:top w:w="90" w:type="dxa"/>
-          <w:left w:w="100" w:type="dxa"/>
-          <w:bottom w:w="90" w:type="dxa"/>
-          <w:right w:w="100" w:type="dxa"/>
-        </w:tblCellMar>
       </w:tblPr>
       <w:tblGrid>
-        <w:gridCol w:w="2300"/>
-        <w:gridCol w:w="7300"/>
+        <w:gridCol w:w="4800"/>
+        <w:gridCol w:w="4800"/>
       </w:tblGrid>
       <w:tr>
         <w:trPr>
@@ -8787,7 +8594,7 @@
         </w:trPr>
         <w:tc>
           <w:tcPr>
-            <w:tcW w:w="2300" w:type="dxa"/>
+            <w:tcW w:w="4800" w:type="dxa"/>
             <w:shd w:fill="E3ECF6"/>
           </w:tcPr>
           <w:p>
@@ -8801,7 +8608,7 @@
         </w:tc>
         <w:tc>
           <w:tcPr>
-            <w:tcW w:w="7300" w:type="dxa"/>
+            <w:tcW w:w="4800" w:type="dxa"/>
             <w:shd w:fill="E3ECF6"/>
           </w:tcPr>
           <w:p>
@@ -8820,7 +8627,7 @@
         </w:trPr>
         <w:tc>
           <w:tcPr>
-            <w:tcW w:w="2300" w:type="dxa"/>
+            <w:tcW w:w="4800" w:type="dxa"/>
           </w:tcPr>
           <w:p>
             <w:pPr>
@@ -8833,7 +8640,7 @@
         </w:tc>
         <w:tc>
           <w:tcPr>
-            <w:tcW w:w="7300" w:type="dxa"/>
+            <w:tcW w:w="4800" w:type="dxa"/>
           </w:tcPr>
           <w:p>
             <w:pPr>
@@ -8851,7 +8658,7 @@
         </w:trPr>
         <w:tc>
           <w:tcPr>
-            <w:tcW w:w="2300" w:type="dxa"/>
+            <w:tcW w:w="4800" w:type="dxa"/>
           </w:tcPr>
           <w:p>
             <w:pPr>
@@ -8864,7 +8671,7 @@
         </w:tc>
         <w:tc>
           <w:tcPr>
-            <w:tcW w:w="7300" w:type="dxa"/>
+            <w:tcW w:w="4800" w:type="dxa"/>
           </w:tcPr>
           <w:p>
             <w:pPr>
@@ -8882,7 +8689,7 @@
         </w:trPr>
         <w:tc>
           <w:tcPr>
-            <w:tcW w:w="2300" w:type="dxa"/>
+            <w:tcW w:w="4800" w:type="dxa"/>
           </w:tcPr>
           <w:p>
             <w:pPr>
@@ -8895,7 +8702,7 @@
         </w:tc>
         <w:tc>
           <w:tcPr>
-            <w:tcW w:w="7300" w:type="dxa"/>
+            <w:tcW w:w="4800" w:type="dxa"/>
           </w:tcPr>
           <w:p>
             <w:pPr>
@@ -8913,7 +8720,7 @@
         </w:trPr>
         <w:tc>
           <w:tcPr>
-            <w:tcW w:w="2300" w:type="dxa"/>
+            <w:tcW w:w="4800" w:type="dxa"/>
           </w:tcPr>
           <w:p>
             <w:pPr>
@@ -8926,7 +8733,7 @@
         </w:tc>
         <w:tc>
           <w:tcPr>
-            <w:tcW w:w="7300" w:type="dxa"/>
+            <w:tcW w:w="4800" w:type="dxa"/>
           </w:tcPr>
           <w:p>
             <w:pPr>
@@ -8944,7 +8751,7 @@
         </w:trPr>
         <w:tc>
           <w:tcPr>
-            <w:tcW w:w="2300" w:type="dxa"/>
+            <w:tcW w:w="4800" w:type="dxa"/>
           </w:tcPr>
           <w:p>
             <w:pPr>
@@ -8957,7 +8764,7 @@
         </w:tc>
         <w:tc>
           <w:tcPr>
-            <w:tcW w:w="7300" w:type="dxa"/>
+            <w:tcW w:w="4800" w:type="dxa"/>
           </w:tcPr>
           <w:p>
             <w:pPr>
@@ -8975,7 +8782,7 @@
         </w:trPr>
         <w:tc>
           <w:tcPr>
-            <w:tcW w:w="2300" w:type="dxa"/>
+            <w:tcW w:w="4800" w:type="dxa"/>
           </w:tcPr>
           <w:p>
             <w:pPr>
@@ -8988,7 +8795,7 @@
         </w:tc>
         <w:tc>
           <w:tcPr>
-            <w:tcW w:w="7300" w:type="dxa"/>
+            <w:tcW w:w="4800" w:type="dxa"/>
           </w:tcPr>
           <w:p>
             <w:pPr>
@@ -9001,11 +8808,6 @@
         </w:tc>
       </w:tr>
     </w:tbl>
-    <w:p>
-      <w:r>
-        <w:t xml:space="preserve"/>
-      </w:r>
-    </w:p>
     <w:p>
       <w:r>
         <w:t xml:space="preserve">측정한 1,691건은 모두 HTTP 200이며 JSON 객체 또는 배열 검증을 통과했다. 5분 실행에서 잠정 일반 조회 p95 1초 기준을 충족했다. 이는 이 로컬 데이터 규모와 조회 전용 조건에 대한 판정이며 AWS 운영 SLA나 서버 최대 처리량 판정은 아니다.</w:t>
@@ -9042,17 +8844,11 @@
           <w:insideH w:val="single" w:sz="4" w:color="D6DEE8"/>
           <w:insideV w:val="single" w:sz="4" w:color="D6DEE8"/>
         </w:tblBorders>
-        <w:tblCellMar>
-          <w:top w:w="90" w:type="dxa"/>
-          <w:left w:w="100" w:type="dxa"/>
-          <w:bottom w:w="90" w:type="dxa"/>
-          <w:right w:w="100" w:type="dxa"/>
-        </w:tblCellMar>
       </w:tblPr>
       <w:tblGrid>
-        <w:gridCol w:w="2050"/>
-        <w:gridCol w:w="5200"/>
-        <w:gridCol w:w="2350"/>
+        <w:gridCol w:w="3200"/>
+        <w:gridCol w:w="3200"/>
+        <w:gridCol w:w="3200"/>
       </w:tblGrid>
       <w:tr>
         <w:trPr>
@@ -9061,7 +8857,7 @@
         </w:trPr>
         <w:tc>
           <w:tcPr>
-            <w:tcW w:w="2050" w:type="dxa"/>
+            <w:tcW w:w="3200" w:type="dxa"/>
             <w:shd w:fill="E3ECF6"/>
           </w:tcPr>
           <w:p>
@@ -9075,7 +8871,7 @@
         </w:tc>
         <w:tc>
           <w:tcPr>
-            <w:tcW w:w="5200" w:type="dxa"/>
+            <w:tcW w:w="3200" w:type="dxa"/>
             <w:shd w:fill="E3ECF6"/>
           </w:tcPr>
           <w:p>
@@ -9089,7 +8885,7 @@
         </w:tc>
         <w:tc>
           <w:tcPr>
-            <w:tcW w:w="2350" w:type="dxa"/>
+            <w:tcW w:w="3200" w:type="dxa"/>
             <w:shd w:fill="E3ECF6"/>
           </w:tcPr>
           <w:p>
@@ -9108,7 +8904,7 @@
         </w:trPr>
         <w:tc>
           <w:tcPr>
-            <w:tcW w:w="2050" w:type="dxa"/>
+            <w:tcW w:w="3200" w:type="dxa"/>
           </w:tcPr>
           <w:p>
             <w:pPr>
@@ -9121,7 +8917,7 @@
         </w:tc>
         <w:tc>
           <w:tcPr>
-            <w:tcW w:w="5200" w:type="dxa"/>
+            <w:tcW w:w="3200" w:type="dxa"/>
           </w:tcPr>
           <w:p>
             <w:pPr>
@@ -9134,7 +8930,7 @@
         </w:tc>
         <w:tc>
           <w:tcPr>
-            <w:tcW w:w="2350" w:type="dxa"/>
+            <w:tcW w:w="3200" w:type="dxa"/>
           </w:tcPr>
           <w:p>
             <w:pPr>
@@ -9147,11 +8943,6 @@
         </w:tc>
       </w:tr>
     </w:tbl>
-    <w:p>
-      <w:r>
-        <w:t xml:space="preserve"/>
-      </w:r>
-    </w:p>
     <w:p>
       <w:pPr>
         <w:pStyle w:val="Heading2"/>
@@ -9181,17 +8972,11 @@
           <w:insideH w:val="single" w:sz="4" w:color="D6DEE8"/>
           <w:insideV w:val="single" w:sz="4" w:color="D6DEE8"/>
         </w:tblBorders>
-        <w:tblCellMar>
-          <w:top w:w="90" w:type="dxa"/>
-          <w:left w:w="100" w:type="dxa"/>
-          <w:bottom w:w="90" w:type="dxa"/>
-          <w:right w:w="100" w:type="dxa"/>
-        </w:tblCellMar>
       </w:tblPr>
       <w:tblGrid>
-        <w:gridCol w:w="2050"/>
-        <w:gridCol w:w="5200"/>
-        <w:gridCol w:w="2350"/>
+        <w:gridCol w:w="3200"/>
+        <w:gridCol w:w="3200"/>
+        <w:gridCol w:w="3200"/>
       </w:tblGrid>
       <w:tr>
         <w:trPr>
@@ -9200,7 +8985,7 @@
         </w:trPr>
         <w:tc>
           <w:tcPr>
-            <w:tcW w:w="2050" w:type="dxa"/>
+            <w:tcW w:w="3200" w:type="dxa"/>
             <w:shd w:fill="E3ECF6"/>
           </w:tcPr>
           <w:p>
@@ -9214,7 +8999,7 @@
         </w:tc>
         <w:tc>
           <w:tcPr>
-            <w:tcW w:w="5200" w:type="dxa"/>
+            <w:tcW w:w="3200" w:type="dxa"/>
             <w:shd w:fill="E3ECF6"/>
           </w:tcPr>
           <w:p>
@@ -9228,7 +9013,7 @@
         </w:tc>
         <w:tc>
           <w:tcPr>
-            <w:tcW w:w="2350" w:type="dxa"/>
+            <w:tcW w:w="3200" w:type="dxa"/>
             <w:shd w:fill="E3ECF6"/>
           </w:tcPr>
           <w:p>
@@ -9247,7 +9032,7 @@
         </w:trPr>
         <w:tc>
           <w:tcPr>
-            <w:tcW w:w="2050" w:type="dxa"/>
+            <w:tcW w:w="3200" w:type="dxa"/>
           </w:tcPr>
           <w:p>
             <w:pPr>
@@ -9260,7 +9045,7 @@
         </w:tc>
         <w:tc>
           <w:tcPr>
-            <w:tcW w:w="5200" w:type="dxa"/>
+            <w:tcW w:w="3200" w:type="dxa"/>
           </w:tcPr>
           <w:p>
             <w:pPr>
@@ -9273,7 +9058,7 @@
         </w:tc>
         <w:tc>
           <w:tcPr>
-            <w:tcW w:w="2350" w:type="dxa"/>
+            <w:tcW w:w="3200" w:type="dxa"/>
           </w:tcPr>
           <w:p>
             <w:pPr>
@@ -9286,11 +9071,6 @@
         </w:tc>
       </w:tr>
     </w:tbl>
-    <w:p>
-      <w:r>
-        <w:t xml:space="preserve"/>
-      </w:r>
-    </w:p>
     <w:p>
       <w:r>
         <w:br w:type="page"/>
@@ -9333,12 +9113,6 @@
           <w:insideH w:val="single" w:sz="4" w:color="D6DEE8"/>
           <w:insideV w:val="single" w:sz="4" w:color="D6DEE8"/>
         </w:tblBorders>
-        <w:tblCellMar>
-          <w:top w:w="90" w:type="dxa"/>
-          <w:left w:w="100" w:type="dxa"/>
-          <w:bottom w:w="90" w:type="dxa"/>
-          <w:right w:w="100" w:type="dxa"/>
-        </w:tblCellMar>
       </w:tblPr>
       <w:tblGrid>
         <w:gridCol w:w="2400"/>
@@ -9580,11 +9354,6 @@
         </w:tc>
       </w:tr>
     </w:tbl>
-    <w:p>
-      <w:r>
-        <w:t xml:space="preserve"/>
-      </w:r>
-    </w:p>
     <w:tbl>
       <w:tblPr>
         <w:tblW w:w="9600" w:type="dxa"/>
@@ -9596,12 +9365,6 @@
           <w:insideH w:val="single" w:sz="4" w:color="D6DEE8"/>
           <w:insideV w:val="single" w:sz="4" w:color="D6DEE8"/>
         </w:tblBorders>
-        <w:tblCellMar>
-          <w:top w:w="90" w:type="dxa"/>
-          <w:left w:w="100" w:type="dxa"/>
-          <w:bottom w:w="90" w:type="dxa"/>
-          <w:right w:w="100" w:type="dxa"/>
-        </w:tblCellMar>
       </w:tblPr>
       <w:tblGrid>
         <w:gridCol w:w="2400"/>
@@ -9843,11 +9606,6 @@
         </w:tc>
       </w:tr>
     </w:tbl>
-    <w:p>
-      <w:r>
-        <w:t xml:space="preserve"/>
-      </w:r>
-    </w:p>
     <w:p>
       <w:r>
         <w:t xml:space="preserve">각 requests.csv에서 20개 사용자 식별자, 1,691개 응답, HTTP 200 및 JSON 검증 성공을 확인했다. p95는 nearest-rank 방식으로 재계산했고 총 측정 조회 5,073건에서 예상 밖 오류는 0건이었다. 회당 실제 경과시간은 약 300.03초, 300.00초, 300.00초다.</w:t>
@@ -9877,12 +9635,6 @@
           <w:insideH w:val="single" w:sz="4" w:color="D6DEE8"/>
           <w:insideV w:val="single" w:sz="4" w:color="D6DEE8"/>
         </w:tblBorders>
-        <w:tblCellMar>
-          <w:top w:w="90" w:type="dxa"/>
-          <w:left w:w="100" w:type="dxa"/>
-          <w:bottom w:w="90" w:type="dxa"/>
-          <w:right w:w="100" w:type="dxa"/>
-        </w:tblCellMar>
       </w:tblPr>
       <w:tblGrid>
         <w:gridCol w:w="2400"/>
@@ -10124,11 +9876,6 @@
         </w:tc>
       </w:tr>
     </w:tbl>
-    <w:p>
-      <w:r>
-        <w:t xml:space="preserve"/>
-      </w:r>
-    </w:p>
     <w:p>
       <w:r>
         <w:t xml:space="preserve">세 실행 모두 가장 높은 경로별 p95는 PM 업무 목록이었다. 전체 p95가 낮아지는 동안 이 경로의 p95는 높아졌으므로 전반적인 성능 개선으로 단정하지 않는다. 모든 측정 경로는 각 실행에서 잠정 p95 1초 기준 이내였지만 PM 업무 목록은 데이터 확대 및 쿼리 계측의 우선 대상으로 유지한다. 3회만으로 장시간 안정성이나 변화의 원인을 확정할 수 없다.</w:t>
@@ -10181,17 +9928,11 @@
           <w:insideH w:val="single" w:sz="4" w:color="D6DEE8"/>
           <w:insideV w:val="single" w:sz="4" w:color="D6DEE8"/>
         </w:tblBorders>
-        <w:tblCellMar>
-          <w:top w:w="90" w:type="dxa"/>
-          <w:left w:w="100" w:type="dxa"/>
-          <w:bottom w:w="90" w:type="dxa"/>
-          <w:right w:w="100" w:type="dxa"/>
-        </w:tblCellMar>
       </w:tblPr>
       <w:tblGrid>
-        <w:gridCol w:w="2050"/>
-        <w:gridCol w:w="5200"/>
-        <w:gridCol w:w="2350"/>
+        <w:gridCol w:w="3200"/>
+        <w:gridCol w:w="3200"/>
+        <w:gridCol w:w="3200"/>
       </w:tblGrid>
       <w:tr>
         <w:trPr>
@@ -10200,7 +9941,7 @@
         </w:trPr>
         <w:tc>
           <w:tcPr>
-            <w:tcW w:w="2050" w:type="dxa"/>
+            <w:tcW w:w="3200" w:type="dxa"/>
             <w:shd w:fill="E3ECF6"/>
           </w:tcPr>
           <w:p>
@@ -10214,7 +9955,7 @@
         </w:tc>
         <w:tc>
           <w:tcPr>
-            <w:tcW w:w="5200" w:type="dxa"/>
+            <w:tcW w:w="3200" w:type="dxa"/>
             <w:shd w:fill="E3ECF6"/>
           </w:tcPr>
           <w:p>
@@ -10228,7 +9969,7 @@
         </w:tc>
         <w:tc>
           <w:tcPr>
-            <w:tcW w:w="2350" w:type="dxa"/>
+            <w:tcW w:w="3200" w:type="dxa"/>
             <w:shd w:fill="E3ECF6"/>
           </w:tcPr>
           <w:p>
@@ -10247,7 +9988,7 @@
         </w:trPr>
         <w:tc>
           <w:tcPr>
-            <w:tcW w:w="2050" w:type="dxa"/>
+            <w:tcW w:w="3200" w:type="dxa"/>
           </w:tcPr>
           <w:p>
             <w:pPr>
@@ -10260,7 +10001,7 @@
         </w:tc>
         <w:tc>
           <w:tcPr>
-            <w:tcW w:w="5200" w:type="dxa"/>
+            <w:tcW w:w="3200" w:type="dxa"/>
           </w:tcPr>
           <w:p>
             <w:pPr>
@@ -10273,7 +10014,7 @@
         </w:tc>
         <w:tc>
           <w:tcPr>
-            <w:tcW w:w="2350" w:type="dxa"/>
+            <w:tcW w:w="3200" w:type="dxa"/>
           </w:tcPr>
           <w:p>
             <w:pPr>
@@ -10286,11 +10027,6 @@
         </w:tc>
       </w:tr>
     </w:tbl>
-    <w:p>
-      <w:r>
-        <w:t xml:space="preserve"/>
-      </w:r>
-    </w:p>
     <w:p>
       <w:r>
         <w:br w:type="page"/>
@@ -10341,17 +10077,11 @@
           <w:insideH w:val="single" w:sz="4" w:color="D6DEE8"/>
           <w:insideV w:val="single" w:sz="4" w:color="D6DEE8"/>
         </w:tblBorders>
-        <w:tblCellMar>
-          <w:top w:w="90" w:type="dxa"/>
-          <w:left w:w="100" w:type="dxa"/>
-          <w:bottom w:w="90" w:type="dxa"/>
-          <w:right w:w="100" w:type="dxa"/>
-        </w:tblCellMar>
       </w:tblPr>
       <w:tblGrid>
-        <w:gridCol w:w="2050"/>
-        <w:gridCol w:w="5200"/>
-        <w:gridCol w:w="2350"/>
+        <w:gridCol w:w="3200"/>
+        <w:gridCol w:w="3200"/>
+        <w:gridCol w:w="3200"/>
       </w:tblGrid>
       <w:tr>
         <w:trPr>
@@ -10360,7 +10090,7 @@
         </w:trPr>
         <w:tc>
           <w:tcPr>
-            <w:tcW w:w="2050" w:type="dxa"/>
+            <w:tcW w:w="3200" w:type="dxa"/>
             <w:shd w:fill="E3ECF6"/>
           </w:tcPr>
           <w:p>
@@ -10374,7 +10104,7 @@
         </w:tc>
         <w:tc>
           <w:tcPr>
-            <w:tcW w:w="5200" w:type="dxa"/>
+            <w:tcW w:w="3200" w:type="dxa"/>
             <w:shd w:fill="E3ECF6"/>
           </w:tcPr>
           <w:p>
@@ -10388,7 +10118,7 @@
         </w:tc>
         <w:tc>
           <w:tcPr>
-            <w:tcW w:w="2350" w:type="dxa"/>
+            <w:tcW w:w="3200" w:type="dxa"/>
             <w:shd w:fill="E3ECF6"/>
           </w:tcPr>
           <w:p>
@@ -10407,7 +10137,7 @@
         </w:trPr>
         <w:tc>
           <w:tcPr>
-            <w:tcW w:w="2050" w:type="dxa"/>
+            <w:tcW w:w="3200" w:type="dxa"/>
           </w:tcPr>
           <w:p>
             <w:pPr>
@@ -10420,7 +10150,7 @@
         </w:tc>
         <w:tc>
           <w:tcPr>
-            <w:tcW w:w="5200" w:type="dxa"/>
+            <w:tcW w:w="3200" w:type="dxa"/>
           </w:tcPr>
           <w:p>
             <w:pPr>
@@ -10433,7 +10163,7 @@
         </w:tc>
         <w:tc>
           <w:tcPr>
-            <w:tcW w:w="2350" w:type="dxa"/>
+            <w:tcW w:w="3200" w:type="dxa"/>
           </w:tcPr>
           <w:p>
             <w:pPr>
@@ -10451,7 +10181,7 @@
         </w:trPr>
         <w:tc>
           <w:tcPr>
-            <w:tcW w:w="2050" w:type="dxa"/>
+            <w:tcW w:w="3200" w:type="dxa"/>
           </w:tcPr>
           <w:p>
             <w:pPr>
@@ -10464,7 +10194,7 @@
         </w:tc>
         <w:tc>
           <w:tcPr>
-            <w:tcW w:w="5200" w:type="dxa"/>
+            <w:tcW w:w="3200" w:type="dxa"/>
           </w:tcPr>
           <w:p>
             <w:pPr>
@@ -10477,7 +10207,7 @@
         </w:tc>
         <w:tc>
           <w:tcPr>
-            <w:tcW w:w="2350" w:type="dxa"/>
+            <w:tcW w:w="3200" w:type="dxa"/>
           </w:tcPr>
           <w:p>
             <w:pPr>
@@ -10495,7 +10225,7 @@
         </w:trPr>
         <w:tc>
           <w:tcPr>
-            <w:tcW w:w="2050" w:type="dxa"/>
+            <w:tcW w:w="3200" w:type="dxa"/>
           </w:tcPr>
           <w:p>
             <w:pPr>
@@ -10508,7 +10238,7 @@
         </w:tc>
         <w:tc>
           <w:tcPr>
-            <w:tcW w:w="5200" w:type="dxa"/>
+            <w:tcW w:w="3200" w:type="dxa"/>
           </w:tcPr>
           <w:p>
             <w:pPr>
@@ -10521,7 +10251,7 @@
         </w:tc>
         <w:tc>
           <w:tcPr>
-            <w:tcW w:w="2350" w:type="dxa"/>
+            <w:tcW w:w="3200" w:type="dxa"/>
           </w:tcPr>
           <w:p>
             <w:pPr>
@@ -10539,7 +10269,7 @@
         </w:trPr>
         <w:tc>
           <w:tcPr>
-            <w:tcW w:w="2050" w:type="dxa"/>
+            <w:tcW w:w="3200" w:type="dxa"/>
           </w:tcPr>
           <w:p>
             <w:pPr>
@@ -10552,7 +10282,7 @@
         </w:tc>
         <w:tc>
           <w:tcPr>
-            <w:tcW w:w="5200" w:type="dxa"/>
+            <w:tcW w:w="3200" w:type="dxa"/>
           </w:tcPr>
           <w:p>
             <w:pPr>
@@ -10565,7 +10295,7 @@
         </w:tc>
         <w:tc>
           <w:tcPr>
-            <w:tcW w:w="2350" w:type="dxa"/>
+            <w:tcW w:w="3200" w:type="dxa"/>
           </w:tcPr>
           <w:p>
             <w:pPr>
@@ -10583,7 +10313,7 @@
         </w:trPr>
         <w:tc>
           <w:tcPr>
-            <w:tcW w:w="2050" w:type="dxa"/>
+            <w:tcW w:w="3200" w:type="dxa"/>
           </w:tcPr>
           <w:p>
             <w:pPr>
@@ -10596,7 +10326,7 @@
         </w:tc>
         <w:tc>
           <w:tcPr>
-            <w:tcW w:w="5200" w:type="dxa"/>
+            <w:tcW w:w="3200" w:type="dxa"/>
           </w:tcPr>
           <w:p>
             <w:pPr>
@@ -10609,7 +10339,7 @@
         </w:tc>
         <w:tc>
           <w:tcPr>
-            <w:tcW w:w="2350" w:type="dxa"/>
+            <w:tcW w:w="3200" w:type="dxa"/>
           </w:tcPr>
           <w:p>
             <w:pPr>
@@ -10627,7 +10357,7 @@
         </w:trPr>
         <w:tc>
           <w:tcPr>
-            <w:tcW w:w="2050" w:type="dxa"/>
+            <w:tcW w:w="3200" w:type="dxa"/>
           </w:tcPr>
           <w:p>
             <w:pPr>
@@ -10640,7 +10370,7 @@
         </w:tc>
         <w:tc>
           <w:tcPr>
-            <w:tcW w:w="5200" w:type="dxa"/>
+            <w:tcW w:w="3200" w:type="dxa"/>
           </w:tcPr>
           <w:p>
             <w:pPr>
@@ -10653,7 +10383,7 @@
         </w:tc>
         <w:tc>
           <w:tcPr>
-            <w:tcW w:w="2350" w:type="dxa"/>
+            <w:tcW w:w="3200" w:type="dxa"/>
           </w:tcPr>
           <w:p>
             <w:pPr>
@@ -10671,7 +10401,7 @@
         </w:trPr>
         <w:tc>
           <w:tcPr>
-            <w:tcW w:w="2050" w:type="dxa"/>
+            <w:tcW w:w="3200" w:type="dxa"/>
           </w:tcPr>
           <w:p>
             <w:pPr>
@@ -10684,7 +10414,7 @@
         </w:tc>
         <w:tc>
           <w:tcPr>
-            <w:tcW w:w="5200" w:type="dxa"/>
+            <w:tcW w:w="3200" w:type="dxa"/>
           </w:tcPr>
           <w:p>
             <w:pPr>
@@ -10697,7 +10427,7 @@
         </w:tc>
         <w:tc>
           <w:tcPr>
-            <w:tcW w:w="2350" w:type="dxa"/>
+            <w:tcW w:w="3200" w:type="dxa"/>
           </w:tcPr>
           <w:p>
             <w:pPr>
@@ -10710,11 +10440,6 @@
         </w:tc>
       </w:tr>
     </w:tbl>
-    <w:p>
-      <w:r>
-        <w:t xml:space="preserve"/>
-      </w:r>
-    </w:p>
     <w:p>
       <w:r>
         <w:t xml:space="preserve">확장 후 실제 경과시간은 마지막 요청 완료 대기를 포함해 60.306초다. 전체 p95는 약 18.1배 증가했고 처리량은 약 19.8% 감소했다. 폐쇄형 사용자 모델에서는 지연 증가가 요청 발생 감소로 이어지므로 RPS를 서버 최대 처리 용량으로 해석하지 않는다. 진행 중 요청 16건은 클라이언트 관측값이며 서버가 16건을 동시에 실행했다는 의미가 아니다. 서버 CPU는 단일 코어 기준 84.1%, 프로세스 RSS 합산 최대 361.0MiB이며 MySQL 컨테이너는 제외했다.</w:t>
@@ -10739,12 +10464,6 @@
           <w:insideH w:val="single" w:sz="4" w:color="D6DEE8"/>
           <w:insideV w:val="single" w:sz="4" w:color="D6DEE8"/>
         </w:tblBorders>
-        <w:tblCellMar>
-          <w:top w:w="90" w:type="dxa"/>
-          <w:left w:w="100" w:type="dxa"/>
-          <w:bottom w:w="90" w:type="dxa"/>
-          <w:right w:w="100" w:type="dxa"/>
-        </w:tblCellMar>
       </w:tblPr>
       <w:tblGrid>
         <w:gridCol w:w="2400"/>
@@ -11100,11 +10819,6 @@
         </w:tc>
       </w:tr>
     </w:tbl>
-    <w:p>
-      <w:r>
-        <w:t xml:space="preserve"/>
-      </w:r>
-    </w:p>
     <w:p>
       <w:r>
         <w:t xml:space="preserve">전체·경로별 백분위는 원시 CSV에서 nearest-rank로 재계산했다. 이전 비교 메모의 경로별 값은 선형 보간 방식이었으며 이번 개정에서 통일했다. PM 업무 목록의 16개 표본에서는 nearest-rank p95가 최대값 5,346.372ms와 같다. 앞서 안내한 4,169.5ms는 선형 보간값으로, 원시 요청 변경 없이 계산 정의를 정정한 것이다. 적은 경로별 표본은 안정적 p95 추정에 충분하지 않다.</w:t>
@@ -11134,12 +10848,6 @@
           <w:insideH w:val="single" w:sz="4" w:color="D6DEE8"/>
           <w:insideV w:val="single" w:sz="4" w:color="D6DEE8"/>
         </w:tblBorders>
-        <w:tblCellMar>
-          <w:top w:w="90" w:type="dxa"/>
-          <w:left w:w="100" w:type="dxa"/>
-          <w:bottom w:w="90" w:type="dxa"/>
-          <w:right w:w="100" w:type="dxa"/>
-        </w:tblCellMar>
       </w:tblPr>
       <w:tblGrid>
         <w:gridCol w:w="2400"/>
@@ -11497,11 +11205,6 @@
     </w:tbl>
     <w:p>
       <w:r>
-        <w:t xml:space="preserve"/>
-      </w:r>
-    </w:p>
-    <w:p>
-      <w:r>
         <w:t xml:space="preserve">업무 목록의 SQL 수가 202개에서 2,002개로 증가했고 응답 본문은 2,061,681bytes가 됐다. 데이터 건수에 비례하는 조회 증가와 전체 목록 응답 비용이 병목 후보로 뒷받침된다. N+1 발생 위치와 원인별 기여도는 코드 및 SQL 상세 분석·개선 재시험으로 확인해야 한다. 단일 HTTPS 측정에서도 PM 업무 목록 p95는 212.806ms에서 1,775.866ms로 증가했다.</w:t>
       </w:r>
     </w:p>
@@ -11525,7 +11228,7 @@
     </w:p>
     <w:p>
       <w:r>
-        <w:t xml:space="preserve">최적화와 재시험은 미수행이다. N+1 조회 개선과 페이지네이션 검토 후 동일 데이터·권한·응답 의미를 검증하고 같은 부하 조건으로 재측정한다. 이후 확장 규모 5분 3회 반복 및 쓰기·AI 모의·장시간 검증을 진행한다.</w:t>
+        <w:t xml:space="preserve">v0.9 작성 당시 최적화와 재시험은 미수행이었다. 후속 결과는 16~17장을 참조한다. 당시 후속 계획은 N+1 조회 개선과 페이지네이션 검토 후 동일 데이터·권한·응답 의미를 검증하고 같은 부하 조건으로 재측정한다. 이후 확장 규모 5분 3회 반복 및 쓰기·AI 모의·장시간 검증을 진행한다.</w:t>
       </w:r>
     </w:p>
     <w:p>
@@ -11549,17 +11252,11 @@
           <w:insideH w:val="single" w:sz="4" w:color="D6DEE8"/>
           <w:insideV w:val="single" w:sz="4" w:color="D6DEE8"/>
         </w:tblBorders>
-        <w:tblCellMar>
-          <w:top w:w="90" w:type="dxa"/>
-          <w:left w:w="100" w:type="dxa"/>
-          <w:bottom w:w="90" w:type="dxa"/>
-          <w:right w:w="100" w:type="dxa"/>
-        </w:tblCellMar>
       </w:tblPr>
       <w:tblGrid>
-        <w:gridCol w:w="2050"/>
-        <w:gridCol w:w="5200"/>
-        <w:gridCol w:w="2350"/>
+        <w:gridCol w:w="3200"/>
+        <w:gridCol w:w="3200"/>
+        <w:gridCol w:w="3200"/>
       </w:tblGrid>
       <w:tr>
         <w:trPr>
@@ -11568,7 +11265,7 @@
         </w:trPr>
         <w:tc>
           <w:tcPr>
-            <w:tcW w:w="2050" w:type="dxa"/>
+            <w:tcW w:w="3200" w:type="dxa"/>
             <w:shd w:fill="E3ECF6"/>
           </w:tcPr>
           <w:p>
@@ -11582,7 +11279,7 @@
         </w:tc>
         <w:tc>
           <w:tcPr>
-            <w:tcW w:w="5200" w:type="dxa"/>
+            <w:tcW w:w="3200" w:type="dxa"/>
             <w:shd w:fill="E3ECF6"/>
           </w:tcPr>
           <w:p>
@@ -11596,7 +11293,7 @@
         </w:tc>
         <w:tc>
           <w:tcPr>
-            <w:tcW w:w="2350" w:type="dxa"/>
+            <w:tcW w:w="3200" w:type="dxa"/>
             <w:shd w:fill="E3ECF6"/>
           </w:tcPr>
           <w:p>
@@ -11615,7 +11312,7 @@
         </w:trPr>
         <w:tc>
           <w:tcPr>
-            <w:tcW w:w="2050" w:type="dxa"/>
+            <w:tcW w:w="3200" w:type="dxa"/>
           </w:tcPr>
           <w:p>
             <w:pPr>
@@ -11628,7 +11325,7 @@
         </w:tc>
         <w:tc>
           <w:tcPr>
-            <w:tcW w:w="5200" w:type="dxa"/>
+            <w:tcW w:w="3200" w:type="dxa"/>
           </w:tcPr>
           <w:p>
             <w:pPr>
@@ -11641,7 +11338,7 @@
         </w:tc>
         <w:tc>
           <w:tcPr>
-            <w:tcW w:w="2350" w:type="dxa"/>
+            <w:tcW w:w="3200" w:type="dxa"/>
           </w:tcPr>
           <w:p>
             <w:pPr>
@@ -11656,9 +11353,2377 @@
     </w:tbl>
     <w:p>
       <w:r>
-        <w:t xml:space="preserve"/>
-      </w:r>
-    </w:p>
+        <w:br w:type="page"/>
+      </w:r>
+    </w:p>
+    <w:p>
+      <w:pPr>
+        <w:pStyle w:val="Heading1"/>
+      </w:pPr>
+      <w:r>
+        <w:t xml:space="preserve">16. 조회 최적화 및 확장 데이터 반복 부하 (2026-10-02)</w:t>
+      </w:r>
+    </w:p>
+    <w:p>
+      <w:pPr>
+        <w:pStyle w:val="Heading2"/>
+      </w:pPr>
+      <w:r>
+        <w:t xml:space="preserve">16.1 변경 내용과 단기 재시험</w:t>
+      </w:r>
+    </w:p>
+    <w:p>
+      <w:r>
+        <w:t xml:space="preserve">과제 목록·상세 queryset이 serializer에서 접근하는 원래 담당자, 프로젝트, 난이도, Git 상태를 select_related로 함께 조회하도록 수정했다. PM 과제 목록은 SQL 2,002개에서 2개, 내부 평균 응답시간 1,671.498ms에서 290.454ms로 감소했다. 이 내부 프로파일은 APIClient·5회 측정으로 HTTPS 부하와 구분한다. 응답 본문은 2,061,681bytes로 유지된다. 전체 배열을 사용하는 프론트 호환성을 고려해 페이지네이션은 아직 적용하지 않았다.</w:t>
+      </w:r>
+    </w:p>
+    <w:p>
+      <w:r>
+        <w:t xml:space="preserve">표본 과제 25건의 기존/최적화 queryset 직렬화 결과 일치, 일반 사용자의 본인 목록·타인 담당자 필터 우회 방지·본인 상세 200·타인 상세 404를 확인했다. 이는 전체 기능 회귀 테스트를 대체하지 않는다.</w:t>
+      </w:r>
+    </w:p>
+    <w:p>
+      <w:r>
+        <w:t xml:space="preserve">20명·60초 단기 재시험(20261002T052219Z): 325건·오류 0건, 5.392 RPS, 전체 p95 575.287ms, PM 과제 목록 p95 726.394ms. 이전 확장 규모 단기 결과는 271건·4.49 RPS·전체 p95 3,341.249ms였다. 날짜·캐시·장비 상태 차이가 있어 지연 개선 전부를 코드 변경만으로 단정하지 않는다.</w:t>
+      </w:r>
+    </w:p>
+    <w:p>
+      <w:pPr>
+        <w:pStyle w:val="Heading2"/>
+      </w:pPr>
+      <w:r>
+        <w:t xml:space="preserve">16.2 20명·5분 3회 반복</w:t>
+      </w:r>
+    </w:p>
+    <w:p>
+      <w:r>
+        <w:t xml:space="preserve">프로젝트 50개, 과제 2,000개, 전체 사용자 123명(테스트 20명). Gunicorn 1 worker / gthread 2 threads, DEBUG=False, 로컬 MySQL 8.4.11, 직접 HTTPS. PM 20%·일반 80%, 요청 간 2~5초 대기. 회차마다 서버를 시작하고 로그인·예열을 제외했으며 DB 캐시는 초기화하지 않았다. manifest의 커밋·환경·데이터·부하 설정을 대조했다. 미커밋 코드 변경은 별도 관리한다.</w:t>
+      </w:r>
+    </w:p>
+    <w:tbl>
+      <w:tblPr>
+        <w:tblW w:w="9600" w:type="dxa"/>
+        <w:tblBorders>
+          <w:top w:val="single" w:sz="4" w:color="D6DEE8"/>
+          <w:left w:val="single" w:sz="4" w:color="D6DEE8"/>
+          <w:bottom w:val="single" w:sz="4" w:color="D6DEE8"/>
+          <w:right w:val="single" w:sz="4" w:color="D6DEE8"/>
+          <w:insideH w:val="single" w:sz="4" w:color="D6DEE8"/>
+          <w:insideV w:val="single" w:sz="4" w:color="D6DEE8"/>
+        </w:tblBorders>
+      </w:tblPr>
+      <w:tblGrid>
+        <w:gridCol w:w="2400"/>
+        <w:gridCol w:w="2400"/>
+        <w:gridCol w:w="2400"/>
+        <w:gridCol w:w="2400"/>
+      </w:tblGrid>
+      <w:tr>
+        <w:trPr>
+          <w:cantSplit/>
+          <w:tblHeader/>
+        </w:trPr>
+        <w:tc>
+          <w:tcPr>
+            <w:tcW w:w="2400" w:type="dxa"/>
+            <w:shd w:fill="E3ECF6"/>
+          </w:tcPr>
+          <w:p>
+            <w:pPr>
+              <w:pStyle w:val="TableText"/>
+            </w:pPr>
+            <w:r>
+              <w:t xml:space="preserve">회차 / 실행 ID</w:t>
+            </w:r>
+          </w:p>
+        </w:tc>
+        <w:tc>
+          <w:tcPr>
+            <w:tcW w:w="2400" w:type="dxa"/>
+            <w:shd w:fill="E3ECF6"/>
+          </w:tcPr>
+          <w:p>
+            <w:pPr>
+              <w:pStyle w:val="TableText"/>
+            </w:pPr>
+            <w:r>
+              <w:t xml:space="preserve">요청 / 오류</w:t>
+            </w:r>
+          </w:p>
+        </w:tc>
+        <w:tc>
+          <w:tcPr>
+            <w:tcW w:w="2400" w:type="dxa"/>
+            <w:shd w:fill="E3ECF6"/>
+          </w:tcPr>
+          <w:p>
+            <w:pPr>
+              <w:pStyle w:val="TableText"/>
+            </w:pPr>
+            <w:r>
+              <w:t xml:space="preserve">RPS</w:t>
+            </w:r>
+          </w:p>
+        </w:tc>
+        <w:tc>
+          <w:tcPr>
+            <w:tcW w:w="2400" w:type="dxa"/>
+            <w:shd w:fill="E3ECF6"/>
+          </w:tcPr>
+          <w:p>
+            <w:pPr>
+              <w:pStyle w:val="TableText"/>
+            </w:pPr>
+            <w:r>
+              <w:t xml:space="preserve">전체 p95(ms)</w:t>
+            </w:r>
+          </w:p>
+        </w:tc>
+      </w:tr>
+      <w:tr>
+        <w:trPr>
+          <w:cantSplit/>
+        </w:trPr>
+        <w:tc>
+          <w:tcPr>
+            <w:tcW w:w="2400" w:type="dxa"/>
+          </w:tcPr>
+          <w:p>
+            <w:pPr>
+              <w:pStyle w:val="TableText"/>
+            </w:pPr>
+            <w:r>
+              <w:t xml:space="preserve">1 / 20261002T052748Z</w:t>
+            </w:r>
+          </w:p>
+        </w:tc>
+        <w:tc>
+          <w:tcPr>
+            <w:tcW w:w="2400" w:type="dxa"/>
+          </w:tcPr>
+          <w:p>
+            <w:pPr>
+              <w:pStyle w:val="TableText"/>
+            </w:pPr>
+            <w:r>
+              <w:t xml:space="preserve">1638 / 0</w:t>
+            </w:r>
+          </w:p>
+        </w:tc>
+        <w:tc>
+          <w:tcPr>
+            <w:tcW w:w="2400" w:type="dxa"/>
+          </w:tcPr>
+          <w:p>
+            <w:pPr>
+              <w:pStyle w:val="TableText"/>
+            </w:pPr>
+            <w:r>
+              <w:t xml:space="preserve">5.46</w:t>
+            </w:r>
+          </w:p>
+        </w:tc>
+        <w:tc>
+          <w:tcPr>
+            <w:tcW w:w="2400" w:type="dxa"/>
+          </w:tcPr>
+          <w:p>
+            <w:pPr>
+              <w:pStyle w:val="TableText"/>
+            </w:pPr>
+            <w:r>
+              <w:t xml:space="preserve">491.671</w:t>
+            </w:r>
+          </w:p>
+        </w:tc>
+      </w:tr>
+      <w:tr>
+        <w:trPr>
+          <w:cantSplit/>
+        </w:trPr>
+        <w:tc>
+          <w:tcPr>
+            <w:tcW w:w="2400" w:type="dxa"/>
+          </w:tcPr>
+          <w:p>
+            <w:pPr>
+              <w:pStyle w:val="TableText"/>
+            </w:pPr>
+            <w:r>
+              <w:t xml:space="preserve">2 / 20261002T053414Z</w:t>
+            </w:r>
+          </w:p>
+        </w:tc>
+        <w:tc>
+          <w:tcPr>
+            <w:tcW w:w="2400" w:type="dxa"/>
+          </w:tcPr>
+          <w:p>
+            <w:pPr>
+              <w:pStyle w:val="TableText"/>
+            </w:pPr>
+            <w:r>
+              <w:t xml:space="preserve">1637 / 1</w:t>
+            </w:r>
+          </w:p>
+        </w:tc>
+        <w:tc>
+          <w:tcPr>
+            <w:tcW w:w="2400" w:type="dxa"/>
+          </w:tcPr>
+          <w:p>
+            <w:pPr>
+              <w:pStyle w:val="TableText"/>
+            </w:pPr>
+            <w:r>
+              <w:t xml:space="preserve">5.455</w:t>
+            </w:r>
+          </w:p>
+        </w:tc>
+        <w:tc>
+          <w:tcPr>
+            <w:tcW w:w="2400" w:type="dxa"/>
+          </w:tcPr>
+          <w:p>
+            <w:pPr>
+              <w:pStyle w:val="TableText"/>
+            </w:pPr>
+            <w:r>
+              <w:t xml:space="preserve">484.695</w:t>
+            </w:r>
+          </w:p>
+        </w:tc>
+      </w:tr>
+      <w:tr>
+        <w:trPr>
+          <w:cantSplit/>
+        </w:trPr>
+        <w:tc>
+          <w:tcPr>
+            <w:tcW w:w="2400" w:type="dxa"/>
+          </w:tcPr>
+          <w:p>
+            <w:pPr>
+              <w:pStyle w:val="TableText"/>
+            </w:pPr>
+            <w:r>
+              <w:t xml:space="preserve">3 / 20261002T053933Z</w:t>
+            </w:r>
+          </w:p>
+        </w:tc>
+        <w:tc>
+          <w:tcPr>
+            <w:tcW w:w="2400" w:type="dxa"/>
+          </w:tcPr>
+          <w:p>
+            <w:pPr>
+              <w:pStyle w:val="TableText"/>
+            </w:pPr>
+            <w:r>
+              <w:t xml:space="preserve">1634 / 1</w:t>
+            </w:r>
+          </w:p>
+        </w:tc>
+        <w:tc>
+          <w:tcPr>
+            <w:tcW w:w="2400" w:type="dxa"/>
+          </w:tcPr>
+          <w:p>
+            <w:pPr>
+              <w:pStyle w:val="TableText"/>
+            </w:pPr>
+            <w:r>
+              <w:t xml:space="preserve">5.445</w:t>
+            </w:r>
+          </w:p>
+        </w:tc>
+        <w:tc>
+          <w:tcPr>
+            <w:tcW w:w="2400" w:type="dxa"/>
+          </w:tcPr>
+          <w:p>
+            <w:pPr>
+              <w:pStyle w:val="TableText"/>
+            </w:pPr>
+            <w:r>
+              <w:t xml:space="preserve">509.518</w:t>
+            </w:r>
+          </w:p>
+        </w:tc>
+      </w:tr>
+    </w:tbl>
+    <w:p>
+      <w:r>
+        <w:t xml:space="preserve">총 4,909건, 오류 2건(0.041%). 실행별 p95 평균 495.295ms, 범위 484.695~509.518ms, 변동계수 2.11%. 평균 처리량 5.453 RPS, 변동계수 0.11%. 실행별 p95 평균은 전체 요청을 합친 p95가 아니다. nearest-rank 백분위를 사용하며 오류 요청의 클라이언트 경과시간도 포함했다.</w:t>
+      </w:r>
+    </w:p>
+    <w:p>
+      <w:r>
+        <w:t xml:space="preserve">모든 측정 경로가 각 회차에서 잠정 p95 1초 기준 이내였다. 회차별 최악 경로는 일반 요구사항 669.031ms, PM 요구사항 953.310ms, PM 요구사항 886.042ms다. 최대 응답시간은 2회 1,113.399ms, 3회 1,149.353ms로 1초를 넘었으나 잠정 기준은 최대값이 아닌 p95다.</w:t>
+      </w:r>
+    </w:p>
+    <w:p>
+      <w:pPr>
+        <w:pStyle w:val="Heading2"/>
+      </w:pPr>
+      <w:r>
+        <w:t xml:space="preserve">16.3 오류·판정·한계</w:t>
+      </w:r>
+    </w:p>
+    <w:p>
+      <w:r>
+        <w:t xml:space="preserve">2회차 약 169.77초에 일반 요구사항 목록, 3회차 약 213.41초에 일반 회의록 목록에서 각각 ReadError 1건이 발생했다. HTTP 응답 미수신을 상태 0으로 기록한 것이며 서버 HTTP 상태코드가 아니다. 2회차 서버 로그에는 해당 예외나 워커 재시작 기록이 없었다. 두 오류의 원인은 미확인이다. VS Code/WSL 끊김과의 인과관계도 확인하지 않았다.</w:t>
+      </w:r>
+    </w:p>
+    <w:p>
+      <w:r>
+        <w:t xml:space="preserve">2회차 시작 전 포트 검사 실패 2건은 부하 측정 통계에서 제외했다. 리스닝 서버가 없음을 확인하고 검사 소켓에 SO_REUSEADDR를 적용해 재실행했다. 이 준비 오류를 API 오류와 혼합하지 않는다.</w:t>
+      </w:r>
+    </w:p>
+    <w:p>
+      <w:r>
+        <w:t xml:space="preserve">이번 로컬 조회 조건에서 응답시간·오류율 잠정 기준을 충족한다. 같은 장비의 서버·발생기, 폐쇄형 모델, 배포 경로 제외 조건이므로 운영 용량이나 SLA를 확정하지 않는다. 오류 원인과 요구사항 조회의 기준 여유는 후속 검토 대상이다.</w:t>
+      </w:r>
+    </w:p>
+    <w:p>
+      <w:r>
+        <w:t xml:space="preserve">증적: artifacts/load-test/query-profile/task-optimized-20261002/profile.json, stages-20261002T052219Z/, stages-20261002T052748Z/, stages-20261002T053414Z/, stages-20261002T053933Z/, repeat-summary-optimized-20u-5m-20261002/.</w:t>
+      </w:r>
+    </w:p>
+    <w:p>
+      <w:r>
+        <w:br w:type="page"/>
+      </w:r>
+    </w:p>
+    <w:p>
+      <w:pPr>
+        <w:pStyle w:val="Heading1"/>
+      </w:pPr>
+      <w:r>
+        <w:t xml:space="preserve">17. 과제 수정·경합 검사와 변경 유실 개선 (2026-10-02)</w:t>
+      </w:r>
+    </w:p>
+    <w:p>
+      <w:pPr>
+        <w:pStyle w:val="Heading2"/>
+      </w:pPr>
+      <w:r>
+        <w:t xml:space="preserve">17.1 수행 범위</w:t>
+      </w:r>
+    </w:p>
+    <w:p>
+      <w:r>
+        <w:t xml:space="preserve">로컬 테스트 계정 20개와 합성 과제 20개로 서로 다른 과제 수정 10회(200요청), 별도 PM 세션 두 개로 같은 과제의 진행률·설명 동시 수정 20회(40요청)를 실행했다. 상태값은 고정했다. 따라서 상태 전이·담당자 재배정·알림·문서 승인·확정 검증은 포함하지 않는다. 최초 준비 시 PM 본인 과제가 없어 중단됐고, PM은 합성 과제에서 선택하도록 수정 후 실행했다.</w:t>
+      </w:r>
+    </w:p>
+    <w:p>
+      <w:pPr>
+        <w:pStyle w:val="Heading2"/>
+      </w:pPr>
+      <w:r>
+        <w:t xml:space="preserve">17.2 결함 재현 및 재시험</w:t>
+      </w:r>
+    </w:p>
+    <w:tbl>
+      <w:tblPr>
+        <w:tblW w:w="9600" w:type="dxa"/>
+        <w:tblBorders>
+          <w:top w:val="single" w:sz="4" w:color="D6DEE8"/>
+          <w:left w:val="single" w:sz="4" w:color="D6DEE8"/>
+          <w:bottom w:val="single" w:sz="4" w:color="D6DEE8"/>
+          <w:right w:val="single" w:sz="4" w:color="D6DEE8"/>
+          <w:insideH w:val="single" w:sz="4" w:color="D6DEE8"/>
+          <w:insideV w:val="single" w:sz="4" w:color="D6DEE8"/>
+        </w:tblBorders>
+      </w:tblPr>
+      <w:tblGrid>
+        <w:gridCol w:w="3200"/>
+        <w:gridCol w:w="3200"/>
+        <w:gridCol w:w="3200"/>
+      </w:tblGrid>
+      <w:tr>
+        <w:trPr>
+          <w:cantSplit/>
+          <w:tblHeader/>
+        </w:trPr>
+        <w:tc>
+          <w:tcPr>
+            <w:tcW w:w="3200" w:type="dxa"/>
+            <w:shd w:fill="E3ECF6"/>
+          </w:tcPr>
+          <w:p>
+            <w:pPr>
+              <w:pStyle w:val="TableText"/>
+            </w:pPr>
+            <w:r>
+              <w:t xml:space="preserve">항목</w:t>
+            </w:r>
+          </w:p>
+        </w:tc>
+        <w:tc>
+          <w:tcPr>
+            <w:tcW w:w="3200" w:type="dxa"/>
+            <w:shd w:fill="E3ECF6"/>
+          </w:tcPr>
+          <w:p>
+            <w:pPr>
+              <w:pStyle w:val="TableText"/>
+            </w:pPr>
+            <w:r>
+              <w:t xml:space="preserve">최초 검사 055337Z</w:t>
+            </w:r>
+          </w:p>
+        </w:tc>
+        <w:tc>
+          <w:tcPr>
+            <w:tcW w:w="3200" w:type="dxa"/>
+            <w:shd w:fill="E3ECF6"/>
+          </w:tcPr>
+          <w:p>
+            <w:pPr>
+              <w:pStyle w:val="TableText"/>
+            </w:pPr>
+            <w:r>
+              <w:t xml:space="preserve">재시험 055426Z</w:t>
+            </w:r>
+          </w:p>
+        </w:tc>
+      </w:tr>
+      <w:tr>
+        <w:trPr>
+          <w:cantSplit/>
+        </w:trPr>
+        <w:tc>
+          <w:tcPr>
+            <w:tcW w:w="3200" w:type="dxa"/>
+          </w:tcPr>
+          <w:p>
+            <w:pPr>
+              <w:pStyle w:val="TableText"/>
+            </w:pPr>
+            <w:r>
+              <w:t xml:space="preserve">총 요청 / HTTP·본문 오류</w:t>
+            </w:r>
+          </w:p>
+        </w:tc>
+        <w:tc>
+          <w:tcPr>
+            <w:tcW w:w="3200" w:type="dxa"/>
+          </w:tcPr>
+          <w:p>
+            <w:pPr>
+              <w:pStyle w:val="TableText"/>
+            </w:pPr>
+            <w:r>
+              <w:t xml:space="preserve">240 / 0</w:t>
+            </w:r>
+          </w:p>
+        </w:tc>
+        <w:tc>
+          <w:tcPr>
+            <w:tcW w:w="3200" w:type="dxa"/>
+          </w:tcPr>
+          <w:p>
+            <w:pPr>
+              <w:pStyle w:val="TableText"/>
+            </w:pPr>
+            <w:r>
+              <w:t xml:space="preserve">240 / 0</w:t>
+            </w:r>
+          </w:p>
+        </w:tc>
+      </w:tr>
+      <w:tr>
+        <w:trPr>
+          <w:cantSplit/>
+        </w:trPr>
+        <w:tc>
+          <w:tcPr>
+            <w:tcW w:w="3200" w:type="dxa"/>
+          </w:tcPr>
+          <w:p>
+            <w:pPr>
+              <w:pStyle w:val="TableText"/>
+            </w:pPr>
+            <w:r>
+              <w:t xml:space="preserve">개별 과제 수정 p95(ms)</w:t>
+            </w:r>
+          </w:p>
+        </w:tc>
+        <w:tc>
+          <w:tcPr>
+            <w:tcW w:w="3200" w:type="dxa"/>
+          </w:tcPr>
+          <w:p>
+            <w:pPr>
+              <w:pStyle w:val="TableText"/>
+            </w:pPr>
+            <w:r>
+              <w:t xml:space="preserve">246.768</w:t>
+            </w:r>
+          </w:p>
+        </w:tc>
+        <w:tc>
+          <w:tcPr>
+            <w:tcW w:w="3200" w:type="dxa"/>
+          </w:tcPr>
+          <w:p>
+            <w:pPr>
+              <w:pStyle w:val="TableText"/>
+            </w:pPr>
+            <w:r>
+              <w:t xml:space="preserve">261.420</w:t>
+            </w:r>
+          </w:p>
+        </w:tc>
+      </w:tr>
+      <w:tr>
+        <w:trPr>
+          <w:cantSplit/>
+        </w:trPr>
+        <w:tc>
+          <w:tcPr>
+            <w:tcW w:w="3200" w:type="dxa"/>
+          </w:tcPr>
+          <w:p>
+            <w:pPr>
+              <w:pStyle w:val="TableText"/>
+            </w:pPr>
+            <w:r>
+              <w:t xml:space="preserve">동일 과제 경합 p95(ms)</w:t>
+            </w:r>
+          </w:p>
+        </w:tc>
+        <w:tc>
+          <w:tcPr>
+            <w:tcW w:w="3200" w:type="dxa"/>
+          </w:tcPr>
+          <w:p>
+            <w:pPr>
+              <w:pStyle w:val="TableText"/>
+            </w:pPr>
+            <w:r>
+              <w:t xml:space="preserve">31.150</w:t>
+            </w:r>
+          </w:p>
+        </w:tc>
+        <w:tc>
+          <w:tcPr>
+            <w:tcW w:w="3200" w:type="dxa"/>
+          </w:tcPr>
+          <w:p>
+            <w:pPr>
+              <w:pStyle w:val="TableText"/>
+            </w:pPr>
+            <w:r>
+              <w:t xml:space="preserve">40.184</w:t>
+            </w:r>
+          </w:p>
+        </w:tc>
+      </w:tr>
+      <w:tr>
+        <w:trPr>
+          <w:cantSplit/>
+        </w:trPr>
+        <w:tc>
+          <w:tcPr>
+            <w:tcW w:w="3200" w:type="dxa"/>
+          </w:tcPr>
+          <w:p>
+            <w:pPr>
+              <w:pStyle w:val="TableText"/>
+            </w:pPr>
+            <w:r>
+              <w:t xml:space="preserve">개별 과제 저장 불일치</w:t>
+            </w:r>
+          </w:p>
+        </w:tc>
+        <w:tc>
+          <w:tcPr>
+            <w:tcW w:w="3200" w:type="dxa"/>
+          </w:tcPr>
+          <w:p>
+            <w:pPr>
+              <w:pStyle w:val="TableText"/>
+            </w:pPr>
+            <w:r>
+              <w:t xml:space="preserve">0</w:t>
+            </w:r>
+          </w:p>
+        </w:tc>
+        <w:tc>
+          <w:tcPr>
+            <w:tcW w:w="3200" w:type="dxa"/>
+          </w:tcPr>
+          <w:p>
+            <w:pPr>
+              <w:pStyle w:val="TableText"/>
+            </w:pPr>
+            <w:r>
+              <w:t xml:space="preserve">0</w:t>
+            </w:r>
+          </w:p>
+        </w:tc>
+      </w:tr>
+      <w:tr>
+        <w:trPr>
+          <w:cantSplit/>
+        </w:trPr>
+        <w:tc>
+          <w:tcPr>
+            <w:tcW w:w="3200" w:type="dxa"/>
+          </w:tcPr>
+          <w:p>
+            <w:pPr>
+              <w:pStyle w:val="TableText"/>
+            </w:pPr>
+            <w:r>
+              <w:t xml:space="preserve">경합 변경 유실</w:t>
+            </w:r>
+          </w:p>
+        </w:tc>
+        <w:tc>
+          <w:tcPr>
+            <w:tcW w:w="3200" w:type="dxa"/>
+          </w:tcPr>
+          <w:p>
+            <w:pPr>
+              <w:pStyle w:val="TableText"/>
+            </w:pPr>
+            <w:r>
+              <w:t xml:space="preserve">20회 / 20회</w:t>
+            </w:r>
+          </w:p>
+        </w:tc>
+        <w:tc>
+          <w:tcPr>
+            <w:tcW w:w="3200" w:type="dxa"/>
+          </w:tcPr>
+          <w:p>
+            <w:pPr>
+              <w:pStyle w:val="TableText"/>
+            </w:pPr>
+            <w:r>
+              <w:t xml:space="preserve">0회 / 20회</w:t>
+            </w:r>
+          </w:p>
+        </w:tc>
+      </w:tr>
+    </w:tbl>
+    <w:p>
+      <w:r>
+        <w:t xml:space="preserve">최초 검사에서 양쪽 요청이 HTTP 200이어도 한쪽 필드 변경이 덮어써졌다. 데이터 정합성 잠정 기준 미달이다. 상세 수정에 transaction.atomic과 select_for_update를 적용해 같은 과제의 수정이 최신 저장값을 읽고 처리되도록 했다. 같은 검사 재시험에서 두 필드 모두 보존됐다. 테스트 대상의 진행률·상태·설명을 복원하고 DB 재조회 확인을 통과했다. updated_at 및 로그인 세션 등 모든 메타데이터까지 복원한 것은 아니다.</w:t>
+      </w:r>
+    </w:p>
+    <w:p>
+      <w:r>
+        <w:t xml:space="preserve">상태 변경 API에도 같은 과제 행 잠금을 추가했다. 다만 해당 API와 상세 PATCH 간 교차 경합은 이번 재시험에 포함되지 않았으므로 검증 완료로 표시하지 않는다. 서로 같은 필드에 상충 값을 쓰는 경우의 충돌 정책도 별도 확정이 필요하다.</w:t>
+      </w:r>
+    </w:p>
+    <w:p>
+      <w:pPr>
+        <w:pStyle w:val="Heading2"/>
+      </w:pPr>
+      <w:r>
+        <w:t xml:space="preserve">17.3 판정 및 후속 작업</w:t>
+      </w:r>
+    </w:p>
+    <w:p>
+      <w:r>
+        <w:t xml:space="preserve">최초 실행은 변경 유실로 기준 미달, 재시험은 수행한 서로 다른 필드 경합의 정합성 기준 충족이다. 약 3.4초/3.6초의 고정 요청 수 검사이므로 장시간 쓰기 성능이나 전체 쓰기 기능 통과를 의미하지 않는다. PERF-04와 PERF-11은 부분 수행 상태다.</w:t>
+      </w:r>
+    </w:p>
+    <w:p>
+      <w:r>
+        <w:t xml:space="preserve">후속 순서: 담당자 재배정과 전체 상태 조합 검사, 문서 승인·확정 및 중복 생성 검사, 지속 쓰기·혼합 부하, AI 모의·제한된 실호출, 급증·장시간·장애 복구 검증. 실제 AI 호출은 모델·예산·관찰 상한 확인이 선행돼야 한다.</w:t>
+      </w:r>
+    </w:p>
+    <w:p>
+      <w:r>
+        <w:t xml:space="preserve">증적: artifacts/load-test/writes-20261002T055337Z/ 및 writes-20261002T055426Z/의 requests.csv, manifest.json(integrity_mismatches), summary.json, resources.csv, server.log. 도구: staged_writes.py, http_baseline.py --writes. 코드: backend/tasks/views.py. 원시 실패 결과도 보존했다.</w:t>
+      </w:r>
+    </w:p>
+    <w:tbl>
+      <w:tblPr>
+        <w:tblW w:w="9600" w:type="dxa"/>
+        <w:tblBorders>
+          <w:top w:val="single" w:sz="4" w:color="D6DEE8"/>
+          <w:left w:val="single" w:sz="4" w:color="D6DEE8"/>
+          <w:bottom w:val="single" w:sz="4" w:color="D6DEE8"/>
+          <w:right w:val="single" w:sz="4" w:color="D6DEE8"/>
+          <w:insideH w:val="single" w:sz="4" w:color="D6DEE8"/>
+          <w:insideV w:val="single" w:sz="4" w:color="D6DEE8"/>
+        </w:tblBorders>
+      </w:tblPr>
+      <w:tblGrid>
+        <w:gridCol w:w="3200"/>
+        <w:gridCol w:w="3200"/>
+        <w:gridCol w:w="3200"/>
+      </w:tblGrid>
+      <w:tr>
+        <w:trPr>
+          <w:cantSplit/>
+          <w:tblHeader/>
+        </w:trPr>
+        <w:tc>
+          <w:tcPr>
+            <w:tcW w:w="3200" w:type="dxa"/>
+            <w:shd w:fill="E3ECF6"/>
+          </w:tcPr>
+          <w:p>
+            <w:pPr>
+              <w:pStyle w:val="TableText"/>
+            </w:pPr>
+            <w:r>
+              <w:t xml:space="preserve">버전</w:t>
+            </w:r>
+          </w:p>
+        </w:tc>
+        <w:tc>
+          <w:tcPr>
+            <w:tcW w:w="3200" w:type="dxa"/>
+            <w:shd w:fill="E3ECF6"/>
+          </w:tcPr>
+          <w:p>
+            <w:pPr>
+              <w:pStyle w:val="TableText"/>
+            </w:pPr>
+            <w:r>
+              <w:t xml:space="preserve">일자</w:t>
+            </w:r>
+          </w:p>
+        </w:tc>
+        <w:tc>
+          <w:tcPr>
+            <w:tcW w:w="3200" w:type="dxa"/>
+            <w:shd w:fill="E3ECF6"/>
+          </w:tcPr>
+          <w:p>
+            <w:pPr>
+              <w:pStyle w:val="TableText"/>
+            </w:pPr>
+            <w:r>
+              <w:t xml:space="preserve">변경 내용</w:t>
+            </w:r>
+          </w:p>
+        </w:tc>
+      </w:tr>
+      <w:tr>
+        <w:trPr>
+          <w:cantSplit/>
+        </w:trPr>
+        <w:tc>
+          <w:tcPr>
+            <w:tcW w:w="3200" w:type="dxa"/>
+          </w:tcPr>
+          <w:p>
+            <w:pPr>
+              <w:pStyle w:val="TableText"/>
+            </w:pPr>
+            <w:r>
+              <w:t xml:space="preserve">v1.0</w:t>
+            </w:r>
+          </w:p>
+        </w:tc>
+        <w:tc>
+          <w:tcPr>
+            <w:tcW w:w="3200" w:type="dxa"/>
+          </w:tcPr>
+          <w:p>
+            <w:pPr>
+              <w:pStyle w:val="TableText"/>
+            </w:pPr>
+            <w:r>
+              <w:t xml:space="preserve">2026-10-02</w:t>
+            </w:r>
+          </w:p>
+        </w:tc>
+        <w:tc>
+          <w:tcPr>
+            <w:tcW w:w="3200" w:type="dxa"/>
+          </w:tcPr>
+          <w:p>
+            <w:pPr>
+              <w:pStyle w:val="TableText"/>
+            </w:pPr>
+            <w:r>
+              <w:t xml:space="preserve">조회 N+1 개선·60초 재시험·5분 3회 결과, ReadError 2건, 동시 수정 변경 유실 재현·수정·재시험 반영. 미수행 범위 명시</w:t>
+            </w:r>
+          </w:p>
+        </w:tc>
+      </w:tr>
+    </w:tbl>
+    <w:p>
+      <w:r>
+        <w:br w:type="page"/>
+      </w:r>
+    </w:p>
+    <w:p>
+      <w:pPr>
+        <w:pStyle w:val="Heading1"/>
+      </w:pPr>
+      <w:r>
+        <w:t xml:space="preserve">18. 상태 변경 교차 경합과 부수 데이터 검사 (2026-10-02)</w:t>
+      </w:r>
+    </w:p>
+    <w:p>
+      <w:pPr>
+        <w:pStyle w:val="Heading2"/>
+      </w:pPr>
+      <w:r>
+        <w:t xml:space="preserve">18.1 범위와 최초 결과</w:t>
+      </w:r>
+    </w:p>
+    <w:p>
+      <w:r>
+        <w:t xml:space="preserve">로컬 합성 과제 1건과 담당자·PM·타인 계정 3개를 사용했다. 상태 변경 API와 상세 수정 API가 같은 과제를 동시에 수정하는 경우를 20회 실행하고, 동일 승인 전환 2건을 동시에 호출해 알림·파이프라인 히스토리를 확인했다. 타인 상태 변경·상세 수정 및 반려 사유 누락도 검사했다. 테스트 후 과제 필드와 사용자 `is_busy`를 복원하고 생성 알림·히스토리를 삭제했다.</w:t>
+      </w:r>
+    </w:p>
+    <w:p>
+      <w:r>
+        <w:t xml:space="preserve">최초 실행 `20261002T061908Z`의 요청 45건은 모두 예상 HTTP 상태를 반환했지만, 교차 경합 20회 중 6회에서 최종 상태가 기대값과 달랐다. 동일 승인 요청에서는 히스토리 1건과 알림 2건이 생성됐다. HTTP 성공만으로 데이터 정합성과 부수 효과를 판정할 수 없으며 최초 결과는 기준 미달이다.</w:t>
+      </w:r>
+    </w:p>
+    <w:p>
+      <w:pPr>
+        <w:pStyle w:val="Heading2"/>
+      </w:pPr>
+      <w:r>
+        <w:t xml:space="preserve">18.2 원인과 개선</w:t>
+      </w:r>
+    </w:p>
+    <w:p>
+      <w:r>
+        <w:t xml:space="preserve">중간 재시험에서 설명 변경은 보존되지만 상태가 `IN_PROGRESS`에서 `TASK_APPROVED`로 돌아가는 현상을 확인했다. 상태 API가 `IN_PROGRESS`와 진행률 0%를 함께 저장한 뒤, 상세 수정 serializer의 기존 규칙이 진행률 0%를 승인 상태로 환산한 것이 원인이었다.</w:t>
+      </w:r>
+    </w:p>
+    <w:p>
+      <w:r>
+        <w:t xml:space="preserve">상태 API가 `IN_PROGRESS` 전환 시 진행률 최솟값 1%, `DONE` 전환 시 100%를 같은 트랜잭션에서 저장하도록 수정했다. 동일 상태 재요청에는 알림을 다시 생성하지 않도록 변경했다. 상태 API와 상세 수정 API는 같은 과제 행을 잠그고 처리한다.</w:t>
+      </w:r>
+    </w:p>
+    <w:p>
+      <w:pPr>
+        <w:pStyle w:val="Heading2"/>
+      </w:pPr>
+      <w:r>
+        <w:t xml:space="preserve">18.3 최종 재시험</w:t>
+      </w:r>
+    </w:p>
+    <w:p>
+      <w:r>
+        <w:t xml:space="preserve">실행 ID `20261002T062031Z`, 로컬 MySQL 8.4.11, Gunicorn 1 worker / gthread 2 threads, 직접 HTTPS 조건이다.</w:t>
+      </w:r>
+    </w:p>
+    <w:tbl>
+      <w:tblPr>
+        <w:tblW w:w="9600" w:type="dxa"/>
+        <w:tblBorders>
+          <w:top w:val="single" w:sz="4" w:color="D6DEE8"/>
+          <w:left w:val="single" w:sz="4" w:color="D6DEE8"/>
+          <w:bottom w:val="single" w:sz="4" w:color="D6DEE8"/>
+          <w:right w:val="single" w:sz="4" w:color="D6DEE8"/>
+          <w:insideH w:val="single" w:sz="4" w:color="D6DEE8"/>
+          <w:insideV w:val="single" w:sz="4" w:color="D6DEE8"/>
+        </w:tblBorders>
+      </w:tblPr>
+      <w:tblGrid>
+        <w:gridCol w:w="1920"/>
+        <w:gridCol w:w="1920"/>
+        <w:gridCol w:w="1920"/>
+        <w:gridCol w:w="1920"/>
+        <w:gridCol w:w="1920"/>
+      </w:tblGrid>
+      <w:tr>
+        <w:trPr>
+          <w:cantSplit/>
+          <w:tblHeader/>
+        </w:trPr>
+        <w:tc>
+          <w:tcPr>
+            <w:tcW w:w="1920" w:type="dxa"/>
+            <w:shd w:fill="E3ECF6"/>
+          </w:tcPr>
+          <w:p>
+            <w:pPr>
+              <w:pStyle w:val="TableText"/>
+            </w:pPr>
+            <w:r>
+              <w:t xml:space="preserve">검사</w:t>
+            </w:r>
+          </w:p>
+        </w:tc>
+        <w:tc>
+          <w:tcPr>
+            <w:tcW w:w="1920" w:type="dxa"/>
+            <w:shd w:fill="E3ECF6"/>
+          </w:tcPr>
+          <w:p>
+            <w:pPr>
+              <w:pStyle w:val="TableText"/>
+            </w:pPr>
+            <w:r>
+              <w:t xml:space="preserve">요청</w:t>
+            </w:r>
+          </w:p>
+        </w:tc>
+        <w:tc>
+          <w:tcPr>
+            <w:tcW w:w="1920" w:type="dxa"/>
+            <w:shd w:fill="E3ECF6"/>
+          </w:tcPr>
+          <w:p>
+            <w:pPr>
+              <w:pStyle w:val="TableText"/>
+            </w:pPr>
+            <w:r>
+              <w:t xml:space="preserve">기대 상태 오류</w:t>
+            </w:r>
+          </w:p>
+        </w:tc>
+        <w:tc>
+          <w:tcPr>
+            <w:tcW w:w="1920" w:type="dxa"/>
+            <w:shd w:fill="E3ECF6"/>
+          </w:tcPr>
+          <w:p>
+            <w:pPr>
+              <w:pStyle w:val="TableText"/>
+            </w:pPr>
+            <w:r>
+              <w:t xml:space="preserve">p95(ms)</w:t>
+            </w:r>
+          </w:p>
+        </w:tc>
+        <w:tc>
+          <w:tcPr>
+            <w:tcW w:w="1920" w:type="dxa"/>
+            <w:shd w:fill="E3ECF6"/>
+          </w:tcPr>
+          <w:p>
+            <w:pPr>
+              <w:pStyle w:val="TableText"/>
+            </w:pPr>
+            <w:r>
+              <w:t xml:space="preserve">정합성 불일치</w:t>
+            </w:r>
+          </w:p>
+        </w:tc>
+      </w:tr>
+      <w:tr>
+        <w:trPr>
+          <w:cantSplit/>
+        </w:trPr>
+        <w:tc>
+          <w:tcPr>
+            <w:tcW w:w="1920" w:type="dxa"/>
+          </w:tcPr>
+          <w:p>
+            <w:pPr>
+              <w:pStyle w:val="TableText"/>
+            </w:pPr>
+            <w:r>
+              <w:t xml:space="preserve">상태 변경·설명 수정 교차 경합 20회</w:t>
+            </w:r>
+          </w:p>
+        </w:tc>
+        <w:tc>
+          <w:tcPr>
+            <w:tcW w:w="1920" w:type="dxa"/>
+          </w:tcPr>
+          <w:p>
+            <w:pPr>
+              <w:pStyle w:val="TableText"/>
+            </w:pPr>
+            <w:r>
+              <w:t xml:space="preserve">40</w:t>
+            </w:r>
+          </w:p>
+        </w:tc>
+        <w:tc>
+          <w:tcPr>
+            <w:tcW w:w="1920" w:type="dxa"/>
+          </w:tcPr>
+          <w:p>
+            <w:pPr>
+              <w:pStyle w:val="TableText"/>
+            </w:pPr>
+            <w:r>
+              <w:t xml:space="preserve">0</w:t>
+            </w:r>
+          </w:p>
+        </w:tc>
+        <w:tc>
+          <w:tcPr>
+            <w:tcW w:w="1920" w:type="dxa"/>
+          </w:tcPr>
+          <w:p>
+            <w:pPr>
+              <w:pStyle w:val="TableText"/>
+            </w:pPr>
+            <w:r>
+              <w:t xml:space="preserve">34.005</w:t>
+            </w:r>
+          </w:p>
+        </w:tc>
+        <w:tc>
+          <w:tcPr>
+            <w:tcW w:w="1920" w:type="dxa"/>
+          </w:tcPr>
+          <w:p>
+            <w:pPr>
+              <w:pStyle w:val="TableText"/>
+            </w:pPr>
+            <w:r>
+              <w:t xml:space="preserve">0</w:t>
+            </w:r>
+          </w:p>
+        </w:tc>
+      </w:tr>
+      <w:tr>
+        <w:trPr>
+          <w:cantSplit/>
+        </w:trPr>
+        <w:tc>
+          <w:tcPr>
+            <w:tcW w:w="1920" w:type="dxa"/>
+          </w:tcPr>
+          <w:p>
+            <w:pPr>
+              <w:pStyle w:val="TableText"/>
+            </w:pPr>
+            <w:r>
+              <w:t xml:space="preserve">동일 승인 전환 동시 요청</w:t>
+            </w:r>
+          </w:p>
+        </w:tc>
+        <w:tc>
+          <w:tcPr>
+            <w:tcW w:w="1920" w:type="dxa"/>
+          </w:tcPr>
+          <w:p>
+            <w:pPr>
+              <w:pStyle w:val="TableText"/>
+            </w:pPr>
+            <w:r>
+              <w:t xml:space="preserve">2</w:t>
+            </w:r>
+          </w:p>
+        </w:tc>
+        <w:tc>
+          <w:tcPr>
+            <w:tcW w:w="1920" w:type="dxa"/>
+          </w:tcPr>
+          <w:p>
+            <w:pPr>
+              <w:pStyle w:val="TableText"/>
+            </w:pPr>
+            <w:r>
+              <w:t xml:space="preserve">0</w:t>
+            </w:r>
+          </w:p>
+        </w:tc>
+        <w:tc>
+          <w:tcPr>
+            <w:tcW w:w="1920" w:type="dxa"/>
+          </w:tcPr>
+          <w:p>
+            <w:pPr>
+              <w:pStyle w:val="TableText"/>
+            </w:pPr>
+            <w:r>
+              <w:t xml:space="preserve">32.711</w:t>
+            </w:r>
+          </w:p>
+        </w:tc>
+        <w:tc>
+          <w:tcPr>
+            <w:tcW w:w="1920" w:type="dxa"/>
+          </w:tcPr>
+          <w:p>
+            <w:pPr>
+              <w:pStyle w:val="TableText"/>
+            </w:pPr>
+            <w:r>
+              <w:t xml:space="preserve">0</w:t>
+            </w:r>
+          </w:p>
+        </w:tc>
+      </w:tr>
+      <w:tr>
+        <w:trPr>
+          <w:cantSplit/>
+        </w:trPr>
+        <w:tc>
+          <w:tcPr>
+            <w:tcW w:w="1920" w:type="dxa"/>
+          </w:tcPr>
+          <w:p>
+            <w:pPr>
+              <w:pStyle w:val="TableText"/>
+            </w:pPr>
+            <w:r>
+              <w:t xml:space="preserve">타인 변경·상세 접근 권한</w:t>
+            </w:r>
+          </w:p>
+        </w:tc>
+        <w:tc>
+          <w:tcPr>
+            <w:tcW w:w="1920" w:type="dxa"/>
+          </w:tcPr>
+          <w:p>
+            <w:pPr>
+              <w:pStyle w:val="TableText"/>
+            </w:pPr>
+            <w:r>
+              <w:t xml:space="preserve">2</w:t>
+            </w:r>
+          </w:p>
+        </w:tc>
+        <w:tc>
+          <w:tcPr>
+            <w:tcW w:w="1920" w:type="dxa"/>
+          </w:tcPr>
+          <w:p>
+            <w:pPr>
+              <w:pStyle w:val="TableText"/>
+            </w:pPr>
+            <w:r>
+              <w:t xml:space="preserve">0</w:t>
+            </w:r>
+          </w:p>
+        </w:tc>
+        <w:tc>
+          <w:tcPr>
+            <w:tcW w:w="1920" w:type="dxa"/>
+          </w:tcPr>
+          <w:p>
+            <w:pPr>
+              <w:pStyle w:val="TableText"/>
+            </w:pPr>
+            <w:r>
+              <w:t xml:space="preserve">15.203</w:t>
+            </w:r>
+          </w:p>
+        </w:tc>
+        <w:tc>
+          <w:tcPr>
+            <w:tcW w:w="1920" w:type="dxa"/>
+          </w:tcPr>
+          <w:p>
+            <w:pPr>
+              <w:pStyle w:val="TableText"/>
+            </w:pPr>
+            <w:r>
+              <w:t xml:space="preserve">0</w:t>
+            </w:r>
+          </w:p>
+        </w:tc>
+      </w:tr>
+      <w:tr>
+        <w:trPr>
+          <w:cantSplit/>
+        </w:trPr>
+        <w:tc>
+          <w:tcPr>
+            <w:tcW w:w="1920" w:type="dxa"/>
+          </w:tcPr>
+          <w:p>
+            <w:pPr>
+              <w:pStyle w:val="TableText"/>
+            </w:pPr>
+            <w:r>
+              <w:t xml:space="preserve">반려 사유 누락 유효성</w:t>
+            </w:r>
+          </w:p>
+        </w:tc>
+        <w:tc>
+          <w:tcPr>
+            <w:tcW w:w="1920" w:type="dxa"/>
+          </w:tcPr>
+          <w:p>
+            <w:pPr>
+              <w:pStyle w:val="TableText"/>
+            </w:pPr>
+            <w:r>
+              <w:t xml:space="preserve">1</w:t>
+            </w:r>
+          </w:p>
+        </w:tc>
+        <w:tc>
+          <w:tcPr>
+            <w:tcW w:w="1920" w:type="dxa"/>
+          </w:tcPr>
+          <w:p>
+            <w:pPr>
+              <w:pStyle w:val="TableText"/>
+            </w:pPr>
+            <w:r>
+              <w:t xml:space="preserve">0</w:t>
+            </w:r>
+          </w:p>
+        </w:tc>
+        <w:tc>
+          <w:tcPr>
+            <w:tcW w:w="1920" w:type="dxa"/>
+          </w:tcPr>
+          <w:p>
+            <w:pPr>
+              <w:pStyle w:val="TableText"/>
+            </w:pPr>
+            <w:r>
+              <w:t xml:space="preserve">11.956</w:t>
+            </w:r>
+          </w:p>
+        </w:tc>
+        <w:tc>
+          <w:tcPr>
+            <w:tcW w:w="1920" w:type="dxa"/>
+          </w:tcPr>
+          <w:p>
+            <w:pPr>
+              <w:pStyle w:val="TableText"/>
+            </w:pPr>
+            <w:r>
+              <w:t xml:space="preserve">0</w:t>
+            </w:r>
+          </w:p>
+        </w:tc>
+      </w:tr>
+    </w:tbl>
+    <w:p>
+      <w:r>
+        <w:t xml:space="preserve">동일 승인 경합에서 알림과 파이프라인 히스토리는 각각 1건 생성됐다. 타인 상태 변경은 403, 타인 상세 수정은 404, 반려 사유 누락은 400으로 확인했다. 수행한 범위에서 정합성·권한·유효성 기준을 충족한다.</w:t>
+      </w:r>
+    </w:p>
+    <w:p>
+      <w:pPr>
+        <w:pStyle w:val="Heading2"/>
+      </w:pPr>
+      <w:r>
+        <w:t xml:space="preserve">18.4 한계와 후속 작업</w:t>
+      </w:r>
+    </w:p>
+    <w:p>
+      <w:r>
+        <w:t xml:space="preserve">이번 결과는 계정 3개, 과제 1건, 약 1.3초의 정해진 요청 수 검사다. 전체 상태 전이 조합, 완료 시 담당자 `is_busy` 계산, 담당자 재배정과 알림, 같은 필드의 상충 변경 정책, 문서 승인·확정, 장시간 쓰기 용량은 검증 완료 범위가 아니다. PERF-04와 PERF-11은 부분 수행 상태를 유지한다.</w:t>
+      </w:r>
+    </w:p>
+    <w:p>
+      <w:r>
+        <w:t xml:space="preserve">다음 순서는 퇴사자 재배정 예외와 여러 과제 동시 완료 경합, 문서 승인·과제 확정 중복·부분 저장 검사, 조회·수정 혼합 지속 부하다. 이후 AI 모의·제한된 실호출, 급증·장시간·장애 복구를 진행한다.</w:t>
+      </w:r>
+    </w:p>
+    <w:p>
+      <w:r>
+        <w:t xml:space="preserve">증적: `artifacts/load-test/status-writes-20261002T061908Z/`, `status-writes-20261002T061955Z/`, `status-writes-20261002T062031Z/`. 원시 `manifest.json`의 `integrity_mismatches`, `requests.csv`, 서버·자원 로그를 보존했다. 도구: `staged_status_writes.py`, `http_baseline.py --status-writes`. 코드: `backend/tasks/views.py`.</w:t>
+      </w:r>
+    </w:p>
+    <w:tbl>
+      <w:tblPr>
+        <w:tblW w:w="9600" w:type="dxa"/>
+        <w:tblBorders>
+          <w:top w:val="single" w:sz="4" w:color="D6DEE8"/>
+          <w:left w:val="single" w:sz="4" w:color="D6DEE8"/>
+          <w:bottom w:val="single" w:sz="4" w:color="D6DEE8"/>
+          <w:right w:val="single" w:sz="4" w:color="D6DEE8"/>
+          <w:insideH w:val="single" w:sz="4" w:color="D6DEE8"/>
+          <w:insideV w:val="single" w:sz="4" w:color="D6DEE8"/>
+        </w:tblBorders>
+      </w:tblPr>
+      <w:tblGrid>
+        <w:gridCol w:w="3200"/>
+        <w:gridCol w:w="3200"/>
+        <w:gridCol w:w="3200"/>
+      </w:tblGrid>
+      <w:tr>
+        <w:trPr>
+          <w:cantSplit/>
+          <w:tblHeader/>
+        </w:trPr>
+        <w:tc>
+          <w:tcPr>
+            <w:tcW w:w="3200" w:type="dxa"/>
+            <w:shd w:fill="E3ECF6"/>
+          </w:tcPr>
+          <w:p>
+            <w:pPr>
+              <w:pStyle w:val="TableText"/>
+            </w:pPr>
+            <w:r>
+              <w:t xml:space="preserve">버전</w:t>
+            </w:r>
+          </w:p>
+        </w:tc>
+        <w:tc>
+          <w:tcPr>
+            <w:tcW w:w="3200" w:type="dxa"/>
+            <w:shd w:fill="E3ECF6"/>
+          </w:tcPr>
+          <w:p>
+            <w:pPr>
+              <w:pStyle w:val="TableText"/>
+            </w:pPr>
+            <w:r>
+              <w:t xml:space="preserve">일자</w:t>
+            </w:r>
+          </w:p>
+        </w:tc>
+        <w:tc>
+          <w:tcPr>
+            <w:tcW w:w="3200" w:type="dxa"/>
+            <w:shd w:fill="E3ECF6"/>
+          </w:tcPr>
+          <w:p>
+            <w:pPr>
+              <w:pStyle w:val="TableText"/>
+            </w:pPr>
+            <w:r>
+              <w:t xml:space="preserve">변경 내용</w:t>
+            </w:r>
+          </w:p>
+        </w:tc>
+      </w:tr>
+      <w:tr>
+        <w:trPr>
+          <w:cantSplit/>
+        </w:trPr>
+        <w:tc>
+          <w:tcPr>
+            <w:tcW w:w="3200" w:type="dxa"/>
+          </w:tcPr>
+          <w:p>
+            <w:pPr>
+              <w:pStyle w:val="TableText"/>
+            </w:pPr>
+            <w:r>
+              <w:t xml:space="preserve">v1.1</w:t>
+            </w:r>
+          </w:p>
+        </w:tc>
+        <w:tc>
+          <w:tcPr>
+            <w:tcW w:w="3200" w:type="dxa"/>
+          </w:tcPr>
+          <w:p>
+            <w:pPr>
+              <w:pStyle w:val="TableText"/>
+            </w:pPr>
+            <w:r>
+              <w:t xml:space="preserve">2026-10-02</w:t>
+            </w:r>
+          </w:p>
+        </w:tc>
+        <w:tc>
+          <w:tcPr>
+            <w:tcW w:w="3200" w:type="dxa"/>
+          </w:tcPr>
+          <w:p>
+            <w:pPr>
+              <w:pStyle w:val="TableText"/>
+            </w:pPr>
+            <w:r>
+              <w:t xml:space="preserve">상태 API·상세 수정 교차 경합과 중복 알림 재현, 상태·진행률 일관성 및 알림 개선, 권한·유효성 포함 최종 재시험 반영</w:t>
+            </w:r>
+          </w:p>
+        </w:tc>
+      </w:tr>
+    </w:tbl>
+    <w:p>
+      <w:r>
+        <w:br w:type="page"/>
+      </w:r>
+    </w:p>
+    <w:p>
+      <w:pPr>
+        <w:pStyle w:val="Heading1"/>
+      </w:pPr>
+      <w:r>
+        <w:t xml:space="preserve">19. 담당자 재배정·완료 처리 부수 효과 검사 (2026-10-02)</w:t>
+      </w:r>
+    </w:p>
+    <w:p>
+      <w:pPr>
+        <w:pStyle w:val="Heading2"/>
+      </w:pPr>
+      <w:r>
+        <w:t xml:space="preserve">19.1 조건과 준비 재실행</w:t>
+      </w:r>
+    </w:p>
+    <w:p>
+      <w:r>
+        <w:t xml:space="preserve">로컬 테스트 DB에 식별 가능한 합성 과제 2건을 임시 생성하고 PM 1명·일반 계정 2명으로 직접 HTTPS 요청을 실행했다. 기존 담당자에게 다른 미완료 과제가 있고 `is_busy=True`인 조건에서 재배정 후 상태를 확인했다. 다른 과제가 없는 PM에게는 별도 과제를 배정해 완료 처리 시 `is_busy` 해제를 확인했다. 테스트 종료 후 임시 과제·생성 알림·히스토리를 정리하고 세 계정의 `is_busy`를 시작값으로 복원했다.</w:t>
+      </w:r>
+    </w:p>
+    <w:p>
+      <w:r>
+        <w:t xml:space="preserve">최초 실행 `20261002T063058Z`은 8요청의 기대 HTTP 상태가 모두 맞았지만 12개 정합성 항목 중 1개가 실패했다. 기존 합성 담당자의 `is_busy`가 시작부터 `False`여서 “재배정 후에도 True 유지”를 검증할 전제 조건이 없었다. 이를 애플리케이션 결함으로 판정하지 않고 테스트 준비 조건 오류로 기록했다. 기존 담당자의 다른 미완료 과제를 확인한 뒤 `is_busy=True`로 시작 조건을 설정해 재실행했다.</w:t>
+      </w:r>
+    </w:p>
+    <w:p>
+      <w:pPr>
+        <w:pStyle w:val="Heading2"/>
+      </w:pPr>
+      <w:r>
+        <w:t xml:space="preserve">19.2 최종 재시험 결과</w:t>
+      </w:r>
+    </w:p>
+    <w:p>
+      <w:r>
+        <w:t xml:space="preserve">재시험 ID `20261002T063146Z`, 8요청의 기대 HTTP 상태 오류 0건, DB 정합성 12항목 모두 통과했다. 전체 요청 p95는 23.839ms이나 표본 8건으로 용량 근거로 해석하지 않는다.</w:t>
+      </w:r>
+    </w:p>
+    <w:tbl>
+      <w:tblPr>
+        <w:tblW w:w="9600" w:type="dxa"/>
+        <w:tblBorders>
+          <w:top w:val="single" w:sz="4" w:color="D6DEE8"/>
+          <w:left w:val="single" w:sz="4" w:color="D6DEE8"/>
+          <w:bottom w:val="single" w:sz="4" w:color="D6DEE8"/>
+          <w:right w:val="single" w:sz="4" w:color="D6DEE8"/>
+          <w:insideH w:val="single" w:sz="4" w:color="D6DEE8"/>
+          <w:insideV w:val="single" w:sz="4" w:color="D6DEE8"/>
+        </w:tblBorders>
+      </w:tblPr>
+      <w:tblGrid>
+        <w:gridCol w:w="4800"/>
+        <w:gridCol w:w="4800"/>
+      </w:tblGrid>
+      <w:tr>
+        <w:trPr>
+          <w:cantSplit/>
+          <w:tblHeader/>
+        </w:trPr>
+        <w:tc>
+          <w:tcPr>
+            <w:tcW w:w="4800" w:type="dxa"/>
+            <w:shd w:fill="E3ECF6"/>
+          </w:tcPr>
+          <w:p>
+            <w:pPr>
+              <w:pStyle w:val="TableText"/>
+            </w:pPr>
+            <w:r>
+              <w:t xml:space="preserve">항목</w:t>
+            </w:r>
+          </w:p>
+        </w:tc>
+        <w:tc>
+          <w:tcPr>
+            <w:tcW w:w="4800" w:type="dxa"/>
+            <w:shd w:fill="E3ECF6"/>
+          </w:tcPr>
+          <w:p>
+            <w:pPr>
+              <w:pStyle w:val="TableText"/>
+            </w:pPr>
+            <w:r>
+              <w:t xml:space="preserve">관찰 결과</w:t>
+            </w:r>
+          </w:p>
+        </w:tc>
+      </w:tr>
+      <w:tr>
+        <w:trPr>
+          <w:cantSplit/>
+        </w:trPr>
+        <w:tc>
+          <w:tcPr>
+            <w:tcW w:w="4800" w:type="dxa"/>
+          </w:tcPr>
+          <w:p>
+            <w:pPr>
+              <w:pStyle w:val="TableText"/>
+            </w:pPr>
+            <w:r>
+              <w:t xml:space="preserve">일반 계정의 담당자 재배정</w:t>
+            </w:r>
+          </w:p>
+        </w:tc>
+        <w:tc>
+          <w:tcPr>
+            <w:tcW w:w="4800" w:type="dxa"/>
+          </w:tcPr>
+          <w:p>
+            <w:pPr>
+              <w:pStyle w:val="TableText"/>
+            </w:pPr>
+            <w:r>
+              <w:t xml:space="preserve">403, 담당자 불변</w:t>
+            </w:r>
+          </w:p>
+        </w:tc>
+      </w:tr>
+      <w:tr>
+        <w:trPr>
+          <w:cantSplit/>
+        </w:trPr>
+        <w:tc>
+          <w:tcPr>
+            <w:tcW w:w="4800" w:type="dxa"/>
+          </w:tcPr>
+          <w:p>
+            <w:pPr>
+              <w:pStyle w:val="TableText"/>
+            </w:pPr>
+            <w:r>
+              <w:t xml:space="preserve">PM 재배정 및 같은 담당자 재요청</w:t>
+            </w:r>
+          </w:p>
+        </w:tc>
+        <w:tc>
+          <w:tcPr>
+            <w:tcW w:w="4800" w:type="dxa"/>
+          </w:tcPr>
+          <w:p>
+            <w:pPr>
+              <w:pStyle w:val="TableText"/>
+            </w:pPr>
+            <w:r>
+              <w:t xml:space="preserve">200, 새 담당자 `is_busy=True`, 알림 1건 유지</w:t>
+            </w:r>
+          </w:p>
+        </w:tc>
+      </w:tr>
+      <w:tr>
+        <w:trPr>
+          <w:cantSplit/>
+        </w:trPr>
+        <w:tc>
+          <w:tcPr>
+            <w:tcW w:w="4800" w:type="dxa"/>
+          </w:tcPr>
+          <w:p>
+            <w:pPr>
+              <w:pStyle w:val="TableText"/>
+            </w:pPr>
+            <w:r>
+              <w:t xml:space="preserve">기존 담당자의 다른 미완료 과제</w:t>
+            </w:r>
+          </w:p>
+        </w:tc>
+        <w:tc>
+          <w:tcPr>
+            <w:tcW w:w="4800" w:type="dxa"/>
+          </w:tcPr>
+          <w:p>
+            <w:pPr>
+              <w:pStyle w:val="TableText"/>
+            </w:pPr>
+            <w:r>
+              <w:t xml:space="preserve">재배정 후에도 `is_busy=True` 유지</w:t>
+            </w:r>
+          </w:p>
+        </w:tc>
+      </w:tr>
+      <w:tr>
+        <w:trPr>
+          <w:cantSplit/>
+        </w:trPr>
+        <w:tc>
+          <w:tcPr>
+            <w:tcW w:w="4800" w:type="dxa"/>
+          </w:tcPr>
+          <w:p>
+            <w:pPr>
+              <w:pStyle w:val="TableText"/>
+            </w:pPr>
+            <w:r>
+              <w:t xml:space="preserve">승인·완료 과제의 일반 재배정</w:t>
+            </w:r>
+          </w:p>
+        </w:tc>
+        <w:tc>
+          <w:tcPr>
+            <w:tcW w:w="4800" w:type="dxa"/>
+          </w:tcPr>
+          <w:p>
+            <w:pPr>
+              <w:pStyle w:val="TableText"/>
+            </w:pPr>
+            <w:r>
+              <w:t xml:space="preserve">각각 403, 담당자 불변</w:t>
+            </w:r>
+          </w:p>
+        </w:tc>
+      </w:tr>
+      <w:tr>
+        <w:trPr>
+          <w:cantSplit/>
+        </w:trPr>
+        <w:tc>
+          <w:tcPr>
+            <w:tcW w:w="4800" w:type="dxa"/>
+          </w:tcPr>
+          <w:p>
+            <w:pPr>
+              <w:pStyle w:val="TableText"/>
+            </w:pPr>
+            <w:r>
+              <w:t xml:space="preserve">다른 과제 없는 담당자의 완료</w:t>
+            </w:r>
+          </w:p>
+        </w:tc>
+        <w:tc>
+          <w:tcPr>
+            <w:tcW w:w="4800" w:type="dxa"/>
+          </w:tcPr>
+          <w:p>
+            <w:pPr>
+              <w:pStyle w:val="TableText"/>
+            </w:pPr>
+            <w:r>
+              <w:t xml:space="preserve">`DONE`, 진행률 100%, `is_busy=False`</w:t>
+            </w:r>
+          </w:p>
+        </w:tc>
+      </w:tr>
+      <w:tr>
+        <w:trPr>
+          <w:cantSplit/>
+        </w:trPr>
+        <w:tc>
+          <w:tcPr>
+            <w:tcW w:w="4800" w:type="dxa"/>
+          </w:tcPr>
+          <w:p>
+            <w:pPr>
+              <w:pStyle w:val="TableText"/>
+            </w:pPr>
+            <w:r>
+              <w:t xml:space="preserve">완료 알림·히스토리 및 재요청</w:t>
+            </w:r>
+          </w:p>
+        </w:tc>
+        <w:tc>
+          <w:tcPr>
+            <w:tcW w:w="4800" w:type="dxa"/>
+          </w:tcPr>
+          <w:p>
+            <w:pPr>
+              <w:pStyle w:val="TableText"/>
+            </w:pPr>
+            <w:r>
+              <w:t xml:space="preserve">각각 1건, 완료 재요청 후 증가 없음</w:t>
+            </w:r>
+          </w:p>
+        </w:tc>
+      </w:tr>
+    </w:tbl>
+    <w:p>
+      <w:r>
+        <w:t xml:space="preserve">이 검사는 권한·상태·부수 데이터의 제한된 기능 검증이다. 퇴사 처리된 담당자의 재배정 예외, 여러 과제의 동시 완료 경합, 문서 승인·과제 확정 중복, 장시간 쓰기 부하는 아직 검증하지 않았다. PERF-04와 PERF-11의 전체 판정은 부분 수행을 유지한다.</w:t>
+      </w:r>
+    </w:p>
+    <w:p>
+      <w:r>
+        <w:t xml:space="preserve">증적: `artifacts/load-test/assignment-effects-20261002T063058Z/`와 `assignment-effects-20261002T063146Z/`의 `manifest.json` 내 `checks`, 원시 `requests.csv`, 서버·자원 로그. 재현: `artifacts/load-test/http_baseline.py --assignment-effects`, 도구 `artifacts/load-test/staged_assignment_effects.py`.</w:t>
+      </w:r>
+    </w:p>
+    <w:tbl>
+      <w:tblPr>
+        <w:tblW w:w="9600" w:type="dxa"/>
+        <w:tblBorders>
+          <w:top w:val="single" w:sz="4" w:color="D6DEE8"/>
+          <w:left w:val="single" w:sz="4" w:color="D6DEE8"/>
+          <w:bottom w:val="single" w:sz="4" w:color="D6DEE8"/>
+          <w:right w:val="single" w:sz="4" w:color="D6DEE8"/>
+          <w:insideH w:val="single" w:sz="4" w:color="D6DEE8"/>
+          <w:insideV w:val="single" w:sz="4" w:color="D6DEE8"/>
+        </w:tblBorders>
+      </w:tblPr>
+      <w:tblGrid>
+        <w:gridCol w:w="3200"/>
+        <w:gridCol w:w="3200"/>
+        <w:gridCol w:w="3200"/>
+      </w:tblGrid>
+      <w:tr>
+        <w:trPr>
+          <w:cantSplit/>
+          <w:tblHeader/>
+        </w:trPr>
+        <w:tc>
+          <w:tcPr>
+            <w:tcW w:w="3200" w:type="dxa"/>
+            <w:shd w:fill="E3ECF6"/>
+          </w:tcPr>
+          <w:p>
+            <w:pPr>
+              <w:pStyle w:val="TableText"/>
+            </w:pPr>
+            <w:r>
+              <w:t xml:space="preserve">버전</w:t>
+            </w:r>
+          </w:p>
+        </w:tc>
+        <w:tc>
+          <w:tcPr>
+            <w:tcW w:w="3200" w:type="dxa"/>
+            <w:shd w:fill="E3ECF6"/>
+          </w:tcPr>
+          <w:p>
+            <w:pPr>
+              <w:pStyle w:val="TableText"/>
+            </w:pPr>
+            <w:r>
+              <w:t xml:space="preserve">일자</w:t>
+            </w:r>
+          </w:p>
+        </w:tc>
+        <w:tc>
+          <w:tcPr>
+            <w:tcW w:w="3200" w:type="dxa"/>
+            <w:shd w:fill="E3ECF6"/>
+          </w:tcPr>
+          <w:p>
+            <w:pPr>
+              <w:pStyle w:val="TableText"/>
+            </w:pPr>
+            <w:r>
+              <w:t xml:space="preserve">변경 내용</w:t>
+            </w:r>
+          </w:p>
+        </w:tc>
+      </w:tr>
+      <w:tr>
+        <w:trPr>
+          <w:cantSplit/>
+        </w:trPr>
+        <w:tc>
+          <w:tcPr>
+            <w:tcW w:w="3200" w:type="dxa"/>
+          </w:tcPr>
+          <w:p>
+            <w:pPr>
+              <w:pStyle w:val="TableText"/>
+            </w:pPr>
+            <w:r>
+              <w:t xml:space="preserve">v1.2</w:t>
+            </w:r>
+          </w:p>
+        </w:tc>
+        <w:tc>
+          <w:tcPr>
+            <w:tcW w:w="3200" w:type="dxa"/>
+          </w:tcPr>
+          <w:p>
+            <w:pPr>
+              <w:pStyle w:val="TableText"/>
+            </w:pPr>
+            <w:r>
+              <w:t xml:space="preserve">2026-10-02</w:t>
+            </w:r>
+          </w:p>
+        </w:tc>
+        <w:tc>
+          <w:tcPr>
+            <w:tcW w:w="3200" w:type="dxa"/>
+          </w:tcPr>
+          <w:p>
+            <w:pPr>
+              <w:pStyle w:val="TableText"/>
+            </w:pPr>
+            <w:r>
+              <w:t xml:space="preserve">재배정·완료 부수 효과의 시작 조건 오류와 재시험 통과, 권한·중복 알림·`is_busy` 결과 및 미검증 범위 반영</w:t>
+            </w:r>
+          </w:p>
+        </w:tc>
+      </w:tr>
+    </w:tbl>
+    <w:p>
+      <w:r>
+        <w:br w:type="page"/>
+      </w:r>
+    </w:p>
+    <w:p>
+      <w:pPr>
+        <w:pStyle w:val="Heading1"/>
+      </w:pPr>
+      <w:r>
+        <w:t xml:space="preserve">20. 퇴사자 재배정·동시 완료·동시 확정 경합 (2026-10-02)</w:t>
+      </w:r>
+    </w:p>
+    <w:p>
+      <w:pPr>
+        <w:pStyle w:val="Heading2"/>
+      </w:pPr>
+      <w:r>
+        <w:t xml:space="preserve">20.1 개선 및 검사 범위</w:t>
+      </w:r>
+    </w:p>
+    <w:p>
+      <w:r>
+        <w:t xml:space="preserve">같은 담당자의 여러 과제를 동시에 완료하면 각 트랜잭션이 다른 과제를 아직 미완료로 보고 `is_busy=True`를 남길 수 있어, 완료 처리에서 담당 사용자 행도 잠그도록 수정했다. 일반 상세 수정에서 진행률 100%로 완료되는 경로에도 같은 잠금을 적용했다. 과제 확정은 같은 요구사항 정의서 행을 잠근 뒤 기존 과제를 삭제·재생성하도록 변경해 동시 확정을 직렬화했다.</w:t>
+      </w:r>
+    </w:p>
+    <w:p>
+      <w:r>
+        <w:t xml:space="preserve">로컬 합성 데이터로 퇴사 처리된 담당자의 승인 과제 재배정 1건, 같은 담당자의 과제 2건 동시 완료, 같은 승인 요구사항 정의서에 대한 동일 확정 요청 2건을 직접 HTTPS로 실행했다. 총 5요청의 기대 HTTP 상태 오류는 0건, 전체 p95는 88.921ms였다. 표본이 작아 처리 용량 근거로 해석하지 않는다.</w:t>
+      </w:r>
+    </w:p>
+    <w:p>
+      <w:pPr>
+        <w:pStyle w:val="Heading2"/>
+      </w:pPr>
+      <w:r>
+        <w:t xml:space="preserve">20.2 결과와 정합성</w:t>
+      </w:r>
+    </w:p>
+    <w:tbl>
+      <w:tblPr>
+        <w:tblW w:w="9600" w:type="dxa"/>
+        <w:tblBorders>
+          <w:top w:val="single" w:sz="4" w:color="D6DEE8"/>
+          <w:left w:val="single" w:sz="4" w:color="D6DEE8"/>
+          <w:bottom w:val="single" w:sz="4" w:color="D6DEE8"/>
+          <w:right w:val="single" w:sz="4" w:color="D6DEE8"/>
+          <w:insideH w:val="single" w:sz="4" w:color="D6DEE8"/>
+          <w:insideV w:val="single" w:sz="4" w:color="D6DEE8"/>
+        </w:tblBorders>
+      </w:tblPr>
+      <w:tblGrid>
+        <w:gridCol w:w="4800"/>
+        <w:gridCol w:w="4800"/>
+      </w:tblGrid>
+      <w:tr>
+        <w:trPr>
+          <w:cantSplit/>
+          <w:tblHeader/>
+        </w:trPr>
+        <w:tc>
+          <w:tcPr>
+            <w:tcW w:w="4800" w:type="dxa"/>
+            <w:shd w:fill="E3ECF6"/>
+          </w:tcPr>
+          <w:p>
+            <w:pPr>
+              <w:pStyle w:val="TableText"/>
+            </w:pPr>
+            <w:r>
+              <w:t xml:space="preserve">검사</w:t>
+            </w:r>
+          </w:p>
+        </w:tc>
+        <w:tc>
+          <w:tcPr>
+            <w:tcW w:w="4800" w:type="dxa"/>
+            <w:shd w:fill="E3ECF6"/>
+          </w:tcPr>
+          <w:p>
+            <w:pPr>
+              <w:pStyle w:val="TableText"/>
+            </w:pPr>
+            <w:r>
+              <w:t xml:space="preserve">결과</w:t>
+            </w:r>
+          </w:p>
+        </w:tc>
+      </w:tr>
+      <w:tr>
+        <w:trPr>
+          <w:cantSplit/>
+        </w:trPr>
+        <w:tc>
+          <w:tcPr>
+            <w:tcW w:w="4800" w:type="dxa"/>
+          </w:tcPr>
+          <w:p>
+            <w:pPr>
+              <w:pStyle w:val="TableText"/>
+            </w:pPr>
+            <w:r>
+              <w:t xml:space="preserve">퇴사자 승인 과제 재배정</w:t>
+            </w:r>
+          </w:p>
+        </w:tc>
+        <w:tc>
+          <w:tcPr>
+            <w:tcW w:w="4800" w:type="dxa"/>
+          </w:tcPr>
+          <w:p>
+            <w:pPr>
+              <w:pStyle w:val="TableText"/>
+            </w:pPr>
+            <w:r>
+              <w:t xml:space="preserve">200, 새 담당자로 변경</w:t>
+            </w:r>
+          </w:p>
+        </w:tc>
+      </w:tr>
+      <w:tr>
+        <w:trPr>
+          <w:cantSplit/>
+        </w:trPr>
+        <w:tc>
+          <w:tcPr>
+            <w:tcW w:w="4800" w:type="dxa"/>
+          </w:tcPr>
+          <w:p>
+            <w:pPr>
+              <w:pStyle w:val="TableText"/>
+            </w:pPr>
+            <w:r>
+              <w:t xml:space="preserve">같은 담당자의 두 과제 동시 완료</w:t>
+            </w:r>
+          </w:p>
+        </w:tc>
+        <w:tc>
+          <w:tcPr>
+            <w:tcW w:w="4800" w:type="dxa"/>
+          </w:tcPr>
+          <w:p>
+            <w:pPr>
+              <w:pStyle w:val="TableText"/>
+            </w:pPr>
+            <w:r>
+              <w:t xml:space="preserve">모두 `DONE`·100%, 최종 `is_busy=False`</w:t>
+            </w:r>
+          </w:p>
+        </w:tc>
+      </w:tr>
+      <w:tr>
+        <w:trPr>
+          <w:cantSplit/>
+        </w:trPr>
+        <w:tc>
+          <w:tcPr>
+            <w:tcW w:w="4800" w:type="dxa"/>
+          </w:tcPr>
+          <w:p>
+            <w:pPr>
+              <w:pStyle w:val="TableText"/>
+            </w:pPr>
+            <w:r>
+              <w:t xml:space="preserve">같은 문서 동시 확정 2건</w:t>
+            </w:r>
+          </w:p>
+        </w:tc>
+        <w:tc>
+          <w:tcPr>
+            <w:tcW w:w="4800" w:type="dxa"/>
+          </w:tcPr>
+          <w:p>
+            <w:pPr>
+              <w:pStyle w:val="TableText"/>
+            </w:pPr>
+            <w:r>
+              <w:t xml:space="preserve">두 요청 200, 최종 과제 정확히 2건</w:t>
+            </w:r>
+          </w:p>
+        </w:tc>
+      </w:tr>
+      <w:tr>
+        <w:trPr>
+          <w:cantSplit/>
+        </w:trPr>
+        <w:tc>
+          <w:tcPr>
+            <w:tcW w:w="4800" w:type="dxa"/>
+          </w:tcPr>
+          <w:p>
+            <w:pPr>
+              <w:pStyle w:val="TableText"/>
+            </w:pPr>
+            <w:r>
+              <w:t xml:space="preserve">확정 결과 상태·중복</w:t>
+            </w:r>
+          </w:p>
+        </w:tc>
+        <w:tc>
+          <w:tcPr>
+            <w:tcW w:w="4800" w:type="dxa"/>
+          </w:tcPr>
+          <w:p>
+            <w:pPr>
+              <w:pStyle w:val="TableText"/>
+            </w:pPr>
+            <w:r>
+              <w:t xml:space="preserve">모두 `PENDING_APPROVAL`, 과제 번호 중복 없음</w:t>
+            </w:r>
+          </w:p>
+        </w:tc>
+      </w:tr>
+    </w:tbl>
+    <w:p>
+      <w:r>
+        <w:t xml:space="preserve">임시 과제와 요구사항 정의서·항목을 삭제하고 퇴사일과 세 계정의 `is_busy`를 시작값으로 복원했다. 수행한 경합 범위에서 정합성 기준을 충족한다. 문서 승인 상태 자체의 동시 전이와 서로 다른 확정 본문의 최종 승자 정책은 별도 검증 대상이다.</w:t>
+      </w:r>
+    </w:p>
+    <w:p>
+      <w:r>
+        <w:t xml:space="preserve">증적: `artifacts/load-test/remaining-conflicts-20261002T072001Z/`. 도구: `staged_remaining_conflicts.py`, `http_baseline.py --remaining-conflicts`. 코드: `backend/tasks/views.py`, `backend/tasks/serializers.py`, `backend/tasks/services.py`.</w:t>
+      </w:r>
+    </w:p>
+    <w:p>
+      <w:r>
+        <w:br w:type="page"/>
+      </w:r>
+    </w:p>
+    <w:p>
+      <w:pPr>
+        <w:pStyle w:val="Heading1"/>
+      </w:pPr>
+      <w:r>
+        <w:t xml:space="preserve">21. 20명 조회·수정 혼합 부하 (2026-10-02)</w:t>
+      </w:r>
+    </w:p>
+    <w:p>
+      <w:pPr>
+        <w:pStyle w:val="Heading2"/>
+      </w:pPr>
+      <w:r>
+        <w:t xml:space="preserve">21.1 조건과 결과</w:t>
+      </w:r>
+    </w:p>
+    <w:p>
+      <w:r>
+        <w:t xml:space="preserve">프로젝트 50개·과제 2,000개·테스트 사용자 20명, Gunicorn 1 worker / gthread 2 threads, 로컬 MySQL 8.4.11, 직접 HTTPS 조건이다. PM 20%·일반 80%의 20명 폐쇄형 모델로 60초 동안 요청 간 2~5초를 두고 조회 80%와 본인 임시 과제 설명 수정 20%를 섞었다. 실제 요청은 총 333건으로 조회 260건, 수정 73건이었다.</w:t>
+      </w:r>
+    </w:p>
+    <w:tbl>
+      <w:tblPr>
+        <w:tblW w:w="9600" w:type="dxa"/>
+        <w:tblBorders>
+          <w:top w:val="single" w:sz="4" w:color="D6DEE8"/>
+          <w:left w:val="single" w:sz="4" w:color="D6DEE8"/>
+          <w:bottom w:val="single" w:sz="4" w:color="D6DEE8"/>
+          <w:right w:val="single" w:sz="4" w:color="D6DEE8"/>
+          <w:insideH w:val="single" w:sz="4" w:color="D6DEE8"/>
+          <w:insideV w:val="single" w:sz="4" w:color="D6DEE8"/>
+        </w:tblBorders>
+      </w:tblPr>
+      <w:tblGrid>
+        <w:gridCol w:w="4800"/>
+        <w:gridCol w:w="4800"/>
+      </w:tblGrid>
+      <w:tr>
+        <w:trPr>
+          <w:cantSplit/>
+          <w:tblHeader/>
+        </w:trPr>
+        <w:tc>
+          <w:tcPr>
+            <w:tcW w:w="4800" w:type="dxa"/>
+            <w:shd w:fill="E3ECF6"/>
+          </w:tcPr>
+          <w:p>
+            <w:pPr>
+              <w:pStyle w:val="TableText"/>
+            </w:pPr>
+            <w:r>
+              <w:t xml:space="preserve">지표</w:t>
+            </w:r>
+          </w:p>
+        </w:tc>
+        <w:tc>
+          <w:tcPr>
+            <w:tcW w:w="4800" w:type="dxa"/>
+            <w:shd w:fill="E3ECF6"/>
+          </w:tcPr>
+          <w:p>
+            <w:pPr>
+              <w:pStyle w:val="TableText"/>
+            </w:pPr>
+            <w:r>
+              <w:t xml:space="preserve">결과</w:t>
+            </w:r>
+          </w:p>
+        </w:tc>
+      </w:tr>
+      <w:tr>
+        <w:trPr>
+          <w:cantSplit/>
+        </w:trPr>
+        <w:tc>
+          <w:tcPr>
+            <w:tcW w:w="4800" w:type="dxa"/>
+          </w:tcPr>
+          <w:p>
+            <w:pPr>
+              <w:pStyle w:val="TableText"/>
+            </w:pPr>
+            <w:r>
+              <w:t xml:space="preserve">오류</w:t>
+            </w:r>
+          </w:p>
+        </w:tc>
+        <w:tc>
+          <w:tcPr>
+            <w:tcW w:w="4800" w:type="dxa"/>
+          </w:tcPr>
+          <w:p>
+            <w:pPr>
+              <w:pStyle w:val="TableText"/>
+            </w:pPr>
+            <w:r>
+              <w:t xml:space="preserve">0건 (0%)</w:t>
+            </w:r>
+          </w:p>
+        </w:tc>
+      </w:tr>
+      <w:tr>
+        <w:trPr>
+          <w:cantSplit/>
+        </w:trPr>
+        <w:tc>
+          <w:tcPr>
+            <w:tcW w:w="4800" w:type="dxa"/>
+          </w:tcPr>
+          <w:p>
+            <w:pPr>
+              <w:pStyle w:val="TableText"/>
+            </w:pPr>
+            <w:r>
+              <w:t xml:space="preserve">전체 p95 / 최대</w:t>
+            </w:r>
+          </w:p>
+        </w:tc>
+        <w:tc>
+          <w:tcPr>
+            <w:tcW w:w="4800" w:type="dxa"/>
+          </w:tcPr>
+          <w:p>
+            <w:pPr>
+              <w:pStyle w:val="TableText"/>
+            </w:pPr>
+            <w:r>
+              <w:t xml:space="preserve">771.525ms / 2,107.224ms</w:t>
+            </w:r>
+          </w:p>
+        </w:tc>
+      </w:tr>
+      <w:tr>
+        <w:trPr>
+          <w:cantSplit/>
+        </w:trPr>
+        <w:tc>
+          <w:tcPr>
+            <w:tcW w:w="4800" w:type="dxa"/>
+          </w:tcPr>
+          <w:p>
+            <w:pPr>
+              <w:pStyle w:val="TableText"/>
+            </w:pPr>
+            <w:r>
+              <w:t xml:space="preserve">조회 p95</w:t>
+            </w:r>
+          </w:p>
+        </w:tc>
+        <w:tc>
+          <w:tcPr>
+            <w:tcW w:w="4800" w:type="dxa"/>
+          </w:tcPr>
+          <w:p>
+            <w:pPr>
+              <w:pStyle w:val="TableText"/>
+            </w:pPr>
+            <w:r>
+              <w:t xml:space="preserve">795.636ms</w:t>
+            </w:r>
+          </w:p>
+        </w:tc>
+      </w:tr>
+      <w:tr>
+        <w:trPr>
+          <w:cantSplit/>
+        </w:trPr>
+        <w:tc>
+          <w:tcPr>
+            <w:tcW w:w="4800" w:type="dxa"/>
+          </w:tcPr>
+          <w:p>
+            <w:pPr>
+              <w:pStyle w:val="TableText"/>
+            </w:pPr>
+            <w:r>
+              <w:t xml:space="preserve">수정 p95</w:t>
+            </w:r>
+          </w:p>
+        </w:tc>
+        <w:tc>
+          <w:tcPr>
+            <w:tcW w:w="4800" w:type="dxa"/>
+          </w:tcPr>
+          <w:p>
+            <w:pPr>
+              <w:pStyle w:val="TableText"/>
+            </w:pPr>
+            <w:r>
+              <w:t xml:space="preserve">447.446ms</w:t>
+            </w:r>
+          </w:p>
+        </w:tc>
+      </w:tr>
+      <w:tr>
+        <w:trPr>
+          <w:cantSplit/>
+        </w:trPr>
+        <w:tc>
+          <w:tcPr>
+            <w:tcW w:w="4800" w:type="dxa"/>
+          </w:tcPr>
+          <w:p>
+            <w:pPr>
+              <w:pStyle w:val="TableText"/>
+            </w:pPr>
+            <w:r>
+              <w:t xml:space="preserve">최종 저장값 불일치</w:t>
+            </w:r>
+          </w:p>
+        </w:tc>
+        <w:tc>
+          <w:tcPr>
+            <w:tcW w:w="4800" w:type="dxa"/>
+          </w:tcPr>
+          <w:p>
+            <w:pPr>
+              <w:pStyle w:val="TableText"/>
+            </w:pPr>
+            <w:r>
+              <w:t xml:space="preserve">0건 / 임시 과제 20건</w:t>
+            </w:r>
+          </w:p>
+        </w:tc>
+      </w:tr>
+    </w:tbl>
+    <w:p>
+      <w:r>
+        <w:t xml:space="preserve">전체와 수정 p95는 잠정 1초 기준 안이었고 오류율·정합성 기준도 충족했다. 경로별로 일반 사용자 프로젝트 목록 p95 1,406.928ms, 요구사항 목록 p95 1,323.087ms가 1초를 넘어 혼합 조건의 경로별 응답시간 기준은 미달이다. 조회 단독 반복 시험보다 경합 시 지연 여유가 줄었으며 두 조회 경로의 쿼리·응답량을 다음 개선 대상으로 둔다.</w:t>
+      </w:r>
+    </w:p>
+    <w:p>
+      <w:pPr>
+        <w:pStyle w:val="Heading2"/>
+      </w:pPr>
+      <w:r>
+        <w:t xml:space="preserve">21.2 한계와 후속 작업</w:t>
+      </w:r>
+    </w:p>
+    <w:p>
+      <w:r>
+        <w:t xml:space="preserve">서버와 부하 발생기가 같은 장비에 있고 단회 60초이며, 수정은 충돌이 없는 사용자별 임시 과제 설명 필드로 제한했다. AWS 배포 경로, DB 네트워크, AI 호출, 첨부 파일, 같은 필드 충돌, 장시간 안정성을 포함하지 않는다. 임시 과제 20건은 최종 저장값 검사 후 삭제했다.</w:t>
+      </w:r>
+    </w:p>
+    <w:p>
+      <w:r>
+        <w:t xml:space="preserve">다음 순서는 프로젝트·요구사항 목록 병목 프로파일 및 개선 재시험이다. 그 뒤 AI 모의 호출, 제한된 실호출, 급증·장시간·장애 복구 시험을 진행한다. 실제 AI 호출은 모델·예산·관찰 상한을 먼저 확정해야 한다.</w:t>
+      </w:r>
+    </w:p>
+    <w:p>
+      <w:r>
+        <w:t xml:space="preserve">증적: `artifacts/load-test/mixed-20261002T072055Z/`. 재현: `LOADTEST_STAGES=20 LOADTEST_STAGE_SECONDS=60 /home/playdata/my-project/.venv/bin/python artifacts/load-test/http_baseline.py --mixed`. 도구: `staged_mixed.py`.</w:t>
+      </w:r>
+    </w:p>
+    <w:tbl>
+      <w:tblPr>
+        <w:tblW w:w="9600" w:type="dxa"/>
+        <w:tblBorders>
+          <w:top w:val="single" w:sz="4" w:color="D6DEE8"/>
+          <w:left w:val="single" w:sz="4" w:color="D6DEE8"/>
+          <w:bottom w:val="single" w:sz="4" w:color="D6DEE8"/>
+          <w:right w:val="single" w:sz="4" w:color="D6DEE8"/>
+          <w:insideH w:val="single" w:sz="4" w:color="D6DEE8"/>
+          <w:insideV w:val="single" w:sz="4" w:color="D6DEE8"/>
+        </w:tblBorders>
+      </w:tblPr>
+      <w:tblGrid>
+        <w:gridCol w:w="3200"/>
+        <w:gridCol w:w="3200"/>
+        <w:gridCol w:w="3200"/>
+      </w:tblGrid>
+      <w:tr>
+        <w:trPr>
+          <w:cantSplit/>
+          <w:tblHeader/>
+        </w:trPr>
+        <w:tc>
+          <w:tcPr>
+            <w:tcW w:w="3200" w:type="dxa"/>
+            <w:shd w:fill="E3ECF6"/>
+          </w:tcPr>
+          <w:p>
+            <w:pPr>
+              <w:pStyle w:val="TableText"/>
+            </w:pPr>
+            <w:r>
+              <w:t xml:space="preserve">버전</w:t>
+            </w:r>
+          </w:p>
+        </w:tc>
+        <w:tc>
+          <w:tcPr>
+            <w:tcW w:w="3200" w:type="dxa"/>
+            <w:shd w:fill="E3ECF6"/>
+          </w:tcPr>
+          <w:p>
+            <w:pPr>
+              <w:pStyle w:val="TableText"/>
+            </w:pPr>
+            <w:r>
+              <w:t xml:space="preserve">일자</w:t>
+            </w:r>
+          </w:p>
+        </w:tc>
+        <w:tc>
+          <w:tcPr>
+            <w:tcW w:w="3200" w:type="dxa"/>
+            <w:shd w:fill="E3ECF6"/>
+          </w:tcPr>
+          <w:p>
+            <w:pPr>
+              <w:pStyle w:val="TableText"/>
+            </w:pPr>
+            <w:r>
+              <w:t xml:space="preserve">변경 내용</w:t>
+            </w:r>
+          </w:p>
+        </w:tc>
+      </w:tr>
+      <w:tr>
+        <w:trPr>
+          <w:cantSplit/>
+        </w:trPr>
+        <w:tc>
+          <w:tcPr>
+            <w:tcW w:w="3200" w:type="dxa"/>
+          </w:tcPr>
+          <w:p>
+            <w:pPr>
+              <w:pStyle w:val="TableText"/>
+            </w:pPr>
+            <w:r>
+              <w:t xml:space="preserve">v1.3</w:t>
+            </w:r>
+          </w:p>
+        </w:tc>
+        <w:tc>
+          <w:tcPr>
+            <w:tcW w:w="3200" w:type="dxa"/>
+          </w:tcPr>
+          <w:p>
+            <w:pPr>
+              <w:pStyle w:val="TableText"/>
+            </w:pPr>
+            <w:r>
+              <w:t xml:space="preserve">2026-10-02</w:t>
+            </w:r>
+          </w:p>
+        </w:tc>
+        <w:tc>
+          <w:tcPr>
+            <w:tcW w:w="3200" w:type="dxa"/>
+          </w:tcPr>
+          <w:p>
+            <w:pPr>
+              <w:pStyle w:val="TableText"/>
+            </w:pPr>
+            <w:r>
+              <w:t xml:space="preserve">퇴사자 재배정·동시 완료·동시 확정 개선과 정합성 통과, 20명 혼합 부하의 오류 0건·저장 일치 및 경로별 p95 기준 미달 반영</w:t>
+            </w:r>
+          </w:p>
+        </w:tc>
+      </w:tr>
+    </w:tbl>
     <w:sectPr>
       <w:footerReference w:type="default" r:id="rId2"/>
       <w:pgSz w:w="11906" w:h="16838"/>
@@ -11675,7 +13740,7 @@
       <w:jc w:val="center"/>
     </w:pPr>
     <w:r>
-      <w:t xml:space="preserve">헤이,짜비 · 성능 및 부하 테스트 · v0.9 / </w:t>
+      <w:t xml:space="preserve">헤이,짜비 · 성능 및 부하 테스트 · v1.3 / </w:t>
     </w:r>
     <w:fldSimple w:instr="PAGE"/>
   </w:p>

--- a/산출물/성능 및 부하 테스트 계획 및 결과 보고서_31기_1팀.docx
+++ b/산출물/성능 및 부하 테스트 계획 및 결과 보고서_31기_1팀.docx
@@ -1,6 +1,6 @@
 
 <file path=word/document.xml><?xml version="1.0" encoding="utf-8"?>
-<w:document xmlns:r="http://schemas.openxmlformats.org/officeDocument/2006/relationships" xmlns:w="http://schemas.openxmlformats.org/wordprocessingml/2006/main">
+<w:document xmlns:w="http://schemas.openxmlformats.org/wordprocessingml/2006/main" xmlns:r="http://schemas.openxmlformats.org/officeDocument/2006/relationships">
   <w:body>
     <w:p>
       <w:pPr>
@@ -9,18 +9,23 @@
       <w:r>
         <w:t xml:space="preserve">성능 및 부하 테스트</w:t>
       </w:r>
-    </w:p>
-    <w:p>
+      <w:r>
+        <w:br/>
+      </w:r>
       <w:r>
         <w:t xml:space="preserve">계획 및 결과 보고서</w:t>
       </w:r>
     </w:p>
     <w:p>
+      <w:pPr>
+        <w:pStyle w:val="Subtitle"/>
+      </w:pPr>
       <w:r>
         <w:t xml:space="preserve">SK네트웍스 Family AI 31기 · 1팀</w:t>
       </w:r>
-    </w:p>
-    <w:p>
+      <w:r>
+        <w:br/>
+      </w:r>
       <w:r>
         <w:t xml:space="preserve">헤이,짜비 (Hey Zzabi)</w:t>
       </w:r>
@@ -36,10 +41,16 @@
           <w:insideH w:val="single" w:sz="4" w:color="D6DEE8"/>
           <w:insideV w:val="single" w:sz="4" w:color="D6DEE8"/>
         </w:tblBorders>
+        <w:tblCellMar>
+          <w:top w:w="90" w:type="dxa"/>
+          <w:left w:w="100" w:type="dxa"/>
+          <w:bottom w:w="90" w:type="dxa"/>
+          <w:right w:w="100" w:type="dxa"/>
+        </w:tblCellMar>
       </w:tblPr>
       <w:tblGrid>
-        <w:gridCol w:w="4800"/>
-        <w:gridCol w:w="4800"/>
+        <w:gridCol w:w="2300"/>
+        <w:gridCol w:w="7300"/>
       </w:tblGrid>
       <w:tr>
         <w:trPr>
@@ -48,7 +59,7 @@
         </w:trPr>
         <w:tc>
           <w:tcPr>
-            <w:tcW w:w="4800" w:type="dxa"/>
+            <w:tcW w:w="2300" w:type="dxa"/>
             <w:shd w:fill="E3ECF6"/>
           </w:tcPr>
           <w:p>
@@ -62,7 +73,7 @@
         </w:tc>
         <w:tc>
           <w:tcPr>
-            <w:tcW w:w="4800" w:type="dxa"/>
+            <w:tcW w:w="7300" w:type="dxa"/>
             <w:shd w:fill="E3ECF6"/>
           </w:tcPr>
           <w:p>
@@ -81,7 +92,7 @@
         </w:trPr>
         <w:tc>
           <w:tcPr>
-            <w:tcW w:w="4800" w:type="dxa"/>
+            <w:tcW w:w="2300" w:type="dxa"/>
           </w:tcPr>
           <w:p>
             <w:pPr>
@@ -94,7 +105,7 @@
         </w:tc>
         <w:tc>
           <w:tcPr>
-            <w:tcW w:w="4800" w:type="dxa"/>
+            <w:tcW w:w="7300" w:type="dxa"/>
           </w:tcPr>
           <w:p>
             <w:pPr>
@@ -112,7 +123,7 @@
         </w:trPr>
         <w:tc>
           <w:tcPr>
-            <w:tcW w:w="4800" w:type="dxa"/>
+            <w:tcW w:w="2300" w:type="dxa"/>
           </w:tcPr>
           <w:p>
             <w:pPr>
@@ -125,25 +136,25 @@
         </w:tc>
         <w:tc>
           <w:tcPr>
-            <w:tcW w:w="4800" w:type="dxa"/>
-          </w:tcPr>
-          <w:p>
-            <w:pPr>
-              <w:pStyle w:val="TableText"/>
-            </w:pPr>
-            <w:r>
-              <w:t xml:space="preserve">v1.2 · 담당자 재배정·완료 부수 효과 검사 반영</w:t>
-            </w:r>
-          </w:p>
-        </w:tc>
-      </w:tr>
-      <w:tr>
-        <w:trPr>
-          <w:cantSplit/>
-        </w:trPr>
-        <w:tc>
-          <w:tcPr>
-            <w:tcW w:w="4800" w:type="dxa"/>
+            <w:tcW w:w="7300" w:type="dxa"/>
+          </w:tcPr>
+          <w:p>
+            <w:pPr>
+              <w:pStyle w:val="TableText"/>
+            </w:pPr>
+            <w:r>
+              <w:t xml:space="preserve">v0.9 · 데이터 규모 확장 및 쿼리 분석 반영</w:t>
+            </w:r>
+          </w:p>
+        </w:tc>
+      </w:tr>
+      <w:tr>
+        <w:trPr>
+          <w:cantSplit/>
+        </w:trPr>
+        <w:tc>
+          <w:tcPr>
+            <w:tcW w:w="2300" w:type="dxa"/>
           </w:tcPr>
           <w:p>
             <w:pPr>
@@ -156,25 +167,25 @@
         </w:tc>
         <w:tc>
           <w:tcPr>
-            <w:tcW w:w="4800" w:type="dxa"/>
-          </w:tcPr>
-          <w:p>
-            <w:pPr>
-              <w:pStyle w:val="TableText"/>
-            </w:pPr>
-            <w:r>
-              <w:t xml:space="preserve">2026-10-02</w:t>
-            </w:r>
-          </w:p>
-        </w:tc>
-      </w:tr>
-      <w:tr>
-        <w:trPr>
-          <w:cantSplit/>
-        </w:trPr>
-        <w:tc>
-          <w:tcPr>
-            <w:tcW w:w="4800" w:type="dxa"/>
+            <w:tcW w:w="7300" w:type="dxa"/>
+          </w:tcPr>
+          <w:p>
+            <w:pPr>
+              <w:pStyle w:val="TableText"/>
+            </w:pPr>
+            <w:r>
+              <w:t xml:space="preserve">2026-10-01</w:t>
+            </w:r>
+          </w:p>
+        </w:tc>
+      </w:tr>
+      <w:tr>
+        <w:trPr>
+          <w:cantSplit/>
+        </w:trPr>
+        <w:tc>
+          <w:tcPr>
+            <w:tcW w:w="2300" w:type="dxa"/>
           </w:tcPr>
           <w:p>
             <w:pPr>
@@ -187,25 +198,25 @@
         </w:tc>
         <w:tc>
           <w:tcPr>
-            <w:tcW w:w="4800" w:type="dxa"/>
-          </w:tcPr>
-          <w:p>
-            <w:pPr>
-              <w:pStyle w:val="TableText"/>
-            </w:pPr>
-            <w:r>
-              <w:t xml:space="preserve">조회 반복 잠정 기준 충족. 과제 수정·상태 교차 경합 및 재배정·완료 부수 효과 검사 완료. 전체 계획은 부분 수행</w:t>
-            </w:r>
-          </w:p>
-        </w:tc>
-      </w:tr>
-      <w:tr>
-        <w:trPr>
-          <w:cantSplit/>
-        </w:trPr>
-        <w:tc>
-          <w:tcPr>
-            <w:tcW w:w="4800" w:type="dxa"/>
+            <w:tcW w:w="7300" w:type="dxa"/>
+          </w:tcPr>
+          <w:p>
+            <w:pPr>
+              <w:pStyle w:val="TableText"/>
+            </w:pPr>
+            <w:r>
+              <w:t xml:space="preserve">기존 반복 검증 및 프로젝트 50개·업무 2,000개 확장 측정 완료. 확장 후 응답시간 잠정 기준 미달</w:t>
+            </w:r>
+          </w:p>
+        </w:tc>
+      </w:tr>
+      <w:tr>
+        <w:trPr>
+          <w:cantSplit/>
+        </w:trPr>
+        <w:tc>
+          <w:tcPr>
+            <w:tcW w:w="2300" w:type="dxa"/>
           </w:tcPr>
           <w:p>
             <w:pPr>
@@ -218,7 +229,7 @@
         </w:tc>
         <w:tc>
           <w:tcPr>
-            <w:tcW w:w="4800" w:type="dxa"/>
+            <w:tcW w:w="7300" w:type="dxa"/>
           </w:tcPr>
           <w:p>
             <w:pPr>
@@ -236,7 +247,7 @@
         </w:trPr>
         <w:tc>
           <w:tcPr>
-            <w:tcW w:w="4800" w:type="dxa"/>
+            <w:tcW w:w="2300" w:type="dxa"/>
           </w:tcPr>
           <w:p>
             <w:pPr>
@@ -249,7 +260,7 @@
         </w:tc>
         <w:tc>
           <w:tcPr>
-            <w:tcW w:w="4800" w:type="dxa"/>
+            <w:tcW w:w="7300" w:type="dxa"/>
           </w:tcPr>
           <w:p>
             <w:pPr>
@@ -262,6 +273,11 @@
         </w:tc>
       </w:tr>
     </w:tbl>
+    <w:p>
+      <w:r>
+        <w:t xml:space="preserve"/>
+      </w:r>
+    </w:p>
     <w:p>
       <w:pPr>
         <w:pStyle w:val="Heading2"/>
@@ -272,7 +288,7 @@
     </w:p>
     <w:p>
       <w:r>
-        <w:t xml:space="preserve">본 문서는 테스트 계획과 단계별 수행 기록이다. 2장은 최초 사전 점검 이력이며, 7장은 현재 수행 상태를 요약한다. 실제 로컬 측정 조건·결과는 11~17장에 기록했다. 14~15장은 이전 측정 이력이며 최신 조회 개선·반복 결과는 16장, 동시 수정 결과는 17장이다. 과거 배포 문서의 기록과 이번 실측을 구분한다. 합격 기준은 잠정 제안이며 측정 조건 내 충족 여부만 판단한다. 이번 개정은 2026-10-02 조회 최적화와 동시 수정 결함의 개선·재시험 결과를 반영했다. 보고서 갱신 중 추가 부하 실행은 하지 않았다.</w:t>
+        <w:t xml:space="preserve">본 문서는 테스트 계획과 단계별 수행 기록이다. 2장은 최초 사전 점검 이력이며, 7장은 현재 수행 상태를 요약한다. 실제 로컬 측정 조건·결과는 11~15장에 기록했다. 14장은 소규모 반복 결과, 15장은 최신 데이터 확장 결과다. 과거 배포 문서의 기록과 이번 실측을 구분한다. 합격 기준은 잠정 제안이며 측정 조건 내 충족 여부만 판단한다. 이번 개정은 완료된 데이터 확장 측정의 원시 결과를 반영했다. 보고서 갱신 중 추가 부하 실행은 하지 않았다.</w:t>
       </w:r>
     </w:p>
     <w:p>
@@ -333,10 +349,16 @@
           <w:insideH w:val="single" w:sz="4" w:color="D6DEE8"/>
           <w:insideV w:val="single" w:sz="4" w:color="D6DEE8"/>
         </w:tblBorders>
+        <w:tblCellMar>
+          <w:top w:w="90" w:type="dxa"/>
+          <w:left w:w="100" w:type="dxa"/>
+          <w:bottom w:w="90" w:type="dxa"/>
+          <w:right w:w="100" w:type="dxa"/>
+        </w:tblCellMar>
       </w:tblPr>
       <w:tblGrid>
-        <w:gridCol w:w="4800"/>
-        <w:gridCol w:w="4800"/>
+        <w:gridCol w:w="2300"/>
+        <w:gridCol w:w="7300"/>
       </w:tblGrid>
       <w:tr>
         <w:trPr>
@@ -345,7 +367,7 @@
         </w:trPr>
         <w:tc>
           <w:tcPr>
-            <w:tcW w:w="4800" w:type="dxa"/>
+            <w:tcW w:w="2300" w:type="dxa"/>
             <w:shd w:fill="E3ECF6"/>
           </w:tcPr>
           <w:p>
@@ -359,7 +381,7 @@
         </w:tc>
         <w:tc>
           <w:tcPr>
-            <w:tcW w:w="4800" w:type="dxa"/>
+            <w:tcW w:w="7300" w:type="dxa"/>
             <w:shd w:fill="E3ECF6"/>
           </w:tcPr>
           <w:p>
@@ -378,7 +400,7 @@
         </w:trPr>
         <w:tc>
           <w:tcPr>
-            <w:tcW w:w="4800" w:type="dxa"/>
+            <w:tcW w:w="2300" w:type="dxa"/>
           </w:tcPr>
           <w:p>
             <w:pPr>
@@ -391,7 +413,7 @@
         </w:tc>
         <w:tc>
           <w:tcPr>
-            <w:tcW w:w="4800" w:type="dxa"/>
+            <w:tcW w:w="7300" w:type="dxa"/>
           </w:tcPr>
           <w:p>
             <w:pPr>
@@ -409,7 +431,7 @@
         </w:trPr>
         <w:tc>
           <w:tcPr>
-            <w:tcW w:w="4800" w:type="dxa"/>
+            <w:tcW w:w="2300" w:type="dxa"/>
           </w:tcPr>
           <w:p>
             <w:pPr>
@@ -422,7 +444,7 @@
         </w:tc>
         <w:tc>
           <w:tcPr>
-            <w:tcW w:w="4800" w:type="dxa"/>
+            <w:tcW w:w="7300" w:type="dxa"/>
           </w:tcPr>
           <w:p>
             <w:pPr>
@@ -440,7 +462,7 @@
         </w:trPr>
         <w:tc>
           <w:tcPr>
-            <w:tcW w:w="4800" w:type="dxa"/>
+            <w:tcW w:w="2300" w:type="dxa"/>
           </w:tcPr>
           <w:p>
             <w:pPr>
@@ -453,7 +475,7 @@
         </w:tc>
         <w:tc>
           <w:tcPr>
-            <w:tcW w:w="4800" w:type="dxa"/>
+            <w:tcW w:w="7300" w:type="dxa"/>
           </w:tcPr>
           <w:p>
             <w:pPr>
@@ -466,6 +488,11 @@
         </w:tc>
       </w:tr>
     </w:tbl>
+    <w:p>
+      <w:r>
+        <w:t xml:space="preserve"/>
+      </w:r>
+    </w:p>
     <w:p>
       <w:pPr>
         <w:pStyle w:val="Heading2"/>
@@ -490,10 +517,16 @@
           <w:insideH w:val="single" w:sz="4" w:color="D6DEE8"/>
           <w:insideV w:val="single" w:sz="4" w:color="D6DEE8"/>
         </w:tblBorders>
+        <w:tblCellMar>
+          <w:top w:w="90" w:type="dxa"/>
+          <w:left w:w="100" w:type="dxa"/>
+          <w:bottom w:w="90" w:type="dxa"/>
+          <w:right w:w="100" w:type="dxa"/>
+        </w:tblCellMar>
       </w:tblPr>
       <w:tblGrid>
-        <w:gridCol w:w="4800"/>
-        <w:gridCol w:w="4800"/>
+        <w:gridCol w:w="2300"/>
+        <w:gridCol w:w="7300"/>
       </w:tblGrid>
       <w:tr>
         <w:trPr>
@@ -502,7 +535,7 @@
         </w:trPr>
         <w:tc>
           <w:tcPr>
-            <w:tcW w:w="4800" w:type="dxa"/>
+            <w:tcW w:w="2300" w:type="dxa"/>
             <w:shd w:fill="E3ECF6"/>
           </w:tcPr>
           <w:p>
@@ -516,7 +549,7 @@
         </w:tc>
         <w:tc>
           <w:tcPr>
-            <w:tcW w:w="4800" w:type="dxa"/>
+            <w:tcW w:w="7300" w:type="dxa"/>
             <w:shd w:fill="E3ECF6"/>
           </w:tcPr>
           <w:p>
@@ -535,7 +568,7 @@
         </w:trPr>
         <w:tc>
           <w:tcPr>
-            <w:tcW w:w="4800" w:type="dxa"/>
+            <w:tcW w:w="2300" w:type="dxa"/>
           </w:tcPr>
           <w:p>
             <w:pPr>
@@ -548,7 +581,7 @@
         </w:tc>
         <w:tc>
           <w:tcPr>
-            <w:tcW w:w="4800" w:type="dxa"/>
+            <w:tcW w:w="7300" w:type="dxa"/>
           </w:tcPr>
           <w:p>
             <w:pPr>
@@ -566,7 +599,7 @@
         </w:trPr>
         <w:tc>
           <w:tcPr>
-            <w:tcW w:w="4800" w:type="dxa"/>
+            <w:tcW w:w="2300" w:type="dxa"/>
           </w:tcPr>
           <w:p>
             <w:pPr>
@@ -579,7 +612,7 @@
         </w:tc>
         <w:tc>
           <w:tcPr>
-            <w:tcW w:w="4800" w:type="dxa"/>
+            <w:tcW w:w="7300" w:type="dxa"/>
           </w:tcPr>
           <w:p>
             <w:pPr>
@@ -597,7 +630,7 @@
         </w:trPr>
         <w:tc>
           <w:tcPr>
-            <w:tcW w:w="4800" w:type="dxa"/>
+            <w:tcW w:w="2300" w:type="dxa"/>
           </w:tcPr>
           <w:p>
             <w:pPr>
@@ -610,7 +643,7 @@
         </w:tc>
         <w:tc>
           <w:tcPr>
-            <w:tcW w:w="4800" w:type="dxa"/>
+            <w:tcW w:w="7300" w:type="dxa"/>
           </w:tcPr>
           <w:p>
             <w:pPr>
@@ -628,7 +661,7 @@
         </w:trPr>
         <w:tc>
           <w:tcPr>
-            <w:tcW w:w="4800" w:type="dxa"/>
+            <w:tcW w:w="2300" w:type="dxa"/>
           </w:tcPr>
           <w:p>
             <w:pPr>
@@ -641,7 +674,7 @@
         </w:tc>
         <w:tc>
           <w:tcPr>
-            <w:tcW w:w="4800" w:type="dxa"/>
+            <w:tcW w:w="7300" w:type="dxa"/>
           </w:tcPr>
           <w:p>
             <w:pPr>
@@ -659,7 +692,7 @@
         </w:trPr>
         <w:tc>
           <w:tcPr>
-            <w:tcW w:w="4800" w:type="dxa"/>
+            <w:tcW w:w="2300" w:type="dxa"/>
           </w:tcPr>
           <w:p>
             <w:pPr>
@@ -672,7 +705,7 @@
         </w:tc>
         <w:tc>
           <w:tcPr>
-            <w:tcW w:w="4800" w:type="dxa"/>
+            <w:tcW w:w="7300" w:type="dxa"/>
           </w:tcPr>
           <w:p>
             <w:pPr>
@@ -690,7 +723,7 @@
         </w:trPr>
         <w:tc>
           <w:tcPr>
-            <w:tcW w:w="4800" w:type="dxa"/>
+            <w:tcW w:w="2300" w:type="dxa"/>
           </w:tcPr>
           <w:p>
             <w:pPr>
@@ -703,7 +736,7 @@
         </w:tc>
         <w:tc>
           <w:tcPr>
-            <w:tcW w:w="4800" w:type="dxa"/>
+            <w:tcW w:w="7300" w:type="dxa"/>
           </w:tcPr>
           <w:p>
             <w:pPr>
@@ -716,6 +749,11 @@
         </w:tc>
       </w:tr>
     </w:tbl>
+    <w:p>
+      <w:r>
+        <w:t xml:space="preserve"/>
+      </w:r>
+    </w:p>
     <w:p>
       <w:r>
         <w:t xml:space="preserve">위 내용은 코드에 근거한 검증 가설이며, 부하로 재현된 결함이나 측정 결과가 아니다.</w:t>
@@ -758,11 +796,17 @@
           <w:insideH w:val="single" w:sz="4" w:color="D6DEE8"/>
           <w:insideV w:val="single" w:sz="4" w:color="D6DEE8"/>
         </w:tblBorders>
+        <w:tblCellMar>
+          <w:top w:w="90" w:type="dxa"/>
+          <w:left w:w="100" w:type="dxa"/>
+          <w:bottom w:w="90" w:type="dxa"/>
+          <w:right w:w="100" w:type="dxa"/>
+        </w:tblCellMar>
       </w:tblPr>
       <w:tblGrid>
-        <w:gridCol w:w="3200"/>
-        <w:gridCol w:w="3200"/>
-        <w:gridCol w:w="3200"/>
+        <w:gridCol w:w="2050"/>
+        <w:gridCol w:w="5200"/>
+        <w:gridCol w:w="2350"/>
       </w:tblGrid>
       <w:tr>
         <w:trPr>
@@ -771,7 +815,7 @@
         </w:trPr>
         <w:tc>
           <w:tcPr>
-            <w:tcW w:w="3200" w:type="dxa"/>
+            <w:tcW w:w="2050" w:type="dxa"/>
             <w:shd w:fill="E3ECF6"/>
           </w:tcPr>
           <w:p>
@@ -785,7 +829,7 @@
         </w:tc>
         <w:tc>
           <w:tcPr>
-            <w:tcW w:w="3200" w:type="dxa"/>
+            <w:tcW w:w="5200" w:type="dxa"/>
             <w:shd w:fill="E3ECF6"/>
           </w:tcPr>
           <w:p>
@@ -799,7 +843,7 @@
         </w:tc>
         <w:tc>
           <w:tcPr>
-            <w:tcW w:w="3200" w:type="dxa"/>
+            <w:tcW w:w="2350" w:type="dxa"/>
             <w:shd w:fill="E3ECF6"/>
           </w:tcPr>
           <w:p>
@@ -818,7 +862,7 @@
         </w:trPr>
         <w:tc>
           <w:tcPr>
-            <w:tcW w:w="3200" w:type="dxa"/>
+            <w:tcW w:w="2050" w:type="dxa"/>
           </w:tcPr>
           <w:p>
             <w:pPr>
@@ -831,7 +875,7 @@
         </w:tc>
         <w:tc>
           <w:tcPr>
-            <w:tcW w:w="3200" w:type="dxa"/>
+            <w:tcW w:w="5200" w:type="dxa"/>
           </w:tcPr>
           <w:p>
             <w:pPr>
@@ -844,7 +888,7 @@
         </w:tc>
         <w:tc>
           <w:tcPr>
-            <w:tcW w:w="3200" w:type="dxa"/>
+            <w:tcW w:w="2350" w:type="dxa"/>
           </w:tcPr>
           <w:p>
             <w:pPr>
@@ -862,7 +906,7 @@
         </w:trPr>
         <w:tc>
           <w:tcPr>
-            <w:tcW w:w="3200" w:type="dxa"/>
+            <w:tcW w:w="2050" w:type="dxa"/>
           </w:tcPr>
           <w:p>
             <w:pPr>
@@ -875,7 +919,7 @@
         </w:tc>
         <w:tc>
           <w:tcPr>
-            <w:tcW w:w="3200" w:type="dxa"/>
+            <w:tcW w:w="5200" w:type="dxa"/>
           </w:tcPr>
           <w:p>
             <w:pPr>
@@ -888,7 +932,7 @@
         </w:tc>
         <w:tc>
           <w:tcPr>
-            <w:tcW w:w="3200" w:type="dxa"/>
+            <w:tcW w:w="2350" w:type="dxa"/>
           </w:tcPr>
           <w:p>
             <w:pPr>
@@ -906,7 +950,7 @@
         </w:trPr>
         <w:tc>
           <w:tcPr>
-            <w:tcW w:w="3200" w:type="dxa"/>
+            <w:tcW w:w="2050" w:type="dxa"/>
           </w:tcPr>
           <w:p>
             <w:pPr>
@@ -919,7 +963,7 @@
         </w:tc>
         <w:tc>
           <w:tcPr>
-            <w:tcW w:w="3200" w:type="dxa"/>
+            <w:tcW w:w="5200" w:type="dxa"/>
           </w:tcPr>
           <w:p>
             <w:pPr>
@@ -932,7 +976,7 @@
         </w:tc>
         <w:tc>
           <w:tcPr>
-            <w:tcW w:w="3200" w:type="dxa"/>
+            <w:tcW w:w="2350" w:type="dxa"/>
           </w:tcPr>
           <w:p>
             <w:pPr>
@@ -950,7 +994,7 @@
         </w:trPr>
         <w:tc>
           <w:tcPr>
-            <w:tcW w:w="3200" w:type="dxa"/>
+            <w:tcW w:w="2050" w:type="dxa"/>
           </w:tcPr>
           <w:p>
             <w:pPr>
@@ -963,7 +1007,7 @@
         </w:tc>
         <w:tc>
           <w:tcPr>
-            <w:tcW w:w="3200" w:type="dxa"/>
+            <w:tcW w:w="5200" w:type="dxa"/>
           </w:tcPr>
           <w:p>
             <w:pPr>
@@ -976,7 +1020,7 @@
         </w:tc>
         <w:tc>
           <w:tcPr>
-            <w:tcW w:w="3200" w:type="dxa"/>
+            <w:tcW w:w="2350" w:type="dxa"/>
           </w:tcPr>
           <w:p>
             <w:pPr>
@@ -994,7 +1038,7 @@
         </w:trPr>
         <w:tc>
           <w:tcPr>
-            <w:tcW w:w="3200" w:type="dxa"/>
+            <w:tcW w:w="2050" w:type="dxa"/>
           </w:tcPr>
           <w:p>
             <w:pPr>
@@ -1007,7 +1051,7 @@
         </w:tc>
         <w:tc>
           <w:tcPr>
-            <w:tcW w:w="3200" w:type="dxa"/>
+            <w:tcW w:w="5200" w:type="dxa"/>
           </w:tcPr>
           <w:p>
             <w:pPr>
@@ -1020,7 +1064,7 @@
         </w:tc>
         <w:tc>
           <w:tcPr>
-            <w:tcW w:w="3200" w:type="dxa"/>
+            <w:tcW w:w="2350" w:type="dxa"/>
           </w:tcPr>
           <w:p>
             <w:pPr>
@@ -1038,7 +1082,7 @@
         </w:trPr>
         <w:tc>
           <w:tcPr>
-            <w:tcW w:w="3200" w:type="dxa"/>
+            <w:tcW w:w="2050" w:type="dxa"/>
           </w:tcPr>
           <w:p>
             <w:pPr>
@@ -1051,7 +1095,7 @@
         </w:tc>
         <w:tc>
           <w:tcPr>
-            <w:tcW w:w="3200" w:type="dxa"/>
+            <w:tcW w:w="5200" w:type="dxa"/>
           </w:tcPr>
           <w:p>
             <w:pPr>
@@ -1064,7 +1108,7 @@
         </w:tc>
         <w:tc>
           <w:tcPr>
-            <w:tcW w:w="3200" w:type="dxa"/>
+            <w:tcW w:w="2350" w:type="dxa"/>
           </w:tcPr>
           <w:p>
             <w:pPr>
@@ -1082,7 +1126,7 @@
         </w:trPr>
         <w:tc>
           <w:tcPr>
-            <w:tcW w:w="3200" w:type="dxa"/>
+            <w:tcW w:w="2050" w:type="dxa"/>
           </w:tcPr>
           <w:p>
             <w:pPr>
@@ -1095,7 +1139,7 @@
         </w:tc>
         <w:tc>
           <w:tcPr>
-            <w:tcW w:w="3200" w:type="dxa"/>
+            <w:tcW w:w="5200" w:type="dxa"/>
           </w:tcPr>
           <w:p>
             <w:pPr>
@@ -1108,7 +1152,7 @@
         </w:tc>
         <w:tc>
           <w:tcPr>
-            <w:tcW w:w="3200" w:type="dxa"/>
+            <w:tcW w:w="2350" w:type="dxa"/>
           </w:tcPr>
           <w:p>
             <w:pPr>
@@ -1126,7 +1170,7 @@
         </w:trPr>
         <w:tc>
           <w:tcPr>
-            <w:tcW w:w="3200" w:type="dxa"/>
+            <w:tcW w:w="2050" w:type="dxa"/>
           </w:tcPr>
           <w:p>
             <w:pPr>
@@ -1139,7 +1183,7 @@
         </w:tc>
         <w:tc>
           <w:tcPr>
-            <w:tcW w:w="3200" w:type="dxa"/>
+            <w:tcW w:w="5200" w:type="dxa"/>
           </w:tcPr>
           <w:p>
             <w:pPr>
@@ -1152,7 +1196,7 @@
         </w:tc>
         <w:tc>
           <w:tcPr>
-            <w:tcW w:w="3200" w:type="dxa"/>
+            <w:tcW w:w="2350" w:type="dxa"/>
           </w:tcPr>
           <w:p>
             <w:pPr>
@@ -1170,7 +1214,7 @@
         </w:trPr>
         <w:tc>
           <w:tcPr>
-            <w:tcW w:w="3200" w:type="dxa"/>
+            <w:tcW w:w="2050" w:type="dxa"/>
           </w:tcPr>
           <w:p>
             <w:pPr>
@@ -1183,7 +1227,7 @@
         </w:tc>
         <w:tc>
           <w:tcPr>
-            <w:tcW w:w="3200" w:type="dxa"/>
+            <w:tcW w:w="5200" w:type="dxa"/>
           </w:tcPr>
           <w:p>
             <w:pPr>
@@ -1196,7 +1240,7 @@
         </w:tc>
         <w:tc>
           <w:tcPr>
-            <w:tcW w:w="3200" w:type="dxa"/>
+            <w:tcW w:w="2350" w:type="dxa"/>
           </w:tcPr>
           <w:p>
             <w:pPr>
@@ -1209,6 +1253,11 @@
         </w:tc>
       </w:tr>
     </w:tbl>
+    <w:p>
+      <w:r>
+        <w:t xml:space="preserve"/>
+      </w:r>
+    </w:p>
     <w:p>
       <w:r>
         <w:t xml:space="preserve">환경변수는 설정 유무만 확인하였다. 비밀값은 보고서에 기록하지 않으며 DB 연결, AI 실호출, 부하 발생은 수행하지 않았다. 설정 존재는 연결 성공의 증거가 아니다.</w:t>
@@ -1233,10 +1282,16 @@
           <w:insideH w:val="single" w:sz="4" w:color="D6DEE8"/>
           <w:insideV w:val="single" w:sz="4" w:color="D6DEE8"/>
         </w:tblBorders>
+        <w:tblCellMar>
+          <w:top w:w="90" w:type="dxa"/>
+          <w:left w:w="100" w:type="dxa"/>
+          <w:bottom w:w="90" w:type="dxa"/>
+          <w:right w:w="100" w:type="dxa"/>
+        </w:tblCellMar>
       </w:tblPr>
       <w:tblGrid>
-        <w:gridCol w:w="4800"/>
-        <w:gridCol w:w="4800"/>
+        <w:gridCol w:w="2300"/>
+        <w:gridCol w:w="7300"/>
       </w:tblGrid>
       <w:tr>
         <w:trPr>
@@ -1245,7 +1300,7 @@
         </w:trPr>
         <w:tc>
           <w:tcPr>
-            <w:tcW w:w="4800" w:type="dxa"/>
+            <w:tcW w:w="2300" w:type="dxa"/>
             <w:shd w:fill="E3ECF6"/>
           </w:tcPr>
           <w:p>
@@ -1259,7 +1314,7 @@
         </w:tc>
         <w:tc>
           <w:tcPr>
-            <w:tcW w:w="4800" w:type="dxa"/>
+            <w:tcW w:w="7300" w:type="dxa"/>
             <w:shd w:fill="E3ECF6"/>
           </w:tcPr>
           <w:p>
@@ -1278,7 +1333,7 @@
         </w:trPr>
         <w:tc>
           <w:tcPr>
-            <w:tcW w:w="4800" w:type="dxa"/>
+            <w:tcW w:w="2300" w:type="dxa"/>
           </w:tcPr>
           <w:p>
             <w:pPr>
@@ -1291,7 +1346,7 @@
         </w:tc>
         <w:tc>
           <w:tcPr>
-            <w:tcW w:w="4800" w:type="dxa"/>
+            <w:tcW w:w="7300" w:type="dxa"/>
           </w:tcPr>
           <w:p>
             <w:pPr>
@@ -1309,7 +1364,7 @@
         </w:trPr>
         <w:tc>
           <w:tcPr>
-            <w:tcW w:w="4800" w:type="dxa"/>
+            <w:tcW w:w="2300" w:type="dxa"/>
           </w:tcPr>
           <w:p>
             <w:pPr>
@@ -1322,7 +1377,7 @@
         </w:tc>
         <w:tc>
           <w:tcPr>
-            <w:tcW w:w="4800" w:type="dxa"/>
+            <w:tcW w:w="7300" w:type="dxa"/>
           </w:tcPr>
           <w:p>
             <w:pPr>
@@ -1340,7 +1395,7 @@
         </w:trPr>
         <w:tc>
           <w:tcPr>
-            <w:tcW w:w="4800" w:type="dxa"/>
+            <w:tcW w:w="2300" w:type="dxa"/>
           </w:tcPr>
           <w:p>
             <w:pPr>
@@ -1353,7 +1408,7 @@
         </w:tc>
         <w:tc>
           <w:tcPr>
-            <w:tcW w:w="4800" w:type="dxa"/>
+            <w:tcW w:w="7300" w:type="dxa"/>
           </w:tcPr>
           <w:p>
             <w:pPr>
@@ -1366,6 +1421,11 @@
         </w:tc>
       </w:tr>
     </w:tbl>
+    <w:p>
+      <w:r>
+        <w:t xml:space="preserve"/>
+      </w:r>
+    </w:p>
     <w:p>
       <w:pPr>
         <w:pStyle w:val="Heading2"/>
@@ -1416,6 +1476,12 @@
           <w:insideH w:val="single" w:sz="4" w:color="D6DEE8"/>
           <w:insideV w:val="single" w:sz="4" w:color="D6DEE8"/>
         </w:tblBorders>
+        <w:tblCellMar>
+          <w:top w:w="90" w:type="dxa"/>
+          <w:left w:w="100" w:type="dxa"/>
+          <w:bottom w:w="90" w:type="dxa"/>
+          <w:right w:w="100" w:type="dxa"/>
+        </w:tblCellMar>
       </w:tblPr>
       <w:tblGrid>
         <w:gridCol w:w="2400"/>
@@ -1714,6 +1780,11 @@
         </w:tc>
       </w:tr>
     </w:tbl>
+    <w:p>
+      <w:r>
+        <w:t xml:space="preserve"/>
+      </w:r>
+    </w:p>
     <w:p>
       <w:r>
         <w:t xml:space="preserve">위 값은 운영 분포를 확보하기 전 탐색용 데이터다. 음성 길이와 용량은 독립적으로 기록하고 유효한 파일을 사용한다. 문서 파싱은 10MB 이하의 정상 파일과 크기 경계 초과 파일을 구분한다. 생성 데이터는 난수 시드와 생성 스크립트 버전을 기록한다.</w:t>
@@ -1743,11 +1814,17 @@
           <w:insideH w:val="single" w:sz="4" w:color="D6DEE8"/>
           <w:insideV w:val="single" w:sz="4" w:color="D6DEE8"/>
         </w:tblBorders>
+        <w:tblCellMar>
+          <w:top w:w="90" w:type="dxa"/>
+          <w:left w:w="100" w:type="dxa"/>
+          <w:bottom w:w="90" w:type="dxa"/>
+          <w:right w:w="100" w:type="dxa"/>
+        </w:tblCellMar>
       </w:tblPr>
       <w:tblGrid>
-        <w:gridCol w:w="3200"/>
-        <w:gridCol w:w="3200"/>
-        <w:gridCol w:w="3200"/>
+        <w:gridCol w:w="2050"/>
+        <w:gridCol w:w="5200"/>
+        <w:gridCol w:w="2350"/>
       </w:tblGrid>
       <w:tr>
         <w:trPr>
@@ -1756,7 +1833,7 @@
         </w:trPr>
         <w:tc>
           <w:tcPr>
-            <w:tcW w:w="3200" w:type="dxa"/>
+            <w:tcW w:w="2050" w:type="dxa"/>
             <w:shd w:fill="E3ECF6"/>
           </w:tcPr>
           <w:p>
@@ -1770,7 +1847,7 @@
         </w:tc>
         <w:tc>
           <w:tcPr>
-            <w:tcW w:w="3200" w:type="dxa"/>
+            <w:tcW w:w="5200" w:type="dxa"/>
             <w:shd w:fill="E3ECF6"/>
           </w:tcPr>
           <w:p>
@@ -1784,7 +1861,7 @@
         </w:tc>
         <w:tc>
           <w:tcPr>
-            <w:tcW w:w="3200" w:type="dxa"/>
+            <w:tcW w:w="2350" w:type="dxa"/>
             <w:shd w:fill="E3ECF6"/>
           </w:tcPr>
           <w:p>
@@ -1803,7 +1880,7 @@
         </w:trPr>
         <w:tc>
           <w:tcPr>
-            <w:tcW w:w="3200" w:type="dxa"/>
+            <w:tcW w:w="2050" w:type="dxa"/>
           </w:tcPr>
           <w:p>
             <w:pPr>
@@ -1816,7 +1893,7 @@
         </w:tc>
         <w:tc>
           <w:tcPr>
-            <w:tcW w:w="3200" w:type="dxa"/>
+            <w:tcW w:w="5200" w:type="dxa"/>
           </w:tcPr>
           <w:p>
             <w:pPr>
@@ -1829,7 +1906,7 @@
         </w:tc>
         <w:tc>
           <w:tcPr>
-            <w:tcW w:w="3200" w:type="dxa"/>
+            <w:tcW w:w="2350" w:type="dxa"/>
           </w:tcPr>
           <w:p>
             <w:pPr>
@@ -1847,7 +1924,7 @@
         </w:trPr>
         <w:tc>
           <w:tcPr>
-            <w:tcW w:w="3200" w:type="dxa"/>
+            <w:tcW w:w="2050" w:type="dxa"/>
           </w:tcPr>
           <w:p>
             <w:pPr>
@@ -1860,7 +1937,7 @@
         </w:tc>
         <w:tc>
           <w:tcPr>
-            <w:tcW w:w="3200" w:type="dxa"/>
+            <w:tcW w:w="5200" w:type="dxa"/>
           </w:tcPr>
           <w:p>
             <w:pPr>
@@ -1873,7 +1950,7 @@
         </w:tc>
         <w:tc>
           <w:tcPr>
-            <w:tcW w:w="3200" w:type="dxa"/>
+            <w:tcW w:w="2350" w:type="dxa"/>
           </w:tcPr>
           <w:p>
             <w:pPr>
@@ -1891,7 +1968,7 @@
         </w:trPr>
         <w:tc>
           <w:tcPr>
-            <w:tcW w:w="3200" w:type="dxa"/>
+            <w:tcW w:w="2050" w:type="dxa"/>
           </w:tcPr>
           <w:p>
             <w:pPr>
@@ -1904,7 +1981,7 @@
         </w:tc>
         <w:tc>
           <w:tcPr>
-            <w:tcW w:w="3200" w:type="dxa"/>
+            <w:tcW w:w="5200" w:type="dxa"/>
           </w:tcPr>
           <w:p>
             <w:pPr>
@@ -1917,7 +1994,7 @@
         </w:tc>
         <w:tc>
           <w:tcPr>
-            <w:tcW w:w="3200" w:type="dxa"/>
+            <w:tcW w:w="2350" w:type="dxa"/>
           </w:tcPr>
           <w:p>
             <w:pPr>
@@ -1935,7 +2012,7 @@
         </w:trPr>
         <w:tc>
           <w:tcPr>
-            <w:tcW w:w="3200" w:type="dxa"/>
+            <w:tcW w:w="2050" w:type="dxa"/>
           </w:tcPr>
           <w:p>
             <w:pPr>
@@ -1948,7 +2025,7 @@
         </w:tc>
         <w:tc>
           <w:tcPr>
-            <w:tcW w:w="3200" w:type="dxa"/>
+            <w:tcW w:w="5200" w:type="dxa"/>
           </w:tcPr>
           <w:p>
             <w:pPr>
@@ -1961,7 +2038,7 @@
         </w:tc>
         <w:tc>
           <w:tcPr>
-            <w:tcW w:w="3200" w:type="dxa"/>
+            <w:tcW w:w="2350" w:type="dxa"/>
           </w:tcPr>
           <w:p>
             <w:pPr>
@@ -1974,6 +2051,11 @@
         </w:tc>
       </w:tr>
     </w:tbl>
+    <w:p>
+      <w:r>
+        <w:t xml:space="preserve"/>
+      </w:r>
+    </w:p>
     <w:p>
       <w:r>
         <w:t xml:space="preserve">로그인은 사용자 세션 시작 시 수행하고 이후 쿠키를 유지한다. 일반 사용자 80%, PM 20%, 행동 간 대기 2~5초를 시작안으로 사용한다. 로그인 급증과 토큰 만료·갱신은 별도 시나리오로 분리한다. AI 생성·폴링은 위 비율과 독립된 부하로 추가한다.</w:t>
@@ -1998,10 +2080,16 @@
           <w:insideH w:val="single" w:sz="4" w:color="D6DEE8"/>
           <w:insideV w:val="single" w:sz="4" w:color="D6DEE8"/>
         </w:tblBorders>
+        <w:tblCellMar>
+          <w:top w:w="90" w:type="dxa"/>
+          <w:left w:w="100" w:type="dxa"/>
+          <w:bottom w:w="90" w:type="dxa"/>
+          <w:right w:w="100" w:type="dxa"/>
+        </w:tblCellMar>
       </w:tblPr>
       <w:tblGrid>
-        <w:gridCol w:w="4800"/>
-        <w:gridCol w:w="4800"/>
+        <w:gridCol w:w="2300"/>
+        <w:gridCol w:w="7300"/>
       </w:tblGrid>
       <w:tr>
         <w:trPr>
@@ -2010,7 +2098,7 @@
         </w:trPr>
         <w:tc>
           <w:tcPr>
-            <w:tcW w:w="4800" w:type="dxa"/>
+            <w:tcW w:w="2300" w:type="dxa"/>
             <w:shd w:fill="E3ECF6"/>
           </w:tcPr>
           <w:p>
@@ -2024,7 +2112,7 @@
         </w:tc>
         <w:tc>
           <w:tcPr>
-            <w:tcW w:w="4800" w:type="dxa"/>
+            <w:tcW w:w="7300" w:type="dxa"/>
             <w:shd w:fill="E3ECF6"/>
           </w:tcPr>
           <w:p>
@@ -2043,7 +2131,7 @@
         </w:trPr>
         <w:tc>
           <w:tcPr>
-            <w:tcW w:w="4800" w:type="dxa"/>
+            <w:tcW w:w="2300" w:type="dxa"/>
           </w:tcPr>
           <w:p>
             <w:pPr>
@@ -2056,7 +2144,7 @@
         </w:tc>
         <w:tc>
           <w:tcPr>
-            <w:tcW w:w="4800" w:type="dxa"/>
+            <w:tcW w:w="7300" w:type="dxa"/>
           </w:tcPr>
           <w:p>
             <w:pPr>
@@ -2074,7 +2162,7 @@
         </w:trPr>
         <w:tc>
           <w:tcPr>
-            <w:tcW w:w="4800" w:type="dxa"/>
+            <w:tcW w:w="2300" w:type="dxa"/>
           </w:tcPr>
           <w:p>
             <w:pPr>
@@ -2087,7 +2175,7 @@
         </w:tc>
         <w:tc>
           <w:tcPr>
-            <w:tcW w:w="4800" w:type="dxa"/>
+            <w:tcW w:w="7300" w:type="dxa"/>
           </w:tcPr>
           <w:p>
             <w:pPr>
@@ -2105,7 +2193,7 @@
         </w:trPr>
         <w:tc>
           <w:tcPr>
-            <w:tcW w:w="4800" w:type="dxa"/>
+            <w:tcW w:w="2300" w:type="dxa"/>
           </w:tcPr>
           <w:p>
             <w:pPr>
@@ -2118,7 +2206,7 @@
         </w:tc>
         <w:tc>
           <w:tcPr>
-            <w:tcW w:w="4800" w:type="dxa"/>
+            <w:tcW w:w="7300" w:type="dxa"/>
           </w:tcPr>
           <w:p>
             <w:pPr>
@@ -2136,7 +2224,7 @@
         </w:trPr>
         <w:tc>
           <w:tcPr>
-            <w:tcW w:w="4800" w:type="dxa"/>
+            <w:tcW w:w="2300" w:type="dxa"/>
           </w:tcPr>
           <w:p>
             <w:pPr>
@@ -2149,7 +2237,7 @@
         </w:tc>
         <w:tc>
           <w:tcPr>
-            <w:tcW w:w="4800" w:type="dxa"/>
+            <w:tcW w:w="7300" w:type="dxa"/>
           </w:tcPr>
           <w:p>
             <w:pPr>
@@ -2167,7 +2255,7 @@
         </w:trPr>
         <w:tc>
           <w:tcPr>
-            <w:tcW w:w="4800" w:type="dxa"/>
+            <w:tcW w:w="2300" w:type="dxa"/>
           </w:tcPr>
           <w:p>
             <w:pPr>
@@ -2180,7 +2268,7 @@
         </w:tc>
         <w:tc>
           <w:tcPr>
-            <w:tcW w:w="4800" w:type="dxa"/>
+            <w:tcW w:w="7300" w:type="dxa"/>
           </w:tcPr>
           <w:p>
             <w:pPr>
@@ -2198,7 +2286,7 @@
         </w:trPr>
         <w:tc>
           <w:tcPr>
-            <w:tcW w:w="4800" w:type="dxa"/>
+            <w:tcW w:w="2300" w:type="dxa"/>
           </w:tcPr>
           <w:p>
             <w:pPr>
@@ -2211,7 +2299,7 @@
         </w:tc>
         <w:tc>
           <w:tcPr>
-            <w:tcW w:w="4800" w:type="dxa"/>
+            <w:tcW w:w="7300" w:type="dxa"/>
           </w:tcPr>
           <w:p>
             <w:pPr>
@@ -2224,6 +2312,11 @@
         </w:tc>
       </w:tr>
     </w:tbl>
+    <w:p>
+      <w:r>
+        <w:t xml:space="preserve"/>
+      </w:r>
+    </w:p>
     <w:p>
       <w:r>
         <w:t xml:space="preserve">일반 API 주요 조건은 최소 3회 반복하고 실행 순서·워밍업 조건을 동일하게 유지한다. AI 소표본은 개별 시간·최솟값·중앙값·최댓값·표본 수를 보고하며 p95를 안정적인 용량 근거로 해석하지 않는다. 실제 AI 반복 수는 예산 확정 후 결정한다.</w:t>
@@ -2263,11 +2356,17 @@
           <w:insideH w:val="single" w:sz="4" w:color="D6DEE8"/>
           <w:insideV w:val="single" w:sz="4" w:color="D6DEE8"/>
         </w:tblBorders>
+        <w:tblCellMar>
+          <w:top w:w="90" w:type="dxa"/>
+          <w:left w:w="100" w:type="dxa"/>
+          <w:bottom w:w="90" w:type="dxa"/>
+          <w:right w:w="100" w:type="dxa"/>
+        </w:tblCellMar>
       </w:tblPr>
       <w:tblGrid>
-        <w:gridCol w:w="3200"/>
-        <w:gridCol w:w="3200"/>
-        <w:gridCol w:w="3200"/>
+        <w:gridCol w:w="2050"/>
+        <w:gridCol w:w="5200"/>
+        <w:gridCol w:w="2350"/>
       </w:tblGrid>
       <w:tr>
         <w:trPr>
@@ -2276,7 +2375,7 @@
         </w:trPr>
         <w:tc>
           <w:tcPr>
-            <w:tcW w:w="3200" w:type="dxa"/>
+            <w:tcW w:w="2050" w:type="dxa"/>
             <w:shd w:fill="E3ECF6"/>
           </w:tcPr>
           <w:p>
@@ -2290,7 +2389,7 @@
         </w:tc>
         <w:tc>
           <w:tcPr>
-            <w:tcW w:w="3200" w:type="dxa"/>
+            <w:tcW w:w="5200" w:type="dxa"/>
             <w:shd w:fill="E3ECF6"/>
           </w:tcPr>
           <w:p>
@@ -2304,7 +2403,7 @@
         </w:tc>
         <w:tc>
           <w:tcPr>
-            <w:tcW w:w="3200" w:type="dxa"/>
+            <w:tcW w:w="2350" w:type="dxa"/>
             <w:shd w:fill="E3ECF6"/>
           </w:tcPr>
           <w:p>
@@ -2323,7 +2422,7 @@
         </w:trPr>
         <w:tc>
           <w:tcPr>
-            <w:tcW w:w="3200" w:type="dxa"/>
+            <w:tcW w:w="2050" w:type="dxa"/>
           </w:tcPr>
           <w:p>
             <w:pPr>
@@ -2336,7 +2435,7 @@
         </w:tc>
         <w:tc>
           <w:tcPr>
-            <w:tcW w:w="3200" w:type="dxa"/>
+            <w:tcW w:w="5200" w:type="dxa"/>
           </w:tcPr>
           <w:p>
             <w:pPr>
@@ -2349,7 +2448,7 @@
         </w:tc>
         <w:tc>
           <w:tcPr>
-            <w:tcW w:w="3200" w:type="dxa"/>
+            <w:tcW w:w="2350" w:type="dxa"/>
           </w:tcPr>
           <w:p>
             <w:pPr>
@@ -2367,7 +2466,7 @@
         </w:trPr>
         <w:tc>
           <w:tcPr>
-            <w:tcW w:w="3200" w:type="dxa"/>
+            <w:tcW w:w="2050" w:type="dxa"/>
           </w:tcPr>
           <w:p>
             <w:pPr>
@@ -2380,7 +2479,7 @@
         </w:tc>
         <w:tc>
           <w:tcPr>
-            <w:tcW w:w="3200" w:type="dxa"/>
+            <w:tcW w:w="5200" w:type="dxa"/>
           </w:tcPr>
           <w:p>
             <w:pPr>
@@ -2393,7 +2492,7 @@
         </w:tc>
         <w:tc>
           <w:tcPr>
-            <w:tcW w:w="3200" w:type="dxa"/>
+            <w:tcW w:w="2350" w:type="dxa"/>
           </w:tcPr>
           <w:p>
             <w:pPr>
@@ -2411,7 +2510,7 @@
         </w:trPr>
         <w:tc>
           <w:tcPr>
-            <w:tcW w:w="3200" w:type="dxa"/>
+            <w:tcW w:w="2050" w:type="dxa"/>
           </w:tcPr>
           <w:p>
             <w:pPr>
@@ -2424,7 +2523,7 @@
         </w:tc>
         <w:tc>
           <w:tcPr>
-            <w:tcW w:w="3200" w:type="dxa"/>
+            <w:tcW w:w="5200" w:type="dxa"/>
           </w:tcPr>
           <w:p>
             <w:pPr>
@@ -2437,7 +2536,7 @@
         </w:tc>
         <w:tc>
           <w:tcPr>
-            <w:tcW w:w="3200" w:type="dxa"/>
+            <w:tcW w:w="2350" w:type="dxa"/>
           </w:tcPr>
           <w:p>
             <w:pPr>
@@ -2455,7 +2554,7 @@
         </w:trPr>
         <w:tc>
           <w:tcPr>
-            <w:tcW w:w="3200" w:type="dxa"/>
+            <w:tcW w:w="2050" w:type="dxa"/>
           </w:tcPr>
           <w:p>
             <w:pPr>
@@ -2468,7 +2567,7 @@
         </w:tc>
         <w:tc>
           <w:tcPr>
-            <w:tcW w:w="3200" w:type="dxa"/>
+            <w:tcW w:w="5200" w:type="dxa"/>
           </w:tcPr>
           <w:p>
             <w:pPr>
@@ -2481,7 +2580,7 @@
         </w:tc>
         <w:tc>
           <w:tcPr>
-            <w:tcW w:w="3200" w:type="dxa"/>
+            <w:tcW w:w="2350" w:type="dxa"/>
           </w:tcPr>
           <w:p>
             <w:pPr>
@@ -2499,7 +2598,7 @@
         </w:trPr>
         <w:tc>
           <w:tcPr>
-            <w:tcW w:w="3200" w:type="dxa"/>
+            <w:tcW w:w="2050" w:type="dxa"/>
           </w:tcPr>
           <w:p>
             <w:pPr>
@@ -2512,7 +2611,7 @@
         </w:tc>
         <w:tc>
           <w:tcPr>
-            <w:tcW w:w="3200" w:type="dxa"/>
+            <w:tcW w:w="5200" w:type="dxa"/>
           </w:tcPr>
           <w:p>
             <w:pPr>
@@ -2525,7 +2624,7 @@
         </w:tc>
         <w:tc>
           <w:tcPr>
-            <w:tcW w:w="3200" w:type="dxa"/>
+            <w:tcW w:w="2350" w:type="dxa"/>
           </w:tcPr>
           <w:p>
             <w:pPr>
@@ -2543,7 +2642,7 @@
         </w:trPr>
         <w:tc>
           <w:tcPr>
-            <w:tcW w:w="3200" w:type="dxa"/>
+            <w:tcW w:w="2050" w:type="dxa"/>
           </w:tcPr>
           <w:p>
             <w:pPr>
@@ -2556,7 +2655,7 @@
         </w:tc>
         <w:tc>
           <w:tcPr>
-            <w:tcW w:w="3200" w:type="dxa"/>
+            <w:tcW w:w="5200" w:type="dxa"/>
           </w:tcPr>
           <w:p>
             <w:pPr>
@@ -2569,7 +2668,7 @@
         </w:tc>
         <w:tc>
           <w:tcPr>
-            <w:tcW w:w="3200" w:type="dxa"/>
+            <w:tcW w:w="2350" w:type="dxa"/>
           </w:tcPr>
           <w:p>
             <w:pPr>
@@ -2587,7 +2686,7 @@
         </w:trPr>
         <w:tc>
           <w:tcPr>
-            <w:tcW w:w="3200" w:type="dxa"/>
+            <w:tcW w:w="2050" w:type="dxa"/>
           </w:tcPr>
           <w:p>
             <w:pPr>
@@ -2600,7 +2699,7 @@
         </w:tc>
         <w:tc>
           <w:tcPr>
-            <w:tcW w:w="3200" w:type="dxa"/>
+            <w:tcW w:w="5200" w:type="dxa"/>
           </w:tcPr>
           <w:p>
             <w:pPr>
@@ -2613,7 +2712,7 @@
         </w:tc>
         <w:tc>
           <w:tcPr>
-            <w:tcW w:w="3200" w:type="dxa"/>
+            <w:tcW w:w="2350" w:type="dxa"/>
           </w:tcPr>
           <w:p>
             <w:pPr>
@@ -2631,7 +2730,7 @@
         </w:trPr>
         <w:tc>
           <w:tcPr>
-            <w:tcW w:w="3200" w:type="dxa"/>
+            <w:tcW w:w="2050" w:type="dxa"/>
           </w:tcPr>
           <w:p>
             <w:pPr>
@@ -2644,7 +2743,7 @@
         </w:tc>
         <w:tc>
           <w:tcPr>
-            <w:tcW w:w="3200" w:type="dxa"/>
+            <w:tcW w:w="5200" w:type="dxa"/>
           </w:tcPr>
           <w:p>
             <w:pPr>
@@ -2657,7 +2756,7 @@
         </w:tc>
         <w:tc>
           <w:tcPr>
-            <w:tcW w:w="3200" w:type="dxa"/>
+            <w:tcW w:w="2350" w:type="dxa"/>
           </w:tcPr>
           <w:p>
             <w:pPr>
@@ -2675,7 +2774,7 @@
         </w:trPr>
         <w:tc>
           <w:tcPr>
-            <w:tcW w:w="3200" w:type="dxa"/>
+            <w:tcW w:w="2050" w:type="dxa"/>
           </w:tcPr>
           <w:p>
             <w:pPr>
@@ -2688,7 +2787,7 @@
         </w:tc>
         <w:tc>
           <w:tcPr>
-            <w:tcW w:w="3200" w:type="dxa"/>
+            <w:tcW w:w="5200" w:type="dxa"/>
           </w:tcPr>
           <w:p>
             <w:pPr>
@@ -2701,7 +2800,7 @@
         </w:tc>
         <w:tc>
           <w:tcPr>
-            <w:tcW w:w="3200" w:type="dxa"/>
+            <w:tcW w:w="2350" w:type="dxa"/>
           </w:tcPr>
           <w:p>
             <w:pPr>
@@ -2719,7 +2818,7 @@
         </w:trPr>
         <w:tc>
           <w:tcPr>
-            <w:tcW w:w="3200" w:type="dxa"/>
+            <w:tcW w:w="2050" w:type="dxa"/>
           </w:tcPr>
           <w:p>
             <w:pPr>
@@ -2732,7 +2831,7 @@
         </w:tc>
         <w:tc>
           <w:tcPr>
-            <w:tcW w:w="3200" w:type="dxa"/>
+            <w:tcW w:w="5200" w:type="dxa"/>
           </w:tcPr>
           <w:p>
             <w:pPr>
@@ -2745,7 +2844,7 @@
         </w:tc>
         <w:tc>
           <w:tcPr>
-            <w:tcW w:w="3200" w:type="dxa"/>
+            <w:tcW w:w="2350" w:type="dxa"/>
           </w:tcPr>
           <w:p>
             <w:pPr>
@@ -2763,7 +2862,7 @@
         </w:trPr>
         <w:tc>
           <w:tcPr>
-            <w:tcW w:w="3200" w:type="dxa"/>
+            <w:tcW w:w="2050" w:type="dxa"/>
           </w:tcPr>
           <w:p>
             <w:pPr>
@@ -2776,7 +2875,7 @@
         </w:tc>
         <w:tc>
           <w:tcPr>
-            <w:tcW w:w="3200" w:type="dxa"/>
+            <w:tcW w:w="5200" w:type="dxa"/>
           </w:tcPr>
           <w:p>
             <w:pPr>
@@ -2789,7 +2888,7 @@
         </w:tc>
         <w:tc>
           <w:tcPr>
-            <w:tcW w:w="3200" w:type="dxa"/>
+            <w:tcW w:w="2350" w:type="dxa"/>
           </w:tcPr>
           <w:p>
             <w:pPr>
@@ -2807,7 +2906,7 @@
         </w:trPr>
         <w:tc>
           <w:tcPr>
-            <w:tcW w:w="3200" w:type="dxa"/>
+            <w:tcW w:w="2050" w:type="dxa"/>
           </w:tcPr>
           <w:p>
             <w:pPr>
@@ -2820,7 +2919,7 @@
         </w:tc>
         <w:tc>
           <w:tcPr>
-            <w:tcW w:w="3200" w:type="dxa"/>
+            <w:tcW w:w="5200" w:type="dxa"/>
           </w:tcPr>
           <w:p>
             <w:pPr>
@@ -2833,7 +2932,7 @@
         </w:tc>
         <w:tc>
           <w:tcPr>
-            <w:tcW w:w="3200" w:type="dxa"/>
+            <w:tcW w:w="2350" w:type="dxa"/>
           </w:tcPr>
           <w:p>
             <w:pPr>
@@ -2851,7 +2950,7 @@
         </w:trPr>
         <w:tc>
           <w:tcPr>
-            <w:tcW w:w="3200" w:type="dxa"/>
+            <w:tcW w:w="2050" w:type="dxa"/>
           </w:tcPr>
           <w:p>
             <w:pPr>
@@ -2864,7 +2963,7 @@
         </w:tc>
         <w:tc>
           <w:tcPr>
-            <w:tcW w:w="3200" w:type="dxa"/>
+            <w:tcW w:w="5200" w:type="dxa"/>
           </w:tcPr>
           <w:p>
             <w:pPr>
@@ -2877,7 +2976,7 @@
         </w:tc>
         <w:tc>
           <w:tcPr>
-            <w:tcW w:w="3200" w:type="dxa"/>
+            <w:tcW w:w="2350" w:type="dxa"/>
           </w:tcPr>
           <w:p>
             <w:pPr>
@@ -2895,7 +2994,7 @@
         </w:trPr>
         <w:tc>
           <w:tcPr>
-            <w:tcW w:w="3200" w:type="dxa"/>
+            <w:tcW w:w="2050" w:type="dxa"/>
           </w:tcPr>
           <w:p>
             <w:pPr>
@@ -2908,7 +3007,7 @@
         </w:tc>
         <w:tc>
           <w:tcPr>
-            <w:tcW w:w="3200" w:type="dxa"/>
+            <w:tcW w:w="5200" w:type="dxa"/>
           </w:tcPr>
           <w:p>
             <w:pPr>
@@ -2921,7 +3020,7 @@
         </w:tc>
         <w:tc>
           <w:tcPr>
-            <w:tcW w:w="3200" w:type="dxa"/>
+            <w:tcW w:w="2350" w:type="dxa"/>
           </w:tcPr>
           <w:p>
             <w:pPr>
@@ -2934,6 +3033,11 @@
         </w:tc>
       </w:tr>
     </w:tbl>
+    <w:p>
+      <w:r>
+        <w:t xml:space="preserve"/>
+      </w:r>
+    </w:p>
     <w:p>
       <w:r>
         <w:t xml:space="preserve">PERF-11의 동시 수정 충돌 처리 방식과 PERF-14의 복구 방식·허용시간은 실행 전에 정의한다. 미구현 복구 동작을 존재한다고 가정하지 않으며, 관찰 결과와 개선 필요 사항을 기록한다.</w:t>
@@ -2971,10 +3075,16 @@
           <w:insideH w:val="single" w:sz="4" w:color="D6DEE8"/>
           <w:insideV w:val="single" w:sz="4" w:color="D6DEE8"/>
         </w:tblBorders>
+        <w:tblCellMar>
+          <w:top w:w="90" w:type="dxa"/>
+          <w:left w:w="100" w:type="dxa"/>
+          <w:bottom w:w="90" w:type="dxa"/>
+          <w:right w:w="100" w:type="dxa"/>
+        </w:tblCellMar>
       </w:tblPr>
       <w:tblGrid>
-        <w:gridCol w:w="4800"/>
-        <w:gridCol w:w="4800"/>
+        <w:gridCol w:w="2300"/>
+        <w:gridCol w:w="7300"/>
       </w:tblGrid>
       <w:tr>
         <w:trPr>
@@ -2983,7 +3093,7 @@
         </w:trPr>
         <w:tc>
           <w:tcPr>
-            <w:tcW w:w="4800" w:type="dxa"/>
+            <w:tcW w:w="2300" w:type="dxa"/>
             <w:shd w:fill="E3ECF6"/>
           </w:tcPr>
           <w:p>
@@ -2997,7 +3107,7 @@
         </w:tc>
         <w:tc>
           <w:tcPr>
-            <w:tcW w:w="4800" w:type="dxa"/>
+            <w:tcW w:w="7300" w:type="dxa"/>
             <w:shd w:fill="E3ECF6"/>
           </w:tcPr>
           <w:p>
@@ -3016,7 +3126,7 @@
         </w:trPr>
         <w:tc>
           <w:tcPr>
-            <w:tcW w:w="4800" w:type="dxa"/>
+            <w:tcW w:w="2300" w:type="dxa"/>
           </w:tcPr>
           <w:p>
             <w:pPr>
@@ -3029,7 +3139,7 @@
         </w:tc>
         <w:tc>
           <w:tcPr>
-            <w:tcW w:w="4800" w:type="dxa"/>
+            <w:tcW w:w="7300" w:type="dxa"/>
           </w:tcPr>
           <w:p>
             <w:pPr>
@@ -3047,7 +3157,7 @@
         </w:trPr>
         <w:tc>
           <w:tcPr>
-            <w:tcW w:w="4800" w:type="dxa"/>
+            <w:tcW w:w="2300" w:type="dxa"/>
           </w:tcPr>
           <w:p>
             <w:pPr>
@@ -3060,7 +3170,7 @@
         </w:tc>
         <w:tc>
           <w:tcPr>
-            <w:tcW w:w="4800" w:type="dxa"/>
+            <w:tcW w:w="7300" w:type="dxa"/>
           </w:tcPr>
           <w:p>
             <w:pPr>
@@ -3078,7 +3188,7 @@
         </w:trPr>
         <w:tc>
           <w:tcPr>
-            <w:tcW w:w="4800" w:type="dxa"/>
+            <w:tcW w:w="2300" w:type="dxa"/>
           </w:tcPr>
           <w:p>
             <w:pPr>
@@ -3091,7 +3201,7 @@
         </w:tc>
         <w:tc>
           <w:tcPr>
-            <w:tcW w:w="4800" w:type="dxa"/>
+            <w:tcW w:w="7300" w:type="dxa"/>
           </w:tcPr>
           <w:p>
             <w:pPr>
@@ -3109,7 +3219,7 @@
         </w:trPr>
         <w:tc>
           <w:tcPr>
-            <w:tcW w:w="4800" w:type="dxa"/>
+            <w:tcW w:w="2300" w:type="dxa"/>
           </w:tcPr>
           <w:p>
             <w:pPr>
@@ -3122,7 +3232,7 @@
         </w:tc>
         <w:tc>
           <w:tcPr>
-            <w:tcW w:w="4800" w:type="dxa"/>
+            <w:tcW w:w="7300" w:type="dxa"/>
           </w:tcPr>
           <w:p>
             <w:pPr>
@@ -3140,7 +3250,7 @@
         </w:trPr>
         <w:tc>
           <w:tcPr>
-            <w:tcW w:w="4800" w:type="dxa"/>
+            <w:tcW w:w="2300" w:type="dxa"/>
           </w:tcPr>
           <w:p>
             <w:pPr>
@@ -3153,7 +3263,7 @@
         </w:tc>
         <w:tc>
           <w:tcPr>
-            <w:tcW w:w="4800" w:type="dxa"/>
+            <w:tcW w:w="7300" w:type="dxa"/>
           </w:tcPr>
           <w:p>
             <w:pPr>
@@ -3171,7 +3281,7 @@
         </w:trPr>
         <w:tc>
           <w:tcPr>
-            <w:tcW w:w="4800" w:type="dxa"/>
+            <w:tcW w:w="2300" w:type="dxa"/>
           </w:tcPr>
           <w:p>
             <w:pPr>
@@ -3184,7 +3294,7 @@
         </w:tc>
         <w:tc>
           <w:tcPr>
-            <w:tcW w:w="4800" w:type="dxa"/>
+            <w:tcW w:w="7300" w:type="dxa"/>
           </w:tcPr>
           <w:p>
             <w:pPr>
@@ -3202,7 +3312,7 @@
         </w:trPr>
         <w:tc>
           <w:tcPr>
-            <w:tcW w:w="4800" w:type="dxa"/>
+            <w:tcW w:w="2300" w:type="dxa"/>
           </w:tcPr>
           <w:p>
             <w:pPr>
@@ -3215,7 +3325,7 @@
         </w:tc>
         <w:tc>
           <w:tcPr>
-            <w:tcW w:w="4800" w:type="dxa"/>
+            <w:tcW w:w="7300" w:type="dxa"/>
           </w:tcPr>
           <w:p>
             <w:pPr>
@@ -3233,7 +3343,7 @@
         </w:trPr>
         <w:tc>
           <w:tcPr>
-            <w:tcW w:w="4800" w:type="dxa"/>
+            <w:tcW w:w="2300" w:type="dxa"/>
           </w:tcPr>
           <w:p>
             <w:pPr>
@@ -3246,7 +3356,7 @@
         </w:tc>
         <w:tc>
           <w:tcPr>
-            <w:tcW w:w="4800" w:type="dxa"/>
+            <w:tcW w:w="7300" w:type="dxa"/>
           </w:tcPr>
           <w:p>
             <w:pPr>
@@ -3259,6 +3369,11 @@
         </w:tc>
       </w:tr>
     </w:tbl>
+    <w:p>
+      <w:r>
+        <w:t xml:space="preserve"/>
+      </w:r>
+    </w:p>
     <w:p>
       <w:r>
         <w:t xml:space="preserve">실행 ID·시나리오 ID·job_id를 연계한다. 서버 시간은 동기화하고 클라이언트 구간 시간은 단조 시계로 측정한다. 상태 변경 시각을 충분히 기록하지 않으면 정확한 대기시간을 산출할 수 없으므로 계측을 추가하거나 미측정으로 표기한다.</w:t>
@@ -3283,10 +3398,16 @@
           <w:insideH w:val="single" w:sz="4" w:color="D6DEE8"/>
           <w:insideV w:val="single" w:sz="4" w:color="D6DEE8"/>
         </w:tblBorders>
+        <w:tblCellMar>
+          <w:top w:w="90" w:type="dxa"/>
+          <w:left w:w="100" w:type="dxa"/>
+          <w:bottom w:w="90" w:type="dxa"/>
+          <w:right w:w="100" w:type="dxa"/>
+        </w:tblCellMar>
       </w:tblPr>
       <w:tblGrid>
-        <w:gridCol w:w="4800"/>
-        <w:gridCol w:w="4800"/>
+        <w:gridCol w:w="2300"/>
+        <w:gridCol w:w="7300"/>
       </w:tblGrid>
       <w:tr>
         <w:trPr>
@@ -3295,7 +3416,7 @@
         </w:trPr>
         <w:tc>
           <w:tcPr>
-            <w:tcW w:w="4800" w:type="dxa"/>
+            <w:tcW w:w="2300" w:type="dxa"/>
             <w:shd w:fill="E3ECF6"/>
           </w:tcPr>
           <w:p>
@@ -3309,7 +3430,7 @@
         </w:tc>
         <w:tc>
           <w:tcPr>
-            <w:tcW w:w="4800" w:type="dxa"/>
+            <w:tcW w:w="7300" w:type="dxa"/>
             <w:shd w:fill="E3ECF6"/>
           </w:tcPr>
           <w:p>
@@ -3328,7 +3449,7 @@
         </w:trPr>
         <w:tc>
           <w:tcPr>
-            <w:tcW w:w="4800" w:type="dxa"/>
+            <w:tcW w:w="2300" w:type="dxa"/>
           </w:tcPr>
           <w:p>
             <w:pPr>
@@ -3341,7 +3462,7 @@
         </w:tc>
         <w:tc>
           <w:tcPr>
-            <w:tcW w:w="4800" w:type="dxa"/>
+            <w:tcW w:w="7300" w:type="dxa"/>
           </w:tcPr>
           <w:p>
             <w:pPr>
@@ -3359,7 +3480,7 @@
         </w:trPr>
         <w:tc>
           <w:tcPr>
-            <w:tcW w:w="4800" w:type="dxa"/>
+            <w:tcW w:w="2300" w:type="dxa"/>
           </w:tcPr>
           <w:p>
             <w:pPr>
@@ -3372,7 +3493,7 @@
         </w:tc>
         <w:tc>
           <w:tcPr>
-            <w:tcW w:w="4800" w:type="dxa"/>
+            <w:tcW w:w="7300" w:type="dxa"/>
           </w:tcPr>
           <w:p>
             <w:pPr>
@@ -3390,7 +3511,7 @@
         </w:trPr>
         <w:tc>
           <w:tcPr>
-            <w:tcW w:w="4800" w:type="dxa"/>
+            <w:tcW w:w="2300" w:type="dxa"/>
           </w:tcPr>
           <w:p>
             <w:pPr>
@@ -3403,7 +3524,7 @@
         </w:tc>
         <w:tc>
           <w:tcPr>
-            <w:tcW w:w="4800" w:type="dxa"/>
+            <w:tcW w:w="7300" w:type="dxa"/>
           </w:tcPr>
           <w:p>
             <w:pPr>
@@ -3421,7 +3542,7 @@
         </w:trPr>
         <w:tc>
           <w:tcPr>
-            <w:tcW w:w="4800" w:type="dxa"/>
+            <w:tcW w:w="2300" w:type="dxa"/>
           </w:tcPr>
           <w:p>
             <w:pPr>
@@ -3434,7 +3555,7 @@
         </w:tc>
         <w:tc>
           <w:tcPr>
-            <w:tcW w:w="4800" w:type="dxa"/>
+            <w:tcW w:w="7300" w:type="dxa"/>
           </w:tcPr>
           <w:p>
             <w:pPr>
@@ -3452,7 +3573,7 @@
         </w:trPr>
         <w:tc>
           <w:tcPr>
-            <w:tcW w:w="4800" w:type="dxa"/>
+            <w:tcW w:w="2300" w:type="dxa"/>
           </w:tcPr>
           <w:p>
             <w:pPr>
@@ -3465,7 +3586,7 @@
         </w:tc>
         <w:tc>
           <w:tcPr>
-            <w:tcW w:w="4800" w:type="dxa"/>
+            <w:tcW w:w="7300" w:type="dxa"/>
           </w:tcPr>
           <w:p>
             <w:pPr>
@@ -3483,7 +3604,7 @@
         </w:trPr>
         <w:tc>
           <w:tcPr>
-            <w:tcW w:w="4800" w:type="dxa"/>
+            <w:tcW w:w="2300" w:type="dxa"/>
           </w:tcPr>
           <w:p>
             <w:pPr>
@@ -3496,7 +3617,7 @@
         </w:tc>
         <w:tc>
           <w:tcPr>
-            <w:tcW w:w="4800" w:type="dxa"/>
+            <w:tcW w:w="7300" w:type="dxa"/>
           </w:tcPr>
           <w:p>
             <w:pPr>
@@ -3514,7 +3635,7 @@
         </w:trPr>
         <w:tc>
           <w:tcPr>
-            <w:tcW w:w="4800" w:type="dxa"/>
+            <w:tcW w:w="2300" w:type="dxa"/>
           </w:tcPr>
           <w:p>
             <w:pPr>
@@ -3527,7 +3648,7 @@
         </w:tc>
         <w:tc>
           <w:tcPr>
-            <w:tcW w:w="4800" w:type="dxa"/>
+            <w:tcW w:w="7300" w:type="dxa"/>
           </w:tcPr>
           <w:p>
             <w:pPr>
@@ -3545,7 +3666,7 @@
         </w:trPr>
         <w:tc>
           <w:tcPr>
-            <w:tcW w:w="4800" w:type="dxa"/>
+            <w:tcW w:w="2300" w:type="dxa"/>
           </w:tcPr>
           <w:p>
             <w:pPr>
@@ -3558,7 +3679,7 @@
         </w:tc>
         <w:tc>
           <w:tcPr>
-            <w:tcW w:w="4800" w:type="dxa"/>
+            <w:tcW w:w="7300" w:type="dxa"/>
           </w:tcPr>
           <w:p>
             <w:pPr>
@@ -3571,6 +3692,11 @@
         </w:tc>
       </w:tr>
     </w:tbl>
+    <w:p>
+      <w:r>
+        <w:t xml:space="preserve"/>
+      </w:r>
+    </w:p>
     <w:p>
       <w:r>
         <w:t xml:space="preserve">정상 오류와 의도적 오류 주입은 별도 집계한다. HTTP 200이라도 Job 상태가 ERROR이거나 결과가 유효하지 않으면 AI 성공으로 집계하지 않는다. CPU 등 자원 수치는 병목 해석에 사용하며 임의의 단일 임계값만으로 합격을 결정하지 않는다.</w:t>
@@ -3661,10 +3787,16 @@
           <w:insideH w:val="single" w:sz="4" w:color="D6DEE8"/>
           <w:insideV w:val="single" w:sz="4" w:color="D6DEE8"/>
         </w:tblBorders>
+        <w:tblCellMar>
+          <w:top w:w="90" w:type="dxa"/>
+          <w:left w:w="100" w:type="dxa"/>
+          <w:bottom w:w="90" w:type="dxa"/>
+          <w:right w:w="100" w:type="dxa"/>
+        </w:tblCellMar>
       </w:tblPr>
       <w:tblGrid>
-        <w:gridCol w:w="4800"/>
-        <w:gridCol w:w="4800"/>
+        <w:gridCol w:w="2300"/>
+        <w:gridCol w:w="7300"/>
       </w:tblGrid>
       <w:tr>
         <w:trPr>
@@ -3673,7 +3805,7 @@
         </w:trPr>
         <w:tc>
           <w:tcPr>
-            <w:tcW w:w="4800" w:type="dxa"/>
+            <w:tcW w:w="2300" w:type="dxa"/>
             <w:shd w:fill="E3ECF6"/>
           </w:tcPr>
           <w:p>
@@ -3687,7 +3819,7 @@
         </w:tc>
         <w:tc>
           <w:tcPr>
-            <w:tcW w:w="4800" w:type="dxa"/>
+            <w:tcW w:w="7300" w:type="dxa"/>
             <w:shd w:fill="E3ECF6"/>
           </w:tcPr>
           <w:p>
@@ -3706,7 +3838,7 @@
         </w:trPr>
         <w:tc>
           <w:tcPr>
-            <w:tcW w:w="4800" w:type="dxa"/>
+            <w:tcW w:w="2300" w:type="dxa"/>
           </w:tcPr>
           <w:p>
             <w:pPr>
@@ -3719,7 +3851,7 @@
         </w:tc>
         <w:tc>
           <w:tcPr>
-            <w:tcW w:w="4800" w:type="dxa"/>
+            <w:tcW w:w="7300" w:type="dxa"/>
           </w:tcPr>
           <w:p>
             <w:pPr>
@@ -3737,7 +3869,7 @@
         </w:trPr>
         <w:tc>
           <w:tcPr>
-            <w:tcW w:w="4800" w:type="dxa"/>
+            <w:tcW w:w="2300" w:type="dxa"/>
           </w:tcPr>
           <w:p>
             <w:pPr>
@@ -3750,7 +3882,7 @@
         </w:tc>
         <w:tc>
           <w:tcPr>
-            <w:tcW w:w="4800" w:type="dxa"/>
+            <w:tcW w:w="7300" w:type="dxa"/>
           </w:tcPr>
           <w:p>
             <w:pPr>
@@ -3768,7 +3900,7 @@
         </w:trPr>
         <w:tc>
           <w:tcPr>
-            <w:tcW w:w="4800" w:type="dxa"/>
+            <w:tcW w:w="2300" w:type="dxa"/>
           </w:tcPr>
           <w:p>
             <w:pPr>
@@ -3781,7 +3913,7 @@
         </w:tc>
         <w:tc>
           <w:tcPr>
-            <w:tcW w:w="4800" w:type="dxa"/>
+            <w:tcW w:w="7300" w:type="dxa"/>
           </w:tcPr>
           <w:p>
             <w:pPr>
@@ -3799,7 +3931,7 @@
         </w:trPr>
         <w:tc>
           <w:tcPr>
-            <w:tcW w:w="4800" w:type="dxa"/>
+            <w:tcW w:w="2300" w:type="dxa"/>
           </w:tcPr>
           <w:p>
             <w:pPr>
@@ -3812,7 +3944,7 @@
         </w:tc>
         <w:tc>
           <w:tcPr>
-            <w:tcW w:w="4800" w:type="dxa"/>
+            <w:tcW w:w="7300" w:type="dxa"/>
           </w:tcPr>
           <w:p>
             <w:pPr>
@@ -3830,7 +3962,7 @@
         </w:trPr>
         <w:tc>
           <w:tcPr>
-            <w:tcW w:w="4800" w:type="dxa"/>
+            <w:tcW w:w="2300" w:type="dxa"/>
           </w:tcPr>
           <w:p>
             <w:pPr>
@@ -3843,7 +3975,7 @@
         </w:tc>
         <w:tc>
           <w:tcPr>
-            <w:tcW w:w="4800" w:type="dxa"/>
+            <w:tcW w:w="7300" w:type="dxa"/>
           </w:tcPr>
           <w:p>
             <w:pPr>
@@ -3856,6 +3988,11 @@
         </w:tc>
       </w:tr>
     </w:tbl>
+    <w:p>
+      <w:r>
+        <w:t xml:space="preserve"/>
+      </w:r>
+    </w:p>
     <w:p>
       <w:r>
         <w:t xml:space="preserve">HTTP 원시 요청·로그인·자원·요약·메타데이터는 11~13장 증적 경로에 저장했다. jobs.csv와 db-summary.json 등 AI·DB 상세 증적은 아직 생성하지 않았다. 요청 본문·쿠키·API 키는 측정 CSV에 저장하지 않는다.</w:t>
@@ -3893,11 +4030,17 @@
           <w:insideH w:val="single" w:sz="4" w:color="D6DEE8"/>
           <w:insideV w:val="single" w:sz="4" w:color="D6DEE8"/>
         </w:tblBorders>
+        <w:tblCellMar>
+          <w:top w:w="90" w:type="dxa"/>
+          <w:left w:w="100" w:type="dxa"/>
+          <w:bottom w:w="90" w:type="dxa"/>
+          <w:right w:w="100" w:type="dxa"/>
+        </w:tblCellMar>
       </w:tblPr>
       <w:tblGrid>
-        <w:gridCol w:w="3200"/>
-        <w:gridCol w:w="3200"/>
-        <w:gridCol w:w="3200"/>
+        <w:gridCol w:w="2050"/>
+        <w:gridCol w:w="5200"/>
+        <w:gridCol w:w="2350"/>
       </w:tblGrid>
       <w:tr>
         <w:trPr>
@@ -3906,7 +4049,7 @@
         </w:trPr>
         <w:tc>
           <w:tcPr>
-            <w:tcW w:w="3200" w:type="dxa"/>
+            <w:tcW w:w="2050" w:type="dxa"/>
             <w:shd w:fill="E3ECF6"/>
           </w:tcPr>
           <w:p>
@@ -3920,7 +4063,7 @@
         </w:tc>
         <w:tc>
           <w:tcPr>
-            <w:tcW w:w="3200" w:type="dxa"/>
+            <w:tcW w:w="5200" w:type="dxa"/>
             <w:shd w:fill="E3ECF6"/>
           </w:tcPr>
           <w:p>
@@ -3934,7 +4077,7 @@
         </w:tc>
         <w:tc>
           <w:tcPr>
-            <w:tcW w:w="3200" w:type="dxa"/>
+            <w:tcW w:w="2350" w:type="dxa"/>
             <w:shd w:fill="E3ECF6"/>
           </w:tcPr>
           <w:p>
@@ -3953,7 +4096,7 @@
         </w:trPr>
         <w:tc>
           <w:tcPr>
-            <w:tcW w:w="3200" w:type="dxa"/>
+            <w:tcW w:w="2050" w:type="dxa"/>
           </w:tcPr>
           <w:p>
             <w:pPr>
@@ -3966,7 +4109,7 @@
         </w:tc>
         <w:tc>
           <w:tcPr>
-            <w:tcW w:w="3200" w:type="dxa"/>
+            <w:tcW w:w="5200" w:type="dxa"/>
           </w:tcPr>
           <w:p>
             <w:pPr>
@@ -3979,7 +4122,7 @@
         </w:tc>
         <w:tc>
           <w:tcPr>
-            <w:tcW w:w="3200" w:type="dxa"/>
+            <w:tcW w:w="2350" w:type="dxa"/>
           </w:tcPr>
           <w:p>
             <w:pPr>
@@ -3997,7 +4140,7 @@
         </w:trPr>
         <w:tc>
           <w:tcPr>
-            <w:tcW w:w="3200" w:type="dxa"/>
+            <w:tcW w:w="2050" w:type="dxa"/>
           </w:tcPr>
           <w:p>
             <w:pPr>
@@ -4010,7 +4153,7 @@
         </w:tc>
         <w:tc>
           <w:tcPr>
-            <w:tcW w:w="3200" w:type="dxa"/>
+            <w:tcW w:w="5200" w:type="dxa"/>
           </w:tcPr>
           <w:p>
             <w:pPr>
@@ -4023,7 +4166,7 @@
         </w:tc>
         <w:tc>
           <w:tcPr>
-            <w:tcW w:w="3200" w:type="dxa"/>
+            <w:tcW w:w="2350" w:type="dxa"/>
           </w:tcPr>
           <w:p>
             <w:pPr>
@@ -4041,7 +4184,7 @@
         </w:trPr>
         <w:tc>
           <w:tcPr>
-            <w:tcW w:w="3200" w:type="dxa"/>
+            <w:tcW w:w="2050" w:type="dxa"/>
           </w:tcPr>
           <w:p>
             <w:pPr>
@@ -4054,7 +4197,7 @@
         </w:tc>
         <w:tc>
           <w:tcPr>
-            <w:tcW w:w="3200" w:type="dxa"/>
+            <w:tcW w:w="5200" w:type="dxa"/>
           </w:tcPr>
           <w:p>
             <w:pPr>
@@ -4067,7 +4210,7 @@
         </w:tc>
         <w:tc>
           <w:tcPr>
-            <w:tcW w:w="3200" w:type="dxa"/>
+            <w:tcW w:w="2350" w:type="dxa"/>
           </w:tcPr>
           <w:p>
             <w:pPr>
@@ -4085,7 +4228,7 @@
         </w:trPr>
         <w:tc>
           <w:tcPr>
-            <w:tcW w:w="3200" w:type="dxa"/>
+            <w:tcW w:w="2050" w:type="dxa"/>
           </w:tcPr>
           <w:p>
             <w:pPr>
@@ -4098,7 +4241,7 @@
         </w:tc>
         <w:tc>
           <w:tcPr>
-            <w:tcW w:w="3200" w:type="dxa"/>
+            <w:tcW w:w="5200" w:type="dxa"/>
           </w:tcPr>
           <w:p>
             <w:pPr>
@@ -4111,7 +4254,7 @@
         </w:tc>
         <w:tc>
           <w:tcPr>
-            <w:tcW w:w="3200" w:type="dxa"/>
+            <w:tcW w:w="2350" w:type="dxa"/>
           </w:tcPr>
           <w:p>
             <w:pPr>
@@ -4129,7 +4272,7 @@
         </w:trPr>
         <w:tc>
           <w:tcPr>
-            <w:tcW w:w="3200" w:type="dxa"/>
+            <w:tcW w:w="2050" w:type="dxa"/>
           </w:tcPr>
           <w:p>
             <w:pPr>
@@ -4142,7 +4285,7 @@
         </w:tc>
         <w:tc>
           <w:tcPr>
-            <w:tcW w:w="3200" w:type="dxa"/>
+            <w:tcW w:w="5200" w:type="dxa"/>
           </w:tcPr>
           <w:p>
             <w:pPr>
@@ -4155,7 +4298,7 @@
         </w:tc>
         <w:tc>
           <w:tcPr>
-            <w:tcW w:w="3200" w:type="dxa"/>
+            <w:tcW w:w="2350" w:type="dxa"/>
           </w:tcPr>
           <w:p>
             <w:pPr>
@@ -4173,7 +4316,7 @@
         </w:trPr>
         <w:tc>
           <w:tcPr>
-            <w:tcW w:w="3200" w:type="dxa"/>
+            <w:tcW w:w="2050" w:type="dxa"/>
           </w:tcPr>
           <w:p>
             <w:pPr>
@@ -4186,7 +4329,7 @@
         </w:tc>
         <w:tc>
           <w:tcPr>
-            <w:tcW w:w="3200" w:type="dxa"/>
+            <w:tcW w:w="5200" w:type="dxa"/>
           </w:tcPr>
           <w:p>
             <w:pPr>
@@ -4199,7 +4342,7 @@
         </w:tc>
         <w:tc>
           <w:tcPr>
-            <w:tcW w:w="3200" w:type="dxa"/>
+            <w:tcW w:w="2350" w:type="dxa"/>
           </w:tcPr>
           <w:p>
             <w:pPr>
@@ -4217,108 +4360,20 @@
         </w:trPr>
         <w:tc>
           <w:tcPr>
-            <w:tcW w:w="3200" w:type="dxa"/>
-          </w:tcPr>
-          <w:p>
-            <w:pPr>
-              <w:pStyle w:val="TableText"/>
-            </w:pPr>
-            <w:r>
-              <w:t xml:space="preserve">조회 최적화·확장 규모 반복</w:t>
-            </w:r>
-          </w:p>
-        </w:tc>
-        <w:tc>
-          <w:tcPr>
-            <w:tcW w:w="3200" w:type="dxa"/>
-          </w:tcPr>
-          <w:p>
-            <w:pPr>
-              <w:pStyle w:val="TableText"/>
-            </w:pPr>
-            <w:r>
-              <w:t xml:space="preserve">수행</w:t>
-            </w:r>
-          </w:p>
-        </w:tc>
-        <w:tc>
-          <w:tcPr>
-            <w:tcW w:w="3200" w:type="dxa"/>
-          </w:tcPr>
-          <w:p>
-            <w:pPr>
-              <w:pStyle w:val="TableText"/>
-            </w:pPr>
-            <w:r>
-              <w:t xml:space="preserve">4,909건·오류 2건(0.041%). 모든 측정 경로 p95 1초 이내. 상세 16장</w:t>
-            </w:r>
-          </w:p>
-        </w:tc>
-      </w:tr>
-      <w:tr>
-        <w:trPr>
-          <w:cantSplit/>
-        </w:trPr>
-        <w:tc>
-          <w:tcPr>
-            <w:tcW w:w="3200" w:type="dxa"/>
-          </w:tcPr>
-          <w:p>
-            <w:pPr>
-              <w:pStyle w:val="TableText"/>
-            </w:pPr>
-            <w:r>
-              <w:t xml:space="preserve">과제 수정·경합 재시험</w:t>
-            </w:r>
-          </w:p>
-        </w:tc>
-        <w:tc>
-          <w:tcPr>
-            <w:tcW w:w="3200" w:type="dxa"/>
-          </w:tcPr>
-          <w:p>
-            <w:pPr>
-              <w:pStyle w:val="TableText"/>
-            </w:pPr>
-            <w:r>
-              <w:t xml:space="preserve">부분 수행</w:t>
-            </w:r>
-          </w:p>
-        </w:tc>
-        <w:tc>
-          <w:tcPr>
-            <w:tcW w:w="3200" w:type="dxa"/>
-          </w:tcPr>
-          <w:p>
-            <w:pPr>
-              <w:pStyle w:val="TableText"/>
-            </w:pPr>
-            <w:r>
-              <w:t xml:space="preserve">변경 유실과 상태 교차 경합·중복 알림 개선 후 재시험 통과. 재배정·완료 부수 효과 조건 검증. 상세 17~19장</w:t>
-            </w:r>
-          </w:p>
-        </w:tc>
-      </w:tr>
-      <w:tr>
-        <w:trPr>
-          <w:cantSplit/>
-        </w:trPr>
-        <w:tc>
-          <w:tcPr>
-            <w:tcW w:w="3200" w:type="dxa"/>
-          </w:tcPr>
-          <w:p>
-            <w:pPr>
-              <w:pStyle w:val="TableText"/>
-            </w:pPr>
-            <w:r>
-              <w:t xml:space="preserve">AI·혼합·급증·복구</w:t>
-            </w:r>
-          </w:p>
-        </w:tc>
-        <w:tc>
-          <w:tcPr>
-            <w:tcW w:w="3200" w:type="dxa"/>
+            <w:tcW w:w="2050" w:type="dxa"/>
+          </w:tcPr>
+          <w:p>
+            <w:pPr>
+              <w:pStyle w:val="TableText"/>
+            </w:pPr>
+            <w:r>
+              <w:t xml:space="preserve">AI·쓰기·혼합·급증·복구</w:t>
+            </w:r>
+          </w:p>
+        </w:tc>
+        <w:tc>
+          <w:tcPr>
+            <w:tcW w:w="5200" w:type="dxa"/>
           </w:tcPr>
           <w:p>
             <w:pPr>
@@ -4331,19 +4386,24 @@
         </w:tc>
         <w:tc>
           <w:tcPr>
-            <w:tcW w:w="3200" w:type="dxa"/>
-          </w:tcPr>
-          <w:p>
-            <w:pPr>
-              <w:pStyle w:val="TableText"/>
-            </w:pPr>
-            <w:r>
-              <w:t xml:space="preserve">계획만 작성. 확장 규모 반복은 16장에 완료 기록. 1~2시간 지속 미수행</w:t>
+            <w:tcW w:w="2350" w:type="dxa"/>
+          </w:tcPr>
+          <w:p>
+            <w:pPr>
+              <w:pStyle w:val="TableText"/>
+            </w:pPr>
+            <w:r>
+              <w:t xml:space="preserve">계획만 작성. 확장 규모 반복 및 1~2시간 지속 미수행</w:t>
             </w:r>
           </w:p>
         </w:tc>
       </w:tr>
     </w:tbl>
+    <w:p>
+      <w:r>
+        <w:t xml:space="preserve"/>
+      </w:r>
+    </w:p>
     <w:p>
       <w:pPr>
         <w:pStyle w:val="Heading2"/>
@@ -4363,11 +4423,17 @@
           <w:insideH w:val="single" w:sz="4" w:color="D6DEE8"/>
           <w:insideV w:val="single" w:sz="4" w:color="D6DEE8"/>
         </w:tblBorders>
+        <w:tblCellMar>
+          <w:top w:w="90" w:type="dxa"/>
+          <w:left w:w="100" w:type="dxa"/>
+          <w:bottom w:w="90" w:type="dxa"/>
+          <w:right w:w="100" w:type="dxa"/>
+        </w:tblCellMar>
       </w:tblPr>
       <w:tblGrid>
-        <w:gridCol w:w="3200"/>
-        <w:gridCol w:w="3200"/>
-        <w:gridCol w:w="3200"/>
+        <w:gridCol w:w="2050"/>
+        <w:gridCol w:w="5200"/>
+        <w:gridCol w:w="2350"/>
       </w:tblGrid>
       <w:tr>
         <w:trPr>
@@ -4376,7 +4442,7 @@
         </w:trPr>
         <w:tc>
           <w:tcPr>
-            <w:tcW w:w="3200" w:type="dxa"/>
+            <w:tcW w:w="2050" w:type="dxa"/>
             <w:shd w:fill="E3ECF6"/>
           </w:tcPr>
           <w:p>
@@ -4390,7 +4456,7 @@
         </w:tc>
         <w:tc>
           <w:tcPr>
-            <w:tcW w:w="3200" w:type="dxa"/>
+            <w:tcW w:w="5200" w:type="dxa"/>
             <w:shd w:fill="E3ECF6"/>
           </w:tcPr>
           <w:p>
@@ -4404,7 +4470,7 @@
         </w:tc>
         <w:tc>
           <w:tcPr>
-            <w:tcW w:w="3200" w:type="dxa"/>
+            <w:tcW w:w="2350" w:type="dxa"/>
             <w:shd w:fill="E3ECF6"/>
           </w:tcPr>
           <w:p>
@@ -4423,7 +4489,7 @@
         </w:trPr>
         <w:tc>
           <w:tcPr>
-            <w:tcW w:w="3200" w:type="dxa"/>
+            <w:tcW w:w="2050" w:type="dxa"/>
           </w:tcPr>
           <w:p>
             <w:pPr>
@@ -4436,7 +4502,7 @@
         </w:tc>
         <w:tc>
           <w:tcPr>
-            <w:tcW w:w="3200" w:type="dxa"/>
+            <w:tcW w:w="5200" w:type="dxa"/>
           </w:tcPr>
           <w:p>
             <w:pPr>
@@ -4449,7 +4515,7 @@
         </w:tc>
         <w:tc>
           <w:tcPr>
-            <w:tcW w:w="3200" w:type="dxa"/>
+            <w:tcW w:w="2350" w:type="dxa"/>
           </w:tcPr>
           <w:p>
             <w:pPr>
@@ -4467,7 +4533,7 @@
         </w:trPr>
         <w:tc>
           <w:tcPr>
-            <w:tcW w:w="3200" w:type="dxa"/>
+            <w:tcW w:w="2050" w:type="dxa"/>
           </w:tcPr>
           <w:p>
             <w:pPr>
@@ -4480,7 +4546,7 @@
         </w:tc>
         <w:tc>
           <w:tcPr>
-            <w:tcW w:w="3200" w:type="dxa"/>
+            <w:tcW w:w="5200" w:type="dxa"/>
           </w:tcPr>
           <w:p>
             <w:pPr>
@@ -4493,7 +4559,7 @@
         </w:tc>
         <w:tc>
           <w:tcPr>
-            <w:tcW w:w="3200" w:type="dxa"/>
+            <w:tcW w:w="2350" w:type="dxa"/>
           </w:tcPr>
           <w:p>
             <w:pPr>
@@ -4511,7 +4577,7 @@
         </w:trPr>
         <w:tc>
           <w:tcPr>
-            <w:tcW w:w="3200" w:type="dxa"/>
+            <w:tcW w:w="2050" w:type="dxa"/>
           </w:tcPr>
           <w:p>
             <w:pPr>
@@ -4524,7 +4590,7 @@
         </w:tc>
         <w:tc>
           <w:tcPr>
-            <w:tcW w:w="3200" w:type="dxa"/>
+            <w:tcW w:w="5200" w:type="dxa"/>
           </w:tcPr>
           <w:p>
             <w:pPr>
@@ -4537,25 +4603,25 @@
         </w:tc>
         <w:tc>
           <w:tcPr>
-            <w:tcW w:w="3200" w:type="dxa"/>
-          </w:tcPr>
-          <w:p>
-            <w:pPr>
-              <w:pStyle w:val="TableText"/>
-            </w:pPr>
-            <w:r>
-              <w:t xml:space="preserve">업무 2,000건 조회 개선 후 5분 3회 잠정 기준 충족. 상세 권한 표본 확인. 직원 목록·프록시 비교 미수행</w:t>
-            </w:r>
-          </w:p>
-        </w:tc>
-      </w:tr>
-      <w:tr>
-        <w:trPr>
-          <w:cantSplit/>
-        </w:trPr>
-        <w:tc>
-          <w:tcPr>
-            <w:tcW w:w="3200" w:type="dxa"/>
+            <w:tcW w:w="2350" w:type="dxa"/>
+          </w:tcPr>
+          <w:p>
+            <w:pPr>
+              <w:pStyle w:val="TableText"/>
+            </w:pPr>
+            <w:r>
+              <w:t xml:space="preserve">일부 목록 API 및 업무 2,000건 확장 측정. 응답시간 잠정 기준 미달. 상세·직원 목록·프록시 비교 미수행</w:t>
+            </w:r>
+          </w:p>
+        </w:tc>
+      </w:tr>
+      <w:tr>
+        <w:trPr>
+          <w:cantSplit/>
+        </w:trPr>
+        <w:tc>
+          <w:tcPr>
+            <w:tcW w:w="2050" w:type="dxa"/>
           </w:tcPr>
           <w:p>
             <w:pPr>
@@ -4568,7 +4634,359 @@
         </w:tc>
         <w:tc>
           <w:tcPr>
-            <w:tcW w:w="3200" w:type="dxa"/>
+            <w:tcW w:w="5200" w:type="dxa"/>
+          </w:tcPr>
+          <w:p>
+            <w:pPr>
+              <w:pStyle w:val="TableText"/>
+            </w:pPr>
+            <w:r>
+              <w:t xml:space="preserve">미수행</w:t>
+            </w:r>
+          </w:p>
+        </w:tc>
+        <w:tc>
+          <w:tcPr>
+            <w:tcW w:w="2350" w:type="dxa"/>
+          </w:tcPr>
+          <w:p>
+            <w:pPr>
+              <w:pStyle w:val="TableText"/>
+            </w:pPr>
+            <w:r>
+              <w:t xml:space="preserve">판정 불가</w:t>
+            </w:r>
+          </w:p>
+        </w:tc>
+      </w:tr>
+      <w:tr>
+        <w:trPr>
+          <w:cantSplit/>
+        </w:trPr>
+        <w:tc>
+          <w:tcPr>
+            <w:tcW w:w="2050" w:type="dxa"/>
+          </w:tcPr>
+          <w:p>
+            <w:pPr>
+              <w:pStyle w:val="TableText"/>
+            </w:pPr>
+            <w:r>
+              <w:t xml:space="preserve">PERF-05</w:t>
+            </w:r>
+          </w:p>
+        </w:tc>
+        <w:tc>
+          <w:tcPr>
+            <w:tcW w:w="5200" w:type="dxa"/>
+          </w:tcPr>
+          <w:p>
+            <w:pPr>
+              <w:pStyle w:val="TableText"/>
+            </w:pPr>
+            <w:r>
+              <w:t xml:space="preserve">미수행</w:t>
+            </w:r>
+          </w:p>
+        </w:tc>
+        <w:tc>
+          <w:tcPr>
+            <w:tcW w:w="2350" w:type="dxa"/>
+          </w:tcPr>
+          <w:p>
+            <w:pPr>
+              <w:pStyle w:val="TableText"/>
+            </w:pPr>
+            <w:r>
+              <w:t xml:space="preserve">판정 불가</w:t>
+            </w:r>
+          </w:p>
+        </w:tc>
+      </w:tr>
+      <w:tr>
+        <w:trPr>
+          <w:cantSplit/>
+        </w:trPr>
+        <w:tc>
+          <w:tcPr>
+            <w:tcW w:w="2050" w:type="dxa"/>
+          </w:tcPr>
+          <w:p>
+            <w:pPr>
+              <w:pStyle w:val="TableText"/>
+            </w:pPr>
+            <w:r>
+              <w:t xml:space="preserve">PERF-06</w:t>
+            </w:r>
+          </w:p>
+        </w:tc>
+        <w:tc>
+          <w:tcPr>
+            <w:tcW w:w="5200" w:type="dxa"/>
+          </w:tcPr>
+          <w:p>
+            <w:pPr>
+              <w:pStyle w:val="TableText"/>
+            </w:pPr>
+            <w:r>
+              <w:t xml:space="preserve">미수행</w:t>
+            </w:r>
+          </w:p>
+        </w:tc>
+        <w:tc>
+          <w:tcPr>
+            <w:tcW w:w="2350" w:type="dxa"/>
+          </w:tcPr>
+          <w:p>
+            <w:pPr>
+              <w:pStyle w:val="TableText"/>
+            </w:pPr>
+            <w:r>
+              <w:t xml:space="preserve">판정 불가</w:t>
+            </w:r>
+          </w:p>
+        </w:tc>
+      </w:tr>
+      <w:tr>
+        <w:trPr>
+          <w:cantSplit/>
+        </w:trPr>
+        <w:tc>
+          <w:tcPr>
+            <w:tcW w:w="2050" w:type="dxa"/>
+          </w:tcPr>
+          <w:p>
+            <w:pPr>
+              <w:pStyle w:val="TableText"/>
+            </w:pPr>
+            <w:r>
+              <w:t xml:space="preserve">PERF-07</w:t>
+            </w:r>
+          </w:p>
+        </w:tc>
+        <w:tc>
+          <w:tcPr>
+            <w:tcW w:w="5200" w:type="dxa"/>
+          </w:tcPr>
+          <w:p>
+            <w:pPr>
+              <w:pStyle w:val="TableText"/>
+            </w:pPr>
+            <w:r>
+              <w:t xml:space="preserve">미수행</w:t>
+            </w:r>
+          </w:p>
+        </w:tc>
+        <w:tc>
+          <w:tcPr>
+            <w:tcW w:w="2350" w:type="dxa"/>
+          </w:tcPr>
+          <w:p>
+            <w:pPr>
+              <w:pStyle w:val="TableText"/>
+            </w:pPr>
+            <w:r>
+              <w:t xml:space="preserve">판정 불가</w:t>
+            </w:r>
+          </w:p>
+        </w:tc>
+      </w:tr>
+      <w:tr>
+        <w:trPr>
+          <w:cantSplit/>
+        </w:trPr>
+        <w:tc>
+          <w:tcPr>
+            <w:tcW w:w="2050" w:type="dxa"/>
+          </w:tcPr>
+          <w:p>
+            <w:pPr>
+              <w:pStyle w:val="TableText"/>
+            </w:pPr>
+            <w:r>
+              <w:t xml:space="preserve">PERF-08</w:t>
+            </w:r>
+          </w:p>
+        </w:tc>
+        <w:tc>
+          <w:tcPr>
+            <w:tcW w:w="5200" w:type="dxa"/>
+          </w:tcPr>
+          <w:p>
+            <w:pPr>
+              <w:pStyle w:val="TableText"/>
+            </w:pPr>
+            <w:r>
+              <w:t xml:space="preserve">미수행</w:t>
+            </w:r>
+          </w:p>
+        </w:tc>
+        <w:tc>
+          <w:tcPr>
+            <w:tcW w:w="2350" w:type="dxa"/>
+          </w:tcPr>
+          <w:p>
+            <w:pPr>
+              <w:pStyle w:val="TableText"/>
+            </w:pPr>
+            <w:r>
+              <w:t xml:space="preserve">판정 불가</w:t>
+            </w:r>
+          </w:p>
+        </w:tc>
+      </w:tr>
+      <w:tr>
+        <w:trPr>
+          <w:cantSplit/>
+        </w:trPr>
+        <w:tc>
+          <w:tcPr>
+            <w:tcW w:w="2050" w:type="dxa"/>
+          </w:tcPr>
+          <w:p>
+            <w:pPr>
+              <w:pStyle w:val="TableText"/>
+            </w:pPr>
+            <w:r>
+              <w:t xml:space="preserve">PERF-09</w:t>
+            </w:r>
+          </w:p>
+        </w:tc>
+        <w:tc>
+          <w:tcPr>
+            <w:tcW w:w="5200" w:type="dxa"/>
+          </w:tcPr>
+          <w:p>
+            <w:pPr>
+              <w:pStyle w:val="TableText"/>
+            </w:pPr>
+            <w:r>
+              <w:t xml:space="preserve">미수행</w:t>
+            </w:r>
+          </w:p>
+        </w:tc>
+        <w:tc>
+          <w:tcPr>
+            <w:tcW w:w="2350" w:type="dxa"/>
+          </w:tcPr>
+          <w:p>
+            <w:pPr>
+              <w:pStyle w:val="TableText"/>
+            </w:pPr>
+            <w:r>
+              <w:t xml:space="preserve">판정 불가</w:t>
+            </w:r>
+          </w:p>
+        </w:tc>
+      </w:tr>
+      <w:tr>
+        <w:trPr>
+          <w:cantSplit/>
+        </w:trPr>
+        <w:tc>
+          <w:tcPr>
+            <w:tcW w:w="2050" w:type="dxa"/>
+          </w:tcPr>
+          <w:p>
+            <w:pPr>
+              <w:pStyle w:val="TableText"/>
+            </w:pPr>
+            <w:r>
+              <w:t xml:space="preserve">PERF-10</w:t>
+            </w:r>
+          </w:p>
+        </w:tc>
+        <w:tc>
+          <w:tcPr>
+            <w:tcW w:w="5200" w:type="dxa"/>
+          </w:tcPr>
+          <w:p>
+            <w:pPr>
+              <w:pStyle w:val="TableText"/>
+            </w:pPr>
+            <w:r>
+              <w:t xml:space="preserve">미수행</w:t>
+            </w:r>
+          </w:p>
+        </w:tc>
+        <w:tc>
+          <w:tcPr>
+            <w:tcW w:w="2350" w:type="dxa"/>
+          </w:tcPr>
+          <w:p>
+            <w:pPr>
+              <w:pStyle w:val="TableText"/>
+            </w:pPr>
+            <w:r>
+              <w:t xml:space="preserve">판정 불가</w:t>
+            </w:r>
+          </w:p>
+        </w:tc>
+      </w:tr>
+      <w:tr>
+        <w:trPr>
+          <w:cantSplit/>
+        </w:trPr>
+        <w:tc>
+          <w:tcPr>
+            <w:tcW w:w="2050" w:type="dxa"/>
+          </w:tcPr>
+          <w:p>
+            <w:pPr>
+              <w:pStyle w:val="TableText"/>
+            </w:pPr>
+            <w:r>
+              <w:t xml:space="preserve">PERF-11</w:t>
+            </w:r>
+          </w:p>
+        </w:tc>
+        <w:tc>
+          <w:tcPr>
+            <w:tcW w:w="5200" w:type="dxa"/>
+          </w:tcPr>
+          <w:p>
+            <w:pPr>
+              <w:pStyle w:val="TableText"/>
+            </w:pPr>
+            <w:r>
+              <w:t xml:space="preserve">미수행</w:t>
+            </w:r>
+          </w:p>
+        </w:tc>
+        <w:tc>
+          <w:tcPr>
+            <w:tcW w:w="2350" w:type="dxa"/>
+          </w:tcPr>
+          <w:p>
+            <w:pPr>
+              <w:pStyle w:val="TableText"/>
+            </w:pPr>
+            <w:r>
+              <w:t xml:space="preserve">판정 불가</w:t>
+            </w:r>
+          </w:p>
+        </w:tc>
+      </w:tr>
+      <w:tr>
+        <w:trPr>
+          <w:cantSplit/>
+        </w:trPr>
+        <w:tc>
+          <w:tcPr>
+            <w:tcW w:w="2050" w:type="dxa"/>
+          </w:tcPr>
+          <w:p>
+            <w:pPr>
+              <w:pStyle w:val="TableText"/>
+            </w:pPr>
+            <w:r>
+              <w:t xml:space="preserve">PERF-12</w:t>
+            </w:r>
+          </w:p>
+        </w:tc>
+        <w:tc>
+          <w:tcPr>
+            <w:tcW w:w="5200" w:type="dxa"/>
           </w:tcPr>
           <w:p>
             <w:pPr>
@@ -4581,38 +4999,38 @@
         </w:tc>
         <w:tc>
           <w:tcPr>
-            <w:tcW w:w="3200" w:type="dxa"/>
-          </w:tcPr>
-          <w:p>
-            <w:pPr>
-              <w:pStyle w:val="TableText"/>
-            </w:pPr>
-            <w:r>
-              <w:t xml:space="preserve">과제 수정·상태 교차 경합·권한·재배정·완료 부수 효과 일부 검증. 문서 승인·확정 미수행</w:t>
-            </w:r>
-          </w:p>
-        </w:tc>
-      </w:tr>
-      <w:tr>
-        <w:trPr>
-          <w:cantSplit/>
-        </w:trPr>
-        <w:tc>
-          <w:tcPr>
-            <w:tcW w:w="3200" w:type="dxa"/>
-          </w:tcPr>
-          <w:p>
-            <w:pPr>
-              <w:pStyle w:val="TableText"/>
-            </w:pPr>
-            <w:r>
-              <w:t xml:space="preserve">PERF-05</w:t>
-            </w:r>
-          </w:p>
-        </w:tc>
-        <w:tc>
-          <w:tcPr>
-            <w:tcW w:w="3200" w:type="dxa"/>
+            <w:tcW w:w="2350" w:type="dxa"/>
+          </w:tcPr>
+          <w:p>
+            <w:pPr>
+              <w:pStyle w:val="TableText"/>
+            </w:pPr>
+            <w:r>
+              <w:t xml:space="preserve">20명 5분 조회를 3회 완료. 급증·1~2시간 지속 검증은 미수행</w:t>
+            </w:r>
+          </w:p>
+        </w:tc>
+      </w:tr>
+      <w:tr>
+        <w:trPr>
+          <w:cantSplit/>
+        </w:trPr>
+        <w:tc>
+          <w:tcPr>
+            <w:tcW w:w="2050" w:type="dxa"/>
+          </w:tcPr>
+          <w:p>
+            <w:pPr>
+              <w:pStyle w:val="TableText"/>
+            </w:pPr>
+            <w:r>
+              <w:t xml:space="preserve">PERF-13</w:t>
+            </w:r>
+          </w:p>
+        </w:tc>
+        <w:tc>
+          <w:tcPr>
+            <w:tcW w:w="5200" w:type="dxa"/>
           </w:tcPr>
           <w:p>
             <w:pPr>
@@ -4625,7 +5043,7 @@
         </w:tc>
         <w:tc>
           <w:tcPr>
-            <w:tcW w:w="3200" w:type="dxa"/>
+            <w:tcW w:w="2350" w:type="dxa"/>
           </w:tcPr>
           <w:p>
             <w:pPr>
@@ -4643,20 +5061,20 @@
         </w:trPr>
         <w:tc>
           <w:tcPr>
-            <w:tcW w:w="3200" w:type="dxa"/>
-          </w:tcPr>
-          <w:p>
-            <w:pPr>
-              <w:pStyle w:val="TableText"/>
-            </w:pPr>
-            <w:r>
-              <w:t xml:space="preserve">PERF-06</w:t>
-            </w:r>
-          </w:p>
-        </w:tc>
-        <w:tc>
-          <w:tcPr>
-            <w:tcW w:w="3200" w:type="dxa"/>
+            <w:tcW w:w="2050" w:type="dxa"/>
+          </w:tcPr>
+          <w:p>
+            <w:pPr>
+              <w:pStyle w:val="TableText"/>
+            </w:pPr>
+            <w:r>
+              <w:t xml:space="preserve">PERF-14</w:t>
+            </w:r>
+          </w:p>
+        </w:tc>
+        <w:tc>
+          <w:tcPr>
+            <w:tcW w:w="5200" w:type="dxa"/>
           </w:tcPr>
           <w:p>
             <w:pPr>
@@ -4669,7 +5087,7 @@
         </w:tc>
         <w:tc>
           <w:tcPr>
-            <w:tcW w:w="3200" w:type="dxa"/>
+            <w:tcW w:w="2350" w:type="dxa"/>
           </w:tcPr>
           <w:p>
             <w:pPr>
@@ -4681,359 +5099,12 @@
           </w:p>
         </w:tc>
       </w:tr>
-      <w:tr>
-        <w:trPr>
-          <w:cantSplit/>
-        </w:trPr>
-        <w:tc>
-          <w:tcPr>
-            <w:tcW w:w="3200" w:type="dxa"/>
-          </w:tcPr>
-          <w:p>
-            <w:pPr>
-              <w:pStyle w:val="TableText"/>
-            </w:pPr>
-            <w:r>
-              <w:t xml:space="preserve">PERF-07</w:t>
-            </w:r>
-          </w:p>
-        </w:tc>
-        <w:tc>
-          <w:tcPr>
-            <w:tcW w:w="3200" w:type="dxa"/>
-          </w:tcPr>
-          <w:p>
-            <w:pPr>
-              <w:pStyle w:val="TableText"/>
-            </w:pPr>
-            <w:r>
-              <w:t xml:space="preserve">미수행</w:t>
-            </w:r>
-          </w:p>
-        </w:tc>
-        <w:tc>
-          <w:tcPr>
-            <w:tcW w:w="3200" w:type="dxa"/>
-          </w:tcPr>
-          <w:p>
-            <w:pPr>
-              <w:pStyle w:val="TableText"/>
-            </w:pPr>
-            <w:r>
-              <w:t xml:space="preserve">판정 불가</w:t>
-            </w:r>
-          </w:p>
-        </w:tc>
-      </w:tr>
-      <w:tr>
-        <w:trPr>
-          <w:cantSplit/>
-        </w:trPr>
-        <w:tc>
-          <w:tcPr>
-            <w:tcW w:w="3200" w:type="dxa"/>
-          </w:tcPr>
-          <w:p>
-            <w:pPr>
-              <w:pStyle w:val="TableText"/>
-            </w:pPr>
-            <w:r>
-              <w:t xml:space="preserve">PERF-08</w:t>
-            </w:r>
-          </w:p>
-        </w:tc>
-        <w:tc>
-          <w:tcPr>
-            <w:tcW w:w="3200" w:type="dxa"/>
-          </w:tcPr>
-          <w:p>
-            <w:pPr>
-              <w:pStyle w:val="TableText"/>
-            </w:pPr>
-            <w:r>
-              <w:t xml:space="preserve">미수행</w:t>
-            </w:r>
-          </w:p>
-        </w:tc>
-        <w:tc>
-          <w:tcPr>
-            <w:tcW w:w="3200" w:type="dxa"/>
-          </w:tcPr>
-          <w:p>
-            <w:pPr>
-              <w:pStyle w:val="TableText"/>
-            </w:pPr>
-            <w:r>
-              <w:t xml:space="preserve">판정 불가</w:t>
-            </w:r>
-          </w:p>
-        </w:tc>
-      </w:tr>
-      <w:tr>
-        <w:trPr>
-          <w:cantSplit/>
-        </w:trPr>
-        <w:tc>
-          <w:tcPr>
-            <w:tcW w:w="3200" w:type="dxa"/>
-          </w:tcPr>
-          <w:p>
-            <w:pPr>
-              <w:pStyle w:val="TableText"/>
-            </w:pPr>
-            <w:r>
-              <w:t xml:space="preserve">PERF-09</w:t>
-            </w:r>
-          </w:p>
-        </w:tc>
-        <w:tc>
-          <w:tcPr>
-            <w:tcW w:w="3200" w:type="dxa"/>
-          </w:tcPr>
-          <w:p>
-            <w:pPr>
-              <w:pStyle w:val="TableText"/>
-            </w:pPr>
-            <w:r>
-              <w:t xml:space="preserve">미수행</w:t>
-            </w:r>
-          </w:p>
-        </w:tc>
-        <w:tc>
-          <w:tcPr>
-            <w:tcW w:w="3200" w:type="dxa"/>
-          </w:tcPr>
-          <w:p>
-            <w:pPr>
-              <w:pStyle w:val="TableText"/>
-            </w:pPr>
-            <w:r>
-              <w:t xml:space="preserve">판정 불가</w:t>
-            </w:r>
-          </w:p>
-        </w:tc>
-      </w:tr>
-      <w:tr>
-        <w:trPr>
-          <w:cantSplit/>
-        </w:trPr>
-        <w:tc>
-          <w:tcPr>
-            <w:tcW w:w="3200" w:type="dxa"/>
-          </w:tcPr>
-          <w:p>
-            <w:pPr>
-              <w:pStyle w:val="TableText"/>
-            </w:pPr>
-            <w:r>
-              <w:t xml:space="preserve">PERF-10</w:t>
-            </w:r>
-          </w:p>
-        </w:tc>
-        <w:tc>
-          <w:tcPr>
-            <w:tcW w:w="3200" w:type="dxa"/>
-          </w:tcPr>
-          <w:p>
-            <w:pPr>
-              <w:pStyle w:val="TableText"/>
-            </w:pPr>
-            <w:r>
-              <w:t xml:space="preserve">미수행</w:t>
-            </w:r>
-          </w:p>
-        </w:tc>
-        <w:tc>
-          <w:tcPr>
-            <w:tcW w:w="3200" w:type="dxa"/>
-          </w:tcPr>
-          <w:p>
-            <w:pPr>
-              <w:pStyle w:val="TableText"/>
-            </w:pPr>
-            <w:r>
-              <w:t xml:space="preserve">판정 불가</w:t>
-            </w:r>
-          </w:p>
-        </w:tc>
-      </w:tr>
-      <w:tr>
-        <w:trPr>
-          <w:cantSplit/>
-        </w:trPr>
-        <w:tc>
-          <w:tcPr>
-            <w:tcW w:w="3200" w:type="dxa"/>
-          </w:tcPr>
-          <w:p>
-            <w:pPr>
-              <w:pStyle w:val="TableText"/>
-            </w:pPr>
-            <w:r>
-              <w:t xml:space="preserve">PERF-11</w:t>
-            </w:r>
-          </w:p>
-        </w:tc>
-        <w:tc>
-          <w:tcPr>
-            <w:tcW w:w="3200" w:type="dxa"/>
-          </w:tcPr>
-          <w:p>
-            <w:pPr>
-              <w:pStyle w:val="TableText"/>
-            </w:pPr>
-            <w:r>
-              <w:t xml:space="preserve">부분 수행</w:t>
-            </w:r>
-          </w:p>
-        </w:tc>
-        <w:tc>
-          <w:tcPr>
-            <w:tcW w:w="3200" w:type="dxa"/>
-          </w:tcPr>
-          <w:p>
-            <w:pPr>
-              <w:pStyle w:val="TableText"/>
-            </w:pPr>
-            <w:r>
-              <w:t xml:space="preserve">동일 과제 두 필드 및 상태 API 교차 경합 개선 후 불일치 0회. 생성·확정 경합 미수행</w:t>
-            </w:r>
-          </w:p>
-        </w:tc>
-      </w:tr>
-      <w:tr>
-        <w:trPr>
-          <w:cantSplit/>
-        </w:trPr>
-        <w:tc>
-          <w:tcPr>
-            <w:tcW w:w="3200" w:type="dxa"/>
-          </w:tcPr>
-          <w:p>
-            <w:pPr>
-              <w:pStyle w:val="TableText"/>
-            </w:pPr>
-            <w:r>
-              <w:t xml:space="preserve">PERF-12</w:t>
-            </w:r>
-          </w:p>
-        </w:tc>
-        <w:tc>
-          <w:tcPr>
-            <w:tcW w:w="3200" w:type="dxa"/>
-          </w:tcPr>
-          <w:p>
-            <w:pPr>
-              <w:pStyle w:val="TableText"/>
-            </w:pPr>
-            <w:r>
-              <w:t xml:space="preserve">부분 수행</w:t>
-            </w:r>
-          </w:p>
-        </w:tc>
-        <w:tc>
-          <w:tcPr>
-            <w:tcW w:w="3200" w:type="dxa"/>
-          </w:tcPr>
-          <w:p>
-            <w:pPr>
-              <w:pStyle w:val="TableText"/>
-            </w:pPr>
-            <w:r>
-              <w:t xml:space="preserve">20명 5분 조회를 3회 완료. 급증·1~2시간 지속 검증은 미수행</w:t>
-            </w:r>
-          </w:p>
-        </w:tc>
-      </w:tr>
-      <w:tr>
-        <w:trPr>
-          <w:cantSplit/>
-        </w:trPr>
-        <w:tc>
-          <w:tcPr>
-            <w:tcW w:w="3200" w:type="dxa"/>
-          </w:tcPr>
-          <w:p>
-            <w:pPr>
-              <w:pStyle w:val="TableText"/>
-            </w:pPr>
-            <w:r>
-              <w:t xml:space="preserve">PERF-13</w:t>
-            </w:r>
-          </w:p>
-        </w:tc>
-        <w:tc>
-          <w:tcPr>
-            <w:tcW w:w="3200" w:type="dxa"/>
-          </w:tcPr>
-          <w:p>
-            <w:pPr>
-              <w:pStyle w:val="TableText"/>
-            </w:pPr>
-            <w:r>
-              <w:t xml:space="preserve">미수행</w:t>
-            </w:r>
-          </w:p>
-        </w:tc>
-        <w:tc>
-          <w:tcPr>
-            <w:tcW w:w="3200" w:type="dxa"/>
-          </w:tcPr>
-          <w:p>
-            <w:pPr>
-              <w:pStyle w:val="TableText"/>
-            </w:pPr>
-            <w:r>
-              <w:t xml:space="preserve">판정 불가</w:t>
-            </w:r>
-          </w:p>
-        </w:tc>
-      </w:tr>
-      <w:tr>
-        <w:trPr>
-          <w:cantSplit/>
-        </w:trPr>
-        <w:tc>
-          <w:tcPr>
-            <w:tcW w:w="3200" w:type="dxa"/>
-          </w:tcPr>
-          <w:p>
-            <w:pPr>
-              <w:pStyle w:val="TableText"/>
-            </w:pPr>
-            <w:r>
-              <w:t xml:space="preserve">PERF-14</w:t>
-            </w:r>
-          </w:p>
-        </w:tc>
-        <w:tc>
-          <w:tcPr>
-            <w:tcW w:w="3200" w:type="dxa"/>
-          </w:tcPr>
-          <w:p>
-            <w:pPr>
-              <w:pStyle w:val="TableText"/>
-            </w:pPr>
-            <w:r>
-              <w:t xml:space="preserve">미수행</w:t>
-            </w:r>
-          </w:p>
-        </w:tc>
-        <w:tc>
-          <w:tcPr>
-            <w:tcW w:w="3200" w:type="dxa"/>
-          </w:tcPr>
-          <w:p>
-            <w:pPr>
-              <w:pStyle w:val="TableText"/>
-            </w:pPr>
-            <w:r>
-              <w:t xml:space="preserve">판정 불가</w:t>
-            </w:r>
-          </w:p>
-        </w:tc>
-      </w:tr>
     </w:tbl>
+    <w:p>
+      <w:r>
+        <w:t xml:space="preserve"/>
+      </w:r>
+    </w:p>
     <w:p>
       <w:pPr>
         <w:pStyle w:val="Heading2"/>
@@ -5053,10 +5124,16 @@
           <w:insideH w:val="single" w:sz="4" w:color="D6DEE8"/>
           <w:insideV w:val="single" w:sz="4" w:color="D6DEE8"/>
         </w:tblBorders>
+        <w:tblCellMar>
+          <w:top w:w="90" w:type="dxa"/>
+          <w:left w:w="100" w:type="dxa"/>
+          <w:bottom w:w="90" w:type="dxa"/>
+          <w:right w:w="100" w:type="dxa"/>
+        </w:tblCellMar>
       </w:tblPr>
       <w:tblGrid>
-        <w:gridCol w:w="4800"/>
-        <w:gridCol w:w="4800"/>
+        <w:gridCol w:w="2300"/>
+        <w:gridCol w:w="7300"/>
       </w:tblGrid>
       <w:tr>
         <w:trPr>
@@ -5065,7 +5142,7 @@
         </w:trPr>
         <w:tc>
           <w:tcPr>
-            <w:tcW w:w="4800" w:type="dxa"/>
+            <w:tcW w:w="2300" w:type="dxa"/>
             <w:shd w:fill="E3ECF6"/>
           </w:tcPr>
           <w:p>
@@ -5079,7 +5156,7 @@
         </w:tc>
         <w:tc>
           <w:tcPr>
-            <w:tcW w:w="4800" w:type="dxa"/>
+            <w:tcW w:w="7300" w:type="dxa"/>
             <w:shd w:fill="E3ECF6"/>
           </w:tcPr>
           <w:p>
@@ -5098,7 +5175,7 @@
         </w:trPr>
         <w:tc>
           <w:tcPr>
-            <w:tcW w:w="4800" w:type="dxa"/>
+            <w:tcW w:w="2300" w:type="dxa"/>
           </w:tcPr>
           <w:p>
             <w:pPr>
@@ -5111,25 +5188,25 @@
         </w:tc>
         <w:tc>
           <w:tcPr>
-            <w:tcW w:w="4800" w:type="dxa"/>
-          </w:tcPr>
-          <w:p>
-            <w:pPr>
-              <w:pStyle w:val="TableText"/>
-            </w:pPr>
-            <w:r>
-              <w:t xml:space="preserve">20261002T052748Z / 053414Z / 053933Z: 조회 20명·300초 3회. 수정 재시험 055426Z</w:t>
-            </w:r>
-          </w:p>
-        </w:tc>
-      </w:tr>
-      <w:tr>
-        <w:trPr>
-          <w:cantSplit/>
-        </w:trPr>
-        <w:tc>
-          <w:tcPr>
-            <w:tcW w:w="4800" w:type="dxa"/>
+            <w:tcW w:w="7300" w:type="dxa"/>
+          </w:tcPr>
+          <w:p>
+            <w:pPr>
+              <w:pStyle w:val="TableText"/>
+            </w:pPr>
+            <w:r>
+              <w:t xml:space="preserve">20261001T051929Z / 20명·60초 단회</w:t>
+            </w:r>
+          </w:p>
+        </w:tc>
+      </w:tr>
+      <w:tr>
+        <w:trPr>
+          <w:cantSplit/>
+        </w:trPr>
+        <w:tc>
+          <w:tcPr>
+            <w:tcW w:w="2300" w:type="dxa"/>
           </w:tcPr>
           <w:p>
             <w:pPr>
@@ -5142,7 +5219,7 @@
         </w:tc>
         <w:tc>
           <w:tcPr>
-            <w:tcW w:w="4800" w:type="dxa"/>
+            <w:tcW w:w="7300" w:type="dxa"/>
           </w:tcPr>
           <w:p>
             <w:pPr>
@@ -5160,7 +5237,7 @@
         </w:trPr>
         <w:tc>
           <w:tcPr>
-            <w:tcW w:w="4800" w:type="dxa"/>
+            <w:tcW w:w="2300" w:type="dxa"/>
           </w:tcPr>
           <w:p>
             <w:pPr>
@@ -5173,7 +5250,7 @@
         </w:tc>
         <w:tc>
           <w:tcPr>
-            <w:tcW w:w="4800" w:type="dxa"/>
+            <w:tcW w:w="7300" w:type="dxa"/>
           </w:tcPr>
           <w:p>
             <w:pPr>
@@ -5191,7 +5268,7 @@
         </w:trPr>
         <w:tc>
           <w:tcPr>
-            <w:tcW w:w="4800" w:type="dxa"/>
+            <w:tcW w:w="2300" w:type="dxa"/>
           </w:tcPr>
           <w:p>
             <w:pPr>
@@ -5204,25 +5281,25 @@
         </w:tc>
         <w:tc>
           <w:tcPr>
-            <w:tcW w:w="4800" w:type="dxa"/>
-          </w:tcPr>
-          <w:p>
-            <w:pPr>
-              <w:pStyle w:val="TableText"/>
-            </w:pPr>
-            <w:r>
-              <w:t xml:space="preserve">조회 4,909건·오류 2건(0.041%), 평균 5.453 RPS, 실행별 p95 484.695~509.518ms</w:t>
-            </w:r>
-          </w:p>
-        </w:tc>
-      </w:tr>
-      <w:tr>
-        <w:trPr>
-          <w:cantSplit/>
-        </w:trPr>
-        <w:tc>
-          <w:tcPr>
-            <w:tcW w:w="4800" w:type="dxa"/>
+            <w:tcW w:w="7300" w:type="dxa"/>
+          </w:tcPr>
+          <w:p>
+            <w:pPr>
+              <w:pStyle w:val="TableText"/>
+            </w:pPr>
+            <w:r>
+              <w:t xml:space="preserve">271건·오류 0건, 4.49 RPS, 전체 p95 3,341.249ms</w:t>
+            </w:r>
+          </w:p>
+        </w:tc>
+      </w:tr>
+      <w:tr>
+        <w:trPr>
+          <w:cantSplit/>
+        </w:trPr>
+        <w:tc>
+          <w:tcPr>
+            <w:tcW w:w="2300" w:type="dxa"/>
           </w:tcPr>
           <w:p>
             <w:pPr>
@@ -5235,25 +5312,25 @@
         </w:tc>
         <w:tc>
           <w:tcPr>
-            <w:tcW w:w="4800" w:type="dxa"/>
-          </w:tcPr>
-          <w:p>
-            <w:pPr>
-              <w:pStyle w:val="TableText"/>
-            </w:pPr>
-            <w:r>
-              <w:t xml:space="preserve">조회 세 회차 모든 측정 경로 p95 1초 이내. 최악은 2회 PM 요구사항 953.310ms</w:t>
-            </w:r>
-          </w:p>
-        </w:tc>
-      </w:tr>
-      <w:tr>
-        <w:trPr>
-          <w:cantSplit/>
-        </w:trPr>
-        <w:tc>
-          <w:tcPr>
-            <w:tcW w:w="4800" w:type="dxa"/>
+            <w:tcW w:w="7300" w:type="dxa"/>
+          </w:tcPr>
+          <w:p>
+            <w:pPr>
+              <w:pStyle w:val="TableText"/>
+            </w:pPr>
+            <w:r>
+              <w:t xml:space="preserve">PM 업무 목록 16건, p95 5,346.372ms(nearest-rank). 잠정 1초 기준 미달</w:t>
+            </w:r>
+          </w:p>
+        </w:tc>
+      </w:tr>
+      <w:tr>
+        <w:trPr>
+          <w:cantSplit/>
+        </w:trPr>
+        <w:tc>
+          <w:tcPr>
+            <w:tcW w:w="2300" w:type="dxa"/>
           </w:tcPr>
           <w:p>
             <w:pPr>
@@ -5266,7 +5343,7 @@
         </w:tc>
         <w:tc>
           <w:tcPr>
-            <w:tcW w:w="4800" w:type="dxa"/>
+            <w:tcW w:w="7300" w:type="dxa"/>
           </w:tcPr>
           <w:p>
             <w:pPr>
@@ -5284,7 +5361,7 @@
         </w:trPr>
         <w:tc>
           <w:tcPr>
-            <w:tcW w:w="4800" w:type="dxa"/>
+            <w:tcW w:w="2300" w:type="dxa"/>
           </w:tcPr>
           <w:p>
             <w:pPr>
@@ -5297,19 +5374,24 @@
         </w:tc>
         <w:tc>
           <w:tcPr>
-            <w:tcW w:w="4800" w:type="dxa"/>
-          </w:tcPr>
-          <w:p>
-            <w:pPr>
-              <w:pStyle w:val="TableText"/>
-            </w:pPr>
-            <w:r>
-              <w:t xml:space="preserve">조회 반복 잠정 기준 충족. 과제 수정 경합과 재배정·완료 부수 효과의 수행 조건에서 정합성 검사 통과. 운영 SLA 판정 보류</w:t>
+            <w:tcW w:w="7300" w:type="dxa"/>
+          </w:tcPr>
+          <w:p>
+            <w:pPr>
+              <w:pStyle w:val="TableText"/>
+            </w:pPr>
+            <w:r>
+              <w:t xml:space="preserve">확장 규모에서 응답시간 잠정 기준 미달, 오류율 기준 충족. 최적화·재시험 필요. 운영 SLA 판정 보류</w:t>
             </w:r>
           </w:p>
         </w:tc>
       </w:tr>
     </w:tbl>
+    <w:p>
+      <w:r>
+        <w:t xml:space="preserve"/>
+      </w:r>
+    </w:p>
     <w:p>
       <w:r>
         <w:t xml:space="preserve">판정 규칙: PASS는 확정된 기준을 모두 충족한 경우, FAIL은 수행 결과 기준 미달인 경우, BLOCKED는 실행 시도 중 선행 조건으로 진행 불가한 경우, 미수행은 아직 실행하지 않은 경우이다. 초기 backend/.venv의 점검 실패는 사용 환경 선택 문제였다. 상위 가상환경의 시스템 점검 통과는 HTTP 서비스·DB 연결·부하 성능 통과를 의미하지 않는다.</w:t>
@@ -5339,11 +5421,17 @@
           <w:insideH w:val="single" w:sz="4" w:color="D6DEE8"/>
           <w:insideV w:val="single" w:sz="4" w:color="D6DEE8"/>
         </w:tblBorders>
+        <w:tblCellMar>
+          <w:top w:w="90" w:type="dxa"/>
+          <w:left w:w="100" w:type="dxa"/>
+          <w:bottom w:w="90" w:type="dxa"/>
+          <w:right w:w="100" w:type="dxa"/>
+        </w:tblCellMar>
       </w:tblPr>
       <w:tblGrid>
-        <w:gridCol w:w="3200"/>
-        <w:gridCol w:w="3200"/>
-        <w:gridCol w:w="3200"/>
+        <w:gridCol w:w="2050"/>
+        <w:gridCol w:w="5200"/>
+        <w:gridCol w:w="2350"/>
       </w:tblGrid>
       <w:tr>
         <w:trPr>
@@ -5352,7 +5440,7 @@
         </w:trPr>
         <w:tc>
           <w:tcPr>
-            <w:tcW w:w="3200" w:type="dxa"/>
+            <w:tcW w:w="2050" w:type="dxa"/>
             <w:shd w:fill="E3ECF6"/>
           </w:tcPr>
           <w:p>
@@ -5366,7 +5454,7 @@
         </w:tc>
         <w:tc>
           <w:tcPr>
-            <w:tcW w:w="3200" w:type="dxa"/>
+            <w:tcW w:w="5200" w:type="dxa"/>
             <w:shd w:fill="E3ECF6"/>
           </w:tcPr>
           <w:p>
@@ -5380,7 +5468,7 @@
         </w:tc>
         <w:tc>
           <w:tcPr>
-            <w:tcW w:w="3200" w:type="dxa"/>
+            <w:tcW w:w="2350" w:type="dxa"/>
             <w:shd w:fill="E3ECF6"/>
           </w:tcPr>
           <w:p>
@@ -5399,7 +5487,7 @@
         </w:trPr>
         <w:tc>
           <w:tcPr>
-            <w:tcW w:w="3200" w:type="dxa"/>
+            <w:tcW w:w="2050" w:type="dxa"/>
           </w:tcPr>
           <w:p>
             <w:pPr>
@@ -5412,7 +5500,7 @@
         </w:tc>
         <w:tc>
           <w:tcPr>
-            <w:tcW w:w="3200" w:type="dxa"/>
+            <w:tcW w:w="5200" w:type="dxa"/>
           </w:tcPr>
           <w:p>
             <w:pPr>
@@ -5425,7 +5513,7 @@
         </w:tc>
         <w:tc>
           <w:tcPr>
-            <w:tcW w:w="3200" w:type="dxa"/>
+            <w:tcW w:w="2350" w:type="dxa"/>
           </w:tcPr>
           <w:p>
             <w:pPr>
@@ -5443,7 +5531,7 @@
         </w:trPr>
         <w:tc>
           <w:tcPr>
-            <w:tcW w:w="3200" w:type="dxa"/>
+            <w:tcW w:w="2050" w:type="dxa"/>
           </w:tcPr>
           <w:p>
             <w:pPr>
@@ -5456,7 +5544,7 @@
         </w:tc>
         <w:tc>
           <w:tcPr>
-            <w:tcW w:w="3200" w:type="dxa"/>
+            <w:tcW w:w="5200" w:type="dxa"/>
           </w:tcPr>
           <w:p>
             <w:pPr>
@@ -5469,7 +5557,7 @@
         </w:tc>
         <w:tc>
           <w:tcPr>
-            <w:tcW w:w="3200" w:type="dxa"/>
+            <w:tcW w:w="2350" w:type="dxa"/>
           </w:tcPr>
           <w:p>
             <w:pPr>
@@ -5487,7 +5575,7 @@
         </w:trPr>
         <w:tc>
           <w:tcPr>
-            <w:tcW w:w="3200" w:type="dxa"/>
+            <w:tcW w:w="2050" w:type="dxa"/>
           </w:tcPr>
           <w:p>
             <w:pPr>
@@ -5500,7 +5588,7 @@
         </w:tc>
         <w:tc>
           <w:tcPr>
-            <w:tcW w:w="3200" w:type="dxa"/>
+            <w:tcW w:w="5200" w:type="dxa"/>
           </w:tcPr>
           <w:p>
             <w:pPr>
@@ -5513,7 +5601,7 @@
         </w:tc>
         <w:tc>
           <w:tcPr>
-            <w:tcW w:w="3200" w:type="dxa"/>
+            <w:tcW w:w="2350" w:type="dxa"/>
           </w:tcPr>
           <w:p>
             <w:pPr>
@@ -5531,7 +5619,7 @@
         </w:trPr>
         <w:tc>
           <w:tcPr>
-            <w:tcW w:w="3200" w:type="dxa"/>
+            <w:tcW w:w="2050" w:type="dxa"/>
           </w:tcPr>
           <w:p>
             <w:pPr>
@@ -5544,7 +5632,7 @@
         </w:tc>
         <w:tc>
           <w:tcPr>
-            <w:tcW w:w="3200" w:type="dxa"/>
+            <w:tcW w:w="5200" w:type="dxa"/>
           </w:tcPr>
           <w:p>
             <w:pPr>
@@ -5557,7 +5645,7 @@
         </w:tc>
         <w:tc>
           <w:tcPr>
-            <w:tcW w:w="3200" w:type="dxa"/>
+            <w:tcW w:w="2350" w:type="dxa"/>
           </w:tcPr>
           <w:p>
             <w:pPr>
@@ -5575,7 +5663,7 @@
         </w:trPr>
         <w:tc>
           <w:tcPr>
-            <w:tcW w:w="3200" w:type="dxa"/>
+            <w:tcW w:w="2050" w:type="dxa"/>
           </w:tcPr>
           <w:p>
             <w:pPr>
@@ -5588,7 +5676,7 @@
         </w:tc>
         <w:tc>
           <w:tcPr>
-            <w:tcW w:w="3200" w:type="dxa"/>
+            <w:tcW w:w="5200" w:type="dxa"/>
           </w:tcPr>
           <w:p>
             <w:pPr>
@@ -5601,7 +5689,7 @@
         </w:tc>
         <w:tc>
           <w:tcPr>
-            <w:tcW w:w="3200" w:type="dxa"/>
+            <w:tcW w:w="2350" w:type="dxa"/>
           </w:tcPr>
           <w:p>
             <w:pPr>
@@ -5619,7 +5707,7 @@
         </w:trPr>
         <w:tc>
           <w:tcPr>
-            <w:tcW w:w="3200" w:type="dxa"/>
+            <w:tcW w:w="2050" w:type="dxa"/>
           </w:tcPr>
           <w:p>
             <w:pPr>
@@ -5632,7 +5720,7 @@
         </w:tc>
         <w:tc>
           <w:tcPr>
-            <w:tcW w:w="3200" w:type="dxa"/>
+            <w:tcW w:w="5200" w:type="dxa"/>
           </w:tcPr>
           <w:p>
             <w:pPr>
@@ -5645,7 +5733,7 @@
         </w:tc>
         <w:tc>
           <w:tcPr>
-            <w:tcW w:w="3200" w:type="dxa"/>
+            <w:tcW w:w="2350" w:type="dxa"/>
           </w:tcPr>
           <w:p>
             <w:pPr>
@@ -5660,12 +5748,12 @@
     </w:tbl>
     <w:p>
       <w:r>
-        <w:t xml:space="preserve">과제 조회 N+1 개선·확장 데이터 반복 시험·동시 수정 변경 유실 개선을 완료했다. 다음 과제는 ReadError 2건 원인 조사, 상태 변경 API 및 상세 수정과의 교차 경합, 문서 승인·확정 정합성, 지속 쓰기 부하다. 요구사항 조회 최적화와 페이지네이션·프론트 호환성 검토도 남아 있다. AI·혼합·급증·복구·1~2시간 지속·배포 경로 검증은 미수행이며 실제 AI는 예산·모델·관찰 상한 확정 후 수행한다.</w:t>
-      </w:r>
-    </w:p>
-    <w:p>
-      <w:r>
-        <w:br w:type="page"/>
+        <w:t xml:space="preserve"/>
+      </w:r>
+    </w:p>
+    <w:p>
+      <w:r>
+        <w:t xml:space="preserve">소규모 3회 반복과 데이터 확장·쿼리 계측을 완료했다. 다음 조치는 PM 업무 목록의 건수 비례 조회 원인 확인 및 N+1 제거, 페이지네이션 적용 범위·프론트 호환성 검토다. 개선 후 같은 데이터로 쿼리 수·응답 크기·권한별 응답 내용과 20명 부하를 재검증하고 5분 3회 반복으로 확대한다. 최적화와 재시험은 아직 미수행이다. 이후 쓰기·AI 모의 부하를 진행하며 실제 AI는 모델·예산·관찰 상한 확정 후 수행한다.</w:t>
       </w:r>
     </w:p>
     <w:p>
@@ -5687,10 +5775,16 @@
           <w:insideH w:val="single" w:sz="4" w:color="D6DEE8"/>
           <w:insideV w:val="single" w:sz="4" w:color="D6DEE8"/>
         </w:tblBorders>
+        <w:tblCellMar>
+          <w:top w:w="90" w:type="dxa"/>
+          <w:left w:w="100" w:type="dxa"/>
+          <w:bottom w:w="90" w:type="dxa"/>
+          <w:right w:w="100" w:type="dxa"/>
+        </w:tblCellMar>
       </w:tblPr>
       <w:tblGrid>
-        <w:gridCol w:w="4800"/>
-        <w:gridCol w:w="4800"/>
+        <w:gridCol w:w="2300"/>
+        <w:gridCol w:w="7300"/>
       </w:tblGrid>
       <w:tr>
         <w:trPr>
@@ -5699,7 +5793,7 @@
         </w:trPr>
         <w:tc>
           <w:tcPr>
-            <w:tcW w:w="4800" w:type="dxa"/>
+            <w:tcW w:w="2300" w:type="dxa"/>
             <w:shd w:fill="E3ECF6"/>
           </w:tcPr>
           <w:p>
@@ -5713,7 +5807,7 @@
         </w:tc>
         <w:tc>
           <w:tcPr>
-            <w:tcW w:w="4800" w:type="dxa"/>
+            <w:tcW w:w="7300" w:type="dxa"/>
             <w:shd w:fill="E3ECF6"/>
           </w:tcPr>
           <w:p>
@@ -5732,7 +5826,7 @@
         </w:trPr>
         <w:tc>
           <w:tcPr>
-            <w:tcW w:w="4800" w:type="dxa"/>
+            <w:tcW w:w="2300" w:type="dxa"/>
           </w:tcPr>
           <w:p>
             <w:pPr>
@@ -5745,7 +5839,7 @@
         </w:tc>
         <w:tc>
           <w:tcPr>
-            <w:tcW w:w="4800" w:type="dxa"/>
+            <w:tcW w:w="7300" w:type="dxa"/>
           </w:tcPr>
           <w:p>
             <w:pPr>
@@ -5763,7 +5857,7 @@
         </w:trPr>
         <w:tc>
           <w:tcPr>
-            <w:tcW w:w="4800" w:type="dxa"/>
+            <w:tcW w:w="2300" w:type="dxa"/>
           </w:tcPr>
           <w:p>
             <w:pPr>
@@ -5776,7 +5870,7 @@
         </w:tc>
         <w:tc>
           <w:tcPr>
-            <w:tcW w:w="4800" w:type="dxa"/>
+            <w:tcW w:w="7300" w:type="dxa"/>
           </w:tcPr>
           <w:p>
             <w:pPr>
@@ -5794,7 +5888,7 @@
         </w:trPr>
         <w:tc>
           <w:tcPr>
-            <w:tcW w:w="4800" w:type="dxa"/>
+            <w:tcW w:w="2300" w:type="dxa"/>
           </w:tcPr>
           <w:p>
             <w:pPr>
@@ -5807,7 +5901,7 @@
         </w:tc>
         <w:tc>
           <w:tcPr>
-            <w:tcW w:w="4800" w:type="dxa"/>
+            <w:tcW w:w="7300" w:type="dxa"/>
           </w:tcPr>
           <w:p>
             <w:pPr>
@@ -5825,7 +5919,7 @@
         </w:trPr>
         <w:tc>
           <w:tcPr>
-            <w:tcW w:w="4800" w:type="dxa"/>
+            <w:tcW w:w="2300" w:type="dxa"/>
           </w:tcPr>
           <w:p>
             <w:pPr>
@@ -5838,7 +5932,7 @@
         </w:tc>
         <w:tc>
           <w:tcPr>
-            <w:tcW w:w="4800" w:type="dxa"/>
+            <w:tcW w:w="7300" w:type="dxa"/>
           </w:tcPr>
           <w:p>
             <w:pPr>
@@ -5856,7 +5950,7 @@
         </w:trPr>
         <w:tc>
           <w:tcPr>
-            <w:tcW w:w="4800" w:type="dxa"/>
+            <w:tcW w:w="2300" w:type="dxa"/>
           </w:tcPr>
           <w:p>
             <w:pPr>
@@ -5869,7 +5963,7 @@
         </w:tc>
         <w:tc>
           <w:tcPr>
-            <w:tcW w:w="4800" w:type="dxa"/>
+            <w:tcW w:w="7300" w:type="dxa"/>
           </w:tcPr>
           <w:p>
             <w:pPr>
@@ -5887,7 +5981,7 @@
         </w:trPr>
         <w:tc>
           <w:tcPr>
-            <w:tcW w:w="4800" w:type="dxa"/>
+            <w:tcW w:w="2300" w:type="dxa"/>
           </w:tcPr>
           <w:p>
             <w:pPr>
@@ -5900,7 +5994,7 @@
         </w:tc>
         <w:tc>
           <w:tcPr>
-            <w:tcW w:w="4800" w:type="dxa"/>
+            <w:tcW w:w="7300" w:type="dxa"/>
           </w:tcPr>
           <w:p>
             <w:pPr>
@@ -5918,7 +6012,7 @@
         </w:trPr>
         <w:tc>
           <w:tcPr>
-            <w:tcW w:w="4800" w:type="dxa"/>
+            <w:tcW w:w="2300" w:type="dxa"/>
           </w:tcPr>
           <w:p>
             <w:pPr>
@@ -5931,7 +6025,7 @@
         </w:tc>
         <w:tc>
           <w:tcPr>
-            <w:tcW w:w="4800" w:type="dxa"/>
+            <w:tcW w:w="7300" w:type="dxa"/>
           </w:tcPr>
           <w:p>
             <w:pPr>
@@ -5949,7 +6043,7 @@
         </w:trPr>
         <w:tc>
           <w:tcPr>
-            <w:tcW w:w="4800" w:type="dxa"/>
+            <w:tcW w:w="2300" w:type="dxa"/>
           </w:tcPr>
           <w:p>
             <w:pPr>
@@ -5962,7 +6056,7 @@
         </w:tc>
         <w:tc>
           <w:tcPr>
-            <w:tcW w:w="4800" w:type="dxa"/>
+            <w:tcW w:w="7300" w:type="dxa"/>
           </w:tcPr>
           <w:p>
             <w:pPr>
@@ -5975,6 +6069,11 @@
         </w:tc>
       </w:tr>
     </w:tbl>
+    <w:p>
+      <w:r>
+        <w:t xml:space="preserve"/>
+      </w:r>
+    </w:p>
     <w:tbl>
       <w:tblPr>
         <w:tblW w:w="9600" w:type="dxa"/>
@@ -5986,11 +6085,17 @@
           <w:insideH w:val="single" w:sz="4" w:color="D6DEE8"/>
           <w:insideV w:val="single" w:sz="4" w:color="D6DEE8"/>
         </w:tblBorders>
+        <w:tblCellMar>
+          <w:top w:w="90" w:type="dxa"/>
+          <w:left w:w="100" w:type="dxa"/>
+          <w:bottom w:w="90" w:type="dxa"/>
+          <w:right w:w="100" w:type="dxa"/>
+        </w:tblCellMar>
       </w:tblPr>
       <w:tblGrid>
-        <w:gridCol w:w="3200"/>
-        <w:gridCol w:w="3200"/>
-        <w:gridCol w:w="3200"/>
+        <w:gridCol w:w="2050"/>
+        <w:gridCol w:w="5200"/>
+        <w:gridCol w:w="2350"/>
       </w:tblGrid>
       <w:tr>
         <w:trPr>
@@ -5999,7 +6104,7 @@
         </w:trPr>
         <w:tc>
           <w:tcPr>
-            <w:tcW w:w="3200" w:type="dxa"/>
+            <w:tcW w:w="2050" w:type="dxa"/>
             <w:shd w:fill="E3ECF6"/>
           </w:tcPr>
           <w:p>
@@ -6013,7 +6118,7 @@
         </w:tc>
         <w:tc>
           <w:tcPr>
-            <w:tcW w:w="3200" w:type="dxa"/>
+            <w:tcW w:w="5200" w:type="dxa"/>
             <w:shd w:fill="E3ECF6"/>
           </w:tcPr>
           <w:p>
@@ -6027,7 +6132,7 @@
         </w:tc>
         <w:tc>
           <w:tcPr>
-            <w:tcW w:w="3200" w:type="dxa"/>
+            <w:tcW w:w="2350" w:type="dxa"/>
             <w:shd w:fill="E3ECF6"/>
           </w:tcPr>
           <w:p>
@@ -6046,7 +6151,7 @@
         </w:trPr>
         <w:tc>
           <w:tcPr>
-            <w:tcW w:w="3200" w:type="dxa"/>
+            <w:tcW w:w="2050" w:type="dxa"/>
           </w:tcPr>
           <w:p>
             <w:pPr>
@@ -6059,7 +6164,7 @@
         </w:tc>
         <w:tc>
           <w:tcPr>
-            <w:tcW w:w="3200" w:type="dxa"/>
+            <w:tcW w:w="5200" w:type="dxa"/>
           </w:tcPr>
           <w:p>
             <w:pPr>
@@ -6072,7 +6177,7 @@
         </w:tc>
         <w:tc>
           <w:tcPr>
-            <w:tcW w:w="3200" w:type="dxa"/>
+            <w:tcW w:w="2350" w:type="dxa"/>
           </w:tcPr>
           <w:p>
             <w:pPr>
@@ -6090,7 +6195,7 @@
         </w:trPr>
         <w:tc>
           <w:tcPr>
-            <w:tcW w:w="3200" w:type="dxa"/>
+            <w:tcW w:w="2050" w:type="dxa"/>
           </w:tcPr>
           <w:p>
             <w:pPr>
@@ -6103,7 +6208,7 @@
         </w:tc>
         <w:tc>
           <w:tcPr>
-            <w:tcW w:w="3200" w:type="dxa"/>
+            <w:tcW w:w="5200" w:type="dxa"/>
           </w:tcPr>
           <w:p>
             <w:pPr>
@@ -6116,7 +6221,7 @@
         </w:tc>
         <w:tc>
           <w:tcPr>
-            <w:tcW w:w="3200" w:type="dxa"/>
+            <w:tcW w:w="2350" w:type="dxa"/>
           </w:tcPr>
           <w:p>
             <w:pPr>
@@ -6129,6 +6234,11 @@
         </w:tc>
       </w:tr>
     </w:tbl>
+    <w:p>
+      <w:r>
+        <w:t xml:space="preserve"/>
+      </w:r>
+    </w:p>
     <w:p>
       <w:r>
         <w:br w:type="page"/>
@@ -6166,11 +6276,17 @@
           <w:insideH w:val="single" w:sz="4" w:color="D6DEE8"/>
           <w:insideV w:val="single" w:sz="4" w:color="D6DEE8"/>
         </w:tblBorders>
+        <w:tblCellMar>
+          <w:top w:w="90" w:type="dxa"/>
+          <w:left w:w="100" w:type="dxa"/>
+          <w:bottom w:w="90" w:type="dxa"/>
+          <w:right w:w="100" w:type="dxa"/>
+        </w:tblCellMar>
       </w:tblPr>
       <w:tblGrid>
-        <w:gridCol w:w="3200"/>
-        <w:gridCol w:w="3200"/>
-        <w:gridCol w:w="3200"/>
+        <w:gridCol w:w="2050"/>
+        <w:gridCol w:w="5200"/>
+        <w:gridCol w:w="2350"/>
       </w:tblGrid>
       <w:tr>
         <w:trPr>
@@ -6179,7 +6295,7 @@
         </w:trPr>
         <w:tc>
           <w:tcPr>
-            <w:tcW w:w="3200" w:type="dxa"/>
+            <w:tcW w:w="2050" w:type="dxa"/>
             <w:shd w:fill="E3ECF6"/>
           </w:tcPr>
           <w:p>
@@ -6193,7 +6309,7 @@
         </w:tc>
         <w:tc>
           <w:tcPr>
-            <w:tcW w:w="3200" w:type="dxa"/>
+            <w:tcW w:w="5200" w:type="dxa"/>
             <w:shd w:fill="E3ECF6"/>
           </w:tcPr>
           <w:p>
@@ -6207,7 +6323,7 @@
         </w:tc>
         <w:tc>
           <w:tcPr>
-            <w:tcW w:w="3200" w:type="dxa"/>
+            <w:tcW w:w="2350" w:type="dxa"/>
             <w:shd w:fill="E3ECF6"/>
           </w:tcPr>
           <w:p>
@@ -6226,7 +6342,7 @@
         </w:trPr>
         <w:tc>
           <w:tcPr>
-            <w:tcW w:w="3200" w:type="dxa"/>
+            <w:tcW w:w="2050" w:type="dxa"/>
           </w:tcPr>
           <w:p>
             <w:pPr>
@@ -6239,7 +6355,7 @@
         </w:tc>
         <w:tc>
           <w:tcPr>
-            <w:tcW w:w="3200" w:type="dxa"/>
+            <w:tcW w:w="5200" w:type="dxa"/>
           </w:tcPr>
           <w:p>
             <w:pPr>
@@ -6252,7 +6368,7 @@
         </w:tc>
         <w:tc>
           <w:tcPr>
-            <w:tcW w:w="3200" w:type="dxa"/>
+            <w:tcW w:w="2350" w:type="dxa"/>
           </w:tcPr>
           <w:p>
             <w:pPr>
@@ -6270,7 +6386,7 @@
         </w:trPr>
         <w:tc>
           <w:tcPr>
-            <w:tcW w:w="3200" w:type="dxa"/>
+            <w:tcW w:w="2050" w:type="dxa"/>
           </w:tcPr>
           <w:p>
             <w:pPr>
@@ -6283,7 +6399,7 @@
         </w:tc>
         <w:tc>
           <w:tcPr>
-            <w:tcW w:w="3200" w:type="dxa"/>
+            <w:tcW w:w="5200" w:type="dxa"/>
           </w:tcPr>
           <w:p>
             <w:pPr>
@@ -6296,7 +6412,7 @@
         </w:tc>
         <w:tc>
           <w:tcPr>
-            <w:tcW w:w="3200" w:type="dxa"/>
+            <w:tcW w:w="2350" w:type="dxa"/>
           </w:tcPr>
           <w:p>
             <w:pPr>
@@ -6314,7 +6430,7 @@
         </w:trPr>
         <w:tc>
           <w:tcPr>
-            <w:tcW w:w="3200" w:type="dxa"/>
+            <w:tcW w:w="2050" w:type="dxa"/>
           </w:tcPr>
           <w:p>
             <w:pPr>
@@ -6327,7 +6443,7 @@
         </w:tc>
         <w:tc>
           <w:tcPr>
-            <w:tcW w:w="3200" w:type="dxa"/>
+            <w:tcW w:w="5200" w:type="dxa"/>
           </w:tcPr>
           <w:p>
             <w:pPr>
@@ -6340,7 +6456,7 @@
         </w:tc>
         <w:tc>
           <w:tcPr>
-            <w:tcW w:w="3200" w:type="dxa"/>
+            <w:tcW w:w="2350" w:type="dxa"/>
           </w:tcPr>
           <w:p>
             <w:pPr>
@@ -6358,7 +6474,7 @@
         </w:trPr>
         <w:tc>
           <w:tcPr>
-            <w:tcW w:w="3200" w:type="dxa"/>
+            <w:tcW w:w="2050" w:type="dxa"/>
           </w:tcPr>
           <w:p>
             <w:pPr>
@@ -6371,7 +6487,7 @@
         </w:tc>
         <w:tc>
           <w:tcPr>
-            <w:tcW w:w="3200" w:type="dxa"/>
+            <w:tcW w:w="5200" w:type="dxa"/>
           </w:tcPr>
           <w:p>
             <w:pPr>
@@ -6384,7 +6500,7 @@
         </w:tc>
         <w:tc>
           <w:tcPr>
-            <w:tcW w:w="3200" w:type="dxa"/>
+            <w:tcW w:w="2350" w:type="dxa"/>
           </w:tcPr>
           <w:p>
             <w:pPr>
@@ -6402,7 +6518,7 @@
         </w:trPr>
         <w:tc>
           <w:tcPr>
-            <w:tcW w:w="3200" w:type="dxa"/>
+            <w:tcW w:w="2050" w:type="dxa"/>
           </w:tcPr>
           <w:p>
             <w:pPr>
@@ -6415,7 +6531,7 @@
         </w:tc>
         <w:tc>
           <w:tcPr>
-            <w:tcW w:w="3200" w:type="dxa"/>
+            <w:tcW w:w="5200" w:type="dxa"/>
           </w:tcPr>
           <w:p>
             <w:pPr>
@@ -6428,7 +6544,7 @@
         </w:tc>
         <w:tc>
           <w:tcPr>
-            <w:tcW w:w="3200" w:type="dxa"/>
+            <w:tcW w:w="2350" w:type="dxa"/>
           </w:tcPr>
           <w:p>
             <w:pPr>
@@ -6446,7 +6562,7 @@
         </w:trPr>
         <w:tc>
           <w:tcPr>
-            <w:tcW w:w="3200" w:type="dxa"/>
+            <w:tcW w:w="2050" w:type="dxa"/>
           </w:tcPr>
           <w:p>
             <w:pPr>
@@ -6459,7 +6575,7 @@
         </w:tc>
         <w:tc>
           <w:tcPr>
-            <w:tcW w:w="3200" w:type="dxa"/>
+            <w:tcW w:w="5200" w:type="dxa"/>
           </w:tcPr>
           <w:p>
             <w:pPr>
@@ -6472,7 +6588,7 @@
         </w:tc>
         <w:tc>
           <w:tcPr>
-            <w:tcW w:w="3200" w:type="dxa"/>
+            <w:tcW w:w="2350" w:type="dxa"/>
           </w:tcPr>
           <w:p>
             <w:pPr>
@@ -6490,7 +6606,7 @@
         </w:trPr>
         <w:tc>
           <w:tcPr>
-            <w:tcW w:w="3200" w:type="dxa"/>
+            <w:tcW w:w="2050" w:type="dxa"/>
           </w:tcPr>
           <w:p>
             <w:pPr>
@@ -6503,7 +6619,7 @@
         </w:tc>
         <w:tc>
           <w:tcPr>
-            <w:tcW w:w="3200" w:type="dxa"/>
+            <w:tcW w:w="5200" w:type="dxa"/>
           </w:tcPr>
           <w:p>
             <w:pPr>
@@ -6516,7 +6632,7 @@
         </w:tc>
         <w:tc>
           <w:tcPr>
-            <w:tcW w:w="3200" w:type="dxa"/>
+            <w:tcW w:w="2350" w:type="dxa"/>
           </w:tcPr>
           <w:p>
             <w:pPr>
@@ -6529,6 +6645,11 @@
         </w:tc>
       </w:tr>
     </w:tbl>
+    <w:p>
+      <w:r>
+        <w:t xml:space="preserve"/>
+      </w:r>
+    </w:p>
     <w:p>
       <w:pPr>
         <w:pStyle w:val="Heading2"/>
@@ -6599,11 +6720,17 @@
           <w:insideH w:val="single" w:sz="4" w:color="D6DEE8"/>
           <w:insideV w:val="single" w:sz="4" w:color="D6DEE8"/>
         </w:tblBorders>
+        <w:tblCellMar>
+          <w:top w:w="90" w:type="dxa"/>
+          <w:left w:w="100" w:type="dxa"/>
+          <w:bottom w:w="90" w:type="dxa"/>
+          <w:right w:w="100" w:type="dxa"/>
+        </w:tblCellMar>
       </w:tblPr>
       <w:tblGrid>
-        <w:gridCol w:w="3200"/>
-        <w:gridCol w:w="3200"/>
-        <w:gridCol w:w="3200"/>
+        <w:gridCol w:w="2050"/>
+        <w:gridCol w:w="5200"/>
+        <w:gridCol w:w="2350"/>
       </w:tblGrid>
       <w:tr>
         <w:trPr>
@@ -6612,7 +6739,7 @@
         </w:trPr>
         <w:tc>
           <w:tcPr>
-            <w:tcW w:w="3200" w:type="dxa"/>
+            <w:tcW w:w="2050" w:type="dxa"/>
             <w:shd w:fill="E3ECF6"/>
           </w:tcPr>
           <w:p>
@@ -6626,7 +6753,7 @@
         </w:tc>
         <w:tc>
           <w:tcPr>
-            <w:tcW w:w="3200" w:type="dxa"/>
+            <w:tcW w:w="5200" w:type="dxa"/>
             <w:shd w:fill="E3ECF6"/>
           </w:tcPr>
           <w:p>
@@ -6640,7 +6767,7 @@
         </w:tc>
         <w:tc>
           <w:tcPr>
-            <w:tcW w:w="3200" w:type="dxa"/>
+            <w:tcW w:w="2350" w:type="dxa"/>
             <w:shd w:fill="E3ECF6"/>
           </w:tcPr>
           <w:p>
@@ -6659,7 +6786,7 @@
         </w:trPr>
         <w:tc>
           <w:tcPr>
-            <w:tcW w:w="3200" w:type="dxa"/>
+            <w:tcW w:w="2050" w:type="dxa"/>
           </w:tcPr>
           <w:p>
             <w:pPr>
@@ -6672,7 +6799,7 @@
         </w:tc>
         <w:tc>
           <w:tcPr>
-            <w:tcW w:w="3200" w:type="dxa"/>
+            <w:tcW w:w="5200" w:type="dxa"/>
           </w:tcPr>
           <w:p>
             <w:pPr>
@@ -6685,7 +6812,7 @@
         </w:tc>
         <w:tc>
           <w:tcPr>
-            <w:tcW w:w="3200" w:type="dxa"/>
+            <w:tcW w:w="2350" w:type="dxa"/>
           </w:tcPr>
           <w:p>
             <w:pPr>
@@ -6698,6 +6825,11 @@
         </w:tc>
       </w:tr>
     </w:tbl>
+    <w:p>
+      <w:r>
+        <w:t xml:space="preserve"/>
+      </w:r>
+    </w:p>
     <w:p>
       <w:r>
         <w:br w:type="page"/>
@@ -6727,10 +6859,16 @@
           <w:insideH w:val="single" w:sz="4" w:color="D6DEE8"/>
           <w:insideV w:val="single" w:sz="4" w:color="D6DEE8"/>
         </w:tblBorders>
+        <w:tblCellMar>
+          <w:top w:w="90" w:type="dxa"/>
+          <w:left w:w="100" w:type="dxa"/>
+          <w:bottom w:w="90" w:type="dxa"/>
+          <w:right w:w="100" w:type="dxa"/>
+        </w:tblCellMar>
       </w:tblPr>
       <w:tblGrid>
-        <w:gridCol w:w="4800"/>
-        <w:gridCol w:w="4800"/>
+        <w:gridCol w:w="2300"/>
+        <w:gridCol w:w="7300"/>
       </w:tblGrid>
       <w:tr>
         <w:trPr>
@@ -6739,7 +6877,7 @@
         </w:trPr>
         <w:tc>
           <w:tcPr>
-            <w:tcW w:w="4800" w:type="dxa"/>
+            <w:tcW w:w="2300" w:type="dxa"/>
             <w:shd w:fill="E3ECF6"/>
           </w:tcPr>
           <w:p>
@@ -6753,7 +6891,7 @@
         </w:tc>
         <w:tc>
           <w:tcPr>
-            <w:tcW w:w="4800" w:type="dxa"/>
+            <w:tcW w:w="7300" w:type="dxa"/>
             <w:shd w:fill="E3ECF6"/>
           </w:tcPr>
           <w:p>
@@ -6772,7 +6910,7 @@
         </w:trPr>
         <w:tc>
           <w:tcPr>
-            <w:tcW w:w="4800" w:type="dxa"/>
+            <w:tcW w:w="2300" w:type="dxa"/>
           </w:tcPr>
           <w:p>
             <w:pPr>
@@ -6785,7 +6923,7 @@
         </w:tc>
         <w:tc>
           <w:tcPr>
-            <w:tcW w:w="4800" w:type="dxa"/>
+            <w:tcW w:w="7300" w:type="dxa"/>
           </w:tcPr>
           <w:p>
             <w:pPr>
@@ -6803,7 +6941,7 @@
         </w:trPr>
         <w:tc>
           <w:tcPr>
-            <w:tcW w:w="4800" w:type="dxa"/>
+            <w:tcW w:w="2300" w:type="dxa"/>
           </w:tcPr>
           <w:p>
             <w:pPr>
@@ -6816,7 +6954,7 @@
         </w:tc>
         <w:tc>
           <w:tcPr>
-            <w:tcW w:w="4800" w:type="dxa"/>
+            <w:tcW w:w="7300" w:type="dxa"/>
           </w:tcPr>
           <w:p>
             <w:pPr>
@@ -6834,7 +6972,7 @@
         </w:trPr>
         <w:tc>
           <w:tcPr>
-            <w:tcW w:w="4800" w:type="dxa"/>
+            <w:tcW w:w="2300" w:type="dxa"/>
           </w:tcPr>
           <w:p>
             <w:pPr>
@@ -6847,7 +6985,7 @@
         </w:tc>
         <w:tc>
           <w:tcPr>
-            <w:tcW w:w="4800" w:type="dxa"/>
+            <w:tcW w:w="7300" w:type="dxa"/>
           </w:tcPr>
           <w:p>
             <w:pPr>
@@ -6865,7 +7003,7 @@
         </w:trPr>
         <w:tc>
           <w:tcPr>
-            <w:tcW w:w="4800" w:type="dxa"/>
+            <w:tcW w:w="2300" w:type="dxa"/>
           </w:tcPr>
           <w:p>
             <w:pPr>
@@ -6878,7 +7016,7 @@
         </w:tc>
         <w:tc>
           <w:tcPr>
-            <w:tcW w:w="4800" w:type="dxa"/>
+            <w:tcW w:w="7300" w:type="dxa"/>
           </w:tcPr>
           <w:p>
             <w:pPr>
@@ -6896,7 +7034,7 @@
         </w:trPr>
         <w:tc>
           <w:tcPr>
-            <w:tcW w:w="4800" w:type="dxa"/>
+            <w:tcW w:w="2300" w:type="dxa"/>
           </w:tcPr>
           <w:p>
             <w:pPr>
@@ -6909,7 +7047,7 @@
         </w:tc>
         <w:tc>
           <w:tcPr>
-            <w:tcW w:w="4800" w:type="dxa"/>
+            <w:tcW w:w="7300" w:type="dxa"/>
           </w:tcPr>
           <w:p>
             <w:pPr>
@@ -6927,7 +7065,7 @@
         </w:trPr>
         <w:tc>
           <w:tcPr>
-            <w:tcW w:w="4800" w:type="dxa"/>
+            <w:tcW w:w="2300" w:type="dxa"/>
           </w:tcPr>
           <w:p>
             <w:pPr>
@@ -6940,7 +7078,7 @@
         </w:tc>
         <w:tc>
           <w:tcPr>
-            <w:tcW w:w="4800" w:type="dxa"/>
+            <w:tcW w:w="7300" w:type="dxa"/>
           </w:tcPr>
           <w:p>
             <w:pPr>
@@ -6953,6 +7091,11 @@
         </w:tc>
       </w:tr>
     </w:tbl>
+    <w:p>
+      <w:r>
+        <w:t xml:space="preserve"/>
+      </w:r>
+    </w:p>
     <w:tbl>
       <w:tblPr>
         <w:tblW w:w="9600" w:type="dxa"/>
@@ -6964,6 +7107,12 @@
           <w:insideH w:val="single" w:sz="4" w:color="D6DEE8"/>
           <w:insideV w:val="single" w:sz="4" w:color="D6DEE8"/>
         </w:tblBorders>
+        <w:tblCellMar>
+          <w:top w:w="90" w:type="dxa"/>
+          <w:left w:w="100" w:type="dxa"/>
+          <w:bottom w:w="90" w:type="dxa"/>
+          <w:right w:w="100" w:type="dxa"/>
+        </w:tblCellMar>
       </w:tblPr>
       <w:tblGrid>
         <w:gridCol w:w="2400"/>
@@ -8003,6 +8152,11 @@
         </w:tc>
       </w:tr>
     </w:tbl>
+    <w:p>
+      <w:r>
+        <w:t xml:space="preserve"/>
+      </w:r>
+    </w:p>
     <w:p>
       <w:r>
         <w:t xml:space="preserve">로그인 단일 표본은 PM 166.8ms, 일반 사용자 161.8ms였다. 로그인 백분위는 산출하지 않았다. 서버 마스터·워커 RSS 합산 최대 약 230.6MiB이며 공유 메모리가 중복될 수 있다. DB 컨테이너 자원은 측정하지 않았다.</w:t>
@@ -8034,11 +8188,17 @@
           <w:insideH w:val="single" w:sz="4" w:color="D6DEE8"/>
           <w:insideV w:val="single" w:sz="4" w:color="D6DEE8"/>
         </w:tblBorders>
+        <w:tblCellMar>
+          <w:top w:w="90" w:type="dxa"/>
+          <w:left w:w="100" w:type="dxa"/>
+          <w:bottom w:w="90" w:type="dxa"/>
+          <w:right w:w="100" w:type="dxa"/>
+        </w:tblCellMar>
       </w:tblPr>
       <w:tblGrid>
-        <w:gridCol w:w="3200"/>
-        <w:gridCol w:w="3200"/>
-        <w:gridCol w:w="3200"/>
+        <w:gridCol w:w="2050"/>
+        <w:gridCol w:w="5200"/>
+        <w:gridCol w:w="2350"/>
       </w:tblGrid>
       <w:tr>
         <w:trPr>
@@ -8047,7 +8207,7 @@
         </w:trPr>
         <w:tc>
           <w:tcPr>
-            <w:tcW w:w="3200" w:type="dxa"/>
+            <w:tcW w:w="2050" w:type="dxa"/>
             <w:shd w:fill="E3ECF6"/>
           </w:tcPr>
           <w:p>
@@ -8061,7 +8221,7 @@
         </w:tc>
         <w:tc>
           <w:tcPr>
-            <w:tcW w:w="3200" w:type="dxa"/>
+            <w:tcW w:w="5200" w:type="dxa"/>
             <w:shd w:fill="E3ECF6"/>
           </w:tcPr>
           <w:p>
@@ -8075,7 +8235,7 @@
         </w:tc>
         <w:tc>
           <w:tcPr>
-            <w:tcW w:w="3200" w:type="dxa"/>
+            <w:tcW w:w="2350" w:type="dxa"/>
             <w:shd w:fill="E3ECF6"/>
           </w:tcPr>
           <w:p>
@@ -8094,7 +8254,7 @@
         </w:trPr>
         <w:tc>
           <w:tcPr>
-            <w:tcW w:w="3200" w:type="dxa"/>
+            <w:tcW w:w="2050" w:type="dxa"/>
           </w:tcPr>
           <w:p>
             <w:pPr>
@@ -8107,7 +8267,7 @@
         </w:tc>
         <w:tc>
           <w:tcPr>
-            <w:tcW w:w="3200" w:type="dxa"/>
+            <w:tcW w:w="5200" w:type="dxa"/>
           </w:tcPr>
           <w:p>
             <w:pPr>
@@ -8120,7 +8280,7 @@
         </w:tc>
         <w:tc>
           <w:tcPr>
-            <w:tcW w:w="3200" w:type="dxa"/>
+            <w:tcW w:w="2350" w:type="dxa"/>
           </w:tcPr>
           <w:p>
             <w:pPr>
@@ -8133,6 +8293,11 @@
         </w:tc>
       </w:tr>
     </w:tbl>
+    <w:p>
+      <w:r>
+        <w:t xml:space="preserve"/>
+      </w:r>
+    </w:p>
     <w:p>
       <w:r>
         <w:br w:type="page"/>
@@ -8172,6 +8337,12 @@
           <w:insideH w:val="single" w:sz="4" w:color="D6DEE8"/>
           <w:insideV w:val="single" w:sz="4" w:color="D6DEE8"/>
         </w:tblBorders>
+        <w:tblCellMar>
+          <w:top w:w="90" w:type="dxa"/>
+          <w:left w:w="100" w:type="dxa"/>
+          <w:bottom w:w="90" w:type="dxa"/>
+          <w:right w:w="100" w:type="dxa"/>
+        </w:tblCellMar>
       </w:tblPr>
       <w:tblGrid>
         <w:gridCol w:w="2400"/>
@@ -8413,6 +8584,11 @@
         </w:tc>
       </w:tr>
     </w:tbl>
+    <w:p>
+      <w:r>
+        <w:t xml:space="preserve"/>
+      </w:r>
+    </w:p>
     <w:p>
       <w:r>
         <w:t xml:space="preserve">측정 조회 총 590건, 예상 밖 오류 0건. HTTP 200 및 JSON 객체/배열 여부를 검증했다. 단계별 상세 평균·p99·최대값·실제 최대 진행 중 요청 수는 원시 결과와 함께 저장했다.</w:t>
@@ -8454,11 +8630,17 @@
           <w:insideH w:val="single" w:sz="4" w:color="D6DEE8"/>
           <w:insideV w:val="single" w:sz="4" w:color="D6DEE8"/>
         </w:tblBorders>
+        <w:tblCellMar>
+          <w:top w:w="90" w:type="dxa"/>
+          <w:left w:w="100" w:type="dxa"/>
+          <w:bottom w:w="90" w:type="dxa"/>
+          <w:right w:w="100" w:type="dxa"/>
+        </w:tblCellMar>
       </w:tblPr>
       <w:tblGrid>
-        <w:gridCol w:w="3200"/>
-        <w:gridCol w:w="3200"/>
-        <w:gridCol w:w="3200"/>
+        <w:gridCol w:w="2050"/>
+        <w:gridCol w:w="5200"/>
+        <w:gridCol w:w="2350"/>
       </w:tblGrid>
       <w:tr>
         <w:trPr>
@@ -8467,7 +8649,7 @@
         </w:trPr>
         <w:tc>
           <w:tcPr>
-            <w:tcW w:w="3200" w:type="dxa"/>
+            <w:tcW w:w="2050" w:type="dxa"/>
             <w:shd w:fill="E3ECF6"/>
           </w:tcPr>
           <w:p>
@@ -8481,7 +8663,7 @@
         </w:tc>
         <w:tc>
           <w:tcPr>
-            <w:tcW w:w="3200" w:type="dxa"/>
+            <w:tcW w:w="5200" w:type="dxa"/>
             <w:shd w:fill="E3ECF6"/>
           </w:tcPr>
           <w:p>
@@ -8495,7 +8677,7 @@
         </w:tc>
         <w:tc>
           <w:tcPr>
-            <w:tcW w:w="3200" w:type="dxa"/>
+            <w:tcW w:w="2350" w:type="dxa"/>
             <w:shd w:fill="E3ECF6"/>
           </w:tcPr>
           <w:p>
@@ -8514,7 +8696,7 @@
         </w:trPr>
         <w:tc>
           <w:tcPr>
-            <w:tcW w:w="3200" w:type="dxa"/>
+            <w:tcW w:w="2050" w:type="dxa"/>
           </w:tcPr>
           <w:p>
             <w:pPr>
@@ -8527,7 +8709,7 @@
         </w:tc>
         <w:tc>
           <w:tcPr>
-            <w:tcW w:w="3200" w:type="dxa"/>
+            <w:tcW w:w="5200" w:type="dxa"/>
           </w:tcPr>
           <w:p>
             <w:pPr>
@@ -8540,7 +8722,7 @@
         </w:tc>
         <w:tc>
           <w:tcPr>
-            <w:tcW w:w="3200" w:type="dxa"/>
+            <w:tcW w:w="2350" w:type="dxa"/>
           </w:tcPr>
           <w:p>
             <w:pPr>
@@ -8553,6 +8735,11 @@
         </w:tc>
       </w:tr>
     </w:tbl>
+    <w:p>
+      <w:r>
+        <w:t xml:space="preserve"/>
+      </w:r>
+    </w:p>
     <w:p>
       <w:r>
         <w:br w:type="page"/>
@@ -8582,10 +8769,16 @@
           <w:insideH w:val="single" w:sz="4" w:color="D6DEE8"/>
           <w:insideV w:val="single" w:sz="4" w:color="D6DEE8"/>
         </w:tblBorders>
+        <w:tblCellMar>
+          <w:top w:w="90" w:type="dxa"/>
+          <w:left w:w="100" w:type="dxa"/>
+          <w:bottom w:w="90" w:type="dxa"/>
+          <w:right w:w="100" w:type="dxa"/>
+        </w:tblCellMar>
       </w:tblPr>
       <w:tblGrid>
-        <w:gridCol w:w="4800"/>
-        <w:gridCol w:w="4800"/>
+        <w:gridCol w:w="2300"/>
+        <w:gridCol w:w="7300"/>
       </w:tblGrid>
       <w:tr>
         <w:trPr>
@@ -8594,7 +8787,7 @@
         </w:trPr>
         <w:tc>
           <w:tcPr>
-            <w:tcW w:w="4800" w:type="dxa"/>
+            <w:tcW w:w="2300" w:type="dxa"/>
             <w:shd w:fill="E3ECF6"/>
           </w:tcPr>
           <w:p>
@@ -8608,7 +8801,7 @@
         </w:tc>
         <w:tc>
           <w:tcPr>
-            <w:tcW w:w="4800" w:type="dxa"/>
+            <w:tcW w:w="7300" w:type="dxa"/>
             <w:shd w:fill="E3ECF6"/>
           </w:tcPr>
           <w:p>
@@ -8627,7 +8820,7 @@
         </w:trPr>
         <w:tc>
           <w:tcPr>
-            <w:tcW w:w="4800" w:type="dxa"/>
+            <w:tcW w:w="2300" w:type="dxa"/>
           </w:tcPr>
           <w:p>
             <w:pPr>
@@ -8640,7 +8833,7 @@
         </w:tc>
         <w:tc>
           <w:tcPr>
-            <w:tcW w:w="4800" w:type="dxa"/>
+            <w:tcW w:w="7300" w:type="dxa"/>
           </w:tcPr>
           <w:p>
             <w:pPr>
@@ -8658,7 +8851,7 @@
         </w:trPr>
         <w:tc>
           <w:tcPr>
-            <w:tcW w:w="4800" w:type="dxa"/>
+            <w:tcW w:w="2300" w:type="dxa"/>
           </w:tcPr>
           <w:p>
             <w:pPr>
@@ -8671,7 +8864,7 @@
         </w:tc>
         <w:tc>
           <w:tcPr>
-            <w:tcW w:w="4800" w:type="dxa"/>
+            <w:tcW w:w="7300" w:type="dxa"/>
           </w:tcPr>
           <w:p>
             <w:pPr>
@@ -8689,7 +8882,7 @@
         </w:trPr>
         <w:tc>
           <w:tcPr>
-            <w:tcW w:w="4800" w:type="dxa"/>
+            <w:tcW w:w="2300" w:type="dxa"/>
           </w:tcPr>
           <w:p>
             <w:pPr>
@@ -8702,7 +8895,7 @@
         </w:tc>
         <w:tc>
           <w:tcPr>
-            <w:tcW w:w="4800" w:type="dxa"/>
+            <w:tcW w:w="7300" w:type="dxa"/>
           </w:tcPr>
           <w:p>
             <w:pPr>
@@ -8720,7 +8913,7 @@
         </w:trPr>
         <w:tc>
           <w:tcPr>
-            <w:tcW w:w="4800" w:type="dxa"/>
+            <w:tcW w:w="2300" w:type="dxa"/>
           </w:tcPr>
           <w:p>
             <w:pPr>
@@ -8733,7 +8926,7 @@
         </w:tc>
         <w:tc>
           <w:tcPr>
-            <w:tcW w:w="4800" w:type="dxa"/>
+            <w:tcW w:w="7300" w:type="dxa"/>
           </w:tcPr>
           <w:p>
             <w:pPr>
@@ -8751,7 +8944,7 @@
         </w:trPr>
         <w:tc>
           <w:tcPr>
-            <w:tcW w:w="4800" w:type="dxa"/>
+            <w:tcW w:w="2300" w:type="dxa"/>
           </w:tcPr>
           <w:p>
             <w:pPr>
@@ -8764,7 +8957,7 @@
         </w:tc>
         <w:tc>
           <w:tcPr>
-            <w:tcW w:w="4800" w:type="dxa"/>
+            <w:tcW w:w="7300" w:type="dxa"/>
           </w:tcPr>
           <w:p>
             <w:pPr>
@@ -8782,7 +8975,7 @@
         </w:trPr>
         <w:tc>
           <w:tcPr>
-            <w:tcW w:w="4800" w:type="dxa"/>
+            <w:tcW w:w="2300" w:type="dxa"/>
           </w:tcPr>
           <w:p>
             <w:pPr>
@@ -8795,7 +8988,7 @@
         </w:tc>
         <w:tc>
           <w:tcPr>
-            <w:tcW w:w="4800" w:type="dxa"/>
+            <w:tcW w:w="7300" w:type="dxa"/>
           </w:tcPr>
           <w:p>
             <w:pPr>
@@ -8808,6 +9001,11 @@
         </w:tc>
       </w:tr>
     </w:tbl>
+    <w:p>
+      <w:r>
+        <w:t xml:space="preserve"/>
+      </w:r>
+    </w:p>
     <w:p>
       <w:r>
         <w:t xml:space="preserve">측정한 1,691건은 모두 HTTP 200이며 JSON 객체 또는 배열 검증을 통과했다. 5분 실행에서 잠정 일반 조회 p95 1초 기준을 충족했다. 이는 이 로컬 데이터 규모와 조회 전용 조건에 대한 판정이며 AWS 운영 SLA나 서버 최대 처리량 판정은 아니다.</w:t>
@@ -8844,11 +9042,17 @@
           <w:insideH w:val="single" w:sz="4" w:color="D6DEE8"/>
           <w:insideV w:val="single" w:sz="4" w:color="D6DEE8"/>
         </w:tblBorders>
+        <w:tblCellMar>
+          <w:top w:w="90" w:type="dxa"/>
+          <w:left w:w="100" w:type="dxa"/>
+          <w:bottom w:w="90" w:type="dxa"/>
+          <w:right w:w="100" w:type="dxa"/>
+        </w:tblCellMar>
       </w:tblPr>
       <w:tblGrid>
-        <w:gridCol w:w="3200"/>
-        <w:gridCol w:w="3200"/>
-        <w:gridCol w:w="3200"/>
+        <w:gridCol w:w="2050"/>
+        <w:gridCol w:w="5200"/>
+        <w:gridCol w:w="2350"/>
       </w:tblGrid>
       <w:tr>
         <w:trPr>
@@ -8857,7 +9061,7 @@
         </w:trPr>
         <w:tc>
           <w:tcPr>
-            <w:tcW w:w="3200" w:type="dxa"/>
+            <w:tcW w:w="2050" w:type="dxa"/>
             <w:shd w:fill="E3ECF6"/>
           </w:tcPr>
           <w:p>
@@ -8871,7 +9075,7 @@
         </w:tc>
         <w:tc>
           <w:tcPr>
-            <w:tcW w:w="3200" w:type="dxa"/>
+            <w:tcW w:w="5200" w:type="dxa"/>
             <w:shd w:fill="E3ECF6"/>
           </w:tcPr>
           <w:p>
@@ -8885,7 +9089,7 @@
         </w:tc>
         <w:tc>
           <w:tcPr>
-            <w:tcW w:w="3200" w:type="dxa"/>
+            <w:tcW w:w="2350" w:type="dxa"/>
             <w:shd w:fill="E3ECF6"/>
           </w:tcPr>
           <w:p>
@@ -8904,7 +9108,7 @@
         </w:trPr>
         <w:tc>
           <w:tcPr>
-            <w:tcW w:w="3200" w:type="dxa"/>
+            <w:tcW w:w="2050" w:type="dxa"/>
           </w:tcPr>
           <w:p>
             <w:pPr>
@@ -8917,7 +9121,7 @@
         </w:tc>
         <w:tc>
           <w:tcPr>
-            <w:tcW w:w="3200" w:type="dxa"/>
+            <w:tcW w:w="5200" w:type="dxa"/>
           </w:tcPr>
           <w:p>
             <w:pPr>
@@ -8930,7 +9134,7 @@
         </w:tc>
         <w:tc>
           <w:tcPr>
-            <w:tcW w:w="3200" w:type="dxa"/>
+            <w:tcW w:w="2350" w:type="dxa"/>
           </w:tcPr>
           <w:p>
             <w:pPr>
@@ -8943,6 +9147,11 @@
         </w:tc>
       </w:tr>
     </w:tbl>
+    <w:p>
+      <w:r>
+        <w:t xml:space="preserve"/>
+      </w:r>
+    </w:p>
     <w:p>
       <w:pPr>
         <w:pStyle w:val="Heading2"/>
@@ -8972,11 +9181,17 @@
           <w:insideH w:val="single" w:sz="4" w:color="D6DEE8"/>
           <w:insideV w:val="single" w:sz="4" w:color="D6DEE8"/>
         </w:tblBorders>
+        <w:tblCellMar>
+          <w:top w:w="90" w:type="dxa"/>
+          <w:left w:w="100" w:type="dxa"/>
+          <w:bottom w:w="90" w:type="dxa"/>
+          <w:right w:w="100" w:type="dxa"/>
+        </w:tblCellMar>
       </w:tblPr>
       <w:tblGrid>
-        <w:gridCol w:w="3200"/>
-        <w:gridCol w:w="3200"/>
-        <w:gridCol w:w="3200"/>
+        <w:gridCol w:w="2050"/>
+        <w:gridCol w:w="5200"/>
+        <w:gridCol w:w="2350"/>
       </w:tblGrid>
       <w:tr>
         <w:trPr>
@@ -8985,7 +9200,7 @@
         </w:trPr>
         <w:tc>
           <w:tcPr>
-            <w:tcW w:w="3200" w:type="dxa"/>
+            <w:tcW w:w="2050" w:type="dxa"/>
             <w:shd w:fill="E3ECF6"/>
           </w:tcPr>
           <w:p>
@@ -8999,7 +9214,7 @@
         </w:tc>
         <w:tc>
           <w:tcPr>
-            <w:tcW w:w="3200" w:type="dxa"/>
+            <w:tcW w:w="5200" w:type="dxa"/>
             <w:shd w:fill="E3ECF6"/>
           </w:tcPr>
           <w:p>
@@ -9013,7 +9228,7 @@
         </w:tc>
         <w:tc>
           <w:tcPr>
-            <w:tcW w:w="3200" w:type="dxa"/>
+            <w:tcW w:w="2350" w:type="dxa"/>
             <w:shd w:fill="E3ECF6"/>
           </w:tcPr>
           <w:p>
@@ -9032,7 +9247,7 @@
         </w:trPr>
         <w:tc>
           <w:tcPr>
-            <w:tcW w:w="3200" w:type="dxa"/>
+            <w:tcW w:w="2050" w:type="dxa"/>
           </w:tcPr>
           <w:p>
             <w:pPr>
@@ -9045,7 +9260,7 @@
         </w:tc>
         <w:tc>
           <w:tcPr>
-            <w:tcW w:w="3200" w:type="dxa"/>
+            <w:tcW w:w="5200" w:type="dxa"/>
           </w:tcPr>
           <w:p>
             <w:pPr>
@@ -9058,7 +9273,7 @@
         </w:tc>
         <w:tc>
           <w:tcPr>
-            <w:tcW w:w="3200" w:type="dxa"/>
+            <w:tcW w:w="2350" w:type="dxa"/>
           </w:tcPr>
           <w:p>
             <w:pPr>
@@ -9071,6 +9286,11 @@
         </w:tc>
       </w:tr>
     </w:tbl>
+    <w:p>
+      <w:r>
+        <w:t xml:space="preserve"/>
+      </w:r>
+    </w:p>
     <w:p>
       <w:r>
         <w:br w:type="page"/>
@@ -9113,6 +9333,12 @@
           <w:insideH w:val="single" w:sz="4" w:color="D6DEE8"/>
           <w:insideV w:val="single" w:sz="4" w:color="D6DEE8"/>
         </w:tblBorders>
+        <w:tblCellMar>
+          <w:top w:w="90" w:type="dxa"/>
+          <w:left w:w="100" w:type="dxa"/>
+          <w:bottom w:w="90" w:type="dxa"/>
+          <w:right w:w="100" w:type="dxa"/>
+        </w:tblCellMar>
       </w:tblPr>
       <w:tblGrid>
         <w:gridCol w:w="2400"/>
@@ -9354,6 +9580,11 @@
         </w:tc>
       </w:tr>
     </w:tbl>
+    <w:p>
+      <w:r>
+        <w:t xml:space="preserve"/>
+      </w:r>
+    </w:p>
     <w:tbl>
       <w:tblPr>
         <w:tblW w:w="9600" w:type="dxa"/>
@@ -9365,6 +9596,12 @@
           <w:insideH w:val="single" w:sz="4" w:color="D6DEE8"/>
           <w:insideV w:val="single" w:sz="4" w:color="D6DEE8"/>
         </w:tblBorders>
+        <w:tblCellMar>
+          <w:top w:w="90" w:type="dxa"/>
+          <w:left w:w="100" w:type="dxa"/>
+          <w:bottom w:w="90" w:type="dxa"/>
+          <w:right w:w="100" w:type="dxa"/>
+        </w:tblCellMar>
       </w:tblPr>
       <w:tblGrid>
         <w:gridCol w:w="2400"/>
@@ -9606,6 +9843,11 @@
         </w:tc>
       </w:tr>
     </w:tbl>
+    <w:p>
+      <w:r>
+        <w:t xml:space="preserve"/>
+      </w:r>
+    </w:p>
     <w:p>
       <w:r>
         <w:t xml:space="preserve">각 requests.csv에서 20개 사용자 식별자, 1,691개 응답, HTTP 200 및 JSON 검증 성공을 확인했다. p95는 nearest-rank 방식으로 재계산했고 총 측정 조회 5,073건에서 예상 밖 오류는 0건이었다. 회당 실제 경과시간은 약 300.03초, 300.00초, 300.00초다.</w:t>
@@ -9635,6 +9877,12 @@
           <w:insideH w:val="single" w:sz="4" w:color="D6DEE8"/>
           <w:insideV w:val="single" w:sz="4" w:color="D6DEE8"/>
         </w:tblBorders>
+        <w:tblCellMar>
+          <w:top w:w="90" w:type="dxa"/>
+          <w:left w:w="100" w:type="dxa"/>
+          <w:bottom w:w="90" w:type="dxa"/>
+          <w:right w:w="100" w:type="dxa"/>
+        </w:tblCellMar>
       </w:tblPr>
       <w:tblGrid>
         <w:gridCol w:w="2400"/>
@@ -9876,6 +10124,11 @@
         </w:tc>
       </w:tr>
     </w:tbl>
+    <w:p>
+      <w:r>
+        <w:t xml:space="preserve"/>
+      </w:r>
+    </w:p>
     <w:p>
       <w:r>
         <w:t xml:space="preserve">세 실행 모두 가장 높은 경로별 p95는 PM 업무 목록이었다. 전체 p95가 낮아지는 동안 이 경로의 p95는 높아졌으므로 전반적인 성능 개선으로 단정하지 않는다. 모든 측정 경로는 각 실행에서 잠정 p95 1초 기준 이내였지만 PM 업무 목록은 데이터 확대 및 쿼리 계측의 우선 대상으로 유지한다. 3회만으로 장시간 안정성이나 변화의 원인을 확정할 수 없다.</w:t>
@@ -9928,11 +10181,17 @@
           <w:insideH w:val="single" w:sz="4" w:color="D6DEE8"/>
           <w:insideV w:val="single" w:sz="4" w:color="D6DEE8"/>
         </w:tblBorders>
+        <w:tblCellMar>
+          <w:top w:w="90" w:type="dxa"/>
+          <w:left w:w="100" w:type="dxa"/>
+          <w:bottom w:w="90" w:type="dxa"/>
+          <w:right w:w="100" w:type="dxa"/>
+        </w:tblCellMar>
       </w:tblPr>
       <w:tblGrid>
-        <w:gridCol w:w="3200"/>
-        <w:gridCol w:w="3200"/>
-        <w:gridCol w:w="3200"/>
+        <w:gridCol w:w="2050"/>
+        <w:gridCol w:w="5200"/>
+        <w:gridCol w:w="2350"/>
       </w:tblGrid>
       <w:tr>
         <w:trPr>
@@ -9941,7 +10200,7 @@
         </w:trPr>
         <w:tc>
           <w:tcPr>
-            <w:tcW w:w="3200" w:type="dxa"/>
+            <w:tcW w:w="2050" w:type="dxa"/>
             <w:shd w:fill="E3ECF6"/>
           </w:tcPr>
           <w:p>
@@ -9955,7 +10214,7 @@
         </w:tc>
         <w:tc>
           <w:tcPr>
-            <w:tcW w:w="3200" w:type="dxa"/>
+            <w:tcW w:w="5200" w:type="dxa"/>
             <w:shd w:fill="E3ECF6"/>
           </w:tcPr>
           <w:p>
@@ -9969,7 +10228,7 @@
         </w:tc>
         <w:tc>
           <w:tcPr>
-            <w:tcW w:w="3200" w:type="dxa"/>
+            <w:tcW w:w="2350" w:type="dxa"/>
             <w:shd w:fill="E3ECF6"/>
           </w:tcPr>
           <w:p>
@@ -9988,7 +10247,7 @@
         </w:trPr>
         <w:tc>
           <w:tcPr>
-            <w:tcW w:w="3200" w:type="dxa"/>
+            <w:tcW w:w="2050" w:type="dxa"/>
           </w:tcPr>
           <w:p>
             <w:pPr>
@@ -10001,7 +10260,7 @@
         </w:tc>
         <w:tc>
           <w:tcPr>
-            <w:tcW w:w="3200" w:type="dxa"/>
+            <w:tcW w:w="5200" w:type="dxa"/>
           </w:tcPr>
           <w:p>
             <w:pPr>
@@ -10014,7 +10273,7 @@
         </w:tc>
         <w:tc>
           <w:tcPr>
-            <w:tcW w:w="3200" w:type="dxa"/>
+            <w:tcW w:w="2350" w:type="dxa"/>
           </w:tcPr>
           <w:p>
             <w:pPr>
@@ -10027,6 +10286,11 @@
         </w:tc>
       </w:tr>
     </w:tbl>
+    <w:p>
+      <w:r>
+        <w:t xml:space="preserve"/>
+      </w:r>
+    </w:p>
     <w:p>
       <w:r>
         <w:br w:type="page"/>
@@ -10077,11 +10341,17 @@
           <w:insideH w:val="single" w:sz="4" w:color="D6DEE8"/>
           <w:insideV w:val="single" w:sz="4" w:color="D6DEE8"/>
         </w:tblBorders>
+        <w:tblCellMar>
+          <w:top w:w="90" w:type="dxa"/>
+          <w:left w:w="100" w:type="dxa"/>
+          <w:bottom w:w="90" w:type="dxa"/>
+          <w:right w:w="100" w:type="dxa"/>
+        </w:tblCellMar>
       </w:tblPr>
       <w:tblGrid>
-        <w:gridCol w:w="3200"/>
-        <w:gridCol w:w="3200"/>
-        <w:gridCol w:w="3200"/>
+        <w:gridCol w:w="2050"/>
+        <w:gridCol w:w="5200"/>
+        <w:gridCol w:w="2350"/>
       </w:tblGrid>
       <w:tr>
         <w:trPr>
@@ -10090,7 +10360,7 @@
         </w:trPr>
         <w:tc>
           <w:tcPr>
-            <w:tcW w:w="3200" w:type="dxa"/>
+            <w:tcW w:w="2050" w:type="dxa"/>
             <w:shd w:fill="E3ECF6"/>
           </w:tcPr>
           <w:p>
@@ -10104,7 +10374,7 @@
         </w:tc>
         <w:tc>
           <w:tcPr>
-            <w:tcW w:w="3200" w:type="dxa"/>
+            <w:tcW w:w="5200" w:type="dxa"/>
             <w:shd w:fill="E3ECF6"/>
           </w:tcPr>
           <w:p>
@@ -10118,7 +10388,7 @@
         </w:tc>
         <w:tc>
           <w:tcPr>
-            <w:tcW w:w="3200" w:type="dxa"/>
+            <w:tcW w:w="2350" w:type="dxa"/>
             <w:shd w:fill="E3ECF6"/>
           </w:tcPr>
           <w:p>
@@ -10137,7 +10407,7 @@
         </w:trPr>
         <w:tc>
           <w:tcPr>
-            <w:tcW w:w="3200" w:type="dxa"/>
+            <w:tcW w:w="2050" w:type="dxa"/>
           </w:tcPr>
           <w:p>
             <w:pPr>
@@ -10150,7 +10420,7 @@
         </w:tc>
         <w:tc>
           <w:tcPr>
-            <w:tcW w:w="3200" w:type="dxa"/>
+            <w:tcW w:w="5200" w:type="dxa"/>
           </w:tcPr>
           <w:p>
             <w:pPr>
@@ -10163,7 +10433,7 @@
         </w:tc>
         <w:tc>
           <w:tcPr>
-            <w:tcW w:w="3200" w:type="dxa"/>
+            <w:tcW w:w="2350" w:type="dxa"/>
           </w:tcPr>
           <w:p>
             <w:pPr>
@@ -10181,7 +10451,7 @@
         </w:trPr>
         <w:tc>
           <w:tcPr>
-            <w:tcW w:w="3200" w:type="dxa"/>
+            <w:tcW w:w="2050" w:type="dxa"/>
           </w:tcPr>
           <w:p>
             <w:pPr>
@@ -10194,7 +10464,7 @@
         </w:tc>
         <w:tc>
           <w:tcPr>
-            <w:tcW w:w="3200" w:type="dxa"/>
+            <w:tcW w:w="5200" w:type="dxa"/>
           </w:tcPr>
           <w:p>
             <w:pPr>
@@ -10207,7 +10477,7 @@
         </w:tc>
         <w:tc>
           <w:tcPr>
-            <w:tcW w:w="3200" w:type="dxa"/>
+            <w:tcW w:w="2350" w:type="dxa"/>
           </w:tcPr>
           <w:p>
             <w:pPr>
@@ -10225,7 +10495,7 @@
         </w:trPr>
         <w:tc>
           <w:tcPr>
-            <w:tcW w:w="3200" w:type="dxa"/>
+            <w:tcW w:w="2050" w:type="dxa"/>
           </w:tcPr>
           <w:p>
             <w:pPr>
@@ -10238,7 +10508,7 @@
         </w:tc>
         <w:tc>
           <w:tcPr>
-            <w:tcW w:w="3200" w:type="dxa"/>
+            <w:tcW w:w="5200" w:type="dxa"/>
           </w:tcPr>
           <w:p>
             <w:pPr>
@@ -10251,7 +10521,7 @@
         </w:tc>
         <w:tc>
           <w:tcPr>
-            <w:tcW w:w="3200" w:type="dxa"/>
+            <w:tcW w:w="2350" w:type="dxa"/>
           </w:tcPr>
           <w:p>
             <w:pPr>
@@ -10269,7 +10539,7 @@
         </w:trPr>
         <w:tc>
           <w:tcPr>
-            <w:tcW w:w="3200" w:type="dxa"/>
+            <w:tcW w:w="2050" w:type="dxa"/>
           </w:tcPr>
           <w:p>
             <w:pPr>
@@ -10282,7 +10552,7 @@
         </w:tc>
         <w:tc>
           <w:tcPr>
-            <w:tcW w:w="3200" w:type="dxa"/>
+            <w:tcW w:w="5200" w:type="dxa"/>
           </w:tcPr>
           <w:p>
             <w:pPr>
@@ -10295,7 +10565,7 @@
         </w:tc>
         <w:tc>
           <w:tcPr>
-            <w:tcW w:w="3200" w:type="dxa"/>
+            <w:tcW w:w="2350" w:type="dxa"/>
           </w:tcPr>
           <w:p>
             <w:pPr>
@@ -10313,7 +10583,7 @@
         </w:trPr>
         <w:tc>
           <w:tcPr>
-            <w:tcW w:w="3200" w:type="dxa"/>
+            <w:tcW w:w="2050" w:type="dxa"/>
           </w:tcPr>
           <w:p>
             <w:pPr>
@@ -10326,7 +10596,7 @@
         </w:tc>
         <w:tc>
           <w:tcPr>
-            <w:tcW w:w="3200" w:type="dxa"/>
+            <w:tcW w:w="5200" w:type="dxa"/>
           </w:tcPr>
           <w:p>
             <w:pPr>
@@ -10339,7 +10609,7 @@
         </w:tc>
         <w:tc>
           <w:tcPr>
-            <w:tcW w:w="3200" w:type="dxa"/>
+            <w:tcW w:w="2350" w:type="dxa"/>
           </w:tcPr>
           <w:p>
             <w:pPr>
@@ -10357,7 +10627,7 @@
         </w:trPr>
         <w:tc>
           <w:tcPr>
-            <w:tcW w:w="3200" w:type="dxa"/>
+            <w:tcW w:w="2050" w:type="dxa"/>
           </w:tcPr>
           <w:p>
             <w:pPr>
@@ -10370,7 +10640,7 @@
         </w:tc>
         <w:tc>
           <w:tcPr>
-            <w:tcW w:w="3200" w:type="dxa"/>
+            <w:tcW w:w="5200" w:type="dxa"/>
           </w:tcPr>
           <w:p>
             <w:pPr>
@@ -10383,7 +10653,7 @@
         </w:tc>
         <w:tc>
           <w:tcPr>
-            <w:tcW w:w="3200" w:type="dxa"/>
+            <w:tcW w:w="2350" w:type="dxa"/>
           </w:tcPr>
           <w:p>
             <w:pPr>
@@ -10401,7 +10671,7 @@
         </w:trPr>
         <w:tc>
           <w:tcPr>
-            <w:tcW w:w="3200" w:type="dxa"/>
+            <w:tcW w:w="2050" w:type="dxa"/>
           </w:tcPr>
           <w:p>
             <w:pPr>
@@ -10414,7 +10684,7 @@
         </w:tc>
         <w:tc>
           <w:tcPr>
-            <w:tcW w:w="3200" w:type="dxa"/>
+            <w:tcW w:w="5200" w:type="dxa"/>
           </w:tcPr>
           <w:p>
             <w:pPr>
@@ -10427,7 +10697,7 @@
         </w:tc>
         <w:tc>
           <w:tcPr>
-            <w:tcW w:w="3200" w:type="dxa"/>
+            <w:tcW w:w="2350" w:type="dxa"/>
           </w:tcPr>
           <w:p>
             <w:pPr>
@@ -10440,6 +10710,11 @@
         </w:tc>
       </w:tr>
     </w:tbl>
+    <w:p>
+      <w:r>
+        <w:t xml:space="preserve"/>
+      </w:r>
+    </w:p>
     <w:p>
       <w:r>
         <w:t xml:space="preserve">확장 후 실제 경과시간은 마지막 요청 완료 대기를 포함해 60.306초다. 전체 p95는 약 18.1배 증가했고 처리량은 약 19.8% 감소했다. 폐쇄형 사용자 모델에서는 지연 증가가 요청 발생 감소로 이어지므로 RPS를 서버 최대 처리 용량으로 해석하지 않는다. 진행 중 요청 16건은 클라이언트 관측값이며 서버가 16건을 동시에 실행했다는 의미가 아니다. 서버 CPU는 단일 코어 기준 84.1%, 프로세스 RSS 합산 최대 361.0MiB이며 MySQL 컨테이너는 제외했다.</w:t>
@@ -10464,6 +10739,12 @@
           <w:insideH w:val="single" w:sz="4" w:color="D6DEE8"/>
           <w:insideV w:val="single" w:sz="4" w:color="D6DEE8"/>
         </w:tblBorders>
+        <w:tblCellMar>
+          <w:top w:w="90" w:type="dxa"/>
+          <w:left w:w="100" w:type="dxa"/>
+          <w:bottom w:w="90" w:type="dxa"/>
+          <w:right w:w="100" w:type="dxa"/>
+        </w:tblCellMar>
       </w:tblPr>
       <w:tblGrid>
         <w:gridCol w:w="2400"/>
@@ -10819,6 +11100,11 @@
         </w:tc>
       </w:tr>
     </w:tbl>
+    <w:p>
+      <w:r>
+        <w:t xml:space="preserve"/>
+      </w:r>
+    </w:p>
     <w:p>
       <w:r>
         <w:t xml:space="preserve">전체·경로별 백분위는 원시 CSV에서 nearest-rank로 재계산했다. 이전 비교 메모의 경로별 값은 선형 보간 방식이었으며 이번 개정에서 통일했다. PM 업무 목록의 16개 표본에서는 nearest-rank p95가 최대값 5,346.372ms와 같다. 앞서 안내한 4,169.5ms는 선형 보간값으로, 원시 요청 변경 없이 계산 정의를 정정한 것이다. 적은 경로별 표본은 안정적 p95 추정에 충분하지 않다.</w:t>
@@ -10848,6 +11134,12 @@
           <w:insideH w:val="single" w:sz="4" w:color="D6DEE8"/>
           <w:insideV w:val="single" w:sz="4" w:color="D6DEE8"/>
         </w:tblBorders>
+        <w:tblCellMar>
+          <w:top w:w="90" w:type="dxa"/>
+          <w:left w:w="100" w:type="dxa"/>
+          <w:bottom w:w="90" w:type="dxa"/>
+          <w:right w:w="100" w:type="dxa"/>
+        </w:tblCellMar>
       </w:tblPr>
       <w:tblGrid>
         <w:gridCol w:w="2400"/>
@@ -11205,6 +11497,11 @@
     </w:tbl>
     <w:p>
       <w:r>
+        <w:t xml:space="preserve"/>
+      </w:r>
+    </w:p>
+    <w:p>
+      <w:r>
         <w:t xml:space="preserve">업무 목록의 SQL 수가 202개에서 2,002개로 증가했고 응답 본문은 2,061,681bytes가 됐다. 데이터 건수에 비례하는 조회 증가와 전체 목록 응답 비용이 병목 후보로 뒷받침된다. N+1 발생 위치와 원인별 기여도는 코드 및 SQL 상세 분석·개선 재시험으로 확인해야 한다. 단일 HTTPS 측정에서도 PM 업무 목록 p95는 212.806ms에서 1,775.866ms로 증가했다.</w:t>
       </w:r>
     </w:p>
@@ -11228,7 +11525,7 @@
     </w:p>
     <w:p>
       <w:r>
-        <w:t xml:space="preserve">v0.9 작성 당시 최적화와 재시험은 미수행이었다. 후속 결과는 16~17장을 참조한다. 당시 후속 계획은 N+1 조회 개선과 페이지네이션 검토 후 동일 데이터·권한·응답 의미를 검증하고 같은 부하 조건으로 재측정한다. 이후 확장 규모 5분 3회 반복 및 쓰기·AI 모의·장시간 검증을 진행한다.</w:t>
+        <w:t xml:space="preserve">최적화와 재시험은 미수행이다. N+1 조회 개선과 페이지네이션 검토 후 동일 데이터·권한·응답 의미를 검증하고 같은 부하 조건으로 재측정한다. 이후 확장 규모 5분 3회 반복 및 쓰기·AI 모의·장시간 검증을 진행한다.</w:t>
       </w:r>
     </w:p>
     <w:p>
@@ -11252,11 +11549,17 @@
           <w:insideH w:val="single" w:sz="4" w:color="D6DEE8"/>
           <w:insideV w:val="single" w:sz="4" w:color="D6DEE8"/>
         </w:tblBorders>
+        <w:tblCellMar>
+          <w:top w:w="90" w:type="dxa"/>
+          <w:left w:w="100" w:type="dxa"/>
+          <w:bottom w:w="90" w:type="dxa"/>
+          <w:right w:w="100" w:type="dxa"/>
+        </w:tblCellMar>
       </w:tblPr>
       <w:tblGrid>
-        <w:gridCol w:w="3200"/>
-        <w:gridCol w:w="3200"/>
-        <w:gridCol w:w="3200"/>
+        <w:gridCol w:w="2050"/>
+        <w:gridCol w:w="5200"/>
+        <w:gridCol w:w="2350"/>
       </w:tblGrid>
       <w:tr>
         <w:trPr>
@@ -11265,7 +11568,7 @@
         </w:trPr>
         <w:tc>
           <w:tcPr>
-            <w:tcW w:w="3200" w:type="dxa"/>
+            <w:tcW w:w="2050" w:type="dxa"/>
             <w:shd w:fill="E3ECF6"/>
           </w:tcPr>
           <w:p>
@@ -11279,7 +11582,7 @@
         </w:tc>
         <w:tc>
           <w:tcPr>
-            <w:tcW w:w="3200" w:type="dxa"/>
+            <w:tcW w:w="5200" w:type="dxa"/>
             <w:shd w:fill="E3ECF6"/>
           </w:tcPr>
           <w:p>
@@ -11293,7 +11596,7 @@
         </w:tc>
         <w:tc>
           <w:tcPr>
-            <w:tcW w:w="3200" w:type="dxa"/>
+            <w:tcW w:w="2350" w:type="dxa"/>
             <w:shd w:fill="E3ECF6"/>
           </w:tcPr>
           <w:p>
@@ -11312,7 +11615,7 @@
         </w:trPr>
         <w:tc>
           <w:tcPr>
-            <w:tcW w:w="3200" w:type="dxa"/>
+            <w:tcW w:w="2050" w:type="dxa"/>
           </w:tcPr>
           <w:p>
             <w:pPr>
@@ -11325,7 +11628,7 @@
         </w:tc>
         <w:tc>
           <w:tcPr>
-            <w:tcW w:w="3200" w:type="dxa"/>
+            <w:tcW w:w="5200" w:type="dxa"/>
           </w:tcPr>
           <w:p>
             <w:pPr>
@@ -11338,7 +11641,7 @@
         </w:tc>
         <w:tc>
           <w:tcPr>
-            <w:tcW w:w="3200" w:type="dxa"/>
+            <w:tcW w:w="2350" w:type="dxa"/>
           </w:tcPr>
           <w:p>
             <w:pPr>
@@ -11353,2377 +11656,9 @@
     </w:tbl>
     <w:p>
       <w:r>
-        <w:br w:type="page"/>
-      </w:r>
-    </w:p>
-    <w:p>
-      <w:pPr>
-        <w:pStyle w:val="Heading1"/>
-      </w:pPr>
-      <w:r>
-        <w:t xml:space="preserve">16. 조회 최적화 및 확장 데이터 반복 부하 (2026-10-02)</w:t>
-      </w:r>
-    </w:p>
-    <w:p>
-      <w:pPr>
-        <w:pStyle w:val="Heading2"/>
-      </w:pPr>
-      <w:r>
-        <w:t xml:space="preserve">16.1 변경 내용과 단기 재시험</w:t>
-      </w:r>
-    </w:p>
-    <w:p>
-      <w:r>
-        <w:t xml:space="preserve">과제 목록·상세 queryset이 serializer에서 접근하는 원래 담당자, 프로젝트, 난이도, Git 상태를 select_related로 함께 조회하도록 수정했다. PM 과제 목록은 SQL 2,002개에서 2개, 내부 평균 응답시간 1,671.498ms에서 290.454ms로 감소했다. 이 내부 프로파일은 APIClient·5회 측정으로 HTTPS 부하와 구분한다. 응답 본문은 2,061,681bytes로 유지된다. 전체 배열을 사용하는 프론트 호환성을 고려해 페이지네이션은 아직 적용하지 않았다.</w:t>
-      </w:r>
-    </w:p>
-    <w:p>
-      <w:r>
-        <w:t xml:space="preserve">표본 과제 25건의 기존/최적화 queryset 직렬화 결과 일치, 일반 사용자의 본인 목록·타인 담당자 필터 우회 방지·본인 상세 200·타인 상세 404를 확인했다. 이는 전체 기능 회귀 테스트를 대체하지 않는다.</w:t>
-      </w:r>
-    </w:p>
-    <w:p>
-      <w:r>
-        <w:t xml:space="preserve">20명·60초 단기 재시험(20261002T052219Z): 325건·오류 0건, 5.392 RPS, 전체 p95 575.287ms, PM 과제 목록 p95 726.394ms. 이전 확장 규모 단기 결과는 271건·4.49 RPS·전체 p95 3,341.249ms였다. 날짜·캐시·장비 상태 차이가 있어 지연 개선 전부를 코드 변경만으로 단정하지 않는다.</w:t>
-      </w:r>
-    </w:p>
-    <w:p>
-      <w:pPr>
-        <w:pStyle w:val="Heading2"/>
-      </w:pPr>
-      <w:r>
-        <w:t xml:space="preserve">16.2 20명·5분 3회 반복</w:t>
-      </w:r>
-    </w:p>
-    <w:p>
-      <w:r>
-        <w:t xml:space="preserve">프로젝트 50개, 과제 2,000개, 전체 사용자 123명(테스트 20명). Gunicorn 1 worker / gthread 2 threads, DEBUG=False, 로컬 MySQL 8.4.11, 직접 HTTPS. PM 20%·일반 80%, 요청 간 2~5초 대기. 회차마다 서버를 시작하고 로그인·예열을 제외했으며 DB 캐시는 초기화하지 않았다. manifest의 커밋·환경·데이터·부하 설정을 대조했다. 미커밋 코드 변경은 별도 관리한다.</w:t>
-      </w:r>
-    </w:p>
-    <w:tbl>
-      <w:tblPr>
-        <w:tblW w:w="9600" w:type="dxa"/>
-        <w:tblBorders>
-          <w:top w:val="single" w:sz="4" w:color="D6DEE8"/>
-          <w:left w:val="single" w:sz="4" w:color="D6DEE8"/>
-          <w:bottom w:val="single" w:sz="4" w:color="D6DEE8"/>
-          <w:right w:val="single" w:sz="4" w:color="D6DEE8"/>
-          <w:insideH w:val="single" w:sz="4" w:color="D6DEE8"/>
-          <w:insideV w:val="single" w:sz="4" w:color="D6DEE8"/>
-        </w:tblBorders>
-      </w:tblPr>
-      <w:tblGrid>
-        <w:gridCol w:w="2400"/>
-        <w:gridCol w:w="2400"/>
-        <w:gridCol w:w="2400"/>
-        <w:gridCol w:w="2400"/>
-      </w:tblGrid>
-      <w:tr>
-        <w:trPr>
-          <w:cantSplit/>
-          <w:tblHeader/>
-        </w:trPr>
-        <w:tc>
-          <w:tcPr>
-            <w:tcW w:w="2400" w:type="dxa"/>
-            <w:shd w:fill="E3ECF6"/>
-          </w:tcPr>
-          <w:p>
-            <w:pPr>
-              <w:pStyle w:val="TableText"/>
-            </w:pPr>
-            <w:r>
-              <w:t xml:space="preserve">회차 / 실행 ID</w:t>
-            </w:r>
-          </w:p>
-        </w:tc>
-        <w:tc>
-          <w:tcPr>
-            <w:tcW w:w="2400" w:type="dxa"/>
-            <w:shd w:fill="E3ECF6"/>
-          </w:tcPr>
-          <w:p>
-            <w:pPr>
-              <w:pStyle w:val="TableText"/>
-            </w:pPr>
-            <w:r>
-              <w:t xml:space="preserve">요청 / 오류</w:t>
-            </w:r>
-          </w:p>
-        </w:tc>
-        <w:tc>
-          <w:tcPr>
-            <w:tcW w:w="2400" w:type="dxa"/>
-            <w:shd w:fill="E3ECF6"/>
-          </w:tcPr>
-          <w:p>
-            <w:pPr>
-              <w:pStyle w:val="TableText"/>
-            </w:pPr>
-            <w:r>
-              <w:t xml:space="preserve">RPS</w:t>
-            </w:r>
-          </w:p>
-        </w:tc>
-        <w:tc>
-          <w:tcPr>
-            <w:tcW w:w="2400" w:type="dxa"/>
-            <w:shd w:fill="E3ECF6"/>
-          </w:tcPr>
-          <w:p>
-            <w:pPr>
-              <w:pStyle w:val="TableText"/>
-            </w:pPr>
-            <w:r>
-              <w:t xml:space="preserve">전체 p95(ms)</w:t>
-            </w:r>
-          </w:p>
-        </w:tc>
-      </w:tr>
-      <w:tr>
-        <w:trPr>
-          <w:cantSplit/>
-        </w:trPr>
-        <w:tc>
-          <w:tcPr>
-            <w:tcW w:w="2400" w:type="dxa"/>
-          </w:tcPr>
-          <w:p>
-            <w:pPr>
-              <w:pStyle w:val="TableText"/>
-            </w:pPr>
-            <w:r>
-              <w:t xml:space="preserve">1 / 20261002T052748Z</w:t>
-            </w:r>
-          </w:p>
-        </w:tc>
-        <w:tc>
-          <w:tcPr>
-            <w:tcW w:w="2400" w:type="dxa"/>
-          </w:tcPr>
-          <w:p>
-            <w:pPr>
-              <w:pStyle w:val="TableText"/>
-            </w:pPr>
-            <w:r>
-              <w:t xml:space="preserve">1638 / 0</w:t>
-            </w:r>
-          </w:p>
-        </w:tc>
-        <w:tc>
-          <w:tcPr>
-            <w:tcW w:w="2400" w:type="dxa"/>
-          </w:tcPr>
-          <w:p>
-            <w:pPr>
-              <w:pStyle w:val="TableText"/>
-            </w:pPr>
-            <w:r>
-              <w:t xml:space="preserve">5.46</w:t>
-            </w:r>
-          </w:p>
-        </w:tc>
-        <w:tc>
-          <w:tcPr>
-            <w:tcW w:w="2400" w:type="dxa"/>
-          </w:tcPr>
-          <w:p>
-            <w:pPr>
-              <w:pStyle w:val="TableText"/>
-            </w:pPr>
-            <w:r>
-              <w:t xml:space="preserve">491.671</w:t>
-            </w:r>
-          </w:p>
-        </w:tc>
-      </w:tr>
-      <w:tr>
-        <w:trPr>
-          <w:cantSplit/>
-        </w:trPr>
-        <w:tc>
-          <w:tcPr>
-            <w:tcW w:w="2400" w:type="dxa"/>
-          </w:tcPr>
-          <w:p>
-            <w:pPr>
-              <w:pStyle w:val="TableText"/>
-            </w:pPr>
-            <w:r>
-              <w:t xml:space="preserve">2 / 20261002T053414Z</w:t>
-            </w:r>
-          </w:p>
-        </w:tc>
-        <w:tc>
-          <w:tcPr>
-            <w:tcW w:w="2400" w:type="dxa"/>
-          </w:tcPr>
-          <w:p>
-            <w:pPr>
-              <w:pStyle w:val="TableText"/>
-            </w:pPr>
-            <w:r>
-              <w:t xml:space="preserve">1637 / 1</w:t>
-            </w:r>
-          </w:p>
-        </w:tc>
-        <w:tc>
-          <w:tcPr>
-            <w:tcW w:w="2400" w:type="dxa"/>
-          </w:tcPr>
-          <w:p>
-            <w:pPr>
-              <w:pStyle w:val="TableText"/>
-            </w:pPr>
-            <w:r>
-              <w:t xml:space="preserve">5.455</w:t>
-            </w:r>
-          </w:p>
-        </w:tc>
-        <w:tc>
-          <w:tcPr>
-            <w:tcW w:w="2400" w:type="dxa"/>
-          </w:tcPr>
-          <w:p>
-            <w:pPr>
-              <w:pStyle w:val="TableText"/>
-            </w:pPr>
-            <w:r>
-              <w:t xml:space="preserve">484.695</w:t>
-            </w:r>
-          </w:p>
-        </w:tc>
-      </w:tr>
-      <w:tr>
-        <w:trPr>
-          <w:cantSplit/>
-        </w:trPr>
-        <w:tc>
-          <w:tcPr>
-            <w:tcW w:w="2400" w:type="dxa"/>
-          </w:tcPr>
-          <w:p>
-            <w:pPr>
-              <w:pStyle w:val="TableText"/>
-            </w:pPr>
-            <w:r>
-              <w:t xml:space="preserve">3 / 20261002T053933Z</w:t>
-            </w:r>
-          </w:p>
-        </w:tc>
-        <w:tc>
-          <w:tcPr>
-            <w:tcW w:w="2400" w:type="dxa"/>
-          </w:tcPr>
-          <w:p>
-            <w:pPr>
-              <w:pStyle w:val="TableText"/>
-            </w:pPr>
-            <w:r>
-              <w:t xml:space="preserve">1634 / 1</w:t>
-            </w:r>
-          </w:p>
-        </w:tc>
-        <w:tc>
-          <w:tcPr>
-            <w:tcW w:w="2400" w:type="dxa"/>
-          </w:tcPr>
-          <w:p>
-            <w:pPr>
-              <w:pStyle w:val="TableText"/>
-            </w:pPr>
-            <w:r>
-              <w:t xml:space="preserve">5.445</w:t>
-            </w:r>
-          </w:p>
-        </w:tc>
-        <w:tc>
-          <w:tcPr>
-            <w:tcW w:w="2400" w:type="dxa"/>
-          </w:tcPr>
-          <w:p>
-            <w:pPr>
-              <w:pStyle w:val="TableText"/>
-            </w:pPr>
-            <w:r>
-              <w:t xml:space="preserve">509.518</w:t>
-            </w:r>
-          </w:p>
-        </w:tc>
-      </w:tr>
-    </w:tbl>
-    <w:p>
-      <w:r>
-        <w:t xml:space="preserve">총 4,909건, 오류 2건(0.041%). 실행별 p95 평균 495.295ms, 범위 484.695~509.518ms, 변동계수 2.11%. 평균 처리량 5.453 RPS, 변동계수 0.11%. 실행별 p95 평균은 전체 요청을 합친 p95가 아니다. nearest-rank 백분위를 사용하며 오류 요청의 클라이언트 경과시간도 포함했다.</w:t>
-      </w:r>
-    </w:p>
-    <w:p>
-      <w:r>
-        <w:t xml:space="preserve">모든 측정 경로가 각 회차에서 잠정 p95 1초 기준 이내였다. 회차별 최악 경로는 일반 요구사항 669.031ms, PM 요구사항 953.310ms, PM 요구사항 886.042ms다. 최대 응답시간은 2회 1,113.399ms, 3회 1,149.353ms로 1초를 넘었으나 잠정 기준은 최대값이 아닌 p95다.</w:t>
-      </w:r>
-    </w:p>
-    <w:p>
-      <w:pPr>
-        <w:pStyle w:val="Heading2"/>
-      </w:pPr>
-      <w:r>
-        <w:t xml:space="preserve">16.3 오류·판정·한계</w:t>
-      </w:r>
-    </w:p>
-    <w:p>
-      <w:r>
-        <w:t xml:space="preserve">2회차 약 169.77초에 일반 요구사항 목록, 3회차 약 213.41초에 일반 회의록 목록에서 각각 ReadError 1건이 발생했다. HTTP 응답 미수신을 상태 0으로 기록한 것이며 서버 HTTP 상태코드가 아니다. 2회차 서버 로그에는 해당 예외나 워커 재시작 기록이 없었다. 두 오류의 원인은 미확인이다. VS Code/WSL 끊김과의 인과관계도 확인하지 않았다.</w:t>
-      </w:r>
-    </w:p>
-    <w:p>
-      <w:r>
-        <w:t xml:space="preserve">2회차 시작 전 포트 검사 실패 2건은 부하 측정 통계에서 제외했다. 리스닝 서버가 없음을 확인하고 검사 소켓에 SO_REUSEADDR를 적용해 재실행했다. 이 준비 오류를 API 오류와 혼합하지 않는다.</w:t>
-      </w:r>
-    </w:p>
-    <w:p>
-      <w:r>
-        <w:t xml:space="preserve">이번 로컬 조회 조건에서 응답시간·오류율 잠정 기준을 충족한다. 같은 장비의 서버·발생기, 폐쇄형 모델, 배포 경로 제외 조건이므로 운영 용량이나 SLA를 확정하지 않는다. 오류 원인과 요구사항 조회의 기준 여유는 후속 검토 대상이다.</w:t>
-      </w:r>
-    </w:p>
-    <w:p>
-      <w:r>
-        <w:t xml:space="preserve">증적: artifacts/load-test/query-profile/task-optimized-20261002/profile.json, stages-20261002T052219Z/, stages-20261002T052748Z/, stages-20261002T053414Z/, stages-20261002T053933Z/, repeat-summary-optimized-20u-5m-20261002/.</w:t>
-      </w:r>
-    </w:p>
-    <w:p>
-      <w:r>
-        <w:br w:type="page"/>
-      </w:r>
-    </w:p>
-    <w:p>
-      <w:pPr>
-        <w:pStyle w:val="Heading1"/>
-      </w:pPr>
-      <w:r>
-        <w:t xml:space="preserve">17. 과제 수정·경합 검사와 변경 유실 개선 (2026-10-02)</w:t>
-      </w:r>
-    </w:p>
-    <w:p>
-      <w:pPr>
-        <w:pStyle w:val="Heading2"/>
-      </w:pPr>
-      <w:r>
-        <w:t xml:space="preserve">17.1 수행 범위</w:t>
-      </w:r>
-    </w:p>
-    <w:p>
-      <w:r>
-        <w:t xml:space="preserve">로컬 테스트 계정 20개와 합성 과제 20개로 서로 다른 과제 수정 10회(200요청), 별도 PM 세션 두 개로 같은 과제의 진행률·설명 동시 수정 20회(40요청)를 실행했다. 상태값은 고정했다. 따라서 상태 전이·담당자 재배정·알림·문서 승인·확정 검증은 포함하지 않는다. 최초 준비 시 PM 본인 과제가 없어 중단됐고, PM은 합성 과제에서 선택하도록 수정 후 실행했다.</w:t>
-      </w:r>
-    </w:p>
-    <w:p>
-      <w:pPr>
-        <w:pStyle w:val="Heading2"/>
-      </w:pPr>
-      <w:r>
-        <w:t xml:space="preserve">17.2 결함 재현 및 재시험</w:t>
-      </w:r>
-    </w:p>
-    <w:tbl>
-      <w:tblPr>
-        <w:tblW w:w="9600" w:type="dxa"/>
-        <w:tblBorders>
-          <w:top w:val="single" w:sz="4" w:color="D6DEE8"/>
-          <w:left w:val="single" w:sz="4" w:color="D6DEE8"/>
-          <w:bottom w:val="single" w:sz="4" w:color="D6DEE8"/>
-          <w:right w:val="single" w:sz="4" w:color="D6DEE8"/>
-          <w:insideH w:val="single" w:sz="4" w:color="D6DEE8"/>
-          <w:insideV w:val="single" w:sz="4" w:color="D6DEE8"/>
-        </w:tblBorders>
-      </w:tblPr>
-      <w:tblGrid>
-        <w:gridCol w:w="3200"/>
-        <w:gridCol w:w="3200"/>
-        <w:gridCol w:w="3200"/>
-      </w:tblGrid>
-      <w:tr>
-        <w:trPr>
-          <w:cantSplit/>
-          <w:tblHeader/>
-        </w:trPr>
-        <w:tc>
-          <w:tcPr>
-            <w:tcW w:w="3200" w:type="dxa"/>
-            <w:shd w:fill="E3ECF6"/>
-          </w:tcPr>
-          <w:p>
-            <w:pPr>
-              <w:pStyle w:val="TableText"/>
-            </w:pPr>
-            <w:r>
-              <w:t xml:space="preserve">항목</w:t>
-            </w:r>
-          </w:p>
-        </w:tc>
-        <w:tc>
-          <w:tcPr>
-            <w:tcW w:w="3200" w:type="dxa"/>
-            <w:shd w:fill="E3ECF6"/>
-          </w:tcPr>
-          <w:p>
-            <w:pPr>
-              <w:pStyle w:val="TableText"/>
-            </w:pPr>
-            <w:r>
-              <w:t xml:space="preserve">최초 검사 055337Z</w:t>
-            </w:r>
-          </w:p>
-        </w:tc>
-        <w:tc>
-          <w:tcPr>
-            <w:tcW w:w="3200" w:type="dxa"/>
-            <w:shd w:fill="E3ECF6"/>
-          </w:tcPr>
-          <w:p>
-            <w:pPr>
-              <w:pStyle w:val="TableText"/>
-            </w:pPr>
-            <w:r>
-              <w:t xml:space="preserve">재시험 055426Z</w:t>
-            </w:r>
-          </w:p>
-        </w:tc>
-      </w:tr>
-      <w:tr>
-        <w:trPr>
-          <w:cantSplit/>
-        </w:trPr>
-        <w:tc>
-          <w:tcPr>
-            <w:tcW w:w="3200" w:type="dxa"/>
-          </w:tcPr>
-          <w:p>
-            <w:pPr>
-              <w:pStyle w:val="TableText"/>
-            </w:pPr>
-            <w:r>
-              <w:t xml:space="preserve">총 요청 / HTTP·본문 오류</w:t>
-            </w:r>
-          </w:p>
-        </w:tc>
-        <w:tc>
-          <w:tcPr>
-            <w:tcW w:w="3200" w:type="dxa"/>
-          </w:tcPr>
-          <w:p>
-            <w:pPr>
-              <w:pStyle w:val="TableText"/>
-            </w:pPr>
-            <w:r>
-              <w:t xml:space="preserve">240 / 0</w:t>
-            </w:r>
-          </w:p>
-        </w:tc>
-        <w:tc>
-          <w:tcPr>
-            <w:tcW w:w="3200" w:type="dxa"/>
-          </w:tcPr>
-          <w:p>
-            <w:pPr>
-              <w:pStyle w:val="TableText"/>
-            </w:pPr>
-            <w:r>
-              <w:t xml:space="preserve">240 / 0</w:t>
-            </w:r>
-          </w:p>
-        </w:tc>
-      </w:tr>
-      <w:tr>
-        <w:trPr>
-          <w:cantSplit/>
-        </w:trPr>
-        <w:tc>
-          <w:tcPr>
-            <w:tcW w:w="3200" w:type="dxa"/>
-          </w:tcPr>
-          <w:p>
-            <w:pPr>
-              <w:pStyle w:val="TableText"/>
-            </w:pPr>
-            <w:r>
-              <w:t xml:space="preserve">개별 과제 수정 p95(ms)</w:t>
-            </w:r>
-          </w:p>
-        </w:tc>
-        <w:tc>
-          <w:tcPr>
-            <w:tcW w:w="3200" w:type="dxa"/>
-          </w:tcPr>
-          <w:p>
-            <w:pPr>
-              <w:pStyle w:val="TableText"/>
-            </w:pPr>
-            <w:r>
-              <w:t xml:space="preserve">246.768</w:t>
-            </w:r>
-          </w:p>
-        </w:tc>
-        <w:tc>
-          <w:tcPr>
-            <w:tcW w:w="3200" w:type="dxa"/>
-          </w:tcPr>
-          <w:p>
-            <w:pPr>
-              <w:pStyle w:val="TableText"/>
-            </w:pPr>
-            <w:r>
-              <w:t xml:space="preserve">261.420</w:t>
-            </w:r>
-          </w:p>
-        </w:tc>
-      </w:tr>
-      <w:tr>
-        <w:trPr>
-          <w:cantSplit/>
-        </w:trPr>
-        <w:tc>
-          <w:tcPr>
-            <w:tcW w:w="3200" w:type="dxa"/>
-          </w:tcPr>
-          <w:p>
-            <w:pPr>
-              <w:pStyle w:val="TableText"/>
-            </w:pPr>
-            <w:r>
-              <w:t xml:space="preserve">동일 과제 경합 p95(ms)</w:t>
-            </w:r>
-          </w:p>
-        </w:tc>
-        <w:tc>
-          <w:tcPr>
-            <w:tcW w:w="3200" w:type="dxa"/>
-          </w:tcPr>
-          <w:p>
-            <w:pPr>
-              <w:pStyle w:val="TableText"/>
-            </w:pPr>
-            <w:r>
-              <w:t xml:space="preserve">31.150</w:t>
-            </w:r>
-          </w:p>
-        </w:tc>
-        <w:tc>
-          <w:tcPr>
-            <w:tcW w:w="3200" w:type="dxa"/>
-          </w:tcPr>
-          <w:p>
-            <w:pPr>
-              <w:pStyle w:val="TableText"/>
-            </w:pPr>
-            <w:r>
-              <w:t xml:space="preserve">40.184</w:t>
-            </w:r>
-          </w:p>
-        </w:tc>
-      </w:tr>
-      <w:tr>
-        <w:trPr>
-          <w:cantSplit/>
-        </w:trPr>
-        <w:tc>
-          <w:tcPr>
-            <w:tcW w:w="3200" w:type="dxa"/>
-          </w:tcPr>
-          <w:p>
-            <w:pPr>
-              <w:pStyle w:val="TableText"/>
-            </w:pPr>
-            <w:r>
-              <w:t xml:space="preserve">개별 과제 저장 불일치</w:t>
-            </w:r>
-          </w:p>
-        </w:tc>
-        <w:tc>
-          <w:tcPr>
-            <w:tcW w:w="3200" w:type="dxa"/>
-          </w:tcPr>
-          <w:p>
-            <w:pPr>
-              <w:pStyle w:val="TableText"/>
-            </w:pPr>
-            <w:r>
-              <w:t xml:space="preserve">0</w:t>
-            </w:r>
-          </w:p>
-        </w:tc>
-        <w:tc>
-          <w:tcPr>
-            <w:tcW w:w="3200" w:type="dxa"/>
-          </w:tcPr>
-          <w:p>
-            <w:pPr>
-              <w:pStyle w:val="TableText"/>
-            </w:pPr>
-            <w:r>
-              <w:t xml:space="preserve">0</w:t>
-            </w:r>
-          </w:p>
-        </w:tc>
-      </w:tr>
-      <w:tr>
-        <w:trPr>
-          <w:cantSplit/>
-        </w:trPr>
-        <w:tc>
-          <w:tcPr>
-            <w:tcW w:w="3200" w:type="dxa"/>
-          </w:tcPr>
-          <w:p>
-            <w:pPr>
-              <w:pStyle w:val="TableText"/>
-            </w:pPr>
-            <w:r>
-              <w:t xml:space="preserve">경합 변경 유실</w:t>
-            </w:r>
-          </w:p>
-        </w:tc>
-        <w:tc>
-          <w:tcPr>
-            <w:tcW w:w="3200" w:type="dxa"/>
-          </w:tcPr>
-          <w:p>
-            <w:pPr>
-              <w:pStyle w:val="TableText"/>
-            </w:pPr>
-            <w:r>
-              <w:t xml:space="preserve">20회 / 20회</w:t>
-            </w:r>
-          </w:p>
-        </w:tc>
-        <w:tc>
-          <w:tcPr>
-            <w:tcW w:w="3200" w:type="dxa"/>
-          </w:tcPr>
-          <w:p>
-            <w:pPr>
-              <w:pStyle w:val="TableText"/>
-            </w:pPr>
-            <w:r>
-              <w:t xml:space="preserve">0회 / 20회</w:t>
-            </w:r>
-          </w:p>
-        </w:tc>
-      </w:tr>
-    </w:tbl>
-    <w:p>
-      <w:r>
-        <w:t xml:space="preserve">최초 검사에서 양쪽 요청이 HTTP 200이어도 한쪽 필드 변경이 덮어써졌다. 데이터 정합성 잠정 기준 미달이다. 상세 수정에 transaction.atomic과 select_for_update를 적용해 같은 과제의 수정이 최신 저장값을 읽고 처리되도록 했다. 같은 검사 재시험에서 두 필드 모두 보존됐다. 테스트 대상의 진행률·상태·설명을 복원하고 DB 재조회 확인을 통과했다. updated_at 및 로그인 세션 등 모든 메타데이터까지 복원한 것은 아니다.</w:t>
-      </w:r>
-    </w:p>
-    <w:p>
-      <w:r>
-        <w:t xml:space="preserve">상태 변경 API에도 같은 과제 행 잠금을 추가했다. 다만 해당 API와 상세 PATCH 간 교차 경합은 이번 재시험에 포함되지 않았으므로 검증 완료로 표시하지 않는다. 서로 같은 필드에 상충 값을 쓰는 경우의 충돌 정책도 별도 확정이 필요하다.</w:t>
-      </w:r>
-    </w:p>
-    <w:p>
-      <w:pPr>
-        <w:pStyle w:val="Heading2"/>
-      </w:pPr>
-      <w:r>
-        <w:t xml:space="preserve">17.3 판정 및 후속 작업</w:t>
-      </w:r>
-    </w:p>
-    <w:p>
-      <w:r>
-        <w:t xml:space="preserve">최초 실행은 변경 유실로 기준 미달, 재시험은 수행한 서로 다른 필드 경합의 정합성 기준 충족이다. 약 3.4초/3.6초의 고정 요청 수 검사이므로 장시간 쓰기 성능이나 전체 쓰기 기능 통과를 의미하지 않는다. PERF-04와 PERF-11은 부분 수행 상태다.</w:t>
-      </w:r>
-    </w:p>
-    <w:p>
-      <w:r>
-        <w:t xml:space="preserve">후속 순서: 담당자 재배정과 전체 상태 조합 검사, 문서 승인·확정 및 중복 생성 검사, 지속 쓰기·혼합 부하, AI 모의·제한된 실호출, 급증·장시간·장애 복구 검증. 실제 AI 호출은 모델·예산·관찰 상한 확인이 선행돼야 한다.</w:t>
-      </w:r>
-    </w:p>
-    <w:p>
-      <w:r>
-        <w:t xml:space="preserve">증적: artifacts/load-test/writes-20261002T055337Z/ 및 writes-20261002T055426Z/의 requests.csv, manifest.json(integrity_mismatches), summary.json, resources.csv, server.log. 도구: staged_writes.py, http_baseline.py --writes. 코드: backend/tasks/views.py. 원시 실패 결과도 보존했다.</w:t>
-      </w:r>
-    </w:p>
-    <w:tbl>
-      <w:tblPr>
-        <w:tblW w:w="9600" w:type="dxa"/>
-        <w:tblBorders>
-          <w:top w:val="single" w:sz="4" w:color="D6DEE8"/>
-          <w:left w:val="single" w:sz="4" w:color="D6DEE8"/>
-          <w:bottom w:val="single" w:sz="4" w:color="D6DEE8"/>
-          <w:right w:val="single" w:sz="4" w:color="D6DEE8"/>
-          <w:insideH w:val="single" w:sz="4" w:color="D6DEE8"/>
-          <w:insideV w:val="single" w:sz="4" w:color="D6DEE8"/>
-        </w:tblBorders>
-      </w:tblPr>
-      <w:tblGrid>
-        <w:gridCol w:w="3200"/>
-        <w:gridCol w:w="3200"/>
-        <w:gridCol w:w="3200"/>
-      </w:tblGrid>
-      <w:tr>
-        <w:trPr>
-          <w:cantSplit/>
-          <w:tblHeader/>
-        </w:trPr>
-        <w:tc>
-          <w:tcPr>
-            <w:tcW w:w="3200" w:type="dxa"/>
-            <w:shd w:fill="E3ECF6"/>
-          </w:tcPr>
-          <w:p>
-            <w:pPr>
-              <w:pStyle w:val="TableText"/>
-            </w:pPr>
-            <w:r>
-              <w:t xml:space="preserve">버전</w:t>
-            </w:r>
-          </w:p>
-        </w:tc>
-        <w:tc>
-          <w:tcPr>
-            <w:tcW w:w="3200" w:type="dxa"/>
-            <w:shd w:fill="E3ECF6"/>
-          </w:tcPr>
-          <w:p>
-            <w:pPr>
-              <w:pStyle w:val="TableText"/>
-            </w:pPr>
-            <w:r>
-              <w:t xml:space="preserve">일자</w:t>
-            </w:r>
-          </w:p>
-        </w:tc>
-        <w:tc>
-          <w:tcPr>
-            <w:tcW w:w="3200" w:type="dxa"/>
-            <w:shd w:fill="E3ECF6"/>
-          </w:tcPr>
-          <w:p>
-            <w:pPr>
-              <w:pStyle w:val="TableText"/>
-            </w:pPr>
-            <w:r>
-              <w:t xml:space="preserve">변경 내용</w:t>
-            </w:r>
-          </w:p>
-        </w:tc>
-      </w:tr>
-      <w:tr>
-        <w:trPr>
-          <w:cantSplit/>
-        </w:trPr>
-        <w:tc>
-          <w:tcPr>
-            <w:tcW w:w="3200" w:type="dxa"/>
-          </w:tcPr>
-          <w:p>
-            <w:pPr>
-              <w:pStyle w:val="TableText"/>
-            </w:pPr>
-            <w:r>
-              <w:t xml:space="preserve">v1.0</w:t>
-            </w:r>
-          </w:p>
-        </w:tc>
-        <w:tc>
-          <w:tcPr>
-            <w:tcW w:w="3200" w:type="dxa"/>
-          </w:tcPr>
-          <w:p>
-            <w:pPr>
-              <w:pStyle w:val="TableText"/>
-            </w:pPr>
-            <w:r>
-              <w:t xml:space="preserve">2026-10-02</w:t>
-            </w:r>
-          </w:p>
-        </w:tc>
-        <w:tc>
-          <w:tcPr>
-            <w:tcW w:w="3200" w:type="dxa"/>
-          </w:tcPr>
-          <w:p>
-            <w:pPr>
-              <w:pStyle w:val="TableText"/>
-            </w:pPr>
-            <w:r>
-              <w:t xml:space="preserve">조회 N+1 개선·60초 재시험·5분 3회 결과, ReadError 2건, 동시 수정 변경 유실 재현·수정·재시험 반영. 미수행 범위 명시</w:t>
-            </w:r>
-          </w:p>
-        </w:tc>
-      </w:tr>
-    </w:tbl>
-    <w:p>
-      <w:r>
-        <w:br w:type="page"/>
-      </w:r>
-    </w:p>
-    <w:p>
-      <w:pPr>
-        <w:pStyle w:val="Heading1"/>
-      </w:pPr>
-      <w:r>
-        <w:t xml:space="preserve">18. 상태 변경 교차 경합과 부수 데이터 검사 (2026-10-02)</w:t>
-      </w:r>
-    </w:p>
-    <w:p>
-      <w:pPr>
-        <w:pStyle w:val="Heading2"/>
-      </w:pPr>
-      <w:r>
-        <w:t xml:space="preserve">18.1 범위와 최초 결과</w:t>
-      </w:r>
-    </w:p>
-    <w:p>
-      <w:r>
-        <w:t xml:space="preserve">로컬 합성 과제 1건과 담당자·PM·타인 계정 3개를 사용했다. 상태 변경 API와 상세 수정 API가 같은 과제를 동시에 수정하는 경우를 20회 실행하고, 동일 승인 전환 2건을 동시에 호출해 알림·파이프라인 히스토리를 확인했다. 타인 상태 변경·상세 수정 및 반려 사유 누락도 검사했다. 테스트 후 과제 필드와 사용자 `is_busy`를 복원하고 생성 알림·히스토리를 삭제했다.</w:t>
-      </w:r>
-    </w:p>
-    <w:p>
-      <w:r>
-        <w:t xml:space="preserve">최초 실행 `20261002T061908Z`의 요청 45건은 모두 예상 HTTP 상태를 반환했지만, 교차 경합 20회 중 6회에서 최종 상태가 기대값과 달랐다. 동일 승인 요청에서는 히스토리 1건과 알림 2건이 생성됐다. HTTP 성공만으로 데이터 정합성과 부수 효과를 판정할 수 없으며 최초 결과는 기준 미달이다.</w:t>
-      </w:r>
-    </w:p>
-    <w:p>
-      <w:pPr>
-        <w:pStyle w:val="Heading2"/>
-      </w:pPr>
-      <w:r>
-        <w:t xml:space="preserve">18.2 원인과 개선</w:t>
-      </w:r>
-    </w:p>
-    <w:p>
-      <w:r>
-        <w:t xml:space="preserve">중간 재시험에서 설명 변경은 보존되지만 상태가 `IN_PROGRESS`에서 `TASK_APPROVED`로 돌아가는 현상을 확인했다. 상태 API가 `IN_PROGRESS`와 진행률 0%를 함께 저장한 뒤, 상세 수정 serializer의 기존 규칙이 진행률 0%를 승인 상태로 환산한 것이 원인이었다.</w:t>
-      </w:r>
-    </w:p>
-    <w:p>
-      <w:r>
-        <w:t xml:space="preserve">상태 API가 `IN_PROGRESS` 전환 시 진행률 최솟값 1%, `DONE` 전환 시 100%를 같은 트랜잭션에서 저장하도록 수정했다. 동일 상태 재요청에는 알림을 다시 생성하지 않도록 변경했다. 상태 API와 상세 수정 API는 같은 과제 행을 잠그고 처리한다.</w:t>
-      </w:r>
-    </w:p>
-    <w:p>
-      <w:pPr>
-        <w:pStyle w:val="Heading2"/>
-      </w:pPr>
-      <w:r>
-        <w:t xml:space="preserve">18.3 최종 재시험</w:t>
-      </w:r>
-    </w:p>
-    <w:p>
-      <w:r>
-        <w:t xml:space="preserve">실행 ID `20261002T062031Z`, 로컬 MySQL 8.4.11, Gunicorn 1 worker / gthread 2 threads, 직접 HTTPS 조건이다.</w:t>
-      </w:r>
-    </w:p>
-    <w:tbl>
-      <w:tblPr>
-        <w:tblW w:w="9600" w:type="dxa"/>
-        <w:tblBorders>
-          <w:top w:val="single" w:sz="4" w:color="D6DEE8"/>
-          <w:left w:val="single" w:sz="4" w:color="D6DEE8"/>
-          <w:bottom w:val="single" w:sz="4" w:color="D6DEE8"/>
-          <w:right w:val="single" w:sz="4" w:color="D6DEE8"/>
-          <w:insideH w:val="single" w:sz="4" w:color="D6DEE8"/>
-          <w:insideV w:val="single" w:sz="4" w:color="D6DEE8"/>
-        </w:tblBorders>
-      </w:tblPr>
-      <w:tblGrid>
-        <w:gridCol w:w="1920"/>
-        <w:gridCol w:w="1920"/>
-        <w:gridCol w:w="1920"/>
-        <w:gridCol w:w="1920"/>
-        <w:gridCol w:w="1920"/>
-      </w:tblGrid>
-      <w:tr>
-        <w:trPr>
-          <w:cantSplit/>
-          <w:tblHeader/>
-        </w:trPr>
-        <w:tc>
-          <w:tcPr>
-            <w:tcW w:w="1920" w:type="dxa"/>
-            <w:shd w:fill="E3ECF6"/>
-          </w:tcPr>
-          <w:p>
-            <w:pPr>
-              <w:pStyle w:val="TableText"/>
-            </w:pPr>
-            <w:r>
-              <w:t xml:space="preserve">검사</w:t>
-            </w:r>
-          </w:p>
-        </w:tc>
-        <w:tc>
-          <w:tcPr>
-            <w:tcW w:w="1920" w:type="dxa"/>
-            <w:shd w:fill="E3ECF6"/>
-          </w:tcPr>
-          <w:p>
-            <w:pPr>
-              <w:pStyle w:val="TableText"/>
-            </w:pPr>
-            <w:r>
-              <w:t xml:space="preserve">요청</w:t>
-            </w:r>
-          </w:p>
-        </w:tc>
-        <w:tc>
-          <w:tcPr>
-            <w:tcW w:w="1920" w:type="dxa"/>
-            <w:shd w:fill="E3ECF6"/>
-          </w:tcPr>
-          <w:p>
-            <w:pPr>
-              <w:pStyle w:val="TableText"/>
-            </w:pPr>
-            <w:r>
-              <w:t xml:space="preserve">기대 상태 오류</w:t>
-            </w:r>
-          </w:p>
-        </w:tc>
-        <w:tc>
-          <w:tcPr>
-            <w:tcW w:w="1920" w:type="dxa"/>
-            <w:shd w:fill="E3ECF6"/>
-          </w:tcPr>
-          <w:p>
-            <w:pPr>
-              <w:pStyle w:val="TableText"/>
-            </w:pPr>
-            <w:r>
-              <w:t xml:space="preserve">p95(ms)</w:t>
-            </w:r>
-          </w:p>
-        </w:tc>
-        <w:tc>
-          <w:tcPr>
-            <w:tcW w:w="1920" w:type="dxa"/>
-            <w:shd w:fill="E3ECF6"/>
-          </w:tcPr>
-          <w:p>
-            <w:pPr>
-              <w:pStyle w:val="TableText"/>
-            </w:pPr>
-            <w:r>
-              <w:t xml:space="preserve">정합성 불일치</w:t>
-            </w:r>
-          </w:p>
-        </w:tc>
-      </w:tr>
-      <w:tr>
-        <w:trPr>
-          <w:cantSplit/>
-        </w:trPr>
-        <w:tc>
-          <w:tcPr>
-            <w:tcW w:w="1920" w:type="dxa"/>
-          </w:tcPr>
-          <w:p>
-            <w:pPr>
-              <w:pStyle w:val="TableText"/>
-            </w:pPr>
-            <w:r>
-              <w:t xml:space="preserve">상태 변경·설명 수정 교차 경합 20회</w:t>
-            </w:r>
-          </w:p>
-        </w:tc>
-        <w:tc>
-          <w:tcPr>
-            <w:tcW w:w="1920" w:type="dxa"/>
-          </w:tcPr>
-          <w:p>
-            <w:pPr>
-              <w:pStyle w:val="TableText"/>
-            </w:pPr>
-            <w:r>
-              <w:t xml:space="preserve">40</w:t>
-            </w:r>
-          </w:p>
-        </w:tc>
-        <w:tc>
-          <w:tcPr>
-            <w:tcW w:w="1920" w:type="dxa"/>
-          </w:tcPr>
-          <w:p>
-            <w:pPr>
-              <w:pStyle w:val="TableText"/>
-            </w:pPr>
-            <w:r>
-              <w:t xml:space="preserve">0</w:t>
-            </w:r>
-          </w:p>
-        </w:tc>
-        <w:tc>
-          <w:tcPr>
-            <w:tcW w:w="1920" w:type="dxa"/>
-          </w:tcPr>
-          <w:p>
-            <w:pPr>
-              <w:pStyle w:val="TableText"/>
-            </w:pPr>
-            <w:r>
-              <w:t xml:space="preserve">34.005</w:t>
-            </w:r>
-          </w:p>
-        </w:tc>
-        <w:tc>
-          <w:tcPr>
-            <w:tcW w:w="1920" w:type="dxa"/>
-          </w:tcPr>
-          <w:p>
-            <w:pPr>
-              <w:pStyle w:val="TableText"/>
-            </w:pPr>
-            <w:r>
-              <w:t xml:space="preserve">0</w:t>
-            </w:r>
-          </w:p>
-        </w:tc>
-      </w:tr>
-      <w:tr>
-        <w:trPr>
-          <w:cantSplit/>
-        </w:trPr>
-        <w:tc>
-          <w:tcPr>
-            <w:tcW w:w="1920" w:type="dxa"/>
-          </w:tcPr>
-          <w:p>
-            <w:pPr>
-              <w:pStyle w:val="TableText"/>
-            </w:pPr>
-            <w:r>
-              <w:t xml:space="preserve">동일 승인 전환 동시 요청</w:t>
-            </w:r>
-          </w:p>
-        </w:tc>
-        <w:tc>
-          <w:tcPr>
-            <w:tcW w:w="1920" w:type="dxa"/>
-          </w:tcPr>
-          <w:p>
-            <w:pPr>
-              <w:pStyle w:val="TableText"/>
-            </w:pPr>
-            <w:r>
-              <w:t xml:space="preserve">2</w:t>
-            </w:r>
-          </w:p>
-        </w:tc>
-        <w:tc>
-          <w:tcPr>
-            <w:tcW w:w="1920" w:type="dxa"/>
-          </w:tcPr>
-          <w:p>
-            <w:pPr>
-              <w:pStyle w:val="TableText"/>
-            </w:pPr>
-            <w:r>
-              <w:t xml:space="preserve">0</w:t>
-            </w:r>
-          </w:p>
-        </w:tc>
-        <w:tc>
-          <w:tcPr>
-            <w:tcW w:w="1920" w:type="dxa"/>
-          </w:tcPr>
-          <w:p>
-            <w:pPr>
-              <w:pStyle w:val="TableText"/>
-            </w:pPr>
-            <w:r>
-              <w:t xml:space="preserve">32.711</w:t>
-            </w:r>
-          </w:p>
-        </w:tc>
-        <w:tc>
-          <w:tcPr>
-            <w:tcW w:w="1920" w:type="dxa"/>
-          </w:tcPr>
-          <w:p>
-            <w:pPr>
-              <w:pStyle w:val="TableText"/>
-            </w:pPr>
-            <w:r>
-              <w:t xml:space="preserve">0</w:t>
-            </w:r>
-          </w:p>
-        </w:tc>
-      </w:tr>
-      <w:tr>
-        <w:trPr>
-          <w:cantSplit/>
-        </w:trPr>
-        <w:tc>
-          <w:tcPr>
-            <w:tcW w:w="1920" w:type="dxa"/>
-          </w:tcPr>
-          <w:p>
-            <w:pPr>
-              <w:pStyle w:val="TableText"/>
-            </w:pPr>
-            <w:r>
-              <w:t xml:space="preserve">타인 변경·상세 접근 권한</w:t>
-            </w:r>
-          </w:p>
-        </w:tc>
-        <w:tc>
-          <w:tcPr>
-            <w:tcW w:w="1920" w:type="dxa"/>
-          </w:tcPr>
-          <w:p>
-            <w:pPr>
-              <w:pStyle w:val="TableText"/>
-            </w:pPr>
-            <w:r>
-              <w:t xml:space="preserve">2</w:t>
-            </w:r>
-          </w:p>
-        </w:tc>
-        <w:tc>
-          <w:tcPr>
-            <w:tcW w:w="1920" w:type="dxa"/>
-          </w:tcPr>
-          <w:p>
-            <w:pPr>
-              <w:pStyle w:val="TableText"/>
-            </w:pPr>
-            <w:r>
-              <w:t xml:space="preserve">0</w:t>
-            </w:r>
-          </w:p>
-        </w:tc>
-        <w:tc>
-          <w:tcPr>
-            <w:tcW w:w="1920" w:type="dxa"/>
-          </w:tcPr>
-          <w:p>
-            <w:pPr>
-              <w:pStyle w:val="TableText"/>
-            </w:pPr>
-            <w:r>
-              <w:t xml:space="preserve">15.203</w:t>
-            </w:r>
-          </w:p>
-        </w:tc>
-        <w:tc>
-          <w:tcPr>
-            <w:tcW w:w="1920" w:type="dxa"/>
-          </w:tcPr>
-          <w:p>
-            <w:pPr>
-              <w:pStyle w:val="TableText"/>
-            </w:pPr>
-            <w:r>
-              <w:t xml:space="preserve">0</w:t>
-            </w:r>
-          </w:p>
-        </w:tc>
-      </w:tr>
-      <w:tr>
-        <w:trPr>
-          <w:cantSplit/>
-        </w:trPr>
-        <w:tc>
-          <w:tcPr>
-            <w:tcW w:w="1920" w:type="dxa"/>
-          </w:tcPr>
-          <w:p>
-            <w:pPr>
-              <w:pStyle w:val="TableText"/>
-            </w:pPr>
-            <w:r>
-              <w:t xml:space="preserve">반려 사유 누락 유효성</w:t>
-            </w:r>
-          </w:p>
-        </w:tc>
-        <w:tc>
-          <w:tcPr>
-            <w:tcW w:w="1920" w:type="dxa"/>
-          </w:tcPr>
-          <w:p>
-            <w:pPr>
-              <w:pStyle w:val="TableText"/>
-            </w:pPr>
-            <w:r>
-              <w:t xml:space="preserve">1</w:t>
-            </w:r>
-          </w:p>
-        </w:tc>
-        <w:tc>
-          <w:tcPr>
-            <w:tcW w:w="1920" w:type="dxa"/>
-          </w:tcPr>
-          <w:p>
-            <w:pPr>
-              <w:pStyle w:val="TableText"/>
-            </w:pPr>
-            <w:r>
-              <w:t xml:space="preserve">0</w:t>
-            </w:r>
-          </w:p>
-        </w:tc>
-        <w:tc>
-          <w:tcPr>
-            <w:tcW w:w="1920" w:type="dxa"/>
-          </w:tcPr>
-          <w:p>
-            <w:pPr>
-              <w:pStyle w:val="TableText"/>
-            </w:pPr>
-            <w:r>
-              <w:t xml:space="preserve">11.956</w:t>
-            </w:r>
-          </w:p>
-        </w:tc>
-        <w:tc>
-          <w:tcPr>
-            <w:tcW w:w="1920" w:type="dxa"/>
-          </w:tcPr>
-          <w:p>
-            <w:pPr>
-              <w:pStyle w:val="TableText"/>
-            </w:pPr>
-            <w:r>
-              <w:t xml:space="preserve">0</w:t>
-            </w:r>
-          </w:p>
-        </w:tc>
-      </w:tr>
-    </w:tbl>
-    <w:p>
-      <w:r>
-        <w:t xml:space="preserve">동일 승인 경합에서 알림과 파이프라인 히스토리는 각각 1건 생성됐다. 타인 상태 변경은 403, 타인 상세 수정은 404, 반려 사유 누락은 400으로 확인했다. 수행한 범위에서 정합성·권한·유효성 기준을 충족한다.</w:t>
-      </w:r>
-    </w:p>
-    <w:p>
-      <w:pPr>
-        <w:pStyle w:val="Heading2"/>
-      </w:pPr>
-      <w:r>
-        <w:t xml:space="preserve">18.4 한계와 후속 작업</w:t>
-      </w:r>
-    </w:p>
-    <w:p>
-      <w:r>
-        <w:t xml:space="preserve">이번 결과는 계정 3개, 과제 1건, 약 1.3초의 정해진 요청 수 검사다. 전체 상태 전이 조합, 완료 시 담당자 `is_busy` 계산, 담당자 재배정과 알림, 같은 필드의 상충 변경 정책, 문서 승인·확정, 장시간 쓰기 용량은 검증 완료 범위가 아니다. PERF-04와 PERF-11은 부분 수행 상태를 유지한다.</w:t>
-      </w:r>
-    </w:p>
-    <w:p>
-      <w:r>
-        <w:t xml:space="preserve">다음 순서는 퇴사자 재배정 예외와 여러 과제 동시 완료 경합, 문서 승인·과제 확정 중복·부분 저장 검사, 조회·수정 혼합 지속 부하다. 이후 AI 모의·제한된 실호출, 급증·장시간·장애 복구를 진행한다.</w:t>
-      </w:r>
-    </w:p>
-    <w:p>
-      <w:r>
-        <w:t xml:space="preserve">증적: `artifacts/load-test/status-writes-20261002T061908Z/`, `status-writes-20261002T061955Z/`, `status-writes-20261002T062031Z/`. 원시 `manifest.json`의 `integrity_mismatches`, `requests.csv`, 서버·자원 로그를 보존했다. 도구: `staged_status_writes.py`, `http_baseline.py --status-writes`. 코드: `backend/tasks/views.py`.</w:t>
-      </w:r>
-    </w:p>
-    <w:tbl>
-      <w:tblPr>
-        <w:tblW w:w="9600" w:type="dxa"/>
-        <w:tblBorders>
-          <w:top w:val="single" w:sz="4" w:color="D6DEE8"/>
-          <w:left w:val="single" w:sz="4" w:color="D6DEE8"/>
-          <w:bottom w:val="single" w:sz="4" w:color="D6DEE8"/>
-          <w:right w:val="single" w:sz="4" w:color="D6DEE8"/>
-          <w:insideH w:val="single" w:sz="4" w:color="D6DEE8"/>
-          <w:insideV w:val="single" w:sz="4" w:color="D6DEE8"/>
-        </w:tblBorders>
-      </w:tblPr>
-      <w:tblGrid>
-        <w:gridCol w:w="3200"/>
-        <w:gridCol w:w="3200"/>
-        <w:gridCol w:w="3200"/>
-      </w:tblGrid>
-      <w:tr>
-        <w:trPr>
-          <w:cantSplit/>
-          <w:tblHeader/>
-        </w:trPr>
-        <w:tc>
-          <w:tcPr>
-            <w:tcW w:w="3200" w:type="dxa"/>
-            <w:shd w:fill="E3ECF6"/>
-          </w:tcPr>
-          <w:p>
-            <w:pPr>
-              <w:pStyle w:val="TableText"/>
-            </w:pPr>
-            <w:r>
-              <w:t xml:space="preserve">버전</w:t>
-            </w:r>
-          </w:p>
-        </w:tc>
-        <w:tc>
-          <w:tcPr>
-            <w:tcW w:w="3200" w:type="dxa"/>
-            <w:shd w:fill="E3ECF6"/>
-          </w:tcPr>
-          <w:p>
-            <w:pPr>
-              <w:pStyle w:val="TableText"/>
-            </w:pPr>
-            <w:r>
-              <w:t xml:space="preserve">일자</w:t>
-            </w:r>
-          </w:p>
-        </w:tc>
-        <w:tc>
-          <w:tcPr>
-            <w:tcW w:w="3200" w:type="dxa"/>
-            <w:shd w:fill="E3ECF6"/>
-          </w:tcPr>
-          <w:p>
-            <w:pPr>
-              <w:pStyle w:val="TableText"/>
-            </w:pPr>
-            <w:r>
-              <w:t xml:space="preserve">변경 내용</w:t>
-            </w:r>
-          </w:p>
-        </w:tc>
-      </w:tr>
-      <w:tr>
-        <w:trPr>
-          <w:cantSplit/>
-        </w:trPr>
-        <w:tc>
-          <w:tcPr>
-            <w:tcW w:w="3200" w:type="dxa"/>
-          </w:tcPr>
-          <w:p>
-            <w:pPr>
-              <w:pStyle w:val="TableText"/>
-            </w:pPr>
-            <w:r>
-              <w:t xml:space="preserve">v1.1</w:t>
-            </w:r>
-          </w:p>
-        </w:tc>
-        <w:tc>
-          <w:tcPr>
-            <w:tcW w:w="3200" w:type="dxa"/>
-          </w:tcPr>
-          <w:p>
-            <w:pPr>
-              <w:pStyle w:val="TableText"/>
-            </w:pPr>
-            <w:r>
-              <w:t xml:space="preserve">2026-10-02</w:t>
-            </w:r>
-          </w:p>
-        </w:tc>
-        <w:tc>
-          <w:tcPr>
-            <w:tcW w:w="3200" w:type="dxa"/>
-          </w:tcPr>
-          <w:p>
-            <w:pPr>
-              <w:pStyle w:val="TableText"/>
-            </w:pPr>
-            <w:r>
-              <w:t xml:space="preserve">상태 API·상세 수정 교차 경합과 중복 알림 재현, 상태·진행률 일관성 및 알림 개선, 권한·유효성 포함 최종 재시험 반영</w:t>
-            </w:r>
-          </w:p>
-        </w:tc>
-      </w:tr>
-    </w:tbl>
-    <w:p>
-      <w:r>
-        <w:br w:type="page"/>
-      </w:r>
-    </w:p>
-    <w:p>
-      <w:pPr>
-        <w:pStyle w:val="Heading1"/>
-      </w:pPr>
-      <w:r>
-        <w:t xml:space="preserve">19. 담당자 재배정·완료 처리 부수 효과 검사 (2026-10-02)</w:t>
-      </w:r>
-    </w:p>
-    <w:p>
-      <w:pPr>
-        <w:pStyle w:val="Heading2"/>
-      </w:pPr>
-      <w:r>
-        <w:t xml:space="preserve">19.1 조건과 준비 재실행</w:t>
-      </w:r>
-    </w:p>
-    <w:p>
-      <w:r>
-        <w:t xml:space="preserve">로컬 테스트 DB에 식별 가능한 합성 과제 2건을 임시 생성하고 PM 1명·일반 계정 2명으로 직접 HTTPS 요청을 실행했다. 기존 담당자에게 다른 미완료 과제가 있고 `is_busy=True`인 조건에서 재배정 후 상태를 확인했다. 다른 과제가 없는 PM에게는 별도 과제를 배정해 완료 처리 시 `is_busy` 해제를 확인했다. 테스트 종료 후 임시 과제·생성 알림·히스토리를 정리하고 세 계정의 `is_busy`를 시작값으로 복원했다.</w:t>
-      </w:r>
-    </w:p>
-    <w:p>
-      <w:r>
-        <w:t xml:space="preserve">최초 실행 `20261002T063058Z`은 8요청의 기대 HTTP 상태가 모두 맞았지만 12개 정합성 항목 중 1개가 실패했다. 기존 합성 담당자의 `is_busy`가 시작부터 `False`여서 “재배정 후에도 True 유지”를 검증할 전제 조건이 없었다. 이를 애플리케이션 결함으로 판정하지 않고 테스트 준비 조건 오류로 기록했다. 기존 담당자의 다른 미완료 과제를 확인한 뒤 `is_busy=True`로 시작 조건을 설정해 재실행했다.</w:t>
-      </w:r>
-    </w:p>
-    <w:p>
-      <w:pPr>
-        <w:pStyle w:val="Heading2"/>
-      </w:pPr>
-      <w:r>
-        <w:t xml:space="preserve">19.2 최종 재시험 결과</w:t>
-      </w:r>
-    </w:p>
-    <w:p>
-      <w:r>
-        <w:t xml:space="preserve">재시험 ID `20261002T063146Z`, 8요청의 기대 HTTP 상태 오류 0건, DB 정합성 12항목 모두 통과했다. 전체 요청 p95는 23.839ms이나 표본 8건으로 용량 근거로 해석하지 않는다.</w:t>
-      </w:r>
-    </w:p>
-    <w:tbl>
-      <w:tblPr>
-        <w:tblW w:w="9600" w:type="dxa"/>
-        <w:tblBorders>
-          <w:top w:val="single" w:sz="4" w:color="D6DEE8"/>
-          <w:left w:val="single" w:sz="4" w:color="D6DEE8"/>
-          <w:bottom w:val="single" w:sz="4" w:color="D6DEE8"/>
-          <w:right w:val="single" w:sz="4" w:color="D6DEE8"/>
-          <w:insideH w:val="single" w:sz="4" w:color="D6DEE8"/>
-          <w:insideV w:val="single" w:sz="4" w:color="D6DEE8"/>
-        </w:tblBorders>
-      </w:tblPr>
-      <w:tblGrid>
-        <w:gridCol w:w="4800"/>
-        <w:gridCol w:w="4800"/>
-      </w:tblGrid>
-      <w:tr>
-        <w:trPr>
-          <w:cantSplit/>
-          <w:tblHeader/>
-        </w:trPr>
-        <w:tc>
-          <w:tcPr>
-            <w:tcW w:w="4800" w:type="dxa"/>
-            <w:shd w:fill="E3ECF6"/>
-          </w:tcPr>
-          <w:p>
-            <w:pPr>
-              <w:pStyle w:val="TableText"/>
-            </w:pPr>
-            <w:r>
-              <w:t xml:space="preserve">항목</w:t>
-            </w:r>
-          </w:p>
-        </w:tc>
-        <w:tc>
-          <w:tcPr>
-            <w:tcW w:w="4800" w:type="dxa"/>
-            <w:shd w:fill="E3ECF6"/>
-          </w:tcPr>
-          <w:p>
-            <w:pPr>
-              <w:pStyle w:val="TableText"/>
-            </w:pPr>
-            <w:r>
-              <w:t xml:space="preserve">관찰 결과</w:t>
-            </w:r>
-          </w:p>
-        </w:tc>
-      </w:tr>
-      <w:tr>
-        <w:trPr>
-          <w:cantSplit/>
-        </w:trPr>
-        <w:tc>
-          <w:tcPr>
-            <w:tcW w:w="4800" w:type="dxa"/>
-          </w:tcPr>
-          <w:p>
-            <w:pPr>
-              <w:pStyle w:val="TableText"/>
-            </w:pPr>
-            <w:r>
-              <w:t xml:space="preserve">일반 계정의 담당자 재배정</w:t>
-            </w:r>
-          </w:p>
-        </w:tc>
-        <w:tc>
-          <w:tcPr>
-            <w:tcW w:w="4800" w:type="dxa"/>
-          </w:tcPr>
-          <w:p>
-            <w:pPr>
-              <w:pStyle w:val="TableText"/>
-            </w:pPr>
-            <w:r>
-              <w:t xml:space="preserve">403, 담당자 불변</w:t>
-            </w:r>
-          </w:p>
-        </w:tc>
-      </w:tr>
-      <w:tr>
-        <w:trPr>
-          <w:cantSplit/>
-        </w:trPr>
-        <w:tc>
-          <w:tcPr>
-            <w:tcW w:w="4800" w:type="dxa"/>
-          </w:tcPr>
-          <w:p>
-            <w:pPr>
-              <w:pStyle w:val="TableText"/>
-            </w:pPr>
-            <w:r>
-              <w:t xml:space="preserve">PM 재배정 및 같은 담당자 재요청</w:t>
-            </w:r>
-          </w:p>
-        </w:tc>
-        <w:tc>
-          <w:tcPr>
-            <w:tcW w:w="4800" w:type="dxa"/>
-          </w:tcPr>
-          <w:p>
-            <w:pPr>
-              <w:pStyle w:val="TableText"/>
-            </w:pPr>
-            <w:r>
-              <w:t xml:space="preserve">200, 새 담당자 `is_busy=True`, 알림 1건 유지</w:t>
-            </w:r>
-          </w:p>
-        </w:tc>
-      </w:tr>
-      <w:tr>
-        <w:trPr>
-          <w:cantSplit/>
-        </w:trPr>
-        <w:tc>
-          <w:tcPr>
-            <w:tcW w:w="4800" w:type="dxa"/>
-          </w:tcPr>
-          <w:p>
-            <w:pPr>
-              <w:pStyle w:val="TableText"/>
-            </w:pPr>
-            <w:r>
-              <w:t xml:space="preserve">기존 담당자의 다른 미완료 과제</w:t>
-            </w:r>
-          </w:p>
-        </w:tc>
-        <w:tc>
-          <w:tcPr>
-            <w:tcW w:w="4800" w:type="dxa"/>
-          </w:tcPr>
-          <w:p>
-            <w:pPr>
-              <w:pStyle w:val="TableText"/>
-            </w:pPr>
-            <w:r>
-              <w:t xml:space="preserve">재배정 후에도 `is_busy=True` 유지</w:t>
-            </w:r>
-          </w:p>
-        </w:tc>
-      </w:tr>
-      <w:tr>
-        <w:trPr>
-          <w:cantSplit/>
-        </w:trPr>
-        <w:tc>
-          <w:tcPr>
-            <w:tcW w:w="4800" w:type="dxa"/>
-          </w:tcPr>
-          <w:p>
-            <w:pPr>
-              <w:pStyle w:val="TableText"/>
-            </w:pPr>
-            <w:r>
-              <w:t xml:space="preserve">승인·완료 과제의 일반 재배정</w:t>
-            </w:r>
-          </w:p>
-        </w:tc>
-        <w:tc>
-          <w:tcPr>
-            <w:tcW w:w="4800" w:type="dxa"/>
-          </w:tcPr>
-          <w:p>
-            <w:pPr>
-              <w:pStyle w:val="TableText"/>
-            </w:pPr>
-            <w:r>
-              <w:t xml:space="preserve">각각 403, 담당자 불변</w:t>
-            </w:r>
-          </w:p>
-        </w:tc>
-      </w:tr>
-      <w:tr>
-        <w:trPr>
-          <w:cantSplit/>
-        </w:trPr>
-        <w:tc>
-          <w:tcPr>
-            <w:tcW w:w="4800" w:type="dxa"/>
-          </w:tcPr>
-          <w:p>
-            <w:pPr>
-              <w:pStyle w:val="TableText"/>
-            </w:pPr>
-            <w:r>
-              <w:t xml:space="preserve">다른 과제 없는 담당자의 완료</w:t>
-            </w:r>
-          </w:p>
-        </w:tc>
-        <w:tc>
-          <w:tcPr>
-            <w:tcW w:w="4800" w:type="dxa"/>
-          </w:tcPr>
-          <w:p>
-            <w:pPr>
-              <w:pStyle w:val="TableText"/>
-            </w:pPr>
-            <w:r>
-              <w:t xml:space="preserve">`DONE`, 진행률 100%, `is_busy=False`</w:t>
-            </w:r>
-          </w:p>
-        </w:tc>
-      </w:tr>
-      <w:tr>
-        <w:trPr>
-          <w:cantSplit/>
-        </w:trPr>
-        <w:tc>
-          <w:tcPr>
-            <w:tcW w:w="4800" w:type="dxa"/>
-          </w:tcPr>
-          <w:p>
-            <w:pPr>
-              <w:pStyle w:val="TableText"/>
-            </w:pPr>
-            <w:r>
-              <w:t xml:space="preserve">완료 알림·히스토리 및 재요청</w:t>
-            </w:r>
-          </w:p>
-        </w:tc>
-        <w:tc>
-          <w:tcPr>
-            <w:tcW w:w="4800" w:type="dxa"/>
-          </w:tcPr>
-          <w:p>
-            <w:pPr>
-              <w:pStyle w:val="TableText"/>
-            </w:pPr>
-            <w:r>
-              <w:t xml:space="preserve">각각 1건, 완료 재요청 후 증가 없음</w:t>
-            </w:r>
-          </w:p>
-        </w:tc>
-      </w:tr>
-    </w:tbl>
-    <w:p>
-      <w:r>
-        <w:t xml:space="preserve">이 검사는 권한·상태·부수 데이터의 제한된 기능 검증이다. 퇴사 처리된 담당자의 재배정 예외, 여러 과제의 동시 완료 경합, 문서 승인·과제 확정 중복, 장시간 쓰기 부하는 아직 검증하지 않았다. PERF-04와 PERF-11의 전체 판정은 부분 수행을 유지한다.</w:t>
-      </w:r>
-    </w:p>
-    <w:p>
-      <w:r>
-        <w:t xml:space="preserve">증적: `artifacts/load-test/assignment-effects-20261002T063058Z/`와 `assignment-effects-20261002T063146Z/`의 `manifest.json` 내 `checks`, 원시 `requests.csv`, 서버·자원 로그. 재현: `artifacts/load-test/http_baseline.py --assignment-effects`, 도구 `artifacts/load-test/staged_assignment_effects.py`.</w:t>
-      </w:r>
-    </w:p>
-    <w:tbl>
-      <w:tblPr>
-        <w:tblW w:w="9600" w:type="dxa"/>
-        <w:tblBorders>
-          <w:top w:val="single" w:sz="4" w:color="D6DEE8"/>
-          <w:left w:val="single" w:sz="4" w:color="D6DEE8"/>
-          <w:bottom w:val="single" w:sz="4" w:color="D6DEE8"/>
-          <w:right w:val="single" w:sz="4" w:color="D6DEE8"/>
-          <w:insideH w:val="single" w:sz="4" w:color="D6DEE8"/>
-          <w:insideV w:val="single" w:sz="4" w:color="D6DEE8"/>
-        </w:tblBorders>
-      </w:tblPr>
-      <w:tblGrid>
-        <w:gridCol w:w="3200"/>
-        <w:gridCol w:w="3200"/>
-        <w:gridCol w:w="3200"/>
-      </w:tblGrid>
-      <w:tr>
-        <w:trPr>
-          <w:cantSplit/>
-          <w:tblHeader/>
-        </w:trPr>
-        <w:tc>
-          <w:tcPr>
-            <w:tcW w:w="3200" w:type="dxa"/>
-            <w:shd w:fill="E3ECF6"/>
-          </w:tcPr>
-          <w:p>
-            <w:pPr>
-              <w:pStyle w:val="TableText"/>
-            </w:pPr>
-            <w:r>
-              <w:t xml:space="preserve">버전</w:t>
-            </w:r>
-          </w:p>
-        </w:tc>
-        <w:tc>
-          <w:tcPr>
-            <w:tcW w:w="3200" w:type="dxa"/>
-            <w:shd w:fill="E3ECF6"/>
-          </w:tcPr>
-          <w:p>
-            <w:pPr>
-              <w:pStyle w:val="TableText"/>
-            </w:pPr>
-            <w:r>
-              <w:t xml:space="preserve">일자</w:t>
-            </w:r>
-          </w:p>
-        </w:tc>
-        <w:tc>
-          <w:tcPr>
-            <w:tcW w:w="3200" w:type="dxa"/>
-            <w:shd w:fill="E3ECF6"/>
-          </w:tcPr>
-          <w:p>
-            <w:pPr>
-              <w:pStyle w:val="TableText"/>
-            </w:pPr>
-            <w:r>
-              <w:t xml:space="preserve">변경 내용</w:t>
-            </w:r>
-          </w:p>
-        </w:tc>
-      </w:tr>
-      <w:tr>
-        <w:trPr>
-          <w:cantSplit/>
-        </w:trPr>
-        <w:tc>
-          <w:tcPr>
-            <w:tcW w:w="3200" w:type="dxa"/>
-          </w:tcPr>
-          <w:p>
-            <w:pPr>
-              <w:pStyle w:val="TableText"/>
-            </w:pPr>
-            <w:r>
-              <w:t xml:space="preserve">v1.2</w:t>
-            </w:r>
-          </w:p>
-        </w:tc>
-        <w:tc>
-          <w:tcPr>
-            <w:tcW w:w="3200" w:type="dxa"/>
-          </w:tcPr>
-          <w:p>
-            <w:pPr>
-              <w:pStyle w:val="TableText"/>
-            </w:pPr>
-            <w:r>
-              <w:t xml:space="preserve">2026-10-02</w:t>
-            </w:r>
-          </w:p>
-        </w:tc>
-        <w:tc>
-          <w:tcPr>
-            <w:tcW w:w="3200" w:type="dxa"/>
-          </w:tcPr>
-          <w:p>
-            <w:pPr>
-              <w:pStyle w:val="TableText"/>
-            </w:pPr>
-            <w:r>
-              <w:t xml:space="preserve">재배정·완료 부수 효과의 시작 조건 오류와 재시험 통과, 권한·중복 알림·`is_busy` 결과 및 미검증 범위 반영</w:t>
-            </w:r>
-          </w:p>
-        </w:tc>
-      </w:tr>
-    </w:tbl>
-    <w:p>
-      <w:r>
-        <w:br w:type="page"/>
-      </w:r>
-    </w:p>
-    <w:p>
-      <w:pPr>
-        <w:pStyle w:val="Heading1"/>
-      </w:pPr>
-      <w:r>
-        <w:t xml:space="preserve">20. 퇴사자 재배정·동시 완료·동시 확정 경합 (2026-10-02)</w:t>
-      </w:r>
-    </w:p>
-    <w:p>
-      <w:pPr>
-        <w:pStyle w:val="Heading2"/>
-      </w:pPr>
-      <w:r>
-        <w:t xml:space="preserve">20.1 개선 및 검사 범위</w:t>
-      </w:r>
-    </w:p>
-    <w:p>
-      <w:r>
-        <w:t xml:space="preserve">같은 담당자의 여러 과제를 동시에 완료하면 각 트랜잭션이 다른 과제를 아직 미완료로 보고 `is_busy=True`를 남길 수 있어, 완료 처리에서 담당 사용자 행도 잠그도록 수정했다. 일반 상세 수정에서 진행률 100%로 완료되는 경로에도 같은 잠금을 적용했다. 과제 확정은 같은 요구사항 정의서 행을 잠근 뒤 기존 과제를 삭제·재생성하도록 변경해 동시 확정을 직렬화했다.</w:t>
-      </w:r>
-    </w:p>
-    <w:p>
-      <w:r>
-        <w:t xml:space="preserve">로컬 합성 데이터로 퇴사 처리된 담당자의 승인 과제 재배정 1건, 같은 담당자의 과제 2건 동시 완료, 같은 승인 요구사항 정의서에 대한 동일 확정 요청 2건을 직접 HTTPS로 실행했다. 총 5요청의 기대 HTTP 상태 오류는 0건, 전체 p95는 88.921ms였다. 표본이 작아 처리 용량 근거로 해석하지 않는다.</w:t>
-      </w:r>
-    </w:p>
-    <w:p>
-      <w:pPr>
-        <w:pStyle w:val="Heading2"/>
-      </w:pPr>
-      <w:r>
-        <w:t xml:space="preserve">20.2 결과와 정합성</w:t>
-      </w:r>
-    </w:p>
-    <w:tbl>
-      <w:tblPr>
-        <w:tblW w:w="9600" w:type="dxa"/>
-        <w:tblBorders>
-          <w:top w:val="single" w:sz="4" w:color="D6DEE8"/>
-          <w:left w:val="single" w:sz="4" w:color="D6DEE8"/>
-          <w:bottom w:val="single" w:sz="4" w:color="D6DEE8"/>
-          <w:right w:val="single" w:sz="4" w:color="D6DEE8"/>
-          <w:insideH w:val="single" w:sz="4" w:color="D6DEE8"/>
-          <w:insideV w:val="single" w:sz="4" w:color="D6DEE8"/>
-        </w:tblBorders>
-      </w:tblPr>
-      <w:tblGrid>
-        <w:gridCol w:w="4800"/>
-        <w:gridCol w:w="4800"/>
-      </w:tblGrid>
-      <w:tr>
-        <w:trPr>
-          <w:cantSplit/>
-          <w:tblHeader/>
-        </w:trPr>
-        <w:tc>
-          <w:tcPr>
-            <w:tcW w:w="4800" w:type="dxa"/>
-            <w:shd w:fill="E3ECF6"/>
-          </w:tcPr>
-          <w:p>
-            <w:pPr>
-              <w:pStyle w:val="TableText"/>
-            </w:pPr>
-            <w:r>
-              <w:t xml:space="preserve">검사</w:t>
-            </w:r>
-          </w:p>
-        </w:tc>
-        <w:tc>
-          <w:tcPr>
-            <w:tcW w:w="4800" w:type="dxa"/>
-            <w:shd w:fill="E3ECF6"/>
-          </w:tcPr>
-          <w:p>
-            <w:pPr>
-              <w:pStyle w:val="TableText"/>
-            </w:pPr>
-            <w:r>
-              <w:t xml:space="preserve">결과</w:t>
-            </w:r>
-          </w:p>
-        </w:tc>
-      </w:tr>
-      <w:tr>
-        <w:trPr>
-          <w:cantSplit/>
-        </w:trPr>
-        <w:tc>
-          <w:tcPr>
-            <w:tcW w:w="4800" w:type="dxa"/>
-          </w:tcPr>
-          <w:p>
-            <w:pPr>
-              <w:pStyle w:val="TableText"/>
-            </w:pPr>
-            <w:r>
-              <w:t xml:space="preserve">퇴사자 승인 과제 재배정</w:t>
-            </w:r>
-          </w:p>
-        </w:tc>
-        <w:tc>
-          <w:tcPr>
-            <w:tcW w:w="4800" w:type="dxa"/>
-          </w:tcPr>
-          <w:p>
-            <w:pPr>
-              <w:pStyle w:val="TableText"/>
-            </w:pPr>
-            <w:r>
-              <w:t xml:space="preserve">200, 새 담당자로 변경</w:t>
-            </w:r>
-          </w:p>
-        </w:tc>
-      </w:tr>
-      <w:tr>
-        <w:trPr>
-          <w:cantSplit/>
-        </w:trPr>
-        <w:tc>
-          <w:tcPr>
-            <w:tcW w:w="4800" w:type="dxa"/>
-          </w:tcPr>
-          <w:p>
-            <w:pPr>
-              <w:pStyle w:val="TableText"/>
-            </w:pPr>
-            <w:r>
-              <w:t xml:space="preserve">같은 담당자의 두 과제 동시 완료</w:t>
-            </w:r>
-          </w:p>
-        </w:tc>
-        <w:tc>
-          <w:tcPr>
-            <w:tcW w:w="4800" w:type="dxa"/>
-          </w:tcPr>
-          <w:p>
-            <w:pPr>
-              <w:pStyle w:val="TableText"/>
-            </w:pPr>
-            <w:r>
-              <w:t xml:space="preserve">모두 `DONE`·100%, 최종 `is_busy=False`</w:t>
-            </w:r>
-          </w:p>
-        </w:tc>
-      </w:tr>
-      <w:tr>
-        <w:trPr>
-          <w:cantSplit/>
-        </w:trPr>
-        <w:tc>
-          <w:tcPr>
-            <w:tcW w:w="4800" w:type="dxa"/>
-          </w:tcPr>
-          <w:p>
-            <w:pPr>
-              <w:pStyle w:val="TableText"/>
-            </w:pPr>
-            <w:r>
-              <w:t xml:space="preserve">같은 문서 동시 확정 2건</w:t>
-            </w:r>
-          </w:p>
-        </w:tc>
-        <w:tc>
-          <w:tcPr>
-            <w:tcW w:w="4800" w:type="dxa"/>
-          </w:tcPr>
-          <w:p>
-            <w:pPr>
-              <w:pStyle w:val="TableText"/>
-            </w:pPr>
-            <w:r>
-              <w:t xml:space="preserve">두 요청 200, 최종 과제 정확히 2건</w:t>
-            </w:r>
-          </w:p>
-        </w:tc>
-      </w:tr>
-      <w:tr>
-        <w:trPr>
-          <w:cantSplit/>
-        </w:trPr>
-        <w:tc>
-          <w:tcPr>
-            <w:tcW w:w="4800" w:type="dxa"/>
-          </w:tcPr>
-          <w:p>
-            <w:pPr>
-              <w:pStyle w:val="TableText"/>
-            </w:pPr>
-            <w:r>
-              <w:t xml:space="preserve">확정 결과 상태·중복</w:t>
-            </w:r>
-          </w:p>
-        </w:tc>
-        <w:tc>
-          <w:tcPr>
-            <w:tcW w:w="4800" w:type="dxa"/>
-          </w:tcPr>
-          <w:p>
-            <w:pPr>
-              <w:pStyle w:val="TableText"/>
-            </w:pPr>
-            <w:r>
-              <w:t xml:space="preserve">모두 `PENDING_APPROVAL`, 과제 번호 중복 없음</w:t>
-            </w:r>
-          </w:p>
-        </w:tc>
-      </w:tr>
-    </w:tbl>
-    <w:p>
-      <w:r>
-        <w:t xml:space="preserve">임시 과제와 요구사항 정의서·항목을 삭제하고 퇴사일과 세 계정의 `is_busy`를 시작값으로 복원했다. 수행한 경합 범위에서 정합성 기준을 충족한다. 문서 승인 상태 자체의 동시 전이와 서로 다른 확정 본문의 최종 승자 정책은 별도 검증 대상이다.</w:t>
-      </w:r>
-    </w:p>
-    <w:p>
-      <w:r>
-        <w:t xml:space="preserve">증적: `artifacts/load-test/remaining-conflicts-20261002T072001Z/`. 도구: `staged_remaining_conflicts.py`, `http_baseline.py --remaining-conflicts`. 코드: `backend/tasks/views.py`, `backend/tasks/serializers.py`, `backend/tasks/services.py`.</w:t>
-      </w:r>
-    </w:p>
-    <w:p>
-      <w:r>
-        <w:br w:type="page"/>
-      </w:r>
-    </w:p>
-    <w:p>
-      <w:pPr>
-        <w:pStyle w:val="Heading1"/>
-      </w:pPr>
-      <w:r>
-        <w:t xml:space="preserve">21. 20명 조회·수정 혼합 부하 (2026-10-02)</w:t>
-      </w:r>
-    </w:p>
-    <w:p>
-      <w:pPr>
-        <w:pStyle w:val="Heading2"/>
-      </w:pPr>
-      <w:r>
-        <w:t xml:space="preserve">21.1 조건과 결과</w:t>
-      </w:r>
-    </w:p>
-    <w:p>
-      <w:r>
-        <w:t xml:space="preserve">프로젝트 50개·과제 2,000개·테스트 사용자 20명, Gunicorn 1 worker / gthread 2 threads, 로컬 MySQL 8.4.11, 직접 HTTPS 조건이다. PM 20%·일반 80%의 20명 폐쇄형 모델로 60초 동안 요청 간 2~5초를 두고 조회 80%와 본인 임시 과제 설명 수정 20%를 섞었다. 실제 요청은 총 333건으로 조회 260건, 수정 73건이었다.</w:t>
-      </w:r>
-    </w:p>
-    <w:tbl>
-      <w:tblPr>
-        <w:tblW w:w="9600" w:type="dxa"/>
-        <w:tblBorders>
-          <w:top w:val="single" w:sz="4" w:color="D6DEE8"/>
-          <w:left w:val="single" w:sz="4" w:color="D6DEE8"/>
-          <w:bottom w:val="single" w:sz="4" w:color="D6DEE8"/>
-          <w:right w:val="single" w:sz="4" w:color="D6DEE8"/>
-          <w:insideH w:val="single" w:sz="4" w:color="D6DEE8"/>
-          <w:insideV w:val="single" w:sz="4" w:color="D6DEE8"/>
-        </w:tblBorders>
-      </w:tblPr>
-      <w:tblGrid>
-        <w:gridCol w:w="4800"/>
-        <w:gridCol w:w="4800"/>
-      </w:tblGrid>
-      <w:tr>
-        <w:trPr>
-          <w:cantSplit/>
-          <w:tblHeader/>
-        </w:trPr>
-        <w:tc>
-          <w:tcPr>
-            <w:tcW w:w="4800" w:type="dxa"/>
-            <w:shd w:fill="E3ECF6"/>
-          </w:tcPr>
-          <w:p>
-            <w:pPr>
-              <w:pStyle w:val="TableText"/>
-            </w:pPr>
-            <w:r>
-              <w:t xml:space="preserve">지표</w:t>
-            </w:r>
-          </w:p>
-        </w:tc>
-        <w:tc>
-          <w:tcPr>
-            <w:tcW w:w="4800" w:type="dxa"/>
-            <w:shd w:fill="E3ECF6"/>
-          </w:tcPr>
-          <w:p>
-            <w:pPr>
-              <w:pStyle w:val="TableText"/>
-            </w:pPr>
-            <w:r>
-              <w:t xml:space="preserve">결과</w:t>
-            </w:r>
-          </w:p>
-        </w:tc>
-      </w:tr>
-      <w:tr>
-        <w:trPr>
-          <w:cantSplit/>
-        </w:trPr>
-        <w:tc>
-          <w:tcPr>
-            <w:tcW w:w="4800" w:type="dxa"/>
-          </w:tcPr>
-          <w:p>
-            <w:pPr>
-              <w:pStyle w:val="TableText"/>
-            </w:pPr>
-            <w:r>
-              <w:t xml:space="preserve">오류</w:t>
-            </w:r>
-          </w:p>
-        </w:tc>
-        <w:tc>
-          <w:tcPr>
-            <w:tcW w:w="4800" w:type="dxa"/>
-          </w:tcPr>
-          <w:p>
-            <w:pPr>
-              <w:pStyle w:val="TableText"/>
-            </w:pPr>
-            <w:r>
-              <w:t xml:space="preserve">0건 (0%)</w:t>
-            </w:r>
-          </w:p>
-        </w:tc>
-      </w:tr>
-      <w:tr>
-        <w:trPr>
-          <w:cantSplit/>
-        </w:trPr>
-        <w:tc>
-          <w:tcPr>
-            <w:tcW w:w="4800" w:type="dxa"/>
-          </w:tcPr>
-          <w:p>
-            <w:pPr>
-              <w:pStyle w:val="TableText"/>
-            </w:pPr>
-            <w:r>
-              <w:t xml:space="preserve">전체 p95 / 최대</w:t>
-            </w:r>
-          </w:p>
-        </w:tc>
-        <w:tc>
-          <w:tcPr>
-            <w:tcW w:w="4800" w:type="dxa"/>
-          </w:tcPr>
-          <w:p>
-            <w:pPr>
-              <w:pStyle w:val="TableText"/>
-            </w:pPr>
-            <w:r>
-              <w:t xml:space="preserve">771.525ms / 2,107.224ms</w:t>
-            </w:r>
-          </w:p>
-        </w:tc>
-      </w:tr>
-      <w:tr>
-        <w:trPr>
-          <w:cantSplit/>
-        </w:trPr>
-        <w:tc>
-          <w:tcPr>
-            <w:tcW w:w="4800" w:type="dxa"/>
-          </w:tcPr>
-          <w:p>
-            <w:pPr>
-              <w:pStyle w:val="TableText"/>
-            </w:pPr>
-            <w:r>
-              <w:t xml:space="preserve">조회 p95</w:t>
-            </w:r>
-          </w:p>
-        </w:tc>
-        <w:tc>
-          <w:tcPr>
-            <w:tcW w:w="4800" w:type="dxa"/>
-          </w:tcPr>
-          <w:p>
-            <w:pPr>
-              <w:pStyle w:val="TableText"/>
-            </w:pPr>
-            <w:r>
-              <w:t xml:space="preserve">795.636ms</w:t>
-            </w:r>
-          </w:p>
-        </w:tc>
-      </w:tr>
-      <w:tr>
-        <w:trPr>
-          <w:cantSplit/>
-        </w:trPr>
-        <w:tc>
-          <w:tcPr>
-            <w:tcW w:w="4800" w:type="dxa"/>
-          </w:tcPr>
-          <w:p>
-            <w:pPr>
-              <w:pStyle w:val="TableText"/>
-            </w:pPr>
-            <w:r>
-              <w:t xml:space="preserve">수정 p95</w:t>
-            </w:r>
-          </w:p>
-        </w:tc>
-        <w:tc>
-          <w:tcPr>
-            <w:tcW w:w="4800" w:type="dxa"/>
-          </w:tcPr>
-          <w:p>
-            <w:pPr>
-              <w:pStyle w:val="TableText"/>
-            </w:pPr>
-            <w:r>
-              <w:t xml:space="preserve">447.446ms</w:t>
-            </w:r>
-          </w:p>
-        </w:tc>
-      </w:tr>
-      <w:tr>
-        <w:trPr>
-          <w:cantSplit/>
-        </w:trPr>
-        <w:tc>
-          <w:tcPr>
-            <w:tcW w:w="4800" w:type="dxa"/>
-          </w:tcPr>
-          <w:p>
-            <w:pPr>
-              <w:pStyle w:val="TableText"/>
-            </w:pPr>
-            <w:r>
-              <w:t xml:space="preserve">최종 저장값 불일치</w:t>
-            </w:r>
-          </w:p>
-        </w:tc>
-        <w:tc>
-          <w:tcPr>
-            <w:tcW w:w="4800" w:type="dxa"/>
-          </w:tcPr>
-          <w:p>
-            <w:pPr>
-              <w:pStyle w:val="TableText"/>
-            </w:pPr>
-            <w:r>
-              <w:t xml:space="preserve">0건 / 임시 과제 20건</w:t>
-            </w:r>
-          </w:p>
-        </w:tc>
-      </w:tr>
-    </w:tbl>
-    <w:p>
-      <w:r>
-        <w:t xml:space="preserve">전체와 수정 p95는 잠정 1초 기준 안이었고 오류율·정합성 기준도 충족했다. 경로별로 일반 사용자 프로젝트 목록 p95 1,406.928ms, 요구사항 목록 p95 1,323.087ms가 1초를 넘어 혼합 조건의 경로별 응답시간 기준은 미달이다. 조회 단독 반복 시험보다 경합 시 지연 여유가 줄었으며 두 조회 경로의 쿼리·응답량을 다음 개선 대상으로 둔다.</w:t>
-      </w:r>
-    </w:p>
-    <w:p>
-      <w:pPr>
-        <w:pStyle w:val="Heading2"/>
-      </w:pPr>
-      <w:r>
-        <w:t xml:space="preserve">21.2 한계와 후속 작업</w:t>
-      </w:r>
-    </w:p>
-    <w:p>
-      <w:r>
-        <w:t xml:space="preserve">서버와 부하 발생기가 같은 장비에 있고 단회 60초이며, 수정은 충돌이 없는 사용자별 임시 과제 설명 필드로 제한했다. AWS 배포 경로, DB 네트워크, AI 호출, 첨부 파일, 같은 필드 충돌, 장시간 안정성을 포함하지 않는다. 임시 과제 20건은 최종 저장값 검사 후 삭제했다.</w:t>
-      </w:r>
-    </w:p>
-    <w:p>
-      <w:r>
-        <w:t xml:space="preserve">다음 순서는 프로젝트·요구사항 목록 병목 프로파일 및 개선 재시험이다. 그 뒤 AI 모의 호출, 제한된 실호출, 급증·장시간·장애 복구 시험을 진행한다. 실제 AI 호출은 모델·예산·관찰 상한을 먼저 확정해야 한다.</w:t>
-      </w:r>
-    </w:p>
-    <w:p>
-      <w:r>
-        <w:t xml:space="preserve">증적: `artifacts/load-test/mixed-20261002T072055Z/`. 재현: `LOADTEST_STAGES=20 LOADTEST_STAGE_SECONDS=60 /home/playdata/my-project/.venv/bin/python artifacts/load-test/http_baseline.py --mixed`. 도구: `staged_mixed.py`.</w:t>
-      </w:r>
-    </w:p>
-    <w:tbl>
-      <w:tblPr>
-        <w:tblW w:w="9600" w:type="dxa"/>
-        <w:tblBorders>
-          <w:top w:val="single" w:sz="4" w:color="D6DEE8"/>
-          <w:left w:val="single" w:sz="4" w:color="D6DEE8"/>
-          <w:bottom w:val="single" w:sz="4" w:color="D6DEE8"/>
-          <w:right w:val="single" w:sz="4" w:color="D6DEE8"/>
-          <w:insideH w:val="single" w:sz="4" w:color="D6DEE8"/>
-          <w:insideV w:val="single" w:sz="4" w:color="D6DEE8"/>
-        </w:tblBorders>
-      </w:tblPr>
-      <w:tblGrid>
-        <w:gridCol w:w="3200"/>
-        <w:gridCol w:w="3200"/>
-        <w:gridCol w:w="3200"/>
-      </w:tblGrid>
-      <w:tr>
-        <w:trPr>
-          <w:cantSplit/>
-          <w:tblHeader/>
-        </w:trPr>
-        <w:tc>
-          <w:tcPr>
-            <w:tcW w:w="3200" w:type="dxa"/>
-            <w:shd w:fill="E3ECF6"/>
-          </w:tcPr>
-          <w:p>
-            <w:pPr>
-              <w:pStyle w:val="TableText"/>
-            </w:pPr>
-            <w:r>
-              <w:t xml:space="preserve">버전</w:t>
-            </w:r>
-          </w:p>
-        </w:tc>
-        <w:tc>
-          <w:tcPr>
-            <w:tcW w:w="3200" w:type="dxa"/>
-            <w:shd w:fill="E3ECF6"/>
-          </w:tcPr>
-          <w:p>
-            <w:pPr>
-              <w:pStyle w:val="TableText"/>
-            </w:pPr>
-            <w:r>
-              <w:t xml:space="preserve">일자</w:t>
-            </w:r>
-          </w:p>
-        </w:tc>
-        <w:tc>
-          <w:tcPr>
-            <w:tcW w:w="3200" w:type="dxa"/>
-            <w:shd w:fill="E3ECF6"/>
-          </w:tcPr>
-          <w:p>
-            <w:pPr>
-              <w:pStyle w:val="TableText"/>
-            </w:pPr>
-            <w:r>
-              <w:t xml:space="preserve">변경 내용</w:t>
-            </w:r>
-          </w:p>
-        </w:tc>
-      </w:tr>
-      <w:tr>
-        <w:trPr>
-          <w:cantSplit/>
-        </w:trPr>
-        <w:tc>
-          <w:tcPr>
-            <w:tcW w:w="3200" w:type="dxa"/>
-          </w:tcPr>
-          <w:p>
-            <w:pPr>
-              <w:pStyle w:val="TableText"/>
-            </w:pPr>
-            <w:r>
-              <w:t xml:space="preserve">v1.3</w:t>
-            </w:r>
-          </w:p>
-        </w:tc>
-        <w:tc>
-          <w:tcPr>
-            <w:tcW w:w="3200" w:type="dxa"/>
-          </w:tcPr>
-          <w:p>
-            <w:pPr>
-              <w:pStyle w:val="TableText"/>
-            </w:pPr>
-            <w:r>
-              <w:t xml:space="preserve">2026-10-02</w:t>
-            </w:r>
-          </w:p>
-        </w:tc>
-        <w:tc>
-          <w:tcPr>
-            <w:tcW w:w="3200" w:type="dxa"/>
-          </w:tcPr>
-          <w:p>
-            <w:pPr>
-              <w:pStyle w:val="TableText"/>
-            </w:pPr>
-            <w:r>
-              <w:t xml:space="preserve">퇴사자 재배정·동시 완료·동시 확정 개선과 정합성 통과, 20명 혼합 부하의 오류 0건·저장 일치 및 경로별 p95 기준 미달 반영</w:t>
-            </w:r>
-          </w:p>
-        </w:tc>
-      </w:tr>
-    </w:tbl>
+        <w:t xml:space="preserve"/>
+      </w:r>
+    </w:p>
     <w:sectPr>
       <w:footerReference w:type="default" r:id="rId2"/>
       <w:pgSz w:w="11906" w:h="16838"/>
@@ -13740,7 +11675,7 @@
       <w:jc w:val="center"/>
     </w:pPr>
     <w:r>
-      <w:t xml:space="preserve">헤이,짜비 · 성능 및 부하 테스트 · v1.3 / </w:t>
+      <w:t xml:space="preserve">헤이,짜비 · 성능 및 부하 테스트 · v0.9 / </w:t>
     </w:r>
     <w:fldSimple w:instr="PAGE"/>
   </w:p>

--- a/산출물/성능 및 부하 테스트 계획 및 결과 보고서_31기_1팀.docx
+++ b/산출물/성능 및 부하 테스트 계획 및 결과 보고서_31기_1팀.docx
@@ -128,11 +128,8 @@
             <w:tcW w:w="4800" w:type="dxa"/>
           </w:tcPr>
           <w:p>
-            <w:pPr>
-              <w:pStyle w:val="TableText"/>
-            </w:pPr>
-            <w:r>
-              <w:t xml:space="preserve">v1.2 · 담당자 재배정·완료 부수 효과 검사 반영</w:t>
+            <w:r>
+              <w:t>v1.14 · 중복 Job·중단 Job 조치와 조회 원인 재검증 반영</w:t>
             </w:r>
           </w:p>
         </w:tc>
@@ -159,11 +156,8 @@
             <w:tcW w:w="4800" w:type="dxa"/>
           </w:tcPr>
           <w:p>
-            <w:pPr>
-              <w:pStyle w:val="TableText"/>
-            </w:pPr>
-            <w:r>
-              <w:t xml:space="preserve">2026-10-02</w:t>
+            <w:r>
+              <w:t>2026-10-03</w:t>
             </w:r>
           </w:p>
         </w:tc>
@@ -190,11 +184,8 @@
             <w:tcW w:w="4800" w:type="dxa"/>
           </w:tcPr>
           <w:p>
-            <w:pPr>
-              <w:pStyle w:val="TableText"/>
-            </w:pPr>
-            <w:r>
-              <w:t xml:space="preserve">조회 반복 잠정 기준 충족. 과제 수정·상태 교차 경합 및 재배정·완료 부수 효과 검사 완료. 전체 계획은 부분 수행</w:t>
+            <w:r>
+              <w:t>로컬 중복 Job 방지 재시험 통과, 중단 Job 수동 정리·재요청 경로 검증. 조회 지연·ReadError 원인 추가 검증 중. 전체 계획은 부분 수행</w:t>
             </w:r>
           </w:p>
         </w:tc>
@@ -272,7 +263,7 @@
     </w:p>
     <w:p>
       <w:r>
-        <w:t xml:space="preserve">본 문서는 테스트 계획과 단계별 수행 기록이다. 2장은 최초 사전 점검 이력이며, 7장은 현재 수행 상태를 요약한다. 실제 로컬 측정 조건·결과는 11~17장에 기록했다. 14~15장은 이전 측정 이력이며 최신 조회 개선·반복 결과는 16장, 동시 수정 결과는 17장이다. 과거 배포 문서의 기록과 이번 실측을 구분한다. 합격 기준은 잠정 제안이며 측정 조건 내 충족 여부만 판단한다. 이번 개정은 2026-10-02 조회 최적화와 동시 수정 결함의 개선·재시험 결과를 반영했다. 보고서 갱신 중 추가 부하 실행은 하지 않았다.</w:t>
+        <w:t>본 문서는 테스트 계획과 단계별 수행 기록이다. 2장은 최초 사전 점검 이력이며, 7장은 수행 상태를 요약한다. 실제 로컬 측정 조건·결과는 11~21장에, 목록 조회 개선과 혼합 부하 재시험은 22장에, 기획서 생성 Job 모의 부하는 23장에, 30·100개 화면 폴링은 24장에, 일반 조회와 모의 Job 짝 비교는 25장에, 요구사항 추출·업무 배분 모의 Job은 26장에, 오류·재시도 주입은 27장에, 동일 문서 중복 Job 경합은 28장에, Job·폴링·조회 혼합 부하는 29장에, 급증·5분 지속·워커 재시작은 30장에, 우선 조치와 재검증은 31장에 기록했다. 과거 배포 문서의 기록과 이번 실측을 구분한다. 합격 기준은 잠정 제안이며 측정 조건 내 충족 여부만 판단한다.</w:t>
       </w:r>
     </w:p>
     <w:p>
@@ -2249,7 +2240,7 @@
     </w:p>
     <w:p>
       <w:r>
-        <w:t xml:space="preserve">아래 경로는 /api/ 기준이다. 단일 사용자 사전 측정은 11장, 5·10·20명 단기 탐색은 12장, 20명·5분 최초 실행은 13장, 같은 조건의 총 3회 비교는 14장에 기록한다. 확장 규모 조회 결과는 15장에 기록한다. 쓰기·AI 및 1~2시간 장시간 실행은 미수행이다.</w:t>
+        <w:t>아래 경로는 /api/ 기준이다. 단일 사용자 사전 측정은 11장, 5·10·20명 단기 탐색은 12장, 20명·5분 최초 실행은 13장, 같은 조건의 총 3회 비교는 14장에 기록한다. 확장 규모 조회 결과는 15장에 기록한다. 쓰기·AI 모의·급증·워커 재시작의 일부 조건은 17~30장에 기록했으며, 실제 AI·1~2시간 장시간 실행은 미수행이다.</w:t>
       </w:r>
     </w:p>
     <w:tbl>
@@ -3647,7 +3638,7 @@
     </w:p>
     <w:p>
       <w:r>
-        <w:t xml:space="preserve">실제 로컬 측정에는 httpx 기반 HTTP 클라이언트와 ThreadPoolExecutor 사용자 루프를 사용했다. http_baseline.py는 임시 HTTPS Gunicorn 실행·종료, staged_reads.py는 개별 쿠키와 가중 조회를 담당한다. 서버 자원은 psutil로 기록했다. Locust는 설치·사용하지 않았다. DB 쿼리·잠금 계측과 AI 부하 스크립트는 미구현이다.</w:t>
+        <w:t>실제 로컬 측정에는 httpx 기반 HTTP 클라이언트와 ThreadPoolExecutor 사용자 루프를 사용했다. http_baseline.py는 임시 HTTPS Gunicorn 실행·종료, staged_reads.py는 개별 쿠키와 가중 조회를 담당한다. AI 모의 Job·경합·오류 주입·급증·재시작 스크립트도 구현했다. 서버 자원은 psutil로 기록했다. Locust는 설치·사용하지 않았고 DB 잠금·슬로 쿼리의 지속 계측은 미구현이다.</w:t>
       </w:r>
     </w:p>
     <w:tbl>
@@ -3858,7 +3849,7 @@
     </w:tbl>
     <w:p>
       <w:r>
-        <w:t xml:space="preserve">HTTP 원시 요청·로그인·자원·요약·메타데이터는 11~13장 증적 경로에 저장했다. jobs.csv와 db-summary.json 등 AI·DB 상세 증적은 아직 생성하지 않았다. 요청 본문·쿠키·API 키는 측정 CSV에 저장하지 않는다.</w:t>
+        <w:t>HTTP 원시 요청·로그인·자원·요약·메타데이터는 각 실행 증적 경로에 저장했다. AI Job ID·종결 상태·정합성은 해당 `manifest.json`의 단계 결과에 저장했으며, 별도 `jobs.csv`와 전 구간 공통 `db-summary.json`은 아직 생성하지 않았다. 요청 본문·쿠키·API 키는 측정 CSV에 저장하지 않는다.</w:t>
       </w:r>
     </w:p>
     <w:p>
@@ -4308,37 +4299,28 @@
             <w:tcW w:w="3200" w:type="dxa"/>
           </w:tcPr>
           <w:p>
-            <w:pPr>
-              <w:pStyle w:val="TableText"/>
-            </w:pPr>
-            <w:r>
-              <w:t xml:space="preserve">AI·혼합·급증·복구</w:t>
-            </w:r>
-          </w:p>
-        </w:tc>
-        <w:tc>
-          <w:tcPr>
-            <w:tcW w:w="3200" w:type="dxa"/>
-          </w:tcPr>
-          <w:p>
-            <w:pPr>
-              <w:pStyle w:val="TableText"/>
-            </w:pPr>
-            <w:r>
-              <w:t xml:space="preserve">미수행</w:t>
-            </w:r>
-          </w:p>
-        </w:tc>
-        <w:tc>
-          <w:tcPr>
-            <w:tcW w:w="3200" w:type="dxa"/>
-          </w:tcPr>
-          <w:p>
-            <w:pPr>
-              <w:pStyle w:val="TableText"/>
-            </w:pPr>
-            <w:r>
-              <w:t xml:space="preserve">계획만 작성. 확장 규모 반복은 16장에 완료 기록. 1~2시간 지속 미수행</w:t>
+            <w:r>
+              <w:t>AI 모의·혼합·급증·복구</w:t>
+            </w:r>
+          </w:p>
+        </w:tc>
+        <w:tc>
+          <w:tcPr>
+            <w:tcW w:w="3200" w:type="dxa"/>
+          </w:tcPr>
+          <w:p>
+            <w:r>
+              <w:t>부분 수행</w:t>
+            </w:r>
+          </w:p>
+        </w:tc>
+        <w:tc>
+          <w:tcPr>
+            <w:tcW w:w="3200" w:type="dxa"/>
+          </w:tcPr>
+          <w:p>
+            <w:r>
+              <w:t>AI 없는 혼합 부하 22장, 기획서·요구사항·업무 배분 모의 Job 23·26장, 폴링·조회 비교 24~25·29장, 오류·경합 27~28장, 로컬 급증·5분 지속·재시작 30장, 우선 조치 재검증 31장. 실제 AI·1~2시간 지속·배포 복구 미수행</w:t>
             </w:r>
           </w:p>
         </w:tc>
@@ -4602,11 +4584,192 @@
             <w:tcW w:w="3200" w:type="dxa"/>
           </w:tcPr>
           <w:p>
-            <w:pPr>
-              <w:pStyle w:val="TableText"/>
-            </w:pPr>
-            <w:r>
-              <w:t xml:space="preserve">PERF-05</w:t>
+            <w:r>
+              <w:t>PERF-05</w:t>
+            </w:r>
+          </w:p>
+        </w:tc>
+        <w:tc>
+          <w:tcPr>
+            <w:tcW w:w="3200" w:type="dxa"/>
+          </w:tcPr>
+          <w:p>
+            <w:r>
+              <w:t>부분 수행</w:t>
+            </w:r>
+          </w:p>
+        </w:tc>
+        <w:tc>
+          <w:tcPr>
+            <w:tcW w:w="3200" w:type="dxa"/>
+          </w:tcPr>
+          <w:p>
+            <w:r>
+              <w:t>기획서 생성 Job 모의 10건 중 정상 9건·주입 실패 1건, 저장·폴링 확인. 실제 AI 미수행. 23장</w:t>
+            </w:r>
+          </w:p>
+        </w:tc>
+      </w:tr>
+      <w:tr>
+        <w:trPr>
+          <w:cantSplit/>
+        </w:trPr>
+        <w:tc>
+          <w:tcPr>
+            <w:tcW w:w="3200" w:type="dxa"/>
+          </w:tcPr>
+          <w:p>
+            <w:pPr>
+              <w:pStyle w:val="TableText"/>
+            </w:pPr>
+            <w:r>
+              <w:t xml:space="preserve">PERF-06</w:t>
+            </w:r>
+          </w:p>
+        </w:tc>
+        <w:tc>
+          <w:tcPr>
+            <w:tcW w:w="3200" w:type="dxa"/>
+          </w:tcPr>
+          <w:p>
+            <w:r>
+              <w:t>모의 범위 부분 수행</w:t>
+            </w:r>
+          </w:p>
+        </w:tc>
+        <w:tc>
+          <w:tcPr>
+            <w:tcW w:w="3200" w:type="dxa"/>
+          </w:tcPr>
+          <w:p>
+            <w:r>
+              <w:t>요구사항 추출 Job 5건 중 정상 4건·주입 실패 1건. 실제 품질 검사·DB 저장·폴링 정합성 확인. 실제 AI 미수행. 26장</w:t>
+            </w:r>
+          </w:p>
+        </w:tc>
+      </w:tr>
+      <w:tr>
+        <w:trPr>
+          <w:cantSplit/>
+        </w:trPr>
+        <w:tc>
+          <w:tcPr>
+            <w:tcW w:w="3200" w:type="dxa"/>
+          </w:tcPr>
+          <w:p>
+            <w:pPr>
+              <w:pStyle w:val="TableText"/>
+            </w:pPr>
+            <w:r>
+              <w:t xml:space="preserve">PERF-07</w:t>
+            </w:r>
+          </w:p>
+        </w:tc>
+        <w:tc>
+          <w:tcPr>
+            <w:tcW w:w="3200" w:type="dxa"/>
+          </w:tcPr>
+          <w:p>
+            <w:r>
+              <w:t>모의 범위 부분 수행</w:t>
+            </w:r>
+          </w:p>
+        </w:tc>
+        <w:tc>
+          <w:tcPr>
+            <w:tcW w:w="3200" w:type="dxa"/>
+          </w:tcPr>
+          <w:p>
+            <w:r>
+              <w:t>업무 배분 Job 5건 중 정상 4건·주입 실패 1건. Job·초안 저장·복원 경로 확인. 업무 생성 서비스 전체를 모의했으므로 실제 추천·스케줄러 성능 미측정. 26장</w:t>
+            </w:r>
+          </w:p>
+        </w:tc>
+      </w:tr>
+      <w:tr>
+        <w:trPr>
+          <w:cantSplit/>
+        </w:trPr>
+        <w:tc>
+          <w:tcPr>
+            <w:tcW w:w="3200" w:type="dxa"/>
+          </w:tcPr>
+          <w:p>
+            <w:r>
+              <w:t>PERF-08</w:t>
+            </w:r>
+          </w:p>
+        </w:tc>
+        <w:tc>
+          <w:tcPr>
+            <w:tcW w:w="3200" w:type="dxa"/>
+          </w:tcPr>
+          <w:p>
+            <w:r>
+              <w:t>부분 수행</w:t>
+            </w:r>
+          </w:p>
+        </w:tc>
+        <w:tc>
+          <w:tcPr>
+            <w:tcW w:w="3200" w:type="dxa"/>
+          </w:tcPr>
+          <w:p>
+            <w:r>
+              <w:t>10개 실제 모의 Job 폴링, 임시 RUNNING Job 대상 30·100개 화면 60초씩, 모의 Job 10개 실행 중 30화면·20초 폴링 검증. 실제 AI·장시간 Job 조건은 미수행. 23~24·29장</w:t>
+            </w:r>
+          </w:p>
+        </w:tc>
+      </w:tr>
+      <w:tr>
+        <w:trPr>
+          <w:cantSplit/>
+        </w:trPr>
+        <w:tc>
+          <w:tcPr>
+            <w:tcW w:w="3200" w:type="dxa"/>
+          </w:tcPr>
+          <w:p>
+            <w:r>
+              <w:t>PERF-09</w:t>
+            </w:r>
+          </w:p>
+        </w:tc>
+        <w:tc>
+          <w:tcPr>
+            <w:tcW w:w="3200" w:type="dxa"/>
+          </w:tcPr>
+          <w:p>
+            <w:r>
+              <w:t>부분 수행·경로별 기준 미달</w:t>
+            </w:r>
+          </w:p>
+        </w:tc>
+        <w:tc>
+          <w:tcPr>
+            <w:tcW w:w="3200" w:type="dxa"/>
+          </w:tcPr>
+          <w:p>
+            <w:r>
+              <w:t>기존 3쌍에 동일 구성 3쌍씩 두 번 추가. 각 620조회·오류 0건, 경로별 30% 초과는 3/12·2/12 비교에서 산발적 발생. 원인 미확정. 25·31장</w:t>
+            </w:r>
+          </w:p>
+        </w:tc>
+      </w:tr>
+      <w:tr>
+        <w:trPr>
+          <w:cantSplit/>
+        </w:trPr>
+        <w:tc>
+          <w:tcPr>
+            <w:tcW w:w="3200" w:type="dxa"/>
+          </w:tcPr>
+          <w:p>
+            <w:pPr>
+              <w:pStyle w:val="TableText"/>
+            </w:pPr>
+            <w:r>
+              <w:t xml:space="preserve">PERF-10</w:t>
             </w:r>
           </w:p>
         </w:tc>
@@ -4650,226 +4813,6 @@
               <w:pStyle w:val="TableText"/>
             </w:pPr>
             <w:r>
-              <w:t xml:space="preserve">PERF-06</w:t>
-            </w:r>
-          </w:p>
-        </w:tc>
-        <w:tc>
-          <w:tcPr>
-            <w:tcW w:w="3200" w:type="dxa"/>
-          </w:tcPr>
-          <w:p>
-            <w:pPr>
-              <w:pStyle w:val="TableText"/>
-            </w:pPr>
-            <w:r>
-              <w:t xml:space="preserve">미수행</w:t>
-            </w:r>
-          </w:p>
-        </w:tc>
-        <w:tc>
-          <w:tcPr>
-            <w:tcW w:w="3200" w:type="dxa"/>
-          </w:tcPr>
-          <w:p>
-            <w:pPr>
-              <w:pStyle w:val="TableText"/>
-            </w:pPr>
-            <w:r>
-              <w:t xml:space="preserve">판정 불가</w:t>
-            </w:r>
-          </w:p>
-        </w:tc>
-      </w:tr>
-      <w:tr>
-        <w:trPr>
-          <w:cantSplit/>
-        </w:trPr>
-        <w:tc>
-          <w:tcPr>
-            <w:tcW w:w="3200" w:type="dxa"/>
-          </w:tcPr>
-          <w:p>
-            <w:pPr>
-              <w:pStyle w:val="TableText"/>
-            </w:pPr>
-            <w:r>
-              <w:t xml:space="preserve">PERF-07</w:t>
-            </w:r>
-          </w:p>
-        </w:tc>
-        <w:tc>
-          <w:tcPr>
-            <w:tcW w:w="3200" w:type="dxa"/>
-          </w:tcPr>
-          <w:p>
-            <w:pPr>
-              <w:pStyle w:val="TableText"/>
-            </w:pPr>
-            <w:r>
-              <w:t xml:space="preserve">미수행</w:t>
-            </w:r>
-          </w:p>
-        </w:tc>
-        <w:tc>
-          <w:tcPr>
-            <w:tcW w:w="3200" w:type="dxa"/>
-          </w:tcPr>
-          <w:p>
-            <w:pPr>
-              <w:pStyle w:val="TableText"/>
-            </w:pPr>
-            <w:r>
-              <w:t xml:space="preserve">판정 불가</w:t>
-            </w:r>
-          </w:p>
-        </w:tc>
-      </w:tr>
-      <w:tr>
-        <w:trPr>
-          <w:cantSplit/>
-        </w:trPr>
-        <w:tc>
-          <w:tcPr>
-            <w:tcW w:w="3200" w:type="dxa"/>
-          </w:tcPr>
-          <w:p>
-            <w:pPr>
-              <w:pStyle w:val="TableText"/>
-            </w:pPr>
-            <w:r>
-              <w:t xml:space="preserve">PERF-08</w:t>
-            </w:r>
-          </w:p>
-        </w:tc>
-        <w:tc>
-          <w:tcPr>
-            <w:tcW w:w="3200" w:type="dxa"/>
-          </w:tcPr>
-          <w:p>
-            <w:pPr>
-              <w:pStyle w:val="TableText"/>
-            </w:pPr>
-            <w:r>
-              <w:t xml:space="preserve">미수행</w:t>
-            </w:r>
-          </w:p>
-        </w:tc>
-        <w:tc>
-          <w:tcPr>
-            <w:tcW w:w="3200" w:type="dxa"/>
-          </w:tcPr>
-          <w:p>
-            <w:pPr>
-              <w:pStyle w:val="TableText"/>
-            </w:pPr>
-            <w:r>
-              <w:t xml:space="preserve">판정 불가</w:t>
-            </w:r>
-          </w:p>
-        </w:tc>
-      </w:tr>
-      <w:tr>
-        <w:trPr>
-          <w:cantSplit/>
-        </w:trPr>
-        <w:tc>
-          <w:tcPr>
-            <w:tcW w:w="3200" w:type="dxa"/>
-          </w:tcPr>
-          <w:p>
-            <w:pPr>
-              <w:pStyle w:val="TableText"/>
-            </w:pPr>
-            <w:r>
-              <w:t xml:space="preserve">PERF-09</w:t>
-            </w:r>
-          </w:p>
-        </w:tc>
-        <w:tc>
-          <w:tcPr>
-            <w:tcW w:w="3200" w:type="dxa"/>
-          </w:tcPr>
-          <w:p>
-            <w:pPr>
-              <w:pStyle w:val="TableText"/>
-            </w:pPr>
-            <w:r>
-              <w:t xml:space="preserve">미수행</w:t>
-            </w:r>
-          </w:p>
-        </w:tc>
-        <w:tc>
-          <w:tcPr>
-            <w:tcW w:w="3200" w:type="dxa"/>
-          </w:tcPr>
-          <w:p>
-            <w:pPr>
-              <w:pStyle w:val="TableText"/>
-            </w:pPr>
-            <w:r>
-              <w:t xml:space="preserve">판정 불가</w:t>
-            </w:r>
-          </w:p>
-        </w:tc>
-      </w:tr>
-      <w:tr>
-        <w:trPr>
-          <w:cantSplit/>
-        </w:trPr>
-        <w:tc>
-          <w:tcPr>
-            <w:tcW w:w="3200" w:type="dxa"/>
-          </w:tcPr>
-          <w:p>
-            <w:pPr>
-              <w:pStyle w:val="TableText"/>
-            </w:pPr>
-            <w:r>
-              <w:t xml:space="preserve">PERF-10</w:t>
-            </w:r>
-          </w:p>
-        </w:tc>
-        <w:tc>
-          <w:tcPr>
-            <w:tcW w:w="3200" w:type="dxa"/>
-          </w:tcPr>
-          <w:p>
-            <w:pPr>
-              <w:pStyle w:val="TableText"/>
-            </w:pPr>
-            <w:r>
-              <w:t xml:space="preserve">미수행</w:t>
-            </w:r>
-          </w:p>
-        </w:tc>
-        <w:tc>
-          <w:tcPr>
-            <w:tcW w:w="3200" w:type="dxa"/>
-          </w:tcPr>
-          <w:p>
-            <w:pPr>
-              <w:pStyle w:val="TableText"/>
-            </w:pPr>
-            <w:r>
-              <w:t xml:space="preserve">판정 불가</w:t>
-            </w:r>
-          </w:p>
-        </w:tc>
-      </w:tr>
-      <w:tr>
-        <w:trPr>
-          <w:cantSplit/>
-        </w:trPr>
-        <w:tc>
-          <w:tcPr>
-            <w:tcW w:w="3200" w:type="dxa"/>
-          </w:tcPr>
-          <w:p>
-            <w:pPr>
-              <w:pStyle w:val="TableText"/>
-            </w:pPr>
-            <w:r>
               <w:t xml:space="preserve">PERF-11</w:t>
             </w:r>
           </w:p>
@@ -4879,24 +4822,18 @@
             <w:tcW w:w="3200" w:type="dxa"/>
           </w:tcPr>
           <w:p>
-            <w:pPr>
-              <w:pStyle w:val="TableText"/>
-            </w:pPr>
-            <w:r>
-              <w:t xml:space="preserve">부분 수행</w:t>
-            </w:r>
-          </w:p>
-        </w:tc>
-        <w:tc>
-          <w:tcPr>
-            <w:tcW w:w="3200" w:type="dxa"/>
-          </w:tcPr>
-          <w:p>
-            <w:pPr>
-              <w:pStyle w:val="TableText"/>
-            </w:pPr>
-            <w:r>
-              <w:t xml:space="preserve">동일 과제 두 필드 및 상태 API 교차 경합 개선 후 불일치 0회. 생성·확정 경합 미수행</w:t>
+            <w:r>
+              <w:t>로컬 재시험 통과·전체 부분 수행</w:t>
+            </w:r>
+          </w:p>
+        </w:tc>
+        <w:tc>
+          <w:tcPr>
+            <w:tcW w:w="3200" w:type="dxa"/>
+          </w:tcPr>
+          <w:p>
+            <w:r>
+              <w:t>같은 기획서 활성 Job 재사용과 정의서 저장 잠금 적용. 3회씩 동시 추출·업무 요청의 각 쌍이 Job ID 1개 공유, 정의서·초안 각 1건, 오류 0건. 실제 AI·다중 워커는 미시험. 28·31장</w:t>
             </w:r>
           </w:p>
         </w:tc>
@@ -4923,24 +4860,18 @@
             <w:tcW w:w="3200" w:type="dxa"/>
           </w:tcPr>
           <w:p>
-            <w:pPr>
-              <w:pStyle w:val="TableText"/>
-            </w:pPr>
-            <w:r>
-              <w:t xml:space="preserve">부분 수행</w:t>
-            </w:r>
-          </w:p>
-        </w:tc>
-        <w:tc>
-          <w:tcPr>
-            <w:tcW w:w="3200" w:type="dxa"/>
-          </w:tcPr>
-          <w:p>
-            <w:pPr>
-              <w:pStyle w:val="TableText"/>
-            </w:pPr>
-            <w:r>
-              <w:t xml:space="preserve">20명 5분 조회를 3회 완료. 급증·1~2시간 지속 검증은 미수행</w:t>
+            <w:r>
+              <w:t>부분 수행</w:t>
+            </w:r>
+          </w:p>
+        </w:tc>
+        <w:tc>
+          <w:tcPr>
+            <w:tcW w:w="3200" w:type="dxa"/>
+          </w:tcPr>
+          <w:p>
+            <w:r>
+              <w:t>20명 5분 조회 3회와 로컬 20→100→20화면 폴링 급증·회복 각 30초, 20화면 5분 지속 완료. 1~2시간 지속·배포 경로 미수행. 30장</w:t>
             </w:r>
           </w:p>
         </w:tc>
@@ -4967,24 +4898,18 @@
             <w:tcW w:w="3200" w:type="dxa"/>
           </w:tcPr>
           <w:p>
-            <w:pPr>
-              <w:pStyle w:val="TableText"/>
-            </w:pPr>
-            <w:r>
-              <w:t xml:space="preserve">미수행</w:t>
-            </w:r>
-          </w:p>
-        </w:tc>
-        <w:tc>
-          <w:tcPr>
-            <w:tcW w:w="3200" w:type="dxa"/>
-          </w:tcPr>
-          <w:p>
-            <w:pPr>
-              <w:pStyle w:val="TableText"/>
-            </w:pPr>
-            <w:r>
-              <w:t xml:space="preserve">판정 불가</w:t>
+            <w:r>
+              <w:t>오프라인 부분 수행</w:t>
+            </w:r>
+          </w:p>
+        </w:tc>
+        <w:tc>
+          <w:tcPr>
+            <w:tcW w:w="3200" w:type="dxa"/>
+          </w:tcPr>
+          <w:p>
+            <w:r>
+              <w:t>요구사항 품질 보정·재시도 소진, 초기 429형 실패 전파, 선택적 브리핑 503형 fallback 및 SDK 재시도 예산 전달 확인. 실제 HTTP 429/5xx·Instructor 내부 재시도 미검증. 27장</w:t>
             </w:r>
           </w:p>
         </w:tc>
@@ -5011,24 +4936,18 @@
             <w:tcW w:w="3200" w:type="dxa"/>
           </w:tcPr>
           <w:p>
-            <w:pPr>
-              <w:pStyle w:val="TableText"/>
-            </w:pPr>
-            <w:r>
-              <w:t xml:space="preserve">미수행</w:t>
-            </w:r>
-          </w:p>
-        </w:tc>
-        <w:tc>
-          <w:tcPr>
-            <w:tcW w:w="3200" w:type="dxa"/>
-          </w:tcPr>
-          <w:p>
-            <w:pPr>
-              <w:pStyle w:val="TableText"/>
-            </w:pPr>
-            <w:r>
-              <w:t xml:space="preserve">판정 불가</w:t>
+            <w:r>
+              <w:t>로컬 수동 정리 검증·자동 복구 미달</w:t>
+            </w:r>
+          </w:p>
+        </w:tc>
+        <w:tc>
+          <w:tcPr>
+            <w:tcW w:w="3200" w:type="dxa"/>
+          </w:tcPr>
+          <w:p>
+            <w:r>
+              <w:t>재시작 후 HTTP 0.973초 복귀, Job은 `RUNNING` 잔류. 30분 초과 Job 정리 명령으로 `ERROR` 전환, 명시적 재요청으로 새 Job 접수 검증. 자동 재실행은 미구현. 30~31장</w:t>
             </w:r>
           </w:p>
         </w:tc>
@@ -5039,7 +4958,7 @@
         <w:pStyle w:val="Heading2"/>
       </w:pPr>
       <w:r>
-        <w:t xml:space="preserve">7.3 최신 실행 요약</w:t>
+        <w:t>7.3 조회 반복 실행 요약(이력)</w:t>
       </w:r>
     </w:p>
     <w:tbl>
@@ -5547,24 +5466,18 @@
             <w:tcW w:w="3200" w:type="dxa"/>
           </w:tcPr>
           <w:p>
-            <w:pPr>
-              <w:pStyle w:val="TableText"/>
-            </w:pPr>
-            <w:r>
-              <w:t xml:space="preserve">일반 조회 시나리오·원시 기록·서버 계측 구현 완료. DB 상세 계측·AI·쓰기 시나리오 준비 필요</w:t>
-            </w:r>
-          </w:p>
-        </w:tc>
-        <w:tc>
-          <w:tcPr>
-            <w:tcW w:w="3200" w:type="dxa"/>
-          </w:tcPr>
-          <w:p>
-            <w:pPr>
-              <w:pStyle w:val="TableText"/>
-            </w:pPr>
-            <w:r>
-              <w:t xml:space="preserve">부분 완료</w:t>
+            <w:r>
+              <w:t>일반 조회·쓰기·AI 모의·급증·재시작 시나리오와 원시 기록 구현. DB 잠금·슬로 쿼리 상세 계측은 추가 필요</w:t>
+            </w:r>
+          </w:p>
+        </w:tc>
+        <w:tc>
+          <w:tcPr>
+            <w:tcW w:w="3200" w:type="dxa"/>
+          </w:tcPr>
+          <w:p>
+            <w:r>
+              <w:t>부분 완료</w:t>
             </w:r>
           </w:p>
         </w:tc>
@@ -5635,24 +5548,18 @@
             <w:tcW w:w="3200" w:type="dxa"/>
           </w:tcPr>
           <w:p>
-            <w:pPr>
-              <w:pStyle w:val="TableText"/>
-            </w:pPr>
-            <w:r>
-              <w:t xml:space="preserve">AI 모의 응답·실호출 분리 및 오류 주입 환경 구성</w:t>
-            </w:r>
-          </w:p>
-        </w:tc>
-        <w:tc>
-          <w:tcPr>
-            <w:tcW w:w="3200" w:type="dxa"/>
-          </w:tcPr>
-          <w:p>
-            <w:pPr>
-              <w:pStyle w:val="TableText"/>
-            </w:pPr>
-            <w:r>
-              <w:t xml:space="preserve">높음 / 미조치</w:t>
+            <w:r>
+              <w:t>로컬 DB 전용 AI 모의 WSGI 및 오프라인 오류 주입 구현. 실제 제공자 오류·SDK 내부 재시도는 미검증</w:t>
+            </w:r>
+          </w:p>
+        </w:tc>
+        <w:tc>
+          <w:tcPr>
+            <w:tcW w:w="3200" w:type="dxa"/>
+          </w:tcPr>
+          <w:p>
+            <w:r>
+              <w:t>부분 완료</w:t>
             </w:r>
           </w:p>
         </w:tc>
@@ -5660,7 +5567,7 @@
     </w:tbl>
     <w:p>
       <w:r>
-        <w:t xml:space="preserve">과제 조회 N+1 개선·확장 데이터 반복 시험·동시 수정 변경 유실 개선을 완료했다. 다음 과제는 ReadError 2건 원인 조사, 상태 변경 API 및 상세 수정과의 교차 경합, 문서 승인·확정 정합성, 지속 쓰기 부하다. 요구사항 조회 최적화와 페이지네이션·프론트 호환성 검토도 남아 있다. AI·혼합·급증·복구·1~2시간 지속·배포 경로 검증은 미수행이며 실제 AI는 예산·모델·관찰 상한 확정 후 수행한다.</w:t>
+        <w:t>과제 조회 N+1 개선·확장 데이터 반복 시험·동시 수정 경합 개선을 완료했다. 로컬 AI 모의·혼합·급증·5분 지속·워커 재시작 결과는 23~30장에 기록했다. 다음 과제는 같은 기획서의 중복 정의서 생성과 업무 초안 충돌 개선, 재시작 후 `RUNNING` Job 정리·재실행 정책, 간헐적 `ReadError` 원인 조사, 문서 승인·확정 정합성이다. 1~2시간 지속·배포 경로·실제 AI 검증은 미수행이며 실제 AI는 예산·모델·관찰 상한 확정 후 별도 수행한다.</w:t>
       </w:r>
     </w:p>
     <w:p>
@@ -13724,6 +13631,3677 @@
         </w:tc>
       </w:tr>
     </w:tbl>
+    <w:p>
+      <w:r>
+        <w:br w:type="page"/>
+      </w:r>
+    </w:p>
+    <w:p>
+      <w:pPr>
+        <w:pStyle w:val="Heading1"/>
+      </w:pPr>
+      <w:r>
+        <w:t>22. 프로젝트·요구사항 목록 조회 개선 및 재시험 (2026-10-02)</w:t>
+      </w:r>
+    </w:p>
+    <w:p>
+      <w:r>
+        <w:t>확장 데이터의 기존 내부 프로파일에서 프로젝트 목록은 50건에 52쿼리, 요구사항 정의서 목록은 50건·상세항목 2,000건에 252쿼리였다. 목록 serializer가 관련 사용자·문서·프로젝트·상태와 각 상세항목의 우선순위를 순차 조회하는 경로를 확인했다. 프로젝트 목록에 `owner` 일괄 조회를, 요구사항 목록에 `spec`·`project`·`created_by`·`status_code` 일괄 조회와 `items__priority_code` 사전 조회를 적용했다.</w:t>
+      </w:r>
+    </w:p>
+    <w:p>
+      <w:r>
+        <w:t>로컬 MySQL 확장 데이터(프로젝트 50건, 요구사항 정의서 50건, 상세항목 2,000건)의 내부 API 프로파일에서 프로젝트 목록은 52→2쿼리, 평균 51.038→5.302ms, 요구사항 목록은 252→3쿼리, 평균 281.762→72.348ms였다. 각 경로의 응답 크기는 각각 16,192bytes와 923,558bytes로 같았다. APIClient 5회 평균이므로 HTTPS 부하 성능과 구분한다. 격리된 SQLite 회귀 검사에서도 프로젝트 8건 목록은 1쿼리, 요구사항 8건·상세항목 24건 목록은 3쿼리로 응답 내용을 확인했다.</w:t>
+      </w:r>
+    </w:p>
+    <w:p>
+      <w:r>
+        <w:t>Docker Desktop을 다시 켠 후 20명·60초 혼합 부하를 최적화 코드로 3회 실행했다. 각 회차는 PM 20%·일반 80%, 요청 간 2~5초, 조회 약 80%와 사용자별 임시 과제 설명 수정 약 20%를 섞었다. Gunicorn 1 worker / gthread 2 threads, 직접 HTTPS, 같은 장비의 서버·발생기 조건이다.</w:t>
+      </w:r>
+    </w:p>
+    <w:tbl>
+      <w:tblPr>
+        <w:tblW w:type="auto" w:w="0"/>
+        <w:tblLook w:firstColumn="1" w:firstRow="1" w:lastColumn="0" w:lastRow="0" w:noHBand="0" w:noVBand="1" w:val="04A0"/>
+      </w:tblPr>
+      <w:tblGrid>
+        <w:gridCol w:w="1618"/>
+        <w:gridCol w:w="1618"/>
+        <w:gridCol w:w="1618"/>
+        <w:gridCol w:w="1618"/>
+        <w:gridCol w:w="1618"/>
+        <w:gridCol w:w="1618"/>
+      </w:tblGrid>
+      <w:tr>
+        <w:tc>
+          <w:tcPr>
+            <w:tcW w:type="dxa" w:w="1618"/>
+          </w:tcPr>
+          <w:p>
+            <w:r>
+              <w:t>회차 / 실행 ID</w:t>
+            </w:r>
+          </w:p>
+        </w:tc>
+        <w:tc>
+          <w:tcPr>
+            <w:tcW w:type="dxa" w:w="1618"/>
+          </w:tcPr>
+          <w:p>
+            <w:r>
+              <w:t>요청 / 오류</w:t>
+            </w:r>
+          </w:p>
+        </w:tc>
+        <w:tc>
+          <w:tcPr>
+            <w:tcW w:type="dxa" w:w="1618"/>
+          </w:tcPr>
+          <w:p>
+            <w:r>
+              <w:t>전체 p95(ms)</w:t>
+            </w:r>
+          </w:p>
+        </w:tc>
+        <w:tc>
+          <w:tcPr>
+            <w:tcW w:type="dxa" w:w="1618"/>
+          </w:tcPr>
+          <w:p>
+            <w:r>
+              <w:t>일반 프로젝트 p95(ms)</w:t>
+            </w:r>
+          </w:p>
+        </w:tc>
+        <w:tc>
+          <w:tcPr>
+            <w:tcW w:type="dxa" w:w="1618"/>
+          </w:tcPr>
+          <w:p>
+            <w:r>
+              <w:t>일반 요구사항 p95(ms)</w:t>
+            </w:r>
+          </w:p>
+        </w:tc>
+        <w:tc>
+          <w:tcPr>
+            <w:tcW w:type="dxa" w:w="1618"/>
+          </w:tcPr>
+          <w:p>
+            <w:r>
+              <w:t>저장값 불일치</w:t>
+            </w:r>
+          </w:p>
+        </w:tc>
+      </w:tr>
+      <w:tr>
+        <w:tc>
+          <w:tcPr>
+            <w:tcW w:type="dxa" w:w="1618"/>
+          </w:tcPr>
+          <w:p>
+            <w:r>
+              <w:t>1 / 140437Z</w:t>
+            </w:r>
+          </w:p>
+        </w:tc>
+        <w:tc>
+          <w:tcPr>
+            <w:tcW w:type="dxa" w:w="1618"/>
+          </w:tcPr>
+          <w:p>
+            <w:r>
+              <w:t>343 / 0</w:t>
+            </w:r>
+          </w:p>
+        </w:tc>
+        <w:tc>
+          <w:tcPr>
+            <w:tcW w:type="dxa" w:w="1618"/>
+          </w:tcPr>
+          <w:p>
+            <w:r>
+              <w:t>402.661</w:t>
+            </w:r>
+          </w:p>
+        </w:tc>
+        <w:tc>
+          <w:tcPr>
+            <w:tcW w:type="dxa" w:w="1618"/>
+          </w:tcPr>
+          <w:p>
+            <w:r>
+              <w:t>956.798</w:t>
+            </w:r>
+          </w:p>
+        </w:tc>
+        <w:tc>
+          <w:tcPr>
+            <w:tcW w:type="dxa" w:w="1618"/>
+          </w:tcPr>
+          <w:p>
+            <w:r>
+              <w:t>809.775</w:t>
+            </w:r>
+          </w:p>
+        </w:tc>
+        <w:tc>
+          <w:tcPr>
+            <w:tcW w:type="dxa" w:w="1618"/>
+          </w:tcPr>
+          <w:p>
+            <w:r>
+              <w:t>0</w:t>
+            </w:r>
+          </w:p>
+        </w:tc>
+      </w:tr>
+      <w:tr>
+        <w:tc>
+          <w:tcPr>
+            <w:tcW w:type="dxa" w:w="1618"/>
+          </w:tcPr>
+          <w:p>
+            <w:r>
+              <w:t>2 / 140609Z</w:t>
+            </w:r>
+          </w:p>
+        </w:tc>
+        <w:tc>
+          <w:tcPr>
+            <w:tcW w:type="dxa" w:w="1618"/>
+          </w:tcPr>
+          <w:p>
+            <w:r>
+              <w:t>343 / 1</w:t>
+            </w:r>
+          </w:p>
+        </w:tc>
+        <w:tc>
+          <w:tcPr>
+            <w:tcW w:type="dxa" w:w="1618"/>
+          </w:tcPr>
+          <w:p>
+            <w:r>
+              <w:t>571.646</w:t>
+            </w:r>
+          </w:p>
+        </w:tc>
+        <w:tc>
+          <w:tcPr>
+            <w:tcW w:type="dxa" w:w="1618"/>
+          </w:tcPr>
+          <w:p>
+            <w:r>
+              <w:t>984.700</w:t>
+            </w:r>
+          </w:p>
+        </w:tc>
+        <w:tc>
+          <w:tcPr>
+            <w:tcW w:type="dxa" w:w="1618"/>
+          </w:tcPr>
+          <w:p>
+            <w:r>
+              <w:t>876.141</w:t>
+            </w:r>
+          </w:p>
+        </w:tc>
+        <w:tc>
+          <w:tcPr>
+            <w:tcW w:type="dxa" w:w="1618"/>
+          </w:tcPr>
+          <w:p>
+            <w:r>
+              <w:t>0</w:t>
+            </w:r>
+          </w:p>
+        </w:tc>
+      </w:tr>
+      <w:tr>
+        <w:tc>
+          <w:tcPr>
+            <w:tcW w:type="dxa" w:w="1618"/>
+          </w:tcPr>
+          <w:p>
+            <w:r>
+              <w:t>3 / 141144Z</w:t>
+            </w:r>
+          </w:p>
+        </w:tc>
+        <w:tc>
+          <w:tcPr>
+            <w:tcW w:type="dxa" w:w="1618"/>
+          </w:tcPr>
+          <w:p>
+            <w:r>
+              <w:t>344 / 0</w:t>
+            </w:r>
+          </w:p>
+        </w:tc>
+        <w:tc>
+          <w:tcPr>
+            <w:tcW w:type="dxa" w:w="1618"/>
+          </w:tcPr>
+          <w:p>
+            <w:r>
+              <w:t>510.285</w:t>
+            </w:r>
+          </w:p>
+        </w:tc>
+        <w:tc>
+          <w:tcPr>
+            <w:tcW w:type="dxa" w:w="1618"/>
+          </w:tcPr>
+          <w:p>
+            <w:r>
+              <w:t>913.371</w:t>
+            </w:r>
+          </w:p>
+        </w:tc>
+        <w:tc>
+          <w:tcPr>
+            <w:tcW w:type="dxa" w:w="1618"/>
+          </w:tcPr>
+          <w:p>
+            <w:r>
+              <w:t>847.353</w:t>
+            </w:r>
+          </w:p>
+        </w:tc>
+        <w:tc>
+          <w:tcPr>
+            <w:tcW w:type="dxa" w:w="1618"/>
+          </w:tcPr>
+          <w:p>
+            <w:r>
+              <w:t>0</w:t>
+            </w:r>
+          </w:p>
+        </w:tc>
+      </w:tr>
+    </w:tbl>
+    <w:p>
+      <w:r>
+        <w:t>총 1,030건 중 오류 1건(0.097%)이다. 오류는 2회차 약 54.82초의 일반 사용자 과제 설명 수정에서 응답을 받기 전 발생한 `ReadError`이며, HTTP 상태코드 0은 서버 응답이 아니다. 해당 요청의 서버 예외 기록은 없어 원인은 확인되지 않았다. 세 회차 모두 대상 조회 경로의 p95 1초 잠정 기준 안이고, 전체 오류율도 잠정 기준 안이다. 마지막 저장값 불일치는 없었다. 재시험 종료 후 임시 과제는 0건, 전체 과제는 원래 2,000건이었다.</w:t>
+      </w:r>
+    </w:p>
+    <w:p>
+      <w:r>
+        <w:t>첫 측정 과정에서 저장소 HEAD 변경으로 개선 코드가 되돌아간 실행이 있어 그 결과는 개선 후 판정에서 제외했다. 최종 코드를 다시 적용해 MySQL 프로파일 2·3쿼리를 확인한 뒤 위 3회만 유효한 최적화 재시험으로 사용했다. 이전 혼합 부하 1회 결과와 날짜·캐시·장비 상태가 달라 p95 차이 전체를 코드 변경 효과로 단정하지 않는다. 일반 프로젝트 목록의 최고 p95가 984.700ms로 1초에 가까우므로 장시간·반복 범위가 넓어지면 다시 확인해야 한다.</w:t>
+      </w:r>
+    </w:p>
+    <w:p>
+      <w:r>
+        <w:t>증적: `artifacts/load-test/query-profile/project-requirements-after-20261002/profile.json`(개선 전), `project-requirements-after-v2-20261002/profile.json`(개선 후), `artifacts/load-test/mixed-20261002T140437Z/`, `mixed-20261002T140609Z/`, `mixed-20261002T141144Z/`. 회귀 검사: `backend/projects/test_list_queries.py` (`MYSQL_HOST= ... manage.py test projects.test_list_queries`). 코드: `backend/projects/views.py`, `backend/requirements/views.py`.</w:t>
+      </w:r>
+    </w:p>
+    <w:tbl>
+      <w:tblPr>
+        <w:tblW w:type="auto" w:w="0"/>
+        <w:tblLook w:firstColumn="1" w:firstRow="1" w:lastColumn="0" w:lastRow="0" w:noHBand="0" w:noVBand="1" w:val="04A0"/>
+      </w:tblPr>
+      <w:tblGrid>
+        <w:gridCol w:w="3235"/>
+        <w:gridCol w:w="3235"/>
+        <w:gridCol w:w="3235"/>
+      </w:tblGrid>
+      <w:tr>
+        <w:tc>
+          <w:tcPr>
+            <w:tcW w:type="dxa" w:w="3235"/>
+          </w:tcPr>
+          <w:p>
+            <w:r>
+              <w:t>버전</w:t>
+            </w:r>
+          </w:p>
+        </w:tc>
+        <w:tc>
+          <w:tcPr>
+            <w:tcW w:type="dxa" w:w="3235"/>
+          </w:tcPr>
+          <w:p>
+            <w:r>
+              <w:t>일자</w:t>
+            </w:r>
+          </w:p>
+        </w:tc>
+        <w:tc>
+          <w:tcPr>
+            <w:tcW w:type="dxa" w:w="3235"/>
+          </w:tcPr>
+          <w:p>
+            <w:r>
+              <w:t>변경 내용</w:t>
+            </w:r>
+          </w:p>
+        </w:tc>
+      </w:tr>
+      <w:tr>
+        <w:tc>
+          <w:tcPr>
+            <w:tcW w:type="dxa" w:w="3235"/>
+          </w:tcPr>
+          <w:p>
+            <w:r>
+              <w:t>v1.4</w:t>
+            </w:r>
+          </w:p>
+        </w:tc>
+        <w:tc>
+          <w:tcPr>
+            <w:tcW w:type="dxa" w:w="3235"/>
+          </w:tcPr>
+          <w:p>
+            <w:r>
+              <w:t>2026-10-02</w:t>
+            </w:r>
+          </w:p>
+        </w:tc>
+        <w:tc>
+          <w:tcPr>
+            <w:tcW w:type="dxa" w:w="3235"/>
+          </w:tcPr>
+          <w:p>
+            <w:r>
+              <w:t>두 목록의 반복 조회 개선, 격리 DB 쿼리 수·응답 검사 통과 및 로컬 MySQL 중단에 따른 혼합 부하 재시험 미수행 명시</w:t>
+            </w:r>
+          </w:p>
+        </w:tc>
+      </w:tr>
+      <w:tr>
+        <w:tc>
+          <w:tcPr>
+            <w:tcW w:type="dxa" w:w="3235"/>
+          </w:tcPr>
+          <w:p>
+            <w:r>
+              <w:t>v1.5</w:t>
+            </w:r>
+          </w:p>
+        </w:tc>
+        <w:tc>
+          <w:tcPr>
+            <w:tcW w:type="dxa" w:w="3235"/>
+          </w:tcPr>
+          <w:p>
+            <w:r>
+              <w:t>2026-10-02</w:t>
+            </w:r>
+          </w:p>
+        </w:tc>
+        <w:tc>
+          <w:tcPr>
+            <w:tcW w:type="dxa" w:w="3235"/>
+          </w:tcPr>
+          <w:p>
+            <w:r>
+              <w:t>Docker 복구 후 MySQL 프로파일 및 최적화 코드 20명 혼합 부하 3회, `ReadError` 1건과 경로별 p95 판정 반영</w:t>
+            </w:r>
+          </w:p>
+        </w:tc>
+      </w:tr>
+    </w:tbl>
+    <w:p>
+      <w:r>
+        <w:br w:type="page"/>
+      </w:r>
+    </w:p>
+    <w:p>
+      <w:pPr>
+        <w:pStyle w:val="Heading1"/>
+      </w:pPr>
+      <w:r>
+        <w:t>23. 기획서 생성 Job의 AI 모의 부하 (2026-10-03)</w:t>
+      </w:r>
+    </w:p>
+    <w:p>
+      <w:pPr>
+        <w:pStyle w:val="Heading2"/>
+      </w:pPr>
+      <w:r>
+        <w:t>23.1 방법과 범위</w:t>
+      </w:r>
+    </w:p>
+    <w:p>
+      <w:r>
+        <w:t>외부 기획서 모델 호출 함수 `meetings.services.generate_plan`만 3초 지연 후 합성 7섹션을 반환하도록 테스트 전용 WSGI에서 교체했다. 실제 HTTP 접수, 인증, 백그라운드 Job 스레드, 회의록 상태 갱신, 기획서 DB 저장, Job 상태 폴링은 기존 코드로 실행했다. 10번째 Job에는 의도적으로 모델 오류를 주입했다. 이 모의 결과는 실제 모델의 지연·품질·비용을 나타내지 않는다.</w:t>
+      </w:r>
+    </w:p>
+    <w:p>
+      <w:r>
+        <w:t>로컬 `heyzzabi_test`, Gunicorn 1 worker / gthread 2 threads, 직접 HTTPS 조건에서 테스트 계정 20개를 사용했다. 10개 계정이 각자 생성한 임시 회의록으로 Job을 동시에 시작했고, 나머지 10개 계정은 15초간 대시보드·프로젝트·업무·요구사항 목록을 조회했다. Job별 상태 조회는 1.5초 간격, 관찰 상한은 접수 시작부터 25초였다.</w:t>
+      </w:r>
+    </w:p>
+    <w:p>
+      <w:pPr>
+        <w:pStyle w:val="Heading2"/>
+      </w:pPr>
+      <w:r>
+        <w:t>23.2 관찰 결과</w:t>
+      </w:r>
+    </w:p>
+    <w:tbl>
+      <w:tblPr>
+        <w:tblW w:type="auto" w:w="0"/>
+        <w:tblLook w:firstColumn="1" w:firstRow="1" w:lastColumn="0" w:lastRow="0" w:noHBand="0" w:noVBand="1" w:val="04A0"/>
+      </w:tblPr>
+      <w:tblGrid>
+        <w:gridCol w:w="4853"/>
+        <w:gridCol w:w="4853"/>
+      </w:tblGrid>
+      <w:tr>
+        <w:tc>
+          <w:tcPr>
+            <w:tcW w:type="dxa" w:w="4853"/>
+          </w:tcPr>
+          <w:p>
+            <w:r>
+              <w:t>항목</w:t>
+            </w:r>
+          </w:p>
+        </w:tc>
+        <w:tc>
+          <w:tcPr>
+            <w:tcW w:type="dxa" w:w="4853"/>
+          </w:tcPr>
+          <w:p>
+            <w:r>
+              <w:t>결과</w:t>
+            </w:r>
+          </w:p>
+        </w:tc>
+      </w:tr>
+      <w:tr>
+        <w:tc>
+          <w:tcPr>
+            <w:tcW w:type="dxa" w:w="4853"/>
+          </w:tcPr>
+          <w:p>
+            <w:r>
+              <w:t>전체 요청 / 예상 밖 HTTP 오류</w:t>
+            </w:r>
+          </w:p>
+        </w:tc>
+        <w:tc>
+          <w:tcPr>
+            <w:tcW w:type="dxa" w:w="4853"/>
+          </w:tcPr>
+          <w:p>
+            <w:r>
+              <w:t>139 / 0</w:t>
+            </w:r>
+          </w:p>
+        </w:tc>
+      </w:tr>
+      <w:tr>
+        <w:tc>
+          <w:tcPr>
+            <w:tcW w:type="dxa" w:w="4853"/>
+          </w:tcPr>
+          <w:p>
+            <w:r>
+              <w:t>Job 접수 / 폴링 / 일반 조회</w:t>
+            </w:r>
+          </w:p>
+        </w:tc>
+        <w:tc>
+          <w:tcPr>
+            <w:tcW w:type="dxa" w:w="4853"/>
+          </w:tcPr>
+          <w:p>
+            <w:r>
+              <w:t>10 / 30 / 99건</w:t>
+            </w:r>
+          </w:p>
+        </w:tc>
+      </w:tr>
+      <w:tr>
+        <w:tc>
+          <w:tcPr>
+            <w:tcW w:type="dxa" w:w="4853"/>
+          </w:tcPr>
+          <w:p>
+            <w:r>
+              <w:t>접수 p95 / 폴링 p95 / 일반 조회 전체 p95</w:t>
+            </w:r>
+          </w:p>
+        </w:tc>
+        <w:tc>
+          <w:tcPr>
+            <w:tcW w:type="dxa" w:w="4853"/>
+          </w:tcPr>
+          <w:p>
+            <w:r>
+              <w:t>166.223 / 26.513 / 303.116ms</w:t>
+            </w:r>
+          </w:p>
+        </w:tc>
+      </w:tr>
+      <w:tr>
+        <w:tc>
+          <w:tcPr>
+            <w:tcW w:type="dxa" w:w="4853"/>
+          </w:tcPr>
+          <w:p>
+            <w:r>
+              <w:t>정상 결과</w:t>
+            </w:r>
+          </w:p>
+        </w:tc>
+        <w:tc>
+          <w:tcPr>
+            <w:tcW w:type="dxa" w:w="4853"/>
+          </w:tcPr>
+          <w:p>
+            <w:r>
+              <w:t>9건 `SUCCESS`, 기획서 각 1건 저장</w:t>
+            </w:r>
+          </w:p>
+        </w:tc>
+      </w:tr>
+      <w:tr>
+        <w:tc>
+          <w:tcPr>
+            <w:tcW w:type="dxa" w:w="4853"/>
+          </w:tcPr>
+          <w:p>
+            <w:r>
+              <w:t>의도적 실패</w:t>
+            </w:r>
+          </w:p>
+        </w:tc>
+        <w:tc>
+          <w:tcPr>
+            <w:tcW w:type="dxa" w:w="4853"/>
+          </w:tcPr>
+          <w:p>
+            <w:r>
+              <w:t>1건 `ERROR`, 기획서 0건, 회의록 `DRAFT`</w:t>
+            </w:r>
+          </w:p>
+        </w:tc>
+      </w:tr>
+      <w:tr>
+        <w:tc>
+          <w:tcPr>
+            <w:tcW w:type="dxa" w:w="4853"/>
+          </w:tcPr>
+          <w:p>
+            <w:r>
+              <w:t>접수부터 종결 관측</w:t>
+            </w:r>
+          </w:p>
+        </w:tc>
+        <w:tc>
+          <w:tcPr>
+            <w:tcW w:type="dxa" w:w="4853"/>
+          </w:tcPr>
+          <w:p>
+            <w:r>
+              <w:t>4.581~4.710초</w:t>
+            </w:r>
+          </w:p>
+        </w:tc>
+      </w:tr>
+      <w:tr>
+        <w:tc>
+          <w:tcPr>
+            <w:tcW w:type="dxa" w:w="4853"/>
+          </w:tcPr>
+          <w:p>
+            <w:r>
+              <w:t>Job·문서 정합성 불일치</w:t>
+            </w:r>
+          </w:p>
+        </w:tc>
+        <w:tc>
+          <w:tcPr>
+            <w:tcW w:type="dxa" w:w="4853"/>
+          </w:tcPr>
+          <w:p>
+            <w:r>
+              <w:t>0건</w:t>
+            </w:r>
+          </w:p>
+        </w:tc>
+      </w:tr>
+    </w:tbl>
+    <w:p>
+      <w:r>
+        <w:t>일반 조회 경로별 p95는 대시보드 186.786ms(25건), 프로젝트 238.052ms(28건), 요구사항 422.640ms(25건), 업무 497.889ms(21건)였다. 접수 10건은 모두 202를 반환했고, 30회 폴링과 일반 조회 99건은 예상 상태를 반환했다. 실패 주입은 예상한 `ERROR`이므로 예상 밖 HTTP 오류에 포함하지 않는다. 종결 관측 시간에는 3초 모의 지연과 최대 약 1.5초의 폴링 관측 지연이 포함된다.</w:t>
+      </w:r>
+    </w:p>
+    <w:p>
+      <w:pPr>
+        <w:pStyle w:val="Heading2"/>
+      </w:pPr>
+      <w:r>
+        <w:t>23.3 판정과 다음 검증</w:t>
+      </w:r>
+    </w:p>
+    <w:p>
+      <w:r>
+        <w:t>실행한 기획서 Job의 접수·완료·실패 분기·DB 저장 정합성은 통과했다. PERF-05는 모의 범위만 부분 수행이다. PERF-08은 Job 10개의 폴링만 수행해 30·100개 화면 조건을 남겼다. PERF-09는 일반 조회 동시 실행을 확인했지만 동일한 사용자·시간·경로의 Job 없는 기준 측정을 하지 않아 지연 증가율을 판정하지 않는다. 요구사항 추출·업무 배분 Job(PERF-06·07)과 실제 AI 호출도 미수행이다.</w:t>
+      </w:r>
+    </w:p>
+    <w:p>
+      <w:r>
+        <w:t>테스트용 회의록·기획서·Job은 종료 후 모두 삭제했고 잔여 0건을 확인했다. 기존 프로젝트 50건·과제 2,000건은 유지됐다. 다음 시험은 30·100개 화면 폴링 확대와 다른 AI Job의 모의 경로 검증이다. 실제 AI 호출은 모델·비용 상한·관찰 상한이 정해진 뒤 제한된 규모로 별도 수행한다.</w:t>
+      </w:r>
+    </w:p>
+    <w:p>
+      <w:r>
+        <w:t>증적: `artifacts/load-test/ai-mock-20261002T151642Z/`의 `manifest.json`, `requests.csv`, `summary.json`, `resources.csv`, `server.log`. 테스트 코드: `artifacts/load-test/mock_ai_wsgi.py`, `staged_ai_mock.py`, `http_baseline.py --ai-mock`.</w:t>
+      </w:r>
+    </w:p>
+    <w:tbl>
+      <w:tblPr>
+        <w:tblW w:type="auto" w:w="0"/>
+        <w:tblLook w:firstColumn="1" w:firstRow="1" w:lastColumn="0" w:lastRow="0" w:noHBand="0" w:noVBand="1" w:val="04A0"/>
+      </w:tblPr>
+      <w:tblGrid>
+        <w:gridCol w:w="3235"/>
+        <w:gridCol w:w="3235"/>
+        <w:gridCol w:w="3235"/>
+      </w:tblGrid>
+      <w:tr>
+        <w:tc>
+          <w:tcPr>
+            <w:tcW w:type="dxa" w:w="3235"/>
+          </w:tcPr>
+          <w:p>
+            <w:r>
+              <w:t>버전</w:t>
+            </w:r>
+          </w:p>
+        </w:tc>
+        <w:tc>
+          <w:tcPr>
+            <w:tcW w:type="dxa" w:w="3235"/>
+          </w:tcPr>
+          <w:p>
+            <w:r>
+              <w:t>일자</w:t>
+            </w:r>
+          </w:p>
+        </w:tc>
+        <w:tc>
+          <w:tcPr>
+            <w:tcW w:type="dxa" w:w="3235"/>
+          </w:tcPr>
+          <w:p>
+            <w:r>
+              <w:t>변경 내용</w:t>
+            </w:r>
+          </w:p>
+        </w:tc>
+      </w:tr>
+      <w:tr>
+        <w:tc>
+          <w:tcPr>
+            <w:tcW w:type="dxa" w:w="3235"/>
+          </w:tcPr>
+          <w:p>
+            <w:r>
+              <w:t>v1.6</w:t>
+            </w:r>
+          </w:p>
+        </w:tc>
+        <w:tc>
+          <w:tcPr>
+            <w:tcW w:type="dxa" w:w="3235"/>
+          </w:tcPr>
+          <w:p>
+            <w:r>
+              <w:t>2026-10-03</w:t>
+            </w:r>
+          </w:p>
+        </w:tc>
+        <w:tc>
+          <w:tcPr>
+            <w:tcW w:type="dxa" w:w="3235"/>
+          </w:tcPr>
+          <w:p>
+            <w:r>
+              <w:t>외부 모델 호출만 교체한 기획서 생성 Job 10건, 1.5초 폴링·일반 조회 동시 실행, 성공·주입 실패·DB 정합성 및 남은 범위 반영</w:t>
+            </w:r>
+          </w:p>
+        </w:tc>
+      </w:tr>
+    </w:tbl>
+    <w:p>
+      <w:r>
+        <w:br w:type="page"/>
+      </w:r>
+    </w:p>
+    <w:p>
+      <w:pPr>
+        <w:pStyle w:val="Heading1"/>
+      </w:pPr>
+      <w:r>
+        <w:t>24. 30·100개 화면 Job 상태 폴링 (2026-10-03)</w:t>
+      </w:r>
+    </w:p>
+    <w:p>
+      <w:pPr>
+        <w:pStyle w:val="Heading2"/>
+      </w:pPr>
+      <w:r>
+        <w:t>24.1 조건</w:t>
+      </w:r>
+    </w:p>
+    <w:p>
+      <w:r>
+        <w:t>로컬 `heyzzabi_test`에 임시 회의록과 `RUNNING` 상태의 기획서 생성 Job 10개를 만들었다. 실제 AI 작업 스레드나 외부 호출은 실행하지 않았다. 인증 계정 20개의 쿠키를 유지하며 30개 화면, 이어서 100개 화면이 각각 1.5초 간격으로 같은 Job 10개에 상태 조회를 보내도록 했다. 화면 수와 계정 수, Job 수는 서로 다른 값이다. 각 단계는 60초, Gunicorn 1 worker / gthread 2 threads, 직접 HTTPS, 서버·부하 발생기 같은 장비 조건이다.</w:t>
+      </w:r>
+    </w:p>
+    <w:p>
+      <w:pPr>
+        <w:pStyle w:val="Heading2"/>
+      </w:pPr>
+      <w:r>
+        <w:t>24.2 결과</w:t>
+      </w:r>
+    </w:p>
+    <w:tbl>
+      <w:tblPr>
+        <w:tblW w:type="auto" w:w="0"/>
+        <w:tblLook w:firstColumn="1" w:firstRow="1" w:lastColumn="0" w:lastRow="0" w:noHBand="0" w:noVBand="1" w:val="04A0"/>
+      </w:tblPr>
+      <w:tblGrid>
+        <w:gridCol w:w="1387"/>
+        <w:gridCol w:w="1387"/>
+        <w:gridCol w:w="1387"/>
+        <w:gridCol w:w="1387"/>
+        <w:gridCol w:w="1387"/>
+        <w:gridCol w:w="1387"/>
+        <w:gridCol w:w="1387"/>
+      </w:tblGrid>
+      <w:tr>
+        <w:tc>
+          <w:tcPr>
+            <w:tcW w:type="dxa" w:w="1387"/>
+          </w:tcPr>
+          <w:p>
+            <w:r>
+              <w:t>화면 수</w:t>
+            </w:r>
+          </w:p>
+        </w:tc>
+        <w:tc>
+          <w:tcPr>
+            <w:tcW w:type="dxa" w:w="1387"/>
+          </w:tcPr>
+          <w:p>
+            <w:r>
+              <w:t>요청 / 오류</w:t>
+            </w:r>
+          </w:p>
+        </w:tc>
+        <w:tc>
+          <w:tcPr>
+            <w:tcW w:type="dxa" w:w="1387"/>
+          </w:tcPr>
+          <w:p>
+            <w:r>
+              <w:t>실제 RPS</w:t>
+            </w:r>
+          </w:p>
+        </w:tc>
+        <w:tc>
+          <w:tcPr>
+            <w:tcW w:type="dxa" w:w="1387"/>
+          </w:tcPr>
+          <w:p>
+            <w:r>
+              <w:t>p50 / p95 / p99(ms)</w:t>
+            </w:r>
+          </w:p>
+        </w:tc>
+        <w:tc>
+          <w:tcPr>
+            <w:tcW w:type="dxa" w:w="1387"/>
+          </w:tcPr>
+          <w:p>
+            <w:r>
+              <w:t>최대(ms)</w:t>
+            </w:r>
+          </w:p>
+        </w:tc>
+        <w:tc>
+          <w:tcPr>
+            <w:tcW w:type="dxa" w:w="1387"/>
+          </w:tcPr>
+          <w:p>
+            <w:r>
+              <w:t>MySQL Questions 증가</w:t>
+            </w:r>
+          </w:p>
+        </w:tc>
+        <w:tc>
+          <w:tcPr>
+            <w:tcW w:type="dxa" w:w="1387"/>
+          </w:tcPr>
+          <w:p>
+            <w:r>
+              <w:t>최대 연결 / 실행 중 스레드</w:t>
+            </w:r>
+          </w:p>
+        </w:tc>
+      </w:tr>
+      <w:tr>
+        <w:tc>
+          <w:tcPr>
+            <w:tcW w:type="dxa" w:w="1387"/>
+          </w:tcPr>
+          <w:p>
+            <w:r>
+              <w:t>30</w:t>
+            </w:r>
+          </w:p>
+        </w:tc>
+        <w:tc>
+          <w:tcPr>
+            <w:tcW w:type="dxa" w:w="1387"/>
+          </w:tcPr>
+          <w:p>
+            <w:r>
+              <w:t>1,200 / 0</w:t>
+            </w:r>
+          </w:p>
+        </w:tc>
+        <w:tc>
+          <w:tcPr>
+            <w:tcW w:type="dxa" w:w="1387"/>
+          </w:tcPr>
+          <w:p>
+            <w:r>
+              <w:t>20.000</w:t>
+            </w:r>
+          </w:p>
+        </w:tc>
+        <w:tc>
+          <w:tcPr>
+            <w:tcW w:type="dxa" w:w="1387"/>
+          </w:tcPr>
+          <w:p>
+            <w:r>
+              <w:t>13.866 / 20.125 / 25.053</w:t>
+            </w:r>
+          </w:p>
+        </w:tc>
+        <w:tc>
+          <w:tcPr>
+            <w:tcW w:type="dxa" w:w="1387"/>
+          </w:tcPr>
+          <w:p>
+            <w:r>
+              <w:t>61.788</w:t>
+            </w:r>
+          </w:p>
+        </w:tc>
+        <w:tc>
+          <w:tcPr>
+            <w:tcW w:type="dxa" w:w="1387"/>
+          </w:tcPr>
+          <w:p>
+            <w:r>
+              <w:t>8,481</w:t>
+            </w:r>
+          </w:p>
+        </w:tc>
+        <w:tc>
+          <w:tcPr>
+            <w:tcW w:type="dxa" w:w="1387"/>
+          </w:tcPr>
+          <w:p>
+            <w:r>
+              <w:t>6 / 3</w:t>
+            </w:r>
+          </w:p>
+        </w:tc>
+      </w:tr>
+      <w:tr>
+        <w:tc>
+          <w:tcPr>
+            <w:tcW w:type="dxa" w:w="1387"/>
+          </w:tcPr>
+          <w:p>
+            <w:r>
+              <w:t>100</w:t>
+            </w:r>
+          </w:p>
+        </w:tc>
+        <w:tc>
+          <w:tcPr>
+            <w:tcW w:type="dxa" w:w="1387"/>
+          </w:tcPr>
+          <w:p>
+            <w:r>
+              <w:t>4,000 / 0</w:t>
+            </w:r>
+          </w:p>
+        </w:tc>
+        <w:tc>
+          <w:tcPr>
+            <w:tcW w:type="dxa" w:w="1387"/>
+          </w:tcPr>
+          <w:p>
+            <w:r>
+              <w:t>66.667</w:t>
+            </w:r>
+          </w:p>
+        </w:tc>
+        <w:tc>
+          <w:tcPr>
+            <w:tcW w:type="dxa" w:w="1387"/>
+          </w:tcPr>
+          <w:p>
+            <w:r>
+              <w:t>12.478 / 23.542 / 35.794</w:t>
+            </w:r>
+          </w:p>
+        </w:tc>
+        <w:tc>
+          <w:tcPr>
+            <w:tcW w:type="dxa" w:w="1387"/>
+          </w:tcPr>
+          <w:p>
+            <w:r>
+              <w:t>139.985</w:t>
+            </w:r>
+          </w:p>
+        </w:tc>
+        <w:tc>
+          <w:tcPr>
+            <w:tcW w:type="dxa" w:w="1387"/>
+          </w:tcPr>
+          <w:p>
+            <w:r>
+              <w:t>28,085</w:t>
+            </w:r>
+          </w:p>
+        </w:tc>
+        <w:tc>
+          <w:tcPr>
+            <w:tcW w:type="dxa" w:w="1387"/>
+          </w:tcPr>
+          <w:p>
+            <w:r>
+              <w:t>6 / 2</w:t>
+            </w:r>
+          </w:p>
+        </w:tc>
+      </w:tr>
+    </w:tbl>
+    <w:p>
+      <w:r>
+        <w:t>총 5,200건 모두 HTTP 200과 `RUNNING` 본문 검증에 통과했다. 예정 시각보다 100ms 초과 늦게 시작한 요청은 양 단계 모두 0건이다. 서버 프로세스 RSS 합산 최대 220.95MiB, 서버 스레드 최대 5개였다. 전역 MySQL `Questions` 증가량은 각 단계의 DB 활동을 참고하는 값으로, 모니터링 쿼리와 다른 로컬 활동도 포함한다. DB CPU·잠금·슬로 쿼리는 측정하지 않았다.</w:t>
+      </w:r>
+    </w:p>
+    <w:p>
+      <w:pPr>
+        <w:pStyle w:val="Heading2"/>
+      </w:pPr>
+      <w:r>
+        <w:t>24.3 판정과 한계</w:t>
+      </w:r>
+    </w:p>
+    <w:p>
+      <w:r>
+        <w:t>이 로컬 조건에서 30·100개 화면의 1분 폴링은 오류 없이 목표 주기와 잠정 조회 p95 1초 기준을 충족했다. PERF-08은 화면 수 검증을 수행했지만, 실제 Job들이 동시에 계산·저장되는 동안의 30·100개 화면 폴링, 장시간 반복, AWS 프록시·DB 경로는 아직 검증하지 않았으므로 부분 수행으로 둔다. 이 결과로 최대 수용 화면 수나 실제 AI 동시 실행 용량을 정하지 않는다. 테스트용 회의록·Job은 모두 삭제했고 잔여 0건, 기존 프로젝트 50개·과제 2,000개를 확인했다.</w:t>
+      </w:r>
+    </w:p>
+    <w:p>
+      <w:r>
+        <w:t>다음 무과금 검증은 동일한 일반 조회 부하를 Job 없는 조건과 모의 Job 동시 실행 조건에서 비교해 PERF-09의 지연 증가율을 계산하는 것이다. 이후 요구사항 추출·업무 배분 Job 모의 시험을 진행한다.</w:t>
+      </w:r>
+    </w:p>
+    <w:p>
+      <w:r>
+        <w:t>증적: `artifacts/load-test/polling-20261002T154338Z/`(5초 예비 점검, 판정 제외), `polling-20261002T154433Z/`(60초 본 시험)의 `manifest.json`, `requests.csv`, `summary.json`, `resources.csv`, `server.log`. 재현: `LOADTEST_POLL_SECONDS=60 /home/playdata/my-project/.venv/bin/python artifacts/load-test/http_baseline.py --polling`. 도구: `artifacts/load-test/staged_polling.py`.</w:t>
+      </w:r>
+    </w:p>
+    <w:tbl>
+      <w:tblPr>
+        <w:tblW w:type="auto" w:w="0"/>
+        <w:tblLook w:firstColumn="1" w:firstRow="1" w:lastColumn="0" w:lastRow="0" w:noHBand="0" w:noVBand="1" w:val="04A0"/>
+      </w:tblPr>
+      <w:tblGrid>
+        <w:gridCol w:w="3235"/>
+        <w:gridCol w:w="3235"/>
+        <w:gridCol w:w="3235"/>
+      </w:tblGrid>
+      <w:tr>
+        <w:tc>
+          <w:tcPr>
+            <w:tcW w:type="dxa" w:w="3235"/>
+          </w:tcPr>
+          <w:p>
+            <w:r>
+              <w:t>버전</w:t>
+            </w:r>
+          </w:p>
+        </w:tc>
+        <w:tc>
+          <w:tcPr>
+            <w:tcW w:type="dxa" w:w="3235"/>
+          </w:tcPr>
+          <w:p>
+            <w:r>
+              <w:t>일자</w:t>
+            </w:r>
+          </w:p>
+        </w:tc>
+        <w:tc>
+          <w:tcPr>
+            <w:tcW w:type="dxa" w:w="3235"/>
+          </w:tcPr>
+          <w:p>
+            <w:r>
+              <w:t>변경 내용</w:t>
+            </w:r>
+          </w:p>
+        </w:tc>
+      </w:tr>
+      <w:tr>
+        <w:tc>
+          <w:tcPr>
+            <w:tcW w:type="dxa" w:w="3235"/>
+          </w:tcPr>
+          <w:p>
+            <w:r>
+              <w:t>v1.7</w:t>
+            </w:r>
+          </w:p>
+        </w:tc>
+        <w:tc>
+          <w:tcPr>
+            <w:tcW w:type="dxa" w:w="3235"/>
+          </w:tcPr>
+          <w:p>
+            <w:r>
+              <w:t>2026-10-03</w:t>
+            </w:r>
+          </w:p>
+        </w:tc>
+        <w:tc>
+          <w:tcPr>
+            <w:tcW w:type="dxa" w:w="3235"/>
+          </w:tcPr>
+          <w:p>
+            <w:r>
+              <w:t>30·100개 화면 1.5초 폴링 60초씩, HTTP 5,200건 오류 0건, 지연·RPS·DB 연결/질의 및 한계 반영</w:t>
+            </w:r>
+          </w:p>
+        </w:tc>
+      </w:tr>
+    </w:tbl>
+    <w:p>
+      <w:r>
+        <w:br w:type="page"/>
+      </w:r>
+    </w:p>
+    <w:p>
+      <w:pPr>
+        <w:pStyle w:val="Heading1"/>
+      </w:pPr>
+      <w:r>
+        <w:t>25. 일반 조회와 모의 Job 짝 비교 (2026-10-03)</w:t>
+      </w:r>
+    </w:p>
+    <w:p>
+      <w:pPr>
+        <w:pStyle w:val="Heading2"/>
+      </w:pPr>
+      <w:r>
+        <w:t>25.1 방법</w:t>
+      </w:r>
+    </w:p>
+    <w:p>
+      <w:r>
+        <w:t>로컬 `heyzzabi_test`에서 같은 일반 계정 10개, 같은 네 조회 경로(대시보드·프로젝트·과제·요구사항), 같은 사용자별 요청 시각·순서를 사용해 Job 없는 15초와 기획서 생성 Job 10개 동시 실행 15초를 한 쌍으로 비교했다. 이를 3회 반복했다. 각 쌍의 조회 일정은 같고 쌍 사이의 난수 일정은 다르다. Gunicorn 1 worker / gthread 2 threads, 직접 HTTPS, 서버·발생기 같은 장비이다. 테스트 전용 WSGI에서 외부 기획서 모델 호출 함수만 12초 지연 후 합성 7섹션 반환으로 교체했다. 인증·Job 접수·백그라운드 실행·문서 저장은 실제 코드를 사용했다. 외부 API 호출은 없었다.</w:t>
+      </w:r>
+    </w:p>
+    <w:p>
+      <w:pPr>
+        <w:pStyle w:val="Heading2"/>
+      </w:pPr>
+      <w:r>
+        <w:t>25.2 결과</w:t>
+      </w:r>
+    </w:p>
+    <w:tbl>
+      <w:tblPr>
+        <w:tblW w:type="auto" w:w="0"/>
+        <w:tblLook w:firstColumn="1" w:firstRow="1" w:lastColumn="0" w:lastRow="0" w:noHBand="0" w:noVBand="1" w:val="04A0"/>
+      </w:tblPr>
+      <w:tblGrid>
+        <w:gridCol w:w="1618"/>
+        <w:gridCol w:w="1618"/>
+        <w:gridCol w:w="1618"/>
+        <w:gridCol w:w="1618"/>
+        <w:gridCol w:w="1618"/>
+        <w:gridCol w:w="1618"/>
+      </w:tblGrid>
+      <w:tr>
+        <w:tc>
+          <w:tcPr>
+            <w:tcW w:type="dxa" w:w="1618"/>
+          </w:tcPr>
+          <w:p>
+            <w:r>
+              <w:t>쌍</w:t>
+            </w:r>
+          </w:p>
+        </w:tc>
+        <w:tc>
+          <w:tcPr>
+            <w:tcW w:type="dxa" w:w="1618"/>
+          </w:tcPr>
+          <w:p>
+            <w:r>
+              <w:t>일반 조회 기준 / Job 동시 요청</w:t>
+            </w:r>
+          </w:p>
+        </w:tc>
+        <w:tc>
+          <w:tcPr>
+            <w:tcW w:type="dxa" w:w="1618"/>
+          </w:tcPr>
+          <w:p>
+            <w:r>
+              <w:t>전체 조회 p95 기준 → 동시(ms)</w:t>
+            </w:r>
+          </w:p>
+        </w:tc>
+        <w:tc>
+          <w:tcPr>
+            <w:tcW w:type="dxa" w:w="1618"/>
+          </w:tcPr>
+          <w:p>
+            <w:r>
+              <w:t>증가율</w:t>
+            </w:r>
+          </w:p>
+        </w:tc>
+        <w:tc>
+          <w:tcPr>
+            <w:tcW w:type="dxa" w:w="1618"/>
+          </w:tcPr>
+          <w:p>
+            <w:r>
+              <w:t>오류</w:t>
+            </w:r>
+          </w:p>
+        </w:tc>
+        <w:tc>
+          <w:tcPr>
+            <w:tcW w:type="dxa" w:w="1618"/>
+          </w:tcPr>
+          <w:p>
+            <w:r>
+              <w:t>Job·문서 정합성</w:t>
+            </w:r>
+          </w:p>
+        </w:tc>
+      </w:tr>
+      <w:tr>
+        <w:tc>
+          <w:tcPr>
+            <w:tcW w:type="dxa" w:w="1618"/>
+          </w:tcPr>
+          <w:p>
+            <w:r>
+              <w:t>1</w:t>
+            </w:r>
+          </w:p>
+        </w:tc>
+        <w:tc>
+          <w:tcPr>
+            <w:tcW w:type="dxa" w:w="1618"/>
+          </w:tcPr>
+          <w:p>
+            <w:r>
+              <w:t>104 / 104</w:t>
+            </w:r>
+          </w:p>
+        </w:tc>
+        <w:tc>
+          <w:tcPr>
+            <w:tcW w:type="dxa" w:w="1618"/>
+          </w:tcPr>
+          <w:p>
+            <w:r>
+              <w:t>338.255 → 247.865</w:t>
+            </w:r>
+          </w:p>
+        </w:tc>
+        <w:tc>
+          <w:tcPr>
+            <w:tcW w:type="dxa" w:w="1618"/>
+          </w:tcPr>
+          <w:p>
+            <w:r>
+              <w:t>-26.722%</w:t>
+            </w:r>
+          </w:p>
+        </w:tc>
+        <w:tc>
+          <w:tcPr>
+            <w:tcW w:type="dxa" w:w="1618"/>
+          </w:tcPr>
+          <w:p>
+            <w:r>
+              <w:t>0 / 0</w:t>
+            </w:r>
+          </w:p>
+        </w:tc>
+        <w:tc>
+          <w:tcPr>
+            <w:tcW w:type="dxa" w:w="1618"/>
+          </w:tcPr>
+          <w:p>
+            <w:r>
+              <w:t>10건 성공, 문서 각 1건</w:t>
+            </w:r>
+          </w:p>
+        </w:tc>
+      </w:tr>
+      <w:tr>
+        <w:tc>
+          <w:tcPr>
+            <w:tcW w:type="dxa" w:w="1618"/>
+          </w:tcPr>
+          <w:p>
+            <w:r>
+              <w:t>2</w:t>
+            </w:r>
+          </w:p>
+        </w:tc>
+        <w:tc>
+          <w:tcPr>
+            <w:tcW w:type="dxa" w:w="1618"/>
+          </w:tcPr>
+          <w:p>
+            <w:r>
+              <w:t>102 / 102</w:t>
+            </w:r>
+          </w:p>
+        </w:tc>
+        <w:tc>
+          <w:tcPr>
+            <w:tcW w:type="dxa" w:w="1618"/>
+          </w:tcPr>
+          <w:p>
+            <w:r>
+              <w:t>329.187 → 338.129</w:t>
+            </w:r>
+          </w:p>
+        </w:tc>
+        <w:tc>
+          <w:tcPr>
+            <w:tcW w:type="dxa" w:w="1618"/>
+          </w:tcPr>
+          <w:p>
+            <w:r>
+              <w:t>+2.716%</w:t>
+            </w:r>
+          </w:p>
+        </w:tc>
+        <w:tc>
+          <w:tcPr>
+            <w:tcW w:type="dxa" w:w="1618"/>
+          </w:tcPr>
+          <w:p>
+            <w:r>
+              <w:t>0 / 0</w:t>
+            </w:r>
+          </w:p>
+        </w:tc>
+        <w:tc>
+          <w:tcPr>
+            <w:tcW w:type="dxa" w:w="1618"/>
+          </w:tcPr>
+          <w:p>
+            <w:r>
+              <w:t>10건 성공, 문서 각 1건</w:t>
+            </w:r>
+          </w:p>
+        </w:tc>
+      </w:tr>
+      <w:tr>
+        <w:tc>
+          <w:tcPr>
+            <w:tcW w:type="dxa" w:w="1618"/>
+          </w:tcPr>
+          <w:p>
+            <w:r>
+              <w:t>3</w:t>
+            </w:r>
+          </w:p>
+        </w:tc>
+        <w:tc>
+          <w:tcPr>
+            <w:tcW w:type="dxa" w:w="1618"/>
+          </w:tcPr>
+          <w:p>
+            <w:r>
+              <w:t>104 / 104</w:t>
+            </w:r>
+          </w:p>
+        </w:tc>
+        <w:tc>
+          <w:tcPr>
+            <w:tcW w:type="dxa" w:w="1618"/>
+          </w:tcPr>
+          <w:p>
+            <w:r>
+              <w:t>277.482 → 140.201</w:t>
+            </w:r>
+          </w:p>
+        </w:tc>
+        <w:tc>
+          <w:tcPr>
+            <w:tcW w:type="dxa" w:w="1618"/>
+          </w:tcPr>
+          <w:p>
+            <w:r>
+              <w:t>-49.474%</w:t>
+            </w:r>
+          </w:p>
+        </w:tc>
+        <w:tc>
+          <w:tcPr>
+            <w:tcW w:type="dxa" w:w="1618"/>
+          </w:tcPr>
+          <w:p>
+            <w:r>
+              <w:t>0 / 0</w:t>
+            </w:r>
+          </w:p>
+        </w:tc>
+        <w:tc>
+          <w:tcPr>
+            <w:tcW w:type="dxa" w:w="1618"/>
+          </w:tcPr>
+          <w:p>
+            <w:r>
+              <w:t>10건 성공, 문서 각 1건</w:t>
+            </w:r>
+          </w:p>
+        </w:tc>
+      </w:tr>
+    </w:tbl>
+    <w:p>
+      <w:r>
+        <w:t>총 일반 조회는 기준 310건·Job 동시 310건으로, 양쪽 모두 예상 밖 HTTP 오류 0건이다. Job 접수 30건은 모두 성공했고, 각 Job은 `SUCCESS` 및 연결된 기획서 1건으로 확인됐다. 각 쌍의 전체 조회 p95는 잠정 1초 및 Job 동시 실행 시 기준 대비 30% 이하 증가 조건에 들었다. 다만 경로별 p95는 다음과 같이 더 불안정했다. 음수 증가율은 동시 구간이 더 빨랐다는 관측값이며, Job의 성능 개선 효과로 해석하지 않는다.</w:t>
+      </w:r>
+    </w:p>
+    <w:tbl>
+      <w:tblPr>
+        <w:tblW w:type="auto" w:w="0"/>
+        <w:tblLook w:firstColumn="1" w:firstRow="1" w:lastColumn="0" w:lastRow="0" w:noHBand="0" w:noVBand="1" w:val="04A0"/>
+      </w:tblPr>
+      <w:tblGrid>
+        <w:gridCol w:w="1941"/>
+        <w:gridCol w:w="1941"/>
+        <w:gridCol w:w="1941"/>
+        <w:gridCol w:w="1941"/>
+        <w:gridCol w:w="1941"/>
+      </w:tblGrid>
+      <w:tr>
+        <w:tc>
+          <w:tcPr>
+            <w:tcW w:type="dxa" w:w="1941"/>
+          </w:tcPr>
+          <w:p>
+            <w:r>
+              <w:t>경로</w:t>
+            </w:r>
+          </w:p>
+        </w:tc>
+        <w:tc>
+          <w:tcPr>
+            <w:tcW w:type="dxa" w:w="1941"/>
+          </w:tcPr>
+          <w:p>
+            <w:r>
+              <w:t>1쌍 증가율</w:t>
+            </w:r>
+          </w:p>
+        </w:tc>
+        <w:tc>
+          <w:tcPr>
+            <w:tcW w:type="dxa" w:w="1941"/>
+          </w:tcPr>
+          <w:p>
+            <w:r>
+              <w:t>2쌍 증가율</w:t>
+            </w:r>
+          </w:p>
+        </w:tc>
+        <w:tc>
+          <w:tcPr>
+            <w:tcW w:type="dxa" w:w="1941"/>
+          </w:tcPr>
+          <w:p>
+            <w:r>
+              <w:t>3쌍 증가율</w:t>
+            </w:r>
+          </w:p>
+        </w:tc>
+        <w:tc>
+          <w:tcPr>
+            <w:tcW w:type="dxa" w:w="1941"/>
+          </w:tcPr>
+          <w:p>
+            <w:r>
+              <w:t>최대 증가율</w:t>
+            </w:r>
+          </w:p>
+        </w:tc>
+      </w:tr>
+      <w:tr>
+        <w:tc>
+          <w:tcPr>
+            <w:tcW w:type="dxa" w:w="1941"/>
+          </w:tcPr>
+          <w:p>
+            <w:r>
+              <w:t>대시보드</w:t>
+            </w:r>
+          </w:p>
+        </w:tc>
+        <w:tc>
+          <w:tcPr>
+            <w:tcW w:type="dxa" w:w="1941"/>
+          </w:tcPr>
+          <w:p>
+            <w:r>
+              <w:t>+21.457%</w:t>
+            </w:r>
+          </w:p>
+        </w:tc>
+        <w:tc>
+          <w:tcPr>
+            <w:tcW w:type="dxa" w:w="1941"/>
+          </w:tcPr>
+          <w:p>
+            <w:r>
+              <w:t>-9.637%</w:t>
+            </w:r>
+          </w:p>
+        </w:tc>
+        <w:tc>
+          <w:tcPr>
+            <w:tcW w:type="dxa" w:w="1941"/>
+          </w:tcPr>
+          <w:p>
+            <w:r>
+              <w:t>-8.299%</w:t>
+            </w:r>
+          </w:p>
+        </w:tc>
+        <w:tc>
+          <w:tcPr>
+            <w:tcW w:type="dxa" w:w="1941"/>
+          </w:tcPr>
+          <w:p>
+            <w:r>
+              <w:t>+21.457%</w:t>
+            </w:r>
+          </w:p>
+        </w:tc>
+      </w:tr>
+      <w:tr>
+        <w:tc>
+          <w:tcPr>
+            <w:tcW w:type="dxa" w:w="1941"/>
+          </w:tcPr>
+          <w:p>
+            <w:r>
+              <w:t>프로젝트 목록</w:t>
+            </w:r>
+          </w:p>
+        </w:tc>
+        <w:tc>
+          <w:tcPr>
+            <w:tcW w:type="dxa" w:w="1941"/>
+          </w:tcPr>
+          <w:p>
+            <w:r>
+              <w:t>-47.873%</w:t>
+            </w:r>
+          </w:p>
+        </w:tc>
+        <w:tc>
+          <w:tcPr>
+            <w:tcW w:type="dxa" w:w="1941"/>
+          </w:tcPr>
+          <w:p>
+            <w:r>
+              <w:t>+9.186%</w:t>
+            </w:r>
+          </w:p>
+        </w:tc>
+        <w:tc>
+          <w:tcPr>
+            <w:tcW w:type="dxa" w:w="1941"/>
+          </w:tcPr>
+          <w:p>
+            <w:r>
+              <w:t>-52.385%</w:t>
+            </w:r>
+          </w:p>
+        </w:tc>
+        <w:tc>
+          <w:tcPr>
+            <w:tcW w:type="dxa" w:w="1941"/>
+          </w:tcPr>
+          <w:p>
+            <w:r>
+              <w:t>+9.186%</w:t>
+            </w:r>
+          </w:p>
+        </w:tc>
+      </w:tr>
+      <w:tr>
+        <w:tc>
+          <w:tcPr>
+            <w:tcW w:type="dxa" w:w="1941"/>
+          </w:tcPr>
+          <w:p>
+            <w:r>
+              <w:t>과제 목록</w:t>
+            </w:r>
+          </w:p>
+        </w:tc>
+        <w:tc>
+          <w:tcPr>
+            <w:tcW w:type="dxa" w:w="1941"/>
+          </w:tcPr>
+          <w:p>
+            <w:r>
+              <w:t>-10.391%</w:t>
+            </w:r>
+          </w:p>
+        </w:tc>
+        <w:tc>
+          <w:tcPr>
+            <w:tcW w:type="dxa" w:w="1941"/>
+          </w:tcPr>
+          <w:p>
+            <w:r>
+              <w:t>**+45.270%**</w:t>
+            </w:r>
+          </w:p>
+        </w:tc>
+        <w:tc>
+          <w:tcPr>
+            <w:tcW w:type="dxa" w:w="1941"/>
+          </w:tcPr>
+          <w:p>
+            <w:r>
+              <w:t>-85.434%</w:t>
+            </w:r>
+          </w:p>
+        </w:tc>
+        <w:tc>
+          <w:tcPr>
+            <w:tcW w:type="dxa" w:w="1941"/>
+          </w:tcPr>
+          <w:p>
+            <w:r>
+              <w:t>+45.270%</w:t>
+            </w:r>
+          </w:p>
+        </w:tc>
+      </w:tr>
+      <w:tr>
+        <w:tc>
+          <w:tcPr>
+            <w:tcW w:type="dxa" w:w="1941"/>
+          </w:tcPr>
+          <w:p>
+            <w:r>
+              <w:t>요구사항 목록</w:t>
+            </w:r>
+          </w:p>
+        </w:tc>
+        <w:tc>
+          <w:tcPr>
+            <w:tcW w:type="dxa" w:w="1941"/>
+          </w:tcPr>
+          <w:p>
+            <w:r>
+              <w:t>-27.329%</w:t>
+            </w:r>
+          </w:p>
+        </w:tc>
+        <w:tc>
+          <w:tcPr>
+            <w:tcW w:type="dxa" w:w="1941"/>
+          </w:tcPr>
+          <w:p>
+            <w:r>
+              <w:t>+22.037%</w:t>
+            </w:r>
+          </w:p>
+        </w:tc>
+        <w:tc>
+          <w:tcPr>
+            <w:tcW w:type="dxa" w:w="1941"/>
+          </w:tcPr>
+          <w:p>
+            <w:r>
+              <w:t>**+83.154%**</w:t>
+            </w:r>
+          </w:p>
+        </w:tc>
+        <w:tc>
+          <w:tcPr>
+            <w:tcW w:type="dxa" w:w="1941"/>
+          </w:tcPr>
+          <w:p>
+            <w:r>
+              <w:t>+83.154%</w:t>
+            </w:r>
+          </w:p>
+        </w:tc>
+      </w:tr>
+    </w:tbl>
+    <w:p>
+      <w:r>
+        <w:t>과제 목록 2쌍(101.913→148.049ms)과 요구사항 목록 3쌍(152.840→279.932ms)은 잠정 30% 증가 제한을 넘었다. 모든 경로의 절대 p95는 1초 이내였고 경로별 오류는 없었다. 따라서 PERF-09의 모의 기획서 Job 조건은 **오류율·절대 응답시간 기준 충족, 경로별 상대 지연 기준 미달**로 기록한다. 전체 p95만으로 합격 처리하지 않는다.</w:t>
+      </w:r>
+    </w:p>
+    <w:p>
+      <w:pPr>
+        <w:pStyle w:val="Heading2"/>
+      </w:pPr>
+      <w:r>
+        <w:t>25.3 해석과 한계</w:t>
+      </w:r>
+    </w:p>
+    <w:p>
+      <w:r>
+        <w:t>각 경로의 쌍별 표본은 20~36건으로 p95가 소수의 느린 요청에 민감하다. 기준 구간을 항상 먼저 실행했으므로 캐시·JIT·호스트 배경 부하의 시간 순서 효과를 제거하지 못했다. 예를 들어 3쌍 과제 목록은 기준 401.660ms에서 Job 동시 58.504ms로 크게 낮아져, 차이를 Job 유무의 인과 효과로 단정할 수 없다. 별도 부하 발생기·장시간 교차 반복·DB CPU/잠금 계측이 필요하다. 실제 모델 응답시간, 외부 제한, AWS 프록시·RDS 네트워크, 다른 AI Job 유형은 검증하지 않았다. 그럼에도 현재 관측에서 경로별 증가율 기준 초과가 있어 해당 기준을 충족했다고 주장하지 않는다.</w:t>
+      </w:r>
+    </w:p>
+    <w:p>
+      <w:r>
+        <w:t>임시 회의록 30건과 연결 Job·기획서는 종료 시 삭제했다. 다음 무과금 시험은 요구사항 추출·업무 배분 Job의 외부 호출을 각각 모의한 기능·부하 검증이다. 경로별 30% 기준의 안정적 판정에는 비교 순서를 교차한 더 긴 반복이 필요하다.</w:t>
+      </w:r>
+    </w:p>
+    <w:p>
+      <w:r>
+        <w:t>증적: `artifacts/load-test/ai-compare-20261002T160406Z/`의 `manifest.json`, `requests.csv`, `summary.json`, `resources.csv`, `server.log`. 재현: `/home/playdata/my-project/.venv/bin/python artifacts/load-test/http_baseline.py --ai-compare`. 도구: `artifacts/load-test/staged_ai_compare.py`, `mock_ai_wsgi.py`.</w:t>
+      </w:r>
+    </w:p>
+    <w:tbl>
+      <w:tblPr>
+        <w:tblW w:type="auto" w:w="0"/>
+        <w:tblLook w:firstColumn="1" w:firstRow="1" w:lastColumn="0" w:lastRow="0" w:noHBand="0" w:noVBand="1" w:val="04A0"/>
+      </w:tblPr>
+      <w:tblGrid>
+        <w:gridCol w:w="3235"/>
+        <w:gridCol w:w="3235"/>
+        <w:gridCol w:w="3235"/>
+      </w:tblGrid>
+      <w:tr>
+        <w:tc>
+          <w:tcPr>
+            <w:tcW w:type="dxa" w:w="3235"/>
+          </w:tcPr>
+          <w:p>
+            <w:r>
+              <w:t>버전</w:t>
+            </w:r>
+          </w:p>
+        </w:tc>
+        <w:tc>
+          <w:tcPr>
+            <w:tcW w:type="dxa" w:w="3235"/>
+          </w:tcPr>
+          <w:p>
+            <w:r>
+              <w:t>일자</w:t>
+            </w:r>
+          </w:p>
+        </w:tc>
+        <w:tc>
+          <w:tcPr>
+            <w:tcW w:type="dxa" w:w="3235"/>
+          </w:tcPr>
+          <w:p>
+            <w:r>
+              <w:t>변경 내용</w:t>
+            </w:r>
+          </w:p>
+        </w:tc>
+      </w:tr>
+      <w:tr>
+        <w:tc>
+          <w:tcPr>
+            <w:tcW w:type="dxa" w:w="3235"/>
+          </w:tcPr>
+          <w:p>
+            <w:r>
+              <w:t>v1.8</w:t>
+            </w:r>
+          </w:p>
+        </w:tc>
+        <w:tc>
+          <w:tcPr>
+            <w:tcW w:type="dxa" w:w="3235"/>
+          </w:tcPr>
+          <w:p>
+            <w:r>
+              <w:t>2026-10-03</w:t>
+            </w:r>
+          </w:p>
+        </w:tc>
+        <w:tc>
+          <w:tcPr>
+            <w:tcW w:type="dxa" w:w="3235"/>
+          </w:tcPr>
+          <w:p>
+            <w:r>
+              <w:t>일반 조회 310건씩 3쌍과 모의 Job 30건 비교, 오류 0건·Job 정합성 통과, 일부 경로의 상대 지연 기준 미달 및 측정 한계 반영</w:t>
+            </w:r>
+          </w:p>
+        </w:tc>
+      </w:tr>
+    </w:tbl>
+    <w:p>
+      <w:r>
+        <w:br w:type="page"/>
+      </w:r>
+    </w:p>
+    <w:p>
+      <w:pPr>
+        <w:pStyle w:val="Heading1"/>
+      </w:pPr>
+      <w:r>
+        <w:t>26. 요구사항 추출·업무 배분 모의 Job (2026-10-03)</w:t>
+      </w:r>
+    </w:p>
+    <w:p>
+      <w:pPr>
+        <w:pStyle w:val="Heading2"/>
+      </w:pPr>
+      <w:r>
+        <w:t>26.1 방법과 모의 경계</w:t>
+      </w:r>
+    </w:p>
+    <w:p>
+      <w:r>
+        <w:t>로컬 `heyzzabi_test`와 임시 HTTPS Gunicorn(1 worker / gthread 2 threads)에서 요구사항 추출(PERF-06) 5건을 동시에 시작하고 모두 종결된 뒤 업무 배분(PERF-07) 5건을 동시에 시작했다. 각 유형에서 4건은 정상 모의 응답, 1건은 의도적 예외를 주입했다. HTTP 202 접수, 백그라운드 Job 상태 전이, 0.8초 간격 폴링, 결과 저장·조회는 기존 API 코드로 실행했다. 각 Job 관찰 상한은 접수 시작 후 25초였다.</w:t>
+      </w:r>
+    </w:p>
+    <w:p>
+      <w:r>
+        <w:t>요구사항 추출에서는 `requirements.views.generate_requirements`만 2초 지연·합성 반환으로 바꿨다. 반환 요구사항은 실제 저장 전 품질 검사를 통과하고 요구사항 정의서·상세항목으로 저장된다. 업무 배분은 여러 AI 단계의 실제 호출과 추천·스케줄러를 실행하지 않도록 `tasks.services.generate_task_suggestions`를 테스트 전용 모의 함수로 교체했다. 이 함수는 2초 지연 후 합성 업무 1건을 기존 `_persist_assignments`로 `BACKLOG`에 저장하고 결과를 반환한다. 따라서 업무 배분 Job 래퍼·초안 저장/복원은 검증하지만 **실제 업무 생성 서비스 내부의 추천 품질·일정 계산·성능은 측정하지 않는다**. 외부 모델 호출은 두 유형 모두 0건이다.</w:t>
+      </w:r>
+    </w:p>
+    <w:p>
+      <w:pPr>
+        <w:pStyle w:val="Heading2"/>
+      </w:pPr>
+      <w:r>
+        <w:t>26.2 관찰 결과</w:t>
+      </w:r>
+    </w:p>
+    <w:tbl>
+      <w:tblPr>
+        <w:tblW w:type="auto" w:w="0"/>
+        <w:tblLook w:firstColumn="1" w:firstRow="1" w:lastColumn="0" w:lastRow="0" w:noHBand="0" w:noVBand="1" w:val="04A0"/>
+      </w:tblPr>
+      <w:tblGrid>
+        <w:gridCol w:w="1618"/>
+        <w:gridCol w:w="1618"/>
+        <w:gridCol w:w="1618"/>
+        <w:gridCol w:w="1618"/>
+        <w:gridCol w:w="1618"/>
+        <w:gridCol w:w="1618"/>
+      </w:tblGrid>
+      <w:tr>
+        <w:tc>
+          <w:tcPr>
+            <w:tcW w:type="dxa" w:w="1618"/>
+          </w:tcPr>
+          <w:p>
+            <w:r>
+              <w:t>유형</w:t>
+            </w:r>
+          </w:p>
+        </w:tc>
+        <w:tc>
+          <w:tcPr>
+            <w:tcW w:type="dxa" w:w="1618"/>
+          </w:tcPr>
+          <w:p>
+            <w:r>
+              <w:t>접수 / 폴링 / 초안 조회</w:t>
+            </w:r>
+          </w:p>
+        </w:tc>
+        <w:tc>
+          <w:tcPr>
+            <w:tcW w:type="dxa" w:w="1618"/>
+          </w:tcPr>
+          <w:p>
+            <w:r>
+              <w:t>접수 p95 / 폴링 p95(ms)</w:t>
+            </w:r>
+          </w:p>
+        </w:tc>
+        <w:tc>
+          <w:tcPr>
+            <w:tcW w:type="dxa" w:w="1618"/>
+          </w:tcPr>
+          <w:p>
+            <w:r>
+              <w:t>정상 / 의도적 실패</w:t>
+            </w:r>
+          </w:p>
+        </w:tc>
+        <w:tc>
+          <w:tcPr>
+            <w:tcW w:type="dxa" w:w="1618"/>
+          </w:tcPr>
+          <w:p>
+            <w:r>
+              <w:t>접수부터 종결 관측</w:t>
+            </w:r>
+          </w:p>
+        </w:tc>
+        <w:tc>
+          <w:tcPr>
+            <w:tcW w:type="dxa" w:w="1618"/>
+          </w:tcPr>
+          <w:p>
+            <w:r>
+              <w:t>정합성 불일치</w:t>
+            </w:r>
+          </w:p>
+        </w:tc>
+      </w:tr>
+      <w:tr>
+        <w:tc>
+          <w:tcPr>
+            <w:tcW w:type="dxa" w:w="1618"/>
+          </w:tcPr>
+          <w:p>
+            <w:r>
+              <w:t>요구사항 추출</w:t>
+            </w:r>
+          </w:p>
+        </w:tc>
+        <w:tc>
+          <w:tcPr>
+            <w:tcW w:type="dxa" w:w="1618"/>
+          </w:tcPr>
+          <w:p>
+            <w:r>
+              <w:t>5 / 15 / 0</w:t>
+            </w:r>
+          </w:p>
+        </w:tc>
+        <w:tc>
+          <w:tcPr>
+            <w:tcW w:type="dxa" w:w="1618"/>
+          </w:tcPr>
+          <w:p>
+            <w:r>
+              <w:t>82.945 / 20.475</w:t>
+            </w:r>
+          </w:p>
+        </w:tc>
+        <w:tc>
+          <w:tcPr>
+            <w:tcW w:type="dxa" w:w="1618"/>
+          </w:tcPr>
+          <w:p>
+            <w:r>
+              <w:t>`SUCCESS` 4 / `ERROR` 1</w:t>
+            </w:r>
+          </w:p>
+        </w:tc>
+        <w:tc>
+          <w:tcPr>
+            <w:tcW w:type="dxa" w:w="1618"/>
+          </w:tcPr>
+          <w:p>
+            <w:r>
+              <w:t>2.473~2.519초</w:t>
+            </w:r>
+          </w:p>
+        </w:tc>
+        <w:tc>
+          <w:tcPr>
+            <w:tcW w:type="dxa" w:w="1618"/>
+          </w:tcPr>
+          <w:p>
+            <w:r>
+              <w:t>0</w:t>
+            </w:r>
+          </w:p>
+        </w:tc>
+      </w:tr>
+      <w:tr>
+        <w:tc>
+          <w:tcPr>
+            <w:tcW w:type="dxa" w:w="1618"/>
+          </w:tcPr>
+          <w:p>
+            <w:r>
+              <w:t>업무 배분</w:t>
+            </w:r>
+          </w:p>
+        </w:tc>
+        <w:tc>
+          <w:tcPr>
+            <w:tcW w:type="dxa" w:w="1618"/>
+          </w:tcPr>
+          <w:p>
+            <w:r>
+              <w:t>5 / 15 / 4</w:t>
+            </w:r>
+          </w:p>
+        </w:tc>
+        <w:tc>
+          <w:tcPr>
+            <w:tcW w:type="dxa" w:w="1618"/>
+          </w:tcPr>
+          <w:p>
+            <w:r>
+              <w:t>61.877 / 21.449</w:t>
+            </w:r>
+          </w:p>
+        </w:tc>
+        <w:tc>
+          <w:tcPr>
+            <w:tcW w:type="dxa" w:w="1618"/>
+          </w:tcPr>
+          <w:p>
+            <w:r>
+              <w:t>`SUCCESS` 4 / `ERROR` 1</w:t>
+            </w:r>
+          </w:p>
+        </w:tc>
+        <w:tc>
+          <w:tcPr>
+            <w:tcW w:type="dxa" w:w="1618"/>
+          </w:tcPr>
+          <w:p>
+            <w:r>
+              <w:t>2.466~2.495초</w:t>
+            </w:r>
+          </w:p>
+        </w:tc>
+        <w:tc>
+          <w:tcPr>
+            <w:tcW w:type="dxa" w:w="1618"/>
+          </w:tcPr>
+          <w:p>
+            <w:r>
+              <w:t>0</w:t>
+            </w:r>
+          </w:p>
+        </w:tc>
+      </w:tr>
+    </w:tbl>
+    <w:p>
+      <w:r>
+        <w:t>총 HTTP 요청 44건은 모두 예상한 상태코드였고 네트워크·예상 밖 HTTP 오류는 0건이다. 10건 모두 202로 접수됐다. 요구사항 추출 정상 4건은 각각 상세항목 1건과 결과 본문을 저장했고, 주입 실패 1건은 `ERROR`·오류 메시지·상세항목 0건이었다. 업무 배분 정상 4건은 각각 `BACKLOG` 초안 1건을 저장했고 `task-draft/` 조회 4건에서 해당 결과를 복원했다. 주입 실패 1건은 `ERROR`·오류 메시지·초안 0건이었다. 의도적 `ERROR`는 예상한 실패 경로로, 성공 완료율의 분모에 그대로 포함하면 각 유형 4/5(80%)이며 정상 입력의 성공률은 각각 4/4이다.</w:t>
+      </w:r>
+    </w:p>
+    <w:p>
+      <w:pPr>
+        <w:pStyle w:val="Heading2"/>
+      </w:pPr>
+      <w:r>
+        <w:t>26.3 판정과 한계</w:t>
+      </w:r>
+    </w:p>
+    <w:p>
+      <w:r>
+        <w:t>PERF-06은 **모의 반환에 대한 접수·종결·품질 게이트·저장 정합성 통과, 실제 AI 성능 미판정**이다. PERF-07은 **모의 서비스에 대한 Job·초안 저장/복원 정합성 통과, 실제 다단계 AI·추천·일정 성능 미판정**이다. 두 유형 모두 표본이 5건이고 단회·단기 실행이므로 완료시간을 운영 목표나 용량으로 해석하지 않는다. 2초는 실제 AI 지연이 아니며, 폴링 관측 지연이 완료시간에 포함된다. AWS 프록시·RDS 네트워크, 외부 제공자 제한/재시도, 장시간 실행, 실제 작업 배분 알고리즘은 제외했다.</w:t>
+      </w:r>
+    </w:p>
+    <w:p>
+      <w:r>
+        <w:t>임시 회의록·기획서 5건과 연결된 요구사항 정의서·상세항목·초안·Job을 삭제했다. 삭제 후 대상 회의록·기획서·요구사항·두 종류 Job이 모두 0건이고, 기존 과제 총수는 2,000건으로 유지됐다. 다음 무과금 검증은 남은 급증·장시간·장애 복구 시험 중 격리된 로컬 환경에서 안전하게 재현 가능한 범위를 선정하는 것이다.</w:t>
+      </w:r>
+    </w:p>
+    <w:p>
+      <w:r>
+        <w:t>증적: `artifacts/load-test/ai-remaining-20261002T161525Z/`의 `manifest.json`, `requests.csv`, `summary.json`, `resources.csv`, `server.log`. 재현: `/home/playdata/my-project/.venv/bin/python artifacts/load-test/http_baseline.py --ai-remaining`. 도구: `artifacts/load-test/mock_remaining_ai_wsgi.py`, `staged_ai_remaining.py`.</w:t>
+      </w:r>
+    </w:p>
+    <w:tbl>
+      <w:tblPr>
+        <w:tblW w:type="auto" w:w="0"/>
+        <w:tblLook w:firstColumn="1" w:firstRow="1" w:lastColumn="0" w:lastRow="0" w:noHBand="0" w:noVBand="1" w:val="04A0"/>
+      </w:tblPr>
+      <w:tblGrid>
+        <w:gridCol w:w="3235"/>
+        <w:gridCol w:w="3235"/>
+        <w:gridCol w:w="3235"/>
+      </w:tblGrid>
+      <w:tr>
+        <w:tc>
+          <w:tcPr>
+            <w:tcW w:type="dxa" w:w="3235"/>
+          </w:tcPr>
+          <w:p>
+            <w:r>
+              <w:t>버전</w:t>
+            </w:r>
+          </w:p>
+        </w:tc>
+        <w:tc>
+          <w:tcPr>
+            <w:tcW w:type="dxa" w:w="3235"/>
+          </w:tcPr>
+          <w:p>
+            <w:r>
+              <w:t>일자</w:t>
+            </w:r>
+          </w:p>
+        </w:tc>
+        <w:tc>
+          <w:tcPr>
+            <w:tcW w:type="dxa" w:w="3235"/>
+          </w:tcPr>
+          <w:p>
+            <w:r>
+              <w:t>변경 내용</w:t>
+            </w:r>
+          </w:p>
+        </w:tc>
+      </w:tr>
+      <w:tr>
+        <w:tc>
+          <w:tcPr>
+            <w:tcW w:type="dxa" w:w="3235"/>
+          </w:tcPr>
+          <w:p>
+            <w:r>
+              <w:t>v1.9</w:t>
+            </w:r>
+          </w:p>
+        </w:tc>
+        <w:tc>
+          <w:tcPr>
+            <w:tcW w:type="dxa" w:w="3235"/>
+          </w:tcPr>
+          <w:p>
+            <w:r>
+              <w:t>2026-10-03</w:t>
+            </w:r>
+          </w:p>
+        </w:tc>
+        <w:tc>
+          <w:tcPr>
+            <w:tcW w:type="dxa" w:w="3235"/>
+          </w:tcPr>
+          <w:p>
+            <w:r>
+              <w:t>요구사항 추출·업무 배분 모의 Job 각 5건, 정상 4건·주입 실패 1건씩, HTTP 44건 오류 0건, 결과·초안 정합성 및 실제 서비스 미측정 범위 반영</w:t>
+            </w:r>
+          </w:p>
+        </w:tc>
+      </w:tr>
+    </w:tbl>
+    <w:p>
+      <w:r>
+        <w:br w:type="page"/>
+      </w:r>
+    </w:p>
+    <w:p>
+      <w:pPr>
+        <w:pStyle w:val="Heading1"/>
+      </w:pPr>
+      <w:r>
+        <w:t>27. 오류·재시도 주입 (2026-10-03)</w:t>
+      </w:r>
+    </w:p>
+    <w:p>
+      <w:r>
+        <w:t>로컬 오프라인 테스트에서 요구사항 에이전트의 구조화 생성 함수와 업무 배분의 선택적 브리핑 함수를 모의했다. 품질 불합격 항목은 1회 보정 호출 뒤 정상 항목으로 교체됐고, 계속 불합격하면 설정값 `MAX_RETRIES=3`회 보정 후 검토대기·객관적 수용조건으로 보수적으로 처리됐다. 초기 호출에 429형 예외를 주입하면 애플리케이션 수준 재시도 없이 `GENERATION_FAILED`로 반환됐다. 선택적 브리핑의 503형 예외는 빈 브리핑으로 강등됐다. 공통 구조화 호출이 Instructor에 `max_retries=3`을 전달하는 것도 확인했다. 다섯 검사가 모두 통과했다.</w:t>
+      </w:r>
+    </w:p>
+    <w:tbl>
+      <w:tblPr>
+        <w:tblW w:type="auto" w:w="0"/>
+        <w:tblLook w:firstColumn="1" w:firstRow="1" w:lastColumn="0" w:lastRow="0" w:noHBand="0" w:noVBand="1" w:val="04A0"/>
+      </w:tblPr>
+      <w:tblGrid>
+        <w:gridCol w:w="3235"/>
+        <w:gridCol w:w="3235"/>
+        <w:gridCol w:w="3235"/>
+      </w:tblGrid>
+      <w:tr>
+        <w:tc>
+          <w:tcPr>
+            <w:tcW w:type="dxa" w:w="3235"/>
+          </w:tcPr>
+          <w:p>
+            <w:r>
+              <w:t>주입·검증</w:t>
+            </w:r>
+          </w:p>
+        </w:tc>
+        <w:tc>
+          <w:tcPr>
+            <w:tcW w:type="dxa" w:w="3235"/>
+          </w:tcPr>
+          <w:p>
+            <w:r>
+              <w:t>결과</w:t>
+            </w:r>
+          </w:p>
+        </w:tc>
+        <w:tc>
+          <w:tcPr>
+            <w:tcW w:type="dxa" w:w="3235"/>
+          </w:tcPr>
+          <w:p>
+            <w:r>
+              <w:t>호출 관찰</w:t>
+            </w:r>
+          </w:p>
+        </w:tc>
+      </w:tr>
+      <w:tr>
+        <w:tc>
+          <w:tcPr>
+            <w:tcW w:type="dxa" w:w="3235"/>
+          </w:tcPr>
+          <w:p>
+            <w:r>
+              <w:t>품질 불합격 → 보정 성공</w:t>
+            </w:r>
+          </w:p>
+        </w:tc>
+        <w:tc>
+          <w:tcPr>
+            <w:tcW w:type="dxa" w:w="3235"/>
+          </w:tcPr>
+          <w:p>
+            <w:r>
+              <w:t>정상 항목으로 교체</w:t>
+            </w:r>
+          </w:p>
+        </w:tc>
+        <w:tc>
+          <w:tcPr>
+            <w:tcW w:type="dxa" w:w="3235"/>
+          </w:tcPr>
+          <w:p>
+            <w:r>
+              <w:t>생성 함수 2회</w:t>
+            </w:r>
+          </w:p>
+        </w:tc>
+      </w:tr>
+      <w:tr>
+        <w:tc>
+          <w:tcPr>
+            <w:tcW w:type="dxa" w:w="3235"/>
+          </w:tcPr>
+          <w:p>
+            <w:r>
+              <w:t>품질 불합격 지속</w:t>
+            </w:r>
+          </w:p>
+        </w:tc>
+        <w:tc>
+          <w:tcPr>
+            <w:tcW w:type="dxa" w:w="3235"/>
+          </w:tcPr>
+          <w:p>
+            <w:r>
+              <w:t>3회 재시도 후 검토대기 보수 처리</w:t>
+            </w:r>
+          </w:p>
+        </w:tc>
+        <w:tc>
+          <w:tcPr>
+            <w:tcW w:type="dxa" w:w="3235"/>
+          </w:tcPr>
+          <w:p>
+            <w:r>
+              <w:t>생성 함수 4회(초기+3회)</w:t>
+            </w:r>
+          </w:p>
+        </w:tc>
+      </w:tr>
+      <w:tr>
+        <w:tc>
+          <w:tcPr>
+            <w:tcW w:type="dxa" w:w="3235"/>
+          </w:tcPr>
+          <w:p>
+            <w:r>
+              <w:t>초기 429형 예외</w:t>
+            </w:r>
+          </w:p>
+        </w:tc>
+        <w:tc>
+          <w:tcPr>
+            <w:tcW w:type="dxa" w:w="3235"/>
+          </w:tcPr>
+          <w:p>
+            <w:r>
+              <w:t>`GENERATION_FAILED` 전파</w:t>
+            </w:r>
+          </w:p>
+        </w:tc>
+        <w:tc>
+          <w:tcPr>
+            <w:tcW w:type="dxa" w:w="3235"/>
+          </w:tcPr>
+          <w:p>
+            <w:r>
+              <w:t>생성 함수 1회</w:t>
+            </w:r>
+          </w:p>
+        </w:tc>
+      </w:tr>
+      <w:tr>
+        <w:tc>
+          <w:tcPr>
+            <w:tcW w:type="dxa" w:w="3235"/>
+          </w:tcPr>
+          <w:p>
+            <w:r>
+              <w:t>선택적 브리핑 503형 예외</w:t>
+            </w:r>
+          </w:p>
+        </w:tc>
+        <w:tc>
+          <w:tcPr>
+            <w:tcW w:type="dxa" w:w="3235"/>
+          </w:tcPr>
+          <w:p>
+            <w:r>
+              <w:t>빈 브리핑 반환</w:t>
+            </w:r>
+          </w:p>
+        </w:tc>
+        <w:tc>
+          <w:tcPr>
+            <w:tcW w:type="dxa" w:w="3235"/>
+          </w:tcPr>
+          <w:p>
+            <w:r>
+              <w:t>브리핑 함수 1회</w:t>
+            </w:r>
+          </w:p>
+        </w:tc>
+      </w:tr>
+      <w:tr>
+        <w:tc>
+          <w:tcPr>
+            <w:tcW w:type="dxa" w:w="3235"/>
+          </w:tcPr>
+          <w:p>
+            <w:r>
+              <w:t>공통 구조화 클라이언트</w:t>
+            </w:r>
+          </w:p>
+        </w:tc>
+        <w:tc>
+          <w:tcPr>
+            <w:tcW w:type="dxa" w:w="3235"/>
+          </w:tcPr>
+          <w:p>
+            <w:r>
+              <w:t>`max_retries=3` 전달</w:t>
+            </w:r>
+          </w:p>
+        </w:tc>
+        <w:tc>
+          <w:tcPr>
+            <w:tcW w:type="dxa" w:w="3235"/>
+          </w:tcPr>
+          <w:p>
+            <w:r>
+              <w:t>실제 HTTP 0회</w:t>
+            </w:r>
+          </w:p>
+        </w:tc>
+      </w:tr>
+    </w:tbl>
+    <w:p>
+      <w:r>
+        <w:t>이 검사는 실제 HTTP 429/5xx나 Instructor 내부 재시도·백오프 시간을 재현하지 않았다. 429·503은 모의 Python 예외이며 외부 제공자 응답 코드가 아니다. 앞선 26장의 두 Job 유형에서 의도적 실패가 `ERROR`로 종결되는 HTTP 경로를 별도로 확인했다. 품질 보정 시험은 baseline 카테고리 검사를 충족 상태로 고정해 품질 재시도 분기만 격리했다. 따라서 PERF-13은 **부분 수행**이며, 제공자 제한·네트워크 지연·총 대기시간은 미판정이다.</w:t>
+      </w:r>
+    </w:p>
+    <w:p>
+      <w:r>
+        <w:t>첫 탐색 실행은 추적 라이브러리의 외부 메타데이터 연결 시도가 발생해 중단했다. 추적을 비활성화한 재실행만 본 판정에 사용했다. OpenAI 호출은 없었고, 실제 AI 비용은 발생하지 않았다. 증적: `artifacts/load-test/fault-retry-20261002T162449Z/manifest.json`. 재현: `/home/playdata/my-project/.venv/bin/python artifacts/load-test/fault_retry_probe.py`.</w:t>
+      </w:r>
+    </w:p>
+    <w:tbl>
+      <w:tblPr>
+        <w:tblW w:type="auto" w:w="0"/>
+        <w:tblLook w:firstColumn="1" w:firstRow="1" w:lastColumn="0" w:lastRow="0" w:noHBand="0" w:noVBand="1" w:val="04A0"/>
+      </w:tblPr>
+      <w:tblGrid>
+        <w:gridCol w:w="3235"/>
+        <w:gridCol w:w="3235"/>
+        <w:gridCol w:w="3235"/>
+      </w:tblGrid>
+      <w:tr>
+        <w:tc>
+          <w:tcPr>
+            <w:tcW w:type="dxa" w:w="3235"/>
+          </w:tcPr>
+          <w:p>
+            <w:r>
+              <w:t>버전</w:t>
+            </w:r>
+          </w:p>
+        </w:tc>
+        <w:tc>
+          <w:tcPr>
+            <w:tcW w:type="dxa" w:w="3235"/>
+          </w:tcPr>
+          <w:p>
+            <w:r>
+              <w:t>일자</w:t>
+            </w:r>
+          </w:p>
+        </w:tc>
+        <w:tc>
+          <w:tcPr>
+            <w:tcW w:type="dxa" w:w="3235"/>
+          </w:tcPr>
+          <w:p>
+            <w:r>
+              <w:t>변경 내용</w:t>
+            </w:r>
+          </w:p>
+        </w:tc>
+      </w:tr>
+      <w:tr>
+        <w:tc>
+          <w:tcPr>
+            <w:tcW w:type="dxa" w:w="3235"/>
+          </w:tcPr>
+          <w:p>
+            <w:r>
+              <w:t>v1.10</w:t>
+            </w:r>
+          </w:p>
+        </w:tc>
+        <w:tc>
+          <w:tcPr>
+            <w:tcW w:type="dxa" w:w="3235"/>
+          </w:tcPr>
+          <w:p>
+            <w:r>
+              <w:t>2026-10-03</w:t>
+            </w:r>
+          </w:p>
+        </w:tc>
+        <w:tc>
+          <w:tcPr>
+            <w:tcW w:type="dxa" w:w="3235"/>
+          </w:tcPr>
+          <w:p>
+            <w:r>
+              <w:t>오프라인 오류·품질 재시도 5항목 통과, 초기 오류 전파·선택 단계 fallback 및 미검증 실제 HTTP/SDK 재시도 범위 기록</w:t>
+            </w:r>
+          </w:p>
+        </w:tc>
+      </w:tr>
+    </w:tbl>
+    <w:p>
+      <w:r>
+        <w:br w:type="page"/>
+      </w:r>
+    </w:p>
+    <w:p>
+      <w:pPr>
+        <w:pStyle w:val="Heading1"/>
+      </w:pPr>
+      <w:r>
+        <w:t>28. 동일 문서 중복 Job 경합 (2026-10-03)</w:t>
+      </w:r>
+    </w:p>
+    <w:p>
+      <w:r>
+        <w:t>로컬 `heyzzabi_test`의 임시 기획서 3건 각각에 대해 서로 다른 PM 계정 2개가 요구사항 재추출을 동시에 요청하고, 종결 후 같은 기획서에 업무 배분을 동시에 요청했다. AI 출력 경계는 26장과 동일한 모의 함수이며 요청당 2초 지연한다. 각 Job의 실제 접수·스레드·폴링·DB 저장 경로는 실행했다. 합계 Job 접수 12건, 폴링 52건, HTTP 64건에서 예상 밖 HTTP 상태·네트워크 오류는 없었다. HTTP 202 접수와 Job 성공은 별개로 집계한다.</w:t>
+      </w:r>
+    </w:p>
+    <w:tbl>
+      <w:tblPr>
+        <w:tblW w:type="auto" w:w="0"/>
+        <w:tblLook w:firstColumn="1" w:firstRow="1" w:lastColumn="0" w:lastRow="0" w:noHBand="0" w:noVBand="1" w:val="04A0"/>
+      </w:tblPr>
+      <w:tblGrid>
+        <w:gridCol w:w="1941"/>
+        <w:gridCol w:w="1941"/>
+        <w:gridCol w:w="1941"/>
+        <w:gridCol w:w="1941"/>
+        <w:gridCol w:w="1941"/>
+      </w:tblGrid>
+      <w:tr>
+        <w:tc>
+          <w:tcPr>
+            <w:tcW w:type="dxa" w:w="1941"/>
+          </w:tcPr>
+          <w:p>
+            <w:r>
+              <w:t>반복</w:t>
+            </w:r>
+          </w:p>
+        </w:tc>
+        <w:tc>
+          <w:tcPr>
+            <w:tcW w:type="dxa" w:w="1941"/>
+          </w:tcPr>
+          <w:p>
+            <w:r>
+              <w:t>요구사항 추출 Job</w:t>
+            </w:r>
+          </w:p>
+        </w:tc>
+        <w:tc>
+          <w:tcPr>
+            <w:tcW w:type="dxa" w:w="1941"/>
+          </w:tcPr>
+          <w:p>
+            <w:r>
+              <w:t>생성된 정의서 수</w:t>
+            </w:r>
+          </w:p>
+        </w:tc>
+        <w:tc>
+          <w:tcPr>
+            <w:tcW w:type="dxa" w:w="1941"/>
+          </w:tcPr>
+          <w:p>
+            <w:r>
+              <w:t>업무 배분 Job</w:t>
+            </w:r>
+          </w:p>
+        </w:tc>
+        <w:tc>
+          <w:tcPr>
+            <w:tcW w:type="dxa" w:w="1941"/>
+          </w:tcPr>
+          <w:p>
+            <w:r>
+              <w:t>`BACKLOG` 초안 수</w:t>
+            </w:r>
+          </w:p>
+        </w:tc>
+      </w:tr>
+      <w:tr>
+        <w:tc>
+          <w:tcPr>
+            <w:tcW w:type="dxa" w:w="1941"/>
+          </w:tcPr>
+          <w:p>
+            <w:r>
+              <w:t>1</w:t>
+            </w:r>
+          </w:p>
+        </w:tc>
+        <w:tc>
+          <w:tcPr>
+            <w:tcW w:type="dxa" w:w="1941"/>
+          </w:tcPr>
+          <w:p>
+            <w:r>
+              <w:t>`SUCCESS` 2/2</w:t>
+            </w:r>
+          </w:p>
+        </w:tc>
+        <w:tc>
+          <w:tcPr>
+            <w:tcW w:type="dxa" w:w="1941"/>
+          </w:tcPr>
+          <w:p>
+            <w:r>
+              <w:t>**2**</w:t>
+            </w:r>
+          </w:p>
+        </w:tc>
+        <w:tc>
+          <w:tcPr>
+            <w:tcW w:type="dxa" w:w="1941"/>
+          </w:tcPr>
+          <w:p>
+            <w:r>
+              <w:t>`SUCCESS` 1/2, `ERROR` 1/2</w:t>
+            </w:r>
+          </w:p>
+        </w:tc>
+        <w:tc>
+          <w:tcPr>
+            <w:tcW w:type="dxa" w:w="1941"/>
+          </w:tcPr>
+          <w:p>
+            <w:r>
+              <w:t>1</w:t>
+            </w:r>
+          </w:p>
+        </w:tc>
+      </w:tr>
+      <w:tr>
+        <w:tc>
+          <w:tcPr>
+            <w:tcW w:type="dxa" w:w="1941"/>
+          </w:tcPr>
+          <w:p>
+            <w:r>
+              <w:t>2</w:t>
+            </w:r>
+          </w:p>
+        </w:tc>
+        <w:tc>
+          <w:tcPr>
+            <w:tcW w:type="dxa" w:w="1941"/>
+          </w:tcPr>
+          <w:p>
+            <w:r>
+              <w:t>`SUCCESS` 2/2</w:t>
+            </w:r>
+          </w:p>
+        </w:tc>
+        <w:tc>
+          <w:tcPr>
+            <w:tcW w:type="dxa" w:w="1941"/>
+          </w:tcPr>
+          <w:p>
+            <w:r>
+              <w:t>**2**</w:t>
+            </w:r>
+          </w:p>
+        </w:tc>
+        <w:tc>
+          <w:tcPr>
+            <w:tcW w:type="dxa" w:w="1941"/>
+          </w:tcPr>
+          <w:p>
+            <w:r>
+              <w:t>`SUCCESS` 1/2, `ERROR` 1/2</w:t>
+            </w:r>
+          </w:p>
+        </w:tc>
+        <w:tc>
+          <w:tcPr>
+            <w:tcW w:type="dxa" w:w="1941"/>
+          </w:tcPr>
+          <w:p>
+            <w:r>
+              <w:t>1</w:t>
+            </w:r>
+          </w:p>
+        </w:tc>
+      </w:tr>
+      <w:tr>
+        <w:tc>
+          <w:tcPr>
+            <w:tcW w:type="dxa" w:w="1941"/>
+          </w:tcPr>
+          <w:p>
+            <w:r>
+              <w:t>3</w:t>
+            </w:r>
+          </w:p>
+        </w:tc>
+        <w:tc>
+          <w:tcPr>
+            <w:tcW w:type="dxa" w:w="1941"/>
+          </w:tcPr>
+          <w:p>
+            <w:r>
+              <w:t>`SUCCESS` 2/2</w:t>
+            </w:r>
+          </w:p>
+        </w:tc>
+        <w:tc>
+          <w:tcPr>
+            <w:tcW w:type="dxa" w:w="1941"/>
+          </w:tcPr>
+          <w:p>
+            <w:r>
+              <w:t>**2**</w:t>
+            </w:r>
+          </w:p>
+        </w:tc>
+        <w:tc>
+          <w:tcPr>
+            <w:tcW w:type="dxa" w:w="1941"/>
+          </w:tcPr>
+          <w:p>
+            <w:r>
+              <w:t>`SUCCESS` 1/2, `ERROR` 1/2</w:t>
+            </w:r>
+          </w:p>
+        </w:tc>
+        <w:tc>
+          <w:tcPr>
+            <w:tcW w:type="dxa" w:w="1941"/>
+          </w:tcPr>
+          <w:p>
+            <w:r>
+              <w:t>1</w:t>
+            </w:r>
+          </w:p>
+        </w:tc>
+      </w:tr>
+    </w:tbl>
+    <w:p>
+      <w:r>
+        <w:t>동일 기획서의 요구사항 정의서가 1개여야 한다는 중복 방지 기대를 3회 모두 위반했다. 업무 배분에서는 매회 두 Job 중 하나가 동일한 `task_no`를 저장하다 MySQL 중복 키 오류(`IntegrityError 1062`)로 `ERROR`가 됐다. 다른 하나는 성공했고 최종 초안 1건을 남겼다. 원인은 이 실행에서 동시 요청과 충돌한 저장 경로까지 확인했으며, 고유 제약 자체를 제거할 근거는 아니다. 코드 수정이나 복구 로직 변경은 이번 측정에 포함하지 않았다. **PERF-11의 동일 문서 중복 생성 정합성은 미달**이다.</w:t>
+      </w:r>
+    </w:p>
+    <w:p>
+      <w:r>
+        <w:t>이 시험은 PM 두 계정·문서당 동시 2요청·3회 반복에 한정하며, 모의 AI 지연과 같은 장비 조건이다. 실제 AI 결과가 서로 다르거나 외부 호출이 늦는 조건에서 충돌 빈도를 예측하지 않는다. 시험용 회의록·기획서와 연결 정의서·초안·Job은 종료 시 삭제했다. 기존 데이터는 변경하지 않았다.</w:t>
+      </w:r>
+    </w:p>
+    <w:p>
+      <w:r>
+        <w:t>증적: `artifacts/load-test/job-duplicates-20261002T162857Z/`의 `manifest.json`, `requests.csv`, `summary.json`, `server.log`. 재현: `/home/playdata/my-project/.venv/bin/python artifacts/load-test/http_baseline.py --job-duplicates`.</w:t>
+      </w:r>
+    </w:p>
+    <w:tbl>
+      <w:tblPr>
+        <w:tblW w:type="auto" w:w="0"/>
+        <w:tblLook w:firstColumn="1" w:firstRow="1" w:lastColumn="0" w:lastRow="0" w:noHBand="0" w:noVBand="1" w:val="04A0"/>
+      </w:tblPr>
+      <w:tblGrid>
+        <w:gridCol w:w="3235"/>
+        <w:gridCol w:w="3235"/>
+        <w:gridCol w:w="3235"/>
+      </w:tblGrid>
+      <w:tr>
+        <w:tc>
+          <w:tcPr>
+            <w:tcW w:type="dxa" w:w="3235"/>
+          </w:tcPr>
+          <w:p>
+            <w:r>
+              <w:t>버전</w:t>
+            </w:r>
+          </w:p>
+        </w:tc>
+        <w:tc>
+          <w:tcPr>
+            <w:tcW w:type="dxa" w:w="3235"/>
+          </w:tcPr>
+          <w:p>
+            <w:r>
+              <w:t>일자</w:t>
+            </w:r>
+          </w:p>
+        </w:tc>
+        <w:tc>
+          <w:tcPr>
+            <w:tcW w:type="dxa" w:w="3235"/>
+          </w:tcPr>
+          <w:p>
+            <w:r>
+              <w:t>변경 내용</w:t>
+            </w:r>
+          </w:p>
+        </w:tc>
+      </w:tr>
+      <w:tr>
+        <w:tc>
+          <w:tcPr>
+            <w:tcW w:type="dxa" w:w="3235"/>
+          </w:tcPr>
+          <w:p>
+            <w:r>
+              <w:t>v1.11</w:t>
+            </w:r>
+          </w:p>
+        </w:tc>
+        <w:tc>
+          <w:tcPr>
+            <w:tcW w:type="dxa" w:w="3235"/>
+          </w:tcPr>
+          <w:p>
+            <w:r>
+              <w:t>2026-10-03</w:t>
+            </w:r>
+          </w:p>
+        </w:tc>
+        <w:tc>
+          <w:tcPr>
+            <w:tcW w:type="dxa" w:w="3235"/>
+          </w:tcPr>
+          <w:p>
+            <w:r>
+              <w:t>동일 기획서의 추출·업무 Job 동시 접수 3회, 정의서 중복 3회와 업무 Job 중복 키 실패 3회 재현</w:t>
+            </w:r>
+          </w:p>
+        </w:tc>
+      </w:tr>
+    </w:tbl>
+    <w:p>
+      <w:r>
+        <w:br w:type="page"/>
+      </w:r>
+    </w:p>
+    <w:p>
+      <w:pPr>
+        <w:pStyle w:val="Heading1"/>
+      </w:pPr>
+      <w:r>
+        <w:t>29. 모의 Job·상태 폴링·일반 조회 동시 부하 (2026-10-03)</w:t>
+      </w:r>
+    </w:p>
+    <w:p>
+      <w:r>
+        <w:t>로컬 `heyzzabi_test`에서 기획서 생성 모의 Job 10개를 시작하고, 진행 중 30개 화면이 1.5초 간격으로 상태를 조회하도록 했다. 별도 일반 사용자 10명은 대시보드·프로젝트·업무·요구사항 목록을 약 1~2초 간격으로 조회했다. Job 외부 모델 함수만 12초 지연·합성 반환으로 교체했고 실제 접수·백그라운드 저장·폴링 경로를 실행했다. 30개 화면은 인증 세션 20개를 공유한다. 측정 구간은 20초, Gunicorn 1 worker / gthread 2 threads, 서버·발생기 같은 장비이다.</w:t>
+      </w:r>
+    </w:p>
+    <w:tbl>
+      <w:tblPr>
+        <w:tblW w:type="auto" w:w="0"/>
+        <w:tblLook w:firstColumn="1" w:firstRow="1" w:lastColumn="0" w:lastRow="0" w:noHBand="0" w:noVBand="1" w:val="04A0"/>
+      </w:tblPr>
+      <w:tblGrid>
+        <w:gridCol w:w="4853"/>
+        <w:gridCol w:w="4853"/>
+      </w:tblGrid>
+      <w:tr>
+        <w:tc>
+          <w:tcPr>
+            <w:tcW w:type="dxa" w:w="4853"/>
+          </w:tcPr>
+          <w:p>
+            <w:r>
+              <w:t>지표</w:t>
+            </w:r>
+          </w:p>
+        </w:tc>
+        <w:tc>
+          <w:tcPr>
+            <w:tcW w:type="dxa" w:w="4853"/>
+          </w:tcPr>
+          <w:p>
+            <w:r>
+              <w:t>결과</w:t>
+            </w:r>
+          </w:p>
+        </w:tc>
+      </w:tr>
+      <w:tr>
+        <w:tc>
+          <w:tcPr>
+            <w:tcW w:type="dxa" w:w="4853"/>
+          </w:tcPr>
+          <w:p>
+            <w:r>
+              <w:t>전체 HTTP 요청 / 예상 밖 오류</w:t>
+            </w:r>
+          </w:p>
+        </w:tc>
+        <w:tc>
+          <w:tcPr>
+            <w:tcW w:type="dxa" w:w="4853"/>
+          </w:tcPr>
+          <w:p>
+            <w:r>
+              <w:t>551 / 0</w:t>
+            </w:r>
+          </w:p>
+        </w:tc>
+      </w:tr>
+      <w:tr>
+        <w:tc>
+          <w:tcPr>
+            <w:tcW w:type="dxa" w:w="4853"/>
+          </w:tcPr>
+          <w:p>
+            <w:r>
+              <w:t>Job 접수 / 화면 폴링 / 일반 조회</w:t>
+            </w:r>
+          </w:p>
+        </w:tc>
+        <w:tc>
+          <w:tcPr>
+            <w:tcW w:type="dxa" w:w="4853"/>
+          </w:tcPr>
+          <w:p>
+            <w:r>
+              <w:t>10 / 400 / 141건</w:t>
+            </w:r>
+          </w:p>
+        </w:tc>
+      </w:tr>
+      <w:tr>
+        <w:tc>
+          <w:tcPr>
+            <w:tcW w:type="dxa" w:w="4853"/>
+          </w:tcPr>
+          <w:p>
+            <w:r>
+              <w:t>접수 / 폴링 / 일반 조회 p95</w:t>
+            </w:r>
+          </w:p>
+        </w:tc>
+        <w:tc>
+          <w:tcPr>
+            <w:tcW w:type="dxa" w:w="4853"/>
+          </w:tcPr>
+          <w:p>
+            <w:r>
+              <w:t>163.439 / 124.016 / 211.100ms</w:t>
+            </w:r>
+          </w:p>
+        </w:tc>
+      </w:tr>
+      <w:tr>
+        <w:tc>
+          <w:tcPr>
+            <w:tcW w:type="dxa" w:w="4853"/>
+          </w:tcPr>
+          <w:p>
+            <w:r>
+              <w:t>Job 정상 종료·기획서 1건씩</w:t>
+            </w:r>
+          </w:p>
+        </w:tc>
+        <w:tc>
+          <w:tcPr>
+            <w:tcW w:type="dxa" w:w="4853"/>
+          </w:tcPr>
+          <w:p>
+            <w:r>
+              <w:t>10 / 10건</w:t>
+            </w:r>
+          </w:p>
+        </w:tc>
+      </w:tr>
+      <w:tr>
+        <w:tc>
+          <w:tcPr>
+            <w:tcW w:type="dxa" w:w="4853"/>
+          </w:tcPr>
+          <w:p>
+            <w:r>
+              <w:t>일반 조회 경로별 p95</w:t>
+            </w:r>
+          </w:p>
+        </w:tc>
+        <w:tc>
+          <w:tcPr>
+            <w:tcW w:type="dxa" w:w="4853"/>
+          </w:tcPr>
+          <w:p>
+            <w:r>
+              <w:t>과제 265.379, 프로젝트 251.942, 대시보드 211.100, 요구사항 161.916ms</w:t>
+            </w:r>
+          </w:p>
+        </w:tc>
+      </w:tr>
+    </w:tbl>
+    <w:p>
+      <w:r>
+        <w:t>이 조건에서 예상 밖 HTTP 오류는 없었고 모든 Job·문서 정합성 검사를 통과했다. 일반 조회와 폴링의 p95는 잠정 1초 기준 이내다. 24장의 순수 폴링 시험보다 요청 구성이 다르므로 두 p95를 Job 실행 비용만의 증가로 해석하지 않는다. Job 없는 동일 일정의 기준 구간이 없으므로 상대 지연 증가율은 여기서 판정하지 않고 25장의 별도 짝 비교를 참고한다. 표본은 단회 20초이고 실제 AI 제공자·배포 프록시·장시간 실행은 포함하지 않았다. 임시 회의록·기획서·Job은 종료 시 삭제했다.</w:t>
+      </w:r>
+    </w:p>
+    <w:p>
+      <w:r>
+        <w:t>증적: `artifacts/load-test/mixed-ai-poll-20261002T163341Z/`의 `manifest.json`, `requests.csv`, `summary.json`, `resources.csv`, `server.log`. 재현: `/home/playdata/my-project/.venv/bin/python artifacts/load-test/http_baseline.py --mixed-ai-poll`.</w:t>
+      </w:r>
+    </w:p>
+    <w:tbl>
+      <w:tblPr>
+        <w:tblW w:type="auto" w:w="0"/>
+        <w:tblLook w:firstColumn="1" w:firstRow="1" w:lastColumn="0" w:lastRow="0" w:noHBand="0" w:noVBand="1" w:val="04A0"/>
+      </w:tblPr>
+      <w:tblGrid>
+        <w:gridCol w:w="3235"/>
+        <w:gridCol w:w="3235"/>
+        <w:gridCol w:w="3235"/>
+      </w:tblGrid>
+      <w:tr>
+        <w:tc>
+          <w:tcPr>
+            <w:tcW w:type="dxa" w:w="3235"/>
+          </w:tcPr>
+          <w:p>
+            <w:r>
+              <w:t>버전</w:t>
+            </w:r>
+          </w:p>
+        </w:tc>
+        <w:tc>
+          <w:tcPr>
+            <w:tcW w:type="dxa" w:w="3235"/>
+          </w:tcPr>
+          <w:p>
+            <w:r>
+              <w:t>일자</w:t>
+            </w:r>
+          </w:p>
+        </w:tc>
+        <w:tc>
+          <w:tcPr>
+            <w:tcW w:type="dxa" w:w="3235"/>
+          </w:tcPr>
+          <w:p>
+            <w:r>
+              <w:t>변경 내용</w:t>
+            </w:r>
+          </w:p>
+        </w:tc>
+      </w:tr>
+      <w:tr>
+        <w:tc>
+          <w:tcPr>
+            <w:tcW w:type="dxa" w:w="3235"/>
+          </w:tcPr>
+          <w:p>
+            <w:r>
+              <w:t>v1.12</w:t>
+            </w:r>
+          </w:p>
+        </w:tc>
+        <w:tc>
+          <w:tcPr>
+            <w:tcW w:type="dxa" w:w="3235"/>
+          </w:tcPr>
+          <w:p>
+            <w:r>
+              <w:t>2026-10-03</w:t>
+            </w:r>
+          </w:p>
+        </w:tc>
+        <w:tc>
+          <w:tcPr>
+            <w:tcW w:type="dxa" w:w="3235"/>
+          </w:tcPr>
+          <w:p>
+            <w:r>
+              <w:t>모의 Job 10건 진행 중 30화면 폴링 400건·일반 조회 141건, HTTP 오류 0건·문서 정합성 10건 통과 기록</w:t>
+            </w:r>
+          </w:p>
+        </w:tc>
+      </w:tr>
+    </w:tbl>
+    <w:p>
+      <w:r>
+        <w:br w:type="page"/>
+      </w:r>
+    </w:p>
+    <w:p>
+      <w:pPr>
+        <w:pStyle w:val="Heading1"/>
+      </w:pPr>
+      <w:r>
+        <w:t>30. 로컬 급증·5분 지속·워커 재시작 (2026-10-03)</w:t>
+      </w:r>
+    </w:p>
+    <w:p>
+      <w:pPr>
+        <w:pStyle w:val="Heading2"/>
+      </w:pPr>
+      <w:r>
+        <w:t>30.1 급증·회복·지속 상태 조회</w:t>
+      </w:r>
+    </w:p>
+    <w:p>
+      <w:r>
+        <w:t>로컬 `heyzzabi_test`에 임시 `RUNNING` Job 10건을 만들고 20개 화면 30초 → 100개 화면 30초 → 20개 화면 30초 → 20개 화면 300초 순서로 1.5초 간격 상태 조회를 실행했다. 20개 인증 계정을 화면들이 공유한다. 구간별 요청 수는 화면 수와 시간에서 예상되는 값과 일치했다. Gunicorn 1 worker / gthread 2 threads, 직접 HTTPS, 서버·발생기 같은 장비이며 이 구간에 실제 AI 계산은 없었다.</w:t>
+      </w:r>
+    </w:p>
+    <w:tbl>
+      <w:tblPr>
+        <w:tblW w:type="auto" w:w="0"/>
+        <w:tblLook w:firstColumn="1" w:firstRow="1" w:lastColumn="0" w:lastRow="0" w:noHBand="0" w:noVBand="1" w:val="04A0"/>
+      </w:tblPr>
+      <w:tblGrid>
+        <w:gridCol w:w="1941"/>
+        <w:gridCol w:w="1941"/>
+        <w:gridCol w:w="1941"/>
+        <w:gridCol w:w="1941"/>
+        <w:gridCol w:w="1941"/>
+      </w:tblGrid>
+      <w:tr>
+        <w:tc>
+          <w:tcPr>
+            <w:tcW w:type="dxa" w:w="1941"/>
+          </w:tcPr>
+          <w:p>
+            <w:r>
+              <w:t>구간</w:t>
+            </w:r>
+          </w:p>
+        </w:tc>
+        <w:tc>
+          <w:tcPr>
+            <w:tcW w:type="dxa" w:w="1941"/>
+          </w:tcPr>
+          <w:p>
+            <w:r>
+              <w:t>화면 / 시간</w:t>
+            </w:r>
+          </w:p>
+        </w:tc>
+        <w:tc>
+          <w:tcPr>
+            <w:tcW w:type="dxa" w:w="1941"/>
+          </w:tcPr>
+          <w:p>
+            <w:r>
+              <w:t>요청 / 예상 밖 오류</w:t>
+            </w:r>
+          </w:p>
+        </w:tc>
+        <w:tc>
+          <w:tcPr>
+            <w:tcW w:type="dxa" w:w="1941"/>
+          </w:tcPr>
+          <w:p>
+            <w:r>
+              <w:t>p95 / 최대(ms)</w:t>
+            </w:r>
+          </w:p>
+        </w:tc>
+        <w:tc>
+          <w:tcPr>
+            <w:tcW w:type="dxa" w:w="1941"/>
+          </w:tcPr>
+          <w:p>
+            <w:r>
+              <w:t>실제 RPS</w:t>
+            </w:r>
+          </w:p>
+        </w:tc>
+      </w:tr>
+      <w:tr>
+        <w:tc>
+          <w:tcPr>
+            <w:tcW w:type="dxa" w:w="1941"/>
+          </w:tcPr>
+          <w:p>
+            <w:r>
+              <w:t>급증 전</w:t>
+            </w:r>
+          </w:p>
+        </w:tc>
+        <w:tc>
+          <w:tcPr>
+            <w:tcW w:type="dxa" w:w="1941"/>
+          </w:tcPr>
+          <w:p>
+            <w:r>
+              <w:t>20 / 30초</w:t>
+            </w:r>
+          </w:p>
+        </w:tc>
+        <w:tc>
+          <w:tcPr>
+            <w:tcW w:type="dxa" w:w="1941"/>
+          </w:tcPr>
+          <w:p>
+            <w:r>
+              <w:t>400 / 1</w:t>
+            </w:r>
+          </w:p>
+        </w:tc>
+        <w:tc>
+          <w:tcPr>
+            <w:tcW w:type="dxa" w:w="1941"/>
+          </w:tcPr>
+          <w:p>
+            <w:r>
+              <w:t>47.972 / 54.994</w:t>
+            </w:r>
+          </w:p>
+        </w:tc>
+        <w:tc>
+          <w:tcPr>
+            <w:tcW w:type="dxa" w:w="1941"/>
+          </w:tcPr>
+          <w:p>
+            <w:r>
+              <w:t>13.333</w:t>
+            </w:r>
+          </w:p>
+        </w:tc>
+      </w:tr>
+      <w:tr>
+        <w:tc>
+          <w:tcPr>
+            <w:tcW w:type="dxa" w:w="1941"/>
+          </w:tcPr>
+          <w:p>
+            <w:r>
+              <w:t>급증</w:t>
+            </w:r>
+          </w:p>
+        </w:tc>
+        <w:tc>
+          <w:tcPr>
+            <w:tcW w:type="dxa" w:w="1941"/>
+          </w:tcPr>
+          <w:p>
+            <w:r>
+              <w:t>100 / 30초</w:t>
+            </w:r>
+          </w:p>
+        </w:tc>
+        <w:tc>
+          <w:tcPr>
+            <w:tcW w:type="dxa" w:w="1941"/>
+          </w:tcPr>
+          <w:p>
+            <w:r>
+              <w:t>2,000 / 0</w:t>
+            </w:r>
+          </w:p>
+        </w:tc>
+        <w:tc>
+          <w:tcPr>
+            <w:tcW w:type="dxa" w:w="1941"/>
+          </w:tcPr>
+          <w:p>
+            <w:r>
+              <w:t>196.074 / 255.970</w:t>
+            </w:r>
+          </w:p>
+        </w:tc>
+        <w:tc>
+          <w:tcPr>
+            <w:tcW w:type="dxa" w:w="1941"/>
+          </w:tcPr>
+          <w:p>
+            <w:r>
+              <w:t>66.667</w:t>
+            </w:r>
+          </w:p>
+        </w:tc>
+      </w:tr>
+      <w:tr>
+        <w:tc>
+          <w:tcPr>
+            <w:tcW w:type="dxa" w:w="1941"/>
+          </w:tcPr>
+          <w:p>
+            <w:r>
+              <w:t>회복</w:t>
+            </w:r>
+          </w:p>
+        </w:tc>
+        <w:tc>
+          <w:tcPr>
+            <w:tcW w:type="dxa" w:w="1941"/>
+          </w:tcPr>
+          <w:p>
+            <w:r>
+              <w:t>20 / 30초</w:t>
+            </w:r>
+          </w:p>
+        </w:tc>
+        <w:tc>
+          <w:tcPr>
+            <w:tcW w:type="dxa" w:w="1941"/>
+          </w:tcPr>
+          <w:p>
+            <w:r>
+              <w:t>400 / 0</w:t>
+            </w:r>
+          </w:p>
+        </w:tc>
+        <w:tc>
+          <w:tcPr>
+            <w:tcW w:type="dxa" w:w="1941"/>
+          </w:tcPr>
+          <w:p>
+            <w:r>
+              <w:t>47.078 / 56.042</w:t>
+            </w:r>
+          </w:p>
+        </w:tc>
+        <w:tc>
+          <w:tcPr>
+            <w:tcW w:type="dxa" w:w="1941"/>
+          </w:tcPr>
+          <w:p>
+            <w:r>
+              <w:t>13.333</w:t>
+            </w:r>
+          </w:p>
+        </w:tc>
+      </w:tr>
+      <w:tr>
+        <w:tc>
+          <w:tcPr>
+            <w:tcW w:type="dxa" w:w="1941"/>
+          </w:tcPr>
+          <w:p>
+            <w:r>
+              <w:t>유지</w:t>
+            </w:r>
+          </w:p>
+        </w:tc>
+        <w:tc>
+          <w:tcPr>
+            <w:tcW w:type="dxa" w:w="1941"/>
+          </w:tcPr>
+          <w:p>
+            <w:r>
+              <w:t>20 / 300초</w:t>
+            </w:r>
+          </w:p>
+        </w:tc>
+        <w:tc>
+          <w:tcPr>
+            <w:tcW w:type="dxa" w:w="1941"/>
+          </w:tcPr>
+          <w:p>
+            <w:r>
+              <w:t>4,000 / 0</w:t>
+            </w:r>
+          </w:p>
+        </w:tc>
+        <w:tc>
+          <w:tcPr>
+            <w:tcW w:type="dxa" w:w="1941"/>
+          </w:tcPr>
+          <w:p>
+            <w:r>
+              <w:t>48.840 / 235.195</w:t>
+            </w:r>
+          </w:p>
+        </w:tc>
+        <w:tc>
+          <w:tcPr>
+            <w:tcW w:type="dxa" w:w="1941"/>
+          </w:tcPr>
+          <w:p>
+            <w:r>
+              <w:t>13.333</w:t>
+            </w:r>
+          </w:p>
+        </w:tc>
+      </w:tr>
+    </w:tbl>
+    <w:p>
+      <w:r>
+        <w:t>총 6,800건 중 오류 1건(0.0147%)이다. 오류는 급증 전 구간의 클라이언트 `ReadError`로 서버 HTTP 상태코드가 아니다. 급증 구간의 p95는 196.074ms로 잠정 1초 기준 안이며, 부하를 낮춘 뒤 30초 내 회복 구간 p95가 47.078ms로 돌아왔다. 유지 5분 4,000건은 오류 0건이었다. 서버 프로세스 RSS 합산은 자원 표본 첫 192,946,176bytes에서 마지막 235,577,344bytes로 늘고 최대값도 마지막 값이었다. 워커·캐시 워밍업과 공유 메모리 중복 계산을 분리하지 못해 메모리 누수라고 단정하지 않는다. 1~2시간 지속 목표는 아직 수행하지 않았다.</w:t>
+      </w:r>
+    </w:p>
+    <w:p>
+      <w:pPr>
+        <w:pStyle w:val="Heading2"/>
+      </w:pPr>
+      <w:r>
+        <w:t>30.2 임시 워커 재시작</w:t>
+      </w:r>
+    </w:p>
+    <w:p>
+      <w:r>
+        <w:t>위 실행의 마지막 재시작 부분은 임시 Gunicorn 워커에 정상 종료 신호를 보낸 뒤 10초 안에 종료되지 않아 시험 도구가 실패 상태로 끝났다. 급증·회복·유지의 원시 요청은 모두 저장돼 구간별 판정에 사용했고, 재시작 결과로 사용하지 않았다. 재시작만 분리해 새 임시 서버에서 반복했다. 모의 기획서 Job이 `RUNNING`에 진입한 뒤 **해당 시험이 띄운 워커 PID만** 종료했다. 정상 종료 신호 2초 후에도 남아 있어 강제 종료했고, Gunicorn 마스터가 새 워커를 띄웠다.</w:t>
+      </w:r>
+    </w:p>
+    <w:tbl>
+      <w:tblPr>
+        <w:tblW w:type="auto" w:w="0"/>
+        <w:tblLook w:firstColumn="1" w:firstRow="1" w:lastColumn="0" w:lastRow="0" w:noHBand="0" w:noVBand="1" w:val="04A0"/>
+      </w:tblPr>
+      <w:tblGrid>
+        <w:gridCol w:w="4853"/>
+        <w:gridCol w:w="4853"/>
+      </w:tblGrid>
+      <w:tr>
+        <w:tc>
+          <w:tcPr>
+            <w:tcW w:type="dxa" w:w="4853"/>
+          </w:tcPr>
+          <w:p>
+            <w:r>
+              <w:t>재시작 관찰</w:t>
+            </w:r>
+          </w:p>
+        </w:tc>
+        <w:tc>
+          <w:tcPr>
+            <w:tcW w:type="dxa" w:w="4853"/>
+          </w:tcPr>
+          <w:p>
+            <w:r>
+              <w:t>결과</w:t>
+            </w:r>
+          </w:p>
+        </w:tc>
+      </w:tr>
+      <w:tr>
+        <w:tc>
+          <w:tcPr>
+            <w:tcW w:type="dxa" w:w="4853"/>
+          </w:tcPr>
+          <w:p>
+            <w:r>
+              <w:t>HTTP 상태 API 복귀</w:t>
+            </w:r>
+          </w:p>
+        </w:tc>
+        <w:tc>
+          <w:tcPr>
+            <w:tcW w:type="dxa" w:w="4853"/>
+          </w:tcPr>
+          <w:p>
+            <w:r>
+              <w:t>새 워커에서 0.920초 후 200 응답</w:t>
+            </w:r>
+          </w:p>
+        </w:tc>
+      </w:tr>
+      <w:tr>
+        <w:tc>
+          <w:tcPr>
+            <w:tcW w:type="dxa" w:w="4853"/>
+          </w:tcPr>
+          <w:p>
+            <w:r>
+              <w:t>기존 Job 상태</w:t>
+            </w:r>
+          </w:p>
+        </w:tc>
+        <w:tc>
+          <w:tcPr>
+            <w:tcW w:type="dxa" w:w="4853"/>
+          </w:tcPr>
+          <w:p>
+            <w:r>
+              <w:t>재시작 전 `RUNNING` → 후 `RUNNING`</w:t>
+            </w:r>
+          </w:p>
+        </w:tc>
+      </w:tr>
+      <w:tr>
+        <w:tc>
+          <w:tcPr>
+            <w:tcW w:type="dxa" w:w="4853"/>
+          </w:tcPr>
+          <w:p>
+            <w:r>
+              <w:t>자동 실패 표시·재개</w:t>
+            </w:r>
+          </w:p>
+        </w:tc>
+        <w:tc>
+          <w:tcPr>
+            <w:tcW w:type="dxa" w:w="4853"/>
+          </w:tcPr>
+          <w:p>
+            <w:r>
+              <w:t>확인되지 않음</w:t>
+            </w:r>
+          </w:p>
+        </w:tc>
+      </w:tr>
+      <w:tr>
+        <w:tc>
+          <w:tcPr>
+            <w:tcW w:type="dxa" w:w="4853"/>
+          </w:tcPr>
+          <w:p>
+            <w:r>
+              <w:t>임시 데이터 정리</w:t>
+            </w:r>
+          </w:p>
+        </w:tc>
+        <w:tc>
+          <w:tcPr>
+            <w:tcW w:type="dxa" w:w="4853"/>
+          </w:tcPr>
+          <w:p>
+            <w:r>
+              <w:t>시험용 회의록·Job 0건, 기존 과제 2,000건 유지</w:t>
+            </w:r>
+          </w:p>
+        </w:tc>
+      </w:tr>
+    </w:tbl>
+    <w:p>
+      <w:r>
+        <w:t>HTTP 복귀는 확인했으나 백그라운드 스레드가 워커 종료와 함께 유실되고 Job이 `RUNNING`에 남았다. **PERF-14의 Job 복구 기대는 미달**이며, 재처리·타임아웃 정리 정책이 필요하다. 이 실행만으로 운영 환경의 복구시간을 추정하지 않는다. 워커 종료는 자체 임시 프로세스에만 적용했고 AWS 서버나 공유 서비스는 조작하지 않았다.</w:t>
+      </w:r>
+    </w:p>
+    <w:p>
+      <w:r>
+        <w:t>증적: `artifacts/load-test/resilience-20261002T163859Z/`의 원시 `requests.csv`, `resources.csv`, `phase_summary.json`, `server.log`(복합 실행은 재시작 도구 실패로 manifest `failed`), `artifacts/load-test/resilience-restart-20261002T164701Z/`의 완료된 재시작 `manifest.json`, `requests.csv`, `server.log`. 재현: `/home/playdata/my-project/.venv/bin/python artifacts/load-test/http_baseline.py --resilience` 및 `--resilience-restart`.</w:t>
+      </w:r>
+    </w:p>
+    <w:tbl>
+      <w:tblPr>
+        <w:tblW w:type="auto" w:w="0"/>
+        <w:tblLook w:firstColumn="1" w:firstRow="1" w:lastColumn="0" w:lastRow="0" w:noHBand="0" w:noVBand="1" w:val="04A0"/>
+      </w:tblPr>
+      <w:tblGrid>
+        <w:gridCol w:w="3235"/>
+        <w:gridCol w:w="3235"/>
+        <w:gridCol w:w="3235"/>
+      </w:tblGrid>
+      <w:tr>
+        <w:tc>
+          <w:tcPr>
+            <w:tcW w:type="dxa" w:w="3235"/>
+          </w:tcPr>
+          <w:p>
+            <w:r>
+              <w:t>버전</w:t>
+            </w:r>
+          </w:p>
+        </w:tc>
+        <w:tc>
+          <w:tcPr>
+            <w:tcW w:type="dxa" w:w="3235"/>
+          </w:tcPr>
+          <w:p>
+            <w:r>
+              <w:t>일자</w:t>
+            </w:r>
+          </w:p>
+        </w:tc>
+        <w:tc>
+          <w:tcPr>
+            <w:tcW w:type="dxa" w:w="3235"/>
+          </w:tcPr>
+          <w:p>
+            <w:r>
+              <w:t>변경 내용</w:t>
+            </w:r>
+          </w:p>
+        </w:tc>
+      </w:tr>
+      <w:tr>
+        <w:tc>
+          <w:tcPr>
+            <w:tcW w:type="dxa" w:w="3235"/>
+          </w:tcPr>
+          <w:p>
+            <w:r>
+              <w:t>v1.13</w:t>
+            </w:r>
+          </w:p>
+        </w:tc>
+        <w:tc>
+          <w:tcPr>
+            <w:tcW w:type="dxa" w:w="3235"/>
+          </w:tcPr>
+          <w:p>
+            <w:r>
+              <w:t>2026-10-03</w:t>
+            </w:r>
+          </w:p>
+        </w:tc>
+        <w:tc>
+          <w:tcPr>
+            <w:tcW w:type="dxa" w:w="3235"/>
+          </w:tcPr>
+          <w:p>
+            <w:r>
+              <w:t>20→100→20화면 급증·회복, 20화면 5분 유지, 임시 워커 재시작 후 HTTP 복귀와 RUNNING Job 잔류 기록</w:t>
+            </w:r>
+          </w:p>
+        </w:tc>
+      </w:tr>
+    </w:tbl>
+    <w:p>
+      <w:r>
+        <w:br w:type="page"/>
+      </w:r>
+    </w:p>
+    <w:p>
+      <w:pPr>
+        <w:pStyle w:val="Heading1"/>
+      </w:pPr>
+      <w:r>
+        <w:t>31. 우선 조치 및 재검증 (2026-10-03)</w:t>
+      </w:r>
+    </w:p>
+    <w:p>
+      <w:pPr>
+        <w:pStyle w:val="Heading2"/>
+      </w:pPr>
+      <w:r>
+        <w:t>31.1 동일 기획서 중복 Job·정의서</w:t>
+      </w:r>
+    </w:p>
+    <w:p>
+      <w:r>
+        <w:t>요구사항 추출의 두 접수 경로와 업무 배분 접수 경로에서 기획서 행을 `SELECT FOR UPDATE`로 잠근 뒤 같은 유형의 활성 `PENDING`/`RUNNING` Job을 조회한다. 활성 Job이 있으면 새 스레드를 띄우지 않고 기존 `job_id`와 `already_running`을 HTTP 202로 반환한다. 요구사항 정의서 저장 트랜잭션도 기획서 행을 잠가, 기존 정의서가 아직 없는 상태에서 두 저장이 겹쳐도 한 건만 생성하게 했다. 성공·오류로 끝난 Job 뒤의 명시적 재요청은 새 Job을 생성한다.</w:t>
+      </w:r>
+    </w:p>
+    <w:p>
+      <w:r>
+        <w:t>28장과 같은 로컬 MySQL·모의 AI·서로 다른 PM 2명·기획서 3건 조건으로 재시험했다. 추출·업무 요청 각 3쌍(총 접수 12건)은 쌍마다 **고유 Job ID 1개**를 반환했고, 두 클라이언트 모두 같은 Job의 `SUCCESS`를 조회했다. 기획서마다 정의서 1건, 업무 `BACKLOG` 초안 1건을 남겼으며 HTTP 예상 밖 오류와 중복 키 오류는 0건이었다. 임시 데이터는 모두 삭제했다. 이는 로컬 단일 Gunicorn 워커·2스레드에서의 정합성 결과이며 실제 AI 응답·다중 워커 규모의 성능 판정은 아니다. DB 행 잠금은 워커 사이에서도 동작하도록 설계했으나 다중 워커 실측은 별도이다. 증적: `artifacts/load-test/job-duplicates-20261002T170712Z/manifest.json`, `requests.csv`, `server.log`.</w:t>
+      </w:r>
+    </w:p>
+    <w:p>
+      <w:pPr>
+        <w:pStyle w:val="Heading2"/>
+      </w:pPr>
+      <w:r>
+        <w:t>31.2 워커 재시작 후 중단 Job</w:t>
+      </w:r>
+    </w:p>
+    <w:p>
+      <w:r>
+        <w:t>daemon 스레드 작업은 워커가 죽으면 안전하게 이어 실행할 수 없다. 중복 외부 호출과 부분 저장 위험 때문에 **자동 재실행 대신 명시적 정리·재요청**을 정책으로 정했다. `python manage.py reconcile_stale_ai_jobs --older-than-minutes 30`은 오래 갱신되지 않은 회의록 분석·요구사항 추출·업무 배분 Job의 건수만 보여준다. 중단된 워커가 더 이상 실행되지 않음을 확인하고 `--apply`를 붙이면 조건에 맞는 `PENDING`/`RUNNING`을 `ERROR`로 표시한다. 사용자는 결과·초안을 확인한 뒤 해당 API를 다시 호출한다. 정상 AI 작업이 30분 이상 걸릴 수 있으므로 실행 중인 워커가 있을 때 이 명령을 무조건 적용해서는 안 된다. 이 정책은 배포 자동 복구가 아니라 운영자가 수행하는 절차다.</w:t>
+      </w:r>
+    </w:p>
+    <w:p>
+      <w:r>
+        <w:t>로컬 임시 데이터로 세 Job 유형을 31분 지난 상태로 만들고 dry-run에서 변경 0건, 적용 시 `ERROR` 3건, 명시적 재요청 시 새 추출 Job 1건만 생성됨을 검증했다. 별도 임시 Gunicorn 워커 중단 재시험에서는 새 워커 HTTP가 **0.973초** 후 복귀했지만 기존 Job은 그대로 `RUNNING`이었다. 시험 Job만 31분 지난 상태로 만든 뒤 복구 명령을 적용하자 `ERROR`로 바뀌었다. 자동 복구는 여전히 없고, 실제 30분 경과 대기·운영 배포 절차는 시험하지 않았다. 증적: `artifacts/load-test/resilience-restart-20261002T171258Z/manifest.json`, `requests.csv`, `server.log`; 재현 스크립트 `artifacts/load-test/recovery_probe.py`.</w:t>
+      </w:r>
+    </w:p>
+    <w:p>
+      <w:pPr>
+        <w:pStyle w:val="Heading2"/>
+      </w:pPr>
+      <w:r>
+        <w:t>31.3 일반 조회 지연과 간헐적 ReadError</w:t>
+      </w:r>
+    </w:p>
+    <w:p>
+      <w:r>
+        <w:t>25장의 짝 비교를 동일 일정으로 두 번 더 실행했다. 기본 Gunicorn keep-alive 2초에서 일반 조회 620건·오류 0건, 서버 keep-alive를 10초로 조정한 시험에서도 620건·오류 0건이었다. 각 시험의 경로별 12개 쌍 비교 중 p95 증가율 30% 초과는 각각 3개와 2개였으며, 30% 이상 감소도 각 2개였다. 초과 경로와 증가 방향이 반복 실행마다 달라 특정 조회 경로의 안정적인 Job 유발 병목으로 단정할 수 없다. 15초 구간·경로당 약 20~36건의 작은 표본, 순차 baseline→Job 순서, 같은 장비의 서버·발생기 부하가 변동 요인이다. **잠정 경로별 30% 기준은 산발적으로 미달하며 원인은 미확정**이다. 조회 API 코드를 추가 수정할 근거는 이번 재시험에서 확보하지 못했다.</w:t>
+      </w:r>
+    </w:p>
+    <w:p>
+      <w:r>
+        <w:t>기존 `ReadError` 4건 중 직전 요청 시각을 확인할 수 있는 3건은 같은 사용자의 직전 응답 후 **2.031·2.254·2.110초**에 발생했다. 설치된 Gunicorn의 기본 keep-alive 2초와 httpx 연결 재사용 만료 5초 사이의 종료 경합과 시간상 부합한다. 나머지 1건은 해당 CSV 안에 직전 요청이 없어 간격을 계산할 수 없다. 이번 두 번의 재시험은 오류가 0건씩이어서 10초 설정의 개선 효과를 통계적으로 입증하지 못했다. 로컬 시험 도구에 `LOADTEST_GUNICORN_KEEPALIVE` 설정을 추가해 재현 조건을 기록했다. 직접 HTTPS·Gunicorn 경로의 가설이며 nginx가 앞에 있는 배포 경로의 원인이라고 확장하지 않는다. 추가 판정에는 서버·프록시 연결 종료 로그, 클라이언트 예외의 하위 원인, 서버 처리시간을 함께 수집하고 순서를 교차한 더 긴 짝 비교가 필요하다. 증적: `artifacts/load-test/ai-compare-20261002T170900Z/`(2초), `artifacts/load-test/ai-compare-20261002T171048Z/`(10초)의 `manifest.json`, `requests.csv`, `summary.json`, `server.log`.</w:t>
+      </w:r>
+    </w:p>
+    <w:tbl>
+      <w:tblPr>
+        <w:tblW w:type="auto" w:w="0"/>
+        <w:tblLook w:firstColumn="1" w:firstRow="1" w:lastColumn="0" w:lastRow="0" w:noHBand="0" w:noVBand="1" w:val="04A0"/>
+      </w:tblPr>
+      <w:tblGrid>
+        <w:gridCol w:w="3235"/>
+        <w:gridCol w:w="3235"/>
+        <w:gridCol w:w="3235"/>
+      </w:tblGrid>
+      <w:tr>
+        <w:tc>
+          <w:tcPr>
+            <w:tcW w:type="dxa" w:w="3235"/>
+          </w:tcPr>
+          <w:p>
+            <w:r>
+              <w:t>버전</w:t>
+            </w:r>
+          </w:p>
+        </w:tc>
+        <w:tc>
+          <w:tcPr>
+            <w:tcW w:type="dxa" w:w="3235"/>
+          </w:tcPr>
+          <w:p>
+            <w:r>
+              <w:t>일자</w:t>
+            </w:r>
+          </w:p>
+        </w:tc>
+        <w:tc>
+          <w:tcPr>
+            <w:tcW w:type="dxa" w:w="3235"/>
+          </w:tcPr>
+          <w:p>
+            <w:r>
+              <w:t>변경 내용</w:t>
+            </w:r>
+          </w:p>
+        </w:tc>
+      </w:tr>
+      <w:tr>
+        <w:tc>
+          <w:tcPr>
+            <w:tcW w:type="dxa" w:w="3235"/>
+          </w:tcPr>
+          <w:p>
+            <w:r>
+              <w:t>v1.14</w:t>
+            </w:r>
+          </w:p>
+        </w:tc>
+        <w:tc>
+          <w:tcPr>
+            <w:tcW w:type="dxa" w:w="3235"/>
+          </w:tcPr>
+          <w:p>
+            <w:r>
+              <w:t>2026-10-03</w:t>
+            </w:r>
+          </w:p>
+        </w:tc>
+        <w:tc>
+          <w:tcPr>
+            <w:tcW w:type="dxa" w:w="3235"/>
+          </w:tcPr>
+          <w:p>
+            <w:r>
+              <w:t>동일 기획서 중복 Job 정합성 재시험 통과, 중단 Job 수동 정리·재요청 경로 검증, 조회 지연·ReadError 추가 분석과 미확정 범위 기록</w:t>
+            </w:r>
+          </w:p>
+        </w:tc>
+      </w:tr>
+    </w:tbl>
     <w:sectPr>
       <w:footerReference w:type="default" r:id="rId2"/>
       <w:pgSz w:w="11906" w:h="16838"/>
@@ -13740,7 +17318,7 @@
       <w:jc w:val="center"/>
     </w:pPr>
     <w:r>
-      <w:t xml:space="preserve">헤이,짜비 · 성능 및 부하 테스트 · v1.3 / </w:t>
+      <w:t xml:space="preserve">헤이,짜비 · 성능 및 부하 테스트 · v1.14 / </w:t>
     </w:r>
     <w:fldSimple w:instr="PAGE"/>
   </w:p>
